--- a/TP1/2026_RI_TP1_Análisis de Texto.docx
+++ b/TP1/2026_RI_TP1_Análisis de Texto.docx
@@ -124,16 +124,7 @@
           <w:sz w:val="20"/>
           <w:szCs w:val="20"/>
         </w:rPr>
-        <w:t xml:space="preserve">Fecha de entrega: </w:t>
-      </w:r>
-      <w:r>
-        <w:rPr>
-          <w:b/>
-          <w:color w:val="000000"/>
-          <w:sz w:val="20"/>
-          <w:szCs w:val="20"/>
-        </w:rPr>
-        <w:t>09/04/2026</w:t>
+        <w:t>Fecha de entrega: 09/04/2026</w:t>
       </w:r>
     </w:p>
     <w:p>
@@ -386,6 +377,7 @@
       </w:pPr>
       <w:r>
         <w:rPr>
+          <w:noProof/>
           <w:sz w:val="24"/>
           <w:szCs w:val="24"/>
         </w:rPr>
@@ -506,15 +498,7 @@
           <w:sz w:val="24"/>
           <w:szCs w:val="24"/>
         </w:rPr>
-        <w:t xml:space="preserve"> provista por el equipo do</w:t>
-      </w:r>
-      <w:r>
-        <w:rPr>
-          <w:color w:val="F79646" w:themeColor="accent6"/>
-          <w:sz w:val="24"/>
-          <w:szCs w:val="24"/>
-        </w:rPr>
-        <w:t>cente escriba un programa que realice el análisis léxico sobre la misma y extraiga la siguiente información:</w:t>
+        <w:t xml:space="preserve"> provista por el equipo docente escriba un programa que realice el análisis léxico sobre la misma y extraiga la siguiente información:</w:t>
       </w:r>
     </w:p>
     <w:p>
@@ -656,15 +640,7 @@
           <w:sz w:val="24"/>
           <w:szCs w:val="24"/>
         </w:rPr>
-        <w:t>Compare los resultados obtenidos por su pr</w:t>
-      </w:r>
-      <w:r>
-        <w:rPr>
-          <w:color w:val="F79646" w:themeColor="accent6"/>
-          <w:sz w:val="24"/>
-          <w:szCs w:val="24"/>
-        </w:rPr>
-        <w:t xml:space="preserve">ograma con los que figuran en el  archivo </w:t>
+        <w:t xml:space="preserve">Compare los resultados obtenidos por su programa con los que figuran en el  archivo </w:t>
       </w:r>
       <w:r>
         <w:rPr>
@@ -736,6 +712,7 @@
       </w:pPr>
       <w:r>
         <w:rPr>
+          <w:noProof/>
           <w:sz w:val="24"/>
           <w:szCs w:val="24"/>
         </w:rPr>
@@ -834,6 +811,7 @@
       </w:pPr>
       <w:r>
         <w:rPr>
+          <w:noProof/>
           <w:sz w:val="24"/>
           <w:szCs w:val="24"/>
         </w:rPr>
@@ -908,6 +886,7 @@
       </w:pPr>
       <w:r>
         <w:rPr>
+          <w:noProof/>
           <w:sz w:val="24"/>
           <w:szCs w:val="24"/>
           <w:lang w:val="en-US"/>
@@ -1014,6 +993,7 @@
       </w:pPr>
       <w:r>
         <w:rPr>
+          <w:noProof/>
           <w:sz w:val="24"/>
           <w:szCs w:val="24"/>
           <w:lang w:val="es-AR"/>
@@ -1056,6 +1036,7 @@
       </w:r>
       <w:r>
         <w:rPr>
+          <w:noProof/>
           <w:sz w:val="24"/>
           <w:szCs w:val="24"/>
           <w:lang w:val="es-AR"/>
@@ -1399,15 +1380,7 @@
           <w:sz w:val="24"/>
           <w:szCs w:val="24"/>
         </w:rPr>
-        <w:t>. El programa debe recibir como parámetros el directorio donde se encuentran los documentos y un argumento que indica si se deben eliminar las palabras vacías (y en tal caso, el nombre del archivo que las contiene). Defina, además, una longitud mínima y má</w:t>
-      </w:r>
-      <w:r>
-        <w:rPr>
-          <w:color w:val="F79646" w:themeColor="accent6"/>
-          <w:sz w:val="24"/>
-          <w:szCs w:val="24"/>
-        </w:rPr>
-        <w:t>xima para los términos. Como salida, el programa debe generar:</w:t>
+        <w:t>. El programa debe recibir como parámetros el directorio donde se encuentran los documentos y un argumento que indica si se deben eliminar las palabras vacías (y en tal caso, el nombre del archivo que las contiene). Defina, además, una longitud mínima y máxima para los términos. Como salida, el programa debe generar:</w:t>
       </w:r>
     </w:p>
     <w:p>
@@ -1530,15 +1503,7 @@
           <w:sz w:val="24"/>
           <w:szCs w:val="24"/>
         </w:rPr>
-        <w:t>Eje</w:t>
-      </w:r>
-      <w:r>
-        <w:rPr>
-          <w:color w:val="F79646" w:themeColor="accent6"/>
-          <w:sz w:val="24"/>
-          <w:szCs w:val="24"/>
-        </w:rPr>
-        <w:t>mplo:</w:t>
+        <w:t>Ejemplo:</w:t>
       </w:r>
     </w:p>
     <w:p>
@@ -1817,15 +1782,7 @@
           <w:sz w:val="24"/>
           <w:szCs w:val="24"/>
         </w:rPr>
-        <w:t>C</w:t>
-      </w:r>
-      <w:r>
-        <w:rPr>
-          <w:color w:val="F79646" w:themeColor="accent6"/>
-          <w:sz w:val="24"/>
-          <w:szCs w:val="24"/>
-        </w:rPr>
-        <w:t xml:space="preserve">antidad de </w:t>
+        <w:t xml:space="preserve">Cantidad de </w:t>
       </w:r>
       <w:r>
         <w:rPr>
@@ -1953,15 +1910,7 @@
           <w:sz w:val="24"/>
           <w:szCs w:val="24"/>
         </w:rPr>
-        <w:t xml:space="preserve">La lista de los 10 términos más frecuentes y su CF (Collection Frequency). Un </w:t>
-      </w:r>
-      <w:r>
-        <w:rPr>
-          <w:color w:val="F79646" w:themeColor="accent6"/>
-          <w:sz w:val="24"/>
-          <w:szCs w:val="24"/>
-        </w:rPr>
-        <w:t>término por línea.</w:t>
+        <w:t>La lista de los 10 términos más frecuentes y su CF (Collection Frequency). Un término por línea.</w:t>
       </w:r>
     </w:p>
     <w:p>
@@ -2028,6 +1977,7 @@
       </w:pPr>
       <w:r>
         <w:rPr>
+          <w:noProof/>
           <w:sz w:val="24"/>
           <w:szCs w:val="24"/>
         </w:rPr>
@@ -2112,6 +2062,7 @@
         <w:rPr>
           <w:b/>
           <w:bCs/>
+          <w:noProof/>
           <w:sz w:val="24"/>
           <w:szCs w:val="24"/>
         </w:rPr>
@@ -2380,6 +2331,7 @@
       </w:pPr>
       <w:r>
         <w:rPr>
+          <w:noProof/>
           <w:sz w:val="24"/>
           <w:szCs w:val="24"/>
         </w:rPr>
@@ -2522,61 +2474,7 @@
           <w:sz w:val="24"/>
           <w:szCs w:val="24"/>
         </w:rPr>
-        <w:t>2</w:t>
-      </w:r>
-      <w:r>
-        <w:rPr>
-          <w:b/>
-          <w:bCs/>
-          <w:sz w:val="24"/>
-          <w:szCs w:val="24"/>
-        </w:rPr>
-        <w:t xml:space="preserve">) </w:t>
-      </w:r>
-      <w:r>
-        <w:rPr>
-          <w:b/>
-          <w:bCs/>
-          <w:sz w:val="24"/>
-          <w:szCs w:val="24"/>
-        </w:rPr>
-        <w:t>Obtención</w:t>
-      </w:r>
-      <w:r>
-        <w:rPr>
-          <w:b/>
-          <w:bCs/>
-          <w:sz w:val="24"/>
-          <w:szCs w:val="24"/>
-        </w:rPr>
-        <w:t xml:space="preserve"> del archivo </w:t>
-      </w:r>
-      <w:r>
-        <w:rPr>
-          <w:b/>
-          <w:bCs/>
-          <w:sz w:val="24"/>
-          <w:szCs w:val="24"/>
-        </w:rPr>
-        <w:t>estadisticas</w:t>
-      </w:r>
-      <w:r>
-        <w:rPr>
-          <w:b/>
-          <w:bCs/>
-          <w:sz w:val="24"/>
-          <w:szCs w:val="24"/>
-        </w:rPr>
-        <w:t>.txt</w:t>
-      </w:r>
-      <w:r>
-        <w:rPr>
-          <w:b/>
-          <w:bCs/>
-          <w:sz w:val="24"/>
-          <w:szCs w:val="24"/>
-        </w:rPr>
-        <w:t xml:space="preserve"> </w:t>
+        <w:t xml:space="preserve">2) Obtención del archivo estadisticas.txt </w:t>
       </w:r>
     </w:p>
     <w:p>
@@ -2623,6 +2521,7 @@
       </w:pPr>
       <w:r>
         <w:rPr>
+          <w:noProof/>
           <w:sz w:val="24"/>
           <w:szCs w:val="24"/>
         </w:rPr>
@@ -2783,61 +2682,7 @@
           <w:sz w:val="24"/>
           <w:szCs w:val="24"/>
         </w:rPr>
-        <w:t>3)</w:t>
-      </w:r>
-      <w:r>
-        <w:rPr>
-          <w:b/>
-          <w:bCs/>
-          <w:sz w:val="24"/>
-          <w:szCs w:val="24"/>
-        </w:rPr>
-        <w:t xml:space="preserve"> </w:t>
-      </w:r>
-      <w:r>
-        <w:rPr>
-          <w:b/>
-          <w:bCs/>
-          <w:sz w:val="24"/>
-          <w:szCs w:val="24"/>
-        </w:rPr>
-        <w:t>Obtención</w:t>
-      </w:r>
-      <w:r>
-        <w:rPr>
-          <w:b/>
-          <w:bCs/>
-          <w:sz w:val="24"/>
-          <w:szCs w:val="24"/>
-        </w:rPr>
-        <w:t xml:space="preserve"> del archivo </w:t>
-      </w:r>
-      <w:r>
-        <w:rPr>
-          <w:b/>
-          <w:bCs/>
-          <w:sz w:val="24"/>
-          <w:szCs w:val="24"/>
-        </w:rPr>
-        <w:t>frecuencias</w:t>
-      </w:r>
-      <w:r>
-        <w:rPr>
-          <w:b/>
-          <w:bCs/>
-          <w:sz w:val="24"/>
-          <w:szCs w:val="24"/>
-        </w:rPr>
-        <w:t>.txt</w:t>
-      </w:r>
-      <w:r>
-        <w:rPr>
-          <w:b/>
-          <w:bCs/>
-          <w:sz w:val="24"/>
-          <w:szCs w:val="24"/>
-        </w:rPr>
-        <w:t xml:space="preserve"> </w:t>
+        <w:t xml:space="preserve">3) Obtención del archivo frecuencias.txt </w:t>
       </w:r>
     </w:p>
     <w:p>
@@ -2875,6 +2720,7 @@
       </w:pPr>
       <w:r>
         <w:rPr>
+          <w:noProof/>
           <w:sz w:val="24"/>
           <w:szCs w:val="24"/>
         </w:rPr>
@@ -2960,6 +2806,7 @@
           <w:sz w:val="24"/>
           <w:szCs w:val="24"/>
         </w:rPr>
+        <w:lastRenderedPageBreak/>
         <w:t xml:space="preserve">Luego, los 10 términos menos frecuentes </w:t>
       </w:r>
       <w:r>
@@ -2967,15 +2814,14 @@
           <w:sz w:val="24"/>
           <w:szCs w:val="24"/>
         </w:rPr>
-        <w:t xml:space="preserve">se muestran como combinaciones de palabras (español y versión, españolversion) o palabras que fueron nombradas solo una vez por el </w:t>
-      </w:r>
-      <w:r>
-        <w:rPr>
-          <w:sz w:val="24"/>
-          <w:szCs w:val="24"/>
-        </w:rPr>
-        <w:lastRenderedPageBreak/>
-        <w:t>contexto del documento (por ejemplo, tvradio puede ser un documento vinculado a la comunicación)</w:t>
+        <w:t>se muestran como combinaciones de palabras (español y versión, españolversion) o palabras que fueron nombradas solo una vez por el contexto del documento</w:t>
+      </w:r>
+      <w:r>
+        <w:rPr>
+          <w:sz w:val="24"/>
+          <w:szCs w:val="24"/>
+        </w:rPr>
+        <w:t>.</w:t>
       </w:r>
     </w:p>
     <w:p>
@@ -3073,15 +2919,7 @@
           <w:sz w:val="24"/>
           <w:szCs w:val="24"/>
         </w:rPr>
-        <w:t>Abreviaturas t</w:t>
-      </w:r>
-      <w:r>
-        <w:rPr>
-          <w:color w:val="F79646" w:themeColor="accent6"/>
-          <w:sz w:val="24"/>
-          <w:szCs w:val="24"/>
-        </w:rPr>
-        <w:t>al cual están escritas (por ejemplo, Dr., Lic., S.A., etc.)</w:t>
+        <w:t>Abreviaturas tal cual están escritas (por ejemplo, Dr., Lic., S.A., etc.)</w:t>
       </w:r>
       <w:r>
         <w:rPr>
@@ -3203,7 +3041,7 @@
           <w:sz w:val="24"/>
           <w:szCs w:val="24"/>
         </w:rPr>
-        <w:t>debuggi</w:t>
+        <w:t>debugging</w:t>
       </w:r>
       <w:r>
         <w:rPr>
@@ -3212,8 +3050,65 @@
           <w:color w:val="F79646" w:themeColor="accent6"/>
           <w:sz w:val="24"/>
           <w:szCs w:val="24"/>
-        </w:rPr>
-        <w:t>ng</w:t>
+          <w:vertAlign w:val="superscript"/>
+        </w:rPr>
+        <w:footnoteReference w:id="5"/>
+      </w:r>
+      <w:r>
+        <w:rPr>
+          <w:color w:val="F79646" w:themeColor="accent6"/>
+          <w:sz w:val="24"/>
+          <w:szCs w:val="24"/>
+        </w:rPr>
+        <w:t xml:space="preserve"> de expresiones regulares provista por el equipo docente para extraer y comparar  la salida de su programa con los metadatos de la colección tal como lo realizó en el punto 1.</w:t>
+      </w:r>
+    </w:p>
+    <w:p>
+      <w:pPr>
+        <w:ind w:left="720"/>
+        <w:jc w:val="both"/>
+        <w:rPr>
+          <w:color w:val="F79646" w:themeColor="accent6"/>
+          <w:sz w:val="24"/>
+          <w:szCs w:val="24"/>
+        </w:rPr>
+      </w:pPr>
+    </w:p>
+    <w:p>
+      <w:pPr>
+        <w:ind w:left="720"/>
+        <w:jc w:val="both"/>
+        <w:rPr>
+          <w:color w:val="F79646" w:themeColor="accent6"/>
+          <w:sz w:val="24"/>
+          <w:szCs w:val="24"/>
+        </w:rPr>
+      </w:pPr>
+      <w:r>
+        <w:rPr>
+          <w:color w:val="F79646" w:themeColor="accent6"/>
+          <w:sz w:val="24"/>
+          <w:szCs w:val="24"/>
+        </w:rPr>
+        <w:t xml:space="preserve">Por último, extraiga y almacene la misma información que en el punto 2 sobre la colección </w:t>
+      </w:r>
+      <w:r>
+        <w:rPr>
+          <w:b/>
+          <w:bCs/>
+          <w:color w:val="F79646" w:themeColor="accent6"/>
+          <w:sz w:val="24"/>
+          <w:szCs w:val="24"/>
+        </w:rPr>
+        <w:t xml:space="preserve">RI-tknz-data </w:t>
+      </w:r>
+      <w:r>
+        <w:rPr>
+          <w:color w:val="F79646" w:themeColor="accent6"/>
+          <w:sz w:val="24"/>
+          <w:szCs w:val="24"/>
+        </w:rPr>
+        <w:t xml:space="preserve">utilizando su nuevo </w:t>
       </w:r>
       <w:r>
         <w:rPr>
@@ -3222,87 +3117,313 @@
           <w:color w:val="F79646" w:themeColor="accent6"/>
           <w:sz w:val="24"/>
           <w:szCs w:val="24"/>
-          <w:vertAlign w:val="superscript"/>
-        </w:rPr>
-        <w:footnoteReference w:id="5"/>
-      </w:r>
-      <w:r>
-        <w:rPr>
-          <w:color w:val="F79646" w:themeColor="accent6"/>
-          <w:sz w:val="24"/>
-          <w:szCs w:val="24"/>
-        </w:rPr>
-        <w:t xml:space="preserve"> de expresiones regulares provista por el equipo docente para extraer y comparar  la salida de su programa con los metadatos de la colección tal como lo realizó en el punto 1.</w:t>
-      </w:r>
-    </w:p>
-    <w:p>
-      <w:pPr>
-        <w:ind w:left="720"/>
-        <w:jc w:val="both"/>
-        <w:rPr>
-          <w:color w:val="F79646" w:themeColor="accent6"/>
-          <w:sz w:val="24"/>
-          <w:szCs w:val="24"/>
-        </w:rPr>
-      </w:pPr>
-    </w:p>
-    <w:p>
-      <w:pPr>
-        <w:ind w:left="720"/>
-        <w:jc w:val="both"/>
-        <w:rPr>
-          <w:color w:val="F79646" w:themeColor="accent6"/>
-          <w:sz w:val="24"/>
-          <w:szCs w:val="24"/>
-        </w:rPr>
-      </w:pPr>
-      <w:r>
-        <w:rPr>
-          <w:color w:val="F79646" w:themeColor="accent6"/>
-          <w:sz w:val="24"/>
-          <w:szCs w:val="24"/>
-        </w:rPr>
-        <w:t>Por último, extraiga y almacene la misma información que en el punto 2 sobr</w:t>
-      </w:r>
-      <w:r>
-        <w:rPr>
-          <w:color w:val="F79646" w:themeColor="accent6"/>
-          <w:sz w:val="24"/>
-          <w:szCs w:val="24"/>
-        </w:rPr>
-        <w:t xml:space="preserve">e la colección </w:t>
-      </w:r>
-      <w:r>
+        </w:rPr>
+        <w:t>tokenizer</w:t>
+      </w:r>
+      <w:r>
+        <w:rPr>
+          <w:color w:val="F79646" w:themeColor="accent6"/>
+          <w:sz w:val="24"/>
+          <w:szCs w:val="24"/>
+        </w:rPr>
+        <w:t>.</w:t>
+      </w:r>
+    </w:p>
+    <w:p>
+      <w:pPr>
+        <w:jc w:val="both"/>
+        <w:rPr>
+          <w:color w:val="F79646" w:themeColor="accent6"/>
+          <w:sz w:val="24"/>
+          <w:szCs w:val="24"/>
+        </w:rPr>
+      </w:pPr>
+    </w:p>
+    <w:p>
+      <w:pPr>
+        <w:rPr>
+          <w:sz w:val="24"/>
+          <w:szCs w:val="24"/>
+        </w:rPr>
+      </w:pPr>
+      <w:r>
+        <w:rPr>
+          <w:sz w:val="24"/>
+          <w:szCs w:val="24"/>
+        </w:rPr>
+        <w:t xml:space="preserve">En base a los criterios del articulo de Grefenstette y Tapanainen, se </w:t>
+      </w:r>
+      <w:r>
+        <w:rPr>
+          <w:sz w:val="24"/>
+          <w:szCs w:val="24"/>
+        </w:rPr>
+        <w:t>construyó</w:t>
+      </w:r>
+      <w:r>
+        <w:rPr>
+          <w:sz w:val="24"/>
+          <w:szCs w:val="24"/>
+        </w:rPr>
+        <w:t xml:space="preserve"> el siguiente Tokenizer:</w:t>
+      </w:r>
+    </w:p>
+    <w:p>
+      <w:pPr>
+        <w:jc w:val="center"/>
+        <w:rPr>
+          <w:color w:val="F79646" w:themeColor="accent6"/>
+          <w:sz w:val="24"/>
+          <w:szCs w:val="24"/>
+        </w:rPr>
+      </w:pPr>
+      <w:r>
+        <w:rPr>
+          <w:color w:val="F79646" w:themeColor="accent6"/>
+          <w:sz w:val="24"/>
+          <w:szCs w:val="24"/>
+        </w:rPr>
+        <w:drawing>
+          <wp:inline distT="0" distB="0" distL="0" distR="0" wp14:anchorId="7AE6B320" wp14:editId="35B4F614">
+            <wp:extent cx="5810250" cy="4140706"/>
+            <wp:effectExtent l="0" t="0" r="0" b="0"/>
+            <wp:docPr id="10" name="Imagen 10"/>
+            <wp:cNvGraphicFramePr>
+              <a:graphicFrameLocks xmlns:a="http://schemas.openxmlformats.org/drawingml/2006/main" noChangeAspect="1"/>
+            </wp:cNvGraphicFramePr>
+            <a:graphic xmlns:a="http://schemas.openxmlformats.org/drawingml/2006/main">
+              <a:graphicData uri="http://schemas.openxmlformats.org/drawingml/2006/picture">
+                <pic:pic xmlns:pic="http://schemas.openxmlformats.org/drawingml/2006/picture">
+                  <pic:nvPicPr>
+                    <pic:cNvPr id="1" name=""/>
+                    <pic:cNvPicPr/>
+                  </pic:nvPicPr>
+                  <pic:blipFill rotWithShape="1">
+                    <a:blip r:embed="rId21"/>
+                    <a:srcRect t="5098" b="5098"/>
+                    <a:stretch/>
+                  </pic:blipFill>
+                  <pic:spPr bwMode="auto">
+                    <a:xfrm>
+                      <a:off x="0" y="0"/>
+                      <a:ext cx="5818680" cy="4146714"/>
+                    </a:xfrm>
+                    <a:prstGeom prst="rect">
+                      <a:avLst/>
+                    </a:prstGeom>
+                    <a:ln>
+                      <a:noFill/>
+                    </a:ln>
+                    <a:extLst>
+                      <a:ext uri="{53640926-AAD7-44D8-BBD7-CCE9431645EC}">
+                        <a14:shadowObscured xmlns:a14="http://schemas.microsoft.com/office/drawing/2010/main"/>
+                      </a:ext>
+                    </a:extLst>
+                  </pic:spPr>
+                </pic:pic>
+              </a:graphicData>
+            </a:graphic>
+          </wp:inline>
+        </w:drawing>
+      </w:r>
+    </w:p>
+    <w:p>
+      <w:pPr>
+        <w:rPr>
+          <w:sz w:val="24"/>
+          <w:szCs w:val="24"/>
+        </w:rPr>
+      </w:pPr>
+      <w:r>
+        <w:rPr>
+          <w:sz w:val="24"/>
+          <w:szCs w:val="24"/>
+        </w:rPr>
+        <w:lastRenderedPageBreak/>
+        <w:t>El nuevo tokenizer ahora permite emails, abreviaturas, urls, números y nombres propios. Fue necesaria la construcción de una lista de tuplas para cada token especifico, vinculándole la expresión regular que mas se adecua a ese término.</w:t>
+      </w:r>
+    </w:p>
+    <w:p>
+      <w:pPr>
+        <w:rPr>
+          <w:sz w:val="24"/>
+          <w:szCs w:val="24"/>
+        </w:rPr>
+      </w:pPr>
+    </w:p>
+    <w:p>
+      <w:pPr>
+        <w:rPr>
+          <w:sz w:val="24"/>
+          <w:szCs w:val="24"/>
+        </w:rPr>
+      </w:pPr>
+      <w:r>
+        <w:rPr>
+          <w:sz w:val="24"/>
+          <w:szCs w:val="24"/>
+        </w:rPr>
+        <w:t>Se verifico con el collection_data.json que los términos sean tomados de una forma correcta, siguiendo con el análisis sobre la colección RI-tknz-data</w:t>
+      </w:r>
+    </w:p>
+    <w:p>
+      <w:pPr>
+        <w:rPr>
+          <w:sz w:val="24"/>
+          <w:szCs w:val="24"/>
+        </w:rPr>
+      </w:pPr>
+    </w:p>
+    <w:p>
+      <w:pPr>
+        <w:rPr>
+          <w:sz w:val="24"/>
+          <w:szCs w:val="24"/>
+        </w:rPr>
+      </w:pPr>
+      <w:r>
+        <w:rPr>
+          <w:sz w:val="24"/>
+          <w:szCs w:val="24"/>
+        </w:rPr>
+        <w:drawing>
+          <wp:inline distT="0" distB="0" distL="0" distR="0" wp14:anchorId="71182DC8" wp14:editId="04BD0B13">
+            <wp:extent cx="6121400" cy="762000"/>
+            <wp:effectExtent l="0" t="0" r="0" b="0"/>
+            <wp:docPr id="11" name="Imagen 11"/>
+            <wp:cNvGraphicFramePr>
+              <a:graphicFrameLocks xmlns:a="http://schemas.openxmlformats.org/drawingml/2006/main" noChangeAspect="1"/>
+            </wp:cNvGraphicFramePr>
+            <a:graphic xmlns:a="http://schemas.openxmlformats.org/drawingml/2006/main">
+              <a:graphicData uri="http://schemas.openxmlformats.org/drawingml/2006/picture">
+                <pic:pic xmlns:pic="http://schemas.openxmlformats.org/drawingml/2006/picture">
+                  <pic:nvPicPr>
+                    <pic:cNvPr id="1" name=""/>
+                    <pic:cNvPicPr/>
+                  </pic:nvPicPr>
+                  <pic:blipFill rotWithShape="1">
+                    <a:blip r:embed="rId22"/>
+                    <a:srcRect t="24478" b="21124"/>
+                    <a:stretch/>
+                  </pic:blipFill>
+                  <pic:spPr bwMode="auto">
+                    <a:xfrm>
+                      <a:off x="0" y="0"/>
+                      <a:ext cx="6121400" cy="762000"/>
+                    </a:xfrm>
+                    <a:prstGeom prst="rect">
+                      <a:avLst/>
+                    </a:prstGeom>
+                    <a:ln>
+                      <a:noFill/>
+                    </a:ln>
+                    <a:extLst>
+                      <a:ext uri="{53640926-AAD7-44D8-BBD7-CCE9431645EC}">
+                        <a14:shadowObscured xmlns:a14="http://schemas.microsoft.com/office/drawing/2010/main"/>
+                      </a:ext>
+                    </a:extLst>
+                  </pic:spPr>
+                </pic:pic>
+              </a:graphicData>
+            </a:graphic>
+          </wp:inline>
+        </w:drawing>
+      </w:r>
+    </w:p>
+    <w:p>
+      <w:pPr>
+        <w:rPr>
+          <w:sz w:val="24"/>
+          <w:szCs w:val="24"/>
+        </w:rPr>
+      </w:pPr>
+    </w:p>
+    <w:p>
+      <w:pPr>
         <w:rPr>
           <w:b/>
           <w:bCs/>
-          <w:color w:val="F79646" w:themeColor="accent6"/>
-          <w:sz w:val="24"/>
-          <w:szCs w:val="24"/>
-        </w:rPr>
-        <w:t xml:space="preserve">RI-tknz-data </w:t>
-      </w:r>
-      <w:r>
-        <w:rPr>
-          <w:color w:val="F79646" w:themeColor="accent6"/>
-          <w:sz w:val="24"/>
-          <w:szCs w:val="24"/>
-        </w:rPr>
-        <w:t xml:space="preserve">utilizando su nuevo </w:t>
-      </w:r>
-      <w:r>
-        <w:rPr>
-          <w:i/>
-          <w:iCs/>
-          <w:color w:val="F79646" w:themeColor="accent6"/>
-          <w:sz w:val="24"/>
-          <w:szCs w:val="24"/>
-        </w:rPr>
-        <w:t>tokenizer</w:t>
-      </w:r>
-      <w:r>
-        <w:rPr>
-          <w:color w:val="F79646" w:themeColor="accent6"/>
+          <w:sz w:val="24"/>
+          <w:szCs w:val="24"/>
+        </w:rPr>
+      </w:pPr>
+      <w:r>
+        <w:rPr>
+          <w:b/>
+          <w:bCs/>
+          <w:sz w:val="24"/>
+          <w:szCs w:val="24"/>
+        </w:rPr>
+        <w:drawing>
+          <wp:inline distT="0" distB="0" distL="0" distR="0" wp14:anchorId="19A43B59" wp14:editId="14F3779F">
+            <wp:extent cx="6121400" cy="1857375"/>
+            <wp:effectExtent l="0" t="0" r="0" b="9525"/>
+            <wp:docPr id="12" name="Imagen 12"/>
+            <wp:cNvGraphicFramePr>
+              <a:graphicFrameLocks xmlns:a="http://schemas.openxmlformats.org/drawingml/2006/main" noChangeAspect="1"/>
+            </wp:cNvGraphicFramePr>
+            <a:graphic xmlns:a="http://schemas.openxmlformats.org/drawingml/2006/main">
+              <a:graphicData uri="http://schemas.openxmlformats.org/drawingml/2006/picture">
+                <pic:pic xmlns:pic="http://schemas.openxmlformats.org/drawingml/2006/picture">
+                  <pic:nvPicPr>
+                    <pic:cNvPr id="1" name=""/>
+                    <pic:cNvPicPr/>
+                  </pic:nvPicPr>
+                  <pic:blipFill rotWithShape="1">
+                    <a:blip r:embed="rId23"/>
+                    <a:srcRect t="10544" b="13304"/>
+                    <a:stretch/>
+                  </pic:blipFill>
+                  <pic:spPr bwMode="auto">
+                    <a:xfrm>
+                      <a:off x="0" y="0"/>
+                      <a:ext cx="6121400" cy="1857375"/>
+                    </a:xfrm>
+                    <a:prstGeom prst="rect">
+                      <a:avLst/>
+                    </a:prstGeom>
+                    <a:ln>
+                      <a:noFill/>
+                    </a:ln>
+                    <a:extLst>
+                      <a:ext uri="{53640926-AAD7-44D8-BBD7-CCE9431645EC}">
+                        <a14:shadowObscured xmlns:a14="http://schemas.microsoft.com/office/drawing/2010/main"/>
+                      </a:ext>
+                    </a:extLst>
+                  </pic:spPr>
+                </pic:pic>
+              </a:graphicData>
+            </a:graphic>
+          </wp:inline>
+        </w:drawing>
+      </w:r>
+    </w:p>
+    <w:p>
+      <w:pPr>
+        <w:rPr>
+          <w:b/>
+          <w:bCs/>
+          <w:sz w:val="24"/>
+          <w:szCs w:val="24"/>
+        </w:rPr>
+      </w:pPr>
+    </w:p>
+    <w:p>
+      <w:pPr>
+        <w:rPr>
+          <w:sz w:val="24"/>
+          <w:szCs w:val="24"/>
+        </w:rPr>
+      </w:pPr>
+      <w:r>
+        <w:rPr>
+          <w:sz w:val="24"/>
+          <w:szCs w:val="24"/>
+        </w:rPr>
+        <w:t>El resultado para los tres archivos..txt fue el mismo que el ejercicio 1</w:t>
+      </w:r>
+      <w:r>
+        <w:rPr>
           <w:sz w:val="24"/>
           <w:szCs w:val="24"/>
         </w:rPr>
@@ -3311,18 +3432,72 @@
     </w:p>
     <w:p>
       <w:pPr>
-        <w:jc w:val="both"/>
-        <w:rPr>
-          <w:color w:val="F79646" w:themeColor="accent6"/>
-          <w:sz w:val="24"/>
-          <w:szCs w:val="24"/>
-        </w:rPr>
-      </w:pPr>
-    </w:p>
-    <w:p>
-      <w:pPr>
-        <w:rPr>
-          <w:color w:val="F79646" w:themeColor="accent6"/>
+        <w:rPr>
+          <w:sz w:val="24"/>
+          <w:szCs w:val="24"/>
+        </w:rPr>
+      </w:pPr>
+    </w:p>
+    <w:p>
+      <w:pPr>
+        <w:rPr>
+          <w:sz w:val="24"/>
+          <w:szCs w:val="24"/>
+          <w:u w:val="single"/>
+        </w:rPr>
+      </w:pPr>
+      <w:r>
+        <w:rPr>
+          <w:sz w:val="24"/>
+          <w:szCs w:val="24"/>
+          <w:u w:val="single"/>
+        </w:rPr>
+        <w:t>Utilizacion de IA:</w:t>
+      </w:r>
+    </w:p>
+    <w:p>
+      <w:pPr>
+        <w:rPr>
+          <w:sz w:val="24"/>
+          <w:szCs w:val="24"/>
+          <w:u w:val="single"/>
+        </w:rPr>
+      </w:pPr>
+    </w:p>
+    <w:p>
+      <w:pPr>
+        <w:rPr>
+          <w:sz w:val="24"/>
+          <w:szCs w:val="24"/>
+        </w:rPr>
+      </w:pPr>
+      <w:r>
+        <w:rPr>
+          <w:sz w:val="24"/>
+          <w:szCs w:val="24"/>
+        </w:rPr>
+        <w:t>Fue necesaria la intervención de la herramienta de IA para poder construir las expresiones regulares correctas basadas en el artículo, con la finalidad de que se realice una correcta tokenizacion sobre los documentos. La comprobación para ello fue el archivo collections_data.json provisto por el equipo docente.</w:t>
+      </w:r>
+    </w:p>
+    <w:p>
+      <w:pPr>
+        <w:rPr>
+          <w:sz w:val="24"/>
+          <w:szCs w:val="24"/>
+        </w:rPr>
+      </w:pPr>
+    </w:p>
+    <w:p>
+      <w:pPr>
+        <w:rPr>
+          <w:sz w:val="24"/>
+          <w:szCs w:val="24"/>
+        </w:rPr>
+      </w:pPr>
+    </w:p>
+    <w:p>
+      <w:pPr>
+        <w:rPr>
           <w:sz w:val="24"/>
           <w:szCs w:val="24"/>
         </w:rPr>
@@ -3383,15 +3558,7 @@
           <w:sz w:val="24"/>
           <w:szCs w:val="24"/>
         </w:rPr>
-        <w:t>. Luego de modificar su programa, corra nuevamente el proceso del ejercicio 2 y analice los cambios en la colección. ¿Qué imp</w:t>
-      </w:r>
-      <w:r>
-        <w:rPr>
-          <w:color w:val="F79646" w:themeColor="accent6"/>
-          <w:sz w:val="24"/>
-          <w:szCs w:val="24"/>
-        </w:rPr>
-        <w:t xml:space="preserve">lica este resultado? Busque ejemplos de pares de términos que tienen la misma raíz pero que el </w:t>
+        <w:t xml:space="preserve">. Luego de modificar su programa, corra nuevamente el proceso del ejercicio 2 y analice los cambios en la colección. ¿Qué implica este resultado? Busque ejemplos de pares de términos que tienen la misma raíz pero que el </w:t>
       </w:r>
       <w:r>
         <w:rPr>
@@ -3447,6 +3614,7 @@
       </w:pPr>
       <w:r>
         <w:rPr>
+          <w:noProof/>
           <w:sz w:val="24"/>
           <w:szCs w:val="24"/>
         </w:rPr>
@@ -3466,7 +3634,7 @@
                     <pic:cNvPicPr/>
                   </pic:nvPicPr>
                   <pic:blipFill rotWithShape="1">
-                    <a:blip r:embed="rId21"/>
+                    <a:blip r:embed="rId24"/>
                     <a:srcRect t="18133" b="16131"/>
                     <a:stretch/>
                   </pic:blipFill>
@@ -3516,23 +3684,7 @@
           <w:szCs w:val="24"/>
           <w:u w:val="single"/>
         </w:rPr>
-        <w:t xml:space="preserve">Consulta a la IA sobre cómo funciona </w:t>
-      </w:r>
-      <w:r>
-        <w:rPr>
-          <w:sz w:val="24"/>
-          <w:szCs w:val="24"/>
-          <w:u w:val="single"/>
-        </w:rPr>
-        <w:t>SnowBallStemmer</w:t>
-      </w:r>
-      <w:r>
-        <w:rPr>
-          <w:sz w:val="24"/>
-          <w:szCs w:val="24"/>
-          <w:u w:val="single"/>
-        </w:rPr>
-        <w:t>:</w:t>
+        <w:t>Consulta a la IA sobre cómo funciona SnowBallStemmer:</w:t>
       </w:r>
     </w:p>
     <w:p>
@@ -3780,6 +3932,7 @@
       </w:pPr>
       <w:r>
         <w:rPr>
+          <w:noProof/>
           <w:color w:val="F79646" w:themeColor="accent6"/>
           <w:sz w:val="24"/>
           <w:szCs w:val="24"/>
@@ -3800,7 +3953,7 @@
                     <pic:cNvPicPr/>
                   </pic:nvPicPr>
                   <pic:blipFill rotWithShape="1">
-                    <a:blip r:embed="rId22"/>
+                    <a:blip r:embed="rId25"/>
                     <a:srcRect t="18359" b="15005"/>
                     <a:stretch/>
                   </pic:blipFill>
@@ -3869,6 +4022,7 @@
         <w:rPr>
           <w:b/>
           <w:bCs/>
+          <w:noProof/>
           <w:sz w:val="24"/>
           <w:szCs w:val="24"/>
         </w:rPr>
@@ -3889,7 +4043,7 @@
                     <pic:cNvPicPr/>
                   </pic:nvPicPr>
                   <pic:blipFill rotWithShape="1">
-                    <a:blip r:embed="rId23"/>
+                    <a:blip r:embed="rId26"/>
                     <a:srcRect t="6505" b="7373"/>
                     <a:stretch/>
                   </pic:blipFill>
@@ -4015,6 +4169,7 @@
         <w:rPr>
           <w:b/>
           <w:bCs/>
+          <w:noProof/>
           <w:sz w:val="24"/>
           <w:szCs w:val="24"/>
         </w:rPr>
@@ -4034,7 +4189,7 @@
                     <pic:cNvPicPr/>
                   </pic:nvPicPr>
                   <pic:blipFill rotWithShape="1">
-                    <a:blip r:embed="rId24"/>
+                    <a:blip r:embed="rId27"/>
                     <a:srcRect t="11715" b="14085"/>
                     <a:stretch/>
                   </pic:blipFill>
@@ -4241,6 +4396,7 @@
       </w:pPr>
       <w:r>
         <w:rPr>
+          <w:noProof/>
           <w:sz w:val="24"/>
           <w:szCs w:val="24"/>
         </w:rPr>
@@ -4261,7 +4417,7 @@
                     <pic:cNvPicPr/>
                   </pic:nvPicPr>
                   <pic:blipFill rotWithShape="1">
-                    <a:blip r:embed="rId25"/>
+                    <a:blip r:embed="rId28"/>
                     <a:srcRect t="5910" b="5880"/>
                     <a:stretch/>
                   </pic:blipFill>
@@ -4328,6 +4484,259 @@
           <w:sz w:val="24"/>
           <w:szCs w:val="24"/>
         </w:rPr>
+        <w:t>Aplicando banco de palabras stopwords:</w:t>
+      </w:r>
+    </w:p>
+    <w:p>
+      <w:pPr>
+        <w:rPr>
+          <w:b/>
+          <w:bCs/>
+          <w:sz w:val="24"/>
+          <w:szCs w:val="24"/>
+        </w:rPr>
+      </w:pPr>
+    </w:p>
+    <w:p>
+      <w:pPr>
+        <w:rPr>
+          <w:b/>
+          <w:bCs/>
+          <w:sz w:val="24"/>
+          <w:szCs w:val="24"/>
+        </w:rPr>
+      </w:pPr>
+      <w:r>
+        <w:rPr>
+          <w:b/>
+          <w:bCs/>
+          <w:sz w:val="24"/>
+          <w:szCs w:val="24"/>
+        </w:rPr>
+        <w:drawing>
+          <wp:inline distT="0" distB="0" distL="0" distR="0" wp14:anchorId="55A9B912" wp14:editId="04B689A4">
+            <wp:extent cx="6121400" cy="1857375"/>
+            <wp:effectExtent l="0" t="0" r="0" b="9525"/>
+            <wp:docPr id="13" name="Imagen 13"/>
+            <wp:cNvGraphicFramePr>
+              <a:graphicFrameLocks xmlns:a="http://schemas.openxmlformats.org/drawingml/2006/main" noChangeAspect="1"/>
+            </wp:cNvGraphicFramePr>
+            <a:graphic xmlns:a="http://schemas.openxmlformats.org/drawingml/2006/main">
+              <a:graphicData uri="http://schemas.openxmlformats.org/drawingml/2006/picture">
+                <pic:pic xmlns:pic="http://schemas.openxmlformats.org/drawingml/2006/picture">
+                  <pic:nvPicPr>
+                    <pic:cNvPr id="1" name=""/>
+                    <pic:cNvPicPr/>
+                  </pic:nvPicPr>
+                  <pic:blipFill rotWithShape="1">
+                    <a:blip r:embed="rId29"/>
+                    <a:srcRect t="14091" b="13598"/>
+                    <a:stretch/>
+                  </pic:blipFill>
+                  <pic:spPr bwMode="auto">
+                    <a:xfrm>
+                      <a:off x="0" y="0"/>
+                      <a:ext cx="6121400" cy="1857375"/>
+                    </a:xfrm>
+                    <a:prstGeom prst="rect">
+                      <a:avLst/>
+                    </a:prstGeom>
+                    <a:ln>
+                      <a:noFill/>
+                    </a:ln>
+                    <a:extLst>
+                      <a:ext uri="{53640926-AAD7-44D8-BBD7-CCE9431645EC}">
+                        <a14:shadowObscured xmlns:a14="http://schemas.microsoft.com/office/drawing/2010/main"/>
+                      </a:ext>
+                    </a:extLst>
+                  </pic:spPr>
+                </pic:pic>
+              </a:graphicData>
+            </a:graphic>
+          </wp:inline>
+        </w:drawing>
+      </w:r>
+    </w:p>
+    <w:p>
+      <w:pPr>
+        <w:rPr>
+          <w:b/>
+          <w:bCs/>
+          <w:sz w:val="24"/>
+          <w:szCs w:val="24"/>
+        </w:rPr>
+      </w:pPr>
+    </w:p>
+    <w:p>
+      <w:pPr>
+        <w:rPr>
+          <w:b/>
+          <w:bCs/>
+          <w:sz w:val="24"/>
+          <w:szCs w:val="24"/>
+        </w:rPr>
+      </w:pPr>
+      <w:r>
+        <w:rPr>
+          <w:b/>
+          <w:bCs/>
+          <w:sz w:val="24"/>
+          <w:szCs w:val="24"/>
+        </w:rPr>
+        <w:lastRenderedPageBreak/>
+        <w:drawing>
+          <wp:inline distT="0" distB="0" distL="0" distR="0" wp14:anchorId="6CD073B2" wp14:editId="254E63F8">
+            <wp:extent cx="6121400" cy="1809750"/>
+            <wp:effectExtent l="0" t="0" r="0" b="0"/>
+            <wp:docPr id="16" name="Imagen 16"/>
+            <wp:cNvGraphicFramePr>
+              <a:graphicFrameLocks xmlns:a="http://schemas.openxmlformats.org/drawingml/2006/main" noChangeAspect="1"/>
+            </wp:cNvGraphicFramePr>
+            <a:graphic xmlns:a="http://schemas.openxmlformats.org/drawingml/2006/main">
+              <a:graphicData uri="http://schemas.openxmlformats.org/drawingml/2006/picture">
+                <pic:pic xmlns:pic="http://schemas.openxmlformats.org/drawingml/2006/picture">
+                  <pic:nvPicPr>
+                    <pic:cNvPr id="1" name=""/>
+                    <pic:cNvPicPr/>
+                  </pic:nvPicPr>
+                  <pic:blipFill rotWithShape="1">
+                    <a:blip r:embed="rId30"/>
+                    <a:srcRect t="12497" b="13304"/>
+                    <a:stretch/>
+                  </pic:blipFill>
+                  <pic:spPr bwMode="auto">
+                    <a:xfrm>
+                      <a:off x="0" y="0"/>
+                      <a:ext cx="6121400" cy="1809750"/>
+                    </a:xfrm>
+                    <a:prstGeom prst="rect">
+                      <a:avLst/>
+                    </a:prstGeom>
+                    <a:ln>
+                      <a:noFill/>
+                    </a:ln>
+                    <a:extLst>
+                      <a:ext uri="{53640926-AAD7-44D8-BBD7-CCE9431645EC}">
+                        <a14:shadowObscured xmlns:a14="http://schemas.microsoft.com/office/drawing/2010/main"/>
+                      </a:ext>
+                    </a:extLst>
+                  </pic:spPr>
+                </pic:pic>
+              </a:graphicData>
+            </a:graphic>
+          </wp:inline>
+        </w:drawing>
+      </w:r>
+    </w:p>
+    <w:p>
+      <w:pPr>
+        <w:rPr>
+          <w:b/>
+          <w:bCs/>
+          <w:sz w:val="24"/>
+          <w:szCs w:val="24"/>
+        </w:rPr>
+      </w:pPr>
+      <w:r>
+        <w:rPr>
+          <w:b/>
+          <w:bCs/>
+          <w:sz w:val="24"/>
+          <w:szCs w:val="24"/>
+        </w:rPr>
+        <w:drawing>
+          <wp:inline distT="0" distB="0" distL="0" distR="0" wp14:anchorId="7F3A10AF" wp14:editId="0299AF97">
+            <wp:extent cx="6121400" cy="3600450"/>
+            <wp:effectExtent l="0" t="0" r="0" b="0"/>
+            <wp:docPr id="15" name="Imagen 15"/>
+            <wp:cNvGraphicFramePr>
+              <a:graphicFrameLocks xmlns:a="http://schemas.openxmlformats.org/drawingml/2006/main" noChangeAspect="1"/>
+            </wp:cNvGraphicFramePr>
+            <a:graphic xmlns:a="http://schemas.openxmlformats.org/drawingml/2006/main">
+              <a:graphicData uri="http://schemas.openxmlformats.org/drawingml/2006/picture">
+                <pic:pic xmlns:pic="http://schemas.openxmlformats.org/drawingml/2006/picture">
+                  <pic:nvPicPr>
+                    <pic:cNvPr id="1" name=""/>
+                    <pic:cNvPicPr/>
+                  </pic:nvPicPr>
+                  <pic:blipFill rotWithShape="1">
+                    <a:blip r:embed="rId31"/>
+                    <a:srcRect t="7219" b="7505"/>
+                    <a:stretch/>
+                  </pic:blipFill>
+                  <pic:spPr bwMode="auto">
+                    <a:xfrm>
+                      <a:off x="0" y="0"/>
+                      <a:ext cx="6121400" cy="3600450"/>
+                    </a:xfrm>
+                    <a:prstGeom prst="rect">
+                      <a:avLst/>
+                    </a:prstGeom>
+                    <a:ln>
+                      <a:noFill/>
+                    </a:ln>
+                    <a:extLst>
+                      <a:ext uri="{53640926-AAD7-44D8-BBD7-CCE9431645EC}">
+                        <a14:shadowObscured xmlns:a14="http://schemas.microsoft.com/office/drawing/2010/main"/>
+                      </a:ext>
+                    </a:extLst>
+                  </pic:spPr>
+                </pic:pic>
+              </a:graphicData>
+            </a:graphic>
+          </wp:inline>
+        </w:drawing>
+      </w:r>
+    </w:p>
+    <w:p>
+      <w:pPr>
+        <w:rPr>
+          <w:b/>
+          <w:bCs/>
+          <w:sz w:val="24"/>
+          <w:szCs w:val="24"/>
+        </w:rPr>
+      </w:pPr>
+    </w:p>
+    <w:p>
+      <w:pPr>
+        <w:rPr>
+          <w:sz w:val="24"/>
+          <w:szCs w:val="24"/>
+        </w:rPr>
+      </w:pPr>
+      <w:r>
+        <w:rPr>
+          <w:sz w:val="24"/>
+          <w:szCs w:val="24"/>
+        </w:rPr>
+        <w:t>Aplicando un archivo de stopwords al script, puede verse como el termino mas frecuente pasa de 33000 a 2400,  además de que el documento mas largo tiene 24000 tokens y no 51000.</w:t>
+      </w:r>
+    </w:p>
+    <w:p>
+      <w:pPr>
+        <w:rPr>
+          <w:sz w:val="24"/>
+          <w:szCs w:val="24"/>
+        </w:rPr>
+      </w:pPr>
+    </w:p>
+    <w:p>
+      <w:pPr>
+        <w:rPr>
+          <w:b/>
+          <w:bCs/>
+          <w:sz w:val="24"/>
+          <w:szCs w:val="24"/>
+        </w:rPr>
+      </w:pPr>
+      <w:r>
+        <w:rPr>
+          <w:b/>
+          <w:bCs/>
+          <w:sz w:val="24"/>
+          <w:szCs w:val="24"/>
+        </w:rPr>
         <w:t>Ejemplo misma raíz pero el stemmer los trata diferente</w:t>
       </w:r>
     </w:p>
@@ -4519,34 +4928,7 @@
           <w:sz w:val="24"/>
           <w:szCs w:val="24"/>
         </w:rPr>
-        <w:t xml:space="preserve">Ejemplo </w:t>
-      </w:r>
-      <w:r>
-        <w:rPr>
-          <w:b/>
-          <w:bCs/>
-          <w:sz w:val="24"/>
-          <w:szCs w:val="24"/>
-        </w:rPr>
-        <w:t xml:space="preserve">términos diferentes </w:t>
-      </w:r>
-      <w:r>
-        <w:rPr>
-          <w:b/>
-          <w:bCs/>
-          <w:sz w:val="24"/>
-          <w:szCs w:val="24"/>
-        </w:rPr>
-        <w:t>pero el stemmer los trat</w:t>
-      </w:r>
-      <w:r>
-        <w:rPr>
-          <w:b/>
-          <w:bCs/>
-          <w:sz w:val="24"/>
-          <w:szCs w:val="24"/>
-        </w:rPr>
-        <w:t>o igual</w:t>
+        <w:t>Ejemplo términos diferentes pero el stemmer los trato igual</w:t>
       </w:r>
     </w:p>
     <w:p>
@@ -4624,7 +5006,6 @@
           <w:sz w:val="24"/>
           <w:szCs w:val="24"/>
         </w:rPr>
-        <w:lastRenderedPageBreak/>
         <w:t>Fueron pasados a Univers. Ambos terminos no son lo mismo, pero el stemmer lo toma como iguales</w:t>
       </w:r>
     </w:p>
@@ -4710,7 +5091,23 @@
           <w:szCs w:val="24"/>
           <w:lang w:val="es-AR"/>
         </w:rPr>
-        <w:t>Ejemplos de pares de términos que podrían estar incluidos dentro de los documentos donde se llevo a cabo el análisis, para poder explicar correctamente los problemas del stemmer</w:t>
+        <w:t xml:space="preserve">Ejemplos de pares de términos que podrían estar incluidos dentro de los documentos donde se </w:t>
+      </w:r>
+      <w:r>
+        <w:rPr>
+          <w:sz w:val="24"/>
+          <w:szCs w:val="24"/>
+          <w:lang w:val="es-AR"/>
+        </w:rPr>
+        <w:t>llevó</w:t>
+      </w:r>
+      <w:r>
+        <w:rPr>
+          <w:sz w:val="24"/>
+          <w:szCs w:val="24"/>
+          <w:lang w:val="es-AR"/>
+        </w:rPr>
+        <w:t xml:space="preserve"> a cabo el análisis, para poder explicar correctamente los problemas del stemmer</w:t>
       </w:r>
     </w:p>
     <w:p>
@@ -4766,15 +5163,7 @@
           <w:szCs w:val="24"/>
         </w:rPr>
         <w:lastRenderedPageBreak/>
-        <w:t>S</w:t>
-      </w:r>
-      <w:r>
-        <w:rPr>
-          <w:color w:val="F79646" w:themeColor="accent6"/>
-          <w:sz w:val="24"/>
-          <w:szCs w:val="24"/>
-        </w:rPr>
-        <w:t>obre la colección Vaswani</w:t>
+        <w:t>Sobre la colección Vaswani</w:t>
       </w:r>
       <w:r>
         <w:rPr>
@@ -4809,15 +5198,7 @@
           <w:sz w:val="24"/>
           <w:szCs w:val="24"/>
         </w:rPr>
-        <w:t xml:space="preserve"> Porter y Lancaster provistos</w:t>
-      </w:r>
-      <w:r>
-        <w:rPr>
-          <w:color w:val="F79646" w:themeColor="accent6"/>
-          <w:sz w:val="24"/>
-          <w:szCs w:val="24"/>
-        </w:rPr>
-        <w:t xml:space="preserve"> en el módulo </w:t>
+        <w:t xml:space="preserve"> Porter y Lancaster provistos en el módulo </w:t>
       </w:r>
       <w:r>
         <w:rPr>
@@ -4928,15 +5309,7 @@
           <w:sz w:val="24"/>
           <w:szCs w:val="24"/>
         </w:rPr>
-        <w:t>El segundo, basado en calcular la probabilid</w:t>
-      </w:r>
-      <w:r>
-        <w:rPr>
-          <w:color w:val="F79646" w:themeColor="accent6"/>
-          <w:sz w:val="24"/>
-          <w:szCs w:val="24"/>
-        </w:rPr>
-        <w:t xml:space="preserve">ad de que una letra </w:t>
+        <w:t xml:space="preserve">El segundo, basado en calcular la probabilidad de que una letra </w:t>
       </w:r>
       <w:r>
         <w:rPr>
@@ -5170,14 +5543,7 @@
           <w:sz w:val="24"/>
           <w:szCs w:val="24"/>
         </w:rPr>
-        <w:t xml:space="preserve"> y escriba un programa que extraiga los términos y calcule sus frecuencias (el programa debe generar la lis</w:t>
-      </w:r>
-      <w:r>
-        <w:rPr>
-          <w:sz w:val="24"/>
-          <w:szCs w:val="24"/>
-        </w:rPr>
-        <w:t xml:space="preserve">ta ordenada por frecuencia descendente). Calcule la curva de ajuste utilizando la función </w:t>
+        <w:t xml:space="preserve"> y escriba un programa que extraiga los términos y calcule sus frecuencias (el programa debe generar la lista ordenada por frecuencia descendente). Calcule la curva de ajuste utilizando la función </w:t>
       </w:r>
       <w:r>
         <w:rPr>
@@ -5208,14 +5574,7 @@
           <w:sz w:val="24"/>
           <w:szCs w:val="24"/>
         </w:rPr>
-        <w:t>. Con los datos crudos y los estimados grafique en la notebook ambas distribuciones (haga 2 gráficos, uno en escala lineal y otro en log-log</w:t>
-      </w:r>
-      <w:r>
-        <w:rPr>
-          <w:sz w:val="24"/>
-          <w:szCs w:val="24"/>
-        </w:rPr>
-        <w:t xml:space="preserve">). ¿Cómo se comporta la predicción? ¿Qué conclusiones puede obtener? </w:t>
+        <w:t xml:space="preserve">. Con los datos crudos y los estimados grafique en la notebook ambas distribuciones (haga 2 gráficos, uno en escala lineal y otro en log-log). ¿Cómo se comporta la predicción? ¿Qué conclusiones puede obtener? </w:t>
       </w:r>
     </w:p>
     <w:p>
@@ -5245,14 +5604,7 @@
           <w:sz w:val="24"/>
           <w:szCs w:val="24"/>
         </w:rPr>
-        <w:t xml:space="preserve">Usando los datos del ejercicio anterior y de acuerdo a la ley de Zipf, calcule la cantidad de palabras que debería haber en el 10%, 20% y 30% del vocabulario. Verifique respecto de los </w:t>
-      </w:r>
-      <w:r>
-        <w:rPr>
-          <w:sz w:val="24"/>
-          <w:szCs w:val="24"/>
-        </w:rPr>
-        <w:t>valores reales. Utilice esta aproximación para podar el vocabulario en los mismos porcentajes e indique qué porcentaje de la poda coincide con palabras vacías</w:t>
+        <w:t>Usando los datos del ejercicio anterior y de acuerdo a la ley de Zipf, calcule la cantidad de palabras que debería haber en el 10%, 20% y 30% del vocabulario. Verifique respecto de los valores reales. Utilice esta aproximación para podar el vocabulario en los mismos porcentajes e indique qué porcentaje de la poda coincide con palabras vacías</w:t>
       </w:r>
       <w:r>
         <w:rPr>
@@ -5283,14 +5635,7 @@
           <w:sz w:val="24"/>
           <w:szCs w:val="24"/>
         </w:rPr>
-        <w:t xml:space="preserve"> y verifique si, a su criterio, pueden ser i</w:t>
-      </w:r>
-      <w:r>
-        <w:rPr>
-          <w:sz w:val="24"/>
-          <w:szCs w:val="24"/>
-        </w:rPr>
-        <w:t>mportantes para la recuperación.</w:t>
+        <w:t xml:space="preserve"> y verifique si, a su criterio, pueden ser importantes para la recuperación.</w:t>
       </w:r>
     </w:p>
     <w:p>
@@ -5348,14 +5693,7 @@
           <w:sz w:val="24"/>
           <w:szCs w:val="24"/>
         </w:rPr>
-        <w:t>). Verifique en qué medida satisface la l</w:t>
-      </w:r>
-      <w:r>
-        <w:rPr>
-          <w:sz w:val="24"/>
-          <w:szCs w:val="24"/>
-        </w:rPr>
-        <w:t>ey de Heaps. Grafique en la notebook los ajustes variando los parámetros de la expresión. Puede inicialmente probar con los archivos de los puntos anteriores.</w:t>
+        <w:t>). Verifique en qué medida satisface la ley de Heaps. Grafique en la notebook los ajustes variando los parámetros de la expresión. Puede inicialmente probar con los archivos de los puntos anteriores.</w:t>
       </w:r>
     </w:p>
     <w:p>
@@ -5444,14 +5782,16 @@
         <w:rPr>
           <w:lang w:val="en-US"/>
         </w:rPr>
-        <w:t xml:space="preserve">[2] Gregory Grefenstette and Pasi Tapanainen. What is a word, what is a </w:t>
-      </w:r>
-      <w:r>
+        <w:t>[2] Gregory Grefenstette and Pasi Tapanainen. What is a word, what is a sentence? problems of tokenization. In Rank Xerox Research Centre, pages 79–87, 1994.</w:t>
+      </w:r>
+    </w:p>
+    <w:p>
+      <w:pPr>
+        <w:jc w:val="both"/>
         <w:rPr>
           <w:lang w:val="en-US"/>
         </w:rPr>
-        <w:t>sentence? problems of tokenization. In Rank Xerox Research Centre, pages 79–87, 1994.</w:t>
-      </w:r>
+      </w:pPr>
     </w:p>
     <w:p>
       <w:pPr>
@@ -5460,26 +5800,39 @@
           <w:lang w:val="en-US"/>
         </w:rPr>
       </w:pPr>
-    </w:p>
-    <w:p>
-      <w:pPr>
-        <w:jc w:val="both"/>
+      <w:r>
         <w:rPr>
           <w:lang w:val="en-US"/>
         </w:rPr>
-      </w:pPr>
-      <w:r>
+        <w:t>[3] Le Quan Ha, Darryl Stewart, Philip Hanna, and F Smith. Zipf and type-token rules for the english, spanish, irish and latin languages. Web Journal of Formal, Computational and Cognitive Linguistics, 1 (8):1–12, 1 2006.</w:t>
+      </w:r>
+    </w:p>
+    <w:p>
+      <w:pPr>
+        <w:jc w:val="both"/>
         <w:rPr>
           <w:lang w:val="en-US"/>
         </w:rPr>
-        <w:t>[3] Le Quan Ha, Darryl Stewart, Philip Hanna, and F Smith. Zipf and type-token rules for the english, spanish, irish and latin languages. Web Journal of Formal, Computat</w:t>
-      </w:r>
+      </w:pPr>
+    </w:p>
+    <w:p>
+      <w:pPr>
+        <w:jc w:val="both"/>
+      </w:pPr>
       <w:r>
         <w:rPr>
           <w:lang w:val="en-US"/>
         </w:rPr>
-        <w:t>ional and Cognitive Linguistics, 1 (8):1–12, 1 2006.</w:t>
-      </w:r>
+        <w:t xml:space="preserve">[4] Christopher D. Manning, Prabhakar Raghavan, and Hinrich Sch ̈utze. Introduction to Information Retrieval. Cambridge University Press, New York, NY, USA, 2008. </w:t>
+      </w:r>
+      <w:r>
+        <w:t xml:space="preserve">Cap.6. </w:t>
+      </w:r>
+    </w:p>
+    <w:p>
+      <w:pPr>
+        <w:jc w:val="both"/>
+      </w:pPr>
     </w:p>
     <w:p>
       <w:pPr>
@@ -5488,25 +5841,15 @@
           <w:lang w:val="en-US"/>
         </w:rPr>
       </w:pPr>
-    </w:p>
-    <w:p>
-      <w:pPr>
-        <w:jc w:val="both"/>
-      </w:pPr>
+      <w:r>
+        <w:t xml:space="preserve">[5] Gabriel Tolosa, Fernando Bordignon. Introducción a la Recuperación de Información. Conceptos, modelos y algoritmos básicos. Laboratorio de Redes de Datos. </w:t>
+      </w:r>
       <w:r>
         <w:rPr>
           <w:lang w:val="en-US"/>
         </w:rPr>
-        <w:t xml:space="preserve">[4] Christopher D. Manning, Prabhakar Raghavan, and Hinrich Sch ̈utze. Introduction to Information Retrieval. Cambridge University Press, New York, NY, USA, 2008. </w:t>
-      </w:r>
-      <w:r>
-        <w:t xml:space="preserve">Cap.6. </w:t>
-      </w:r>
-    </w:p>
-    <w:p>
-      <w:pPr>
-        <w:jc w:val="both"/>
-      </w:pPr>
+        <w:t>UNLu, 2005. Cap. 3.</w:t>
+      </w:r>
     </w:p>
     <w:p>
       <w:pPr>
@@ -5515,35 +5858,15 @@
           <w:lang w:val="en-US"/>
         </w:rPr>
       </w:pPr>
-      <w:r>
-        <w:t>[5] Gabriel Tolosa, Fernando Bordignon. Introducción a la Recuperación de Informació</w:t>
-      </w:r>
-      <w:r>
-        <w:t xml:space="preserve">n. Conceptos, modelos y algoritmos básicos. Laboratorio de Redes de Datos. </w:t>
-      </w:r>
+    </w:p>
+    <w:p>
+      <w:pPr>
+        <w:jc w:val="both"/>
+      </w:pPr>
       <w:r>
         <w:rPr>
           <w:lang w:val="en-US"/>
         </w:rPr>
-        <w:t>UNLu, 2005. Cap. 3.</w:t>
-      </w:r>
-    </w:p>
-    <w:p>
-      <w:pPr>
-        <w:jc w:val="both"/>
-        <w:rPr>
-          <w:lang w:val="en-US"/>
-        </w:rPr>
-      </w:pPr>
-    </w:p>
-    <w:p>
-      <w:pPr>
-        <w:jc w:val="both"/>
-      </w:pPr>
-      <w:r>
-        <w:rPr>
-          <w:lang w:val="en-US"/>
-        </w:rPr>
         <w:t xml:space="preserve">[6] Daniel Jurafsky &amp; James H. Martin. Speech and Language Processing. </w:t>
       </w:r>
       <w:r>
@@ -5551,7 +5874,7 @@
       </w:r>
     </w:p>
     <w:sectPr>
-      <w:headerReference w:type="default" r:id="rId26"/>
+      <w:headerReference w:type="default" r:id="rId32"/>
       <w:pgSz w:w="11906" w:h="16838"/>
       <w:pgMar w:top="1133" w:right="1133" w:bottom="1133" w:left="1133" w:header="850" w:footer="850" w:gutter="0"/>
       <w:pgNumType w:start="1"/>
@@ -6056,16 +6379,7 @@
             <w:szCs w:val="20"/>
             <w:u w:val="single"/>
           </w:rPr>
-          <w:t>https://docs.scipy.org/doc/numpy-1.15.0/refere</w:t>
-        </w:r>
-        <w:r>
-          <w:rPr>
-            <w:color w:val="1155CC"/>
-            <w:sz w:val="20"/>
-            <w:szCs w:val="20"/>
-            <w:u w:val="single"/>
-          </w:rPr>
-          <w:t>nce/generated/numpy.polyfit.html</w:t>
+          <w:t>https://docs.scipy.org/doc/numpy-1.15.0/reference/generated/numpy.polyfit.html</w:t>
         </w:r>
       </w:hyperlink>
       <w:r>
@@ -6189,16 +6503,7 @@
         <w:i/>
         <w:iCs/>
       </w:rPr>
-      <w:t>Recuperación d</w:t>
-    </w:r>
-    <w:r>
-      <w:rPr>
-        <w:b/>
-        <w:bCs/>
-        <w:i/>
-        <w:iCs/>
-      </w:rPr>
-      <w:t>e Información (11090)</w:t>
+      <w:t>Recuperación de Información (11090)</w:t>
     </w:r>
   </w:p>
   <w:p>

--- a/TP1/2026_RI_TP1_Análisis de Texto.docx
+++ b/TP1/2026_RI_TP1_Análisis de Texto.docx
@@ -166,7 +166,25 @@
           <w:sz w:val="24"/>
           <w:szCs w:val="24"/>
         </w:rPr>
-        <w:t>Josue Leonel Gatica Odato 178921</w:t>
+        <w:t xml:space="preserve">Josue Leonel Gatica </w:t>
+      </w:r>
+      <w:proofErr w:type="spellStart"/>
+      <w:r>
+        <w:rPr>
+          <w:color w:val="000000"/>
+          <w:sz w:val="24"/>
+          <w:szCs w:val="24"/>
+        </w:rPr>
+        <w:t>Odato</w:t>
+      </w:r>
+      <w:proofErr w:type="spellEnd"/>
+      <w:r>
+        <w:rPr>
+          <w:color w:val="000000"/>
+          <w:sz w:val="24"/>
+          <w:szCs w:val="24"/>
+        </w:rPr>
+        <w:t xml:space="preserve"> 178921</w:t>
       </w:r>
     </w:p>
     <w:p>
@@ -185,7 +203,7 @@
           <w:szCs w:val="24"/>
         </w:rPr>
       </w:pPr>
-      <w:hyperlink r:id="rId7">
+      <w:hyperlink r:id="rId8">
         <w:r>
           <w:rPr>
             <w:color w:val="0563C1"/>
@@ -195,7 +213,7 @@
           <w:t>Josuegaticaodato</w:t>
         </w:r>
       </w:hyperlink>
-      <w:hyperlink r:id="rId8">
+      <w:hyperlink r:id="rId9">
         <w:r>
           <w:rPr>
             <w:color w:val="0563C1"/>
@@ -261,7 +279,7 @@
                     <pic:cNvPicPr preferRelativeResize="0"/>
                   </pic:nvPicPr>
                   <pic:blipFill>
-                    <a:blip r:embed="rId9"/>
+                    <a:blip r:embed="rId10"/>
                     <a:srcRect/>
                     <a:stretch>
                       <a:fillRect/>
@@ -356,7 +374,23 @@
           <w:sz w:val="24"/>
           <w:szCs w:val="24"/>
         </w:rPr>
-        <w:t>Para un correcto manejo de las colecciones en cada ejercicio, los archivos .py tomando las colecciones por defecto en una carpeta llamada “Colecciones”, ubicada a la par con todas las carpetas de los ejercicios.</w:t>
+        <w:t>Para un correcto manejo de las colecciones en cada ejercicio, los archivos .</w:t>
+      </w:r>
+      <w:proofErr w:type="spellStart"/>
+      <w:r>
+        <w:rPr>
+          <w:sz w:val="24"/>
+          <w:szCs w:val="24"/>
+        </w:rPr>
+        <w:t>py</w:t>
+      </w:r>
+      <w:proofErr w:type="spellEnd"/>
+      <w:r>
+        <w:rPr>
+          <w:sz w:val="24"/>
+          <w:szCs w:val="24"/>
+        </w:rPr>
+        <w:t xml:space="preserve"> tomando las colecciones por defecto en una carpeta llamada “Colecciones”, ubicada a la par con todas las carpetas de los ejercicios.</w:t>
       </w:r>
     </w:p>
     <w:p>
@@ -397,7 +431,7 @@
                     <pic:cNvPicPr/>
                   </pic:nvPicPr>
                   <pic:blipFill>
-                    <a:blip r:embed="rId10"/>
+                    <a:blip r:embed="rId11"/>
                     <a:stretch>
                       <a:fillRect/>
                     </a:stretch>
@@ -440,7 +474,23 @@
           <w:sz w:val="24"/>
           <w:szCs w:val="24"/>
         </w:rPr>
-        <w:t>En ejercicios donde no se indica el pasaje del directorio donde se encuentran los documentos como parámetro (por ejemplo, el EJ1), este toma por defecto la carpeta indicada con el nombre de la colección que se solicito analizar para ese ejercicio.</w:t>
+        <w:t xml:space="preserve">En ejercicios donde no se indica el pasaje del directorio donde se encuentran los documentos como parámetro (por ejemplo, el EJ1), este toma por defecto la carpeta indicada con el nombre de la colección que se </w:t>
+      </w:r>
+      <w:proofErr w:type="spellStart"/>
+      <w:r>
+        <w:rPr>
+          <w:sz w:val="24"/>
+          <w:szCs w:val="24"/>
+        </w:rPr>
+        <w:t>solicito</w:t>
+      </w:r>
+      <w:proofErr w:type="spellEnd"/>
+      <w:r>
+        <w:rPr>
+          <w:sz w:val="24"/>
+          <w:szCs w:val="24"/>
+        </w:rPr>
+        <w:t xml:space="preserve"> analizar para ese ejercicio.</w:t>
       </w:r>
     </w:p>
     <w:p>
@@ -481,17 +531,18 @@
           <w:szCs w:val="24"/>
         </w:rPr>
         <w:lastRenderedPageBreak/>
-        <w:t>Utilizando la colección para debugging</w:t>
-      </w:r>
-      <w:r>
-        <w:rPr>
-          <w:color w:val="F79646" w:themeColor="accent6"/>
-          <w:sz w:val="24"/>
-          <w:szCs w:val="24"/>
-          <w:vertAlign w:val="superscript"/>
-        </w:rPr>
-        <w:footnoteReference w:id="1"/>
-      </w:r>
+        <w:t xml:space="preserve">Utilizando la colección para </w:t>
+      </w:r>
+      <w:proofErr w:type="spellStart"/>
+      <w:r>
+        <w:rPr>
+          <w:color w:val="F79646" w:themeColor="accent6"/>
+          <w:sz w:val="24"/>
+          <w:szCs w:val="24"/>
+        </w:rPr>
+        <w:t>debugging</w:t>
+      </w:r>
+      <w:proofErr w:type="spellEnd"/>
       <w:r>
         <w:rPr>
           <w:color w:val="F79646" w:themeColor="accent6"/>
@@ -642,6 +693,7 @@
         </w:rPr>
         <w:t xml:space="preserve">Compare los resultados obtenidos por su programa con los que figuran en el  archivo </w:t>
       </w:r>
+      <w:proofErr w:type="spellStart"/>
       <w:r>
         <w:rPr>
           <w:i/>
@@ -652,6 +704,7 @@
         </w:rPr>
         <w:t>collection_data.json</w:t>
       </w:r>
+      <w:proofErr w:type="spellEnd"/>
       <w:r>
         <w:rPr>
           <w:color w:val="F79646" w:themeColor="accent6"/>
@@ -732,7 +785,7 @@
                     <pic:cNvPicPr/>
                   </pic:nvPicPr>
                   <pic:blipFill rotWithShape="1">
-                    <a:blip r:embed="rId11"/>
+                    <a:blip r:embed="rId12"/>
                     <a:srcRect l="6224" t="17297" r="6795" b="16174"/>
                     <a:stretch/>
                   </pic:blipFill>
@@ -831,7 +884,7 @@
                     <pic:cNvPicPr/>
                   </pic:nvPicPr>
                   <pic:blipFill rotWithShape="1">
-                    <a:blip r:embed="rId12"/>
+                    <a:blip r:embed="rId13"/>
                     <a:srcRect l="4979" t="9143" r="5550" b="10452"/>
                     <a:stretch/>
                   </pic:blipFill>
@@ -872,7 +925,23 @@
           <w:sz w:val="24"/>
           <w:szCs w:val="24"/>
         </w:rPr>
-        <w:t>Por último, generamos los arreglos correspondientes para docids y frecuencias.</w:t>
+        <w:t xml:space="preserve">Por último, generamos los arreglos correspondientes para </w:t>
+      </w:r>
+      <w:proofErr w:type="spellStart"/>
+      <w:r>
+        <w:rPr>
+          <w:sz w:val="24"/>
+          <w:szCs w:val="24"/>
+        </w:rPr>
+        <w:t>docids</w:t>
+      </w:r>
+      <w:proofErr w:type="spellEnd"/>
+      <w:r>
+        <w:rPr>
+          <w:sz w:val="24"/>
+          <w:szCs w:val="24"/>
+        </w:rPr>
+        <w:t xml:space="preserve"> y frecuencias.</w:t>
       </w:r>
     </w:p>
     <w:p>
@@ -908,7 +977,7 @@
                     <pic:cNvPicPr/>
                   </pic:nvPicPr>
                   <pic:blipFill rotWithShape="1">
-                    <a:blip r:embed="rId13"/>
+                    <a:blip r:embed="rId14"/>
                     <a:srcRect l="8091" t="20109" r="8195" b="16108"/>
                     <a:stretch/>
                   </pic:blipFill>
@@ -1014,7 +1083,7 @@
                     <pic:cNvPicPr/>
                   </pic:nvPicPr>
                   <pic:blipFill>
-                    <a:blip r:embed="rId14"/>
+                    <a:blip r:embed="rId15"/>
                     <a:stretch>
                       <a:fillRect/>
                     </a:stretch>
@@ -1046,946 +1115,6 @@
             <wp:extent cx="1991003" cy="1114581"/>
             <wp:effectExtent l="0" t="0" r="0" b="9525"/>
             <wp:docPr id="7" name="Imagen 7"/>
-            <wp:cNvGraphicFramePr>
-              <a:graphicFrameLocks xmlns:a="http://schemas.openxmlformats.org/drawingml/2006/main" noChangeAspect="1"/>
-            </wp:cNvGraphicFramePr>
-            <a:graphic xmlns:a="http://schemas.openxmlformats.org/drawingml/2006/main">
-              <a:graphicData uri="http://schemas.openxmlformats.org/drawingml/2006/picture">
-                <pic:pic xmlns:pic="http://schemas.openxmlformats.org/drawingml/2006/picture">
-                  <pic:nvPicPr>
-                    <pic:cNvPr id="1" name=""/>
-                    <pic:cNvPicPr/>
-                  </pic:nvPicPr>
-                  <pic:blipFill>
-                    <a:blip r:embed="rId15"/>
-                    <a:stretch>
-                      <a:fillRect/>
-                    </a:stretch>
-                  </pic:blipFill>
-                  <pic:spPr>
-                    <a:xfrm>
-                      <a:off x="0" y="0"/>
-                      <a:ext cx="1991003" cy="1114581"/>
-                    </a:xfrm>
-                    <a:prstGeom prst="rect">
-                      <a:avLst/>
-                    </a:prstGeom>
-                  </pic:spPr>
-                </pic:pic>
-              </a:graphicData>
-            </a:graphic>
-          </wp:inline>
-        </w:drawing>
-      </w:r>
-    </w:p>
-    <w:p>
-      <w:pPr>
-        <w:jc w:val="center"/>
-        <w:rPr>
-          <w:sz w:val="24"/>
-          <w:szCs w:val="24"/>
-          <w:lang w:val="es-AR"/>
-        </w:rPr>
-      </w:pPr>
-    </w:p>
-    <w:p>
-      <w:pPr>
-        <w:jc w:val="both"/>
-        <w:rPr>
-          <w:sz w:val="24"/>
-          <w:szCs w:val="24"/>
-          <w:lang w:val="es-AR"/>
-        </w:rPr>
-      </w:pPr>
-      <w:r>
-        <w:rPr>
-          <w:sz w:val="24"/>
-          <w:szCs w:val="24"/>
-          <w:lang w:val="es-AR"/>
-        </w:rPr>
-        <w:t xml:space="preserve">Analizándolo en detalle con el collection_data.json provisto por el equipo docente, solamente se difiere en orden en el que se muestran los términos, ya que no siguen un </w:t>
-      </w:r>
-      <w:r>
-        <w:rPr>
-          <w:sz w:val="24"/>
-          <w:szCs w:val="24"/>
-          <w:lang w:val="es-AR"/>
-        </w:rPr>
-        <w:t>patrón</w:t>
-      </w:r>
-      <w:r>
-        <w:rPr>
-          <w:sz w:val="24"/>
-          <w:szCs w:val="24"/>
-          <w:lang w:val="es-AR"/>
-        </w:rPr>
-        <w:t xml:space="preserve"> </w:t>
-      </w:r>
-      <w:r>
-        <w:rPr>
-          <w:sz w:val="24"/>
-          <w:szCs w:val="24"/>
-          <w:lang w:val="es-AR"/>
-        </w:rPr>
-        <w:t>claro para poder ordenarlo de la siguiente manera y que ambas JSON sean iguales.</w:t>
-      </w:r>
-    </w:p>
-    <w:p>
-      <w:pPr>
-        <w:jc w:val="both"/>
-        <w:rPr>
-          <w:sz w:val="24"/>
-          <w:szCs w:val="24"/>
-          <w:lang w:val="es-AR"/>
-        </w:rPr>
-      </w:pPr>
-    </w:p>
-    <w:p>
-      <w:pPr>
-        <w:jc w:val="both"/>
-        <w:rPr>
-          <w:sz w:val="24"/>
-          <w:szCs w:val="24"/>
-          <w:lang w:val="es-AR"/>
-        </w:rPr>
-      </w:pPr>
-      <w:r>
-        <w:rPr>
-          <w:sz w:val="24"/>
-          <w:szCs w:val="24"/>
-          <w:lang w:val="es-AR"/>
-        </w:rPr>
-        <w:t>Luego, en cuanto a contenido, son exactamente iguales, garantizado la correcta realizando del ejercicio.</w:t>
-      </w:r>
-    </w:p>
-    <w:p>
-      <w:pPr>
-        <w:jc w:val="both"/>
-        <w:rPr>
-          <w:sz w:val="24"/>
-          <w:szCs w:val="24"/>
-          <w:lang w:val="es-AR"/>
-        </w:rPr>
-      </w:pPr>
-    </w:p>
-    <w:p>
-      <w:pPr>
-        <w:jc w:val="both"/>
-        <w:rPr>
-          <w:sz w:val="24"/>
-          <w:szCs w:val="24"/>
-          <w:u w:val="single"/>
-          <w:lang w:val="es-AR"/>
-        </w:rPr>
-      </w:pPr>
-      <w:r>
-        <w:rPr>
-          <w:sz w:val="24"/>
-          <w:szCs w:val="24"/>
-          <w:u w:val="single"/>
-          <w:lang w:val="es-AR"/>
-        </w:rPr>
-        <w:t>Utilización de IA:</w:t>
-      </w:r>
-    </w:p>
-    <w:p>
-      <w:pPr>
-        <w:jc w:val="both"/>
-        <w:rPr>
-          <w:sz w:val="24"/>
-          <w:szCs w:val="24"/>
-          <w:u w:val="single"/>
-          <w:lang w:val="es-AR"/>
-        </w:rPr>
-      </w:pPr>
-    </w:p>
-    <w:p>
-      <w:pPr>
-        <w:jc w:val="both"/>
-        <w:rPr>
-          <w:sz w:val="24"/>
-          <w:szCs w:val="24"/>
-          <w:lang w:val="es-AR"/>
-        </w:rPr>
-      </w:pPr>
-      <w:r>
-        <w:rPr>
-          <w:sz w:val="24"/>
-          <w:szCs w:val="24"/>
-          <w:lang w:val="es-AR"/>
-        </w:rPr>
-        <w:t>Utilizando la herramienta de inteligencia artificial ChatGPT, se realizó lo siguiente:</w:t>
-      </w:r>
-    </w:p>
-    <w:p>
-      <w:pPr>
-        <w:pStyle w:val="Prrafodelista"/>
-        <w:numPr>
-          <w:ilvl w:val="0"/>
-          <w:numId w:val="8"/>
-        </w:numPr>
-        <w:jc w:val="both"/>
-        <w:rPr>
-          <w:sz w:val="24"/>
-          <w:szCs w:val="24"/>
-          <w:lang w:val="es-AR"/>
-        </w:rPr>
-      </w:pPr>
-      <w:r>
-        <w:rPr>
-          <w:sz w:val="24"/>
-          <w:szCs w:val="24"/>
-          <w:lang w:val="es-AR"/>
-        </w:rPr>
-        <w:t>Obtención de un lexema para la eliminación de símbolos dentro del texto</w:t>
-      </w:r>
-    </w:p>
-    <w:p>
-      <w:pPr>
-        <w:pStyle w:val="Prrafodelista"/>
-        <w:numPr>
-          <w:ilvl w:val="0"/>
-          <w:numId w:val="8"/>
-        </w:numPr>
-        <w:jc w:val="both"/>
-        <w:rPr>
-          <w:sz w:val="24"/>
-          <w:szCs w:val="24"/>
-          <w:lang w:val="es-AR"/>
-        </w:rPr>
-      </w:pPr>
-      <w:r>
-        <w:rPr>
-          <w:sz w:val="24"/>
-          <w:szCs w:val="24"/>
-          <w:lang w:val="es-AR"/>
-        </w:rPr>
-        <w:t>Explicaciones con ejemplos para manejos de índices invertidos y pares ordenados</w:t>
-      </w:r>
-    </w:p>
-    <w:p>
-      <w:pPr>
-        <w:pStyle w:val="Prrafodelista"/>
-        <w:numPr>
-          <w:ilvl w:val="0"/>
-          <w:numId w:val="8"/>
-        </w:numPr>
-        <w:jc w:val="both"/>
-        <w:rPr>
-          <w:sz w:val="24"/>
-          <w:szCs w:val="24"/>
-          <w:lang w:val="es-AR"/>
-        </w:rPr>
-      </w:pPr>
-      <w:r>
-        <w:rPr>
-          <w:sz w:val="24"/>
-          <w:szCs w:val="24"/>
-          <w:lang w:val="es-AR"/>
-        </w:rPr>
-        <w:t>Construcción de rutas para lectura correcta de archivos</w:t>
-      </w:r>
-    </w:p>
-    <w:p>
-      <w:pPr>
-        <w:pStyle w:val="Prrafodelista"/>
-        <w:jc w:val="both"/>
-        <w:rPr>
-          <w:sz w:val="24"/>
-          <w:szCs w:val="24"/>
-          <w:lang w:val="es-AR"/>
-        </w:rPr>
-      </w:pPr>
-    </w:p>
-    <w:p>
-      <w:pPr>
-        <w:rPr>
-          <w:sz w:val="24"/>
-          <w:szCs w:val="24"/>
-          <w:lang w:val="es-AR"/>
-        </w:rPr>
-      </w:pPr>
-      <w:r>
-        <w:rPr>
-          <w:sz w:val="24"/>
-          <w:szCs w:val="24"/>
-          <w:lang w:val="es-AR"/>
-        </w:rPr>
-        <w:t>La validez de la respuesta se verifico en base a pruebas manuales sobre cada fragmento realizado por el chat, validando que los resultados sean los correcto.</w:t>
-      </w:r>
-    </w:p>
-    <w:p>
-      <w:pPr>
-        <w:rPr>
-          <w:sz w:val="24"/>
-          <w:szCs w:val="24"/>
-          <w:lang w:val="es-AR"/>
-        </w:rPr>
-      </w:pPr>
-      <w:r>
-        <w:rPr>
-          <w:sz w:val="24"/>
-          <w:szCs w:val="24"/>
-          <w:lang w:val="es-AR"/>
-        </w:rPr>
-        <w:t>Ayudo en el proceso de aprendizaje mediante explicaciones sencillas con ejemplos y pequeños códigos de uso general que serán utilizados en los demás puntos</w:t>
-      </w:r>
-    </w:p>
-    <w:p>
-      <w:pPr>
-        <w:numPr>
-          <w:ilvl w:val="0"/>
-          <w:numId w:val="1"/>
-        </w:numPr>
-        <w:jc w:val="both"/>
-        <w:rPr>
-          <w:color w:val="F79646" w:themeColor="accent6"/>
-          <w:sz w:val="24"/>
-          <w:szCs w:val="24"/>
-        </w:rPr>
-      </w:pPr>
-      <w:r>
-        <w:rPr>
-          <w:color w:val="F79646" w:themeColor="accent6"/>
-          <w:sz w:val="24"/>
-          <w:szCs w:val="24"/>
-        </w:rPr>
-        <w:lastRenderedPageBreak/>
-        <w:t xml:space="preserve">Escriba un programa que realice análisis léxico sobre la colección </w:t>
-      </w:r>
-      <w:r>
-        <w:rPr>
-          <w:b/>
-          <w:bCs/>
-          <w:color w:val="F79646" w:themeColor="accent6"/>
-          <w:sz w:val="24"/>
-          <w:szCs w:val="24"/>
-        </w:rPr>
-        <w:t>RI-tknz-data</w:t>
-      </w:r>
-      <w:r>
-        <w:rPr>
-          <w:b/>
-          <w:bCs/>
-          <w:color w:val="F79646" w:themeColor="accent6"/>
-          <w:sz w:val="24"/>
-          <w:szCs w:val="24"/>
-          <w:vertAlign w:val="superscript"/>
-        </w:rPr>
-        <w:footnoteReference w:id="2"/>
-      </w:r>
-      <w:r>
-        <w:rPr>
-          <w:color w:val="F79646" w:themeColor="accent6"/>
-          <w:sz w:val="24"/>
-          <w:szCs w:val="24"/>
-        </w:rPr>
-        <w:t>. El programa debe recibir como parámetros el directorio donde se encuentran los documentos y un argumento que indica si se deben eliminar las palabras vacías (y en tal caso, el nombre del archivo que las contiene). Defina, además, una longitud mínima y máxima para los términos. Como salida, el programa debe generar:</w:t>
-      </w:r>
-    </w:p>
-    <w:p>
-      <w:pPr>
-        <w:ind w:left="720"/>
-        <w:jc w:val="both"/>
-        <w:rPr>
-          <w:color w:val="F79646" w:themeColor="accent6"/>
-          <w:sz w:val="24"/>
-          <w:szCs w:val="24"/>
-        </w:rPr>
-      </w:pPr>
-    </w:p>
-    <w:p>
-      <w:pPr>
-        <w:numPr>
-          <w:ilvl w:val="0"/>
-          <w:numId w:val="7"/>
-        </w:numPr>
-        <w:jc w:val="both"/>
-        <w:rPr>
-          <w:color w:val="F79646" w:themeColor="accent6"/>
-          <w:sz w:val="24"/>
-          <w:szCs w:val="24"/>
-        </w:rPr>
-      </w:pPr>
-      <w:r>
-        <w:rPr>
-          <w:color w:val="F79646" w:themeColor="accent6"/>
-          <w:sz w:val="24"/>
-          <w:szCs w:val="24"/>
-        </w:rPr>
-        <w:t>Un archivo (</w:t>
-      </w:r>
-      <w:r>
-        <w:rPr>
-          <w:rFonts w:ascii="Courier New" w:eastAsia="Courier New" w:hAnsi="Courier New" w:cs="Courier New"/>
-          <w:color w:val="F79646" w:themeColor="accent6"/>
-          <w:sz w:val="24"/>
-          <w:szCs w:val="24"/>
-        </w:rPr>
-        <w:t>terminos.txt</w:t>
-      </w:r>
-      <w:r>
-        <w:rPr>
-          <w:color w:val="F79646" w:themeColor="accent6"/>
-          <w:sz w:val="24"/>
-          <w:szCs w:val="24"/>
-        </w:rPr>
-        <w:t>) con la lista de términos a indexar (ordenado), su frecuencia en la colección y su DF (</w:t>
-      </w:r>
-      <w:r>
-        <w:rPr>
-          <w:i/>
-          <w:iCs/>
-          <w:color w:val="F79646" w:themeColor="accent6"/>
-          <w:sz w:val="24"/>
-          <w:szCs w:val="24"/>
-        </w:rPr>
-        <w:t>Document Frequency</w:t>
-      </w:r>
-      <w:r>
-        <w:rPr>
-          <w:color w:val="F79646" w:themeColor="accent6"/>
-          <w:sz w:val="24"/>
-          <w:szCs w:val="24"/>
-        </w:rPr>
-        <w:t xml:space="preserve">). </w:t>
-      </w:r>
-    </w:p>
-    <w:p>
-      <w:pPr>
-        <w:ind w:left="1440"/>
-        <w:jc w:val="both"/>
-        <w:rPr>
-          <w:color w:val="F79646" w:themeColor="accent6"/>
-          <w:sz w:val="24"/>
-          <w:szCs w:val="24"/>
-        </w:rPr>
-      </w:pPr>
-      <w:r>
-        <w:rPr>
-          <w:color w:val="F79646" w:themeColor="accent6"/>
-          <w:sz w:val="24"/>
-          <w:szCs w:val="24"/>
-        </w:rPr>
-        <w:t xml:space="preserve">Formato de salida: </w:t>
-      </w:r>
-      <w:r>
-        <w:rPr>
-          <w:rFonts w:ascii="Courier New" w:eastAsia="Courier New" w:hAnsi="Courier New" w:cs="Courier New"/>
-          <w:color w:val="F79646" w:themeColor="accent6"/>
-          <w:sz w:val="24"/>
-          <w:szCs w:val="24"/>
-        </w:rPr>
-        <w:t>$&lt;termino&gt; [ESP] &lt;CF&gt; [ESP] &lt;DF&gt;$</w:t>
-      </w:r>
-      <w:r>
-        <w:rPr>
-          <w:color w:val="F79646" w:themeColor="accent6"/>
-          <w:sz w:val="24"/>
-          <w:szCs w:val="24"/>
-        </w:rPr>
-        <w:t xml:space="preserve">. </w:t>
-      </w:r>
-    </w:p>
-    <w:p>
-      <w:pPr>
-        <w:ind w:left="1440"/>
-        <w:jc w:val="both"/>
-        <w:rPr>
-          <w:color w:val="F79646" w:themeColor="accent6"/>
-          <w:sz w:val="24"/>
-          <w:szCs w:val="24"/>
-        </w:rPr>
-      </w:pPr>
-      <w:r>
-        <w:rPr>
-          <w:color w:val="F79646" w:themeColor="accent6"/>
-          <w:sz w:val="24"/>
-          <w:szCs w:val="24"/>
-        </w:rPr>
-        <w:t>Ejemplo:</w:t>
-      </w:r>
-    </w:p>
-    <w:p>
-      <w:pPr>
-        <w:jc w:val="both"/>
-        <w:rPr>
-          <w:rFonts w:ascii="Courier New" w:eastAsia="Courier New" w:hAnsi="Courier New" w:cs="Courier New"/>
-          <w:color w:val="F79646" w:themeColor="accent6"/>
-          <w:sz w:val="24"/>
-          <w:szCs w:val="24"/>
-        </w:rPr>
-      </w:pPr>
-      <w:r>
-        <w:rPr>
-          <w:rFonts w:ascii="Courier New" w:eastAsia="Courier New" w:hAnsi="Courier New" w:cs="Courier New"/>
-          <w:color w:val="F79646" w:themeColor="accent6"/>
-          <w:sz w:val="24"/>
-          <w:szCs w:val="24"/>
-        </w:rPr>
-        <w:tab/>
-      </w:r>
-      <w:r>
-        <w:rPr>
-          <w:rFonts w:ascii="Courier New" w:eastAsia="Courier New" w:hAnsi="Courier New" w:cs="Courier New"/>
-          <w:color w:val="F79646" w:themeColor="accent6"/>
-          <w:sz w:val="24"/>
-          <w:szCs w:val="24"/>
-        </w:rPr>
-        <w:tab/>
-        <w:t xml:space="preserve">    casa 238 3</w:t>
-      </w:r>
-    </w:p>
-    <w:p>
-      <w:pPr>
-        <w:jc w:val="both"/>
-        <w:rPr>
-          <w:rFonts w:ascii="Courier New" w:eastAsia="Courier New" w:hAnsi="Courier New" w:cs="Courier New"/>
-          <w:color w:val="F79646" w:themeColor="accent6"/>
-          <w:sz w:val="24"/>
-          <w:szCs w:val="24"/>
-        </w:rPr>
-      </w:pPr>
-      <w:r>
-        <w:rPr>
-          <w:rFonts w:ascii="Courier New" w:eastAsia="Courier New" w:hAnsi="Courier New" w:cs="Courier New"/>
-          <w:color w:val="F79646" w:themeColor="accent6"/>
-          <w:sz w:val="24"/>
-          <w:szCs w:val="24"/>
-        </w:rPr>
-        <w:tab/>
-      </w:r>
-      <w:r>
-        <w:rPr>
-          <w:rFonts w:ascii="Courier New" w:eastAsia="Courier New" w:hAnsi="Courier New" w:cs="Courier New"/>
-          <w:color w:val="F79646" w:themeColor="accent6"/>
-          <w:sz w:val="24"/>
-          <w:szCs w:val="24"/>
-        </w:rPr>
-        <w:tab/>
-        <w:t xml:space="preserve">    perro 644 6</w:t>
-      </w:r>
-    </w:p>
-    <w:p>
-      <w:pPr>
-        <w:jc w:val="both"/>
-        <w:rPr>
-          <w:rFonts w:ascii="Courier New" w:eastAsia="Courier New" w:hAnsi="Courier New" w:cs="Courier New"/>
-          <w:color w:val="F79646" w:themeColor="accent6"/>
-          <w:sz w:val="24"/>
-          <w:szCs w:val="24"/>
-        </w:rPr>
-      </w:pPr>
-      <w:r>
-        <w:rPr>
-          <w:rFonts w:ascii="Courier New" w:eastAsia="Courier New" w:hAnsi="Courier New" w:cs="Courier New"/>
-          <w:color w:val="F79646" w:themeColor="accent6"/>
-          <w:sz w:val="24"/>
-          <w:szCs w:val="24"/>
-        </w:rPr>
-        <w:tab/>
-      </w:r>
-      <w:r>
-        <w:rPr>
-          <w:rFonts w:ascii="Courier New" w:eastAsia="Courier New" w:hAnsi="Courier New" w:cs="Courier New"/>
-          <w:color w:val="F79646" w:themeColor="accent6"/>
-          <w:sz w:val="24"/>
-          <w:szCs w:val="24"/>
-        </w:rPr>
-        <w:tab/>
-        <w:t xml:space="preserve">    ...</w:t>
-      </w:r>
-    </w:p>
-    <w:p>
-      <w:pPr>
-        <w:jc w:val="both"/>
-        <w:rPr>
-          <w:rFonts w:ascii="Courier New" w:eastAsia="Courier New" w:hAnsi="Courier New" w:cs="Courier New"/>
-          <w:color w:val="F79646" w:themeColor="accent6"/>
-          <w:sz w:val="24"/>
-          <w:szCs w:val="24"/>
-        </w:rPr>
-      </w:pPr>
-      <w:r>
-        <w:rPr>
-          <w:rFonts w:ascii="Courier New" w:eastAsia="Courier New" w:hAnsi="Courier New" w:cs="Courier New"/>
-          <w:color w:val="F79646" w:themeColor="accent6"/>
-          <w:sz w:val="24"/>
-          <w:szCs w:val="24"/>
-        </w:rPr>
-        <w:tab/>
-      </w:r>
-      <w:r>
-        <w:rPr>
-          <w:rFonts w:ascii="Courier New" w:eastAsia="Courier New" w:hAnsi="Courier New" w:cs="Courier New"/>
-          <w:color w:val="F79646" w:themeColor="accent6"/>
-          <w:sz w:val="24"/>
-          <w:szCs w:val="24"/>
-        </w:rPr>
-        <w:tab/>
-        <w:t xml:space="preserve">    zorro 12 1</w:t>
-      </w:r>
-    </w:p>
-    <w:p>
-      <w:pPr>
-        <w:jc w:val="both"/>
-        <w:rPr>
-          <w:color w:val="F79646" w:themeColor="accent6"/>
-          <w:sz w:val="24"/>
-          <w:szCs w:val="24"/>
-        </w:rPr>
-      </w:pPr>
-    </w:p>
-    <w:p>
-      <w:pPr>
-        <w:numPr>
-          <w:ilvl w:val="0"/>
-          <w:numId w:val="6"/>
-        </w:numPr>
-        <w:jc w:val="both"/>
-        <w:rPr>
-          <w:color w:val="F79646" w:themeColor="accent6"/>
-          <w:sz w:val="24"/>
-          <w:szCs w:val="24"/>
-        </w:rPr>
-      </w:pPr>
-      <w:r>
-        <w:rPr>
-          <w:color w:val="F79646" w:themeColor="accent6"/>
-          <w:sz w:val="24"/>
-          <w:szCs w:val="24"/>
-        </w:rPr>
-        <w:t>Un segundo archivo (</w:t>
-      </w:r>
-      <w:r>
-        <w:rPr>
-          <w:rFonts w:ascii="Courier New" w:eastAsia="Courier New" w:hAnsi="Courier New" w:cs="Courier New"/>
-          <w:color w:val="F79646" w:themeColor="accent6"/>
-          <w:sz w:val="24"/>
-          <w:szCs w:val="24"/>
-        </w:rPr>
-        <w:t>estadisticas.txt</w:t>
-      </w:r>
-      <w:r>
-        <w:rPr>
-          <w:color w:val="F79646" w:themeColor="accent6"/>
-          <w:sz w:val="24"/>
-          <w:szCs w:val="24"/>
-        </w:rPr>
-        <w:t>) con los siguientes datos (un ítem por línea y separados por espacio cuando sean más de un valor):</w:t>
-      </w:r>
-    </w:p>
-    <w:p>
-      <w:pPr>
-        <w:numPr>
-          <w:ilvl w:val="1"/>
-          <w:numId w:val="6"/>
-        </w:numPr>
-        <w:jc w:val="both"/>
-        <w:rPr>
-          <w:color w:val="F79646" w:themeColor="accent6"/>
-          <w:sz w:val="24"/>
-          <w:szCs w:val="24"/>
-        </w:rPr>
-      </w:pPr>
-      <w:r>
-        <w:rPr>
-          <w:color w:val="F79646" w:themeColor="accent6"/>
-          <w:sz w:val="24"/>
-          <w:szCs w:val="24"/>
-        </w:rPr>
-        <w:t>Cantidad de documentos procesados.</w:t>
-      </w:r>
-    </w:p>
-    <w:p>
-      <w:pPr>
-        <w:numPr>
-          <w:ilvl w:val="1"/>
-          <w:numId w:val="6"/>
-        </w:numPr>
-        <w:jc w:val="both"/>
-        <w:rPr>
-          <w:color w:val="F79646" w:themeColor="accent6"/>
-          <w:sz w:val="24"/>
-          <w:szCs w:val="24"/>
-        </w:rPr>
-      </w:pPr>
-      <w:r>
-        <w:rPr>
-          <w:color w:val="F79646" w:themeColor="accent6"/>
-          <w:sz w:val="24"/>
-          <w:szCs w:val="24"/>
-        </w:rPr>
-        <w:t>Cantidad de tokens y términos extraídos.</w:t>
-      </w:r>
-    </w:p>
-    <w:p>
-      <w:pPr>
-        <w:numPr>
-          <w:ilvl w:val="1"/>
-          <w:numId w:val="6"/>
-        </w:numPr>
-        <w:jc w:val="both"/>
-        <w:rPr>
-          <w:color w:val="F79646" w:themeColor="accent6"/>
-          <w:sz w:val="24"/>
-          <w:szCs w:val="24"/>
-        </w:rPr>
-      </w:pPr>
-      <w:r>
-        <w:rPr>
-          <w:color w:val="F79646" w:themeColor="accent6"/>
-          <w:sz w:val="24"/>
-          <w:szCs w:val="24"/>
-        </w:rPr>
-        <w:t>Promedio de tokens y términos de los documentos.</w:t>
-      </w:r>
-    </w:p>
-    <w:p>
-      <w:pPr>
-        <w:numPr>
-          <w:ilvl w:val="1"/>
-          <w:numId w:val="6"/>
-        </w:numPr>
-        <w:jc w:val="both"/>
-        <w:rPr>
-          <w:color w:val="F79646" w:themeColor="accent6"/>
-          <w:sz w:val="24"/>
-          <w:szCs w:val="24"/>
-        </w:rPr>
-      </w:pPr>
-      <w:r>
-        <w:rPr>
-          <w:color w:val="F79646" w:themeColor="accent6"/>
-          <w:sz w:val="24"/>
-          <w:szCs w:val="24"/>
-        </w:rPr>
-        <w:t>Largo promedio de un término.</w:t>
-      </w:r>
-    </w:p>
-    <w:p>
-      <w:pPr>
-        <w:numPr>
-          <w:ilvl w:val="1"/>
-          <w:numId w:val="6"/>
-        </w:numPr>
-        <w:jc w:val="both"/>
-        <w:rPr>
-          <w:color w:val="F79646" w:themeColor="accent6"/>
-          <w:sz w:val="24"/>
-          <w:szCs w:val="24"/>
-        </w:rPr>
-      </w:pPr>
-      <w:r>
-        <w:rPr>
-          <w:color w:val="F79646" w:themeColor="accent6"/>
-          <w:sz w:val="24"/>
-          <w:szCs w:val="24"/>
-        </w:rPr>
-        <w:t xml:space="preserve">Cantidad de </w:t>
-      </w:r>
-      <w:r>
-        <w:rPr>
-          <w:i/>
-          <w:iCs/>
-          <w:color w:val="F79646" w:themeColor="accent6"/>
-          <w:sz w:val="24"/>
-          <w:szCs w:val="24"/>
-        </w:rPr>
-        <w:t>tokens</w:t>
-      </w:r>
-      <w:r>
-        <w:rPr>
-          <w:color w:val="F79646" w:themeColor="accent6"/>
-          <w:sz w:val="24"/>
-          <w:szCs w:val="24"/>
-        </w:rPr>
-        <w:t xml:space="preserve"> y términos del documento más corto y del más largo</w:t>
-      </w:r>
-      <w:r>
-        <w:rPr>
-          <w:color w:val="F79646" w:themeColor="accent6"/>
-          <w:sz w:val="24"/>
-          <w:szCs w:val="24"/>
-          <w:vertAlign w:val="superscript"/>
-        </w:rPr>
-        <w:footnoteReference w:id="3"/>
-      </w:r>
-      <w:r>
-        <w:rPr>
-          <w:color w:val="F79646" w:themeColor="accent6"/>
-          <w:sz w:val="24"/>
-          <w:szCs w:val="24"/>
-        </w:rPr>
-        <w:t>.</w:t>
-      </w:r>
-    </w:p>
-    <w:p>
-      <w:pPr>
-        <w:numPr>
-          <w:ilvl w:val="1"/>
-          <w:numId w:val="6"/>
-        </w:numPr>
-        <w:jc w:val="both"/>
-        <w:rPr>
-          <w:color w:val="F79646" w:themeColor="accent6"/>
-          <w:sz w:val="24"/>
-          <w:szCs w:val="24"/>
-        </w:rPr>
-      </w:pPr>
-      <w:r>
-        <w:rPr>
-          <w:color w:val="F79646" w:themeColor="accent6"/>
-          <w:sz w:val="24"/>
-          <w:szCs w:val="24"/>
-        </w:rPr>
-        <w:t>Cantidad de términos que aparecen sólo 1 vez en la colección.</w:t>
-      </w:r>
-    </w:p>
-    <w:p>
-      <w:pPr>
-        <w:jc w:val="both"/>
-        <w:rPr>
-          <w:color w:val="F79646" w:themeColor="accent6"/>
-          <w:sz w:val="24"/>
-          <w:szCs w:val="24"/>
-        </w:rPr>
-      </w:pPr>
-    </w:p>
-    <w:p>
-      <w:pPr>
-        <w:numPr>
-          <w:ilvl w:val="0"/>
-          <w:numId w:val="5"/>
-        </w:numPr>
-        <w:jc w:val="both"/>
-        <w:rPr>
-          <w:color w:val="F79646" w:themeColor="accent6"/>
-          <w:sz w:val="24"/>
-          <w:szCs w:val="24"/>
-        </w:rPr>
-      </w:pPr>
-      <w:r>
-        <w:rPr>
-          <w:color w:val="F79646" w:themeColor="accent6"/>
-          <w:sz w:val="24"/>
-          <w:szCs w:val="24"/>
-        </w:rPr>
-        <w:t>Un tercer archivo (</w:t>
-      </w:r>
-      <w:r>
-        <w:rPr>
-          <w:rFonts w:ascii="Courier New" w:eastAsia="Courier New" w:hAnsi="Courier New" w:cs="Courier New"/>
-          <w:color w:val="F79646" w:themeColor="accent6"/>
-          <w:sz w:val="24"/>
-          <w:szCs w:val="24"/>
-        </w:rPr>
-        <w:t>frecuencias.txt</w:t>
-      </w:r>
-      <w:r>
-        <w:rPr>
-          <w:color w:val="F79646" w:themeColor="accent6"/>
-          <w:sz w:val="24"/>
-          <w:szCs w:val="24"/>
-        </w:rPr>
-        <w:t xml:space="preserve">), con: </w:t>
-      </w:r>
-    </w:p>
-    <w:p>
-      <w:pPr>
-        <w:numPr>
-          <w:ilvl w:val="1"/>
-          <w:numId w:val="5"/>
-        </w:numPr>
-        <w:jc w:val="both"/>
-        <w:rPr>
-          <w:color w:val="F79646" w:themeColor="accent6"/>
-          <w:sz w:val="24"/>
-          <w:szCs w:val="24"/>
-        </w:rPr>
-      </w:pPr>
-      <w:r>
-        <w:rPr>
-          <w:color w:val="F79646" w:themeColor="accent6"/>
-          <w:sz w:val="24"/>
-          <w:szCs w:val="24"/>
-        </w:rPr>
-        <w:t>La lista de los 10 términos más frecuentes y su CF (Collection Frequency). Un término por línea.</w:t>
-      </w:r>
-    </w:p>
-    <w:p>
-      <w:pPr>
-        <w:numPr>
-          <w:ilvl w:val="1"/>
-          <w:numId w:val="5"/>
-        </w:numPr>
-        <w:jc w:val="both"/>
-        <w:rPr>
-          <w:color w:val="F79646" w:themeColor="accent6"/>
-          <w:sz w:val="24"/>
-          <w:szCs w:val="24"/>
-        </w:rPr>
-      </w:pPr>
-      <w:r>
-        <w:rPr>
-          <w:color w:val="F79646" w:themeColor="accent6"/>
-          <w:sz w:val="24"/>
-          <w:szCs w:val="24"/>
-        </w:rPr>
-        <w:t>La lista de los 10 términos menos frecuentes y su CF. Un término por línea.</w:t>
-      </w:r>
-    </w:p>
-    <w:p>
-      <w:pPr>
-        <w:jc w:val="both"/>
-        <w:rPr>
-          <w:b/>
-          <w:bCs/>
-          <w:color w:val="F79646" w:themeColor="accent6"/>
-          <w:sz w:val="24"/>
-          <w:szCs w:val="24"/>
-        </w:rPr>
-      </w:pPr>
-    </w:p>
-    <w:p>
-      <w:pPr>
-        <w:jc w:val="both"/>
-        <w:rPr>
-          <w:b/>
-          <w:bCs/>
-          <w:sz w:val="24"/>
-          <w:szCs w:val="24"/>
-        </w:rPr>
-      </w:pPr>
-      <w:r>
-        <w:rPr>
-          <w:b/>
-          <w:bCs/>
-          <w:sz w:val="24"/>
-          <w:szCs w:val="24"/>
-        </w:rPr>
-        <w:t>Ejecución del programa:</w:t>
-      </w:r>
-    </w:p>
-    <w:p>
-      <w:pPr>
-        <w:jc w:val="center"/>
-        <w:rPr>
-          <w:sz w:val="24"/>
-          <w:szCs w:val="24"/>
-        </w:rPr>
-      </w:pPr>
-      <w:r>
-        <w:rPr>
-          <w:noProof/>
-          <w:sz w:val="24"/>
-          <w:szCs w:val="24"/>
-        </w:rPr>
-        <w:drawing>
-          <wp:inline distT="0" distB="0" distL="0" distR="0" wp14:anchorId="7461A2E3" wp14:editId="05CE7731">
-            <wp:extent cx="6121400" cy="1400810"/>
-            <wp:effectExtent l="0" t="0" r="0" b="0"/>
-            <wp:docPr id="17" name="Imagen 17"/>
             <wp:cNvGraphicFramePr>
               <a:graphicFrameLocks xmlns:a="http://schemas.openxmlformats.org/drawingml/2006/main" noChangeAspect="1"/>
             </wp:cNvGraphicFramePr>
@@ -2005,6 +1134,1036 @@
                   <pic:spPr>
                     <a:xfrm>
                       <a:off x="0" y="0"/>
+                      <a:ext cx="1991003" cy="1114581"/>
+                    </a:xfrm>
+                    <a:prstGeom prst="rect">
+                      <a:avLst/>
+                    </a:prstGeom>
+                  </pic:spPr>
+                </pic:pic>
+              </a:graphicData>
+            </a:graphic>
+          </wp:inline>
+        </w:drawing>
+      </w:r>
+    </w:p>
+    <w:p>
+      <w:pPr>
+        <w:jc w:val="center"/>
+        <w:rPr>
+          <w:sz w:val="24"/>
+          <w:szCs w:val="24"/>
+          <w:lang w:val="es-AR"/>
+        </w:rPr>
+      </w:pPr>
+    </w:p>
+    <w:p>
+      <w:pPr>
+        <w:jc w:val="both"/>
+        <w:rPr>
+          <w:sz w:val="24"/>
+          <w:szCs w:val="24"/>
+          <w:lang w:val="es-AR"/>
+        </w:rPr>
+      </w:pPr>
+      <w:r>
+        <w:rPr>
+          <w:sz w:val="24"/>
+          <w:szCs w:val="24"/>
+          <w:lang w:val="es-AR"/>
+        </w:rPr>
+        <w:t xml:space="preserve">Analizándolo en detalle con el </w:t>
+      </w:r>
+      <w:proofErr w:type="spellStart"/>
+      <w:r>
+        <w:rPr>
+          <w:sz w:val="24"/>
+          <w:szCs w:val="24"/>
+          <w:lang w:val="es-AR"/>
+        </w:rPr>
+        <w:t>collection_data.json</w:t>
+      </w:r>
+      <w:proofErr w:type="spellEnd"/>
+      <w:r>
+        <w:rPr>
+          <w:sz w:val="24"/>
+          <w:szCs w:val="24"/>
+          <w:lang w:val="es-AR"/>
+        </w:rPr>
+        <w:t xml:space="preserve"> provisto por el equipo docente, solamente se difiere en orden en el que se muestran los términos, ya que no siguen un </w:t>
+      </w:r>
+      <w:r>
+        <w:rPr>
+          <w:sz w:val="24"/>
+          <w:szCs w:val="24"/>
+          <w:lang w:val="es-AR"/>
+        </w:rPr>
+        <w:t>patrón</w:t>
+      </w:r>
+      <w:r>
+        <w:rPr>
+          <w:sz w:val="24"/>
+          <w:szCs w:val="24"/>
+          <w:lang w:val="es-AR"/>
+        </w:rPr>
+        <w:t xml:space="preserve"> </w:t>
+      </w:r>
+      <w:r>
+        <w:rPr>
+          <w:sz w:val="24"/>
+          <w:szCs w:val="24"/>
+          <w:lang w:val="es-AR"/>
+        </w:rPr>
+        <w:t>claro para poder ordenarlo de la siguiente manera y que ambas JSON sean iguales.</w:t>
+      </w:r>
+    </w:p>
+    <w:p>
+      <w:pPr>
+        <w:jc w:val="both"/>
+        <w:rPr>
+          <w:sz w:val="24"/>
+          <w:szCs w:val="24"/>
+          <w:lang w:val="es-AR"/>
+        </w:rPr>
+      </w:pPr>
+    </w:p>
+    <w:p>
+      <w:pPr>
+        <w:jc w:val="both"/>
+        <w:rPr>
+          <w:sz w:val="24"/>
+          <w:szCs w:val="24"/>
+          <w:lang w:val="es-AR"/>
+        </w:rPr>
+      </w:pPr>
+      <w:r>
+        <w:rPr>
+          <w:sz w:val="24"/>
+          <w:szCs w:val="24"/>
+          <w:lang w:val="es-AR"/>
+        </w:rPr>
+        <w:t>Luego, en cuanto a contenido, son exactamente iguales, garantizado la correcta realizando del ejercicio.</w:t>
+      </w:r>
+    </w:p>
+    <w:p>
+      <w:pPr>
+        <w:jc w:val="both"/>
+        <w:rPr>
+          <w:sz w:val="24"/>
+          <w:szCs w:val="24"/>
+          <w:lang w:val="es-AR"/>
+        </w:rPr>
+      </w:pPr>
+    </w:p>
+    <w:p>
+      <w:pPr>
+        <w:jc w:val="both"/>
+        <w:rPr>
+          <w:sz w:val="24"/>
+          <w:szCs w:val="24"/>
+          <w:u w:val="single"/>
+          <w:lang w:val="es-AR"/>
+        </w:rPr>
+      </w:pPr>
+      <w:r>
+        <w:rPr>
+          <w:sz w:val="24"/>
+          <w:szCs w:val="24"/>
+          <w:u w:val="single"/>
+          <w:lang w:val="es-AR"/>
+        </w:rPr>
+        <w:t>Utilización de IA:</w:t>
+      </w:r>
+    </w:p>
+    <w:p>
+      <w:pPr>
+        <w:jc w:val="both"/>
+        <w:rPr>
+          <w:sz w:val="24"/>
+          <w:szCs w:val="24"/>
+          <w:u w:val="single"/>
+          <w:lang w:val="es-AR"/>
+        </w:rPr>
+      </w:pPr>
+    </w:p>
+    <w:p>
+      <w:pPr>
+        <w:jc w:val="both"/>
+        <w:rPr>
+          <w:sz w:val="24"/>
+          <w:szCs w:val="24"/>
+          <w:lang w:val="es-AR"/>
+        </w:rPr>
+      </w:pPr>
+      <w:r>
+        <w:rPr>
+          <w:sz w:val="24"/>
+          <w:szCs w:val="24"/>
+          <w:lang w:val="es-AR"/>
+        </w:rPr>
+        <w:t xml:space="preserve">Utilizando la herramienta de inteligencia artificial </w:t>
+      </w:r>
+      <w:proofErr w:type="spellStart"/>
+      <w:r>
+        <w:rPr>
+          <w:sz w:val="24"/>
+          <w:szCs w:val="24"/>
+          <w:lang w:val="es-AR"/>
+        </w:rPr>
+        <w:t>ChatGPT</w:t>
+      </w:r>
+      <w:proofErr w:type="spellEnd"/>
+      <w:r>
+        <w:rPr>
+          <w:sz w:val="24"/>
+          <w:szCs w:val="24"/>
+          <w:lang w:val="es-AR"/>
+        </w:rPr>
+        <w:t>, se realizó lo siguiente:</w:t>
+      </w:r>
+    </w:p>
+    <w:p>
+      <w:pPr>
+        <w:pStyle w:val="Prrafodelista"/>
+        <w:numPr>
+          <w:ilvl w:val="0"/>
+          <w:numId w:val="8"/>
+        </w:numPr>
+        <w:jc w:val="both"/>
+        <w:rPr>
+          <w:sz w:val="24"/>
+          <w:szCs w:val="24"/>
+          <w:lang w:val="es-AR"/>
+        </w:rPr>
+      </w:pPr>
+      <w:r>
+        <w:rPr>
+          <w:sz w:val="24"/>
+          <w:szCs w:val="24"/>
+          <w:lang w:val="es-AR"/>
+        </w:rPr>
+        <w:t>Obtención de un lexema para la eliminación de símbolos dentro del texto</w:t>
+      </w:r>
+    </w:p>
+    <w:p>
+      <w:pPr>
+        <w:pStyle w:val="Prrafodelista"/>
+        <w:numPr>
+          <w:ilvl w:val="0"/>
+          <w:numId w:val="8"/>
+        </w:numPr>
+        <w:jc w:val="both"/>
+        <w:rPr>
+          <w:sz w:val="24"/>
+          <w:szCs w:val="24"/>
+          <w:lang w:val="es-AR"/>
+        </w:rPr>
+      </w:pPr>
+      <w:r>
+        <w:rPr>
+          <w:sz w:val="24"/>
+          <w:szCs w:val="24"/>
+          <w:lang w:val="es-AR"/>
+        </w:rPr>
+        <w:t>Explicaciones con ejemplos para manejos de índices invertidos y pares ordenados</w:t>
+      </w:r>
+    </w:p>
+    <w:p>
+      <w:pPr>
+        <w:pStyle w:val="Prrafodelista"/>
+        <w:numPr>
+          <w:ilvl w:val="0"/>
+          <w:numId w:val="8"/>
+        </w:numPr>
+        <w:jc w:val="both"/>
+        <w:rPr>
+          <w:sz w:val="24"/>
+          <w:szCs w:val="24"/>
+          <w:lang w:val="es-AR"/>
+        </w:rPr>
+      </w:pPr>
+      <w:r>
+        <w:rPr>
+          <w:sz w:val="24"/>
+          <w:szCs w:val="24"/>
+          <w:lang w:val="es-AR"/>
+        </w:rPr>
+        <w:t>Construcción de rutas para lectura correcta de archivos</w:t>
+      </w:r>
+    </w:p>
+    <w:p>
+      <w:pPr>
+        <w:pStyle w:val="Prrafodelista"/>
+        <w:jc w:val="both"/>
+        <w:rPr>
+          <w:sz w:val="24"/>
+          <w:szCs w:val="24"/>
+          <w:lang w:val="es-AR"/>
+        </w:rPr>
+      </w:pPr>
+    </w:p>
+    <w:p>
+      <w:pPr>
+        <w:rPr>
+          <w:sz w:val="24"/>
+          <w:szCs w:val="24"/>
+          <w:lang w:val="es-AR"/>
+        </w:rPr>
+      </w:pPr>
+      <w:r>
+        <w:rPr>
+          <w:sz w:val="24"/>
+          <w:szCs w:val="24"/>
+          <w:lang w:val="es-AR"/>
+        </w:rPr>
+        <w:t>La validez de la respuesta se verifico en base a pruebas manuales sobre cada fragmento realizado por el chat, validando que los resultados sean los correcto.</w:t>
+      </w:r>
+    </w:p>
+    <w:p>
+      <w:pPr>
+        <w:rPr>
+          <w:sz w:val="24"/>
+          <w:szCs w:val="24"/>
+          <w:lang w:val="es-AR"/>
+        </w:rPr>
+      </w:pPr>
+      <w:r>
+        <w:rPr>
+          <w:sz w:val="24"/>
+          <w:szCs w:val="24"/>
+          <w:lang w:val="es-AR"/>
+        </w:rPr>
+        <w:t>Ayudo en el proceso de aprendizaje mediante explicaciones sencillas con ejemplos y pequeños códigos de uso general que serán utilizados en los demás puntos</w:t>
+      </w:r>
+    </w:p>
+    <w:p>
+      <w:pPr>
+        <w:numPr>
+          <w:ilvl w:val="0"/>
+          <w:numId w:val="1"/>
+        </w:numPr>
+        <w:jc w:val="both"/>
+        <w:rPr>
+          <w:color w:val="F79646" w:themeColor="accent6"/>
+          <w:sz w:val="24"/>
+          <w:szCs w:val="24"/>
+        </w:rPr>
+      </w:pPr>
+      <w:r>
+        <w:rPr>
+          <w:color w:val="F79646" w:themeColor="accent6"/>
+          <w:sz w:val="24"/>
+          <w:szCs w:val="24"/>
+        </w:rPr>
+        <w:lastRenderedPageBreak/>
+        <w:t xml:space="preserve">Escriba un programa que realice análisis léxico sobre la colección </w:t>
+      </w:r>
+      <w:r>
+        <w:rPr>
+          <w:b/>
+          <w:bCs/>
+          <w:color w:val="F79646" w:themeColor="accent6"/>
+          <w:sz w:val="24"/>
+          <w:szCs w:val="24"/>
+        </w:rPr>
+        <w:t>RI-</w:t>
+      </w:r>
+      <w:proofErr w:type="spellStart"/>
+      <w:r>
+        <w:rPr>
+          <w:b/>
+          <w:bCs/>
+          <w:color w:val="F79646" w:themeColor="accent6"/>
+          <w:sz w:val="24"/>
+          <w:szCs w:val="24"/>
+        </w:rPr>
+        <w:t>tknz</w:t>
+      </w:r>
+      <w:proofErr w:type="spellEnd"/>
+      <w:r>
+        <w:rPr>
+          <w:b/>
+          <w:bCs/>
+          <w:color w:val="F79646" w:themeColor="accent6"/>
+          <w:sz w:val="24"/>
+          <w:szCs w:val="24"/>
+        </w:rPr>
+        <w:t>-data</w:t>
+      </w:r>
+      <w:r>
+        <w:rPr>
+          <w:color w:val="F79646" w:themeColor="accent6"/>
+          <w:sz w:val="24"/>
+          <w:szCs w:val="24"/>
+        </w:rPr>
+        <w:t>. El programa debe recibir como parámetros el directorio donde se encuentran los documentos y un argumento que indica si se deben eliminar las palabras vacías (y en tal caso, el nombre del archivo que las contiene). Defina, además, una longitud mínima y máxima para los términos. Como salida, el programa debe generar:</w:t>
+      </w:r>
+    </w:p>
+    <w:p>
+      <w:pPr>
+        <w:ind w:left="720"/>
+        <w:jc w:val="both"/>
+        <w:rPr>
+          <w:color w:val="F79646" w:themeColor="accent6"/>
+          <w:sz w:val="24"/>
+          <w:szCs w:val="24"/>
+        </w:rPr>
+      </w:pPr>
+    </w:p>
+    <w:p>
+      <w:pPr>
+        <w:numPr>
+          <w:ilvl w:val="0"/>
+          <w:numId w:val="7"/>
+        </w:numPr>
+        <w:jc w:val="both"/>
+        <w:rPr>
+          <w:color w:val="F79646" w:themeColor="accent6"/>
+          <w:sz w:val="24"/>
+          <w:szCs w:val="24"/>
+        </w:rPr>
+      </w:pPr>
+      <w:r>
+        <w:rPr>
+          <w:color w:val="F79646" w:themeColor="accent6"/>
+          <w:sz w:val="24"/>
+          <w:szCs w:val="24"/>
+        </w:rPr>
+        <w:t>Un archivo (</w:t>
+      </w:r>
+      <w:r>
+        <w:rPr>
+          <w:rFonts w:ascii="Courier New" w:eastAsia="Courier New" w:hAnsi="Courier New" w:cs="Courier New"/>
+          <w:color w:val="F79646" w:themeColor="accent6"/>
+          <w:sz w:val="24"/>
+          <w:szCs w:val="24"/>
+        </w:rPr>
+        <w:t>terminos.txt</w:t>
+      </w:r>
+      <w:r>
+        <w:rPr>
+          <w:color w:val="F79646" w:themeColor="accent6"/>
+          <w:sz w:val="24"/>
+          <w:szCs w:val="24"/>
+        </w:rPr>
+        <w:t>) con la lista de términos a indexar (ordenado), su frecuencia en la colección y su DF (</w:t>
+      </w:r>
+      <w:proofErr w:type="spellStart"/>
+      <w:r>
+        <w:rPr>
+          <w:i/>
+          <w:iCs/>
+          <w:color w:val="F79646" w:themeColor="accent6"/>
+          <w:sz w:val="24"/>
+          <w:szCs w:val="24"/>
+        </w:rPr>
+        <w:t>Document</w:t>
+      </w:r>
+      <w:proofErr w:type="spellEnd"/>
+      <w:r>
+        <w:rPr>
+          <w:i/>
+          <w:iCs/>
+          <w:color w:val="F79646" w:themeColor="accent6"/>
+          <w:sz w:val="24"/>
+          <w:szCs w:val="24"/>
+        </w:rPr>
+        <w:t xml:space="preserve"> </w:t>
+      </w:r>
+      <w:proofErr w:type="spellStart"/>
+      <w:r>
+        <w:rPr>
+          <w:i/>
+          <w:iCs/>
+          <w:color w:val="F79646" w:themeColor="accent6"/>
+          <w:sz w:val="24"/>
+          <w:szCs w:val="24"/>
+        </w:rPr>
+        <w:t>Frequency</w:t>
+      </w:r>
+      <w:proofErr w:type="spellEnd"/>
+      <w:r>
+        <w:rPr>
+          <w:color w:val="F79646" w:themeColor="accent6"/>
+          <w:sz w:val="24"/>
+          <w:szCs w:val="24"/>
+        </w:rPr>
+        <w:t xml:space="preserve">). </w:t>
+      </w:r>
+    </w:p>
+    <w:p>
+      <w:pPr>
+        <w:ind w:left="1440"/>
+        <w:jc w:val="both"/>
+        <w:rPr>
+          <w:color w:val="F79646" w:themeColor="accent6"/>
+          <w:sz w:val="24"/>
+          <w:szCs w:val="24"/>
+        </w:rPr>
+      </w:pPr>
+      <w:r>
+        <w:rPr>
+          <w:color w:val="F79646" w:themeColor="accent6"/>
+          <w:sz w:val="24"/>
+          <w:szCs w:val="24"/>
+        </w:rPr>
+        <w:t xml:space="preserve">Formato de salida: </w:t>
+      </w:r>
+      <w:r>
+        <w:rPr>
+          <w:rFonts w:ascii="Courier New" w:eastAsia="Courier New" w:hAnsi="Courier New" w:cs="Courier New"/>
+          <w:color w:val="F79646" w:themeColor="accent6"/>
+          <w:sz w:val="24"/>
+          <w:szCs w:val="24"/>
+        </w:rPr>
+        <w:t>$&lt;termino&gt; [ESP] &lt;CF&gt; [ESP] &lt;DF&gt;$</w:t>
+      </w:r>
+      <w:r>
+        <w:rPr>
+          <w:color w:val="F79646" w:themeColor="accent6"/>
+          <w:sz w:val="24"/>
+          <w:szCs w:val="24"/>
+        </w:rPr>
+        <w:t xml:space="preserve">. </w:t>
+      </w:r>
+    </w:p>
+    <w:p>
+      <w:pPr>
+        <w:ind w:left="1440"/>
+        <w:jc w:val="both"/>
+        <w:rPr>
+          <w:color w:val="F79646" w:themeColor="accent6"/>
+          <w:sz w:val="24"/>
+          <w:szCs w:val="24"/>
+        </w:rPr>
+      </w:pPr>
+      <w:r>
+        <w:rPr>
+          <w:color w:val="F79646" w:themeColor="accent6"/>
+          <w:sz w:val="24"/>
+          <w:szCs w:val="24"/>
+        </w:rPr>
+        <w:t>Ejemplo:</w:t>
+      </w:r>
+    </w:p>
+    <w:p>
+      <w:pPr>
+        <w:jc w:val="both"/>
+        <w:rPr>
+          <w:rFonts w:ascii="Courier New" w:eastAsia="Courier New" w:hAnsi="Courier New" w:cs="Courier New"/>
+          <w:color w:val="F79646" w:themeColor="accent6"/>
+          <w:sz w:val="24"/>
+          <w:szCs w:val="24"/>
+        </w:rPr>
+      </w:pPr>
+      <w:r>
+        <w:rPr>
+          <w:rFonts w:ascii="Courier New" w:eastAsia="Courier New" w:hAnsi="Courier New" w:cs="Courier New"/>
+          <w:color w:val="F79646" w:themeColor="accent6"/>
+          <w:sz w:val="24"/>
+          <w:szCs w:val="24"/>
+        </w:rPr>
+        <w:tab/>
+      </w:r>
+      <w:r>
+        <w:rPr>
+          <w:rFonts w:ascii="Courier New" w:eastAsia="Courier New" w:hAnsi="Courier New" w:cs="Courier New"/>
+          <w:color w:val="F79646" w:themeColor="accent6"/>
+          <w:sz w:val="24"/>
+          <w:szCs w:val="24"/>
+        </w:rPr>
+        <w:tab/>
+        <w:t xml:space="preserve">    casa 238 3</w:t>
+      </w:r>
+    </w:p>
+    <w:p>
+      <w:pPr>
+        <w:jc w:val="both"/>
+        <w:rPr>
+          <w:rFonts w:ascii="Courier New" w:eastAsia="Courier New" w:hAnsi="Courier New" w:cs="Courier New"/>
+          <w:color w:val="F79646" w:themeColor="accent6"/>
+          <w:sz w:val="24"/>
+          <w:szCs w:val="24"/>
+        </w:rPr>
+      </w:pPr>
+      <w:r>
+        <w:rPr>
+          <w:rFonts w:ascii="Courier New" w:eastAsia="Courier New" w:hAnsi="Courier New" w:cs="Courier New"/>
+          <w:color w:val="F79646" w:themeColor="accent6"/>
+          <w:sz w:val="24"/>
+          <w:szCs w:val="24"/>
+        </w:rPr>
+        <w:tab/>
+      </w:r>
+      <w:r>
+        <w:rPr>
+          <w:rFonts w:ascii="Courier New" w:eastAsia="Courier New" w:hAnsi="Courier New" w:cs="Courier New"/>
+          <w:color w:val="F79646" w:themeColor="accent6"/>
+          <w:sz w:val="24"/>
+          <w:szCs w:val="24"/>
+        </w:rPr>
+        <w:tab/>
+        <w:t xml:space="preserve">    perro 644 6</w:t>
+      </w:r>
+    </w:p>
+    <w:p>
+      <w:pPr>
+        <w:jc w:val="both"/>
+        <w:rPr>
+          <w:rFonts w:ascii="Courier New" w:eastAsia="Courier New" w:hAnsi="Courier New" w:cs="Courier New"/>
+          <w:color w:val="F79646" w:themeColor="accent6"/>
+          <w:sz w:val="24"/>
+          <w:szCs w:val="24"/>
+        </w:rPr>
+      </w:pPr>
+      <w:r>
+        <w:rPr>
+          <w:rFonts w:ascii="Courier New" w:eastAsia="Courier New" w:hAnsi="Courier New" w:cs="Courier New"/>
+          <w:color w:val="F79646" w:themeColor="accent6"/>
+          <w:sz w:val="24"/>
+          <w:szCs w:val="24"/>
+        </w:rPr>
+        <w:tab/>
+      </w:r>
+      <w:r>
+        <w:rPr>
+          <w:rFonts w:ascii="Courier New" w:eastAsia="Courier New" w:hAnsi="Courier New" w:cs="Courier New"/>
+          <w:color w:val="F79646" w:themeColor="accent6"/>
+          <w:sz w:val="24"/>
+          <w:szCs w:val="24"/>
+        </w:rPr>
+        <w:tab/>
+        <w:t xml:space="preserve">    ...</w:t>
+      </w:r>
+    </w:p>
+    <w:p>
+      <w:pPr>
+        <w:jc w:val="both"/>
+        <w:rPr>
+          <w:rFonts w:ascii="Courier New" w:eastAsia="Courier New" w:hAnsi="Courier New" w:cs="Courier New"/>
+          <w:color w:val="F79646" w:themeColor="accent6"/>
+          <w:sz w:val="24"/>
+          <w:szCs w:val="24"/>
+        </w:rPr>
+      </w:pPr>
+      <w:r>
+        <w:rPr>
+          <w:rFonts w:ascii="Courier New" w:eastAsia="Courier New" w:hAnsi="Courier New" w:cs="Courier New"/>
+          <w:color w:val="F79646" w:themeColor="accent6"/>
+          <w:sz w:val="24"/>
+          <w:szCs w:val="24"/>
+        </w:rPr>
+        <w:tab/>
+      </w:r>
+      <w:r>
+        <w:rPr>
+          <w:rFonts w:ascii="Courier New" w:eastAsia="Courier New" w:hAnsi="Courier New" w:cs="Courier New"/>
+          <w:color w:val="F79646" w:themeColor="accent6"/>
+          <w:sz w:val="24"/>
+          <w:szCs w:val="24"/>
+        </w:rPr>
+        <w:tab/>
+        <w:t xml:space="preserve">    zorro 12 1</w:t>
+      </w:r>
+    </w:p>
+    <w:p>
+      <w:pPr>
+        <w:jc w:val="both"/>
+        <w:rPr>
+          <w:color w:val="F79646" w:themeColor="accent6"/>
+          <w:sz w:val="24"/>
+          <w:szCs w:val="24"/>
+        </w:rPr>
+      </w:pPr>
+    </w:p>
+    <w:p>
+      <w:pPr>
+        <w:numPr>
+          <w:ilvl w:val="0"/>
+          <w:numId w:val="6"/>
+        </w:numPr>
+        <w:jc w:val="both"/>
+        <w:rPr>
+          <w:color w:val="F79646" w:themeColor="accent6"/>
+          <w:sz w:val="24"/>
+          <w:szCs w:val="24"/>
+        </w:rPr>
+      </w:pPr>
+      <w:r>
+        <w:rPr>
+          <w:color w:val="F79646" w:themeColor="accent6"/>
+          <w:sz w:val="24"/>
+          <w:szCs w:val="24"/>
+        </w:rPr>
+        <w:t>Un segundo archivo (</w:t>
+      </w:r>
+      <w:r>
+        <w:rPr>
+          <w:rFonts w:ascii="Courier New" w:eastAsia="Courier New" w:hAnsi="Courier New" w:cs="Courier New"/>
+          <w:color w:val="F79646" w:themeColor="accent6"/>
+          <w:sz w:val="24"/>
+          <w:szCs w:val="24"/>
+        </w:rPr>
+        <w:t>estadisticas.txt</w:t>
+      </w:r>
+      <w:r>
+        <w:rPr>
+          <w:color w:val="F79646" w:themeColor="accent6"/>
+          <w:sz w:val="24"/>
+          <w:szCs w:val="24"/>
+        </w:rPr>
+        <w:t>) con los siguientes datos (un ítem por línea y separados por espacio cuando sean más de un valor):</w:t>
+      </w:r>
+    </w:p>
+    <w:p>
+      <w:pPr>
+        <w:numPr>
+          <w:ilvl w:val="1"/>
+          <w:numId w:val="6"/>
+        </w:numPr>
+        <w:jc w:val="both"/>
+        <w:rPr>
+          <w:color w:val="F79646" w:themeColor="accent6"/>
+          <w:sz w:val="24"/>
+          <w:szCs w:val="24"/>
+        </w:rPr>
+      </w:pPr>
+      <w:r>
+        <w:rPr>
+          <w:color w:val="F79646" w:themeColor="accent6"/>
+          <w:sz w:val="24"/>
+          <w:szCs w:val="24"/>
+        </w:rPr>
+        <w:t>Cantidad de documentos procesados.</w:t>
+      </w:r>
+    </w:p>
+    <w:p>
+      <w:pPr>
+        <w:numPr>
+          <w:ilvl w:val="1"/>
+          <w:numId w:val="6"/>
+        </w:numPr>
+        <w:jc w:val="both"/>
+        <w:rPr>
+          <w:color w:val="F79646" w:themeColor="accent6"/>
+          <w:sz w:val="24"/>
+          <w:szCs w:val="24"/>
+        </w:rPr>
+      </w:pPr>
+      <w:r>
+        <w:rPr>
+          <w:color w:val="F79646" w:themeColor="accent6"/>
+          <w:sz w:val="24"/>
+          <w:szCs w:val="24"/>
+        </w:rPr>
+        <w:t>Cantidad de tokens y términos extraídos.</w:t>
+      </w:r>
+    </w:p>
+    <w:p>
+      <w:pPr>
+        <w:numPr>
+          <w:ilvl w:val="1"/>
+          <w:numId w:val="6"/>
+        </w:numPr>
+        <w:jc w:val="both"/>
+        <w:rPr>
+          <w:color w:val="F79646" w:themeColor="accent6"/>
+          <w:sz w:val="24"/>
+          <w:szCs w:val="24"/>
+        </w:rPr>
+      </w:pPr>
+      <w:r>
+        <w:rPr>
+          <w:color w:val="F79646" w:themeColor="accent6"/>
+          <w:sz w:val="24"/>
+          <w:szCs w:val="24"/>
+        </w:rPr>
+        <w:t>Promedio de tokens y términos de los documentos.</w:t>
+      </w:r>
+    </w:p>
+    <w:p>
+      <w:pPr>
+        <w:numPr>
+          <w:ilvl w:val="1"/>
+          <w:numId w:val="6"/>
+        </w:numPr>
+        <w:jc w:val="both"/>
+        <w:rPr>
+          <w:color w:val="F79646" w:themeColor="accent6"/>
+          <w:sz w:val="24"/>
+          <w:szCs w:val="24"/>
+        </w:rPr>
+      </w:pPr>
+      <w:r>
+        <w:rPr>
+          <w:color w:val="F79646" w:themeColor="accent6"/>
+          <w:sz w:val="24"/>
+          <w:szCs w:val="24"/>
+        </w:rPr>
+        <w:t>Largo promedio de un término.</w:t>
+      </w:r>
+    </w:p>
+    <w:p>
+      <w:pPr>
+        <w:numPr>
+          <w:ilvl w:val="1"/>
+          <w:numId w:val="6"/>
+        </w:numPr>
+        <w:jc w:val="both"/>
+        <w:rPr>
+          <w:color w:val="F79646" w:themeColor="accent6"/>
+          <w:sz w:val="24"/>
+          <w:szCs w:val="24"/>
+        </w:rPr>
+      </w:pPr>
+      <w:r>
+        <w:rPr>
+          <w:color w:val="F79646" w:themeColor="accent6"/>
+          <w:sz w:val="24"/>
+          <w:szCs w:val="24"/>
+        </w:rPr>
+        <w:t xml:space="preserve">Cantidad de </w:t>
+      </w:r>
+      <w:r>
+        <w:rPr>
+          <w:i/>
+          <w:iCs/>
+          <w:color w:val="F79646" w:themeColor="accent6"/>
+          <w:sz w:val="24"/>
+          <w:szCs w:val="24"/>
+        </w:rPr>
+        <w:t>tokens</w:t>
+      </w:r>
+      <w:r>
+        <w:rPr>
+          <w:color w:val="F79646" w:themeColor="accent6"/>
+          <w:sz w:val="24"/>
+          <w:szCs w:val="24"/>
+        </w:rPr>
+        <w:t xml:space="preserve"> y términos del documento más corto y del más largo.</w:t>
+      </w:r>
+    </w:p>
+    <w:p>
+      <w:pPr>
+        <w:numPr>
+          <w:ilvl w:val="1"/>
+          <w:numId w:val="6"/>
+        </w:numPr>
+        <w:jc w:val="both"/>
+        <w:rPr>
+          <w:color w:val="F79646" w:themeColor="accent6"/>
+          <w:sz w:val="24"/>
+          <w:szCs w:val="24"/>
+        </w:rPr>
+      </w:pPr>
+      <w:r>
+        <w:rPr>
+          <w:color w:val="F79646" w:themeColor="accent6"/>
+          <w:sz w:val="24"/>
+          <w:szCs w:val="24"/>
+        </w:rPr>
+        <w:t>Cantidad de términos que aparecen sólo 1 vez en la colección.</w:t>
+      </w:r>
+    </w:p>
+    <w:p>
+      <w:pPr>
+        <w:jc w:val="both"/>
+        <w:rPr>
+          <w:color w:val="F79646" w:themeColor="accent6"/>
+          <w:sz w:val="24"/>
+          <w:szCs w:val="24"/>
+        </w:rPr>
+      </w:pPr>
+    </w:p>
+    <w:p>
+      <w:pPr>
+        <w:numPr>
+          <w:ilvl w:val="0"/>
+          <w:numId w:val="5"/>
+        </w:numPr>
+        <w:jc w:val="both"/>
+        <w:rPr>
+          <w:color w:val="F79646" w:themeColor="accent6"/>
+          <w:sz w:val="24"/>
+          <w:szCs w:val="24"/>
+        </w:rPr>
+      </w:pPr>
+      <w:r>
+        <w:rPr>
+          <w:color w:val="F79646" w:themeColor="accent6"/>
+          <w:sz w:val="24"/>
+          <w:szCs w:val="24"/>
+        </w:rPr>
+        <w:t>Un tercer archivo (</w:t>
+      </w:r>
+      <w:r>
+        <w:rPr>
+          <w:rFonts w:ascii="Courier New" w:eastAsia="Courier New" w:hAnsi="Courier New" w:cs="Courier New"/>
+          <w:color w:val="F79646" w:themeColor="accent6"/>
+          <w:sz w:val="24"/>
+          <w:szCs w:val="24"/>
+        </w:rPr>
+        <w:t>frecuencias.txt</w:t>
+      </w:r>
+      <w:r>
+        <w:rPr>
+          <w:color w:val="F79646" w:themeColor="accent6"/>
+          <w:sz w:val="24"/>
+          <w:szCs w:val="24"/>
+        </w:rPr>
+        <w:t xml:space="preserve">), con: </w:t>
+      </w:r>
+    </w:p>
+    <w:p>
+      <w:pPr>
+        <w:numPr>
+          <w:ilvl w:val="1"/>
+          <w:numId w:val="5"/>
+        </w:numPr>
+        <w:jc w:val="both"/>
+        <w:rPr>
+          <w:color w:val="F79646" w:themeColor="accent6"/>
+          <w:sz w:val="24"/>
+          <w:szCs w:val="24"/>
+        </w:rPr>
+      </w:pPr>
+      <w:r>
+        <w:rPr>
+          <w:color w:val="F79646" w:themeColor="accent6"/>
+          <w:sz w:val="24"/>
+          <w:szCs w:val="24"/>
+        </w:rPr>
+        <w:t>La lista de los 10 términos más frecuentes y su CF (</w:t>
+      </w:r>
+      <w:proofErr w:type="spellStart"/>
+      <w:r>
+        <w:rPr>
+          <w:color w:val="F79646" w:themeColor="accent6"/>
+          <w:sz w:val="24"/>
+          <w:szCs w:val="24"/>
+        </w:rPr>
+        <w:t>Collection</w:t>
+      </w:r>
+      <w:proofErr w:type="spellEnd"/>
+      <w:r>
+        <w:rPr>
+          <w:color w:val="F79646" w:themeColor="accent6"/>
+          <w:sz w:val="24"/>
+          <w:szCs w:val="24"/>
+        </w:rPr>
+        <w:t xml:space="preserve"> </w:t>
+      </w:r>
+      <w:proofErr w:type="spellStart"/>
+      <w:r>
+        <w:rPr>
+          <w:color w:val="F79646" w:themeColor="accent6"/>
+          <w:sz w:val="24"/>
+          <w:szCs w:val="24"/>
+        </w:rPr>
+        <w:t>Frequency</w:t>
+      </w:r>
+      <w:proofErr w:type="spellEnd"/>
+      <w:r>
+        <w:rPr>
+          <w:color w:val="F79646" w:themeColor="accent6"/>
+          <w:sz w:val="24"/>
+          <w:szCs w:val="24"/>
+        </w:rPr>
+        <w:t>). Un término por línea.</w:t>
+      </w:r>
+    </w:p>
+    <w:p>
+      <w:pPr>
+        <w:numPr>
+          <w:ilvl w:val="1"/>
+          <w:numId w:val="5"/>
+        </w:numPr>
+        <w:jc w:val="both"/>
+        <w:rPr>
+          <w:color w:val="F79646" w:themeColor="accent6"/>
+          <w:sz w:val="24"/>
+          <w:szCs w:val="24"/>
+        </w:rPr>
+      </w:pPr>
+      <w:r>
+        <w:rPr>
+          <w:color w:val="F79646" w:themeColor="accent6"/>
+          <w:sz w:val="24"/>
+          <w:szCs w:val="24"/>
+        </w:rPr>
+        <w:t>La lista de los 10 términos menos frecuentes y su CF. Un término por línea.</w:t>
+      </w:r>
+    </w:p>
+    <w:p>
+      <w:pPr>
+        <w:jc w:val="both"/>
+        <w:rPr>
+          <w:b/>
+          <w:bCs/>
+          <w:color w:val="F79646" w:themeColor="accent6"/>
+          <w:sz w:val="24"/>
+          <w:szCs w:val="24"/>
+        </w:rPr>
+      </w:pPr>
+    </w:p>
+    <w:p>
+      <w:pPr>
+        <w:jc w:val="both"/>
+        <w:rPr>
+          <w:b/>
+          <w:bCs/>
+          <w:sz w:val="24"/>
+          <w:szCs w:val="24"/>
+        </w:rPr>
+      </w:pPr>
+      <w:r>
+        <w:rPr>
+          <w:b/>
+          <w:bCs/>
+          <w:sz w:val="24"/>
+          <w:szCs w:val="24"/>
+        </w:rPr>
+        <w:t>Ejecución del programa:</w:t>
+      </w:r>
+    </w:p>
+    <w:p>
+      <w:pPr>
+        <w:jc w:val="center"/>
+        <w:rPr>
+          <w:sz w:val="24"/>
+          <w:szCs w:val="24"/>
+        </w:rPr>
+      </w:pPr>
+      <w:r>
+        <w:rPr>
+          <w:noProof/>
+          <w:sz w:val="24"/>
+          <w:szCs w:val="24"/>
+        </w:rPr>
+        <w:drawing>
+          <wp:inline distT="0" distB="0" distL="0" distR="0" wp14:anchorId="7461A2E3" wp14:editId="05CE7731">
+            <wp:extent cx="6121400" cy="1400810"/>
+            <wp:effectExtent l="0" t="0" r="0" b="0"/>
+            <wp:docPr id="17" name="Imagen 17"/>
+            <wp:cNvGraphicFramePr>
+              <a:graphicFrameLocks xmlns:a="http://schemas.openxmlformats.org/drawingml/2006/main" noChangeAspect="1"/>
+            </wp:cNvGraphicFramePr>
+            <a:graphic xmlns:a="http://schemas.openxmlformats.org/drawingml/2006/main">
+              <a:graphicData uri="http://schemas.openxmlformats.org/drawingml/2006/picture">
+                <pic:pic xmlns:pic="http://schemas.openxmlformats.org/drawingml/2006/picture">
+                  <pic:nvPicPr>
+                    <pic:cNvPr id="1" name=""/>
+                    <pic:cNvPicPr/>
+                  </pic:nvPicPr>
+                  <pic:blipFill>
+                    <a:blip r:embed="rId17"/>
+                    <a:stretch>
+                      <a:fillRect/>
+                    </a:stretch>
+                  </pic:blipFill>
+                  <pic:spPr>
+                    <a:xfrm>
+                      <a:off x="0" y="0"/>
                       <a:ext cx="6121400" cy="1400810"/>
                     </a:xfrm>
                     <a:prstGeom prst="rect">
@@ -2044,7 +2203,6 @@
           <w:sz w:val="24"/>
           <w:szCs w:val="24"/>
         </w:rPr>
-        <w:lastRenderedPageBreak/>
         <w:t>Construcción del analizador léxico</w:t>
       </w:r>
     </w:p>
@@ -2066,6 +2224,7 @@
           <w:sz w:val="24"/>
           <w:szCs w:val="24"/>
         </w:rPr>
+        <w:lastRenderedPageBreak/>
         <w:drawing>
           <wp:inline distT="0" distB="0" distL="0" distR="0" wp14:anchorId="2D493B0D" wp14:editId="4DB54FDF">
             <wp:extent cx="6121400" cy="1019175"/>
@@ -2082,7 +2241,7 @@
                     <pic:cNvPicPr/>
                   </pic:nvPicPr>
                   <pic:blipFill rotWithShape="1">
-                    <a:blip r:embed="rId17"/>
+                    <a:blip r:embed="rId18"/>
                     <a:srcRect t="18427" b="15848"/>
                     <a:stretch/>
                   </pic:blipFill>
@@ -2351,7 +2510,7 @@
                     <pic:cNvPicPr/>
                   </pic:nvPicPr>
                   <pic:blipFill rotWithShape="1">
-                    <a:blip r:embed="rId18"/>
+                    <a:blip r:embed="rId19"/>
                     <a:srcRect t="8674" b="7992"/>
                     <a:stretch/>
                   </pic:blipFill>
@@ -2401,7 +2560,39 @@
           <w:sz w:val="24"/>
           <w:szCs w:val="24"/>
         </w:rPr>
-        <w:t>Al estar ordenado los términos por su frecuencia, podemos identificar la presencia de stopwords o palabras vacías como mas frecuentes dentro de todos los documentos.</w:t>
+        <w:t xml:space="preserve">Al estar ordenado los términos por su frecuencia, podemos identificar la presencia de </w:t>
+      </w:r>
+      <w:proofErr w:type="spellStart"/>
+      <w:r>
+        <w:rPr>
+          <w:sz w:val="24"/>
+          <w:szCs w:val="24"/>
+        </w:rPr>
+        <w:t>stopwords</w:t>
+      </w:r>
+      <w:proofErr w:type="spellEnd"/>
+      <w:r>
+        <w:rPr>
+          <w:sz w:val="24"/>
+          <w:szCs w:val="24"/>
+        </w:rPr>
+        <w:t xml:space="preserve"> o palabras vacías como </w:t>
+      </w:r>
+      <w:proofErr w:type="spellStart"/>
+      <w:r>
+        <w:rPr>
+          <w:sz w:val="24"/>
+          <w:szCs w:val="24"/>
+        </w:rPr>
+        <w:t>mas</w:t>
+      </w:r>
+      <w:proofErr w:type="spellEnd"/>
+      <w:r>
+        <w:rPr>
+          <w:sz w:val="24"/>
+          <w:szCs w:val="24"/>
+        </w:rPr>
+        <w:t xml:space="preserve"> frecuentes dentro de todos los documentos.</w:t>
       </w:r>
     </w:p>
     <w:p>
@@ -2431,7 +2622,23 @@
           <w:sz w:val="24"/>
           <w:szCs w:val="24"/>
         </w:rPr>
-        <w:t xml:space="preserve"> documentos, el stopword “de” aparece en </w:t>
+        <w:t xml:space="preserve"> documentos, el </w:t>
+      </w:r>
+      <w:proofErr w:type="spellStart"/>
+      <w:r>
+        <w:rPr>
+          <w:sz w:val="24"/>
+          <w:szCs w:val="24"/>
+        </w:rPr>
+        <w:t>stopword</w:t>
+      </w:r>
+      <w:proofErr w:type="spellEnd"/>
+      <w:r>
+        <w:rPr>
+          <w:sz w:val="24"/>
+          <w:szCs w:val="24"/>
+        </w:rPr>
+        <w:t xml:space="preserve"> “de” aparece en </w:t>
       </w:r>
       <w:r>
         <w:rPr>
@@ -2542,7 +2749,7 @@
                     <pic:cNvPicPr/>
                   </pic:nvPicPr>
                   <pic:blipFill rotWithShape="1">
-                    <a:blip r:embed="rId19"/>
+                    <a:blip r:embed="rId20"/>
                     <a:srcRect t="8637" b="7869"/>
                     <a:stretch/>
                   </pic:blipFill>
@@ -2653,7 +2860,23 @@
           <w:sz w:val="24"/>
           <w:szCs w:val="24"/>
         </w:rPr>
-        <w:t>El largo promedio del token puede variar mucho si se eliminan las stopwords.</w:t>
+        <w:t xml:space="preserve">El largo promedio del token puede variar mucho si se eliminan las </w:t>
+      </w:r>
+      <w:proofErr w:type="spellStart"/>
+      <w:r>
+        <w:rPr>
+          <w:sz w:val="24"/>
+          <w:szCs w:val="24"/>
+        </w:rPr>
+        <w:t>stopwords</w:t>
+      </w:r>
+      <w:proofErr w:type="spellEnd"/>
+      <w:r>
+        <w:rPr>
+          <w:sz w:val="24"/>
+          <w:szCs w:val="24"/>
+        </w:rPr>
+        <w:t>.</w:t>
       </w:r>
     </w:p>
     <w:p>
@@ -2740,7 +2963,7 @@
                     <pic:cNvPicPr/>
                   </pic:nvPicPr>
                   <pic:blipFill rotWithShape="1">
-                    <a:blip r:embed="rId20"/>
+                    <a:blip r:embed="rId21"/>
                     <a:srcRect t="5189" b="5700"/>
                     <a:stretch/>
                   </pic:blipFill>
@@ -2781,7 +3004,39 @@
           <w:sz w:val="24"/>
           <w:szCs w:val="24"/>
         </w:rPr>
-        <w:t>Analizando los 10 primeros términos mas frecuentes, puede verse como son todas stopwords que, si se quiere llevar a cabo un correcto análisis, deben ser eliminadas mediante un correcto archivo pasado como parámetro.</w:t>
+        <w:t xml:space="preserve">Analizando los 10 primeros términos </w:t>
+      </w:r>
+      <w:proofErr w:type="spellStart"/>
+      <w:r>
+        <w:rPr>
+          <w:sz w:val="24"/>
+          <w:szCs w:val="24"/>
+        </w:rPr>
+        <w:t>mas</w:t>
+      </w:r>
+      <w:proofErr w:type="spellEnd"/>
+      <w:r>
+        <w:rPr>
+          <w:sz w:val="24"/>
+          <w:szCs w:val="24"/>
+        </w:rPr>
+        <w:t xml:space="preserve"> frecuentes, puede verse como son todas </w:t>
+      </w:r>
+      <w:proofErr w:type="spellStart"/>
+      <w:r>
+        <w:rPr>
+          <w:sz w:val="24"/>
+          <w:szCs w:val="24"/>
+        </w:rPr>
+        <w:t>stopwords</w:t>
+      </w:r>
+      <w:proofErr w:type="spellEnd"/>
+      <w:r>
+        <w:rPr>
+          <w:sz w:val="24"/>
+          <w:szCs w:val="24"/>
+        </w:rPr>
+        <w:t xml:space="preserve"> que, si se quiere llevar a cabo un correcto análisis, deben ser eliminadas mediante un correcto archivo pasado como parámetro.</w:t>
       </w:r>
     </w:p>
     <w:p>
@@ -2814,7 +3069,23 @@
           <w:sz w:val="24"/>
           <w:szCs w:val="24"/>
         </w:rPr>
-        <w:t>se muestran como combinaciones de palabras (español y versión, españolversion) o palabras que fueron nombradas solo una vez por el contexto del documento</w:t>
+        <w:t xml:space="preserve">se muestran como combinaciones de palabras (español y versión, </w:t>
+      </w:r>
+      <w:proofErr w:type="spellStart"/>
+      <w:r>
+        <w:rPr>
+          <w:sz w:val="24"/>
+          <w:szCs w:val="24"/>
+        </w:rPr>
+        <w:t>españolversion</w:t>
+      </w:r>
+      <w:proofErr w:type="spellEnd"/>
+      <w:r>
+        <w:rPr>
+          <w:sz w:val="24"/>
+          <w:szCs w:val="24"/>
+        </w:rPr>
+        <w:t>) o palabras que fueron nombradas solo una vez por el contexto del documento</w:t>
       </w:r>
       <w:r>
         <w:rPr>
@@ -2887,7 +3158,43 @@
           <w:sz w:val="24"/>
           <w:szCs w:val="24"/>
         </w:rPr>
-        <w:t xml:space="preserve"> que implemente los criterios del artículo de Grefenstette y Tapanainen para definir qué es una “palabra” (o término) y cómo tratar números y signos de puntuación. En este  caso  su  tokenizer deberá extraer y tratar como un único término: </w:t>
+        <w:t xml:space="preserve"> que implemente los criterios del artículo de </w:t>
+      </w:r>
+      <w:proofErr w:type="spellStart"/>
+      <w:r>
+        <w:rPr>
+          <w:color w:val="F79646" w:themeColor="accent6"/>
+          <w:sz w:val="24"/>
+          <w:szCs w:val="24"/>
+        </w:rPr>
+        <w:t>Grefenstette</w:t>
+      </w:r>
+      <w:proofErr w:type="spellEnd"/>
+      <w:r>
+        <w:rPr>
+          <w:color w:val="F79646" w:themeColor="accent6"/>
+          <w:sz w:val="24"/>
+          <w:szCs w:val="24"/>
+        </w:rPr>
+        <w:t xml:space="preserve"> y </w:t>
+      </w:r>
+      <w:proofErr w:type="spellStart"/>
+      <w:r>
+        <w:rPr>
+          <w:color w:val="F79646" w:themeColor="accent6"/>
+          <w:sz w:val="24"/>
+          <w:szCs w:val="24"/>
+        </w:rPr>
+        <w:t>Tapanainen</w:t>
+      </w:r>
+      <w:proofErr w:type="spellEnd"/>
+      <w:r>
+        <w:rPr>
+          <w:color w:val="F79646" w:themeColor="accent6"/>
+          <w:sz w:val="24"/>
+          <w:szCs w:val="24"/>
+        </w:rPr>
+        <w:t xml:space="preserve"> para definir qué es una “palabra” (o término) y cómo tratar números y signos de puntuación. En este  caso  su  tokenizer deberá extraer y tratar como un único término: </w:t>
       </w:r>
     </w:p>
     <w:p>
@@ -2921,15 +3228,6 @@
         </w:rPr>
         <w:t>Abreviaturas tal cual están escritas (por ejemplo, Dr., Lic., S.A., etc.)</w:t>
       </w:r>
-      <w:r>
-        <w:rPr>
-          <w:color w:val="F79646" w:themeColor="accent6"/>
-          <w:sz w:val="24"/>
-          <w:szCs w:val="24"/>
-          <w:vertAlign w:val="superscript"/>
-        </w:rPr>
-        <w:footnoteReference w:id="4"/>
-      </w:r>
     </w:p>
     <w:p>
       <w:pPr>
@@ -2950,7 +3248,25 @@
           <w:sz w:val="24"/>
           <w:szCs w:val="24"/>
         </w:rPr>
-        <w:t>Direcciones de correo electrónico y URLs.</w:t>
+        <w:t xml:space="preserve">Direcciones de correo electrónico y </w:t>
+      </w:r>
+      <w:proofErr w:type="spellStart"/>
+      <w:r>
+        <w:rPr>
+          <w:color w:val="F79646" w:themeColor="accent6"/>
+          <w:sz w:val="24"/>
+          <w:szCs w:val="24"/>
+        </w:rPr>
+        <w:t>URLs</w:t>
+      </w:r>
+      <w:proofErr w:type="spellEnd"/>
+      <w:r>
+        <w:rPr>
+          <w:color w:val="F79646" w:themeColor="accent6"/>
+          <w:sz w:val="24"/>
+          <w:szCs w:val="24"/>
+        </w:rPr>
+        <w:t>.</w:t>
       </w:r>
     </w:p>
     <w:p>
@@ -3033,6 +3349,7 @@
         </w:rPr>
         <w:t xml:space="preserve">Utilice la colección para </w:t>
       </w:r>
+      <w:proofErr w:type="spellStart"/>
       <w:r>
         <w:rPr>
           <w:i/>
@@ -3043,6 +3360,85 @@
         </w:rPr>
         <w:t>debugging</w:t>
       </w:r>
+      <w:proofErr w:type="spellEnd"/>
+      <w:r>
+        <w:rPr>
+          <w:color w:val="F79646" w:themeColor="accent6"/>
+          <w:sz w:val="24"/>
+          <w:szCs w:val="24"/>
+        </w:rPr>
+        <w:t xml:space="preserve"> de expresiones regulares provista por el equipo docente para extraer y comparar  la salida de su programa con los metadatos de la colección tal como lo realizó en el punto 1.</w:t>
+      </w:r>
+    </w:p>
+    <w:p>
+      <w:pPr>
+        <w:ind w:left="720"/>
+        <w:jc w:val="both"/>
+        <w:rPr>
+          <w:color w:val="F79646" w:themeColor="accent6"/>
+          <w:sz w:val="24"/>
+          <w:szCs w:val="24"/>
+        </w:rPr>
+      </w:pPr>
+    </w:p>
+    <w:p>
+      <w:pPr>
+        <w:ind w:left="720"/>
+        <w:jc w:val="both"/>
+        <w:rPr>
+          <w:color w:val="F79646" w:themeColor="accent6"/>
+          <w:sz w:val="24"/>
+          <w:szCs w:val="24"/>
+        </w:rPr>
+      </w:pPr>
+      <w:r>
+        <w:rPr>
+          <w:color w:val="F79646" w:themeColor="accent6"/>
+          <w:sz w:val="24"/>
+          <w:szCs w:val="24"/>
+        </w:rPr>
+        <w:t xml:space="preserve">Por último, extraiga y almacene la misma información que en el punto 2 sobre la colección </w:t>
+      </w:r>
+      <w:r>
+        <w:rPr>
+          <w:b/>
+          <w:bCs/>
+          <w:color w:val="F79646" w:themeColor="accent6"/>
+          <w:sz w:val="24"/>
+          <w:szCs w:val="24"/>
+        </w:rPr>
+        <w:t>RI-</w:t>
+      </w:r>
+      <w:proofErr w:type="spellStart"/>
+      <w:r>
+        <w:rPr>
+          <w:b/>
+          <w:bCs/>
+          <w:color w:val="F79646" w:themeColor="accent6"/>
+          <w:sz w:val="24"/>
+          <w:szCs w:val="24"/>
+        </w:rPr>
+        <w:t>tknz</w:t>
+      </w:r>
+      <w:proofErr w:type="spellEnd"/>
+      <w:r>
+        <w:rPr>
+          <w:b/>
+          <w:bCs/>
+          <w:color w:val="F79646" w:themeColor="accent6"/>
+          <w:sz w:val="24"/>
+          <w:szCs w:val="24"/>
+        </w:rPr>
+        <w:t xml:space="preserve">-data </w:t>
+      </w:r>
+      <w:r>
+        <w:rPr>
+          <w:color w:val="F79646" w:themeColor="accent6"/>
+          <w:sz w:val="24"/>
+          <w:szCs w:val="24"/>
+        </w:rPr>
+        <w:t xml:space="preserve">utilizando su nuevo </w:t>
+      </w:r>
       <w:r>
         <w:rPr>
           <w:i/>
@@ -3050,73 +3446,6 @@
           <w:color w:val="F79646" w:themeColor="accent6"/>
           <w:sz w:val="24"/>
           <w:szCs w:val="24"/>
-          <w:vertAlign w:val="superscript"/>
-        </w:rPr>
-        <w:footnoteReference w:id="5"/>
-      </w:r>
-      <w:r>
-        <w:rPr>
-          <w:color w:val="F79646" w:themeColor="accent6"/>
-          <w:sz w:val="24"/>
-          <w:szCs w:val="24"/>
-        </w:rPr>
-        <w:t xml:space="preserve"> de expresiones regulares provista por el equipo docente para extraer y comparar  la salida de su programa con los metadatos de la colección tal como lo realizó en el punto 1.</w:t>
-      </w:r>
-    </w:p>
-    <w:p>
-      <w:pPr>
-        <w:ind w:left="720"/>
-        <w:jc w:val="both"/>
-        <w:rPr>
-          <w:color w:val="F79646" w:themeColor="accent6"/>
-          <w:sz w:val="24"/>
-          <w:szCs w:val="24"/>
-        </w:rPr>
-      </w:pPr>
-    </w:p>
-    <w:p>
-      <w:pPr>
-        <w:ind w:left="720"/>
-        <w:jc w:val="both"/>
-        <w:rPr>
-          <w:color w:val="F79646" w:themeColor="accent6"/>
-          <w:sz w:val="24"/>
-          <w:szCs w:val="24"/>
-        </w:rPr>
-      </w:pPr>
-      <w:r>
-        <w:rPr>
-          <w:color w:val="F79646" w:themeColor="accent6"/>
-          <w:sz w:val="24"/>
-          <w:szCs w:val="24"/>
-        </w:rPr>
-        <w:t xml:space="preserve">Por último, extraiga y almacene la misma información que en el punto 2 sobre la colección </w:t>
-      </w:r>
-      <w:r>
-        <w:rPr>
-          <w:b/>
-          <w:bCs/>
-          <w:color w:val="F79646" w:themeColor="accent6"/>
-          <w:sz w:val="24"/>
-          <w:szCs w:val="24"/>
-        </w:rPr>
-        <w:t xml:space="preserve">RI-tknz-data </w:t>
-      </w:r>
-      <w:r>
-        <w:rPr>
-          <w:color w:val="F79646" w:themeColor="accent6"/>
-          <w:sz w:val="24"/>
-          <w:szCs w:val="24"/>
-        </w:rPr>
-        <w:t xml:space="preserve">utilizando su nuevo </w:t>
-      </w:r>
-      <w:r>
-        <w:rPr>
-          <w:i/>
-          <w:iCs/>
-          <w:color w:val="F79646" w:themeColor="accent6"/>
-          <w:sz w:val="24"/>
-          <w:szCs w:val="24"/>
         </w:rPr>
         <w:t>tokenizer</w:t>
       </w:r>
@@ -3151,7 +3480,39 @@
           <w:sz w:val="24"/>
           <w:szCs w:val="24"/>
         </w:rPr>
-        <w:t xml:space="preserve">En base a los criterios del articulo de Grefenstette y Tapanainen, se </w:t>
+        <w:t xml:space="preserve">En base a los criterios del articulo de </w:t>
+      </w:r>
+      <w:proofErr w:type="spellStart"/>
+      <w:r>
+        <w:rPr>
+          <w:sz w:val="24"/>
+          <w:szCs w:val="24"/>
+        </w:rPr>
+        <w:t>Grefenstette</w:t>
+      </w:r>
+      <w:proofErr w:type="spellEnd"/>
+      <w:r>
+        <w:rPr>
+          <w:sz w:val="24"/>
+          <w:szCs w:val="24"/>
+        </w:rPr>
+        <w:t xml:space="preserve"> y </w:t>
+      </w:r>
+      <w:proofErr w:type="spellStart"/>
+      <w:r>
+        <w:rPr>
+          <w:sz w:val="24"/>
+          <w:szCs w:val="24"/>
+        </w:rPr>
+        <w:t>Tapanainen</w:t>
+      </w:r>
+      <w:proofErr w:type="spellEnd"/>
+      <w:r>
+        <w:rPr>
+          <w:sz w:val="24"/>
+          <w:szCs w:val="24"/>
+        </w:rPr>
+        <w:t xml:space="preserve">, se </w:t>
       </w:r>
       <w:r>
         <w:rPr>
@@ -3199,7 +3560,7 @@
                     <pic:cNvPicPr/>
                   </pic:nvPicPr>
                   <pic:blipFill rotWithShape="1">
-                    <a:blip r:embed="rId21"/>
+                    <a:blip r:embed="rId22"/>
                     <a:srcRect t="5098" b="5098"/>
                     <a:stretch/>
                   </pic:blipFill>
@@ -3239,7 +3600,6 @@
           <w:sz w:val="24"/>
           <w:szCs w:val="24"/>
         </w:rPr>
-        <w:lastRenderedPageBreak/>
         <w:t>El nuevo tokenizer ahora permite emails, abreviaturas, urls, números y nombres propios. Fue necesaria la construcción de una lista de tuplas para cada token especifico, vinculándole la expresión regular que mas se adecua a ese término.</w:t>
       </w:r>
     </w:p>
@@ -3263,7 +3623,39 @@
           <w:sz w:val="24"/>
           <w:szCs w:val="24"/>
         </w:rPr>
-        <w:t>Se verifico con el collection_data.json que los términos sean tomados de una forma correcta, siguiendo con el análisis sobre la colección RI-tknz-data</w:t>
+        <w:t xml:space="preserve">Se verifico con el </w:t>
+      </w:r>
+      <w:proofErr w:type="spellStart"/>
+      <w:r>
+        <w:rPr>
+          <w:sz w:val="24"/>
+          <w:szCs w:val="24"/>
+        </w:rPr>
+        <w:t>collection_data.json</w:t>
+      </w:r>
+      <w:proofErr w:type="spellEnd"/>
+      <w:r>
+        <w:rPr>
+          <w:sz w:val="24"/>
+          <w:szCs w:val="24"/>
+        </w:rPr>
+        <w:t xml:space="preserve"> que los términos sean tomados de una forma correcta, siguiendo con el análisis sobre la colección RI-</w:t>
+      </w:r>
+      <w:proofErr w:type="spellStart"/>
+      <w:r>
+        <w:rPr>
+          <w:sz w:val="24"/>
+          <w:szCs w:val="24"/>
+        </w:rPr>
+        <w:t>tknz</w:t>
+      </w:r>
+      <w:proofErr w:type="spellEnd"/>
+      <w:r>
+        <w:rPr>
+          <w:sz w:val="24"/>
+          <w:szCs w:val="24"/>
+        </w:rPr>
+        <w:t>-data</w:t>
       </w:r>
     </w:p>
     <w:p>
@@ -3302,7 +3694,7 @@
                     <pic:cNvPicPr/>
                   </pic:nvPicPr>
                   <pic:blipFill rotWithShape="1">
-                    <a:blip r:embed="rId22"/>
+                    <a:blip r:embed="rId23"/>
                     <a:srcRect t="24478" b="21124"/>
                     <a:stretch/>
                   </pic:blipFill>
@@ -3370,7 +3762,7 @@
                     <pic:cNvPicPr/>
                   </pic:nvPicPr>
                   <pic:blipFill rotWithShape="1">
-                    <a:blip r:embed="rId23"/>
+                    <a:blip r:embed="rId24"/>
                     <a:srcRect t="10544" b="13304"/>
                     <a:stretch/>
                   </pic:blipFill>
@@ -3420,7 +3812,23 @@
           <w:sz w:val="24"/>
           <w:szCs w:val="24"/>
         </w:rPr>
-        <w:t>El resultado para los tres archivos..txt fue el mismo que el ejercicio 1</w:t>
+        <w:t>El resultado para los tres archivos..</w:t>
+      </w:r>
+      <w:proofErr w:type="spellStart"/>
+      <w:r>
+        <w:rPr>
+          <w:sz w:val="24"/>
+          <w:szCs w:val="24"/>
+        </w:rPr>
+        <w:t>txt</w:t>
+      </w:r>
+      <w:proofErr w:type="spellEnd"/>
+      <w:r>
+        <w:rPr>
+          <w:sz w:val="24"/>
+          <w:szCs w:val="24"/>
+        </w:rPr>
+        <w:t xml:space="preserve"> fue el mismo que el ejercicio 1</w:t>
       </w:r>
       <w:r>
         <w:rPr>
@@ -3452,7 +3860,15 @@
           <w:szCs w:val="24"/>
           <w:u w:val="single"/>
         </w:rPr>
-        <w:t>Utilizacion de IA:</w:t>
+        <w:t>Utilización</w:t>
+      </w:r>
+      <w:r>
+        <w:rPr>
+          <w:sz w:val="24"/>
+          <w:szCs w:val="24"/>
+          <w:u w:val="single"/>
+        </w:rPr>
+        <w:t xml:space="preserve"> de IA:</w:t>
       </w:r>
     </w:p>
     <w:p>
@@ -3548,15 +3964,6 @@
           <w:color w:val="F79646" w:themeColor="accent6"/>
           <w:sz w:val="24"/>
           <w:szCs w:val="24"/>
-          <w:vertAlign w:val="superscript"/>
-        </w:rPr>
-        <w:footnoteReference w:id="6"/>
-      </w:r>
-      <w:r>
-        <w:rPr>
-          <w:color w:val="F79646" w:themeColor="accent6"/>
-          <w:sz w:val="24"/>
-          <w:szCs w:val="24"/>
         </w:rPr>
         <w:t xml:space="preserve">. Luego de modificar su programa, corra nuevamente el proceso del ejercicio 2 y analice los cambios en la colección. ¿Qué implica este resultado? Busque ejemplos de pares de términos que tienen la misma raíz pero que el </w:t>
       </w:r>
@@ -3601,7 +4008,23 @@
           <w:sz w:val="24"/>
           <w:szCs w:val="24"/>
         </w:rPr>
-        <w:t>Utilizando la librería de NLTK, utilizamos SnowBallStemmer para hacer el stemming:</w:t>
+        <w:t xml:space="preserve">Utilizando la librería de NLTK, utilizamos </w:t>
+      </w:r>
+      <w:proofErr w:type="spellStart"/>
+      <w:r>
+        <w:rPr>
+          <w:sz w:val="24"/>
+          <w:szCs w:val="24"/>
+        </w:rPr>
+        <w:t>SnowBallStemmer</w:t>
+      </w:r>
+      <w:proofErr w:type="spellEnd"/>
+      <w:r>
+        <w:rPr>
+          <w:sz w:val="24"/>
+          <w:szCs w:val="24"/>
+        </w:rPr>
+        <w:t xml:space="preserve"> para hacer el stemming:</w:t>
       </w:r>
     </w:p>
     <w:p>
@@ -3634,7 +4057,7 @@
                     <pic:cNvPicPr/>
                   </pic:nvPicPr>
                   <pic:blipFill rotWithShape="1">
-                    <a:blip r:embed="rId24"/>
+                    <a:blip r:embed="rId25"/>
                     <a:srcRect t="18133" b="16131"/>
                     <a:stretch/>
                   </pic:blipFill>
@@ -3684,30 +4107,57 @@
           <w:szCs w:val="24"/>
           <w:u w:val="single"/>
         </w:rPr>
-        <w:t>Consulta a la IA sobre cómo funciona SnowBallStemmer:</w:t>
-      </w:r>
-    </w:p>
-    <w:p>
-      <w:pPr>
-        <w:rPr>
-          <w:sz w:val="24"/>
-          <w:szCs w:val="24"/>
-        </w:rPr>
-      </w:pPr>
-    </w:p>
-    <w:p>
-      <w:pPr>
-        <w:rPr>
-          <w:sz w:val="24"/>
-          <w:szCs w:val="24"/>
-        </w:rPr>
-      </w:pPr>
-      <w:r>
-        <w:rPr>
-          <w:sz w:val="24"/>
-          <w:szCs w:val="24"/>
-        </w:rPr>
-        <w:t xml:space="preserve">SnowBallStemmer reduce palabras a su raíz aplicando reglas sobre sufijos, </w:t>
+        <w:t xml:space="preserve">Consulta a la IA sobre cómo funciona </w:t>
+      </w:r>
+      <w:proofErr w:type="spellStart"/>
+      <w:r>
+        <w:rPr>
+          <w:sz w:val="24"/>
+          <w:szCs w:val="24"/>
+          <w:u w:val="single"/>
+        </w:rPr>
+        <w:t>SnowBallStemmer</w:t>
+      </w:r>
+      <w:proofErr w:type="spellEnd"/>
+      <w:r>
+        <w:rPr>
+          <w:sz w:val="24"/>
+          <w:szCs w:val="24"/>
+          <w:u w:val="single"/>
+        </w:rPr>
+        <w:t>:</w:t>
+      </w:r>
+    </w:p>
+    <w:p>
+      <w:pPr>
+        <w:rPr>
+          <w:sz w:val="24"/>
+          <w:szCs w:val="24"/>
+        </w:rPr>
+      </w:pPr>
+    </w:p>
+    <w:p>
+      <w:pPr>
+        <w:rPr>
+          <w:sz w:val="24"/>
+          <w:szCs w:val="24"/>
+        </w:rPr>
+      </w:pPr>
+      <w:proofErr w:type="spellStart"/>
+      <w:r>
+        <w:rPr>
+          <w:sz w:val="24"/>
+          <w:szCs w:val="24"/>
+        </w:rPr>
+        <w:t>SnowBallStemmer</w:t>
+      </w:r>
+      <w:proofErr w:type="spellEnd"/>
+      <w:r>
+        <w:rPr>
+          <w:sz w:val="24"/>
+          <w:szCs w:val="24"/>
+        </w:rPr>
+        <w:t xml:space="preserve"> reduce palabras a su raíz aplicando reglas sobre sufijos, </w:t>
       </w:r>
       <w:r>
         <w:rPr>
@@ -3799,7 +4249,23 @@
           <w:sz w:val="24"/>
           <w:szCs w:val="24"/>
         </w:rPr>
-        <w:t>Sufijo mente. Como no esta en una región valida se borra</w:t>
+        <w:t xml:space="preserve">Sufijo mente. Como no </w:t>
+      </w:r>
+      <w:proofErr w:type="spellStart"/>
+      <w:r>
+        <w:rPr>
+          <w:sz w:val="24"/>
+          <w:szCs w:val="24"/>
+        </w:rPr>
+        <w:t>esta</w:t>
+      </w:r>
+      <w:proofErr w:type="spellEnd"/>
+      <w:r>
+        <w:rPr>
+          <w:sz w:val="24"/>
+          <w:szCs w:val="24"/>
+        </w:rPr>
+        <w:t xml:space="preserve"> en una región valida se borra</w:t>
       </w:r>
     </w:p>
     <w:p>
@@ -3953,7 +4419,7 @@
                     <pic:cNvPicPr/>
                   </pic:nvPicPr>
                   <pic:blipFill rotWithShape="1">
-                    <a:blip r:embed="rId25"/>
+                    <a:blip r:embed="rId26"/>
                     <a:srcRect t="18359" b="15005"/>
                     <a:stretch/>
                   </pic:blipFill>
@@ -4043,7 +4509,7 @@
                     <pic:cNvPicPr/>
                   </pic:nvPicPr>
                   <pic:blipFill rotWithShape="1">
-                    <a:blip r:embed="rId26"/>
+                    <a:blip r:embed="rId27"/>
                     <a:srcRect t="6505" b="7373"/>
                     <a:stretch/>
                   </pic:blipFill>
@@ -4083,7 +4549,23 @@
           <w:sz w:val="24"/>
           <w:szCs w:val="24"/>
         </w:rPr>
-        <w:t xml:space="preserve">Puede verse como la palabra “Universidad” fue pasada a “Univers”, aplicando las reglas de Stemming de la </w:t>
+        <w:t>Puede verse como la palabra “Universidad” fue pasada a “</w:t>
+      </w:r>
+      <w:proofErr w:type="spellStart"/>
+      <w:r>
+        <w:rPr>
+          <w:sz w:val="24"/>
+          <w:szCs w:val="24"/>
+        </w:rPr>
+        <w:t>Univers</w:t>
+      </w:r>
+      <w:proofErr w:type="spellEnd"/>
+      <w:r>
+        <w:rPr>
+          <w:sz w:val="24"/>
+          <w:szCs w:val="24"/>
+        </w:rPr>
+        <w:t xml:space="preserve">”, aplicando las reglas de Stemming de la </w:t>
       </w:r>
       <w:r>
         <w:rPr>
@@ -4189,7 +4671,7 @@
                     <pic:cNvPicPr/>
                   </pic:nvPicPr>
                   <pic:blipFill rotWithShape="1">
-                    <a:blip r:embed="rId27"/>
+                    <a:blip r:embed="rId28"/>
                     <a:srcRect t="11715" b="14085"/>
                     <a:stretch/>
                   </pic:blipFill>
@@ -4262,7 +4744,23 @@
           <w:sz w:val="24"/>
           <w:szCs w:val="24"/>
         </w:rPr>
-        <w:t>La cantidad de tokens sigue igual, pero la cantidad de términos bajo de 30000 a 2000 aproxidamente, un tercio de los términos fueron pasados a su raíz morfológica.</w:t>
+        <w:t xml:space="preserve">La cantidad de tokens sigue igual, pero la cantidad de términos bajo de 30000 a 2000 </w:t>
+      </w:r>
+      <w:proofErr w:type="spellStart"/>
+      <w:r>
+        <w:rPr>
+          <w:sz w:val="24"/>
+          <w:szCs w:val="24"/>
+        </w:rPr>
+        <w:t>aproxidamente</w:t>
+      </w:r>
+      <w:proofErr w:type="spellEnd"/>
+      <w:r>
+        <w:rPr>
+          <w:sz w:val="24"/>
+          <w:szCs w:val="24"/>
+        </w:rPr>
+        <w:t>, un tercio de los términos fueron pasados a su raíz morfológica.</w:t>
       </w:r>
     </w:p>
     <w:p>
@@ -4417,7 +4915,7 @@
                     <pic:cNvPicPr/>
                   </pic:nvPicPr>
                   <pic:blipFill rotWithShape="1">
-                    <a:blip r:embed="rId28"/>
+                    <a:blip r:embed="rId29"/>
                     <a:srcRect t="5910" b="5880"/>
                     <a:stretch/>
                   </pic:blipFill>
@@ -4457,7 +4955,23 @@
           <w:sz w:val="24"/>
           <w:szCs w:val="24"/>
         </w:rPr>
-        <w:t>Los términos más frecuentes no cambiaron, y los términos menos frecuentes fueron afectados por el stemming, aunque las reglas aplicaras no hicieron que se reduzca drásticamente la palabra. Esto último puede deberse a que estamos tratando con palabras combinas (españolversion por ejemplo, debería de ser tratada por separado, pero aparece junta en uno de los documentos)</w:t>
+        <w:t>Los términos más frecuentes no cambiaron, y los términos menos frecuentes fueron afectados por el stemming, aunque las reglas aplicaras no hicieron que se reduzca drásticamente la palabra. Esto último puede deberse a que estamos tratando con palabras combinas (</w:t>
+      </w:r>
+      <w:proofErr w:type="spellStart"/>
+      <w:r>
+        <w:rPr>
+          <w:sz w:val="24"/>
+          <w:szCs w:val="24"/>
+        </w:rPr>
+        <w:t>españolversion</w:t>
+      </w:r>
+      <w:proofErr w:type="spellEnd"/>
+      <w:r>
+        <w:rPr>
+          <w:sz w:val="24"/>
+          <w:szCs w:val="24"/>
+        </w:rPr>
+        <w:t xml:space="preserve"> por ejemplo, debería de ser tratada por separado, pero aparece junta en uno de los documentos)</w:t>
       </w:r>
     </w:p>
     <w:p>
@@ -4484,7 +4998,27 @@
           <w:sz w:val="24"/>
           <w:szCs w:val="24"/>
         </w:rPr>
-        <w:t>Aplicando banco de palabras stopwords:</w:t>
+        <w:t xml:space="preserve">Aplicando banco de palabras </w:t>
+      </w:r>
+      <w:proofErr w:type="spellStart"/>
+      <w:r>
+        <w:rPr>
+          <w:b/>
+          <w:bCs/>
+          <w:sz w:val="24"/>
+          <w:szCs w:val="24"/>
+        </w:rPr>
+        <w:t>stopwords</w:t>
+      </w:r>
+      <w:proofErr w:type="spellEnd"/>
+      <w:r>
+        <w:rPr>
+          <w:b/>
+          <w:bCs/>
+          <w:sz w:val="24"/>
+          <w:szCs w:val="24"/>
+        </w:rPr>
+        <w:t>:</w:t>
       </w:r>
     </w:p>
     <w:p>
@@ -4529,7 +5063,7 @@
                     <pic:cNvPicPr/>
                   </pic:nvPicPr>
                   <pic:blipFill rotWithShape="1">
-                    <a:blip r:embed="rId29"/>
+                    <a:blip r:embed="rId30"/>
                     <a:srcRect t="14091" b="13598"/>
                     <a:stretch/>
                   </pic:blipFill>
@@ -4600,7 +5134,7 @@
                     <pic:cNvPicPr/>
                   </pic:nvPicPr>
                   <pic:blipFill rotWithShape="1">
-                    <a:blip r:embed="rId30"/>
+                    <a:blip r:embed="rId31"/>
                     <a:srcRect t="12497" b="13304"/>
                     <a:stretch/>
                   </pic:blipFill>
@@ -4660,7 +5194,7 @@
                     <pic:cNvPicPr/>
                   </pic:nvPicPr>
                   <pic:blipFill rotWithShape="1">
-                    <a:blip r:embed="rId31"/>
+                    <a:blip r:embed="rId32"/>
                     <a:srcRect t="7219" b="7505"/>
                     <a:stretch/>
                   </pic:blipFill>
@@ -4710,7 +5244,42 @@
           <w:sz w:val="24"/>
           <w:szCs w:val="24"/>
         </w:rPr>
-        <w:t>Aplicando un archivo de stopwords al script, puede verse como el termino mas frecuente pasa de 33000 a 2400,  además de que el documento mas largo tiene 24000 tokens y no 51000.</w:t>
+        <w:t xml:space="preserve">Aplicando un archivo de </w:t>
+      </w:r>
+      <w:hyperlink r:id="rId33" w:history="1">
+        <w:proofErr w:type="spellStart"/>
+        <w:r>
+          <w:rPr>
+            <w:rStyle w:val="Hipervnculo"/>
+            <w:sz w:val="24"/>
+            <w:szCs w:val="24"/>
+          </w:rPr>
+          <w:t>stopwo</w:t>
+        </w:r>
+        <w:r>
+          <w:rPr>
+            <w:rStyle w:val="Hipervnculo"/>
+            <w:sz w:val="24"/>
+            <w:szCs w:val="24"/>
+          </w:rPr>
+          <w:t>r</w:t>
+        </w:r>
+        <w:r>
+          <w:rPr>
+            <w:rStyle w:val="Hipervnculo"/>
+            <w:sz w:val="24"/>
+            <w:szCs w:val="24"/>
+          </w:rPr>
+          <w:t>ds</w:t>
+        </w:r>
+        <w:proofErr w:type="spellEnd"/>
+      </w:hyperlink>
+      <w:r>
+        <w:rPr>
+          <w:sz w:val="24"/>
+          <w:szCs w:val="24"/>
+        </w:rPr>
+        <w:t xml:space="preserve"> al script, puede verse como el termino mas frecuente pasa de 33000 a 2400,  además de que el documento mas largo tiene 24000 tokens y no 51000.</w:t>
       </w:r>
     </w:p>
     <w:p>
@@ -5006,7 +5575,39 @@
           <w:sz w:val="24"/>
           <w:szCs w:val="24"/>
         </w:rPr>
-        <w:t>Fueron pasados a Univers. Ambos terminos no son lo mismo, pero el stemmer lo toma como iguales</w:t>
+        <w:t xml:space="preserve">Fueron pasados a </w:t>
+      </w:r>
+      <w:proofErr w:type="spellStart"/>
+      <w:r>
+        <w:rPr>
+          <w:sz w:val="24"/>
+          <w:szCs w:val="24"/>
+        </w:rPr>
+        <w:t>Univers</w:t>
+      </w:r>
+      <w:proofErr w:type="spellEnd"/>
+      <w:r>
+        <w:rPr>
+          <w:sz w:val="24"/>
+          <w:szCs w:val="24"/>
+        </w:rPr>
+        <w:t xml:space="preserve">. Ambos </w:t>
+      </w:r>
+      <w:proofErr w:type="spellStart"/>
+      <w:r>
+        <w:rPr>
+          <w:sz w:val="24"/>
+          <w:szCs w:val="24"/>
+        </w:rPr>
+        <w:t>terminos</w:t>
+      </w:r>
+      <w:proofErr w:type="spellEnd"/>
+      <w:r>
+        <w:rPr>
+          <w:sz w:val="24"/>
+          <w:szCs w:val="24"/>
+        </w:rPr>
+        <w:t xml:space="preserve"> no son lo mismo, pero el stemmer lo toma como iguales</w:t>
       </w:r>
     </w:p>
     <w:p>
@@ -5068,7 +5669,25 @@
           <w:szCs w:val="24"/>
           <w:lang w:val="es-AR"/>
         </w:rPr>
-        <w:t>Explicación del funcionamiento SnowBallStemmer, junto con ejemplos</w:t>
+        <w:t xml:space="preserve">Explicación del funcionamiento </w:t>
+      </w:r>
+      <w:proofErr w:type="spellStart"/>
+      <w:r>
+        <w:rPr>
+          <w:sz w:val="24"/>
+          <w:szCs w:val="24"/>
+          <w:lang w:val="es-AR"/>
+        </w:rPr>
+        <w:t>SnowBallStemmer</w:t>
+      </w:r>
+      <w:proofErr w:type="spellEnd"/>
+      <w:r>
+        <w:rPr>
+          <w:sz w:val="24"/>
+          <w:szCs w:val="24"/>
+          <w:lang w:val="es-AR"/>
+        </w:rPr>
+        <w:t>, junto con ejemplos</w:t>
       </w:r>
     </w:p>
     <w:p>
@@ -5107,8 +5726,18 @@
           <w:szCs w:val="24"/>
           <w:lang w:val="es-AR"/>
         </w:rPr>
-        <w:t xml:space="preserve"> a cabo el análisis, para poder explicar correctamente los problemas del stemmer</w:t>
-      </w:r>
+        <w:t xml:space="preserve"> a cabo el análisis, para poder explicar correctamente los problemas del </w:t>
+      </w:r>
+      <w:proofErr w:type="spellStart"/>
+      <w:r>
+        <w:rPr>
+          <w:sz w:val="24"/>
+          <w:szCs w:val="24"/>
+          <w:lang w:val="es-AR"/>
+        </w:rPr>
+        <w:t>stemmer</w:t>
+      </w:r>
+      <w:proofErr w:type="spellEnd"/>
     </w:p>
     <w:p>
       <w:pPr>
@@ -5163,17 +5792,18 @@
           <w:szCs w:val="24"/>
         </w:rPr>
         <w:lastRenderedPageBreak/>
-        <w:t>Sobre la colección Vaswani</w:t>
-      </w:r>
-      <w:r>
-        <w:rPr>
-          <w:color w:val="F79646" w:themeColor="accent6"/>
-          <w:sz w:val="24"/>
-          <w:szCs w:val="24"/>
-          <w:vertAlign w:val="superscript"/>
-        </w:rPr>
-        <w:footnoteReference w:id="7"/>
-      </w:r>
+        <w:t xml:space="preserve">Sobre la colección </w:t>
+      </w:r>
+      <w:proofErr w:type="spellStart"/>
+      <w:r>
+        <w:rPr>
+          <w:color w:val="F79646" w:themeColor="accent6"/>
+          <w:sz w:val="24"/>
+          <w:szCs w:val="24"/>
+        </w:rPr>
+        <w:t>Vaswani</w:t>
+      </w:r>
+      <w:proofErr w:type="spellEnd"/>
       <w:r>
         <w:rPr>
           <w:color w:val="F79646" w:themeColor="accent6"/>
@@ -5182,6 +5812,7 @@
         </w:rPr>
         <w:t xml:space="preserve">, ejecute los </w:t>
       </w:r>
+      <w:proofErr w:type="spellStart"/>
       <w:r>
         <w:rPr>
           <w:i/>
@@ -5192,6 +5823,7 @@
         </w:rPr>
         <w:t>stemmers</w:t>
       </w:r>
+      <w:proofErr w:type="spellEnd"/>
       <w:r>
         <w:rPr>
           <w:color w:val="F79646" w:themeColor="accent6"/>
@@ -5200,6 +5832,7 @@
         </w:rPr>
         <w:t xml:space="preserve"> Porter y Lancaster provistos en el módulo </w:t>
       </w:r>
+      <w:proofErr w:type="spellStart"/>
       <w:r>
         <w:rPr>
           <w:rFonts w:ascii="Courier New" w:eastAsia="Courier New" w:hAnsi="Courier New" w:cs="Courier New"/>
@@ -5209,6 +5842,7 @@
         </w:rPr>
         <w:t>nltk.stem</w:t>
       </w:r>
+      <w:proofErr w:type="spellEnd"/>
       <w:r>
         <w:rPr>
           <w:color w:val="F79646" w:themeColor="accent6"/>
@@ -5220,14 +5854,235 @@
     </w:p>
     <w:p>
       <w:pPr>
-        <w:ind w:left="720"/>
-        <w:jc w:val="both"/>
-        <w:rPr>
-          <w:color w:val="F79646" w:themeColor="accent6"/>
-          <w:sz w:val="24"/>
-          <w:szCs w:val="24"/>
-        </w:rPr>
-      </w:pPr>
+        <w:ind w:left="360"/>
+        <w:jc w:val="both"/>
+        <w:rPr>
+          <w:color w:val="F79646" w:themeColor="accent6"/>
+          <w:sz w:val="24"/>
+          <w:szCs w:val="24"/>
+        </w:rPr>
+      </w:pPr>
+    </w:p>
+    <w:p>
+      <w:pPr>
+        <w:jc w:val="both"/>
+        <w:rPr>
+          <w:b/>
+          <w:bCs/>
+          <w:sz w:val="24"/>
+          <w:szCs w:val="24"/>
+        </w:rPr>
+      </w:pPr>
+      <w:r>
+        <w:rPr>
+          <w:b/>
+          <w:bCs/>
+          <w:sz w:val="24"/>
+          <w:szCs w:val="24"/>
+        </w:rPr>
+        <w:t>Resultados obtenidos:</w:t>
+      </w:r>
+    </w:p>
+    <w:p>
+      <w:pPr>
+        <w:ind w:left="360"/>
+        <w:jc w:val="both"/>
+        <w:rPr>
+          <w:b/>
+          <w:bCs/>
+          <w:sz w:val="24"/>
+          <w:szCs w:val="24"/>
+        </w:rPr>
+      </w:pPr>
+    </w:p>
+    <w:p>
+      <w:pPr>
+        <w:jc w:val="both"/>
+        <w:rPr>
+          <w:sz w:val="24"/>
+          <w:szCs w:val="24"/>
+        </w:rPr>
+      </w:pPr>
+      <w:r>
+        <w:rPr>
+          <w:sz w:val="24"/>
+          <w:szCs w:val="24"/>
+        </w:rPr>
+        <w:t xml:space="preserve">Corriendo ambos </w:t>
+      </w:r>
+      <w:proofErr w:type="spellStart"/>
+      <w:r>
+        <w:rPr>
+          <w:sz w:val="24"/>
+          <w:szCs w:val="24"/>
+        </w:rPr>
+        <w:t>stemmers</w:t>
+      </w:r>
+      <w:proofErr w:type="spellEnd"/>
+      <w:r>
+        <w:rPr>
+          <w:sz w:val="24"/>
+          <w:szCs w:val="24"/>
+        </w:rPr>
+        <w:t xml:space="preserve"> sobre la colección </w:t>
+      </w:r>
+      <w:proofErr w:type="spellStart"/>
+      <w:r>
+        <w:rPr>
+          <w:sz w:val="24"/>
+          <w:szCs w:val="24"/>
+        </w:rPr>
+        <w:t>Vaswani</w:t>
+      </w:r>
+      <w:proofErr w:type="spellEnd"/>
+      <w:r>
+        <w:rPr>
+          <w:sz w:val="24"/>
+          <w:szCs w:val="24"/>
+        </w:rPr>
+        <w:t>, se obtuvieron los siguientes resultados.</w:t>
+      </w:r>
+    </w:p>
+    <w:p>
+      <w:pPr>
+        <w:ind w:left="360"/>
+        <w:jc w:val="both"/>
+        <w:rPr>
+          <w:sz w:val="24"/>
+          <w:szCs w:val="24"/>
+        </w:rPr>
+      </w:pPr>
+    </w:p>
+    <w:p>
+      <w:pPr>
+        <w:rPr>
+          <w:color w:val="F79646" w:themeColor="accent6"/>
+          <w:sz w:val="24"/>
+          <w:szCs w:val="24"/>
+        </w:rPr>
+      </w:pPr>
+      <w:r>
+        <w:rPr>
+          <w:color w:val="F79646" w:themeColor="accent6"/>
+          <w:sz w:val="24"/>
+          <w:szCs w:val="24"/>
+        </w:rPr>
+        <w:drawing>
+          <wp:inline distT="0" distB="0" distL="0" distR="0" wp14:anchorId="1C630DA0" wp14:editId="478AF0AD">
+            <wp:extent cx="6121400" cy="1695450"/>
+            <wp:effectExtent l="0" t="0" r="0" b="0"/>
+            <wp:docPr id="31" name="Imagen 31"/>
+            <wp:cNvGraphicFramePr>
+              <a:graphicFrameLocks xmlns:a="http://schemas.openxmlformats.org/drawingml/2006/main" noChangeAspect="1"/>
+            </wp:cNvGraphicFramePr>
+            <a:graphic xmlns:a="http://schemas.openxmlformats.org/drawingml/2006/main">
+              <a:graphicData uri="http://schemas.openxmlformats.org/drawingml/2006/picture">
+                <pic:pic xmlns:pic="http://schemas.openxmlformats.org/drawingml/2006/picture">
+                  <pic:nvPicPr>
+                    <pic:cNvPr id="1" name=""/>
+                    <pic:cNvPicPr/>
+                  </pic:nvPicPr>
+                  <pic:blipFill rotWithShape="1">
+                    <a:blip r:embed="rId34"/>
+                    <a:srcRect t="24145" b="15325"/>
+                    <a:stretch/>
+                  </pic:blipFill>
+                  <pic:spPr bwMode="auto">
+                    <a:xfrm>
+                      <a:off x="0" y="0"/>
+                      <a:ext cx="6121400" cy="1695450"/>
+                    </a:xfrm>
+                    <a:prstGeom prst="rect">
+                      <a:avLst/>
+                    </a:prstGeom>
+                    <a:ln>
+                      <a:noFill/>
+                    </a:ln>
+                    <a:extLst>
+                      <a:ext uri="{53640926-AAD7-44D8-BBD7-CCE9431645EC}">
+                        <a14:shadowObscured xmlns:a14="http://schemas.microsoft.com/office/drawing/2010/main"/>
+                      </a:ext>
+                    </a:extLst>
+                  </pic:spPr>
+                </pic:pic>
+              </a:graphicData>
+            </a:graphic>
+          </wp:inline>
+        </w:drawing>
+      </w:r>
+    </w:p>
+    <w:p>
+      <w:pPr>
+        <w:rPr>
+          <w:color w:val="F79646" w:themeColor="accent6"/>
+          <w:sz w:val="24"/>
+          <w:szCs w:val="24"/>
+        </w:rPr>
+      </w:pPr>
+    </w:p>
+    <w:p>
+      <w:pPr>
+        <w:rPr>
+          <w:sz w:val="24"/>
+          <w:szCs w:val="24"/>
+        </w:rPr>
+      </w:pPr>
+      <w:r>
+        <w:rPr>
+          <w:sz w:val="24"/>
+          <w:szCs w:val="24"/>
+        </w:rPr>
+        <w:t>Viendo en detalle la cantidad de tokens únicos que genero cada uno, puede verse que Porter genero mas de 1000 tokens adicionales que Lancaster, esto que debe que prevalece un enfoque conservador en este stemmer, tratando de no recortar tan bruscamente las palabras y garantizar que las raíces se puedan interpretar mejor. En cambio, Lancaster tiene reglas mas agresivas en su algoritmo, reduciendo una gran cantidad de palabras, pero trae consigo el problema de deformar demasiado estas.</w:t>
+      </w:r>
+    </w:p>
+    <w:p>
+      <w:pPr>
+        <w:rPr>
+          <w:sz w:val="24"/>
+          <w:szCs w:val="24"/>
+        </w:rPr>
+      </w:pPr>
+    </w:p>
+    <w:p>
+      <w:pPr>
+        <w:rPr>
+          <w:sz w:val="24"/>
+          <w:szCs w:val="24"/>
+        </w:rPr>
+      </w:pPr>
+      <w:r>
+        <w:rPr>
+          <w:sz w:val="24"/>
+          <w:szCs w:val="24"/>
+        </w:rPr>
+        <w:t>En velocidad, es evidente que el enfoque brusco de Lancaster garantiza que el algoritmo realice más rápidamente el stemming, mientras que Porter le toma un tiempo mas aplicar sus reglas que favorecen la semántica.</w:t>
+      </w:r>
+    </w:p>
+    <w:p>
+      <w:pPr>
+        <w:rPr>
+          <w:color w:val="F79646" w:themeColor="accent6"/>
+          <w:sz w:val="24"/>
+          <w:szCs w:val="24"/>
+        </w:rPr>
+      </w:pPr>
+    </w:p>
+    <w:p>
+      <w:pPr>
+        <w:rPr>
+          <w:color w:val="F79646" w:themeColor="accent6"/>
+          <w:sz w:val="24"/>
+          <w:szCs w:val="24"/>
+        </w:rPr>
+      </w:pPr>
+      <w:r>
+        <w:rPr>
+          <w:color w:val="F79646" w:themeColor="accent6"/>
+          <w:sz w:val="24"/>
+          <w:szCs w:val="24"/>
+        </w:rPr>
+        <w:br w:type="page"/>
+      </w:r>
     </w:p>
     <w:p>
       <w:pPr>
@@ -5235,37 +6090,22 @@
           <w:ilvl w:val="0"/>
           <w:numId w:val="1"/>
         </w:numPr>
-        <w:jc w:val="both"/>
-        <w:rPr>
-          <w:color w:val="F79646" w:themeColor="accent6"/>
-          <w:sz w:val="24"/>
-          <w:szCs w:val="24"/>
-        </w:rPr>
-      </w:pPr>
-      <w:r>
-        <w:rPr>
-          <w:color w:val="F79646" w:themeColor="accent6"/>
-          <w:sz w:val="24"/>
-          <w:szCs w:val="24"/>
-        </w:rPr>
-        <w:t>Escriba un programa que realice la identificación del lenguaje de un texto a partir de un conjunto de entrenamiento</w:t>
-      </w:r>
-      <w:r>
-        <w:rPr>
-          <w:color w:val="F79646" w:themeColor="accent6"/>
-          <w:sz w:val="24"/>
-          <w:szCs w:val="24"/>
-          <w:vertAlign w:val="superscript"/>
-        </w:rPr>
-        <w:footnoteReference w:id="8"/>
-      </w:r>
-      <w:r>
-        <w:rPr>
-          <w:color w:val="F79646" w:themeColor="accent6"/>
-          <w:sz w:val="24"/>
-          <w:szCs w:val="24"/>
-        </w:rPr>
-        <w:t>. Pruebe dos métodos sencillos:</w:t>
+        <w:ind w:left="1080"/>
+        <w:jc w:val="both"/>
+        <w:rPr>
+          <w:color w:val="F79646" w:themeColor="accent6"/>
+          <w:sz w:val="24"/>
+          <w:szCs w:val="24"/>
+        </w:rPr>
+      </w:pPr>
+      <w:r>
+        <w:rPr>
+          <w:color w:val="F79646" w:themeColor="accent6"/>
+          <w:sz w:val="24"/>
+          <w:szCs w:val="24"/>
+        </w:rPr>
+        <w:lastRenderedPageBreak/>
+        <w:t>Escriba un programa que realice la identificación del lenguaje de un texto a partir de un conjunto de entrenamiento. Pruebe dos métodos sencillos:</w:t>
       </w:r>
     </w:p>
     <w:p>
@@ -5400,6 +6240,7 @@
         </w:rPr>
         <w:t xml:space="preserve">Compare los resultados contra el módulo Python </w:t>
       </w:r>
+      <w:proofErr w:type="spellStart"/>
       <w:r>
         <w:rPr>
           <w:rFonts w:ascii="Courier New" w:eastAsia="Courier New" w:hAnsi="Courier New" w:cs="Courier New"/>
@@ -5409,16 +6250,7 @@
         </w:rPr>
         <w:t>langdetect</w:t>
       </w:r>
-      <w:r>
-        <w:rPr>
-          <w:rFonts w:ascii="Courier New" w:eastAsia="Courier New" w:hAnsi="Courier New" w:cs="Courier New"/>
-          <w:color w:val="F79646" w:themeColor="accent6"/>
-          <w:sz w:val="24"/>
-          <w:szCs w:val="24"/>
-          <w:vertAlign w:val="superscript"/>
-        </w:rPr>
-        <w:footnoteReference w:id="9"/>
-      </w:r>
+      <w:proofErr w:type="spellEnd"/>
       <w:r>
         <w:rPr>
           <w:color w:val="F79646" w:themeColor="accent6"/>
@@ -5430,7 +6262,199 @@
     </w:p>
     <w:p>
       <w:pPr>
-        <w:jc w:val="both"/>
+        <w:rPr>
+          <w:color w:val="F79646" w:themeColor="accent6"/>
+          <w:sz w:val="24"/>
+          <w:szCs w:val="24"/>
+        </w:rPr>
+      </w:pPr>
+    </w:p>
+    <w:p>
+      <w:pPr>
+        <w:rPr>
+          <w:sz w:val="24"/>
+          <w:szCs w:val="24"/>
+        </w:rPr>
+      </w:pPr>
+      <w:r>
+        <w:rPr>
+          <w:sz w:val="24"/>
+          <w:szCs w:val="24"/>
+        </w:rPr>
+        <w:t>Existe 3 archivos:</w:t>
+      </w:r>
+    </w:p>
+    <w:p>
+      <w:pPr>
+        <w:pStyle w:val="Prrafodelista"/>
+        <w:numPr>
+          <w:ilvl w:val="0"/>
+          <w:numId w:val="16"/>
+        </w:numPr>
+        <w:rPr>
+          <w:sz w:val="24"/>
+          <w:szCs w:val="24"/>
+        </w:rPr>
+      </w:pPr>
+      <w:r>
+        <w:rPr>
+          <w:sz w:val="24"/>
+          <w:szCs w:val="24"/>
+        </w:rPr>
+        <w:t>Langdetect-library.py</w:t>
+      </w:r>
+    </w:p>
+    <w:p>
+      <w:pPr>
+        <w:pStyle w:val="Prrafodelista"/>
+        <w:ind w:left="1440"/>
+        <w:rPr>
+          <w:sz w:val="24"/>
+          <w:szCs w:val="24"/>
+        </w:rPr>
+      </w:pPr>
+      <w:r>
+        <w:rPr>
+          <w:sz w:val="24"/>
+          <w:szCs w:val="24"/>
+        </w:rPr>
+        <w:t xml:space="preserve">Utilizando la librería </w:t>
+      </w:r>
+      <w:proofErr w:type="spellStart"/>
+      <w:r>
+        <w:rPr>
+          <w:sz w:val="24"/>
+          <w:szCs w:val="24"/>
+        </w:rPr>
+        <w:t>langdetect</w:t>
+      </w:r>
+      <w:proofErr w:type="spellEnd"/>
+      <w:r>
+        <w:rPr>
+          <w:sz w:val="24"/>
+          <w:szCs w:val="24"/>
+        </w:rPr>
+        <w:t>, realiza la identificación de idiomas</w:t>
+      </w:r>
+    </w:p>
+    <w:p>
+      <w:pPr>
+        <w:pStyle w:val="Prrafodelista"/>
+        <w:numPr>
+          <w:ilvl w:val="0"/>
+          <w:numId w:val="16"/>
+        </w:numPr>
+        <w:rPr>
+          <w:sz w:val="24"/>
+          <w:szCs w:val="24"/>
+        </w:rPr>
+      </w:pPr>
+      <w:r>
+        <w:rPr>
+          <w:sz w:val="24"/>
+          <w:szCs w:val="24"/>
+        </w:rPr>
+        <w:t>EJ6.py</w:t>
+      </w:r>
+    </w:p>
+    <w:p>
+      <w:pPr>
+        <w:pStyle w:val="Prrafodelista"/>
+        <w:ind w:left="1440"/>
+        <w:rPr>
+          <w:sz w:val="24"/>
+          <w:szCs w:val="24"/>
+        </w:rPr>
+      </w:pPr>
+      <w:r>
+        <w:rPr>
+          <w:sz w:val="24"/>
+          <w:szCs w:val="24"/>
+        </w:rPr>
+        <w:t>Utiliza el método de distribución de frecuencias de las letras para identificar idiomas</w:t>
+      </w:r>
+    </w:p>
+    <w:p>
+      <w:pPr>
+        <w:pStyle w:val="Prrafodelista"/>
+        <w:numPr>
+          <w:ilvl w:val="0"/>
+          <w:numId w:val="16"/>
+        </w:numPr>
+        <w:rPr>
+          <w:sz w:val="24"/>
+          <w:szCs w:val="24"/>
+        </w:rPr>
+      </w:pPr>
+      <w:r>
+        <w:rPr>
+          <w:sz w:val="24"/>
+          <w:szCs w:val="24"/>
+        </w:rPr>
+        <w:t>EJ6Matriz.py</w:t>
+      </w:r>
+    </w:p>
+    <w:p>
+      <w:pPr>
+        <w:pStyle w:val="Prrafodelista"/>
+        <w:ind w:left="1440"/>
+        <w:rPr>
+          <w:sz w:val="24"/>
+          <w:szCs w:val="24"/>
+        </w:rPr>
+      </w:pPr>
+      <w:r>
+        <w:rPr>
+          <w:sz w:val="24"/>
+          <w:szCs w:val="24"/>
+        </w:rPr>
+        <w:t>Utiliza el calculo de la probabilidad de las letras precedentes para identificar idiomas</w:t>
+      </w:r>
+    </w:p>
+    <w:p>
+      <w:pPr>
+        <w:rPr>
+          <w:color w:val="F79646" w:themeColor="accent6"/>
+          <w:sz w:val="24"/>
+          <w:szCs w:val="24"/>
+        </w:rPr>
+      </w:pPr>
+    </w:p>
+    <w:p>
+      <w:pPr>
+        <w:rPr>
+          <w:sz w:val="24"/>
+          <w:szCs w:val="24"/>
+        </w:rPr>
+      </w:pPr>
+      <w:r>
+        <w:rPr>
+          <w:sz w:val="24"/>
+          <w:szCs w:val="24"/>
+        </w:rPr>
+        <w:t xml:space="preserve">Ambos métodos se compararon con la solución provista y el resultado en </w:t>
+      </w:r>
+      <w:proofErr w:type="spellStart"/>
+      <w:r>
+        <w:rPr>
+          <w:sz w:val="24"/>
+          <w:szCs w:val="24"/>
+        </w:rPr>
+        <w:t>langdetect</w:t>
+      </w:r>
+      <w:proofErr w:type="spellEnd"/>
+    </w:p>
+    <w:p>
+      <w:pPr>
+        <w:rPr>
+          <w:color w:val="F79646" w:themeColor="accent6"/>
+          <w:sz w:val="24"/>
+          <w:szCs w:val="24"/>
+        </w:rPr>
+      </w:pPr>
+    </w:p>
+    <w:p>
+      <w:pPr>
         <w:rPr>
           <w:b/>
           <w:bCs/>
@@ -5445,7 +6469,7 @@
           <w:sz w:val="24"/>
           <w:szCs w:val="24"/>
         </w:rPr>
-        <w:tab/>
+        <w:t>Método 1 – Distribución de la frecuencia de las letras</w:t>
       </w:r>
       <w:r>
         <w:rPr>
@@ -5454,12 +6478,11 @@
           <w:sz w:val="24"/>
           <w:szCs w:val="24"/>
         </w:rPr>
-        <w:tab/>
-      </w:r>
-    </w:p>
-    <w:p>
-      <w:pPr>
-        <w:jc w:val="both"/>
+        <w:t>:</w:t>
+      </w:r>
+    </w:p>
+    <w:p>
+      <w:pPr>
         <w:rPr>
           <w:b/>
           <w:bCs/>
@@ -5467,13 +6490,9 @@
           <w:szCs w:val="24"/>
         </w:rPr>
       </w:pPr>
-      <w:r>
-        <w:br w:type="page"/>
-      </w:r>
-    </w:p>
-    <w:p>
-      <w:pPr>
-        <w:jc w:val="both"/>
+    </w:p>
+    <w:p>
+      <w:pPr>
         <w:rPr>
           <w:b/>
           <w:bCs/>
@@ -5488,28 +6507,279 @@
           <w:sz w:val="24"/>
           <w:szCs w:val="24"/>
         </w:rPr>
-        <w:lastRenderedPageBreak/>
-        <w:t>Propiedades del Texto</w:t>
-      </w:r>
-      <w:r>
+        <w:drawing>
+          <wp:inline distT="0" distB="0" distL="0" distR="0" wp14:anchorId="3F921742" wp14:editId="5B43F766">
+            <wp:extent cx="6121400" cy="1333500"/>
+            <wp:effectExtent l="0" t="0" r="0" b="0"/>
+            <wp:docPr id="20" name="Imagen 20"/>
+            <wp:cNvGraphicFramePr>
+              <a:graphicFrameLocks xmlns:a="http://schemas.openxmlformats.org/drawingml/2006/main" noChangeAspect="1"/>
+            </wp:cNvGraphicFramePr>
+            <a:graphic xmlns:a="http://schemas.openxmlformats.org/drawingml/2006/main">
+              <a:graphicData uri="http://schemas.openxmlformats.org/drawingml/2006/picture">
+                <pic:pic xmlns:pic="http://schemas.openxmlformats.org/drawingml/2006/picture">
+                  <pic:nvPicPr>
+                    <pic:cNvPr id="1" name=""/>
+                    <pic:cNvPicPr/>
+                  </pic:nvPicPr>
+                  <pic:blipFill rotWithShape="1">
+                    <a:blip r:embed="rId35"/>
+                    <a:srcRect t="25597" b="19270"/>
+                    <a:stretch/>
+                  </pic:blipFill>
+                  <pic:spPr bwMode="auto">
+                    <a:xfrm>
+                      <a:off x="0" y="0"/>
+                      <a:ext cx="6121400" cy="1333500"/>
+                    </a:xfrm>
+                    <a:prstGeom prst="rect">
+                      <a:avLst/>
+                    </a:prstGeom>
+                    <a:ln>
+                      <a:noFill/>
+                    </a:ln>
+                    <a:extLst>
+                      <a:ext uri="{53640926-AAD7-44D8-BBD7-CCE9431645EC}">
+                        <a14:shadowObscured xmlns:a14="http://schemas.microsoft.com/office/drawing/2010/main"/>
+                      </a:ext>
+                    </a:extLst>
+                  </pic:spPr>
+                </pic:pic>
+              </a:graphicData>
+            </a:graphic>
+          </wp:inline>
+        </w:drawing>
+      </w:r>
+    </w:p>
+    <w:p>
+      <w:pPr>
         <w:rPr>
           <w:b/>
           <w:bCs/>
           <w:sz w:val="24"/>
           <w:szCs w:val="24"/>
-          <w:vertAlign w:val="superscript"/>
-        </w:rPr>
-        <w:footnoteReference w:id="10"/>
-      </w:r>
-    </w:p>
-    <w:p>
-      <w:pPr>
-        <w:jc w:val="both"/>
-        <w:rPr>
-          <w:sz w:val="24"/>
-          <w:szCs w:val="24"/>
-        </w:rPr>
-      </w:pPr>
+        </w:rPr>
+      </w:pPr>
+    </w:p>
+    <w:p>
+      <w:pPr>
+        <w:rPr>
+          <w:b/>
+          <w:bCs/>
+          <w:sz w:val="24"/>
+          <w:szCs w:val="24"/>
+        </w:rPr>
+      </w:pPr>
+      <w:r>
+        <w:rPr>
+          <w:b/>
+          <w:bCs/>
+          <w:sz w:val="24"/>
+          <w:szCs w:val="24"/>
+        </w:rPr>
+        <w:t xml:space="preserve">Método </w:t>
+      </w:r>
+      <w:r>
+        <w:rPr>
+          <w:b/>
+          <w:bCs/>
+          <w:sz w:val="24"/>
+          <w:szCs w:val="24"/>
+        </w:rPr>
+        <w:t>2</w:t>
+      </w:r>
+      <w:r>
+        <w:rPr>
+          <w:b/>
+          <w:bCs/>
+          <w:sz w:val="24"/>
+          <w:szCs w:val="24"/>
+        </w:rPr>
+        <w:t xml:space="preserve"> – </w:t>
+      </w:r>
+      <w:r>
+        <w:rPr>
+          <w:b/>
+          <w:bCs/>
+          <w:sz w:val="24"/>
+          <w:szCs w:val="24"/>
+        </w:rPr>
+        <w:t>Probabilidad de letra precedente</w:t>
+      </w:r>
+    </w:p>
+    <w:p>
+      <w:pPr>
+        <w:rPr>
+          <w:b/>
+          <w:bCs/>
+          <w:sz w:val="24"/>
+          <w:szCs w:val="24"/>
+        </w:rPr>
+      </w:pPr>
+    </w:p>
+    <w:p>
+      <w:pPr>
+        <w:rPr>
+          <w:color w:val="F79646" w:themeColor="accent6"/>
+          <w:sz w:val="24"/>
+          <w:szCs w:val="24"/>
+        </w:rPr>
+      </w:pPr>
+      <w:r>
+        <w:rPr>
+          <w:color w:val="F79646" w:themeColor="accent6"/>
+          <w:sz w:val="24"/>
+          <w:szCs w:val="24"/>
+        </w:rPr>
+        <w:drawing>
+          <wp:inline distT="0" distB="0" distL="0" distR="0" wp14:anchorId="76A7B2D9" wp14:editId="640AD825">
+            <wp:extent cx="6121400" cy="1295400"/>
+            <wp:effectExtent l="0" t="0" r="0" b="0"/>
+            <wp:docPr id="21" name="Imagen 21"/>
+            <wp:cNvGraphicFramePr>
+              <a:graphicFrameLocks xmlns:a="http://schemas.openxmlformats.org/drawingml/2006/main" noChangeAspect="1"/>
+            </wp:cNvGraphicFramePr>
+            <a:graphic xmlns:a="http://schemas.openxmlformats.org/drawingml/2006/main">
+              <a:graphicData uri="http://schemas.openxmlformats.org/drawingml/2006/picture">
+                <pic:pic xmlns:pic="http://schemas.openxmlformats.org/drawingml/2006/picture">
+                  <pic:nvPicPr>
+                    <pic:cNvPr id="1" name=""/>
+                    <pic:cNvPicPr/>
+                  </pic:nvPicPr>
+                  <pic:blipFill rotWithShape="1">
+                    <a:blip r:embed="rId36"/>
+                    <a:srcRect t="27960" b="18483"/>
+                    <a:stretch/>
+                  </pic:blipFill>
+                  <pic:spPr bwMode="auto">
+                    <a:xfrm>
+                      <a:off x="0" y="0"/>
+                      <a:ext cx="6121400" cy="1295400"/>
+                    </a:xfrm>
+                    <a:prstGeom prst="rect">
+                      <a:avLst/>
+                    </a:prstGeom>
+                    <a:ln>
+                      <a:noFill/>
+                    </a:ln>
+                    <a:extLst>
+                      <a:ext uri="{53640926-AAD7-44D8-BBD7-CCE9431645EC}">
+                        <a14:shadowObscured xmlns:a14="http://schemas.microsoft.com/office/drawing/2010/main"/>
+                      </a:ext>
+                    </a:extLst>
+                  </pic:spPr>
+                </pic:pic>
+              </a:graphicData>
+            </a:graphic>
+          </wp:inline>
+        </w:drawing>
+      </w:r>
+    </w:p>
+    <w:p>
+      <w:pPr>
+        <w:rPr>
+          <w:color w:val="F79646" w:themeColor="accent6"/>
+          <w:sz w:val="24"/>
+          <w:szCs w:val="24"/>
+        </w:rPr>
+      </w:pPr>
+    </w:p>
+    <w:p>
+      <w:pPr>
+        <w:rPr>
+          <w:sz w:val="24"/>
+          <w:szCs w:val="24"/>
+        </w:rPr>
+      </w:pPr>
+      <w:r>
+        <w:rPr>
+          <w:sz w:val="24"/>
+          <w:szCs w:val="24"/>
+        </w:rPr>
+        <w:lastRenderedPageBreak/>
+        <w:t>Como puede verse, el segundo método es mejor que el primero para identificar idiomas por 40 líneas más, acercándose el segundo a un porcentaje de acierto del 94%, un numero bastante elevado.</w:t>
+      </w:r>
+    </w:p>
+    <w:p>
+      <w:pPr>
+        <w:rPr>
+          <w:sz w:val="24"/>
+          <w:szCs w:val="24"/>
+        </w:rPr>
+      </w:pPr>
+    </w:p>
+    <w:p>
+      <w:pPr>
+        <w:rPr>
+          <w:sz w:val="24"/>
+          <w:szCs w:val="24"/>
+        </w:rPr>
+      </w:pPr>
+      <w:r>
+        <w:rPr>
+          <w:sz w:val="24"/>
+          <w:szCs w:val="24"/>
+        </w:rPr>
+        <w:t>Además, la comparación entre Langdetect y la solución difiere en porcentajes mínimos, donde la librería provista por Python puede equivocarse en 1 línea de las 300 que se probaron.</w:t>
+      </w:r>
+    </w:p>
+    <w:p>
+      <w:pPr>
+        <w:rPr>
+          <w:sz w:val="24"/>
+          <w:szCs w:val="24"/>
+        </w:rPr>
+      </w:pPr>
+    </w:p>
+    <w:p>
+      <w:pPr>
+        <w:rPr>
+          <w:sz w:val="24"/>
+          <w:szCs w:val="24"/>
+          <w:u w:val="single"/>
+        </w:rPr>
+      </w:pPr>
+      <w:r>
+        <w:rPr>
+          <w:sz w:val="24"/>
+          <w:szCs w:val="24"/>
+          <w:u w:val="single"/>
+        </w:rPr>
+        <w:t>Utilización de IA:</w:t>
+      </w:r>
+    </w:p>
+    <w:p>
+      <w:pPr>
+        <w:rPr>
+          <w:sz w:val="24"/>
+          <w:szCs w:val="24"/>
+          <w:u w:val="single"/>
+        </w:rPr>
+      </w:pPr>
+    </w:p>
+    <w:p>
+      <w:pPr>
+        <w:rPr>
+          <w:color w:val="F79646" w:themeColor="accent6"/>
+          <w:sz w:val="24"/>
+          <w:szCs w:val="24"/>
+        </w:rPr>
+      </w:pPr>
+      <w:r>
+        <w:rPr>
+          <w:sz w:val="24"/>
+          <w:szCs w:val="24"/>
+        </w:rPr>
+        <w:t>En este caso, la IA sirvió para la construcción de ambos métodos, con una explicación detallada del paso a paso para comprender de la mejor manera ambos algoritmos.</w:t>
+      </w:r>
+      <w:r>
+        <w:rPr>
+          <w:color w:val="F79646" w:themeColor="accent6"/>
+          <w:sz w:val="24"/>
+          <w:szCs w:val="24"/>
+        </w:rPr>
+        <w:br w:type="page"/>
+      </w:r>
     </w:p>
     <w:p>
       <w:pPr>
@@ -5519,58 +6789,71 @@
         </w:numPr>
         <w:jc w:val="both"/>
         <w:rPr>
-          <w:sz w:val="24"/>
-          <w:szCs w:val="24"/>
-        </w:rPr>
-      </w:pPr>
-      <w:r>
-        <w:rPr>
-          <w:sz w:val="24"/>
-          <w:szCs w:val="24"/>
-        </w:rPr>
-        <w:t>En este ejercicio se propone verificar la predicción de ley de Zipf. Para ello, descargue desde Project Gutenberg el texto del Quijote de Cervantes</w:t>
-      </w:r>
-      <w:r>
-        <w:rPr>
-          <w:sz w:val="24"/>
-          <w:szCs w:val="24"/>
-          <w:vertAlign w:val="superscript"/>
-        </w:rPr>
-        <w:footnoteReference w:id="11"/>
-      </w:r>
-      <w:r>
-        <w:rPr>
-          <w:sz w:val="24"/>
-          <w:szCs w:val="24"/>
-        </w:rPr>
-        <w:t xml:space="preserve"> y escriba un programa que extraiga los términos y calcule sus frecuencias (el programa debe generar la lista ordenada por frecuencia descendente). Calcule la curva de ajuste utilizando la función </w:t>
-      </w:r>
+          <w:color w:val="F79646" w:themeColor="accent6"/>
+          <w:sz w:val="24"/>
+          <w:szCs w:val="24"/>
+        </w:rPr>
+      </w:pPr>
+      <w:r>
+        <w:rPr>
+          <w:color w:val="F79646" w:themeColor="accent6"/>
+          <w:sz w:val="24"/>
+          <w:szCs w:val="24"/>
+        </w:rPr>
+        <w:lastRenderedPageBreak/>
+        <w:t xml:space="preserve">En este ejercicio se propone verificar la predicción de ley de </w:t>
+      </w:r>
+      <w:proofErr w:type="spellStart"/>
+      <w:r>
+        <w:rPr>
+          <w:color w:val="F79646" w:themeColor="accent6"/>
+          <w:sz w:val="24"/>
+          <w:szCs w:val="24"/>
+        </w:rPr>
+        <w:t>Zipf</w:t>
+      </w:r>
+      <w:proofErr w:type="spellEnd"/>
+      <w:r>
+        <w:rPr>
+          <w:color w:val="F79646" w:themeColor="accent6"/>
+          <w:sz w:val="24"/>
+          <w:szCs w:val="24"/>
+        </w:rPr>
+        <w:t xml:space="preserve">. Para ello, descargue desde Project Gutenberg el texto del Quijote de Cervantes y escriba un programa que extraiga los términos y calcule sus frecuencias (el programa debe generar la lista ordenada por frecuencia descendente). Calcule la curva de ajuste utilizando la función </w:t>
+      </w:r>
+      <w:proofErr w:type="spellStart"/>
       <w:r>
         <w:rPr>
           <w:i/>
           <w:iCs/>
+          <w:color w:val="F79646" w:themeColor="accent6"/>
           <w:sz w:val="24"/>
           <w:szCs w:val="24"/>
         </w:rPr>
         <w:t>Polyfit</w:t>
       </w:r>
-      <w:r>
-        <w:rPr>
-          <w:sz w:val="24"/>
-          <w:szCs w:val="24"/>
-        </w:rPr>
-        <w:t xml:space="preserve"> del módulo NumPy</w:t>
-      </w:r>
-      <w:r>
-        <w:rPr>
-          <w:sz w:val="24"/>
-          <w:szCs w:val="24"/>
-          <w:vertAlign w:val="superscript"/>
-        </w:rPr>
-        <w:footnoteReference w:id="12"/>
-      </w:r>
-      <w:r>
-        <w:rPr>
+      <w:proofErr w:type="spellEnd"/>
+      <w:r>
+        <w:rPr>
+          <w:color w:val="F79646" w:themeColor="accent6"/>
+          <w:sz w:val="24"/>
+          <w:szCs w:val="24"/>
+        </w:rPr>
+        <w:t xml:space="preserve"> del módulo </w:t>
+      </w:r>
+      <w:proofErr w:type="spellStart"/>
+      <w:r>
+        <w:rPr>
+          <w:color w:val="F79646" w:themeColor="accent6"/>
+          <w:sz w:val="24"/>
+          <w:szCs w:val="24"/>
+        </w:rPr>
+        <w:t>NumPy</w:t>
+      </w:r>
+      <w:proofErr w:type="spellEnd"/>
+      <w:r>
+        <w:rPr>
+          <w:color w:val="F79646" w:themeColor="accent6"/>
           <w:sz w:val="24"/>
           <w:szCs w:val="24"/>
         </w:rPr>
@@ -5582,6 +6865,7 @@
         <w:ind w:left="720"/>
         <w:jc w:val="both"/>
         <w:rPr>
+          <w:color w:val="F79646" w:themeColor="accent6"/>
           <w:sz w:val="24"/>
           <w:szCs w:val="24"/>
         </w:rPr>
@@ -5595,43 +6879,52 @@
         </w:numPr>
         <w:jc w:val="both"/>
         <w:rPr>
-          <w:sz w:val="24"/>
-          <w:szCs w:val="24"/>
-        </w:rPr>
-      </w:pPr>
-      <w:r>
-        <w:rPr>
-          <w:sz w:val="24"/>
-          <w:szCs w:val="24"/>
-        </w:rPr>
-        <w:t>Usando los datos del ejercicio anterior y de acuerdo a la ley de Zipf, calcule la cantidad de palabras que debería haber en el 10%, 20% y 30% del vocabulario. Verifique respecto de los valores reales. Utilice esta aproximación para podar el vocabulario en los mismos porcentajes e indique qué porcentaje de la poda coincide con palabras vacías</w:t>
-      </w:r>
-      <w:r>
-        <w:rPr>
-          <w:sz w:val="24"/>
-          <w:szCs w:val="24"/>
-          <w:vertAlign w:val="superscript"/>
-        </w:rPr>
-        <w:footnoteReference w:id="13"/>
-      </w:r>
-      <w:r>
-        <w:rPr>
-          <w:sz w:val="24"/>
-          <w:szCs w:val="24"/>
-        </w:rPr>
-        <w:t xml:space="preserve">. Extraiga las palabras podadas que no son </w:t>
-      </w:r>
+          <w:color w:val="F79646" w:themeColor="accent6"/>
+          <w:sz w:val="24"/>
+          <w:szCs w:val="24"/>
+        </w:rPr>
+      </w:pPr>
+      <w:r>
+        <w:rPr>
+          <w:color w:val="F79646" w:themeColor="accent6"/>
+          <w:sz w:val="24"/>
+          <w:szCs w:val="24"/>
+        </w:rPr>
+        <w:t xml:space="preserve">Usando los datos del ejercicio anterior y de acuerdo a la ley de </w:t>
+      </w:r>
+      <w:proofErr w:type="spellStart"/>
+      <w:r>
+        <w:rPr>
+          <w:color w:val="F79646" w:themeColor="accent6"/>
+          <w:sz w:val="24"/>
+          <w:szCs w:val="24"/>
+        </w:rPr>
+        <w:t>Zipf</w:t>
+      </w:r>
+      <w:proofErr w:type="spellEnd"/>
+      <w:r>
+        <w:rPr>
+          <w:color w:val="F79646" w:themeColor="accent6"/>
+          <w:sz w:val="24"/>
+          <w:szCs w:val="24"/>
+        </w:rPr>
+        <w:t xml:space="preserve">, calcule la cantidad de palabras que debería haber en el 10%, 20% y 30% del vocabulario. Verifique respecto de los valores reales. Utilice esta aproximación para podar el vocabulario en los mismos porcentajes e indique qué porcentaje de la poda coincide con palabras vacías. Extraiga las palabras podadas que no son </w:t>
+      </w:r>
+      <w:proofErr w:type="spellStart"/>
       <w:r>
         <w:rPr>
           <w:i/>
           <w:iCs/>
+          <w:color w:val="F79646" w:themeColor="accent6"/>
           <w:sz w:val="24"/>
           <w:szCs w:val="24"/>
         </w:rPr>
         <w:t>stopwords</w:t>
       </w:r>
-      <w:r>
-        <w:rPr>
+      <w:proofErr w:type="spellEnd"/>
+      <w:r>
+        <w:rPr>
+          <w:color w:val="F79646" w:themeColor="accent6"/>
           <w:sz w:val="24"/>
           <w:szCs w:val="24"/>
         </w:rPr>
@@ -5642,12 +6935,14 @@
       <w:pPr>
         <w:jc w:val="both"/>
         <w:rPr>
-          <w:sz w:val="24"/>
-          <w:szCs w:val="24"/>
-        </w:rPr>
-      </w:pPr>
-      <w:r>
-        <w:rPr>
+          <w:color w:val="F79646" w:themeColor="accent6"/>
+          <w:sz w:val="24"/>
+          <w:szCs w:val="24"/>
+        </w:rPr>
+      </w:pPr>
+      <w:r>
+        <w:rPr>
+          <w:color w:val="F79646" w:themeColor="accent6"/>
           <w:sz w:val="24"/>
           <w:szCs w:val="24"/>
         </w:rPr>
@@ -5655,6 +6950,7 @@
       </w:r>
       <w:r>
         <w:rPr>
+          <w:color w:val="F79646" w:themeColor="accent6"/>
           <w:sz w:val="24"/>
           <w:szCs w:val="24"/>
         </w:rPr>
@@ -5669,20 +6965,41 @@
         </w:numPr>
         <w:jc w:val="both"/>
         <w:rPr>
-          <w:sz w:val="24"/>
-          <w:szCs w:val="24"/>
-        </w:rPr>
-      </w:pPr>
-      <w:r>
-        <w:rPr>
-          <w:sz w:val="24"/>
-          <w:szCs w:val="24"/>
-        </w:rPr>
-        <w:t>Codifique un script que reciba como parámetro el nombre de un archivo de texto, tokenize y calcule y escriba a un archivo los pares (</w:t>
+          <w:color w:val="F79646" w:themeColor="accent6"/>
+          <w:sz w:val="24"/>
+          <w:szCs w:val="24"/>
+        </w:rPr>
+      </w:pPr>
+      <w:r>
+        <w:rPr>
+          <w:color w:val="F79646" w:themeColor="accent6"/>
+          <w:sz w:val="24"/>
+          <w:szCs w:val="24"/>
+        </w:rPr>
+        <w:t xml:space="preserve">Codifique un script que reciba como parámetro el nombre de un archivo de texto, </w:t>
+      </w:r>
+      <w:proofErr w:type="spellStart"/>
+      <w:r>
+        <w:rPr>
+          <w:color w:val="F79646" w:themeColor="accent6"/>
+          <w:sz w:val="24"/>
+          <w:szCs w:val="24"/>
+        </w:rPr>
+        <w:t>tokenize</w:t>
+      </w:r>
+      <w:proofErr w:type="spellEnd"/>
+      <w:r>
+        <w:rPr>
+          <w:color w:val="F79646" w:themeColor="accent6"/>
+          <w:sz w:val="24"/>
+          <w:szCs w:val="24"/>
+        </w:rPr>
+        <w:t xml:space="preserve"> y calcule y escriba a un archivo los pares (</w:t>
       </w:r>
       <w:r>
         <w:rPr>
           <w:rFonts w:ascii="Courier New" w:eastAsia="Courier New" w:hAnsi="Courier New" w:cs="Courier New"/>
+          <w:color w:val="F79646" w:themeColor="accent6"/>
           <w:sz w:val="24"/>
           <w:szCs w:val="24"/>
         </w:rPr>
@@ -5690,10 +7007,29 @@
       </w:r>
       <w:r>
         <w:rPr>
-          <w:sz w:val="24"/>
-          <w:szCs w:val="24"/>
-        </w:rPr>
-        <w:t>). Verifique en qué medida satisface la ley de Heaps. Grafique en la notebook los ajustes variando los parámetros de la expresión. Puede inicialmente probar con los archivos de los puntos anteriores.</w:t>
+          <w:color w:val="F79646" w:themeColor="accent6"/>
+          <w:sz w:val="24"/>
+          <w:szCs w:val="24"/>
+        </w:rPr>
+        <w:t xml:space="preserve">). Verifique en qué medida satisface la ley de </w:t>
+      </w:r>
+      <w:proofErr w:type="spellStart"/>
+      <w:r>
+        <w:rPr>
+          <w:color w:val="F79646" w:themeColor="accent6"/>
+          <w:sz w:val="24"/>
+          <w:szCs w:val="24"/>
+        </w:rPr>
+        <w:t>Heaps</w:t>
+      </w:r>
+      <w:proofErr w:type="spellEnd"/>
+      <w:r>
+        <w:rPr>
+          <w:color w:val="F79646" w:themeColor="accent6"/>
+          <w:sz w:val="24"/>
+          <w:szCs w:val="24"/>
+        </w:rPr>
+        <w:t>. Grafique en la notebook los ajustes variando los parámetros de la expresión. Puede inicialmente probar con los archivos de los puntos anteriores.</w:t>
       </w:r>
     </w:p>
     <w:p>
@@ -5753,7 +7089,15 @@
         </w:rPr>
       </w:pPr>
       <w:r>
-        <w:t xml:space="preserve">[1] Ricardo Baeza-Yates and Berthier Ribeiro-Neto. </w:t>
+        <w:t xml:space="preserve">[1] Ricardo Baeza-Yates and </w:t>
+      </w:r>
+      <w:proofErr w:type="spellStart"/>
+      <w:r>
+        <w:t>Berthier</w:t>
+      </w:r>
+      <w:proofErr w:type="spellEnd"/>
+      <w:r>
+        <w:t xml:space="preserve"> Ribeiro-Neto. </w:t>
       </w:r>
       <w:r>
         <w:rPr>
@@ -5782,48 +7126,174 @@
         <w:rPr>
           <w:lang w:val="en-US"/>
         </w:rPr>
-        <w:t>[2] Gregory Grefenstette and Pasi Tapanainen. What is a word, what is a sentence? problems of tokenization. In Rank Xerox Research Centre, pages 79–87, 1994.</w:t>
-      </w:r>
-    </w:p>
-    <w:p>
-      <w:pPr>
-        <w:jc w:val="both"/>
+        <w:t xml:space="preserve">[2] Gregory </w:t>
+      </w:r>
+      <w:proofErr w:type="spellStart"/>
+      <w:r>
         <w:rPr>
           <w:lang w:val="en-US"/>
         </w:rPr>
-      </w:pPr>
-    </w:p>
-    <w:p>
-      <w:pPr>
-        <w:jc w:val="both"/>
+        <w:t>Grefenstette</w:t>
+      </w:r>
+      <w:proofErr w:type="spellEnd"/>
+      <w:r>
         <w:rPr>
           <w:lang w:val="en-US"/>
         </w:rPr>
-      </w:pPr>
+        <w:t xml:space="preserve"> and </w:t>
+      </w:r>
+      <w:proofErr w:type="spellStart"/>
       <w:r>
         <w:rPr>
           <w:lang w:val="en-US"/>
         </w:rPr>
-        <w:t>[3] Le Quan Ha, Darryl Stewart, Philip Hanna, and F Smith. Zipf and type-token rules for the english, spanish, irish and latin languages. Web Journal of Formal, Computational and Cognitive Linguistics, 1 (8):1–12, 1 2006.</w:t>
-      </w:r>
-    </w:p>
-    <w:p>
-      <w:pPr>
-        <w:jc w:val="both"/>
+        <w:t>Pasi</w:t>
+      </w:r>
+      <w:proofErr w:type="spellEnd"/>
+      <w:r>
         <w:rPr>
           <w:lang w:val="en-US"/>
         </w:rPr>
-      </w:pPr>
-    </w:p>
-    <w:p>
-      <w:pPr>
-        <w:jc w:val="both"/>
-      </w:pPr>
+        <w:t xml:space="preserve"> </w:t>
+      </w:r>
+      <w:proofErr w:type="spellStart"/>
       <w:r>
         <w:rPr>
           <w:lang w:val="en-US"/>
         </w:rPr>
-        <w:t xml:space="preserve">[4] Christopher D. Manning, Prabhakar Raghavan, and Hinrich Sch ̈utze. Introduction to Information Retrieval. Cambridge University Press, New York, NY, USA, 2008. </w:t>
+        <w:t>Tapanainen</w:t>
+      </w:r>
+      <w:proofErr w:type="spellEnd"/>
+      <w:r>
+        <w:rPr>
+          <w:lang w:val="en-US"/>
+        </w:rPr>
+        <w:t>. What is a word, what is a sentence? problems of tokenization. In Rank Xerox Research Centre, pages 79–87, 1994.</w:t>
+      </w:r>
+    </w:p>
+    <w:p>
+      <w:pPr>
+        <w:jc w:val="both"/>
+        <w:rPr>
+          <w:lang w:val="en-US"/>
+        </w:rPr>
+      </w:pPr>
+    </w:p>
+    <w:p>
+      <w:pPr>
+        <w:jc w:val="both"/>
+        <w:rPr>
+          <w:lang w:val="en-US"/>
+        </w:rPr>
+      </w:pPr>
+      <w:r>
+        <w:rPr>
+          <w:lang w:val="en-US"/>
+        </w:rPr>
+        <w:t xml:space="preserve">[3] Le Quan Ha, Darryl Stewart, Philip Hanna, and F Smith. </w:t>
+      </w:r>
+      <w:proofErr w:type="spellStart"/>
+      <w:r>
+        <w:rPr>
+          <w:lang w:val="en-US"/>
+        </w:rPr>
+        <w:t>Zipf</w:t>
+      </w:r>
+      <w:proofErr w:type="spellEnd"/>
+      <w:r>
+        <w:rPr>
+          <w:lang w:val="en-US"/>
+        </w:rPr>
+        <w:t xml:space="preserve"> and type-token rules for the </w:t>
+      </w:r>
+      <w:proofErr w:type="spellStart"/>
+      <w:r>
+        <w:rPr>
+          <w:lang w:val="en-US"/>
+        </w:rPr>
+        <w:t>english</w:t>
+      </w:r>
+      <w:proofErr w:type="spellEnd"/>
+      <w:r>
+        <w:rPr>
+          <w:lang w:val="en-US"/>
+        </w:rPr>
+        <w:t xml:space="preserve">, </w:t>
+      </w:r>
+      <w:proofErr w:type="spellStart"/>
+      <w:r>
+        <w:rPr>
+          <w:lang w:val="en-US"/>
+        </w:rPr>
+        <w:t>spanish</w:t>
+      </w:r>
+      <w:proofErr w:type="spellEnd"/>
+      <w:r>
+        <w:rPr>
+          <w:lang w:val="en-US"/>
+        </w:rPr>
+        <w:t xml:space="preserve">, </w:t>
+      </w:r>
+      <w:proofErr w:type="spellStart"/>
+      <w:r>
+        <w:rPr>
+          <w:lang w:val="en-US"/>
+        </w:rPr>
+        <w:t>irish</w:t>
+      </w:r>
+      <w:proofErr w:type="spellEnd"/>
+      <w:r>
+        <w:rPr>
+          <w:lang w:val="en-US"/>
+        </w:rPr>
+        <w:t xml:space="preserve"> and </w:t>
+      </w:r>
+      <w:proofErr w:type="spellStart"/>
+      <w:r>
+        <w:rPr>
+          <w:lang w:val="en-US"/>
+        </w:rPr>
+        <w:t>latin</w:t>
+      </w:r>
+      <w:proofErr w:type="spellEnd"/>
+      <w:r>
+        <w:rPr>
+          <w:lang w:val="en-US"/>
+        </w:rPr>
+        <w:t xml:space="preserve"> languages. Web Journal of Formal, Computational and Cognitive Linguistics, 1 (8):1–12, 1 2006.</w:t>
+      </w:r>
+    </w:p>
+    <w:p>
+      <w:pPr>
+        <w:jc w:val="both"/>
+        <w:rPr>
+          <w:lang w:val="en-US"/>
+        </w:rPr>
+      </w:pPr>
+    </w:p>
+    <w:p>
+      <w:pPr>
+        <w:jc w:val="both"/>
+      </w:pPr>
+      <w:r>
+        <w:rPr>
+          <w:lang w:val="en-US"/>
+        </w:rPr>
+        <w:t>[4] Christopher D. Manning, Prabhakar Raghavan, and Hinrich Sch ̈</w:t>
+      </w:r>
+      <w:proofErr w:type="spellStart"/>
+      <w:r>
+        <w:rPr>
+          <w:lang w:val="en-US"/>
+        </w:rPr>
+        <w:t>utze</w:t>
+      </w:r>
+      <w:proofErr w:type="spellEnd"/>
+      <w:r>
+        <w:rPr>
+          <w:lang w:val="en-US"/>
+        </w:rPr>
+        <w:t xml:space="preserve">. Introduction to Information Retrieval. Cambridge University Press, New York, NY, USA, 2008. </w:t>
       </w:r>
       <w:r>
         <w:t xml:space="preserve">Cap.6. </w:t>
@@ -5842,39 +7312,74 @@
         </w:rPr>
       </w:pPr>
       <w:r>
-        <w:t xml:space="preserve">[5] Gabriel Tolosa, Fernando Bordignon. Introducción a la Recuperación de Información. Conceptos, modelos y algoritmos básicos. Laboratorio de Redes de Datos. </w:t>
-      </w:r>
+        <w:t xml:space="preserve">[5] Gabriel Tolosa, Fernando </w:t>
+      </w:r>
+      <w:proofErr w:type="spellStart"/>
+      <w:r>
+        <w:t>Bordignon</w:t>
+      </w:r>
+      <w:proofErr w:type="spellEnd"/>
+      <w:r>
+        <w:t xml:space="preserve">. Introducción a la Recuperación de Información. Conceptos, modelos y algoritmos básicos. Laboratorio de Redes de Datos. </w:t>
+      </w:r>
+      <w:proofErr w:type="spellStart"/>
       <w:r>
         <w:rPr>
           <w:lang w:val="en-US"/>
         </w:rPr>
-        <w:t>UNLu, 2005. Cap. 3.</w:t>
-      </w:r>
-    </w:p>
-    <w:p>
-      <w:pPr>
-        <w:jc w:val="both"/>
+        <w:t>UNLu</w:t>
+      </w:r>
+      <w:proofErr w:type="spellEnd"/>
+      <w:r>
         <w:rPr>
           <w:lang w:val="en-US"/>
         </w:rPr>
-      </w:pPr>
-    </w:p>
-    <w:p>
-      <w:pPr>
-        <w:jc w:val="both"/>
-      </w:pPr>
-      <w:r>
+        <w:t>, 2005. Cap. 3.</w:t>
+      </w:r>
+    </w:p>
+    <w:p>
+      <w:pPr>
+        <w:jc w:val="both"/>
         <w:rPr>
           <w:lang w:val="en-US"/>
         </w:rPr>
-        <w:t xml:space="preserve">[6] Daniel Jurafsky &amp; James H. Martin. Speech and Language Processing. </w:t>
-      </w:r>
-      <w:r>
-        <w:t>January 6, 2026. Cap. 2.</w:t>
+      </w:pPr>
+    </w:p>
+    <w:p>
+      <w:pPr>
+        <w:jc w:val="both"/>
+      </w:pPr>
+      <w:r>
+        <w:rPr>
+          <w:lang w:val="en-US"/>
+        </w:rPr>
+        <w:t xml:space="preserve">[6] Daniel </w:t>
+      </w:r>
+      <w:proofErr w:type="spellStart"/>
+      <w:r>
+        <w:rPr>
+          <w:lang w:val="en-US"/>
+        </w:rPr>
+        <w:t>Jurafsky</w:t>
+      </w:r>
+      <w:proofErr w:type="spellEnd"/>
+      <w:r>
+        <w:rPr>
+          <w:lang w:val="en-US"/>
+        </w:rPr>
+        <w:t xml:space="preserve"> &amp; James H. Martin. Speech and Language Processing. </w:t>
+      </w:r>
+      <w:proofErr w:type="spellStart"/>
+      <w:r>
+        <w:t>January</w:t>
+      </w:r>
+      <w:proofErr w:type="spellEnd"/>
+      <w:r>
+        <w:t xml:space="preserve"> 6, 2026. Cap. 2.</w:t>
       </w:r>
     </w:p>
     <w:sectPr>
-      <w:headerReference w:type="default" r:id="rId32"/>
+      <w:headerReference w:type="default" r:id="rId37"/>
       <w:pgSz w:w="11906" w:h="16838"/>
       <w:pgMar w:top="1133" w:right="1133" w:bottom="1133" w:left="1133" w:header="850" w:footer="850" w:gutter="0"/>
       <w:pgNumType w:start="1"/>
@@ -5928,490 +7433,6 @@
       </w:pPr>
       <w:r>
         <w:continuationSeparator/>
-      </w:r>
-    </w:p>
-  </w:footnote>
-  <w:footnote w:id="1">
-    <w:p>
-      <w:pPr>
-        <w:spacing w:line="240" w:lineRule="auto"/>
-        <w:rPr>
-          <w:sz w:val="20"/>
-          <w:szCs w:val="20"/>
-        </w:rPr>
-      </w:pPr>
-    </w:p>
-  </w:footnote>
-  <w:footnote w:id="2">
-    <w:p>
-      <w:pPr>
-        <w:spacing w:line="240" w:lineRule="auto"/>
-        <w:rPr>
-          <w:sz w:val="20"/>
-          <w:szCs w:val="20"/>
-        </w:rPr>
-      </w:pPr>
-      <w:r>
-        <w:rPr>
-          <w:vertAlign w:val="superscript"/>
-        </w:rPr>
-        <w:footnoteRef/>
-      </w:r>
-      <w:r>
-        <w:rPr>
-          <w:sz w:val="20"/>
-          <w:szCs w:val="20"/>
-        </w:rPr>
-        <w:t xml:space="preserve"> </w:t>
-      </w:r>
-      <w:hyperlink r:id="rId1">
-        <w:r>
-          <w:rPr>
-            <w:color w:val="1155CC"/>
-            <w:sz w:val="20"/>
-            <w:szCs w:val="20"/>
-            <w:u w:val="single"/>
-          </w:rPr>
-          <w:t>https://github.com/tolosoft-academia/RI_2025/tree/main/data</w:t>
-        </w:r>
-      </w:hyperlink>
-    </w:p>
-  </w:footnote>
-  <w:footnote w:id="3">
-    <w:p>
-      <w:pPr>
-        <w:spacing w:line="240" w:lineRule="auto"/>
-        <w:rPr>
-          <w:sz w:val="20"/>
-          <w:szCs w:val="20"/>
-        </w:rPr>
-      </w:pPr>
-      <w:r>
-        <w:rPr>
-          <w:vertAlign w:val="superscript"/>
-        </w:rPr>
-        <w:footnoteRef/>
-      </w:r>
-      <w:r>
-        <w:rPr>
-          <w:sz w:val="20"/>
-          <w:szCs w:val="20"/>
-        </w:rPr>
-        <w:t xml:space="preserve"> Mida la longitud del documento en cantidad de </w:t>
-      </w:r>
-      <w:r>
-        <w:rPr>
-          <w:i/>
-          <w:iCs/>
-          <w:sz w:val="20"/>
-          <w:szCs w:val="20"/>
-        </w:rPr>
-        <w:t>tokens</w:t>
-      </w:r>
-      <w:r>
-        <w:rPr>
-          <w:sz w:val="20"/>
-          <w:szCs w:val="20"/>
-        </w:rPr>
-        <w:t>.</w:t>
-      </w:r>
-    </w:p>
-  </w:footnote>
-  <w:footnote w:id="4">
-    <w:p>
-      <w:pPr>
-        <w:spacing w:line="240" w:lineRule="auto"/>
-        <w:rPr>
-          <w:sz w:val="20"/>
-          <w:szCs w:val="20"/>
-        </w:rPr>
-      </w:pPr>
-      <w:r>
-        <w:rPr>
-          <w:vertAlign w:val="superscript"/>
-        </w:rPr>
-        <w:footnoteRef/>
-      </w:r>
-      <w:r>
-        <w:rPr>
-          <w:sz w:val="20"/>
-          <w:szCs w:val="20"/>
-        </w:rPr>
-        <w:t xml:space="preserve"> Discuta cómo resolvería la extracción de abreviaturas como ''NASA''.</w:t>
-      </w:r>
-    </w:p>
-  </w:footnote>
-  <w:footnote w:id="5">
-    <w:p>
-      <w:pPr>
-        <w:spacing w:line="240" w:lineRule="auto"/>
-        <w:rPr>
-          <w:sz w:val="20"/>
-          <w:szCs w:val="20"/>
-        </w:rPr>
-      </w:pPr>
-      <w:r>
-        <w:rPr>
-          <w:vertAlign w:val="superscript"/>
-        </w:rPr>
-        <w:footnoteRef/>
-      </w:r>
-      <w:r>
-        <w:rPr>
-          <w:sz w:val="20"/>
-          <w:szCs w:val="20"/>
-        </w:rPr>
-        <w:t xml:space="preserve"> </w:t>
-      </w:r>
-      <w:hyperlink r:id="rId2">
-        <w:r>
-          <w:rPr>
-            <w:color w:val="1155CC"/>
-            <w:sz w:val="20"/>
-            <w:szCs w:val="20"/>
-            <w:u w:val="single"/>
-          </w:rPr>
-          <w:t>https://drive.google.com/file/d/1mP4t7HlDF66joGV9CPok8ZZxC1N-J5LT/view</w:t>
-        </w:r>
-      </w:hyperlink>
-    </w:p>
-  </w:footnote>
-  <w:footnote w:id="6">
-    <w:p>
-      <w:pPr>
-        <w:spacing w:line="240" w:lineRule="auto"/>
-        <w:jc w:val="both"/>
-        <w:rPr>
-          <w:sz w:val="20"/>
-          <w:szCs w:val="20"/>
-        </w:rPr>
-      </w:pPr>
-      <w:r>
-        <w:rPr>
-          <w:vertAlign w:val="superscript"/>
-        </w:rPr>
-        <w:footnoteRef/>
-      </w:r>
-      <w:r>
-        <w:rPr>
-          <w:sz w:val="20"/>
-          <w:szCs w:val="20"/>
-        </w:rPr>
-        <w:t xml:space="preserve"> Puede usar la librería NLTK (Natural Language Toolkit). Revise qué algoritmos soporta (español e inglés).</w:t>
-      </w:r>
-    </w:p>
-  </w:footnote>
-  <w:footnote w:id="7">
-    <w:p>
-      <w:pPr>
-        <w:spacing w:line="240" w:lineRule="auto"/>
-        <w:jc w:val="both"/>
-        <w:rPr>
-          <w:sz w:val="20"/>
-          <w:szCs w:val="20"/>
-        </w:rPr>
-      </w:pPr>
-      <w:r>
-        <w:rPr>
-          <w:vertAlign w:val="superscript"/>
-        </w:rPr>
-        <w:footnoteRef/>
-      </w:r>
-      <w:r>
-        <w:rPr>
-          <w:sz w:val="20"/>
-          <w:szCs w:val="20"/>
-        </w:rPr>
-        <w:t xml:space="preserve"> </w:t>
-      </w:r>
-      <w:hyperlink r:id="rId3">
-        <w:r>
-          <w:rPr>
-            <w:color w:val="1155CC"/>
-            <w:sz w:val="20"/>
-            <w:szCs w:val="20"/>
-            <w:u w:val="single"/>
-          </w:rPr>
-          <w:t>https://github.com/tolosoft-academia/RI_2025/tree/main/data</w:t>
-        </w:r>
-      </w:hyperlink>
-      <w:r>
-        <w:rPr>
-          <w:sz w:val="20"/>
-          <w:szCs w:val="20"/>
-        </w:rPr>
-        <w:t xml:space="preserve"> El archivo de documentos es </w:t>
-      </w:r>
-      <w:r>
-        <w:rPr>
-          <w:rFonts w:ascii="Courier New" w:eastAsia="Courier New" w:hAnsi="Courier New" w:cs="Courier New"/>
-          <w:sz w:val="20"/>
-          <w:szCs w:val="20"/>
-        </w:rPr>
-        <w:t>./corpus/doc-text.trec</w:t>
-      </w:r>
-      <w:r>
-        <w:rPr>
-          <w:sz w:val="20"/>
-          <w:szCs w:val="20"/>
-        </w:rPr>
-        <w:t xml:space="preserve"> y está en un formato con tags para el número de doc (</w:t>
-      </w:r>
-      <w:r>
-        <w:rPr>
-          <w:rFonts w:ascii="Courier New" w:eastAsia="Courier New" w:hAnsi="Courier New" w:cs="Courier New"/>
-          <w:sz w:val="20"/>
-          <w:szCs w:val="20"/>
-        </w:rPr>
-        <w:t>&lt;docno&gt;</w:t>
-      </w:r>
-      <w:r>
-        <w:rPr>
-          <w:sz w:val="20"/>
-          <w:szCs w:val="20"/>
-        </w:rPr>
-        <w:t>) y el texto a continuación.</w:t>
-      </w:r>
-    </w:p>
-  </w:footnote>
-  <w:footnote w:id="8">
-    <w:p>
-      <w:pPr>
-        <w:spacing w:line="240" w:lineRule="auto"/>
-        <w:rPr>
-          <w:sz w:val="20"/>
-          <w:szCs w:val="20"/>
-        </w:rPr>
-      </w:pPr>
-      <w:r>
-        <w:rPr>
-          <w:vertAlign w:val="superscript"/>
-        </w:rPr>
-        <w:footnoteRef/>
-      </w:r>
-      <w:r>
-        <w:rPr>
-          <w:sz w:val="20"/>
-          <w:szCs w:val="20"/>
-        </w:rPr>
-        <w:t xml:space="preserve"> Utilice los datos de entrenamiento y de evaluación provistos en:</w:t>
-      </w:r>
-      <w:r>
-        <w:rPr>
-          <w:b/>
-          <w:bCs/>
-          <w:sz w:val="20"/>
-          <w:szCs w:val="20"/>
-        </w:rPr>
-        <w:t xml:space="preserve"> </w:t>
-      </w:r>
-      <w:hyperlink r:id="rId4">
-        <w:r>
-          <w:rPr>
-            <w:color w:val="1155CC"/>
-            <w:sz w:val="20"/>
-            <w:szCs w:val="20"/>
-            <w:u w:val="single"/>
-          </w:rPr>
-          <w:t>https://github.com/tolosoft-academia/RI_2025/blob/main/data/languageIdentificationData.tar.gz</w:t>
-        </w:r>
-      </w:hyperlink>
-    </w:p>
-  </w:footnote>
-  <w:footnote w:id="9">
-    <w:p>
-      <w:pPr>
-        <w:spacing w:line="240" w:lineRule="auto"/>
-        <w:rPr>
-          <w:sz w:val="16"/>
-          <w:szCs w:val="16"/>
-        </w:rPr>
-      </w:pPr>
-      <w:r>
-        <w:rPr>
-          <w:vertAlign w:val="superscript"/>
-        </w:rPr>
-        <w:footnoteRef/>
-      </w:r>
-      <w:r>
-        <w:rPr>
-          <w:sz w:val="20"/>
-          <w:szCs w:val="20"/>
-        </w:rPr>
-        <w:t xml:space="preserve"> </w:t>
-      </w:r>
-      <w:hyperlink r:id="rId5">
-        <w:r>
-          <w:rPr>
-            <w:color w:val="1155CC"/>
-            <w:sz w:val="20"/>
-            <w:szCs w:val="20"/>
-            <w:u w:val="single"/>
-          </w:rPr>
-          <w:t>https://pypi.org/project/langdetect/</w:t>
-        </w:r>
-      </w:hyperlink>
-      <w:r>
-        <w:rPr>
-          <w:sz w:val="20"/>
-          <w:szCs w:val="20"/>
-        </w:rPr>
-        <w:tab/>
-      </w:r>
-    </w:p>
-  </w:footnote>
-  <w:footnote w:id="10">
-    <w:p>
-      <w:pPr>
-        <w:spacing w:line="240" w:lineRule="auto"/>
-        <w:rPr>
-          <w:sz w:val="20"/>
-          <w:szCs w:val="20"/>
-        </w:rPr>
-      </w:pPr>
-      <w:r>
-        <w:rPr>
-          <w:vertAlign w:val="superscript"/>
-        </w:rPr>
-        <w:footnoteRef/>
-      </w:r>
-      <w:r>
-        <w:rPr>
-          <w:sz w:val="20"/>
-          <w:szCs w:val="20"/>
-        </w:rPr>
-        <w:t xml:space="preserve"> Los siguientes ejercicios se deben realizar en una </w:t>
-      </w:r>
-      <w:r>
-        <w:rPr>
-          <w:i/>
-          <w:iCs/>
-          <w:sz w:val="20"/>
-          <w:szCs w:val="20"/>
-        </w:rPr>
-        <w:t>notebook</w:t>
-      </w:r>
-      <w:r>
-        <w:rPr>
-          <w:sz w:val="20"/>
-          <w:szCs w:val="20"/>
-        </w:rPr>
-        <w:t xml:space="preserve"> IPython para trabajar en un entorno interactivo con capacidades gráficas.</w:t>
-      </w:r>
-    </w:p>
-  </w:footnote>
-  <w:footnote w:id="11">
-    <w:p>
-      <w:pPr>
-        <w:spacing w:line="240" w:lineRule="auto"/>
-        <w:rPr>
-          <w:sz w:val="20"/>
-          <w:szCs w:val="20"/>
-        </w:rPr>
-      </w:pPr>
-      <w:r>
-        <w:rPr>
-          <w:vertAlign w:val="superscript"/>
-        </w:rPr>
-        <w:footnoteRef/>
-      </w:r>
-      <w:r>
-        <w:rPr>
-          <w:sz w:val="20"/>
-          <w:szCs w:val="20"/>
-        </w:rPr>
-        <w:t xml:space="preserve"> </w:t>
-      </w:r>
-      <w:hyperlink r:id="rId6">
-        <w:r>
-          <w:rPr>
-            <w:color w:val="1155CC"/>
-            <w:sz w:val="20"/>
-            <w:szCs w:val="20"/>
-            <w:u w:val="single"/>
-          </w:rPr>
-          <w:t>http://www.gutenberg.org/cache/epub/2000/pg2000.txt</w:t>
-        </w:r>
-      </w:hyperlink>
-      <w:r>
-        <w:rPr>
-          <w:sz w:val="20"/>
-          <w:szCs w:val="20"/>
-        </w:rPr>
-        <w:t xml:space="preserve">  (en UTF-8)</w:t>
-      </w:r>
-      <w:r>
-        <w:rPr>
-          <w:sz w:val="20"/>
-          <w:szCs w:val="20"/>
-        </w:rPr>
-        <w:tab/>
-      </w:r>
-    </w:p>
-  </w:footnote>
-  <w:footnote w:id="12">
-    <w:p>
-      <w:pPr>
-        <w:spacing w:line="240" w:lineRule="auto"/>
-        <w:rPr>
-          <w:sz w:val="20"/>
-          <w:szCs w:val="20"/>
-        </w:rPr>
-      </w:pPr>
-      <w:r>
-        <w:rPr>
-          <w:vertAlign w:val="superscript"/>
-        </w:rPr>
-        <w:footnoteRef/>
-      </w:r>
-      <w:r>
-        <w:rPr>
-          <w:sz w:val="20"/>
-          <w:szCs w:val="20"/>
-        </w:rPr>
-        <w:t xml:space="preserve"> </w:t>
-      </w:r>
-      <w:hyperlink r:id="rId7">
-        <w:r>
-          <w:rPr>
-            <w:color w:val="1155CC"/>
-            <w:sz w:val="20"/>
-            <w:szCs w:val="20"/>
-            <w:u w:val="single"/>
-          </w:rPr>
-          <w:t>https://docs.scipy.org/doc/numpy-1.15.0/reference/generated/numpy.polyfit.html</w:t>
-        </w:r>
-      </w:hyperlink>
-      <w:r>
-        <w:rPr>
-          <w:sz w:val="20"/>
-          <w:szCs w:val="20"/>
-        </w:rPr>
-        <w:tab/>
-      </w:r>
-    </w:p>
-  </w:footnote>
-  <w:footnote w:id="13">
-    <w:p>
-      <w:pPr>
-        <w:spacing w:line="240" w:lineRule="auto"/>
-        <w:rPr>
-          <w:sz w:val="20"/>
-          <w:szCs w:val="20"/>
-        </w:rPr>
-      </w:pPr>
-      <w:r>
-        <w:rPr>
-          <w:vertAlign w:val="superscript"/>
-        </w:rPr>
-        <w:footnoteRef/>
-      </w:r>
-      <w:r>
-        <w:rPr>
-          <w:sz w:val="20"/>
-          <w:szCs w:val="20"/>
-        </w:rPr>
-        <w:t xml:space="preserve"> Use las palabras vacías provistas en la librería NLTK</w:t>
       </w:r>
     </w:p>
   </w:footnote>
@@ -6864,6 +7885,119 @@
     </w:lvl>
   </w:abstractNum>
   <w:abstractNum w:abstractNumId="3" w15:restartNumberingAfterBreak="0">
+    <w:nsid w:val="1DE16E2F"/>
+    <w:multiLevelType w:val="hybridMultilevel"/>
+    <w:tmpl w:val="AC108E7C"/>
+    <w:lvl w:ilvl="0" w:tplc="2C0A0001">
+      <w:start w:val="1"/>
+      <w:numFmt w:val="bullet"/>
+      <w:lvlText w:val=""/>
+      <w:lvlJc w:val="left"/>
+      <w:pPr>
+        <w:ind w:left="720" w:hanging="360"/>
+      </w:pPr>
+      <w:rPr>
+        <w:rFonts w:ascii="Symbol" w:hAnsi="Symbol" w:hint="default"/>
+      </w:rPr>
+    </w:lvl>
+    <w:lvl w:ilvl="1" w:tplc="2C0A0003">
+      <w:start w:val="1"/>
+      <w:numFmt w:val="bullet"/>
+      <w:lvlText w:val="o"/>
+      <w:lvlJc w:val="left"/>
+      <w:pPr>
+        <w:ind w:left="1440" w:hanging="360"/>
+      </w:pPr>
+      <w:rPr>
+        <w:rFonts w:ascii="Courier New" w:hAnsi="Courier New" w:cs="Courier New" w:hint="default"/>
+      </w:rPr>
+    </w:lvl>
+    <w:lvl w:ilvl="2" w:tplc="2C0A0005" w:tentative="1">
+      <w:start w:val="1"/>
+      <w:numFmt w:val="bullet"/>
+      <w:lvlText w:val=""/>
+      <w:lvlJc w:val="left"/>
+      <w:pPr>
+        <w:ind w:left="2160" w:hanging="360"/>
+      </w:pPr>
+      <w:rPr>
+        <w:rFonts w:ascii="Wingdings" w:hAnsi="Wingdings" w:hint="default"/>
+      </w:rPr>
+    </w:lvl>
+    <w:lvl w:ilvl="3" w:tplc="2C0A0001" w:tentative="1">
+      <w:start w:val="1"/>
+      <w:numFmt w:val="bullet"/>
+      <w:lvlText w:val=""/>
+      <w:lvlJc w:val="left"/>
+      <w:pPr>
+        <w:ind w:left="2880" w:hanging="360"/>
+      </w:pPr>
+      <w:rPr>
+        <w:rFonts w:ascii="Symbol" w:hAnsi="Symbol" w:hint="default"/>
+      </w:rPr>
+    </w:lvl>
+    <w:lvl w:ilvl="4" w:tplc="2C0A0003" w:tentative="1">
+      <w:start w:val="1"/>
+      <w:numFmt w:val="bullet"/>
+      <w:lvlText w:val="o"/>
+      <w:lvlJc w:val="left"/>
+      <w:pPr>
+        <w:ind w:left="3600" w:hanging="360"/>
+      </w:pPr>
+      <w:rPr>
+        <w:rFonts w:ascii="Courier New" w:hAnsi="Courier New" w:cs="Courier New" w:hint="default"/>
+      </w:rPr>
+    </w:lvl>
+    <w:lvl w:ilvl="5" w:tplc="2C0A0005" w:tentative="1">
+      <w:start w:val="1"/>
+      <w:numFmt w:val="bullet"/>
+      <w:lvlText w:val=""/>
+      <w:lvlJc w:val="left"/>
+      <w:pPr>
+        <w:ind w:left="4320" w:hanging="360"/>
+      </w:pPr>
+      <w:rPr>
+        <w:rFonts w:ascii="Wingdings" w:hAnsi="Wingdings" w:hint="default"/>
+      </w:rPr>
+    </w:lvl>
+    <w:lvl w:ilvl="6" w:tplc="2C0A0001" w:tentative="1">
+      <w:start w:val="1"/>
+      <w:numFmt w:val="bullet"/>
+      <w:lvlText w:val=""/>
+      <w:lvlJc w:val="left"/>
+      <w:pPr>
+        <w:ind w:left="5040" w:hanging="360"/>
+      </w:pPr>
+      <w:rPr>
+        <w:rFonts w:ascii="Symbol" w:hAnsi="Symbol" w:hint="default"/>
+      </w:rPr>
+    </w:lvl>
+    <w:lvl w:ilvl="7" w:tplc="2C0A0003" w:tentative="1">
+      <w:start w:val="1"/>
+      <w:numFmt w:val="bullet"/>
+      <w:lvlText w:val="o"/>
+      <w:lvlJc w:val="left"/>
+      <w:pPr>
+        <w:ind w:left="5760" w:hanging="360"/>
+      </w:pPr>
+      <w:rPr>
+        <w:rFonts w:ascii="Courier New" w:hAnsi="Courier New" w:cs="Courier New" w:hint="default"/>
+      </w:rPr>
+    </w:lvl>
+    <w:lvl w:ilvl="8" w:tplc="2C0A0005" w:tentative="1">
+      <w:start w:val="1"/>
+      <w:numFmt w:val="bullet"/>
+      <w:lvlText w:val=""/>
+      <w:lvlJc w:val="left"/>
+      <w:pPr>
+        <w:ind w:left="6480" w:hanging="360"/>
+      </w:pPr>
+      <w:rPr>
+        <w:rFonts w:ascii="Wingdings" w:hAnsi="Wingdings" w:hint="default"/>
+      </w:rPr>
+    </w:lvl>
+  </w:abstractNum>
+  <w:abstractNum w:abstractNumId="4" w15:restartNumberingAfterBreak="0">
     <w:nsid w:val="27745785"/>
     <w:multiLevelType w:val="multilevel"/>
     <w:tmpl w:val="921CDFD0"/>
@@ -6976,7 +8110,7 @@
       </w:rPr>
     </w:lvl>
   </w:abstractNum>
-  <w:abstractNum w:abstractNumId="4" w15:restartNumberingAfterBreak="0">
+  <w:abstractNum w:abstractNumId="5" w15:restartNumberingAfterBreak="0">
     <w:nsid w:val="2E2C0181"/>
     <w:multiLevelType w:val="hybridMultilevel"/>
     <w:tmpl w:val="D3724D32"/>
@@ -7062,7 +8196,7 @@
       </w:pPr>
     </w:lvl>
   </w:abstractNum>
-  <w:abstractNum w:abstractNumId="5" w15:restartNumberingAfterBreak="0">
+  <w:abstractNum w:abstractNumId="6" w15:restartNumberingAfterBreak="0">
     <w:nsid w:val="39FE754D"/>
     <w:multiLevelType w:val="hybridMultilevel"/>
     <w:tmpl w:val="BF98D6BC"/>
@@ -7175,7 +8309,7 @@
       </w:rPr>
     </w:lvl>
   </w:abstractNum>
-  <w:abstractNum w:abstractNumId="6" w15:restartNumberingAfterBreak="0">
+  <w:abstractNum w:abstractNumId="7" w15:restartNumberingAfterBreak="0">
     <w:nsid w:val="41A10A95"/>
     <w:multiLevelType w:val="hybridMultilevel"/>
     <w:tmpl w:val="30ACAB18"/>
@@ -7288,7 +8422,7 @@
       </w:rPr>
     </w:lvl>
   </w:abstractNum>
-  <w:abstractNum w:abstractNumId="7" w15:restartNumberingAfterBreak="0">
+  <w:abstractNum w:abstractNumId="8" w15:restartNumberingAfterBreak="0">
     <w:nsid w:val="448F5E62"/>
     <w:multiLevelType w:val="multilevel"/>
     <w:tmpl w:val="4DDC525A"/>
@@ -7401,7 +8535,7 @@
       </w:rPr>
     </w:lvl>
   </w:abstractNum>
-  <w:abstractNum w:abstractNumId="8" w15:restartNumberingAfterBreak="0">
+  <w:abstractNum w:abstractNumId="9" w15:restartNumberingAfterBreak="0">
     <w:nsid w:val="45A217F8"/>
     <w:multiLevelType w:val="hybridMultilevel"/>
     <w:tmpl w:val="7F684326"/>
@@ -7514,7 +8648,7 @@
       </w:rPr>
     </w:lvl>
   </w:abstractNum>
-  <w:abstractNum w:abstractNumId="9" w15:restartNumberingAfterBreak="0">
+  <w:abstractNum w:abstractNumId="10" w15:restartNumberingAfterBreak="0">
     <w:nsid w:val="5C4D3363"/>
     <w:multiLevelType w:val="hybridMultilevel"/>
     <w:tmpl w:val="0FC44712"/>
@@ -7627,7 +8761,7 @@
       </w:rPr>
     </w:lvl>
   </w:abstractNum>
-  <w:abstractNum w:abstractNumId="10" w15:restartNumberingAfterBreak="0">
+  <w:abstractNum w:abstractNumId="11" w15:restartNumberingAfterBreak="0">
     <w:nsid w:val="63812ABE"/>
     <w:multiLevelType w:val="multilevel"/>
     <w:tmpl w:val="EBC44A88"/>
@@ -7740,7 +8874,7 @@
       </w:rPr>
     </w:lvl>
   </w:abstractNum>
-  <w:abstractNum w:abstractNumId="11" w15:restartNumberingAfterBreak="0">
+  <w:abstractNum w:abstractNumId="12" w15:restartNumberingAfterBreak="0">
     <w:nsid w:val="66232069"/>
     <w:multiLevelType w:val="multilevel"/>
     <w:tmpl w:val="0E36760C"/>
@@ -7853,7 +8987,7 @@
       </w:rPr>
     </w:lvl>
   </w:abstractNum>
-  <w:abstractNum w:abstractNumId="12" w15:restartNumberingAfterBreak="0">
+  <w:abstractNum w:abstractNumId="13" w15:restartNumberingAfterBreak="0">
     <w:nsid w:val="689A3862"/>
     <w:multiLevelType w:val="multilevel"/>
     <w:tmpl w:val="AEACA06E"/>
@@ -7966,7 +9100,7 @@
       </w:rPr>
     </w:lvl>
   </w:abstractNum>
-  <w:abstractNum w:abstractNumId="13" w15:restartNumberingAfterBreak="0">
+  <w:abstractNum w:abstractNumId="14" w15:restartNumberingAfterBreak="0">
     <w:nsid w:val="70930B6D"/>
     <w:multiLevelType w:val="multilevel"/>
     <w:tmpl w:val="19F66DA4"/>
@@ -8079,7 +9213,7 @@
       </w:rPr>
     </w:lvl>
   </w:abstractNum>
-  <w:abstractNum w:abstractNumId="14" w15:restartNumberingAfterBreak="0">
+  <w:abstractNum w:abstractNumId="15" w15:restartNumberingAfterBreak="0">
     <w:nsid w:val="763349DC"/>
     <w:multiLevelType w:val="hybridMultilevel"/>
     <w:tmpl w:val="81B47734"/>
@@ -8193,49 +9327,52 @@
     </w:lvl>
   </w:abstractNum>
   <w:num w:numId="1">
-    <w:abstractNumId w:val="3"/>
+    <w:abstractNumId w:val="4"/>
   </w:num>
   <w:num w:numId="2">
-    <w:abstractNumId w:val="11"/>
+    <w:abstractNumId w:val="12"/>
   </w:num>
   <w:num w:numId="3">
     <w:abstractNumId w:val="2"/>
   </w:num>
   <w:num w:numId="4">
-    <w:abstractNumId w:val="7"/>
+    <w:abstractNumId w:val="8"/>
   </w:num>
   <w:num w:numId="5">
+    <w:abstractNumId w:val="14"/>
+  </w:num>
+  <w:num w:numId="6">
+    <w:abstractNumId w:val="11"/>
+  </w:num>
+  <w:num w:numId="7">
     <w:abstractNumId w:val="13"/>
   </w:num>
-  <w:num w:numId="6">
-    <w:abstractNumId w:val="10"/>
-  </w:num>
-  <w:num w:numId="7">
-    <w:abstractNumId w:val="12"/>
-  </w:num>
   <w:num w:numId="8">
-    <w:abstractNumId w:val="5"/>
+    <w:abstractNumId w:val="6"/>
   </w:num>
   <w:num w:numId="9">
-    <w:abstractNumId w:val="14"/>
+    <w:abstractNumId w:val="15"/>
   </w:num>
   <w:num w:numId="10">
     <w:abstractNumId w:val="0"/>
   </w:num>
   <w:num w:numId="11">
-    <w:abstractNumId w:val="4"/>
+    <w:abstractNumId w:val="5"/>
   </w:num>
   <w:num w:numId="12">
-    <w:abstractNumId w:val="6"/>
+    <w:abstractNumId w:val="7"/>
   </w:num>
   <w:num w:numId="13">
-    <w:abstractNumId w:val="9"/>
+    <w:abstractNumId w:val="10"/>
   </w:num>
   <w:num w:numId="14">
-    <w:abstractNumId w:val="8"/>
+    <w:abstractNumId w:val="9"/>
   </w:num>
   <w:num w:numId="15">
     <w:abstractNumId w:val="1"/>
+  </w:num>
+  <w:num w:numId="16">
+    <w:abstractNumId w:val="3"/>
   </w:num>
 </w:numbering>
 </file>
@@ -8880,6 +10017,41 @@
       <w:contextualSpacing/>
     </w:pPr>
   </w:style>
+  <w:style w:type="character" w:styleId="Hipervnculo">
+    <w:name w:val="Hyperlink"/>
+    <w:basedOn w:val="Fuentedeprrafopredeter"/>
+    <w:uiPriority w:val="99"/>
+    <w:unhideWhenUsed/>
+    <w:rsid w:val="00C8268D"/>
+    <w:rPr>
+      <w:color w:val="0000FF" w:themeColor="hyperlink"/>
+      <w:u w:val="single"/>
+    </w:rPr>
+  </w:style>
+  <w:style w:type="character" w:styleId="Mencinsinresolver">
+    <w:name w:val="Unresolved Mention"/>
+    <w:basedOn w:val="Fuentedeprrafopredeter"/>
+    <w:uiPriority w:val="99"/>
+    <w:semiHidden/>
+    <w:unhideWhenUsed/>
+    <w:rsid w:val="00C8268D"/>
+    <w:rPr>
+      <w:color w:val="605E5C"/>
+      <w:shd w:val="clear" w:color="auto" w:fill="E1DFDD"/>
+    </w:rPr>
+  </w:style>
+  <w:style w:type="character" w:styleId="Hipervnculovisitado">
+    <w:name w:val="FollowedHyperlink"/>
+    <w:basedOn w:val="Fuentedeprrafopredeter"/>
+    <w:uiPriority w:val="99"/>
+    <w:semiHidden/>
+    <w:unhideWhenUsed/>
+    <w:rsid w:val="00C8268D"/>
+    <w:rPr>
+      <w:color w:val="800080" w:themeColor="followedHyperlink"/>
+      <w:u w:val="single"/>
+    </w:rPr>
+  </w:style>
 </w:styles>
 </file>
 
@@ -9201,4 +10373,16 @@
   </a:objectDefaults>
   <a:extraClrSchemeLst/>
 </a:theme>
+</file>
+
+<file path=customXml/item1.xml><?xml version="1.0" encoding="utf-8"?>
+<b:Sources xmlns:b="http://schemas.openxmlformats.org/officeDocument/2006/bibliography" xmlns="http://schemas.openxmlformats.org/officeDocument/2006/bibliography" SelectedStyle="\APASixthEditionOfficeOnline.xsl" StyleName="APA" Version="6"/>
+</file>
+
+<file path=customXml/itemProps1.xml><?xml version="1.0" encoding="utf-8"?>
+<ds:datastoreItem xmlns:ds="http://schemas.openxmlformats.org/officeDocument/2006/customXml" ds:itemID="{D8E0FB86-66F9-471A-AD5A-5BD0E8EFCDB6}">
+  <ds:schemaRefs>
+    <ds:schemaRef ds:uri="http://schemas.openxmlformats.org/officeDocument/2006/bibliography"/>
+  </ds:schemaRefs>
+</ds:datastoreItem>
 </file>
--- a/TP1/2026_RI_TP1_Análisis de Texto.docx
+++ b/TP1/2026_RI_TP1_Análisis de Texto.docx
@@ -2560,23 +2560,7 @@
           <w:sz w:val="24"/>
           <w:szCs w:val="24"/>
         </w:rPr>
-        <w:t xml:space="preserve">Al estar ordenado los términos por su frecuencia, podemos identificar la presencia de </w:t>
-      </w:r>
-      <w:proofErr w:type="spellStart"/>
-      <w:r>
-        <w:rPr>
-          <w:sz w:val="24"/>
-          <w:szCs w:val="24"/>
-        </w:rPr>
-        <w:t>stopwords</w:t>
-      </w:r>
-      <w:proofErr w:type="spellEnd"/>
-      <w:r>
-        <w:rPr>
-          <w:sz w:val="24"/>
-          <w:szCs w:val="24"/>
-        </w:rPr>
-        <w:t xml:space="preserve"> o palabras vacías como </w:t>
+        <w:t xml:space="preserve">Al estar ordenado los términos por su frecuencia, podemos identificar la presencia de stopwords o palabras vacías como </w:t>
       </w:r>
       <w:proofErr w:type="spellStart"/>
       <w:r>
@@ -2860,23 +2844,7 @@
           <w:sz w:val="24"/>
           <w:szCs w:val="24"/>
         </w:rPr>
-        <w:t xml:space="preserve">El largo promedio del token puede variar mucho si se eliminan las </w:t>
-      </w:r>
-      <w:proofErr w:type="spellStart"/>
-      <w:r>
-        <w:rPr>
-          <w:sz w:val="24"/>
-          <w:szCs w:val="24"/>
-        </w:rPr>
-        <w:t>stopwords</w:t>
-      </w:r>
-      <w:proofErr w:type="spellEnd"/>
-      <w:r>
-        <w:rPr>
-          <w:sz w:val="24"/>
-          <w:szCs w:val="24"/>
-        </w:rPr>
-        <w:t>.</w:t>
+        <w:t>El largo promedio del token puede variar mucho si se eliminan las stopwords.</w:t>
       </w:r>
     </w:p>
     <w:p>
@@ -3020,23 +2988,7 @@
           <w:sz w:val="24"/>
           <w:szCs w:val="24"/>
         </w:rPr>
-        <w:t xml:space="preserve"> frecuentes, puede verse como son todas </w:t>
-      </w:r>
-      <w:proofErr w:type="spellStart"/>
-      <w:r>
-        <w:rPr>
-          <w:sz w:val="24"/>
-          <w:szCs w:val="24"/>
-        </w:rPr>
-        <w:t>stopwords</w:t>
-      </w:r>
-      <w:proofErr w:type="spellEnd"/>
-      <w:r>
-        <w:rPr>
-          <w:sz w:val="24"/>
-          <w:szCs w:val="24"/>
-        </w:rPr>
-        <w:t xml:space="preserve"> que, si se quiere llevar a cabo un correcto análisis, deben ser eliminadas mediante un correcto archivo pasado como parámetro.</w:t>
+        <w:t xml:space="preserve"> frecuentes, puede verse como son todas stopwords que, si se quiere llevar a cabo un correcto análisis, deben ser eliminadas mediante un correcto archivo pasado como parámetro.</w:t>
       </w:r>
     </w:p>
     <w:p>
@@ -4998,27 +4950,7 @@
           <w:sz w:val="24"/>
           <w:szCs w:val="24"/>
         </w:rPr>
-        <w:t xml:space="preserve">Aplicando banco de palabras </w:t>
-      </w:r>
-      <w:proofErr w:type="spellStart"/>
-      <w:r>
-        <w:rPr>
-          <w:b/>
-          <w:bCs/>
-          <w:sz w:val="24"/>
-          <w:szCs w:val="24"/>
-        </w:rPr>
-        <w:t>stopwords</w:t>
-      </w:r>
-      <w:proofErr w:type="spellEnd"/>
-      <w:r>
-        <w:rPr>
-          <w:b/>
-          <w:bCs/>
-          <w:sz w:val="24"/>
-          <w:szCs w:val="24"/>
-        </w:rPr>
-        <w:t>:</w:t>
+        <w:t>Aplicando banco de palabras stopwords:</w:t>
       </w:r>
     </w:p>
     <w:p>
@@ -5247,7 +5179,6 @@
         <w:t xml:space="preserve">Aplicando un archivo de </w:t>
       </w:r>
       <w:hyperlink r:id="rId33" w:history="1">
-        <w:proofErr w:type="spellStart"/>
         <w:r>
           <w:rPr>
             <w:rStyle w:val="Hipervnculo"/>
@@ -5272,7 +5203,6 @@
           </w:rPr>
           <w:t>ds</w:t>
         </w:r>
-        <w:proofErr w:type="spellEnd"/>
       </w:hyperlink>
       <w:r>
         <w:rPr>
@@ -6873,6 +6803,522 @@
     </w:p>
     <w:p>
       <w:pPr>
+        <w:rPr>
+          <w:b/>
+          <w:bCs/>
+          <w:sz w:val="24"/>
+          <w:szCs w:val="24"/>
+        </w:rPr>
+      </w:pPr>
+      <w:r>
+        <w:rPr>
+          <w:b/>
+          <w:bCs/>
+          <w:sz w:val="24"/>
+          <w:szCs w:val="24"/>
+        </w:rPr>
+        <w:t>Distribución en escala lineal</w:t>
+      </w:r>
+    </w:p>
+    <w:p>
+      <w:pPr>
+        <w:rPr>
+          <w:b/>
+          <w:bCs/>
+          <w:sz w:val="24"/>
+          <w:szCs w:val="24"/>
+        </w:rPr>
+      </w:pPr>
+    </w:p>
+    <w:p>
+      <w:pPr>
+        <w:jc w:val="center"/>
+        <w:rPr>
+          <w:b/>
+          <w:bCs/>
+          <w:sz w:val="24"/>
+          <w:szCs w:val="24"/>
+        </w:rPr>
+      </w:pPr>
+      <w:r>
+        <w:rPr>
+          <w:b/>
+          <w:bCs/>
+          <w:sz w:val="24"/>
+          <w:szCs w:val="24"/>
+        </w:rPr>
+        <w:drawing>
+          <wp:inline distT="0" distB="0" distL="0" distR="0" wp14:anchorId="7C1BCDC7" wp14:editId="00AFDC7B">
+            <wp:extent cx="2857500" cy="2207407"/>
+            <wp:effectExtent l="0" t="0" r="0" b="2540"/>
+            <wp:docPr id="32" name="Imagen 32"/>
+            <wp:cNvGraphicFramePr>
+              <a:graphicFrameLocks xmlns:a="http://schemas.openxmlformats.org/drawingml/2006/main" noChangeAspect="1"/>
+            </wp:cNvGraphicFramePr>
+            <a:graphic xmlns:a="http://schemas.openxmlformats.org/drawingml/2006/main">
+              <a:graphicData uri="http://schemas.openxmlformats.org/drawingml/2006/picture">
+                <pic:pic xmlns:pic="http://schemas.openxmlformats.org/drawingml/2006/picture">
+                  <pic:nvPicPr>
+                    <pic:cNvPr id="1" name=""/>
+                    <pic:cNvPicPr/>
+                  </pic:nvPicPr>
+                  <pic:blipFill>
+                    <a:blip r:embed="rId37"/>
+                    <a:stretch>
+                      <a:fillRect/>
+                    </a:stretch>
+                  </pic:blipFill>
+                  <pic:spPr>
+                    <a:xfrm>
+                      <a:off x="0" y="0"/>
+                      <a:ext cx="2860276" cy="2209551"/>
+                    </a:xfrm>
+                    <a:prstGeom prst="rect">
+                      <a:avLst/>
+                    </a:prstGeom>
+                  </pic:spPr>
+                </pic:pic>
+              </a:graphicData>
+            </a:graphic>
+          </wp:inline>
+        </w:drawing>
+      </w:r>
+    </w:p>
+    <w:p>
+      <w:pPr>
+        <w:jc w:val="center"/>
+        <w:rPr>
+          <w:b/>
+          <w:bCs/>
+          <w:sz w:val="24"/>
+          <w:szCs w:val="24"/>
+        </w:rPr>
+      </w:pPr>
+    </w:p>
+    <w:p>
+      <w:pPr>
+        <w:rPr>
+          <w:b/>
+          <w:bCs/>
+          <w:sz w:val="24"/>
+          <w:szCs w:val="24"/>
+        </w:rPr>
+      </w:pPr>
+      <w:r>
+        <w:rPr>
+          <w:b/>
+          <w:bCs/>
+          <w:sz w:val="24"/>
+          <w:szCs w:val="24"/>
+        </w:rPr>
+        <w:t>Distribución en escala log-log</w:t>
+      </w:r>
+    </w:p>
+    <w:p>
+      <w:pPr>
+        <w:rPr>
+          <w:b/>
+          <w:bCs/>
+          <w:sz w:val="24"/>
+          <w:szCs w:val="24"/>
+        </w:rPr>
+      </w:pPr>
+    </w:p>
+    <w:p>
+      <w:pPr>
+        <w:jc w:val="center"/>
+        <w:rPr>
+          <w:color w:val="F79646" w:themeColor="accent6"/>
+          <w:sz w:val="24"/>
+          <w:szCs w:val="24"/>
+        </w:rPr>
+      </w:pPr>
+      <w:r>
+        <w:rPr>
+          <w:color w:val="F79646" w:themeColor="accent6"/>
+          <w:sz w:val="24"/>
+          <w:szCs w:val="24"/>
+        </w:rPr>
+        <w:drawing>
+          <wp:inline distT="0" distB="0" distL="0" distR="0" wp14:anchorId="110BD65A" wp14:editId="4AF7D6AA">
+            <wp:extent cx="2705100" cy="2190073"/>
+            <wp:effectExtent l="0" t="0" r="0" b="1270"/>
+            <wp:docPr id="33" name="Imagen 33"/>
+            <wp:cNvGraphicFramePr>
+              <a:graphicFrameLocks xmlns:a="http://schemas.openxmlformats.org/drawingml/2006/main" noChangeAspect="1"/>
+            </wp:cNvGraphicFramePr>
+            <a:graphic xmlns:a="http://schemas.openxmlformats.org/drawingml/2006/main">
+              <a:graphicData uri="http://schemas.openxmlformats.org/drawingml/2006/picture">
+                <pic:pic xmlns:pic="http://schemas.openxmlformats.org/drawingml/2006/picture">
+                  <pic:nvPicPr>
+                    <pic:cNvPr id="1" name=""/>
+                    <pic:cNvPicPr/>
+                  </pic:nvPicPr>
+                  <pic:blipFill>
+                    <a:blip r:embed="rId38"/>
+                    <a:stretch>
+                      <a:fillRect/>
+                    </a:stretch>
+                  </pic:blipFill>
+                  <pic:spPr>
+                    <a:xfrm>
+                      <a:off x="0" y="0"/>
+                      <a:ext cx="2716727" cy="2199487"/>
+                    </a:xfrm>
+                    <a:prstGeom prst="rect">
+                      <a:avLst/>
+                    </a:prstGeom>
+                  </pic:spPr>
+                </pic:pic>
+              </a:graphicData>
+            </a:graphic>
+          </wp:inline>
+        </w:drawing>
+      </w:r>
+    </w:p>
+    <w:p>
+      <w:pPr>
+        <w:rPr>
+          <w:color w:val="F79646" w:themeColor="accent6"/>
+          <w:sz w:val="24"/>
+          <w:szCs w:val="24"/>
+        </w:rPr>
+      </w:pPr>
+    </w:p>
+    <w:p>
+      <w:pPr>
+        <w:rPr>
+          <w:sz w:val="24"/>
+          <w:szCs w:val="24"/>
+        </w:rPr>
+      </w:pPr>
+      <w:r>
+        <w:rPr>
+          <w:sz w:val="24"/>
+          <w:szCs w:val="24"/>
+        </w:rPr>
+        <w:t xml:space="preserve">A través del grafico en escala log-log, podemos ver como la predicción se ajusta a una </w:t>
+      </w:r>
+      <w:proofErr w:type="spellStart"/>
+      <w:r>
+        <w:rPr>
+          <w:sz w:val="24"/>
+          <w:szCs w:val="24"/>
+        </w:rPr>
+        <w:t>linea</w:t>
+      </w:r>
+      <w:proofErr w:type="spellEnd"/>
+      <w:r>
+        <w:rPr>
+          <w:sz w:val="24"/>
+          <w:szCs w:val="24"/>
+        </w:rPr>
+        <w:t xml:space="preserve"> recta en lo que son el centro de los datos, que coinciden con las palabras que no son ni muy frecuente ni poco comunes. </w:t>
+      </w:r>
+    </w:p>
+    <w:p>
+      <w:pPr>
+        <w:rPr>
+          <w:sz w:val="24"/>
+          <w:szCs w:val="24"/>
+        </w:rPr>
+      </w:pPr>
+    </w:p>
+    <w:p>
+      <w:pPr>
+        <w:rPr>
+          <w:sz w:val="24"/>
+          <w:szCs w:val="24"/>
+        </w:rPr>
+      </w:pPr>
+      <w:r>
+        <w:rPr>
+          <w:sz w:val="24"/>
+          <w:szCs w:val="24"/>
+        </w:rPr>
+        <w:lastRenderedPageBreak/>
+        <w:t>En este caso, no realizamos la eliminación de stopwords, y eso puede verse en el grafico de la escala lineal, donde la gran cantidad de frecuencia de palabras se encuentra al principio. Obteniendo los 10 términos más frecuente, tenemos esto:</w:t>
+      </w:r>
+    </w:p>
+    <w:p>
+      <w:pPr>
+        <w:rPr>
+          <w:sz w:val="24"/>
+          <w:szCs w:val="24"/>
+        </w:rPr>
+      </w:pPr>
+    </w:p>
+    <w:p>
+      <w:pPr>
+        <w:pStyle w:val="Prrafodelista"/>
+        <w:numPr>
+          <w:ilvl w:val="0"/>
+          <w:numId w:val="17"/>
+        </w:numPr>
+        <w:jc w:val="both"/>
+        <w:rPr>
+          <w:sz w:val="24"/>
+          <w:szCs w:val="24"/>
+        </w:rPr>
+      </w:pPr>
+      <w:r>
+        <w:rPr>
+          <w:sz w:val="24"/>
+          <w:szCs w:val="24"/>
+        </w:rPr>
+        <w:t>que: 20769</w:t>
+      </w:r>
+    </w:p>
+    <w:p>
+      <w:pPr>
+        <w:pStyle w:val="Prrafodelista"/>
+        <w:numPr>
+          <w:ilvl w:val="0"/>
+          <w:numId w:val="17"/>
+        </w:numPr>
+        <w:jc w:val="both"/>
+        <w:rPr>
+          <w:sz w:val="24"/>
+          <w:szCs w:val="24"/>
+        </w:rPr>
+      </w:pPr>
+      <w:r>
+        <w:rPr>
+          <w:sz w:val="24"/>
+          <w:szCs w:val="24"/>
+        </w:rPr>
+        <w:t>de: 18411</w:t>
+      </w:r>
+    </w:p>
+    <w:p>
+      <w:pPr>
+        <w:pStyle w:val="Prrafodelista"/>
+        <w:numPr>
+          <w:ilvl w:val="0"/>
+          <w:numId w:val="17"/>
+        </w:numPr>
+        <w:jc w:val="both"/>
+        <w:rPr>
+          <w:sz w:val="24"/>
+          <w:szCs w:val="24"/>
+        </w:rPr>
+      </w:pPr>
+      <w:r>
+        <w:rPr>
+          <w:sz w:val="24"/>
+          <w:szCs w:val="24"/>
+        </w:rPr>
+        <w:t>y: 18272</w:t>
+      </w:r>
+    </w:p>
+    <w:p>
+      <w:pPr>
+        <w:pStyle w:val="Prrafodelista"/>
+        <w:numPr>
+          <w:ilvl w:val="0"/>
+          <w:numId w:val="17"/>
+        </w:numPr>
+        <w:jc w:val="both"/>
+        <w:rPr>
+          <w:sz w:val="24"/>
+          <w:szCs w:val="24"/>
+        </w:rPr>
+      </w:pPr>
+      <w:r>
+        <w:rPr>
+          <w:sz w:val="24"/>
+          <w:szCs w:val="24"/>
+        </w:rPr>
+        <w:t>la: 10492</w:t>
+      </w:r>
+    </w:p>
+    <w:p>
+      <w:pPr>
+        <w:pStyle w:val="Prrafodelista"/>
+        <w:numPr>
+          <w:ilvl w:val="0"/>
+          <w:numId w:val="17"/>
+        </w:numPr>
+        <w:jc w:val="both"/>
+        <w:rPr>
+          <w:sz w:val="24"/>
+          <w:szCs w:val="24"/>
+        </w:rPr>
+      </w:pPr>
+      <w:r>
+        <w:rPr>
+          <w:sz w:val="24"/>
+          <w:szCs w:val="24"/>
+        </w:rPr>
+        <w:t>a: 9934</w:t>
+      </w:r>
+    </w:p>
+    <w:p>
+      <w:pPr>
+        <w:pStyle w:val="Prrafodelista"/>
+        <w:numPr>
+          <w:ilvl w:val="0"/>
+          <w:numId w:val="17"/>
+        </w:numPr>
+        <w:jc w:val="both"/>
+        <w:rPr>
+          <w:sz w:val="24"/>
+          <w:szCs w:val="24"/>
+        </w:rPr>
+      </w:pPr>
+      <w:r>
+        <w:rPr>
+          <w:sz w:val="24"/>
+          <w:szCs w:val="24"/>
+        </w:rPr>
+        <w:t>en: 8285</w:t>
+      </w:r>
+    </w:p>
+    <w:p>
+      <w:pPr>
+        <w:pStyle w:val="Prrafodelista"/>
+        <w:numPr>
+          <w:ilvl w:val="0"/>
+          <w:numId w:val="17"/>
+        </w:numPr>
+        <w:jc w:val="both"/>
+        <w:rPr>
+          <w:sz w:val="24"/>
+          <w:szCs w:val="24"/>
+        </w:rPr>
+      </w:pPr>
+      <w:r>
+        <w:rPr>
+          <w:sz w:val="24"/>
+          <w:szCs w:val="24"/>
+        </w:rPr>
+        <w:t>el: 8267</w:t>
+      </w:r>
+    </w:p>
+    <w:p>
+      <w:pPr>
+        <w:pStyle w:val="Prrafodelista"/>
+        <w:numPr>
+          <w:ilvl w:val="0"/>
+          <w:numId w:val="17"/>
+        </w:numPr>
+        <w:jc w:val="both"/>
+        <w:rPr>
+          <w:sz w:val="24"/>
+          <w:szCs w:val="24"/>
+        </w:rPr>
+      </w:pPr>
+      <w:r>
+        <w:rPr>
+          <w:sz w:val="24"/>
+          <w:szCs w:val="24"/>
+        </w:rPr>
+        <w:t>no: 6356</w:t>
+      </w:r>
+    </w:p>
+    <w:p>
+      <w:pPr>
+        <w:pStyle w:val="Prrafodelista"/>
+        <w:numPr>
+          <w:ilvl w:val="0"/>
+          <w:numId w:val="17"/>
+        </w:numPr>
+        <w:jc w:val="both"/>
+        <w:rPr>
+          <w:sz w:val="24"/>
+          <w:szCs w:val="24"/>
+        </w:rPr>
+      </w:pPr>
+      <w:r>
+        <w:rPr>
+          <w:sz w:val="24"/>
+          <w:szCs w:val="24"/>
+        </w:rPr>
+        <w:t>los: 4769</w:t>
+      </w:r>
+    </w:p>
+    <w:p>
+      <w:pPr>
+        <w:pStyle w:val="Prrafodelista"/>
+        <w:numPr>
+          <w:ilvl w:val="0"/>
+          <w:numId w:val="17"/>
+        </w:numPr>
+        <w:jc w:val="both"/>
+        <w:rPr>
+          <w:sz w:val="24"/>
+          <w:szCs w:val="24"/>
+        </w:rPr>
+      </w:pPr>
+      <w:r>
+        <w:rPr>
+          <w:sz w:val="24"/>
+          <w:szCs w:val="24"/>
+        </w:rPr>
+        <w:t>se: 4752</w:t>
+      </w:r>
+    </w:p>
+    <w:p>
+      <w:pPr>
+        <w:jc w:val="both"/>
+        <w:rPr>
+          <w:color w:val="F79646" w:themeColor="accent6"/>
+          <w:sz w:val="24"/>
+          <w:szCs w:val="24"/>
+        </w:rPr>
+      </w:pPr>
+    </w:p>
+    <w:p>
+      <w:pPr>
+        <w:jc w:val="both"/>
+        <w:rPr>
+          <w:sz w:val="24"/>
+          <w:szCs w:val="24"/>
+        </w:rPr>
+      </w:pPr>
+      <w:r>
+        <w:rPr>
+          <w:sz w:val="24"/>
+          <w:szCs w:val="24"/>
+        </w:rPr>
+        <w:t>Todas estas son palabras vacías, que seria necesario eliminar para hacer un correcto análisis.</w:t>
+      </w:r>
+    </w:p>
+    <w:p>
+      <w:pPr>
+        <w:jc w:val="both"/>
+        <w:rPr>
+          <w:sz w:val="24"/>
+          <w:szCs w:val="24"/>
+        </w:rPr>
+      </w:pPr>
+    </w:p>
+    <w:p>
+      <w:pPr>
+        <w:jc w:val="both"/>
+        <w:rPr>
+          <w:sz w:val="24"/>
+          <w:szCs w:val="24"/>
+        </w:rPr>
+      </w:pPr>
+      <w:r>
+        <w:rPr>
+          <w:sz w:val="24"/>
+          <w:szCs w:val="24"/>
+        </w:rPr>
+        <w:t xml:space="preserve">De esta forma, a través del texto del Quijote de Cervantes, obra más destacada de la literatura española, demostramos que la ley de Zypf se cumple en todos los textos literarios. </w:t>
+      </w:r>
+      <w:r>
+        <w:rPr>
+          <w:color w:val="F79646" w:themeColor="accent6"/>
+          <w:sz w:val="24"/>
+          <w:szCs w:val="24"/>
+        </w:rPr>
+        <w:br w:type="page"/>
+      </w:r>
+    </w:p>
+    <w:p>
+      <w:pPr>
         <w:numPr>
           <w:ilvl w:val="0"/>
           <w:numId w:val="1"/>
@@ -6890,6 +7336,7 @@
           <w:sz w:val="24"/>
           <w:szCs w:val="24"/>
         </w:rPr>
+        <w:lastRenderedPageBreak/>
         <w:t xml:space="preserve">Usando los datos del ejercicio anterior y de acuerdo a la ley de </w:t>
       </w:r>
       <w:proofErr w:type="spellStart"/>
@@ -6910,7 +7357,6 @@
         </w:rPr>
         <w:t xml:space="preserve">, calcule la cantidad de palabras que debería haber en el 10%, 20% y 30% del vocabulario. Verifique respecto de los valores reales. Utilice esta aproximación para podar el vocabulario en los mismos porcentajes e indique qué porcentaje de la poda coincide con palabras vacías. Extraiga las palabras podadas que no son </w:t>
       </w:r>
-      <w:proofErr w:type="spellStart"/>
       <w:r>
         <w:rPr>
           <w:i/>
@@ -6921,7 +7367,6 @@
         </w:rPr>
         <w:t>stopwords</w:t>
       </w:r>
-      <w:proofErr w:type="spellEnd"/>
       <w:r>
         <w:rPr>
           <w:color w:val="F79646" w:themeColor="accent6"/>
@@ -6955,6 +7400,23 @@
           <w:szCs w:val="24"/>
         </w:rPr>
         <w:tab/>
+      </w:r>
+    </w:p>
+    <w:p>
+      <w:pPr>
+        <w:rPr>
+          <w:color w:val="F79646" w:themeColor="accent6"/>
+          <w:sz w:val="24"/>
+          <w:szCs w:val="24"/>
+        </w:rPr>
+      </w:pPr>
+      <w:r>
+        <w:rPr>
+          <w:color w:val="F79646" w:themeColor="accent6"/>
+          <w:sz w:val="24"/>
+          <w:szCs w:val="24"/>
+        </w:rPr>
+        <w:br w:type="page"/>
       </w:r>
     </w:p>
     <w:p>
@@ -6976,6 +7438,7 @@
           <w:sz w:val="24"/>
           <w:szCs w:val="24"/>
         </w:rPr>
+        <w:lastRenderedPageBreak/>
         <w:t xml:space="preserve">Codifique un script que reciba como parámetro el nombre de un archivo de texto, </w:t>
       </w:r>
       <w:proofErr w:type="spellStart"/>
@@ -7379,7 +7842,7 @@
       </w:r>
     </w:p>
     <w:sectPr>
-      <w:headerReference w:type="default" r:id="rId37"/>
+      <w:headerReference w:type="default" r:id="rId39"/>
       <w:pgSz w:w="11906" w:h="16838"/>
       <w:pgMar w:top="1133" w:right="1133" w:bottom="1133" w:left="1133" w:header="850" w:footer="850" w:gutter="0"/>
       <w:pgNumType w:start="1"/>
@@ -7887,7 +8350,7 @@
   <w:abstractNum w:abstractNumId="3" w15:restartNumberingAfterBreak="0">
     <w:nsid w:val="1DE16E2F"/>
     <w:multiLevelType w:val="hybridMultilevel"/>
-    <w:tmpl w:val="AC108E7C"/>
+    <w:tmpl w:val="D72C3E78"/>
     <w:lvl w:ilvl="0" w:tplc="2C0A0001">
       <w:start w:val="1"/>
       <w:numFmt w:val="bullet"/>
@@ -8111,6 +8574,119 @@
     </w:lvl>
   </w:abstractNum>
   <w:abstractNum w:abstractNumId="5" w15:restartNumberingAfterBreak="0">
+    <w:nsid w:val="2BC903D4"/>
+    <w:multiLevelType w:val="hybridMultilevel"/>
+    <w:tmpl w:val="021AE280"/>
+    <w:lvl w:ilvl="0" w:tplc="2C0A000F">
+      <w:start w:val="1"/>
+      <w:numFmt w:val="decimal"/>
+      <w:lvlText w:val="%1."/>
+      <w:lvlJc w:val="left"/>
+      <w:pPr>
+        <w:ind w:left="720" w:hanging="360"/>
+      </w:pPr>
+      <w:rPr>
+        <w:rFonts w:hint="default"/>
+      </w:rPr>
+    </w:lvl>
+    <w:lvl w:ilvl="1" w:tplc="2C0A0003">
+      <w:start w:val="1"/>
+      <w:numFmt w:val="bullet"/>
+      <w:lvlText w:val="o"/>
+      <w:lvlJc w:val="left"/>
+      <w:pPr>
+        <w:ind w:left="1440" w:hanging="360"/>
+      </w:pPr>
+      <w:rPr>
+        <w:rFonts w:ascii="Courier New" w:hAnsi="Courier New" w:cs="Courier New" w:hint="default"/>
+      </w:rPr>
+    </w:lvl>
+    <w:lvl w:ilvl="2" w:tplc="2C0A0005" w:tentative="1">
+      <w:start w:val="1"/>
+      <w:numFmt w:val="bullet"/>
+      <w:lvlText w:val=""/>
+      <w:lvlJc w:val="left"/>
+      <w:pPr>
+        <w:ind w:left="2160" w:hanging="360"/>
+      </w:pPr>
+      <w:rPr>
+        <w:rFonts w:ascii="Wingdings" w:hAnsi="Wingdings" w:hint="default"/>
+      </w:rPr>
+    </w:lvl>
+    <w:lvl w:ilvl="3" w:tplc="2C0A0001" w:tentative="1">
+      <w:start w:val="1"/>
+      <w:numFmt w:val="bullet"/>
+      <w:lvlText w:val=""/>
+      <w:lvlJc w:val="left"/>
+      <w:pPr>
+        <w:ind w:left="2880" w:hanging="360"/>
+      </w:pPr>
+      <w:rPr>
+        <w:rFonts w:ascii="Symbol" w:hAnsi="Symbol" w:hint="default"/>
+      </w:rPr>
+    </w:lvl>
+    <w:lvl w:ilvl="4" w:tplc="2C0A0003" w:tentative="1">
+      <w:start w:val="1"/>
+      <w:numFmt w:val="bullet"/>
+      <w:lvlText w:val="o"/>
+      <w:lvlJc w:val="left"/>
+      <w:pPr>
+        <w:ind w:left="3600" w:hanging="360"/>
+      </w:pPr>
+      <w:rPr>
+        <w:rFonts w:ascii="Courier New" w:hAnsi="Courier New" w:cs="Courier New" w:hint="default"/>
+      </w:rPr>
+    </w:lvl>
+    <w:lvl w:ilvl="5" w:tplc="2C0A0005" w:tentative="1">
+      <w:start w:val="1"/>
+      <w:numFmt w:val="bullet"/>
+      <w:lvlText w:val=""/>
+      <w:lvlJc w:val="left"/>
+      <w:pPr>
+        <w:ind w:left="4320" w:hanging="360"/>
+      </w:pPr>
+      <w:rPr>
+        <w:rFonts w:ascii="Wingdings" w:hAnsi="Wingdings" w:hint="default"/>
+      </w:rPr>
+    </w:lvl>
+    <w:lvl w:ilvl="6" w:tplc="2C0A0001" w:tentative="1">
+      <w:start w:val="1"/>
+      <w:numFmt w:val="bullet"/>
+      <w:lvlText w:val=""/>
+      <w:lvlJc w:val="left"/>
+      <w:pPr>
+        <w:ind w:left="5040" w:hanging="360"/>
+      </w:pPr>
+      <w:rPr>
+        <w:rFonts w:ascii="Symbol" w:hAnsi="Symbol" w:hint="default"/>
+      </w:rPr>
+    </w:lvl>
+    <w:lvl w:ilvl="7" w:tplc="2C0A0003" w:tentative="1">
+      <w:start w:val="1"/>
+      <w:numFmt w:val="bullet"/>
+      <w:lvlText w:val="o"/>
+      <w:lvlJc w:val="left"/>
+      <w:pPr>
+        <w:ind w:left="5760" w:hanging="360"/>
+      </w:pPr>
+      <w:rPr>
+        <w:rFonts w:ascii="Courier New" w:hAnsi="Courier New" w:cs="Courier New" w:hint="default"/>
+      </w:rPr>
+    </w:lvl>
+    <w:lvl w:ilvl="8" w:tplc="2C0A0005" w:tentative="1">
+      <w:start w:val="1"/>
+      <w:numFmt w:val="bullet"/>
+      <w:lvlText w:val=""/>
+      <w:lvlJc w:val="left"/>
+      <w:pPr>
+        <w:ind w:left="6480" w:hanging="360"/>
+      </w:pPr>
+      <w:rPr>
+        <w:rFonts w:ascii="Wingdings" w:hAnsi="Wingdings" w:hint="default"/>
+      </w:rPr>
+    </w:lvl>
+  </w:abstractNum>
+  <w:abstractNum w:abstractNumId="6" w15:restartNumberingAfterBreak="0">
     <w:nsid w:val="2E2C0181"/>
     <w:multiLevelType w:val="hybridMultilevel"/>
     <w:tmpl w:val="D3724D32"/>
@@ -8196,7 +8772,7 @@
       </w:pPr>
     </w:lvl>
   </w:abstractNum>
-  <w:abstractNum w:abstractNumId="6" w15:restartNumberingAfterBreak="0">
+  <w:abstractNum w:abstractNumId="7" w15:restartNumberingAfterBreak="0">
     <w:nsid w:val="39FE754D"/>
     <w:multiLevelType w:val="hybridMultilevel"/>
     <w:tmpl w:val="BF98D6BC"/>
@@ -8309,7 +8885,7 @@
       </w:rPr>
     </w:lvl>
   </w:abstractNum>
-  <w:abstractNum w:abstractNumId="7" w15:restartNumberingAfterBreak="0">
+  <w:abstractNum w:abstractNumId="8" w15:restartNumberingAfterBreak="0">
     <w:nsid w:val="41A10A95"/>
     <w:multiLevelType w:val="hybridMultilevel"/>
     <w:tmpl w:val="30ACAB18"/>
@@ -8422,7 +8998,7 @@
       </w:rPr>
     </w:lvl>
   </w:abstractNum>
-  <w:abstractNum w:abstractNumId="8" w15:restartNumberingAfterBreak="0">
+  <w:abstractNum w:abstractNumId="9" w15:restartNumberingAfterBreak="0">
     <w:nsid w:val="448F5E62"/>
     <w:multiLevelType w:val="multilevel"/>
     <w:tmpl w:val="4DDC525A"/>
@@ -8535,7 +9111,7 @@
       </w:rPr>
     </w:lvl>
   </w:abstractNum>
-  <w:abstractNum w:abstractNumId="9" w15:restartNumberingAfterBreak="0">
+  <w:abstractNum w:abstractNumId="10" w15:restartNumberingAfterBreak="0">
     <w:nsid w:val="45A217F8"/>
     <w:multiLevelType w:val="hybridMultilevel"/>
     <w:tmpl w:val="7F684326"/>
@@ -8648,7 +9224,7 @@
       </w:rPr>
     </w:lvl>
   </w:abstractNum>
-  <w:abstractNum w:abstractNumId="10" w15:restartNumberingAfterBreak="0">
+  <w:abstractNum w:abstractNumId="11" w15:restartNumberingAfterBreak="0">
     <w:nsid w:val="5C4D3363"/>
     <w:multiLevelType w:val="hybridMultilevel"/>
     <w:tmpl w:val="0FC44712"/>
@@ -8761,7 +9337,7 @@
       </w:rPr>
     </w:lvl>
   </w:abstractNum>
-  <w:abstractNum w:abstractNumId="11" w15:restartNumberingAfterBreak="0">
+  <w:abstractNum w:abstractNumId="12" w15:restartNumberingAfterBreak="0">
     <w:nsid w:val="63812ABE"/>
     <w:multiLevelType w:val="multilevel"/>
     <w:tmpl w:val="EBC44A88"/>
@@ -8874,7 +9450,7 @@
       </w:rPr>
     </w:lvl>
   </w:abstractNum>
-  <w:abstractNum w:abstractNumId="12" w15:restartNumberingAfterBreak="0">
+  <w:abstractNum w:abstractNumId="13" w15:restartNumberingAfterBreak="0">
     <w:nsid w:val="66232069"/>
     <w:multiLevelType w:val="multilevel"/>
     <w:tmpl w:val="0E36760C"/>
@@ -8987,7 +9563,7 @@
       </w:rPr>
     </w:lvl>
   </w:abstractNum>
-  <w:abstractNum w:abstractNumId="13" w15:restartNumberingAfterBreak="0">
+  <w:abstractNum w:abstractNumId="14" w15:restartNumberingAfterBreak="0">
     <w:nsid w:val="689A3862"/>
     <w:multiLevelType w:val="multilevel"/>
     <w:tmpl w:val="AEACA06E"/>
@@ -9100,7 +9676,7 @@
       </w:rPr>
     </w:lvl>
   </w:abstractNum>
-  <w:abstractNum w:abstractNumId="14" w15:restartNumberingAfterBreak="0">
+  <w:abstractNum w:abstractNumId="15" w15:restartNumberingAfterBreak="0">
     <w:nsid w:val="70930B6D"/>
     <w:multiLevelType w:val="multilevel"/>
     <w:tmpl w:val="19F66DA4"/>
@@ -9213,7 +9789,7 @@
       </w:rPr>
     </w:lvl>
   </w:abstractNum>
-  <w:abstractNum w:abstractNumId="15" w15:restartNumberingAfterBreak="0">
+  <w:abstractNum w:abstractNumId="16" w15:restartNumberingAfterBreak="0">
     <w:nsid w:val="763349DC"/>
     <w:multiLevelType w:val="hybridMultilevel"/>
     <w:tmpl w:val="81B47734"/>
@@ -9330,49 +9906,52 @@
     <w:abstractNumId w:val="4"/>
   </w:num>
   <w:num w:numId="2">
-    <w:abstractNumId w:val="12"/>
+    <w:abstractNumId w:val="13"/>
   </w:num>
   <w:num w:numId="3">
     <w:abstractNumId w:val="2"/>
   </w:num>
   <w:num w:numId="4">
-    <w:abstractNumId w:val="8"/>
+    <w:abstractNumId w:val="9"/>
   </w:num>
   <w:num w:numId="5">
+    <w:abstractNumId w:val="15"/>
+  </w:num>
+  <w:num w:numId="6">
+    <w:abstractNumId w:val="12"/>
+  </w:num>
+  <w:num w:numId="7">
     <w:abstractNumId w:val="14"/>
   </w:num>
-  <w:num w:numId="6">
-    <w:abstractNumId w:val="11"/>
-  </w:num>
-  <w:num w:numId="7">
-    <w:abstractNumId w:val="13"/>
-  </w:num>
   <w:num w:numId="8">
-    <w:abstractNumId w:val="6"/>
+    <w:abstractNumId w:val="7"/>
   </w:num>
   <w:num w:numId="9">
-    <w:abstractNumId w:val="15"/>
+    <w:abstractNumId w:val="16"/>
   </w:num>
   <w:num w:numId="10">
     <w:abstractNumId w:val="0"/>
   </w:num>
   <w:num w:numId="11">
-    <w:abstractNumId w:val="5"/>
+    <w:abstractNumId w:val="6"/>
   </w:num>
   <w:num w:numId="12">
-    <w:abstractNumId w:val="7"/>
+    <w:abstractNumId w:val="8"/>
   </w:num>
   <w:num w:numId="13">
-    <w:abstractNumId w:val="10"/>
+    <w:abstractNumId w:val="11"/>
   </w:num>
   <w:num w:numId="14">
-    <w:abstractNumId w:val="9"/>
+    <w:abstractNumId w:val="10"/>
   </w:num>
   <w:num w:numId="15">
     <w:abstractNumId w:val="1"/>
   </w:num>
   <w:num w:numId="16">
     <w:abstractNumId w:val="3"/>
+  </w:num>
+  <w:num w:numId="17">
+    <w:abstractNumId w:val="5"/>
   </w:num>
 </w:numbering>
 </file>

--- a/TP1/2026_RI_TP1_Análisis de Texto.docx
+++ b/TP1/2026_RI_TP1_Análisis de Texto.docx
@@ -6731,25 +6731,7 @@
           <w:szCs w:val="24"/>
         </w:rPr>
         <w:lastRenderedPageBreak/>
-        <w:t xml:space="preserve">En este ejercicio se propone verificar la predicción de ley de </w:t>
-      </w:r>
-      <w:proofErr w:type="spellStart"/>
-      <w:r>
-        <w:rPr>
-          <w:color w:val="F79646" w:themeColor="accent6"/>
-          <w:sz w:val="24"/>
-          <w:szCs w:val="24"/>
-        </w:rPr>
-        <w:t>Zipf</w:t>
-      </w:r>
-      <w:proofErr w:type="spellEnd"/>
-      <w:r>
-        <w:rPr>
-          <w:color w:val="F79646" w:themeColor="accent6"/>
-          <w:sz w:val="24"/>
-          <w:szCs w:val="24"/>
-        </w:rPr>
-        <w:t xml:space="preserve">. Para ello, descargue desde Project Gutenberg el texto del Quijote de Cervantes y escriba un programa que extraiga los términos y calcule sus frecuencias (el programa debe generar la lista ordenada por frecuencia descendente). Calcule la curva de ajuste utilizando la función </w:t>
+        <w:t xml:space="preserve">En este ejercicio se propone verificar la predicción de ley de Zipf. Para ello, descargue desde Project Gutenberg el texto del Quijote de Cervantes y escriba un programa que extraiga los términos y calcule sus frecuencias (el programa debe generar la lista ordenada por frecuencia descendente). Calcule la curva de ajuste utilizando la función </w:t>
       </w:r>
       <w:proofErr w:type="spellStart"/>
       <w:r>
@@ -6999,15 +6981,13 @@
         </w:rPr>
         <w:t xml:space="preserve">A través del grafico en escala log-log, podemos ver como la predicción se ajusta a una </w:t>
       </w:r>
-      <w:proofErr w:type="spellStart"/>
-      <w:r>
-        <w:rPr>
-          <w:sz w:val="24"/>
-          <w:szCs w:val="24"/>
-        </w:rPr>
-        <w:t>linea</w:t>
-      </w:r>
-      <w:proofErr w:type="spellEnd"/>
+      <w:r>
+        <w:rPr>
+          <w:sz w:val="24"/>
+          <w:szCs w:val="24"/>
+        </w:rPr>
+        <w:t>línea</w:t>
+      </w:r>
       <w:r>
         <w:rPr>
           <w:sz w:val="24"/>
@@ -7337,25 +7317,7 @@
           <w:szCs w:val="24"/>
         </w:rPr>
         <w:lastRenderedPageBreak/>
-        <w:t xml:space="preserve">Usando los datos del ejercicio anterior y de acuerdo a la ley de </w:t>
-      </w:r>
-      <w:proofErr w:type="spellStart"/>
-      <w:r>
-        <w:rPr>
-          <w:color w:val="F79646" w:themeColor="accent6"/>
-          <w:sz w:val="24"/>
-          <w:szCs w:val="24"/>
-        </w:rPr>
-        <w:t>Zipf</w:t>
-      </w:r>
-      <w:proofErr w:type="spellEnd"/>
-      <w:r>
-        <w:rPr>
-          <w:color w:val="F79646" w:themeColor="accent6"/>
-          <w:sz w:val="24"/>
-          <w:szCs w:val="24"/>
-        </w:rPr>
-        <w:t xml:space="preserve">, calcule la cantidad de palabras que debería haber en el 10%, 20% y 30% del vocabulario. Verifique respecto de los valores reales. Utilice esta aproximación para podar el vocabulario en los mismos porcentajes e indique qué porcentaje de la poda coincide con palabras vacías. Extraiga las palabras podadas que no son </w:t>
+        <w:t xml:space="preserve">Usando los datos del ejercicio anterior y de acuerdo a la ley de Zipf, calcule la cantidad de palabras que debería haber en el 10%, 20% y 30% del vocabulario. Verifique respecto de los valores reales. Utilice esta aproximación para podar el vocabulario en los mismos porcentajes e indique qué porcentaje de la poda coincide con palabras vacías. Extraiga las palabras podadas que no son </w:t>
       </w:r>
       <w:r>
         <w:rPr>
@@ -7404,6 +7366,852 @@
     </w:p>
     <w:p>
       <w:pPr>
+        <w:rPr>
+          <w:b/>
+          <w:bCs/>
+          <w:sz w:val="24"/>
+          <w:szCs w:val="24"/>
+        </w:rPr>
+      </w:pPr>
+      <w:r>
+        <w:rPr>
+          <w:b/>
+          <w:bCs/>
+          <w:sz w:val="24"/>
+          <w:szCs w:val="24"/>
+        </w:rPr>
+        <w:t>Cantidad de palabras por cada porcentaje (%)</w:t>
+      </w:r>
+    </w:p>
+    <w:p>
+      <w:pPr>
+        <w:rPr>
+          <w:b/>
+          <w:bCs/>
+          <w:sz w:val="24"/>
+          <w:szCs w:val="24"/>
+        </w:rPr>
+      </w:pPr>
+    </w:p>
+    <w:p>
+      <w:pPr>
+        <w:rPr>
+          <w:sz w:val="24"/>
+          <w:szCs w:val="24"/>
+        </w:rPr>
+      </w:pPr>
+      <w:r>
+        <w:rPr>
+          <w:sz w:val="24"/>
+          <w:szCs w:val="24"/>
+        </w:rPr>
+        <w:t>Realizamos el cálculo de los tokens que representa el 10%, 20% y 30% del vocabulario, y se obtuvo lo siguiente:</w:t>
+      </w:r>
+    </w:p>
+    <w:p>
+      <w:pPr>
+        <w:rPr>
+          <w:sz w:val="24"/>
+          <w:szCs w:val="24"/>
+        </w:rPr>
+      </w:pPr>
+    </w:p>
+    <w:p>
+      <w:pPr>
+        <w:pStyle w:val="Prrafodelista"/>
+        <w:numPr>
+          <w:ilvl w:val="0"/>
+          <w:numId w:val="16"/>
+        </w:numPr>
+        <w:rPr>
+          <w:sz w:val="24"/>
+          <w:szCs w:val="24"/>
+        </w:rPr>
+      </w:pPr>
+      <w:r>
+        <w:rPr>
+          <w:sz w:val="24"/>
+          <w:szCs w:val="24"/>
+        </w:rPr>
+        <w:t>10% vocabulario (2357 palabras):</w:t>
+      </w:r>
+    </w:p>
+    <w:p>
+      <w:pPr>
+        <w:pStyle w:val="Prrafodelista"/>
+        <w:ind w:firstLine="720"/>
+        <w:rPr>
+          <w:sz w:val="24"/>
+          <w:szCs w:val="24"/>
+        </w:rPr>
+      </w:pPr>
+      <w:r>
+        <w:rPr>
+          <w:sz w:val="24"/>
+          <w:szCs w:val="24"/>
+        </w:rPr>
+        <w:t>Cobertura: 86.50%</w:t>
+      </w:r>
+    </w:p>
+    <w:p>
+      <w:pPr>
+        <w:pStyle w:val="Prrafodelista"/>
+        <w:numPr>
+          <w:ilvl w:val="0"/>
+          <w:numId w:val="16"/>
+        </w:numPr>
+        <w:rPr>
+          <w:sz w:val="24"/>
+          <w:szCs w:val="24"/>
+        </w:rPr>
+      </w:pPr>
+      <w:r>
+        <w:rPr>
+          <w:sz w:val="24"/>
+          <w:szCs w:val="24"/>
+        </w:rPr>
+        <w:t>20% vocabulario (4715 palabras):</w:t>
+      </w:r>
+    </w:p>
+    <w:p>
+      <w:pPr>
+        <w:pStyle w:val="Prrafodelista"/>
+        <w:ind w:firstLine="720"/>
+        <w:rPr>
+          <w:sz w:val="24"/>
+          <w:szCs w:val="24"/>
+        </w:rPr>
+      </w:pPr>
+      <w:r>
+        <w:rPr>
+          <w:sz w:val="24"/>
+          <w:szCs w:val="24"/>
+        </w:rPr>
+        <w:t>Cobertura: 91.59%</w:t>
+      </w:r>
+    </w:p>
+    <w:p>
+      <w:pPr>
+        <w:pStyle w:val="Prrafodelista"/>
+        <w:numPr>
+          <w:ilvl w:val="0"/>
+          <w:numId w:val="16"/>
+        </w:numPr>
+        <w:rPr>
+          <w:sz w:val="24"/>
+          <w:szCs w:val="24"/>
+        </w:rPr>
+      </w:pPr>
+      <w:r>
+        <w:rPr>
+          <w:sz w:val="24"/>
+          <w:szCs w:val="24"/>
+        </w:rPr>
+        <w:t>30% vocabulario (7072 palabras):</w:t>
+      </w:r>
+    </w:p>
+    <w:p>
+      <w:pPr>
+        <w:pStyle w:val="Prrafodelista"/>
+        <w:numPr>
+          <w:ilvl w:val="1"/>
+          <w:numId w:val="16"/>
+        </w:numPr>
+        <w:rPr>
+          <w:b/>
+          <w:bCs/>
+          <w:sz w:val="24"/>
+          <w:szCs w:val="24"/>
+        </w:rPr>
+      </w:pPr>
+      <w:r>
+        <w:rPr>
+          <w:sz w:val="24"/>
+          <w:szCs w:val="24"/>
+        </w:rPr>
+        <w:t>Cobertura: 94.09%</w:t>
+      </w:r>
+    </w:p>
+    <w:p>
+      <w:pPr>
+        <w:rPr>
+          <w:b/>
+          <w:bCs/>
+          <w:sz w:val="24"/>
+          <w:szCs w:val="24"/>
+        </w:rPr>
+      </w:pPr>
+    </w:p>
+    <w:p>
+      <w:pPr>
+        <w:rPr>
+          <w:sz w:val="24"/>
+          <w:szCs w:val="24"/>
+        </w:rPr>
+      </w:pPr>
+      <w:r>
+        <w:rPr>
+          <w:sz w:val="24"/>
+          <w:szCs w:val="24"/>
+        </w:rPr>
+        <w:t>Esto nos confirma el comportamiento de la ley de Zipf, donde el 10% del vocabulario representa una gran porción de los tokens, en este caso, el 86% de los mismos.</w:t>
+      </w:r>
+    </w:p>
+    <w:p>
+      <w:pPr>
+        <w:rPr>
+          <w:sz w:val="24"/>
+          <w:szCs w:val="24"/>
+        </w:rPr>
+      </w:pPr>
+      <w:r>
+        <w:rPr>
+          <w:sz w:val="24"/>
+          <w:szCs w:val="24"/>
+        </w:rPr>
+        <w:t>A medida que subimos el porcentaje del vocabulario, la ganancia en la cobertura será menor al igual que la cantidad de palabras.</w:t>
+      </w:r>
+    </w:p>
+    <w:p>
+      <w:pPr>
+        <w:rPr>
+          <w:b/>
+          <w:bCs/>
+          <w:sz w:val="24"/>
+          <w:szCs w:val="24"/>
+        </w:rPr>
+      </w:pPr>
+    </w:p>
+    <w:p>
+      <w:pPr>
+        <w:rPr>
+          <w:b/>
+          <w:bCs/>
+          <w:sz w:val="24"/>
+          <w:szCs w:val="24"/>
+        </w:rPr>
+      </w:pPr>
+      <w:r>
+        <w:rPr>
+          <w:b/>
+          <w:bCs/>
+          <w:sz w:val="24"/>
+          <w:szCs w:val="24"/>
+        </w:rPr>
+        <w:t>Poda del vocabulario</w:t>
+      </w:r>
+    </w:p>
+    <w:p>
+      <w:pPr>
+        <w:rPr>
+          <w:b/>
+          <w:bCs/>
+          <w:sz w:val="24"/>
+          <w:szCs w:val="24"/>
+        </w:rPr>
+      </w:pPr>
+    </w:p>
+    <w:p>
+      <w:pPr>
+        <w:rPr>
+          <w:sz w:val="24"/>
+          <w:szCs w:val="24"/>
+        </w:rPr>
+      </w:pPr>
+      <w:r>
+        <w:rPr>
+          <w:sz w:val="24"/>
+          <w:szCs w:val="24"/>
+        </w:rPr>
+        <w:t>Eliminamos las palabras menos frecuentes del vocabulario, teniendo como resultado:</w:t>
+      </w:r>
+    </w:p>
+    <w:p>
+      <w:pPr>
+        <w:rPr>
+          <w:sz w:val="24"/>
+          <w:szCs w:val="24"/>
+        </w:rPr>
+      </w:pPr>
+    </w:p>
+    <w:p>
+      <w:pPr>
+        <w:pStyle w:val="Prrafodelista"/>
+        <w:numPr>
+          <w:ilvl w:val="0"/>
+          <w:numId w:val="16"/>
+        </w:numPr>
+        <w:rPr>
+          <w:sz w:val="24"/>
+          <w:szCs w:val="24"/>
+        </w:rPr>
+      </w:pPr>
+      <w:r>
+        <w:rPr>
+          <w:sz w:val="24"/>
+          <w:szCs w:val="24"/>
+        </w:rPr>
+        <w:t>Poda 90% del vocabulario:</w:t>
+      </w:r>
+    </w:p>
+    <w:p>
+      <w:pPr>
+        <w:pStyle w:val="Prrafodelista"/>
+        <w:ind w:firstLine="720"/>
+        <w:rPr>
+          <w:sz w:val="24"/>
+          <w:szCs w:val="24"/>
+        </w:rPr>
+      </w:pPr>
+      <w:r>
+        <w:rPr>
+          <w:sz w:val="24"/>
+          <w:szCs w:val="24"/>
+        </w:rPr>
+        <w:t>Palabras eliminadas: 21218</w:t>
+      </w:r>
+    </w:p>
+    <w:p>
+      <w:pPr>
+        <w:pStyle w:val="Prrafodelista"/>
+        <w:numPr>
+          <w:ilvl w:val="0"/>
+          <w:numId w:val="16"/>
+        </w:numPr>
+        <w:rPr>
+          <w:sz w:val="24"/>
+          <w:szCs w:val="24"/>
+        </w:rPr>
+      </w:pPr>
+      <w:r>
+        <w:rPr>
+          <w:sz w:val="24"/>
+          <w:szCs w:val="24"/>
+        </w:rPr>
+        <w:t>Poda 80% del vocabulario:</w:t>
+      </w:r>
+    </w:p>
+    <w:p>
+      <w:pPr>
+        <w:pStyle w:val="Prrafodelista"/>
+        <w:ind w:firstLine="720"/>
+        <w:rPr>
+          <w:sz w:val="24"/>
+          <w:szCs w:val="24"/>
+        </w:rPr>
+      </w:pPr>
+      <w:r>
+        <w:rPr>
+          <w:sz w:val="24"/>
+          <w:szCs w:val="24"/>
+        </w:rPr>
+        <w:t>Palabras eliminadas: 18860</w:t>
+      </w:r>
+    </w:p>
+    <w:p>
+      <w:pPr>
+        <w:pStyle w:val="Prrafodelista"/>
+        <w:numPr>
+          <w:ilvl w:val="0"/>
+          <w:numId w:val="16"/>
+        </w:numPr>
+        <w:rPr>
+          <w:sz w:val="24"/>
+          <w:szCs w:val="24"/>
+        </w:rPr>
+      </w:pPr>
+      <w:r>
+        <w:rPr>
+          <w:sz w:val="24"/>
+          <w:szCs w:val="24"/>
+        </w:rPr>
+        <w:t>Poda 70% del vocabulario:</w:t>
+      </w:r>
+    </w:p>
+    <w:p>
+      <w:pPr>
+        <w:pStyle w:val="Prrafodelista"/>
+        <w:ind w:firstLine="720"/>
+        <w:rPr>
+          <w:sz w:val="24"/>
+          <w:szCs w:val="24"/>
+        </w:rPr>
+      </w:pPr>
+      <w:r>
+        <w:rPr>
+          <w:sz w:val="24"/>
+          <w:szCs w:val="24"/>
+        </w:rPr>
+        <w:t>Palabras eliminadas: 16503</w:t>
+      </w:r>
+    </w:p>
+    <w:p>
+      <w:pPr>
+        <w:rPr>
+          <w:sz w:val="24"/>
+          <w:szCs w:val="24"/>
+        </w:rPr>
+      </w:pPr>
+    </w:p>
+    <w:p>
+      <w:pPr>
+        <w:rPr>
+          <w:sz w:val="24"/>
+          <w:szCs w:val="24"/>
+        </w:rPr>
+      </w:pPr>
+      <w:r>
+        <w:rPr>
+          <w:sz w:val="24"/>
+          <w:szCs w:val="24"/>
+        </w:rPr>
+        <w:t>Comparado con las stopwords, que el resultado fue el siguiente:</w:t>
+      </w:r>
+    </w:p>
+    <w:p>
+      <w:pPr>
+        <w:rPr>
+          <w:sz w:val="24"/>
+          <w:szCs w:val="24"/>
+        </w:rPr>
+      </w:pPr>
+    </w:p>
+    <w:p>
+      <w:pPr>
+        <w:pStyle w:val="Prrafodelista"/>
+        <w:numPr>
+          <w:ilvl w:val="0"/>
+          <w:numId w:val="16"/>
+        </w:numPr>
+        <w:rPr>
+          <w:sz w:val="24"/>
+          <w:szCs w:val="24"/>
+        </w:rPr>
+      </w:pPr>
+      <w:r>
+        <w:rPr>
+          <w:sz w:val="24"/>
+          <w:szCs w:val="24"/>
+        </w:rPr>
+        <w:t>Poda 90%:</w:t>
+      </w:r>
+    </w:p>
+    <w:p>
+      <w:pPr>
+        <w:pStyle w:val="Prrafodelista"/>
+        <w:ind w:firstLine="720"/>
+        <w:rPr>
+          <w:sz w:val="24"/>
+          <w:szCs w:val="24"/>
+        </w:rPr>
+      </w:pPr>
+      <w:r>
+        <w:rPr>
+          <w:sz w:val="24"/>
+          <w:szCs w:val="24"/>
+        </w:rPr>
+        <w:t>% stopwords eliminadas: 0.0000</w:t>
+      </w:r>
+    </w:p>
+    <w:p>
+      <w:pPr>
+        <w:pStyle w:val="Prrafodelista"/>
+        <w:numPr>
+          <w:ilvl w:val="0"/>
+          <w:numId w:val="16"/>
+        </w:numPr>
+        <w:rPr>
+          <w:sz w:val="24"/>
+          <w:szCs w:val="24"/>
+        </w:rPr>
+      </w:pPr>
+      <w:r>
+        <w:rPr>
+          <w:sz w:val="24"/>
+          <w:szCs w:val="24"/>
+        </w:rPr>
+        <w:t>Poda 80%:</w:t>
+      </w:r>
+    </w:p>
+    <w:p>
+      <w:pPr>
+        <w:pStyle w:val="Prrafodelista"/>
+        <w:ind w:firstLine="720"/>
+        <w:rPr>
+          <w:sz w:val="24"/>
+          <w:szCs w:val="24"/>
+        </w:rPr>
+      </w:pPr>
+      <w:r>
+        <w:rPr>
+          <w:sz w:val="24"/>
+          <w:szCs w:val="24"/>
+        </w:rPr>
+        <w:t>% stopwords eliminadas: 0.0000</w:t>
+      </w:r>
+    </w:p>
+    <w:p>
+      <w:pPr>
+        <w:rPr>
+          <w:sz w:val="24"/>
+          <w:szCs w:val="24"/>
+        </w:rPr>
+      </w:pPr>
+    </w:p>
+    <w:p>
+      <w:pPr>
+        <w:pStyle w:val="Prrafodelista"/>
+        <w:numPr>
+          <w:ilvl w:val="0"/>
+          <w:numId w:val="16"/>
+        </w:numPr>
+        <w:rPr>
+          <w:sz w:val="24"/>
+          <w:szCs w:val="24"/>
+        </w:rPr>
+      </w:pPr>
+      <w:r>
+        <w:rPr>
+          <w:sz w:val="24"/>
+          <w:szCs w:val="24"/>
+        </w:rPr>
+        <w:lastRenderedPageBreak/>
+        <w:t>Poda 70%:</w:t>
+      </w:r>
+    </w:p>
+    <w:p>
+      <w:pPr>
+        <w:pStyle w:val="Prrafodelista"/>
+        <w:ind w:firstLine="720"/>
+        <w:rPr>
+          <w:sz w:val="24"/>
+          <w:szCs w:val="24"/>
+        </w:rPr>
+      </w:pPr>
+      <w:r>
+        <w:rPr>
+          <w:sz w:val="24"/>
+          <w:szCs w:val="24"/>
+        </w:rPr>
+        <w:t>% stopwords eliminadas: 0.0000</w:t>
+      </w:r>
+    </w:p>
+    <w:p>
+      <w:pPr>
+        <w:rPr>
+          <w:b/>
+          <w:bCs/>
+          <w:sz w:val="24"/>
+          <w:szCs w:val="24"/>
+        </w:rPr>
+      </w:pPr>
+    </w:p>
+    <w:p>
+      <w:pPr>
+        <w:rPr>
+          <w:sz w:val="24"/>
+          <w:szCs w:val="24"/>
+        </w:rPr>
+      </w:pPr>
+      <w:r>
+        <w:rPr>
+          <w:sz w:val="24"/>
+          <w:szCs w:val="24"/>
+        </w:rPr>
+        <w:t>En todos los casos, la poda de stopwords dio cero. Esto quiere decir que las stopwords se encuentra entre las palabras mas frecuentes, haciendo que no sean afectadas por la poda.</w:t>
+      </w:r>
+    </w:p>
+    <w:p>
+      <w:pPr>
+        <w:rPr>
+          <w:b/>
+          <w:bCs/>
+          <w:sz w:val="24"/>
+          <w:szCs w:val="24"/>
+        </w:rPr>
+      </w:pPr>
+    </w:p>
+    <w:p>
+      <w:pPr>
+        <w:rPr>
+          <w:b/>
+          <w:bCs/>
+          <w:sz w:val="24"/>
+          <w:szCs w:val="24"/>
+        </w:rPr>
+      </w:pPr>
+      <w:r>
+        <w:rPr>
+          <w:b/>
+          <w:bCs/>
+          <w:sz w:val="24"/>
+          <w:szCs w:val="24"/>
+        </w:rPr>
+        <w:t>Palabras podadas que no son stopwords</w:t>
+      </w:r>
+    </w:p>
+    <w:p>
+      <w:pPr>
+        <w:rPr>
+          <w:b/>
+          <w:bCs/>
+          <w:sz w:val="24"/>
+          <w:szCs w:val="24"/>
+        </w:rPr>
+      </w:pPr>
+    </w:p>
+    <w:p>
+      <w:pPr>
+        <w:rPr>
+          <w:sz w:val="24"/>
+          <w:szCs w:val="24"/>
+        </w:rPr>
+      </w:pPr>
+      <w:r>
+        <w:rPr>
+          <w:sz w:val="24"/>
+          <w:szCs w:val="24"/>
+        </w:rPr>
+        <w:t>Detallo algunas palabras podadas que no son stopwords:</w:t>
+      </w:r>
+    </w:p>
+    <w:p>
+      <w:pPr>
+        <w:pStyle w:val="Prrafodelista"/>
+        <w:numPr>
+          <w:ilvl w:val="0"/>
+          <w:numId w:val="16"/>
+        </w:numPr>
+        <w:rPr>
+          <w:sz w:val="24"/>
+          <w:szCs w:val="24"/>
+        </w:rPr>
+      </w:pPr>
+      <w:r>
+        <w:rPr>
+          <w:sz w:val="24"/>
+          <w:szCs w:val="24"/>
+        </w:rPr>
+        <w:t>Conversación</w:t>
+      </w:r>
+    </w:p>
+    <w:p>
+      <w:pPr>
+        <w:pStyle w:val="Prrafodelista"/>
+        <w:numPr>
+          <w:ilvl w:val="0"/>
+          <w:numId w:val="16"/>
+        </w:numPr>
+        <w:rPr>
+          <w:sz w:val="24"/>
+          <w:szCs w:val="24"/>
+        </w:rPr>
+      </w:pPr>
+      <w:r>
+        <w:rPr>
+          <w:sz w:val="24"/>
+          <w:szCs w:val="24"/>
+        </w:rPr>
+        <w:t>Santas</w:t>
+      </w:r>
+    </w:p>
+    <w:p>
+      <w:pPr>
+        <w:pStyle w:val="Prrafodelista"/>
+        <w:numPr>
+          <w:ilvl w:val="0"/>
+          <w:numId w:val="16"/>
+        </w:numPr>
+        <w:rPr>
+          <w:sz w:val="24"/>
+          <w:szCs w:val="24"/>
+        </w:rPr>
+      </w:pPr>
+      <w:r>
+        <w:rPr>
+          <w:sz w:val="24"/>
+          <w:szCs w:val="24"/>
+        </w:rPr>
+        <w:t>Resurrección</w:t>
+      </w:r>
+    </w:p>
+    <w:p>
+      <w:pPr>
+        <w:pStyle w:val="Prrafodelista"/>
+        <w:numPr>
+          <w:ilvl w:val="0"/>
+          <w:numId w:val="16"/>
+        </w:numPr>
+        <w:rPr>
+          <w:sz w:val="24"/>
+          <w:szCs w:val="24"/>
+        </w:rPr>
+      </w:pPr>
+      <w:r>
+        <w:rPr>
+          <w:sz w:val="24"/>
+          <w:szCs w:val="24"/>
+        </w:rPr>
+        <w:t>Embajadas</w:t>
+      </w:r>
+    </w:p>
+    <w:p>
+      <w:pPr>
+        <w:pStyle w:val="Prrafodelista"/>
+        <w:numPr>
+          <w:ilvl w:val="0"/>
+          <w:numId w:val="16"/>
+        </w:numPr>
+        <w:rPr>
+          <w:sz w:val="24"/>
+          <w:szCs w:val="24"/>
+        </w:rPr>
+      </w:pPr>
+      <w:r>
+        <w:rPr>
+          <w:sz w:val="24"/>
+          <w:szCs w:val="24"/>
+        </w:rPr>
+        <w:t>Dulces</w:t>
+      </w:r>
+    </w:p>
+    <w:p>
+      <w:pPr>
+        <w:pStyle w:val="Prrafodelista"/>
+        <w:numPr>
+          <w:ilvl w:val="0"/>
+          <w:numId w:val="16"/>
+        </w:numPr>
+        <w:rPr>
+          <w:sz w:val="24"/>
+          <w:szCs w:val="24"/>
+        </w:rPr>
+      </w:pPr>
+      <w:r>
+        <w:rPr>
+          <w:sz w:val="24"/>
+          <w:szCs w:val="24"/>
+        </w:rPr>
+        <w:t>Leyéndolos</w:t>
+      </w:r>
+    </w:p>
+    <w:p>
+      <w:pPr>
+        <w:pStyle w:val="Prrafodelista"/>
+        <w:numPr>
+          <w:ilvl w:val="0"/>
+          <w:numId w:val="16"/>
+        </w:numPr>
+        <w:rPr>
+          <w:sz w:val="24"/>
+          <w:szCs w:val="24"/>
+        </w:rPr>
+      </w:pPr>
+      <w:r>
+        <w:rPr>
+          <w:sz w:val="24"/>
+          <w:szCs w:val="24"/>
+        </w:rPr>
+        <w:t>Chinche</w:t>
+      </w:r>
+    </w:p>
+    <w:p>
+      <w:pPr>
+        <w:pStyle w:val="Prrafodelista"/>
+        <w:numPr>
+          <w:ilvl w:val="0"/>
+          <w:numId w:val="16"/>
+        </w:numPr>
+        <w:rPr>
+          <w:sz w:val="24"/>
+          <w:szCs w:val="24"/>
+        </w:rPr>
+      </w:pPr>
+      <w:r>
+        <w:rPr>
+          <w:sz w:val="24"/>
+          <w:szCs w:val="24"/>
+        </w:rPr>
+        <w:t>Causadora</w:t>
+      </w:r>
+    </w:p>
+    <w:p>
+      <w:pPr>
+        <w:rPr>
+          <w:sz w:val="24"/>
+          <w:szCs w:val="24"/>
+        </w:rPr>
+      </w:pPr>
+    </w:p>
+    <w:p>
+      <w:pPr>
+        <w:rPr>
+          <w:sz w:val="24"/>
+          <w:szCs w:val="24"/>
+        </w:rPr>
+      </w:pPr>
+      <w:r>
+        <w:rPr>
+          <w:sz w:val="24"/>
+          <w:szCs w:val="24"/>
+        </w:rPr>
+        <w:t>Pueden ser casos que las palabras no sean tan utilizadas por Cervantes en el Quijote, pero esto puede causar un impacto en la recuperación si son términos que solo pertenecen a esta obra literaria, que son relevantes para la búsqueda.</w:t>
+      </w:r>
+    </w:p>
+    <w:p>
+      <w:pPr>
+        <w:rPr>
+          <w:sz w:val="24"/>
+          <w:szCs w:val="24"/>
+        </w:rPr>
+      </w:pPr>
+    </w:p>
+    <w:p>
+      <w:pPr>
+        <w:rPr>
+          <w:sz w:val="24"/>
+          <w:szCs w:val="24"/>
+        </w:rPr>
+      </w:pPr>
+      <w:r>
+        <w:rPr>
+          <w:sz w:val="24"/>
+          <w:szCs w:val="24"/>
+        </w:rPr>
+        <w:t xml:space="preserve">En base a esto último, es necesario analizar el </w:t>
+      </w:r>
+      <w:proofErr w:type="spellStart"/>
+      <w:r>
+        <w:rPr>
+          <w:sz w:val="24"/>
+          <w:szCs w:val="24"/>
+        </w:rPr>
+        <w:t>trade</w:t>
+      </w:r>
+      <w:proofErr w:type="spellEnd"/>
+      <w:r>
+        <w:rPr>
+          <w:sz w:val="24"/>
+          <w:szCs w:val="24"/>
+        </w:rPr>
+        <w:t>-off entre la poda del vocabulario por frecuencia, ya que esta puede mejorar la eficiencia y reducir el ruido, pero afectar la recuperación de la información eliminando términos relevantes en la obra.</w:t>
+      </w:r>
+    </w:p>
+    <w:p>
+      <w:pPr>
+        <w:rPr>
+          <w:sz w:val="24"/>
+          <w:szCs w:val="24"/>
+        </w:rPr>
+      </w:pPr>
+    </w:p>
+    <w:p>
+      <w:pPr>
+        <w:pStyle w:val="Prrafodelista"/>
+        <w:numPr>
+          <w:ilvl w:val="0"/>
+          <w:numId w:val="16"/>
+        </w:numPr>
         <w:rPr>
           <w:color w:val="F79646" w:themeColor="accent6"/>
           <w:sz w:val="24"/>
@@ -8350,7 +9158,7 @@
   <w:abstractNum w:abstractNumId="3" w15:restartNumberingAfterBreak="0">
     <w:nsid w:val="1DE16E2F"/>
     <w:multiLevelType w:val="hybridMultilevel"/>
-    <w:tmpl w:val="D72C3E78"/>
+    <w:tmpl w:val="D9B244E4"/>
     <w:lvl w:ilvl="0" w:tplc="2C0A0001">
       <w:start w:val="1"/>
       <w:numFmt w:val="bullet"/>

--- a/TP1/2026_RI_TP1_Análisis de Texto.docx
+++ b/TP1/2026_RI_TP1_Análisis de Texto.docx
@@ -166,25 +166,7 @@
           <w:sz w:val="24"/>
           <w:szCs w:val="24"/>
         </w:rPr>
-        <w:t xml:space="preserve">Josue Leonel Gatica </w:t>
-      </w:r>
-      <w:proofErr w:type="spellStart"/>
-      <w:r>
-        <w:rPr>
-          <w:color w:val="000000"/>
-          <w:sz w:val="24"/>
-          <w:szCs w:val="24"/>
-        </w:rPr>
-        <w:t>Odato</w:t>
-      </w:r>
-      <w:proofErr w:type="spellEnd"/>
-      <w:r>
-        <w:rPr>
-          <w:color w:val="000000"/>
-          <w:sz w:val="24"/>
-          <w:szCs w:val="24"/>
-        </w:rPr>
-        <w:t xml:space="preserve"> 178921</w:t>
+        <w:t>Josue Leonel Gatica Odato 178921</w:t>
       </w:r>
     </w:p>
     <w:p>
@@ -374,23 +356,7 @@
           <w:sz w:val="24"/>
           <w:szCs w:val="24"/>
         </w:rPr>
-        <w:t>Para un correcto manejo de las colecciones en cada ejercicio, los archivos .</w:t>
-      </w:r>
-      <w:proofErr w:type="spellStart"/>
-      <w:r>
-        <w:rPr>
-          <w:sz w:val="24"/>
-          <w:szCs w:val="24"/>
-        </w:rPr>
-        <w:t>py</w:t>
-      </w:r>
-      <w:proofErr w:type="spellEnd"/>
-      <w:r>
-        <w:rPr>
-          <w:sz w:val="24"/>
-          <w:szCs w:val="24"/>
-        </w:rPr>
-        <w:t xml:space="preserve"> tomando las colecciones por defecto en una carpeta llamada “Colecciones”, ubicada a la par con todas las carpetas de los ejercicios.</w:t>
+        <w:t>Para un correcto manejo de las colecciones en cada ejercicio, los archivos .py tomando las colecciones por defecto en una carpeta llamada “Colecciones”, ubicada a la par con todas las carpetas de los ejercicios.</w:t>
       </w:r>
     </w:p>
     <w:p>
@@ -474,23 +440,7 @@
           <w:sz w:val="24"/>
           <w:szCs w:val="24"/>
         </w:rPr>
-        <w:t xml:space="preserve">En ejercicios donde no se indica el pasaje del directorio donde se encuentran los documentos como parámetro (por ejemplo, el EJ1), este toma por defecto la carpeta indicada con el nombre de la colección que se </w:t>
-      </w:r>
-      <w:proofErr w:type="spellStart"/>
-      <w:r>
-        <w:rPr>
-          <w:sz w:val="24"/>
-          <w:szCs w:val="24"/>
-        </w:rPr>
-        <w:t>solicito</w:t>
-      </w:r>
-      <w:proofErr w:type="spellEnd"/>
-      <w:r>
-        <w:rPr>
-          <w:sz w:val="24"/>
-          <w:szCs w:val="24"/>
-        </w:rPr>
-        <w:t xml:space="preserve"> analizar para ese ejercicio.</w:t>
+        <w:t>En ejercicios donde no se indica el pasaje del directorio donde se encuentran los documentos como parámetro (por ejemplo, el EJ1), este toma por defecto la carpeta indicada con el nombre de la colección que se solicito analizar para ese ejercicio.</w:t>
       </w:r>
     </w:p>
     <w:p>
@@ -531,25 +481,7 @@
           <w:szCs w:val="24"/>
         </w:rPr>
         <w:lastRenderedPageBreak/>
-        <w:t xml:space="preserve">Utilizando la colección para </w:t>
-      </w:r>
-      <w:proofErr w:type="spellStart"/>
-      <w:r>
-        <w:rPr>
-          <w:color w:val="F79646" w:themeColor="accent6"/>
-          <w:sz w:val="24"/>
-          <w:szCs w:val="24"/>
-        </w:rPr>
-        <w:t>debugging</w:t>
-      </w:r>
-      <w:proofErr w:type="spellEnd"/>
-      <w:r>
-        <w:rPr>
-          <w:color w:val="F79646" w:themeColor="accent6"/>
-          <w:sz w:val="24"/>
-          <w:szCs w:val="24"/>
-        </w:rPr>
-        <w:t xml:space="preserve"> provista por el equipo docente escriba un programa que realice el análisis léxico sobre la misma y extraiga la siguiente información:</w:t>
+        <w:t>Utilizando la colección para debugging provista por el equipo docente escriba un programa que realice el análisis léxico sobre la misma y extraiga la siguiente información:</w:t>
       </w:r>
     </w:p>
     <w:p>
@@ -693,7 +625,6 @@
         </w:rPr>
         <w:t xml:space="preserve">Compare los resultados obtenidos por su programa con los que figuran en el  archivo </w:t>
       </w:r>
-      <w:proofErr w:type="spellStart"/>
       <w:r>
         <w:rPr>
           <w:i/>
@@ -704,7 +635,6 @@
         </w:rPr>
         <w:t>collection_data.json</w:t>
       </w:r>
-      <w:proofErr w:type="spellEnd"/>
       <w:r>
         <w:rPr>
           <w:color w:val="F79646" w:themeColor="accent6"/>
@@ -925,23 +855,7 @@
           <w:sz w:val="24"/>
           <w:szCs w:val="24"/>
         </w:rPr>
-        <w:t xml:space="preserve">Por último, generamos los arreglos correspondientes para </w:t>
-      </w:r>
-      <w:proofErr w:type="spellStart"/>
-      <w:r>
-        <w:rPr>
-          <w:sz w:val="24"/>
-          <w:szCs w:val="24"/>
-        </w:rPr>
-        <w:t>docids</w:t>
-      </w:r>
-      <w:proofErr w:type="spellEnd"/>
-      <w:r>
-        <w:rPr>
-          <w:sz w:val="24"/>
-          <w:szCs w:val="24"/>
-        </w:rPr>
-        <w:t xml:space="preserve"> y frecuencias.</w:t>
+        <w:t>Por último, generamos los arreglos correspondientes para docids y frecuencias.</w:t>
       </w:r>
     </w:p>
     <w:p>
@@ -1172,25 +1086,7 @@
           <w:szCs w:val="24"/>
           <w:lang w:val="es-AR"/>
         </w:rPr>
-        <w:t xml:space="preserve">Analizándolo en detalle con el </w:t>
-      </w:r>
-      <w:proofErr w:type="spellStart"/>
-      <w:r>
-        <w:rPr>
-          <w:sz w:val="24"/>
-          <w:szCs w:val="24"/>
-          <w:lang w:val="es-AR"/>
-        </w:rPr>
-        <w:t>collection_data.json</w:t>
-      </w:r>
-      <w:proofErr w:type="spellEnd"/>
-      <w:r>
-        <w:rPr>
-          <w:sz w:val="24"/>
-          <w:szCs w:val="24"/>
-          <w:lang w:val="es-AR"/>
-        </w:rPr>
-        <w:t xml:space="preserve"> provisto por el equipo docente, solamente se difiere en orden en el que se muestran los términos, ya que no siguen un </w:t>
+        <w:t xml:space="preserve">Analizándolo en detalle con el collection_data.json provisto por el equipo docente, solamente se difiere en orden en el que se muestran los términos, ya que no siguen un </w:t>
       </w:r>
       <w:r>
         <w:rPr>
@@ -1301,25 +1197,7 @@
           <w:szCs w:val="24"/>
           <w:lang w:val="es-AR"/>
         </w:rPr>
-        <w:t xml:space="preserve">Utilizando la herramienta de inteligencia artificial </w:t>
-      </w:r>
-      <w:proofErr w:type="spellStart"/>
-      <w:r>
-        <w:rPr>
-          <w:sz w:val="24"/>
-          <w:szCs w:val="24"/>
-          <w:lang w:val="es-AR"/>
-        </w:rPr>
-        <w:t>ChatGPT</w:t>
-      </w:r>
-      <w:proofErr w:type="spellEnd"/>
-      <w:r>
-        <w:rPr>
-          <w:sz w:val="24"/>
-          <w:szCs w:val="24"/>
-          <w:lang w:val="es-AR"/>
-        </w:rPr>
-        <w:t>, se realizó lo siguiente:</w:t>
+        <w:t>Utilizando la herramienta de inteligencia artificial ChatGPT, se realizó lo siguiente:</w:t>
       </w:r>
     </w:p>
     <w:p>
@@ -1466,29 +1344,7 @@
           <w:sz w:val="24"/>
           <w:szCs w:val="24"/>
         </w:rPr>
-        <w:t>RI-</w:t>
-      </w:r>
-      <w:proofErr w:type="spellStart"/>
-      <w:r>
-        <w:rPr>
-          <w:b/>
-          <w:bCs/>
-          <w:color w:val="F79646" w:themeColor="accent6"/>
-          <w:sz w:val="24"/>
-          <w:szCs w:val="24"/>
-        </w:rPr>
-        <w:t>tknz</w:t>
-      </w:r>
-      <w:proofErr w:type="spellEnd"/>
-      <w:r>
-        <w:rPr>
-          <w:b/>
-          <w:bCs/>
-          <w:color w:val="F79646" w:themeColor="accent6"/>
-          <w:sz w:val="24"/>
-          <w:szCs w:val="24"/>
-        </w:rPr>
-        <w:t>-data</w:t>
+        <w:t>RI-tknz-data</w:t>
       </w:r>
       <w:r>
         <w:rPr>
@@ -1548,7 +1404,6 @@
         </w:rPr>
         <w:t>) con la lista de términos a indexar (ordenado), su frecuencia en la colección y su DF (</w:t>
       </w:r>
-      <w:proofErr w:type="spellStart"/>
       <w:r>
         <w:rPr>
           <w:i/>
@@ -1557,31 +1412,8 @@
           <w:sz w:val="24"/>
           <w:szCs w:val="24"/>
         </w:rPr>
-        <w:t>Document</w:t>
-      </w:r>
-      <w:proofErr w:type="spellEnd"/>
-      <w:r>
-        <w:rPr>
-          <w:i/>
-          <w:iCs/>
-          <w:color w:val="F79646" w:themeColor="accent6"/>
-          <w:sz w:val="24"/>
-          <w:szCs w:val="24"/>
-        </w:rPr>
-        <w:t xml:space="preserve"> </w:t>
-      </w:r>
-      <w:proofErr w:type="spellStart"/>
-      <w:r>
-        <w:rPr>
-          <w:i/>
-          <w:iCs/>
-          <w:color w:val="F79646" w:themeColor="accent6"/>
-          <w:sz w:val="24"/>
-          <w:szCs w:val="24"/>
-        </w:rPr>
-        <w:t>Frequency</w:t>
-      </w:r>
-      <w:proofErr w:type="spellEnd"/>
+        <w:t>Document Frequency</w:t>
+      </w:r>
       <w:r>
         <w:rPr>
           <w:color w:val="F79646" w:themeColor="accent6"/>
@@ -2033,43 +1865,7 @@
           <w:sz w:val="24"/>
           <w:szCs w:val="24"/>
         </w:rPr>
-        <w:t>La lista de los 10 términos más frecuentes y su CF (</w:t>
-      </w:r>
-      <w:proofErr w:type="spellStart"/>
-      <w:r>
-        <w:rPr>
-          <w:color w:val="F79646" w:themeColor="accent6"/>
-          <w:sz w:val="24"/>
-          <w:szCs w:val="24"/>
-        </w:rPr>
-        <w:t>Collection</w:t>
-      </w:r>
-      <w:proofErr w:type="spellEnd"/>
-      <w:r>
-        <w:rPr>
-          <w:color w:val="F79646" w:themeColor="accent6"/>
-          <w:sz w:val="24"/>
-          <w:szCs w:val="24"/>
-        </w:rPr>
-        <w:t xml:space="preserve"> </w:t>
-      </w:r>
-      <w:proofErr w:type="spellStart"/>
-      <w:r>
-        <w:rPr>
-          <w:color w:val="F79646" w:themeColor="accent6"/>
-          <w:sz w:val="24"/>
-          <w:szCs w:val="24"/>
-        </w:rPr>
-        <w:t>Frequency</w:t>
-      </w:r>
-      <w:proofErr w:type="spellEnd"/>
-      <w:r>
-        <w:rPr>
-          <w:color w:val="F79646" w:themeColor="accent6"/>
-          <w:sz w:val="24"/>
-          <w:szCs w:val="24"/>
-        </w:rPr>
-        <w:t>). Un término por línea.</w:t>
+        <w:t>La lista de los 10 términos más frecuentes y su CF (Collection Frequency). Un término por línea.</w:t>
       </w:r>
     </w:p>
     <w:p>
@@ -2560,23 +2356,7 @@
           <w:sz w:val="24"/>
           <w:szCs w:val="24"/>
         </w:rPr>
-        <w:t xml:space="preserve">Al estar ordenado los términos por su frecuencia, podemos identificar la presencia de stopwords o palabras vacías como </w:t>
-      </w:r>
-      <w:proofErr w:type="spellStart"/>
-      <w:r>
-        <w:rPr>
-          <w:sz w:val="24"/>
-          <w:szCs w:val="24"/>
-        </w:rPr>
-        <w:t>mas</w:t>
-      </w:r>
-      <w:proofErr w:type="spellEnd"/>
-      <w:r>
-        <w:rPr>
-          <w:sz w:val="24"/>
-          <w:szCs w:val="24"/>
-        </w:rPr>
-        <w:t xml:space="preserve"> frecuentes dentro de todos los documentos.</w:t>
+        <w:t>Al estar ordenado los términos por su frecuencia, podemos identificar la presencia de stopwords o palabras vacías como mas frecuentes dentro de todos los documentos.</w:t>
       </w:r>
     </w:p>
     <w:p>
@@ -2606,23 +2386,7 @@
           <w:sz w:val="24"/>
           <w:szCs w:val="24"/>
         </w:rPr>
-        <w:t xml:space="preserve"> documentos, el </w:t>
-      </w:r>
-      <w:proofErr w:type="spellStart"/>
-      <w:r>
-        <w:rPr>
-          <w:sz w:val="24"/>
-          <w:szCs w:val="24"/>
-        </w:rPr>
-        <w:t>stopword</w:t>
-      </w:r>
-      <w:proofErr w:type="spellEnd"/>
-      <w:r>
-        <w:rPr>
-          <w:sz w:val="24"/>
-          <w:szCs w:val="24"/>
-        </w:rPr>
-        <w:t xml:space="preserve"> “de” aparece en </w:t>
+        <w:t xml:space="preserve"> documentos, el stopword “de” aparece en </w:t>
       </w:r>
       <w:r>
         <w:rPr>
@@ -2972,23 +2736,7 @@
           <w:sz w:val="24"/>
           <w:szCs w:val="24"/>
         </w:rPr>
-        <w:t xml:space="preserve">Analizando los 10 primeros términos </w:t>
-      </w:r>
-      <w:proofErr w:type="spellStart"/>
-      <w:r>
-        <w:rPr>
-          <w:sz w:val="24"/>
-          <w:szCs w:val="24"/>
-        </w:rPr>
-        <w:t>mas</w:t>
-      </w:r>
-      <w:proofErr w:type="spellEnd"/>
-      <w:r>
-        <w:rPr>
-          <w:sz w:val="24"/>
-          <w:szCs w:val="24"/>
-        </w:rPr>
-        <w:t xml:space="preserve"> frecuentes, puede verse como son todas stopwords que, si se quiere llevar a cabo un correcto análisis, deben ser eliminadas mediante un correcto archivo pasado como parámetro.</w:t>
+        <w:t>Analizando los 10 primeros términos mas frecuentes, puede verse como son todas stopwords que, si se quiere llevar a cabo un correcto análisis, deben ser eliminadas mediante un correcto archivo pasado como parámetro.</w:t>
       </w:r>
     </w:p>
     <w:p>
@@ -3021,23 +2769,7 @@
           <w:sz w:val="24"/>
           <w:szCs w:val="24"/>
         </w:rPr>
-        <w:t xml:space="preserve">se muestran como combinaciones de palabras (español y versión, </w:t>
-      </w:r>
-      <w:proofErr w:type="spellStart"/>
-      <w:r>
-        <w:rPr>
-          <w:sz w:val="24"/>
-          <w:szCs w:val="24"/>
-        </w:rPr>
-        <w:t>españolversion</w:t>
-      </w:r>
-      <w:proofErr w:type="spellEnd"/>
-      <w:r>
-        <w:rPr>
-          <w:sz w:val="24"/>
-          <w:szCs w:val="24"/>
-        </w:rPr>
-        <w:t>) o palabras que fueron nombradas solo una vez por el contexto del documento</w:t>
+        <w:t>se muestran como combinaciones de palabras (español y versión, españolversion) o palabras que fueron nombradas solo una vez por el contexto del documento</w:t>
       </w:r>
       <w:r>
         <w:rPr>
@@ -3110,43 +2842,7 @@
           <w:sz w:val="24"/>
           <w:szCs w:val="24"/>
         </w:rPr>
-        <w:t xml:space="preserve"> que implemente los criterios del artículo de </w:t>
-      </w:r>
-      <w:proofErr w:type="spellStart"/>
-      <w:r>
-        <w:rPr>
-          <w:color w:val="F79646" w:themeColor="accent6"/>
-          <w:sz w:val="24"/>
-          <w:szCs w:val="24"/>
-        </w:rPr>
-        <w:t>Grefenstette</w:t>
-      </w:r>
-      <w:proofErr w:type="spellEnd"/>
-      <w:r>
-        <w:rPr>
-          <w:color w:val="F79646" w:themeColor="accent6"/>
-          <w:sz w:val="24"/>
-          <w:szCs w:val="24"/>
-        </w:rPr>
-        <w:t xml:space="preserve"> y </w:t>
-      </w:r>
-      <w:proofErr w:type="spellStart"/>
-      <w:r>
-        <w:rPr>
-          <w:color w:val="F79646" w:themeColor="accent6"/>
-          <w:sz w:val="24"/>
-          <w:szCs w:val="24"/>
-        </w:rPr>
-        <w:t>Tapanainen</w:t>
-      </w:r>
-      <w:proofErr w:type="spellEnd"/>
-      <w:r>
-        <w:rPr>
-          <w:color w:val="F79646" w:themeColor="accent6"/>
-          <w:sz w:val="24"/>
-          <w:szCs w:val="24"/>
-        </w:rPr>
-        <w:t xml:space="preserve"> para definir qué es una “palabra” (o término) y cómo tratar números y signos de puntuación. En este  caso  su  tokenizer deberá extraer y tratar como un único término: </w:t>
+        <w:t xml:space="preserve"> que implemente los criterios del artículo de Grefenstette y Tapanainen para definir qué es una “palabra” (o término) y cómo tratar números y signos de puntuación. En este  caso  su  tokenizer deberá extraer y tratar como un único término: </w:t>
       </w:r>
     </w:p>
     <w:p>
@@ -3200,25 +2896,7 @@
           <w:sz w:val="24"/>
           <w:szCs w:val="24"/>
         </w:rPr>
-        <w:t xml:space="preserve">Direcciones de correo electrónico y </w:t>
-      </w:r>
-      <w:proofErr w:type="spellStart"/>
-      <w:r>
-        <w:rPr>
-          <w:color w:val="F79646" w:themeColor="accent6"/>
-          <w:sz w:val="24"/>
-          <w:szCs w:val="24"/>
-        </w:rPr>
-        <w:t>URLs</w:t>
-      </w:r>
-      <w:proofErr w:type="spellEnd"/>
-      <w:r>
-        <w:rPr>
-          <w:color w:val="F79646" w:themeColor="accent6"/>
-          <w:sz w:val="24"/>
-          <w:szCs w:val="24"/>
-        </w:rPr>
-        <w:t>.</w:t>
+        <w:t>Direcciones de correo electrónico y URLs.</w:t>
       </w:r>
     </w:p>
     <w:p>
@@ -3301,7 +2979,6 @@
         </w:rPr>
         <w:t xml:space="preserve">Utilice la colección para </w:t>
       </w:r>
-      <w:proofErr w:type="spellStart"/>
       <w:r>
         <w:rPr>
           <w:i/>
@@ -3312,7 +2989,6 @@
         </w:rPr>
         <w:t>debugging</w:t>
       </w:r>
-      <w:proofErr w:type="spellEnd"/>
       <w:r>
         <w:rPr>
           <w:color w:val="F79646" w:themeColor="accent6"/>
@@ -3359,29 +3035,7 @@
           <w:sz w:val="24"/>
           <w:szCs w:val="24"/>
         </w:rPr>
-        <w:t>RI-</w:t>
-      </w:r>
-      <w:proofErr w:type="spellStart"/>
-      <w:r>
-        <w:rPr>
-          <w:b/>
-          <w:bCs/>
-          <w:color w:val="F79646" w:themeColor="accent6"/>
-          <w:sz w:val="24"/>
-          <w:szCs w:val="24"/>
-        </w:rPr>
-        <w:t>tknz</w:t>
-      </w:r>
-      <w:proofErr w:type="spellEnd"/>
-      <w:r>
-        <w:rPr>
-          <w:b/>
-          <w:bCs/>
-          <w:color w:val="F79646" w:themeColor="accent6"/>
-          <w:sz w:val="24"/>
-          <w:szCs w:val="24"/>
-        </w:rPr>
-        <w:t xml:space="preserve">-data </w:t>
+        <w:t xml:space="preserve">RI-tknz-data </w:t>
       </w:r>
       <w:r>
         <w:rPr>
@@ -3432,39 +3086,7 @@
           <w:sz w:val="24"/>
           <w:szCs w:val="24"/>
         </w:rPr>
-        <w:t xml:space="preserve">En base a los criterios del articulo de </w:t>
-      </w:r>
-      <w:proofErr w:type="spellStart"/>
-      <w:r>
-        <w:rPr>
-          <w:sz w:val="24"/>
-          <w:szCs w:val="24"/>
-        </w:rPr>
-        <w:t>Grefenstette</w:t>
-      </w:r>
-      <w:proofErr w:type="spellEnd"/>
-      <w:r>
-        <w:rPr>
-          <w:sz w:val="24"/>
-          <w:szCs w:val="24"/>
-        </w:rPr>
-        <w:t xml:space="preserve"> y </w:t>
-      </w:r>
-      <w:proofErr w:type="spellStart"/>
-      <w:r>
-        <w:rPr>
-          <w:sz w:val="24"/>
-          <w:szCs w:val="24"/>
-        </w:rPr>
-        <w:t>Tapanainen</w:t>
-      </w:r>
-      <w:proofErr w:type="spellEnd"/>
-      <w:r>
-        <w:rPr>
-          <w:sz w:val="24"/>
-          <w:szCs w:val="24"/>
-        </w:rPr>
-        <w:t xml:space="preserve">, se </w:t>
+        <w:t xml:space="preserve">En base a los criterios del articulo de Grefenstette y Tapanainen, se </w:t>
       </w:r>
       <w:r>
         <w:rPr>
@@ -3575,39 +3197,7 @@
           <w:sz w:val="24"/>
           <w:szCs w:val="24"/>
         </w:rPr>
-        <w:t xml:space="preserve">Se verifico con el </w:t>
-      </w:r>
-      <w:proofErr w:type="spellStart"/>
-      <w:r>
-        <w:rPr>
-          <w:sz w:val="24"/>
-          <w:szCs w:val="24"/>
-        </w:rPr>
-        <w:t>collection_data.json</w:t>
-      </w:r>
-      <w:proofErr w:type="spellEnd"/>
-      <w:r>
-        <w:rPr>
-          <w:sz w:val="24"/>
-          <w:szCs w:val="24"/>
-        </w:rPr>
-        <w:t xml:space="preserve"> que los términos sean tomados de una forma correcta, siguiendo con el análisis sobre la colección RI-</w:t>
-      </w:r>
-      <w:proofErr w:type="spellStart"/>
-      <w:r>
-        <w:rPr>
-          <w:sz w:val="24"/>
-          <w:szCs w:val="24"/>
-        </w:rPr>
-        <w:t>tknz</w:t>
-      </w:r>
-      <w:proofErr w:type="spellEnd"/>
-      <w:r>
-        <w:rPr>
-          <w:sz w:val="24"/>
-          <w:szCs w:val="24"/>
-        </w:rPr>
-        <w:t>-data</w:t>
+        <w:t>Se verifico con el collection_data.json que los términos sean tomados de una forma correcta, siguiendo con el análisis sobre la colección RI-tknz-data</w:t>
       </w:r>
     </w:p>
     <w:p>
@@ -3764,23 +3354,7 @@
           <w:sz w:val="24"/>
           <w:szCs w:val="24"/>
         </w:rPr>
-        <w:t>El resultado para los tres archivos..</w:t>
-      </w:r>
-      <w:proofErr w:type="spellStart"/>
-      <w:r>
-        <w:rPr>
-          <w:sz w:val="24"/>
-          <w:szCs w:val="24"/>
-        </w:rPr>
-        <w:t>txt</w:t>
-      </w:r>
-      <w:proofErr w:type="spellEnd"/>
-      <w:r>
-        <w:rPr>
-          <w:sz w:val="24"/>
-          <w:szCs w:val="24"/>
-        </w:rPr>
-        <w:t xml:space="preserve"> fue el mismo que el ejercicio 1</w:t>
+        <w:t>El resultado para los tres archivos..txt fue el mismo que el ejercicio 1</w:t>
       </w:r>
       <w:r>
         <w:rPr>
@@ -3960,23 +3534,7 @@
           <w:sz w:val="24"/>
           <w:szCs w:val="24"/>
         </w:rPr>
-        <w:t xml:space="preserve">Utilizando la librería de NLTK, utilizamos </w:t>
-      </w:r>
-      <w:proofErr w:type="spellStart"/>
-      <w:r>
-        <w:rPr>
-          <w:sz w:val="24"/>
-          <w:szCs w:val="24"/>
-        </w:rPr>
-        <w:t>SnowBallStemmer</w:t>
-      </w:r>
-      <w:proofErr w:type="spellEnd"/>
-      <w:r>
-        <w:rPr>
-          <w:sz w:val="24"/>
-          <w:szCs w:val="24"/>
-        </w:rPr>
-        <w:t xml:space="preserve"> para hacer el stemming:</w:t>
+        <w:t>Utilizando la librería de NLTK, utilizamos SnowBallStemmer para hacer el stemming:</w:t>
       </w:r>
     </w:p>
     <w:p>
@@ -4059,57 +3617,30 @@
           <w:szCs w:val="24"/>
           <w:u w:val="single"/>
         </w:rPr>
-        <w:t xml:space="preserve">Consulta a la IA sobre cómo funciona </w:t>
-      </w:r>
-      <w:proofErr w:type="spellStart"/>
-      <w:r>
-        <w:rPr>
-          <w:sz w:val="24"/>
-          <w:szCs w:val="24"/>
-          <w:u w:val="single"/>
-        </w:rPr>
-        <w:t>SnowBallStemmer</w:t>
-      </w:r>
-      <w:proofErr w:type="spellEnd"/>
-      <w:r>
-        <w:rPr>
-          <w:sz w:val="24"/>
-          <w:szCs w:val="24"/>
-          <w:u w:val="single"/>
-        </w:rPr>
-        <w:t>:</w:t>
-      </w:r>
-    </w:p>
-    <w:p>
-      <w:pPr>
-        <w:rPr>
-          <w:sz w:val="24"/>
-          <w:szCs w:val="24"/>
-        </w:rPr>
-      </w:pPr>
-    </w:p>
-    <w:p>
-      <w:pPr>
-        <w:rPr>
-          <w:sz w:val="24"/>
-          <w:szCs w:val="24"/>
-        </w:rPr>
-      </w:pPr>
-      <w:proofErr w:type="spellStart"/>
-      <w:r>
-        <w:rPr>
-          <w:sz w:val="24"/>
-          <w:szCs w:val="24"/>
-        </w:rPr>
-        <w:t>SnowBallStemmer</w:t>
-      </w:r>
-      <w:proofErr w:type="spellEnd"/>
-      <w:r>
-        <w:rPr>
-          <w:sz w:val="24"/>
-          <w:szCs w:val="24"/>
-        </w:rPr>
-        <w:t xml:space="preserve"> reduce palabras a su raíz aplicando reglas sobre sufijos, </w:t>
+        <w:t>Consulta a la IA sobre cómo funciona SnowBallStemmer:</w:t>
+      </w:r>
+    </w:p>
+    <w:p>
+      <w:pPr>
+        <w:rPr>
+          <w:sz w:val="24"/>
+          <w:szCs w:val="24"/>
+        </w:rPr>
+      </w:pPr>
+    </w:p>
+    <w:p>
+      <w:pPr>
+        <w:rPr>
+          <w:sz w:val="24"/>
+          <w:szCs w:val="24"/>
+        </w:rPr>
+      </w:pPr>
+      <w:r>
+        <w:rPr>
+          <w:sz w:val="24"/>
+          <w:szCs w:val="24"/>
+        </w:rPr>
+        <w:t xml:space="preserve">SnowBallStemmer reduce palabras a su raíz aplicando reglas sobre sufijos, </w:t>
       </w:r>
       <w:r>
         <w:rPr>
@@ -4201,23 +3732,7 @@
           <w:sz w:val="24"/>
           <w:szCs w:val="24"/>
         </w:rPr>
-        <w:t xml:space="preserve">Sufijo mente. Como no </w:t>
-      </w:r>
-      <w:proofErr w:type="spellStart"/>
-      <w:r>
-        <w:rPr>
-          <w:sz w:val="24"/>
-          <w:szCs w:val="24"/>
-        </w:rPr>
-        <w:t>esta</w:t>
-      </w:r>
-      <w:proofErr w:type="spellEnd"/>
-      <w:r>
-        <w:rPr>
-          <w:sz w:val="24"/>
-          <w:szCs w:val="24"/>
-        </w:rPr>
-        <w:t xml:space="preserve"> en una región valida se borra</w:t>
+        <w:t>Sufijo mente. Como no esta en una región valida se borra</w:t>
       </w:r>
     </w:p>
     <w:p>
@@ -4501,23 +4016,7 @@
           <w:sz w:val="24"/>
           <w:szCs w:val="24"/>
         </w:rPr>
-        <w:t>Puede verse como la palabra “Universidad” fue pasada a “</w:t>
-      </w:r>
-      <w:proofErr w:type="spellStart"/>
-      <w:r>
-        <w:rPr>
-          <w:sz w:val="24"/>
-          <w:szCs w:val="24"/>
-        </w:rPr>
-        <w:t>Univers</w:t>
-      </w:r>
-      <w:proofErr w:type="spellEnd"/>
-      <w:r>
-        <w:rPr>
-          <w:sz w:val="24"/>
-          <w:szCs w:val="24"/>
-        </w:rPr>
-        <w:t xml:space="preserve">”, aplicando las reglas de Stemming de la </w:t>
+        <w:t xml:space="preserve">Puede verse como la palabra “Universidad” fue pasada a “Univers”, aplicando las reglas de Stemming de la </w:t>
       </w:r>
       <w:r>
         <w:rPr>
@@ -4696,23 +4195,7 @@
           <w:sz w:val="24"/>
           <w:szCs w:val="24"/>
         </w:rPr>
-        <w:t xml:space="preserve">La cantidad de tokens sigue igual, pero la cantidad de términos bajo de 30000 a 2000 </w:t>
-      </w:r>
-      <w:proofErr w:type="spellStart"/>
-      <w:r>
-        <w:rPr>
-          <w:sz w:val="24"/>
-          <w:szCs w:val="24"/>
-        </w:rPr>
-        <w:t>aproxidamente</w:t>
-      </w:r>
-      <w:proofErr w:type="spellEnd"/>
-      <w:r>
-        <w:rPr>
-          <w:sz w:val="24"/>
-          <w:szCs w:val="24"/>
-        </w:rPr>
-        <w:t>, un tercio de los términos fueron pasados a su raíz morfológica.</w:t>
+        <w:t>La cantidad de tokens sigue igual, pero la cantidad de términos bajo de 30000 a 2000 aproxidamente, un tercio de los términos fueron pasados a su raíz morfológica.</w:t>
       </w:r>
     </w:p>
     <w:p>
@@ -4907,23 +4390,7 @@
           <w:sz w:val="24"/>
           <w:szCs w:val="24"/>
         </w:rPr>
-        <w:t>Los términos más frecuentes no cambiaron, y los términos menos frecuentes fueron afectados por el stemming, aunque las reglas aplicaras no hicieron que se reduzca drásticamente la palabra. Esto último puede deberse a que estamos tratando con palabras combinas (</w:t>
-      </w:r>
-      <w:proofErr w:type="spellStart"/>
-      <w:r>
-        <w:rPr>
-          <w:sz w:val="24"/>
-          <w:szCs w:val="24"/>
-        </w:rPr>
-        <w:t>españolversion</w:t>
-      </w:r>
-      <w:proofErr w:type="spellEnd"/>
-      <w:r>
-        <w:rPr>
-          <w:sz w:val="24"/>
-          <w:szCs w:val="24"/>
-        </w:rPr>
-        <w:t xml:space="preserve"> por ejemplo, debería de ser tratada por separado, pero aparece junta en uno de los documentos)</w:t>
+        <w:t>Los términos más frecuentes no cambiaron, y los términos menos frecuentes fueron afectados por el stemming, aunque las reglas aplicaras no hicieron que se reduzca drásticamente la palabra. Esto último puede deberse a que estamos tratando con palabras combinas (españolversion por ejemplo, debería de ser tratada por separado, pero aparece junta en uno de los documentos)</w:t>
       </w:r>
     </w:p>
     <w:p>
@@ -5505,39 +4972,7 @@
           <w:sz w:val="24"/>
           <w:szCs w:val="24"/>
         </w:rPr>
-        <w:t xml:space="preserve">Fueron pasados a </w:t>
-      </w:r>
-      <w:proofErr w:type="spellStart"/>
-      <w:r>
-        <w:rPr>
-          <w:sz w:val="24"/>
-          <w:szCs w:val="24"/>
-        </w:rPr>
-        <w:t>Univers</w:t>
-      </w:r>
-      <w:proofErr w:type="spellEnd"/>
-      <w:r>
-        <w:rPr>
-          <w:sz w:val="24"/>
-          <w:szCs w:val="24"/>
-        </w:rPr>
-        <w:t xml:space="preserve">. Ambos </w:t>
-      </w:r>
-      <w:proofErr w:type="spellStart"/>
-      <w:r>
-        <w:rPr>
-          <w:sz w:val="24"/>
-          <w:szCs w:val="24"/>
-        </w:rPr>
-        <w:t>terminos</w:t>
-      </w:r>
-      <w:proofErr w:type="spellEnd"/>
-      <w:r>
-        <w:rPr>
-          <w:sz w:val="24"/>
-          <w:szCs w:val="24"/>
-        </w:rPr>
-        <w:t xml:space="preserve"> no son lo mismo, pero el stemmer lo toma como iguales</w:t>
+        <w:t>Fueron pasados a Univers. Ambos terminos no son lo mismo, pero el stemmer lo toma como iguales</w:t>
       </w:r>
     </w:p>
     <w:p>
@@ -5599,25 +5034,7 @@
           <w:szCs w:val="24"/>
           <w:lang w:val="es-AR"/>
         </w:rPr>
-        <w:t xml:space="preserve">Explicación del funcionamiento </w:t>
-      </w:r>
-      <w:proofErr w:type="spellStart"/>
-      <w:r>
-        <w:rPr>
-          <w:sz w:val="24"/>
-          <w:szCs w:val="24"/>
-          <w:lang w:val="es-AR"/>
-        </w:rPr>
-        <w:t>SnowBallStemmer</w:t>
-      </w:r>
-      <w:proofErr w:type="spellEnd"/>
-      <w:r>
-        <w:rPr>
-          <w:sz w:val="24"/>
-          <w:szCs w:val="24"/>
-          <w:lang w:val="es-AR"/>
-        </w:rPr>
-        <w:t>, junto con ejemplos</w:t>
+        <w:t>Explicación del funcionamiento SnowBallStemmer, junto con ejemplos</w:t>
       </w:r>
     </w:p>
     <w:p>
@@ -5656,18 +5073,8 @@
           <w:szCs w:val="24"/>
           <w:lang w:val="es-AR"/>
         </w:rPr>
-        <w:t xml:space="preserve"> a cabo el análisis, para poder explicar correctamente los problemas del </w:t>
-      </w:r>
-      <w:proofErr w:type="spellStart"/>
-      <w:r>
-        <w:rPr>
-          <w:sz w:val="24"/>
-          <w:szCs w:val="24"/>
-          <w:lang w:val="es-AR"/>
-        </w:rPr>
-        <w:t>stemmer</w:t>
-      </w:r>
-      <w:proofErr w:type="spellEnd"/>
+        <w:t xml:space="preserve"> a cabo el análisis, para poder explicar correctamente los problemas del stemmer</w:t>
+      </w:r>
     </w:p>
     <w:p>
       <w:pPr>
@@ -5722,27 +5129,8 @@
           <w:szCs w:val="24"/>
         </w:rPr>
         <w:lastRenderedPageBreak/>
-        <w:t xml:space="preserve">Sobre la colección </w:t>
-      </w:r>
-      <w:proofErr w:type="spellStart"/>
-      <w:r>
-        <w:rPr>
-          <w:color w:val="F79646" w:themeColor="accent6"/>
-          <w:sz w:val="24"/>
-          <w:szCs w:val="24"/>
-        </w:rPr>
-        <w:t>Vaswani</w:t>
-      </w:r>
-      <w:proofErr w:type="spellEnd"/>
-      <w:r>
-        <w:rPr>
-          <w:color w:val="F79646" w:themeColor="accent6"/>
-          <w:sz w:val="24"/>
-          <w:szCs w:val="24"/>
-        </w:rPr>
-        <w:t xml:space="preserve">, ejecute los </w:t>
-      </w:r>
-      <w:proofErr w:type="spellStart"/>
+        <w:t xml:space="preserve">Sobre la colección Vaswani, ejecute los </w:t>
+      </w:r>
       <w:r>
         <w:rPr>
           <w:i/>
@@ -5753,7 +5141,6 @@
         </w:rPr>
         <w:t>stemmers</w:t>
       </w:r>
-      <w:proofErr w:type="spellEnd"/>
       <w:r>
         <w:rPr>
           <w:color w:val="F79646" w:themeColor="accent6"/>
@@ -5762,7 +5149,6 @@
         </w:rPr>
         <w:t xml:space="preserve"> Porter y Lancaster provistos en el módulo </w:t>
       </w:r>
-      <w:proofErr w:type="spellStart"/>
       <w:r>
         <w:rPr>
           <w:rFonts w:ascii="Courier New" w:eastAsia="Courier New" w:hAnsi="Courier New" w:cs="Courier New"/>
@@ -5772,7 +5158,6 @@
         </w:rPr>
         <w:t>nltk.stem</w:t>
       </w:r>
-      <w:proofErr w:type="spellEnd"/>
       <w:r>
         <w:rPr>
           <w:color w:val="F79646" w:themeColor="accent6"/>
@@ -5838,39 +5223,7 @@
           <w:sz w:val="24"/>
           <w:szCs w:val="24"/>
         </w:rPr>
-        <w:t xml:space="preserve">Corriendo ambos </w:t>
-      </w:r>
-      <w:proofErr w:type="spellStart"/>
-      <w:r>
-        <w:rPr>
-          <w:sz w:val="24"/>
-          <w:szCs w:val="24"/>
-        </w:rPr>
-        <w:t>stemmers</w:t>
-      </w:r>
-      <w:proofErr w:type="spellEnd"/>
-      <w:r>
-        <w:rPr>
-          <w:sz w:val="24"/>
-          <w:szCs w:val="24"/>
-        </w:rPr>
-        <w:t xml:space="preserve"> sobre la colección </w:t>
-      </w:r>
-      <w:proofErr w:type="spellStart"/>
-      <w:r>
-        <w:rPr>
-          <w:sz w:val="24"/>
-          <w:szCs w:val="24"/>
-        </w:rPr>
-        <w:t>Vaswani</w:t>
-      </w:r>
-      <w:proofErr w:type="spellEnd"/>
-      <w:r>
-        <w:rPr>
-          <w:sz w:val="24"/>
-          <w:szCs w:val="24"/>
-        </w:rPr>
-        <w:t>, se obtuvieron los siguientes resultados.</w:t>
+        <w:t>Corriendo ambos stemmers sobre la colección Vaswani, se obtuvieron los siguientes resultados.</w:t>
       </w:r>
     </w:p>
     <w:p>
@@ -6170,7 +5523,6 @@
         </w:rPr>
         <w:t xml:space="preserve">Compare los resultados contra el módulo Python </w:t>
       </w:r>
-      <w:proofErr w:type="spellStart"/>
       <w:r>
         <w:rPr>
           <w:rFonts w:ascii="Courier New" w:eastAsia="Courier New" w:hAnsi="Courier New" w:cs="Courier New"/>
@@ -6180,7 +5532,6 @@
         </w:rPr>
         <w:t>langdetect</w:t>
       </w:r>
-      <w:proofErr w:type="spellEnd"/>
       <w:r>
         <w:rPr>
           <w:color w:val="F79646" w:themeColor="accent6"/>
@@ -6248,23 +5599,7 @@
           <w:sz w:val="24"/>
           <w:szCs w:val="24"/>
         </w:rPr>
-        <w:t xml:space="preserve">Utilizando la librería </w:t>
-      </w:r>
-      <w:proofErr w:type="spellStart"/>
-      <w:r>
-        <w:rPr>
-          <w:sz w:val="24"/>
-          <w:szCs w:val="24"/>
-        </w:rPr>
-        <w:t>langdetect</w:t>
-      </w:r>
-      <w:proofErr w:type="spellEnd"/>
-      <w:r>
-        <w:rPr>
-          <w:sz w:val="24"/>
-          <w:szCs w:val="24"/>
-        </w:rPr>
-        <w:t>, realiza la identificación de idiomas</w:t>
+        <w:t>Utilizando la librería langdetect, realiza la identificación de idiomas</w:t>
       </w:r>
     </w:p>
     <w:p>
@@ -6362,17 +5697,8 @@
           <w:sz w:val="24"/>
           <w:szCs w:val="24"/>
         </w:rPr>
-        <w:t xml:space="preserve">Ambos métodos se compararon con la solución provista y el resultado en </w:t>
-      </w:r>
-      <w:proofErr w:type="spellStart"/>
-      <w:r>
-        <w:rPr>
-          <w:sz w:val="24"/>
-          <w:szCs w:val="24"/>
-        </w:rPr>
-        <w:t>langdetect</w:t>
-      </w:r>
-      <w:proofErr w:type="spellEnd"/>
+        <w:t>Ambos métodos se compararon con la solución provista y el resultado en langdetect</w:t>
+      </w:r>
     </w:p>
     <w:p>
       <w:pPr>
@@ -6733,7 +6059,6 @@
         <w:lastRenderedPageBreak/>
         <w:t xml:space="preserve">En este ejercicio se propone verificar la predicción de ley de Zipf. Para ello, descargue desde Project Gutenberg el texto del Quijote de Cervantes y escriba un programa que extraiga los términos y calcule sus frecuencias (el programa debe generar la lista ordenada por frecuencia descendente). Calcule la curva de ajuste utilizando la función </w:t>
       </w:r>
-      <w:proofErr w:type="spellStart"/>
       <w:r>
         <w:rPr>
           <w:i/>
@@ -6744,32 +6069,13 @@
         </w:rPr>
         <w:t>Polyfit</w:t>
       </w:r>
-      <w:proofErr w:type="spellEnd"/>
-      <w:r>
-        <w:rPr>
-          <w:color w:val="F79646" w:themeColor="accent6"/>
-          <w:sz w:val="24"/>
-          <w:szCs w:val="24"/>
-        </w:rPr>
-        <w:t xml:space="preserve"> del módulo </w:t>
-      </w:r>
-      <w:proofErr w:type="spellStart"/>
-      <w:r>
-        <w:rPr>
-          <w:color w:val="F79646" w:themeColor="accent6"/>
-          <w:sz w:val="24"/>
-          <w:szCs w:val="24"/>
-        </w:rPr>
-        <w:t>NumPy</w:t>
-      </w:r>
-      <w:proofErr w:type="spellEnd"/>
-      <w:r>
-        <w:rPr>
-          <w:color w:val="F79646" w:themeColor="accent6"/>
-          <w:sz w:val="24"/>
-          <w:szCs w:val="24"/>
-        </w:rPr>
-        <w:t xml:space="preserve">. Con los datos crudos y los estimados grafique en la notebook ambas distribuciones (haga 2 gráficos, uno en escala lineal y otro en log-log). ¿Cómo se comporta la predicción? ¿Qué conclusiones puede obtener? </w:t>
+      <w:r>
+        <w:rPr>
+          <w:color w:val="F79646" w:themeColor="accent6"/>
+          <w:sz w:val="24"/>
+          <w:szCs w:val="24"/>
+        </w:rPr>
+        <w:t xml:space="preserve"> del módulo NumPy. Con los datos crudos y los estimados grafique en la notebook ambas distribuciones (haga 2 gráficos, uno en escala lineal y otro en log-log). ¿Cómo se comporta la predicción? ¿Qué conclusiones puede obtener? </w:t>
       </w:r>
     </w:p>
     <w:p>
@@ -8178,23 +7484,7 @@
           <w:sz w:val="24"/>
           <w:szCs w:val="24"/>
         </w:rPr>
-        <w:t xml:space="preserve">En base a esto último, es necesario analizar el </w:t>
-      </w:r>
-      <w:proofErr w:type="spellStart"/>
-      <w:r>
-        <w:rPr>
-          <w:sz w:val="24"/>
-          <w:szCs w:val="24"/>
-        </w:rPr>
-        <w:t>trade</w:t>
-      </w:r>
-      <w:proofErr w:type="spellEnd"/>
-      <w:r>
-        <w:rPr>
-          <w:sz w:val="24"/>
-          <w:szCs w:val="24"/>
-        </w:rPr>
-        <w:t>-off entre la poda del vocabulario por frecuencia, ya que esta puede mejorar la eficiencia y reducir el ruido, pero afectar la recuperación de la información eliminando términos relevantes en la obra.</w:t>
+        <w:t>En base a esto último, es necesario analizar el trade-off entre la poda del vocabulario por frecuencia, ya que esta puede mejorar la eficiencia y reducir el ruido, pero afectar la recuperación de la información eliminando términos relevantes en la obra.</w:t>
       </w:r>
     </w:p>
     <w:p>
@@ -8247,25 +7537,7 @@
           <w:szCs w:val="24"/>
         </w:rPr>
         <w:lastRenderedPageBreak/>
-        <w:t xml:space="preserve">Codifique un script que reciba como parámetro el nombre de un archivo de texto, </w:t>
-      </w:r>
-      <w:proofErr w:type="spellStart"/>
-      <w:r>
-        <w:rPr>
-          <w:color w:val="F79646" w:themeColor="accent6"/>
-          <w:sz w:val="24"/>
-          <w:szCs w:val="24"/>
-        </w:rPr>
-        <w:t>tokenize</w:t>
-      </w:r>
-      <w:proofErr w:type="spellEnd"/>
-      <w:r>
-        <w:rPr>
-          <w:color w:val="F79646" w:themeColor="accent6"/>
-          <w:sz w:val="24"/>
-          <w:szCs w:val="24"/>
-        </w:rPr>
-        <w:t xml:space="preserve"> y calcule y escriba a un archivo los pares (</w:t>
+        <w:t>Codifique un script que reciba como parámetro el nombre de un archivo de texto, tokenize y calcule y escriba a un archivo los pares (</w:t>
       </w:r>
       <w:r>
         <w:rPr>
@@ -8282,35 +7554,22 @@
           <w:sz w:val="24"/>
           <w:szCs w:val="24"/>
         </w:rPr>
-        <w:t xml:space="preserve">). Verifique en qué medida satisface la ley de </w:t>
-      </w:r>
-      <w:proofErr w:type="spellStart"/>
-      <w:r>
-        <w:rPr>
-          <w:color w:val="F79646" w:themeColor="accent6"/>
-          <w:sz w:val="24"/>
-          <w:szCs w:val="24"/>
-        </w:rPr>
-        <w:t>Heaps</w:t>
-      </w:r>
-      <w:proofErr w:type="spellEnd"/>
-      <w:r>
-        <w:rPr>
-          <w:color w:val="F79646" w:themeColor="accent6"/>
-          <w:sz w:val="24"/>
-          <w:szCs w:val="24"/>
-        </w:rPr>
-        <w:t>. Grafique en la notebook los ajustes variando los parámetros de la expresión. Puede inicialmente probar con los archivos de los puntos anteriores.</w:t>
-      </w:r>
-    </w:p>
-    <w:p>
-      <w:pPr>
-        <w:jc w:val="both"/>
-        <w:rPr>
-          <w:sz w:val="24"/>
-          <w:szCs w:val="24"/>
-        </w:rPr>
-      </w:pPr>
+        <w:t>). Verifique en qué medida satisface la ley de Heaps. Grafique en la notebook los ajustes variando los parámetros de la expresión. Puede inicialmente probar con los archivos de los puntos anteriores.</w:t>
+      </w:r>
+    </w:p>
+    <w:p>
+      <w:pPr>
+        <w:jc w:val="both"/>
+        <w:rPr>
+          <w:sz w:val="24"/>
+          <w:szCs w:val="24"/>
+        </w:rPr>
+      </w:pPr>
+    </w:p>
+    <w:p>
+      <w:r>
+        <w:t>Utilizando como archivo de texto nuevamente el Quijote de Cervantes, pero realizo la construcción de los siguientes gráficos a través de los pares terminos totales – terminos unicos</w:t>
+      </w:r>
     </w:p>
     <w:p>
       <w:pPr>
@@ -8320,6 +7579,175 @@
         </w:rPr>
       </w:pPr>
     </w:p>
+    <w:p>
+      <w:pPr>
+        <w:rPr>
+          <w:b/>
+          <w:bCs/>
+        </w:rPr>
+      </w:pPr>
+      <w:r>
+        <w:rPr>
+          <w:b/>
+          <w:bCs/>
+        </w:rPr>
+        <w:t>Gráficos lineales y log-log para la ley de Heaps</w:t>
+      </w:r>
+    </w:p>
+    <w:p>
+      <w:pPr>
+        <w:rPr>
+          <w:b/>
+          <w:bCs/>
+        </w:rPr>
+      </w:pPr>
+    </w:p>
+    <w:p>
+      <w:pPr>
+        <w:jc w:val="center"/>
+      </w:pPr>
+      <w:r>
+        <w:drawing>
+          <wp:inline distT="0" distB="0" distL="0" distR="0" wp14:anchorId="67A2939B" wp14:editId="4B716E28">
+            <wp:extent cx="2590800" cy="1938839"/>
+            <wp:effectExtent l="0" t="0" r="0" b="4445"/>
+            <wp:docPr id="34" name="Imagen 34"/>
+            <wp:cNvGraphicFramePr>
+              <a:graphicFrameLocks xmlns:a="http://schemas.openxmlformats.org/drawingml/2006/main" noChangeAspect="1"/>
+            </wp:cNvGraphicFramePr>
+            <a:graphic xmlns:a="http://schemas.openxmlformats.org/drawingml/2006/main">
+              <a:graphicData uri="http://schemas.openxmlformats.org/drawingml/2006/picture">
+                <pic:pic xmlns:pic="http://schemas.openxmlformats.org/drawingml/2006/picture">
+                  <pic:nvPicPr>
+                    <pic:cNvPr id="1" name=""/>
+                    <pic:cNvPicPr/>
+                  </pic:nvPicPr>
+                  <pic:blipFill>
+                    <a:blip r:embed="rId39"/>
+                    <a:stretch>
+                      <a:fillRect/>
+                    </a:stretch>
+                  </pic:blipFill>
+                  <pic:spPr>
+                    <a:xfrm>
+                      <a:off x="0" y="0"/>
+                      <a:ext cx="2602366" cy="1947495"/>
+                    </a:xfrm>
+                    <a:prstGeom prst="rect">
+                      <a:avLst/>
+                    </a:prstGeom>
+                  </pic:spPr>
+                </pic:pic>
+              </a:graphicData>
+            </a:graphic>
+          </wp:inline>
+        </w:drawing>
+      </w:r>
+      <w:r>
+        <w:drawing>
+          <wp:inline distT="0" distB="0" distL="0" distR="0" wp14:anchorId="4F6BD24C" wp14:editId="51D27E96">
+            <wp:extent cx="2381250" cy="1917532"/>
+            <wp:effectExtent l="0" t="0" r="0" b="6985"/>
+            <wp:docPr id="35" name="Imagen 35"/>
+            <wp:cNvGraphicFramePr>
+              <a:graphicFrameLocks xmlns:a="http://schemas.openxmlformats.org/drawingml/2006/main" noChangeAspect="1"/>
+            </wp:cNvGraphicFramePr>
+            <a:graphic xmlns:a="http://schemas.openxmlformats.org/drawingml/2006/main">
+              <a:graphicData uri="http://schemas.openxmlformats.org/drawingml/2006/picture">
+                <pic:pic xmlns:pic="http://schemas.openxmlformats.org/drawingml/2006/picture">
+                  <pic:nvPicPr>
+                    <pic:cNvPr id="1" name=""/>
+                    <pic:cNvPicPr/>
+                  </pic:nvPicPr>
+                  <pic:blipFill>
+                    <a:blip r:embed="rId40"/>
+                    <a:stretch>
+                      <a:fillRect/>
+                    </a:stretch>
+                  </pic:blipFill>
+                  <pic:spPr>
+                    <a:xfrm>
+                      <a:off x="0" y="0"/>
+                      <a:ext cx="2401322" cy="1933695"/>
+                    </a:xfrm>
+                    <a:prstGeom prst="rect">
+                      <a:avLst/>
+                    </a:prstGeom>
+                  </pic:spPr>
+                </pic:pic>
+              </a:graphicData>
+            </a:graphic>
+          </wp:inline>
+        </w:drawing>
+      </w:r>
+    </w:p>
+    <w:p>
+      <w:r>
+        <w:t xml:space="preserve">Como puede verse en la escala lineal, a medida que crece el corpus, se incrementa el numero de términos al principio, pero luego se hace mas lento. Esto nos indica a la velocidad que crece el vocabulario, donde la aparición de términos nuevos se vuelve logarítmico en cierto punto, hasta llegar a un punto casi asintótico. </w:t>
+      </w:r>
+    </w:p>
+    <w:p/>
+    <w:p>
+      <w:pPr>
+        <w:jc w:val="center"/>
+      </w:pPr>
+      <w:r>
+        <w:drawing>
+          <wp:inline distT="0" distB="0" distL="0" distR="0" wp14:anchorId="5C2C0DA1" wp14:editId="3A40AD03">
+            <wp:extent cx="2749229" cy="2057400"/>
+            <wp:effectExtent l="0" t="0" r="0" b="0"/>
+            <wp:docPr id="36" name="Imagen 36"/>
+            <wp:cNvGraphicFramePr>
+              <a:graphicFrameLocks xmlns:a="http://schemas.openxmlformats.org/drawingml/2006/main" noChangeAspect="1"/>
+            </wp:cNvGraphicFramePr>
+            <a:graphic xmlns:a="http://schemas.openxmlformats.org/drawingml/2006/main">
+              <a:graphicData uri="http://schemas.openxmlformats.org/drawingml/2006/picture">
+                <pic:pic xmlns:pic="http://schemas.openxmlformats.org/drawingml/2006/picture">
+                  <pic:nvPicPr>
+                    <pic:cNvPr id="1" name=""/>
+                    <pic:cNvPicPr/>
+                  </pic:nvPicPr>
+                  <pic:blipFill>
+                    <a:blip r:embed="rId41"/>
+                    <a:stretch>
+                      <a:fillRect/>
+                    </a:stretch>
+                  </pic:blipFill>
+                  <pic:spPr>
+                    <a:xfrm>
+                      <a:off x="0" y="0"/>
+                      <a:ext cx="2752547" cy="2059883"/>
+                    </a:xfrm>
+                    <a:prstGeom prst="rect">
+                      <a:avLst/>
+                    </a:prstGeom>
+                  </pic:spPr>
+                </pic:pic>
+              </a:graphicData>
+            </a:graphic>
+          </wp:inline>
+        </w:drawing>
+      </w:r>
+    </w:p>
+    <w:p/>
+    <w:p>
+      <w:r>
+        <w:t xml:space="preserve">En este caso, el valor de B es 0,63 </w:t>
+      </w:r>
+      <w:r>
+        <w:t xml:space="preserve">(rango 0.4 a 0.6 valido para verificar la ley de hops) </w:t>
+      </w:r>
+      <w:r>
+        <w:t>aproximadamente, indicando que el texto es mas diverso en cuanto a vocabulario, provocando que la curva no se vuelva asintótica con tanta rapidez.</w:t>
+      </w:r>
+      <w:r>
+        <w:t xml:space="preserve"> La elección del archivo del texto fue condicionante en este caso, ya que la obra es rico en vocabulario.</w:t>
+      </w:r>
+      <w:r>
+        <w:t xml:space="preserve"> Comparado con Bs más chicos, donde se vuelve asintótica rápidamente, ya que es mas repetitivo.</w:t>
+      </w:r>
+    </w:p>
+    <w:p/>
     <w:p>
       <w:pPr>
         <w:rPr>
@@ -8360,15 +7788,7 @@
         </w:rPr>
       </w:pPr>
       <w:r>
-        <w:t xml:space="preserve">[1] Ricardo Baeza-Yates and </w:t>
-      </w:r>
-      <w:proofErr w:type="spellStart"/>
-      <w:r>
-        <w:t>Berthier</w:t>
-      </w:r>
-      <w:proofErr w:type="spellEnd"/>
-      <w:r>
-        <w:t xml:space="preserve"> Ribeiro-Neto. </w:t>
+        <w:t xml:space="preserve">[1] Ricardo Baeza-Yates and Berthier Ribeiro-Neto. </w:t>
       </w:r>
       <w:r>
         <w:rPr>
@@ -8397,58 +7817,74 @@
         <w:rPr>
           <w:lang w:val="en-US"/>
         </w:rPr>
-        <w:t xml:space="preserve">[2] Gregory </w:t>
-      </w:r>
-      <w:proofErr w:type="spellStart"/>
-      <w:r>
+        <w:t>[2] Gregory Grefenstette and Pasi Tapanainen. What is a word, what is a sentence? problems of tokenization. In Rank Xerox Research Centre, pages 79–87, 1994.</w:t>
+      </w:r>
+    </w:p>
+    <w:p>
+      <w:pPr>
+        <w:jc w:val="both"/>
         <w:rPr>
           <w:lang w:val="en-US"/>
         </w:rPr>
-        <w:t>Grefenstette</w:t>
-      </w:r>
-      <w:proofErr w:type="spellEnd"/>
-      <w:r>
+      </w:pPr>
+    </w:p>
+    <w:p>
+      <w:pPr>
+        <w:jc w:val="both"/>
         <w:rPr>
           <w:lang w:val="en-US"/>
         </w:rPr>
-        <w:t xml:space="preserve"> and </w:t>
-      </w:r>
-      <w:proofErr w:type="spellStart"/>
+      </w:pPr>
       <w:r>
         <w:rPr>
           <w:lang w:val="en-US"/>
         </w:rPr>
-        <w:t>Pasi</w:t>
-      </w:r>
-      <w:proofErr w:type="spellEnd"/>
-      <w:r>
+        <w:t>[3] Le Quan Ha, Darryl Stewart, Philip Hanna, and F Smith. Zipf and type-token rules for the english, spanish, irish and latin languages. Web Journal of Formal, Computational and Cognitive Linguistics, 1 (8):1–12, 1 2006.</w:t>
+      </w:r>
+    </w:p>
+    <w:p>
+      <w:pPr>
+        <w:jc w:val="both"/>
         <w:rPr>
           <w:lang w:val="en-US"/>
         </w:rPr>
-        <w:t xml:space="preserve"> </w:t>
-      </w:r>
-      <w:proofErr w:type="spellStart"/>
+      </w:pPr>
+    </w:p>
+    <w:p>
+      <w:pPr>
+        <w:jc w:val="both"/>
+      </w:pPr>
       <w:r>
         <w:rPr>
           <w:lang w:val="en-US"/>
         </w:rPr>
-        <w:t>Tapanainen</w:t>
-      </w:r>
-      <w:proofErr w:type="spellEnd"/>
-      <w:r>
+        <w:t xml:space="preserve">[4] Christopher D. Manning, Prabhakar Raghavan, and Hinrich Sch ̈utze. Introduction to Information Retrieval. Cambridge University Press, New York, NY, USA, 2008. </w:t>
+      </w:r>
+      <w:r>
+        <w:t xml:space="preserve">Cap.6. </w:t>
+      </w:r>
+    </w:p>
+    <w:p>
+      <w:pPr>
+        <w:jc w:val="both"/>
+      </w:pPr>
+    </w:p>
+    <w:p>
+      <w:pPr>
+        <w:jc w:val="both"/>
         <w:rPr>
           <w:lang w:val="en-US"/>
         </w:rPr>
-        <w:t>. What is a word, what is a sentence? problems of tokenization. In Rank Xerox Research Centre, pages 79–87, 1994.</w:t>
-      </w:r>
-    </w:p>
-    <w:p>
-      <w:pPr>
-        <w:jc w:val="both"/>
+      </w:pPr>
+      <w:r>
+        <w:t xml:space="preserve">[5] Gabriel Tolosa, Fernando Bordignon. Introducción a la Recuperación de Información. Conceptos, modelos y algoritmos básicos. Laboratorio de Redes de Datos. </w:t>
+      </w:r>
+      <w:r>
         <w:rPr>
           <w:lang w:val="en-US"/>
         </w:rPr>
-      </w:pPr>
+        <w:t>UNLu, 2005. Cap. 3.</w:t>
+      </w:r>
     </w:p>
     <w:p>
       <w:pPr>
@@ -8457,200 +7893,23 @@
           <w:lang w:val="en-US"/>
         </w:rPr>
       </w:pPr>
+    </w:p>
+    <w:p>
+      <w:pPr>
+        <w:jc w:val="both"/>
+      </w:pPr>
       <w:r>
         <w:rPr>
           <w:lang w:val="en-US"/>
         </w:rPr>
-        <w:t xml:space="preserve">[3] Le Quan Ha, Darryl Stewart, Philip Hanna, and F Smith. </w:t>
-      </w:r>
-      <w:proofErr w:type="spellStart"/>
-      <w:r>
-        <w:rPr>
-          <w:lang w:val="en-US"/>
-        </w:rPr>
-        <w:t>Zipf</w:t>
-      </w:r>
-      <w:proofErr w:type="spellEnd"/>
-      <w:r>
-        <w:rPr>
-          <w:lang w:val="en-US"/>
-        </w:rPr>
-        <w:t xml:space="preserve"> and type-token rules for the </w:t>
-      </w:r>
-      <w:proofErr w:type="spellStart"/>
-      <w:r>
-        <w:rPr>
-          <w:lang w:val="en-US"/>
-        </w:rPr>
-        <w:t>english</w:t>
-      </w:r>
-      <w:proofErr w:type="spellEnd"/>
-      <w:r>
-        <w:rPr>
-          <w:lang w:val="en-US"/>
-        </w:rPr>
-        <w:t xml:space="preserve">, </w:t>
-      </w:r>
-      <w:proofErr w:type="spellStart"/>
-      <w:r>
-        <w:rPr>
-          <w:lang w:val="en-US"/>
-        </w:rPr>
-        <w:t>spanish</w:t>
-      </w:r>
-      <w:proofErr w:type="spellEnd"/>
-      <w:r>
-        <w:rPr>
-          <w:lang w:val="en-US"/>
-        </w:rPr>
-        <w:t xml:space="preserve">, </w:t>
-      </w:r>
-      <w:proofErr w:type="spellStart"/>
-      <w:r>
-        <w:rPr>
-          <w:lang w:val="en-US"/>
-        </w:rPr>
-        <w:t>irish</w:t>
-      </w:r>
-      <w:proofErr w:type="spellEnd"/>
-      <w:r>
-        <w:rPr>
-          <w:lang w:val="en-US"/>
-        </w:rPr>
-        <w:t xml:space="preserve"> and </w:t>
-      </w:r>
-      <w:proofErr w:type="spellStart"/>
-      <w:r>
-        <w:rPr>
-          <w:lang w:val="en-US"/>
-        </w:rPr>
-        <w:t>latin</w:t>
-      </w:r>
-      <w:proofErr w:type="spellEnd"/>
-      <w:r>
-        <w:rPr>
-          <w:lang w:val="en-US"/>
-        </w:rPr>
-        <w:t xml:space="preserve"> languages. Web Journal of Formal, Computational and Cognitive Linguistics, 1 (8):1–12, 1 2006.</w:t>
-      </w:r>
-    </w:p>
-    <w:p>
-      <w:pPr>
-        <w:jc w:val="both"/>
-        <w:rPr>
-          <w:lang w:val="en-US"/>
-        </w:rPr>
-      </w:pPr>
-    </w:p>
-    <w:p>
-      <w:pPr>
-        <w:jc w:val="both"/>
-      </w:pPr>
-      <w:r>
-        <w:rPr>
-          <w:lang w:val="en-US"/>
-        </w:rPr>
-        <w:t>[4] Christopher D. Manning, Prabhakar Raghavan, and Hinrich Sch ̈</w:t>
-      </w:r>
-      <w:proofErr w:type="spellStart"/>
-      <w:r>
-        <w:rPr>
-          <w:lang w:val="en-US"/>
-        </w:rPr>
-        <w:t>utze</w:t>
-      </w:r>
-      <w:proofErr w:type="spellEnd"/>
-      <w:r>
-        <w:rPr>
-          <w:lang w:val="en-US"/>
-        </w:rPr>
-        <w:t xml:space="preserve">. Introduction to Information Retrieval. Cambridge University Press, New York, NY, USA, 2008. </w:t>
-      </w:r>
-      <w:r>
-        <w:t xml:space="preserve">Cap.6. </w:t>
-      </w:r>
-    </w:p>
-    <w:p>
-      <w:pPr>
-        <w:jc w:val="both"/>
-      </w:pPr>
-    </w:p>
-    <w:p>
-      <w:pPr>
-        <w:jc w:val="both"/>
-        <w:rPr>
-          <w:lang w:val="en-US"/>
-        </w:rPr>
-      </w:pPr>
-      <w:r>
-        <w:t xml:space="preserve">[5] Gabriel Tolosa, Fernando </w:t>
-      </w:r>
-      <w:proofErr w:type="spellStart"/>
-      <w:r>
-        <w:t>Bordignon</w:t>
-      </w:r>
-      <w:proofErr w:type="spellEnd"/>
-      <w:r>
-        <w:t xml:space="preserve">. Introducción a la Recuperación de Información. Conceptos, modelos y algoritmos básicos. Laboratorio de Redes de Datos. </w:t>
-      </w:r>
-      <w:proofErr w:type="spellStart"/>
-      <w:r>
-        <w:rPr>
-          <w:lang w:val="en-US"/>
-        </w:rPr>
-        <w:t>UNLu</w:t>
-      </w:r>
-      <w:proofErr w:type="spellEnd"/>
-      <w:r>
-        <w:rPr>
-          <w:lang w:val="en-US"/>
-        </w:rPr>
-        <w:t>, 2005. Cap. 3.</w:t>
-      </w:r>
-    </w:p>
-    <w:p>
-      <w:pPr>
-        <w:jc w:val="both"/>
-        <w:rPr>
-          <w:lang w:val="en-US"/>
-        </w:rPr>
-      </w:pPr>
-    </w:p>
-    <w:p>
-      <w:pPr>
-        <w:jc w:val="both"/>
-      </w:pPr>
-      <w:r>
-        <w:rPr>
-          <w:lang w:val="en-US"/>
-        </w:rPr>
-        <w:t xml:space="preserve">[6] Daniel </w:t>
-      </w:r>
-      <w:proofErr w:type="spellStart"/>
-      <w:r>
-        <w:rPr>
-          <w:lang w:val="en-US"/>
-        </w:rPr>
-        <w:t>Jurafsky</w:t>
-      </w:r>
-      <w:proofErr w:type="spellEnd"/>
-      <w:r>
-        <w:rPr>
-          <w:lang w:val="en-US"/>
-        </w:rPr>
-        <w:t xml:space="preserve"> &amp; James H. Martin. Speech and Language Processing. </w:t>
-      </w:r>
-      <w:proofErr w:type="spellStart"/>
-      <w:r>
-        <w:t>January</w:t>
-      </w:r>
-      <w:proofErr w:type="spellEnd"/>
-      <w:r>
-        <w:t xml:space="preserve"> 6, 2026. Cap. 2.</w:t>
+        <w:t xml:space="preserve">[6] Daniel Jurafsky &amp; James H. Martin. Speech and Language Processing. </w:t>
+      </w:r>
+      <w:r>
+        <w:t>January 6, 2026. Cap. 2.</w:t>
       </w:r>
     </w:p>
     <w:sectPr>
-      <w:headerReference w:type="default" r:id="rId39"/>
+      <w:headerReference w:type="default" r:id="rId42"/>
       <w:pgSz w:w="11906" w:h="16838"/>
       <w:pgMar w:top="1133" w:right="1133" w:bottom="1133" w:left="1133" w:header="850" w:footer="850" w:gutter="0"/>
       <w:pgNumType w:start="1"/>

--- a/TP1/2026_RI_TP1_Análisis de Texto.docx
+++ b/TP1/2026_RI_TP1_Análisis de Texto.docx
@@ -440,7 +440,77 @@
           <w:sz w:val="24"/>
           <w:szCs w:val="24"/>
         </w:rPr>
-        <w:t>En ejercicios donde no se indica el pasaje del directorio donde se encuentran los documentos como parámetro (por ejemplo, el EJ1), este toma por defecto la carpeta indicada con el nombre de la colección que se solicito analizar para ese ejercicio.</w:t>
+        <w:t xml:space="preserve">En ejercicios donde no se indica el pasaje del directorio donde se encuentran los documentos como parámetro (por ejemplo, el EJ1), este toma por defecto la carpeta indicada con el nombre de la colección que se </w:t>
+      </w:r>
+      <w:r>
+        <w:rPr>
+          <w:sz w:val="24"/>
+          <w:szCs w:val="24"/>
+        </w:rPr>
+        <w:t>solicitó</w:t>
+      </w:r>
+      <w:r>
+        <w:rPr>
+          <w:sz w:val="24"/>
+          <w:szCs w:val="24"/>
+        </w:rPr>
+        <w:t xml:space="preserve"> analizar para ese ejercicio.</w:t>
+      </w:r>
+    </w:p>
+    <w:p>
+      <w:pPr>
+        <w:jc w:val="both"/>
+        <w:rPr>
+          <w:sz w:val="24"/>
+          <w:szCs w:val="24"/>
+        </w:rPr>
+      </w:pPr>
+    </w:p>
+    <w:p>
+      <w:pPr>
+        <w:jc w:val="both"/>
+        <w:rPr>
+          <w:b/>
+          <w:bCs/>
+          <w:sz w:val="24"/>
+          <w:szCs w:val="24"/>
+        </w:rPr>
+      </w:pPr>
+      <w:r>
+        <w:rPr>
+          <w:b/>
+          <w:bCs/>
+          <w:sz w:val="24"/>
+          <w:szCs w:val="24"/>
+        </w:rPr>
+        <w:t>Herramienta de IA</w:t>
+      </w:r>
+    </w:p>
+    <w:p>
+      <w:pPr>
+        <w:jc w:val="both"/>
+        <w:rPr>
+          <w:b/>
+          <w:bCs/>
+          <w:sz w:val="24"/>
+          <w:szCs w:val="24"/>
+        </w:rPr>
+      </w:pPr>
+    </w:p>
+    <w:p>
+      <w:pPr>
+        <w:jc w:val="both"/>
+        <w:rPr>
+          <w:sz w:val="24"/>
+          <w:szCs w:val="24"/>
+        </w:rPr>
+      </w:pPr>
+      <w:r>
+        <w:rPr>
+          <w:sz w:val="24"/>
+          <w:szCs w:val="24"/>
+        </w:rPr>
+        <w:t xml:space="preserve">El modelo de lenguaje de inteligencia artificial utilizado para el trabajo fue ChatGPT </w:t>
       </w:r>
     </w:p>
     <w:p>
@@ -1220,7 +1290,23 @@
           <w:szCs w:val="24"/>
           <w:lang w:val="es-AR"/>
         </w:rPr>
-        <w:t>Obtención de un lexema para la eliminación de símbolos dentro del texto</w:t>
+        <w:t>Obtención de un</w:t>
+      </w:r>
+      <w:r>
+        <w:rPr>
+          <w:sz w:val="24"/>
+          <w:szCs w:val="24"/>
+          <w:lang w:val="es-AR"/>
+        </w:rPr>
+        <w:t>a expresión regular par</w:t>
+      </w:r>
+      <w:r>
+        <w:rPr>
+          <w:sz w:val="24"/>
+          <w:szCs w:val="24"/>
+          <w:lang w:val="es-AR"/>
+        </w:rPr>
+        <w:t>a la eliminación de símbolos dentro del texto</w:t>
       </w:r>
     </w:p>
     <w:p>
@@ -2356,7 +2442,21 @@
           <w:sz w:val="24"/>
           <w:szCs w:val="24"/>
         </w:rPr>
-        <w:t>Al estar ordenado los términos por su frecuencia, podemos identificar la presencia de stopwords o palabras vacías como mas frecuentes dentro de todos los documentos.</w:t>
+        <w:t xml:space="preserve">Al estar ordenado los términos por su frecuencia, podemos identificar la presencia de stopwords o palabras vacías como </w:t>
+      </w:r>
+      <w:r>
+        <w:rPr>
+          <w:sz w:val="24"/>
+          <w:szCs w:val="24"/>
+        </w:rPr>
+        <w:t>más</w:t>
+      </w:r>
+      <w:r>
+        <w:rPr>
+          <w:sz w:val="24"/>
+          <w:szCs w:val="24"/>
+        </w:rPr>
+        <w:t xml:space="preserve"> frecuentes dentro de todos los documentos.</w:t>
       </w:r>
     </w:p>
     <w:p>
@@ -2736,7 +2836,21 @@
           <w:sz w:val="24"/>
           <w:szCs w:val="24"/>
         </w:rPr>
-        <w:t>Analizando los 10 primeros términos mas frecuentes, puede verse como son todas stopwords que, si se quiere llevar a cabo un correcto análisis, deben ser eliminadas mediante un correcto archivo pasado como parámetro.</w:t>
+        <w:t xml:space="preserve">Analizando los 10 primeros términos </w:t>
+      </w:r>
+      <w:r>
+        <w:rPr>
+          <w:sz w:val="24"/>
+          <w:szCs w:val="24"/>
+        </w:rPr>
+        <w:t>más</w:t>
+      </w:r>
+      <w:r>
+        <w:rPr>
+          <w:sz w:val="24"/>
+          <w:szCs w:val="24"/>
+        </w:rPr>
+        <w:t xml:space="preserve"> frecuentes, puede verse como son todas stopwords que, si se quiere llevar a cabo un correcto análisis, deben ser eliminadas mediante un correcto archivo pasado como parámetro.</w:t>
       </w:r>
     </w:p>
     <w:p>
@@ -3086,7 +3200,21 @@
           <w:sz w:val="24"/>
           <w:szCs w:val="24"/>
         </w:rPr>
-        <w:t xml:space="preserve">En base a los criterios del articulo de Grefenstette y Tapanainen, se </w:t>
+        <w:t xml:space="preserve">En base a los criterios del </w:t>
+      </w:r>
+      <w:r>
+        <w:rPr>
+          <w:sz w:val="24"/>
+          <w:szCs w:val="24"/>
+        </w:rPr>
+        <w:t>artículo</w:t>
+      </w:r>
+      <w:r>
+        <w:rPr>
+          <w:sz w:val="24"/>
+          <w:szCs w:val="24"/>
+        </w:rPr>
+        <w:t xml:space="preserve"> de Grefenstette y Tapanainen, se </w:t>
       </w:r>
       <w:r>
         <w:rPr>
@@ -3114,6 +3242,7 @@
       </w:pPr>
       <w:r>
         <w:rPr>
+          <w:noProof/>
           <w:color w:val="F79646" w:themeColor="accent6"/>
           <w:sz w:val="24"/>
           <w:szCs w:val="24"/>
@@ -3174,7 +3303,21 @@
           <w:sz w:val="24"/>
           <w:szCs w:val="24"/>
         </w:rPr>
-        <w:t>El nuevo tokenizer ahora permite emails, abreviaturas, urls, números y nombres propios. Fue necesaria la construcción de una lista de tuplas para cada token especifico, vinculándole la expresión regular que mas se adecua a ese término.</w:t>
+        <w:t xml:space="preserve">El nuevo tokenizer ahora permite emails, abreviaturas, urls, números y nombres propios. Fue necesaria la construcción de una lista de tuplas para cada token especifico, vinculándole la expresión regular que </w:t>
+      </w:r>
+      <w:r>
+        <w:rPr>
+          <w:sz w:val="24"/>
+          <w:szCs w:val="24"/>
+        </w:rPr>
+        <w:t>más</w:t>
+      </w:r>
+      <w:r>
+        <w:rPr>
+          <w:sz w:val="24"/>
+          <w:szCs w:val="24"/>
+        </w:rPr>
+        <w:t xml:space="preserve"> se adecua a ese término.</w:t>
       </w:r>
     </w:p>
     <w:p>
@@ -3217,6 +3360,7 @@
       </w:pPr>
       <w:r>
         <w:rPr>
+          <w:noProof/>
           <w:sz w:val="24"/>
           <w:szCs w:val="24"/>
         </w:rPr>
@@ -3285,6 +3429,7 @@
         <w:rPr>
           <w:b/>
           <w:bCs/>
+          <w:noProof/>
           <w:sz w:val="24"/>
           <w:szCs w:val="24"/>
         </w:rPr>
@@ -3732,7 +3877,21 @@
           <w:sz w:val="24"/>
           <w:szCs w:val="24"/>
         </w:rPr>
-        <w:t>Sufijo mente. Como no esta en una región valida se borra</w:t>
+        <w:t xml:space="preserve">Sufijo mente. Como no </w:t>
+      </w:r>
+      <w:r>
+        <w:rPr>
+          <w:sz w:val="24"/>
+          <w:szCs w:val="24"/>
+        </w:rPr>
+        <w:t>está</w:t>
+      </w:r>
+      <w:r>
+        <w:rPr>
+          <w:sz w:val="24"/>
+          <w:szCs w:val="24"/>
+        </w:rPr>
+        <w:t xml:space="preserve"> en una región valida se borra</w:t>
       </w:r>
     </w:p>
     <w:p>
@@ -4443,6 +4602,7 @@
         <w:rPr>
           <w:b/>
           <w:bCs/>
+          <w:noProof/>
           <w:sz w:val="24"/>
           <w:szCs w:val="24"/>
         </w:rPr>
@@ -4513,6 +4673,7 @@
         <w:rPr>
           <w:b/>
           <w:bCs/>
+          <w:noProof/>
           <w:sz w:val="24"/>
           <w:szCs w:val="24"/>
         </w:rPr>
@@ -4574,6 +4735,7 @@
         <w:rPr>
           <w:b/>
           <w:bCs/>
+          <w:noProof/>
           <w:sz w:val="24"/>
           <w:szCs w:val="24"/>
         </w:rPr>
@@ -4652,23 +4814,7 @@
             <w:sz w:val="24"/>
             <w:szCs w:val="24"/>
           </w:rPr>
-          <w:t>stopwo</w:t>
-        </w:r>
-        <w:r>
-          <w:rPr>
-            <w:rStyle w:val="Hipervnculo"/>
-            <w:sz w:val="24"/>
-            <w:szCs w:val="24"/>
-          </w:rPr>
-          <w:t>r</w:t>
-        </w:r>
-        <w:r>
-          <w:rPr>
-            <w:rStyle w:val="Hipervnculo"/>
-            <w:sz w:val="24"/>
-            <w:szCs w:val="24"/>
-          </w:rPr>
-          <w:t>ds</w:t>
+          <w:t>stopwords</w:t>
         </w:r>
       </w:hyperlink>
       <w:r>
@@ -4676,7 +4822,35 @@
           <w:sz w:val="24"/>
           <w:szCs w:val="24"/>
         </w:rPr>
-        <w:t xml:space="preserve"> al script, puede verse como el termino mas frecuente pasa de 33000 a 2400,  además de que el documento mas largo tiene 24000 tokens y no 51000.</w:t>
+        <w:t xml:space="preserve"> al script, puede verse como el termino </w:t>
+      </w:r>
+      <w:r>
+        <w:rPr>
+          <w:sz w:val="24"/>
+          <w:szCs w:val="24"/>
+        </w:rPr>
+        <w:t>más</w:t>
+      </w:r>
+      <w:r>
+        <w:rPr>
+          <w:sz w:val="24"/>
+          <w:szCs w:val="24"/>
+        </w:rPr>
+        <w:t xml:space="preserve"> frecuente pasa de 33000 a 2400,  además de que el documento </w:t>
+      </w:r>
+      <w:r>
+        <w:rPr>
+          <w:sz w:val="24"/>
+          <w:szCs w:val="24"/>
+        </w:rPr>
+        <w:t>más</w:t>
+      </w:r>
+      <w:r>
+        <w:rPr>
+          <w:sz w:val="24"/>
+          <w:szCs w:val="24"/>
+        </w:rPr>
+        <w:t xml:space="preserve"> largo tiene 24000 tokens y no 51000.</w:t>
       </w:r>
     </w:p>
     <w:p>
@@ -4972,7 +5146,21 @@
           <w:sz w:val="24"/>
           <w:szCs w:val="24"/>
         </w:rPr>
-        <w:t>Fueron pasados a Univers. Ambos terminos no son lo mismo, pero el stemmer lo toma como iguales</w:t>
+        <w:t xml:space="preserve">Fueron pasados a Univers. Ambos </w:t>
+      </w:r>
+      <w:r>
+        <w:rPr>
+          <w:sz w:val="24"/>
+          <w:szCs w:val="24"/>
+        </w:rPr>
+        <w:t>términos</w:t>
+      </w:r>
+      <w:r>
+        <w:rPr>
+          <w:sz w:val="24"/>
+          <w:szCs w:val="24"/>
+        </w:rPr>
+        <w:t xml:space="preserve"> no son lo mismo, pero el stemmer lo toma como iguales</w:t>
       </w:r>
     </w:p>
     <w:p>
@@ -5246,6 +5434,7 @@
       </w:pPr>
       <w:r>
         <w:rPr>
+          <w:noProof/>
           <w:color w:val="F79646" w:themeColor="accent6"/>
           <w:sz w:val="24"/>
           <w:szCs w:val="24"/>
@@ -5315,30 +5504,72 @@
           <w:sz w:val="24"/>
           <w:szCs w:val="24"/>
         </w:rPr>
-        <w:t>Viendo en detalle la cantidad de tokens únicos que genero cada uno, puede verse que Porter genero mas de 1000 tokens adicionales que Lancaster, esto que debe que prevalece un enfoque conservador en este stemmer, tratando de no recortar tan bruscamente las palabras y garantizar que las raíces se puedan interpretar mejor. En cambio, Lancaster tiene reglas mas agresivas en su algoritmo, reduciendo una gran cantidad de palabras, pero trae consigo el problema de deformar demasiado estas.</w:t>
-      </w:r>
-    </w:p>
-    <w:p>
-      <w:pPr>
-        <w:rPr>
-          <w:sz w:val="24"/>
-          <w:szCs w:val="24"/>
-        </w:rPr>
-      </w:pPr>
-    </w:p>
-    <w:p>
-      <w:pPr>
-        <w:rPr>
-          <w:sz w:val="24"/>
-          <w:szCs w:val="24"/>
-        </w:rPr>
-      </w:pPr>
-      <w:r>
-        <w:rPr>
-          <w:sz w:val="24"/>
-          <w:szCs w:val="24"/>
-        </w:rPr>
-        <w:t>En velocidad, es evidente que el enfoque brusco de Lancaster garantiza que el algoritmo realice más rápidamente el stemming, mientras que Porter le toma un tiempo mas aplicar sus reglas que favorecen la semántica.</w:t>
+        <w:t xml:space="preserve">Viendo en detalle la cantidad de tokens únicos que genero cada uno, puede verse que Porter genero </w:t>
+      </w:r>
+      <w:r>
+        <w:rPr>
+          <w:sz w:val="24"/>
+          <w:szCs w:val="24"/>
+        </w:rPr>
+        <w:t>más</w:t>
+      </w:r>
+      <w:r>
+        <w:rPr>
+          <w:sz w:val="24"/>
+          <w:szCs w:val="24"/>
+        </w:rPr>
+        <w:t xml:space="preserve"> de 1000 tokens adicionales que Lancaster, esto que debe que prevalece un enfoque conservador en este stemmer, tratando de no recortar tan bruscamente las palabras y garantizar que las raíces se puedan interpretar mejor. En cambio, Lancaster tiene reglas </w:t>
+      </w:r>
+      <w:r>
+        <w:rPr>
+          <w:sz w:val="24"/>
+          <w:szCs w:val="24"/>
+        </w:rPr>
+        <w:t>más</w:t>
+      </w:r>
+      <w:r>
+        <w:rPr>
+          <w:sz w:val="24"/>
+          <w:szCs w:val="24"/>
+        </w:rPr>
+        <w:t xml:space="preserve"> agresivas en su algoritmo, reduciendo una gran cantidad de palabras, pero trae consigo el problema de deformar demasiado estas.</w:t>
+      </w:r>
+    </w:p>
+    <w:p>
+      <w:pPr>
+        <w:rPr>
+          <w:sz w:val="24"/>
+          <w:szCs w:val="24"/>
+        </w:rPr>
+      </w:pPr>
+    </w:p>
+    <w:p>
+      <w:pPr>
+        <w:rPr>
+          <w:sz w:val="24"/>
+          <w:szCs w:val="24"/>
+        </w:rPr>
+      </w:pPr>
+      <w:r>
+        <w:rPr>
+          <w:sz w:val="24"/>
+          <w:szCs w:val="24"/>
+        </w:rPr>
+        <w:t xml:space="preserve">En velocidad, es evidente que el enfoque brusco de Lancaster garantiza que el algoritmo realice más rápidamente el stemming, mientras que Porter le toma un tiempo </w:t>
+      </w:r>
+      <w:r>
+        <w:rPr>
+          <w:sz w:val="24"/>
+          <w:szCs w:val="24"/>
+        </w:rPr>
+        <w:t>más</w:t>
+      </w:r>
+      <w:r>
+        <w:rPr>
+          <w:sz w:val="24"/>
+          <w:szCs w:val="24"/>
+        </w:rPr>
+        <w:t xml:space="preserve"> aplicar sus reglas que favorecen la semántica.</w:t>
       </w:r>
     </w:p>
     <w:p>
@@ -5673,7 +5904,21 @@
           <w:sz w:val="24"/>
           <w:szCs w:val="24"/>
         </w:rPr>
-        <w:t>Utiliza el calculo de la probabilidad de las letras precedentes para identificar idiomas</w:t>
+        <w:t xml:space="preserve">Utiliza el </w:t>
+      </w:r>
+      <w:r>
+        <w:rPr>
+          <w:sz w:val="24"/>
+          <w:szCs w:val="24"/>
+        </w:rPr>
+        <w:t>cálculo</w:t>
+      </w:r>
+      <w:r>
+        <w:rPr>
+          <w:sz w:val="24"/>
+          <w:szCs w:val="24"/>
+        </w:rPr>
+        <w:t xml:space="preserve"> de la probabilidad de las letras precedentes para identificar idiomas</w:t>
       </w:r>
     </w:p>
     <w:p>
@@ -5760,6 +6005,7 @@
         <w:rPr>
           <w:b/>
           <w:bCs/>
+          <w:noProof/>
           <w:sz w:val="24"/>
           <w:szCs w:val="24"/>
         </w:rPr>
@@ -5883,6 +6129,7 @@
       </w:pPr>
       <w:r>
         <w:rPr>
+          <w:noProof/>
           <w:color w:val="F79646" w:themeColor="accent6"/>
           <w:sz w:val="24"/>
           <w:szCs w:val="24"/>
@@ -6132,6 +6379,7 @@
         <w:rPr>
           <w:b/>
           <w:bCs/>
+          <w:noProof/>
           <w:sz w:val="24"/>
           <w:szCs w:val="24"/>
         </w:rPr>
@@ -6223,6 +6471,7 @@
       </w:pPr>
       <w:r>
         <w:rPr>
+          <w:noProof/>
           <w:color w:val="F79646" w:themeColor="accent6"/>
           <w:sz w:val="24"/>
           <w:szCs w:val="24"/>
@@ -6323,7 +6572,21 @@
           <w:szCs w:val="24"/>
         </w:rPr>
         <w:lastRenderedPageBreak/>
-        <w:t>En este caso, no realizamos la eliminación de stopwords, y eso puede verse en el grafico de la escala lineal, donde la gran cantidad de frecuencia de palabras se encuentra al principio. Obteniendo los 10 términos más frecuente, tenemos esto:</w:t>
+        <w:t xml:space="preserve">En este caso, no realizamos la eliminación de stopwords, y eso puede verse en el </w:t>
+      </w:r>
+      <w:r>
+        <w:rPr>
+          <w:sz w:val="24"/>
+          <w:szCs w:val="24"/>
+        </w:rPr>
+        <w:t>gráfico</w:t>
+      </w:r>
+      <w:r>
+        <w:rPr>
+          <w:sz w:val="24"/>
+          <w:szCs w:val="24"/>
+        </w:rPr>
+        <w:t xml:space="preserve"> de la escala lineal, donde la gran cantidad de frecuencia de palabras se encuentra al principio. Obteniendo los 10 términos más frecuente, tenemos esto:</w:t>
       </w:r>
     </w:p>
     <w:p>
@@ -6567,7 +6830,21 @@
           <w:sz w:val="24"/>
           <w:szCs w:val="24"/>
         </w:rPr>
-        <w:t>Todas estas son palabras vacías, que seria necesario eliminar para hacer un correcto análisis.</w:t>
+        <w:t xml:space="preserve">Todas estas son palabras vacías, que </w:t>
+      </w:r>
+      <w:r>
+        <w:rPr>
+          <w:sz w:val="24"/>
+          <w:szCs w:val="24"/>
+        </w:rPr>
+        <w:t>sería</w:t>
+      </w:r>
+      <w:r>
+        <w:rPr>
+          <w:sz w:val="24"/>
+          <w:szCs w:val="24"/>
+        </w:rPr>
+        <w:t xml:space="preserve"> necesario eliminar para hacer un correcto análisis.</w:t>
       </w:r>
     </w:p>
     <w:p>
@@ -7224,7 +7501,21 @@
           <w:sz w:val="24"/>
           <w:szCs w:val="24"/>
         </w:rPr>
-        <w:t>En todos los casos, la poda de stopwords dio cero. Esto quiere decir que las stopwords se encuentra entre las palabras mas frecuentes, haciendo que no sean afectadas por la poda.</w:t>
+        <w:t xml:space="preserve">En todos los casos, la poda de stopwords dio cero. Esto quiere decir que las stopwords se encuentra entre las palabras </w:t>
+      </w:r>
+      <w:r>
+        <w:rPr>
+          <w:sz w:val="24"/>
+          <w:szCs w:val="24"/>
+        </w:rPr>
+        <w:t>más</w:t>
+      </w:r>
+      <w:r>
+        <w:rPr>
+          <w:sz w:val="24"/>
+          <w:szCs w:val="24"/>
+        </w:rPr>
+        <w:t xml:space="preserve"> frecuentes, haciendo que no sean afectadas por la poda.</w:t>
       </w:r>
     </w:p>
     <w:p>
@@ -7607,6 +7898,9 @@
         <w:jc w:val="center"/>
       </w:pPr>
       <w:r>
+        <w:rPr>
+          <w:noProof/>
+        </w:rPr>
         <w:drawing>
           <wp:inline distT="0" distB="0" distL="0" distR="0" wp14:anchorId="67A2939B" wp14:editId="4B716E28">
             <wp:extent cx="2590800" cy="1938839"/>
@@ -7644,6 +7938,9 @@
         </w:drawing>
       </w:r>
       <w:r>
+        <w:rPr>
+          <w:noProof/>
+        </w:rPr>
         <w:drawing>
           <wp:inline distT="0" distB="0" distL="0" distR="0" wp14:anchorId="4F6BD24C" wp14:editId="51D27E96">
             <wp:extent cx="2381250" cy="1917532"/>
@@ -7683,7 +7980,19 @@
     </w:p>
     <w:p>
       <w:r>
-        <w:t xml:space="preserve">Como puede verse en la escala lineal, a medida que crece el corpus, se incrementa el numero de términos al principio, pero luego se hace mas lento. Esto nos indica a la velocidad que crece el vocabulario, donde la aparición de términos nuevos se vuelve logarítmico en cierto punto, hasta llegar a un punto casi asintótico. </w:t>
+        <w:t xml:space="preserve">Como puede verse en la escala lineal, a medida que crece el corpus, se incrementa el </w:t>
+      </w:r>
+      <w:r>
+        <w:t>número</w:t>
+      </w:r>
+      <w:r>
+        <w:t xml:space="preserve"> de términos al principio, pero luego se hace </w:t>
+      </w:r>
+      <w:r>
+        <w:t>más</w:t>
+      </w:r>
+      <w:r>
+        <w:t xml:space="preserve"> lento. Esto nos indica a la velocidad que crece el vocabulario, donde la aparición de términos nuevos se vuelve logarítmico en cierto punto, hasta llegar a un punto casi asintótico. </w:t>
       </w:r>
     </w:p>
     <w:p/>
@@ -7692,6 +8001,9 @@
         <w:jc w:val="center"/>
       </w:pPr>
       <w:r>
+        <w:rPr>
+          <w:noProof/>
+        </w:rPr>
         <w:drawing>
           <wp:inline distT="0" distB="0" distL="0" distR="0" wp14:anchorId="5C2C0DA1" wp14:editId="3A40AD03">
             <wp:extent cx="2749229" cy="2057400"/>
@@ -7738,13 +8050,31 @@
         <w:t xml:space="preserve">(rango 0.4 a 0.6 valido para verificar la ley de hops) </w:t>
       </w:r>
       <w:r>
-        <w:t>aproximadamente, indicando que el texto es mas diverso en cuanto a vocabulario, provocando que la curva no se vuelva asintótica con tanta rapidez.</w:t>
-      </w:r>
-      <w:r>
-        <w:t xml:space="preserve"> La elección del archivo del texto fue condicionante en este caso, ya que la obra es rico en vocabulario.</w:t>
-      </w:r>
-      <w:r>
-        <w:t xml:space="preserve"> Comparado con Bs más chicos, donde se vuelve asintótica rápidamente, ya que es mas repetitivo.</w:t>
+        <w:t xml:space="preserve">aproximadamente, indicando que el texto es </w:t>
+      </w:r>
+      <w:r>
+        <w:t>más</w:t>
+      </w:r>
+      <w:r>
+        <w:t xml:space="preserve"> diverso en cuanto a vocabulario, provocando que la curva no se vuelva asintótica con tanta rapidez.</w:t>
+      </w:r>
+      <w:r>
+        <w:t xml:space="preserve"> La elección del archivo del texto fue condicionante en este caso, ya que la obra es </w:t>
+      </w:r>
+      <w:r>
+        <w:t>rica</w:t>
+      </w:r>
+      <w:r>
+        <w:t xml:space="preserve"> en vocabulario.</w:t>
+      </w:r>
+      <w:r>
+        <w:t xml:space="preserve"> Comparado con Bs más chicos, donde se vuelve asintótica rápidamente, ya que es </w:t>
+      </w:r>
+      <w:r>
+        <w:t>más</w:t>
+      </w:r>
+      <w:r>
+        <w:t xml:space="preserve"> repetitivo.</w:t>
       </w:r>
     </w:p>
     <w:p/>

--- a/TP1/2026_RI_TP1_Análisis de Texto.docx
+++ b/TP1/2026_RI_TP1_Análisis de Texto.docx
@@ -1982,29 +1982,17 @@
         <w:rPr>
           <w:b/>
           <w:bCs/>
-          <w:color w:val="F79646" w:themeColor="accent6"/>
-          <w:sz w:val="24"/>
-          <w:szCs w:val="24"/>
-        </w:rPr>
-      </w:pPr>
-    </w:p>
-    <w:p>
-      <w:pPr>
-        <w:jc w:val="both"/>
+          <w:sz w:val="24"/>
+          <w:szCs w:val="24"/>
+        </w:rPr>
+      </w:pPr>
+      <w:r>
         <w:rPr>
           <w:b/>
           <w:bCs/>
           <w:sz w:val="24"/>
           <w:szCs w:val="24"/>
         </w:rPr>
-      </w:pPr>
-      <w:r>
-        <w:rPr>
-          <w:b/>
-          <w:bCs/>
-          <w:sz w:val="24"/>
-          <w:szCs w:val="24"/>
-        </w:rPr>
         <w:t>Ejecución del programa:</w:t>
       </w:r>
     </w:p>
@@ -2023,8 +2011,8 @@
           <w:szCs w:val="24"/>
         </w:rPr>
         <w:drawing>
-          <wp:inline distT="0" distB="0" distL="0" distR="0" wp14:anchorId="7461A2E3" wp14:editId="05CE7731">
-            <wp:extent cx="6121400" cy="1400810"/>
+          <wp:inline distT="0" distB="0" distL="0" distR="0" wp14:anchorId="7461A2E3" wp14:editId="288BBD4A">
+            <wp:extent cx="6121400" cy="828675"/>
             <wp:effectExtent l="0" t="0" r="0" b="0"/>
             <wp:docPr id="17" name="Imagen 17"/>
             <wp:cNvGraphicFramePr>
@@ -2037,100 +2025,15 @@
                     <pic:cNvPr id="1" name=""/>
                     <pic:cNvPicPr/>
                   </pic:nvPicPr>
-                  <pic:blipFill>
+                  <pic:blipFill rotWithShape="1">
                     <a:blip r:embed="rId17"/>
-                    <a:stretch>
-                      <a:fillRect/>
-                    </a:stretch>
-                  </pic:blipFill>
-                  <pic:spPr>
-                    <a:xfrm>
-                      <a:off x="0" y="0"/>
-                      <a:ext cx="6121400" cy="1400810"/>
-                    </a:xfrm>
-                    <a:prstGeom prst="rect">
-                      <a:avLst/>
-                    </a:prstGeom>
-                  </pic:spPr>
-                </pic:pic>
-              </a:graphicData>
-            </a:graphic>
-          </wp:inline>
-        </w:drawing>
-      </w:r>
-    </w:p>
-    <w:p>
-      <w:pPr>
-        <w:jc w:val="center"/>
-        <w:rPr>
-          <w:sz w:val="24"/>
-          <w:szCs w:val="24"/>
-        </w:rPr>
-      </w:pPr>
-    </w:p>
-    <w:p>
-      <w:pPr>
-        <w:jc w:val="both"/>
-        <w:rPr>
-          <w:b/>
-          <w:bCs/>
-          <w:sz w:val="24"/>
-          <w:szCs w:val="24"/>
-        </w:rPr>
-      </w:pPr>
-      <w:r>
-        <w:rPr>
-          <w:b/>
-          <w:bCs/>
-          <w:sz w:val="24"/>
-          <w:szCs w:val="24"/>
-        </w:rPr>
-        <w:t>Construcción del analizador léxico</w:t>
-      </w:r>
-    </w:p>
-    <w:p>
-      <w:pPr>
-        <w:jc w:val="both"/>
-        <w:rPr>
-          <w:b/>
-          <w:bCs/>
-          <w:sz w:val="24"/>
-          <w:szCs w:val="24"/>
-        </w:rPr>
-      </w:pPr>
-      <w:r>
-        <w:rPr>
-          <w:b/>
-          <w:bCs/>
-          <w:noProof/>
-          <w:sz w:val="24"/>
-          <w:szCs w:val="24"/>
-        </w:rPr>
-        <w:lastRenderedPageBreak/>
-        <w:drawing>
-          <wp:inline distT="0" distB="0" distL="0" distR="0" wp14:anchorId="2D493B0D" wp14:editId="4DB54FDF">
-            <wp:extent cx="6121400" cy="1019175"/>
-            <wp:effectExtent l="0" t="0" r="0" b="0"/>
-            <wp:docPr id="23" name="Imagen 23"/>
-            <wp:cNvGraphicFramePr>
-              <a:graphicFrameLocks xmlns:a="http://schemas.openxmlformats.org/drawingml/2006/main" noChangeAspect="1"/>
-            </wp:cNvGraphicFramePr>
-            <a:graphic xmlns:a="http://schemas.openxmlformats.org/drawingml/2006/main">
-              <a:graphicData uri="http://schemas.openxmlformats.org/drawingml/2006/picture">
-                <pic:pic xmlns:pic="http://schemas.openxmlformats.org/drawingml/2006/picture">
-                  <pic:nvPicPr>
-                    <pic:cNvPr id="1" name=""/>
-                    <pic:cNvPicPr/>
-                  </pic:nvPicPr>
-                  <pic:blipFill rotWithShape="1">
-                    <a:blip r:embed="rId18"/>
-                    <a:srcRect t="18427" b="15848"/>
+                    <a:srcRect t="21079" b="19764"/>
                     <a:stretch/>
                   </pic:blipFill>
                   <pic:spPr bwMode="auto">
                     <a:xfrm>
                       <a:off x="0" y="0"/>
-                      <a:ext cx="6121400" cy="1019175"/>
+                      <a:ext cx="6121400" cy="828675"/>
                     </a:xfrm>
                     <a:prstGeom prst="rect">
                       <a:avLst/>
@@ -2155,6 +2058,37 @@
       <w:pPr>
         <w:jc w:val="both"/>
         <w:rPr>
+          <w:b/>
+          <w:bCs/>
+          <w:sz w:val="24"/>
+          <w:szCs w:val="24"/>
+        </w:rPr>
+      </w:pPr>
+      <w:r>
+        <w:rPr>
+          <w:b/>
+          <w:bCs/>
+          <w:sz w:val="24"/>
+          <w:szCs w:val="24"/>
+        </w:rPr>
+        <w:t>Construcción del analizador léxico</w:t>
+      </w:r>
+    </w:p>
+    <w:p>
+      <w:pPr>
+        <w:jc w:val="both"/>
+        <w:rPr>
+          <w:b/>
+          <w:bCs/>
+          <w:sz w:val="24"/>
+          <w:szCs w:val="24"/>
+        </w:rPr>
+      </w:pPr>
+    </w:p>
+    <w:p>
+      <w:pPr>
+        <w:jc w:val="both"/>
+        <w:rPr>
           <w:sz w:val="24"/>
           <w:szCs w:val="24"/>
         </w:rPr>
@@ -2185,7 +2119,7 @@
           <w:sz w:val="24"/>
           <w:szCs w:val="24"/>
         </w:rPr>
-        <w:t>Eliminación de acentos</w:t>
+        <w:t>Eliminar espacios vacíos</w:t>
       </w:r>
     </w:p>
     <w:p>
@@ -2206,7 +2140,7 @@
           <w:sz w:val="24"/>
           <w:szCs w:val="24"/>
         </w:rPr>
-        <w:t>Eliminar espacios vacíos</w:t>
+        <w:t>Pasar todos a minúsculas</w:t>
       </w:r>
     </w:p>
     <w:p>
@@ -2227,7 +2161,7 @@
           <w:sz w:val="24"/>
           <w:szCs w:val="24"/>
         </w:rPr>
-        <w:t>Pasar todos a minúsculas</w:t>
+        <w:t>Permitir solo términos que estén entre los valores mínimos y máximos</w:t>
       </w:r>
     </w:p>
     <w:p>
@@ -2248,7 +2182,7 @@
           <w:sz w:val="24"/>
           <w:szCs w:val="24"/>
         </w:rPr>
-        <w:t>Permitir solo términos que estén entre los valores mínimos y máximos</w:t>
+        <w:t>Eliminar stopwords (Si se envió el archivo)</w:t>
       </w:r>
     </w:p>
     <w:p>
@@ -2261,24 +2195,14 @@
           <w:szCs w:val="24"/>
         </w:rPr>
       </w:pPr>
-    </w:p>
-    <w:p>
-      <w:pPr>
-        <w:jc w:val="both"/>
+      <w:r>
         <w:rPr>
           <w:b/>
           <w:bCs/>
           <w:sz w:val="24"/>
           <w:szCs w:val="24"/>
         </w:rPr>
-      </w:pPr>
-      <w:r>
-        <w:rPr>
-          <w:b/>
-          <w:bCs/>
-          <w:sz w:val="24"/>
-          <w:szCs w:val="24"/>
-        </w:rPr>
+        <w:lastRenderedPageBreak/>
         <w:t xml:space="preserve">1) </w:t>
       </w:r>
       <w:r>
@@ -2392,7 +2316,7 @@
                     <pic:cNvPicPr/>
                   </pic:nvPicPr>
                   <pic:blipFill rotWithShape="1">
-                    <a:blip r:embed="rId19"/>
+                    <a:blip r:embed="rId18"/>
                     <a:srcRect t="8674" b="7992"/>
                     <a:stretch/>
                   </pic:blipFill>
@@ -2516,6 +2440,38 @@
       <w:pPr>
         <w:jc w:val="both"/>
         <w:rPr>
+          <w:sz w:val="24"/>
+          <w:szCs w:val="24"/>
+        </w:rPr>
+      </w:pPr>
+      <w:r>
+        <w:rPr>
+          <w:sz w:val="24"/>
+          <w:szCs w:val="24"/>
+        </w:rPr>
+        <w:t>Con stopwords, el termino mas frecuente es “universidad”</w:t>
+      </w:r>
+      <w:r>
+        <w:rPr>
+          <w:sz w:val="24"/>
+          <w:szCs w:val="24"/>
+        </w:rPr>
+        <w:t xml:space="preserve"> con 309 apariciones.</w:t>
+      </w:r>
+    </w:p>
+    <w:p>
+      <w:pPr>
+        <w:jc w:val="both"/>
+        <w:rPr>
+          <w:sz w:val="24"/>
+          <w:szCs w:val="24"/>
+        </w:rPr>
+      </w:pPr>
+    </w:p>
+    <w:p>
+      <w:pPr>
+        <w:jc w:val="both"/>
+        <w:rPr>
           <w:b/>
           <w:bCs/>
           <w:sz w:val="24"/>
@@ -2565,27 +2521,16 @@
           <w:szCs w:val="24"/>
         </w:rPr>
       </w:pPr>
-    </w:p>
-    <w:p>
-      <w:pPr>
-        <w:jc w:val="both"/>
-        <w:rPr>
-          <w:sz w:val="24"/>
-          <w:szCs w:val="24"/>
-        </w:rPr>
-      </w:pPr>
-      <w:r>
-        <w:rPr>
-          <w:noProof/>
-          <w:sz w:val="24"/>
-          <w:szCs w:val="24"/>
-        </w:rPr>
-        <w:lastRenderedPageBreak/>
+      <w:r>
+        <w:rPr>
+          <w:sz w:val="24"/>
+          <w:szCs w:val="24"/>
+        </w:rPr>
         <w:drawing>
-          <wp:inline distT="0" distB="0" distL="0" distR="0" wp14:anchorId="10525689" wp14:editId="3B384B09">
-            <wp:extent cx="6121400" cy="1933575"/>
-            <wp:effectExtent l="0" t="0" r="0" b="0"/>
-            <wp:docPr id="18" name="Imagen 18"/>
+          <wp:inline distT="0" distB="0" distL="0" distR="0" wp14:anchorId="2C9A149A" wp14:editId="6CF49E1F">
+            <wp:extent cx="6121400" cy="1381125"/>
+            <wp:effectExtent l="0" t="0" r="0" b="9525"/>
+            <wp:docPr id="14" name="Imagen 14"/>
             <wp:cNvGraphicFramePr>
               <a:graphicFrameLocks xmlns:a="http://schemas.openxmlformats.org/drawingml/2006/main" noChangeAspect="1"/>
             </wp:cNvGraphicFramePr>
@@ -2597,14 +2542,14 @@
                     <pic:cNvPicPr/>
                   </pic:nvPicPr>
                   <pic:blipFill rotWithShape="1">
-                    <a:blip r:embed="rId20"/>
-                    <a:srcRect t="8637" b="7869"/>
+                    <a:blip r:embed="rId19"/>
+                    <a:srcRect t="16676" b="16153"/>
                     <a:stretch/>
                   </pic:blipFill>
                   <pic:spPr bwMode="auto">
                     <a:xfrm>
                       <a:off x="0" y="0"/>
-                      <a:ext cx="6121400" cy="1933575"/>
+                      <a:ext cx="6121400" cy="1381125"/>
                     </a:xfrm>
                     <a:prstGeom prst="rect">
                       <a:avLst/>
@@ -2633,6 +2578,15 @@
           <w:szCs w:val="24"/>
         </w:rPr>
       </w:pPr>
+    </w:p>
+    <w:p>
+      <w:pPr>
+        <w:jc w:val="both"/>
+        <w:rPr>
+          <w:sz w:val="24"/>
+          <w:szCs w:val="24"/>
+        </w:rPr>
+      </w:pPr>
       <w:r>
         <w:rPr>
           <w:sz w:val="24"/>
@@ -2680,7 +2634,14 @@
           <w:sz w:val="24"/>
           <w:szCs w:val="24"/>
         </w:rPr>
-        <w:t>La mitad de los términos extraídos aparecen solo una vez en todos los documentos</w:t>
+        <w:t>Mas de la</w:t>
+      </w:r>
+      <w:r>
+        <w:rPr>
+          <w:sz w:val="24"/>
+          <w:szCs w:val="24"/>
+        </w:rPr>
+        <w:t xml:space="preserve"> mitad de los términos extraídos aparecen solo una vez en todos los documentos</w:t>
       </w:r>
       <w:r>
         <w:rPr>
@@ -2708,8 +2669,31 @@
           <w:sz w:val="24"/>
           <w:szCs w:val="24"/>
         </w:rPr>
-        <w:t>El largo promedio del token puede variar mucho si se eliminan las stopwords.</w:t>
-      </w:r>
+        <w:t>El archivo mas corto contiene solamente “</w:t>
+      </w:r>
+      <w:r>
+        <w:rPr>
+          <w:sz w:val="24"/>
+          <w:szCs w:val="24"/>
+        </w:rPr>
+        <w:t>r.i.n.c.e.</w:t>
+      </w:r>
+      <w:r>
+        <w:rPr>
+          <w:sz w:val="24"/>
+          <w:szCs w:val="24"/>
+        </w:rPr>
+        <w:t>” que, en base a nuestro tokenizer, no es considerado ni token ni termino.</w:t>
+      </w:r>
+    </w:p>
+    <w:p>
+      <w:pPr>
+        <w:jc w:val="both"/>
+        <w:rPr>
+          <w:sz w:val="24"/>
+          <w:szCs w:val="24"/>
+        </w:rPr>
+      </w:pPr>
     </w:p>
     <w:p>
       <w:pPr>
@@ -2775,15 +2759,14 @@
       </w:pPr>
       <w:r>
         <w:rPr>
-          <w:noProof/>
           <w:sz w:val="24"/>
           <w:szCs w:val="24"/>
         </w:rPr>
         <w:drawing>
-          <wp:inline distT="0" distB="0" distL="0" distR="0" wp14:anchorId="246F66E0" wp14:editId="33BCED8C">
-            <wp:extent cx="6121400" cy="3762375"/>
+          <wp:inline distT="0" distB="0" distL="0" distR="0" wp14:anchorId="5758A32C" wp14:editId="4811370E">
+            <wp:extent cx="6121400" cy="3571875"/>
             <wp:effectExtent l="0" t="0" r="0" b="0"/>
-            <wp:docPr id="19" name="Imagen 19"/>
+            <wp:docPr id="24" name="Imagen 24"/>
             <wp:cNvGraphicFramePr>
               <a:graphicFrameLocks xmlns:a="http://schemas.openxmlformats.org/drawingml/2006/main" noChangeAspect="1"/>
             </wp:cNvGraphicFramePr>
@@ -2795,14 +2778,14 @@
                     <pic:cNvPicPr/>
                   </pic:nvPicPr>
                   <pic:blipFill rotWithShape="1">
-                    <a:blip r:embed="rId21"/>
-                    <a:srcRect t="5189" b="5700"/>
+                    <a:blip r:embed="rId20"/>
+                    <a:srcRect t="6284" b="6438"/>
                     <a:stretch/>
                   </pic:blipFill>
                   <pic:spPr bwMode="auto">
                     <a:xfrm>
                       <a:off x="0" y="0"/>
-                      <a:ext cx="6121400" cy="3762375"/>
+                      <a:ext cx="6121400" cy="3571875"/>
                     </a:xfrm>
                     <a:prstGeom prst="rect">
                       <a:avLst/>
@@ -2836,7 +2819,14 @@
           <w:sz w:val="24"/>
           <w:szCs w:val="24"/>
         </w:rPr>
-        <w:t xml:space="preserve">Analizando los 10 primeros términos </w:t>
+        <w:t>En el caso de no aplicar stopwords, estas ocuparan l</w:t>
+      </w:r>
+      <w:r>
+        <w:rPr>
+          <w:sz w:val="24"/>
+          <w:szCs w:val="24"/>
+        </w:rPr>
+        <w:t xml:space="preserve">os 10 primeros términos </w:t>
       </w:r>
       <w:r>
         <w:rPr>
@@ -2850,32 +2840,77 @@
           <w:sz w:val="24"/>
           <w:szCs w:val="24"/>
         </w:rPr>
-        <w:t xml:space="preserve"> frecuentes, puede verse como son todas stopwords que, si se quiere llevar a cabo un correcto análisis, deben ser eliminadas mediante un correcto archivo pasado como parámetro.</w:t>
-      </w:r>
-    </w:p>
-    <w:p>
-      <w:pPr>
-        <w:jc w:val="both"/>
-        <w:rPr>
-          <w:sz w:val="24"/>
-          <w:szCs w:val="24"/>
-        </w:rPr>
-      </w:pPr>
-    </w:p>
-    <w:p>
-      <w:pPr>
-        <w:jc w:val="both"/>
-        <w:rPr>
-          <w:sz w:val="24"/>
-          <w:szCs w:val="24"/>
-        </w:rPr>
-      </w:pPr>
-      <w:r>
-        <w:rPr>
-          <w:sz w:val="24"/>
-          <w:szCs w:val="24"/>
-        </w:rPr>
-        <w:lastRenderedPageBreak/>
+        <w:t xml:space="preserve"> frecuentes</w:t>
+      </w:r>
+      <w:r>
+        <w:rPr>
+          <w:sz w:val="24"/>
+          <w:szCs w:val="24"/>
+        </w:rPr>
+        <w:t xml:space="preserve">. Si es necesario </w:t>
+      </w:r>
+      <w:r>
+        <w:rPr>
+          <w:sz w:val="24"/>
+          <w:szCs w:val="24"/>
+        </w:rPr>
+        <w:t xml:space="preserve">llevar a cabo un correcto análisis, </w:t>
+      </w:r>
+      <w:r>
+        <w:rPr>
+          <w:sz w:val="24"/>
+          <w:szCs w:val="24"/>
+        </w:rPr>
+        <w:t>deben ser eliminadas.</w:t>
+      </w:r>
+    </w:p>
+    <w:p>
+      <w:pPr>
+        <w:jc w:val="both"/>
+        <w:rPr>
+          <w:sz w:val="24"/>
+          <w:szCs w:val="24"/>
+        </w:rPr>
+      </w:pPr>
+    </w:p>
+    <w:p>
+      <w:pPr>
+        <w:jc w:val="both"/>
+        <w:rPr>
+          <w:sz w:val="24"/>
+          <w:szCs w:val="24"/>
+        </w:rPr>
+      </w:pPr>
+      <w:r>
+        <w:rPr>
+          <w:sz w:val="24"/>
+          <w:szCs w:val="24"/>
+        </w:rPr>
+        <w:t>Analizando los 10 primeros términos, puede verse como una gran cantidad de documentos están vinculados a información de universidades argentinas.</w:t>
+      </w:r>
+    </w:p>
+    <w:p>
+      <w:pPr>
+        <w:jc w:val="both"/>
+        <w:rPr>
+          <w:sz w:val="24"/>
+          <w:szCs w:val="24"/>
+        </w:rPr>
+      </w:pPr>
+    </w:p>
+    <w:p>
+      <w:pPr>
+        <w:jc w:val="both"/>
+        <w:rPr>
+          <w:sz w:val="24"/>
+          <w:szCs w:val="24"/>
+        </w:rPr>
+      </w:pPr>
+      <w:r>
+        <w:rPr>
+          <w:sz w:val="24"/>
+          <w:szCs w:val="24"/>
+        </w:rPr>
         <w:t xml:space="preserve">Luego, los 10 términos menos frecuentes </w:t>
       </w:r>
       <w:r>
@@ -2883,14 +2918,28 @@
           <w:sz w:val="24"/>
           <w:szCs w:val="24"/>
         </w:rPr>
-        <w:t>se muestran como combinaciones de palabras (español y versión, españolversion) o palabras que fueron nombradas solo una vez por el contexto del documento</w:t>
-      </w:r>
-      <w:r>
-        <w:rPr>
-          <w:sz w:val="24"/>
-          <w:szCs w:val="24"/>
-        </w:rPr>
-        <w:t>.</w:t>
+        <w:t>se muestran como combinaciones de palabras (</w:t>
+      </w:r>
+      <w:r>
+        <w:rPr>
+          <w:sz w:val="24"/>
+          <w:szCs w:val="24"/>
+        </w:rPr>
+        <w:t>educativas y tramite, educativastraimte</w:t>
+      </w:r>
+      <w:r>
+        <w:rPr>
+          <w:sz w:val="24"/>
+          <w:szCs w:val="24"/>
+        </w:rPr>
+        <w:t>) o palabras que fueron nombradas solo una vez por el contexto del documento</w:t>
+      </w:r>
+      <w:r>
+        <w:rPr>
+          <w:sz w:val="24"/>
+          <w:szCs w:val="24"/>
+        </w:rPr>
+        <w:t xml:space="preserve"> (el termino target puede haber sido incluido por error, ya que todo el contenido de los documentos esta en español).</w:t>
       </w:r>
     </w:p>
     <w:p>
@@ -3263,7 +3312,7 @@
                     <pic:cNvPicPr/>
                   </pic:nvPicPr>
                   <pic:blipFill rotWithShape="1">
-                    <a:blip r:embed="rId22"/>
+                    <a:blip r:embed="rId21"/>
                     <a:srcRect t="5098" b="5098"/>
                     <a:stretch/>
                   </pic:blipFill>
@@ -3380,7 +3429,7 @@
                     <pic:cNvPicPr/>
                   </pic:nvPicPr>
                   <pic:blipFill rotWithShape="1">
-                    <a:blip r:embed="rId23"/>
+                    <a:blip r:embed="rId22"/>
                     <a:srcRect t="24478" b="21124"/>
                     <a:stretch/>
                   </pic:blipFill>
@@ -3449,7 +3498,7 @@
                     <pic:cNvPicPr/>
                   </pic:nvPicPr>
                   <pic:blipFill rotWithShape="1">
-                    <a:blip r:embed="rId24"/>
+                    <a:blip r:embed="rId23"/>
                     <a:srcRect t="10544" b="13304"/>
                     <a:stretch/>
                   </pic:blipFill>
@@ -3712,7 +3761,7 @@
                     <pic:cNvPicPr/>
                   </pic:nvPicPr>
                   <pic:blipFill rotWithShape="1">
-                    <a:blip r:embed="rId25"/>
+                    <a:blip r:embed="rId24"/>
                     <a:srcRect t="18133" b="16131"/>
                     <a:stretch/>
                   </pic:blipFill>
@@ -4045,7 +4094,7 @@
                     <pic:cNvPicPr/>
                   </pic:nvPicPr>
                   <pic:blipFill rotWithShape="1">
-                    <a:blip r:embed="rId26"/>
+                    <a:blip r:embed="rId25"/>
                     <a:srcRect t="18359" b="15005"/>
                     <a:stretch/>
                   </pic:blipFill>
@@ -4135,7 +4184,7 @@
                     <pic:cNvPicPr/>
                   </pic:nvPicPr>
                   <pic:blipFill rotWithShape="1">
-                    <a:blip r:embed="rId27"/>
+                    <a:blip r:embed="rId26"/>
                     <a:srcRect t="6505" b="7373"/>
                     <a:stretch/>
                   </pic:blipFill>
@@ -4281,7 +4330,7 @@
                     <pic:cNvPicPr/>
                   </pic:nvPicPr>
                   <pic:blipFill rotWithShape="1">
-                    <a:blip r:embed="rId28"/>
+                    <a:blip r:embed="rId27"/>
                     <a:srcRect t="11715" b="14085"/>
                     <a:stretch/>
                   </pic:blipFill>
@@ -4509,7 +4558,7 @@
                     <pic:cNvPicPr/>
                   </pic:nvPicPr>
                   <pic:blipFill rotWithShape="1">
-                    <a:blip r:embed="rId29"/>
+                    <a:blip r:embed="rId28"/>
                     <a:srcRect t="5910" b="5880"/>
                     <a:stretch/>
                   </pic:blipFill>
@@ -4622,7 +4671,7 @@
                     <pic:cNvPicPr/>
                   </pic:nvPicPr>
                   <pic:blipFill rotWithShape="1">
-                    <a:blip r:embed="rId30"/>
+                    <a:blip r:embed="rId29"/>
                     <a:srcRect t="14091" b="13598"/>
                     <a:stretch/>
                   </pic:blipFill>
@@ -4694,7 +4743,7 @@
                     <pic:cNvPicPr/>
                   </pic:nvPicPr>
                   <pic:blipFill rotWithShape="1">
-                    <a:blip r:embed="rId31"/>
+                    <a:blip r:embed="rId30"/>
                     <a:srcRect t="12497" b="13304"/>
                     <a:stretch/>
                   </pic:blipFill>
@@ -4755,7 +4804,7 @@
                     <pic:cNvPicPr/>
                   </pic:nvPicPr>
                   <pic:blipFill rotWithShape="1">
-                    <a:blip r:embed="rId32"/>
+                    <a:blip r:embed="rId31"/>
                     <a:srcRect t="7219" b="7505"/>
                     <a:stretch/>
                   </pic:blipFill>
@@ -4807,7 +4856,7 @@
         </w:rPr>
         <w:t xml:space="preserve">Aplicando un archivo de </w:t>
       </w:r>
-      <w:hyperlink r:id="rId33" w:history="1">
+      <w:hyperlink r:id="rId32" w:history="1">
         <w:r>
           <w:rPr>
             <w:rStyle w:val="Hipervnculo"/>
@@ -5455,7 +5504,7 @@
                     <pic:cNvPicPr/>
                   </pic:nvPicPr>
                   <pic:blipFill rotWithShape="1">
-                    <a:blip r:embed="rId34"/>
+                    <a:blip r:embed="rId33"/>
                     <a:srcRect t="24145" b="15325"/>
                     <a:stretch/>
                   </pic:blipFill>
@@ -6025,7 +6074,7 @@
                     <pic:cNvPicPr/>
                   </pic:nvPicPr>
                   <pic:blipFill rotWithShape="1">
-                    <a:blip r:embed="rId35"/>
+                    <a:blip r:embed="rId34"/>
                     <a:srcRect t="25597" b="19270"/>
                     <a:stretch/>
                   </pic:blipFill>
@@ -6150,7 +6199,7 @@
                     <pic:cNvPicPr/>
                   </pic:nvPicPr>
                   <pic:blipFill rotWithShape="1">
-                    <a:blip r:embed="rId36"/>
+                    <a:blip r:embed="rId35"/>
                     <a:srcRect t="27960" b="18483"/>
                     <a:stretch/>
                   </pic:blipFill>
@@ -6399,7 +6448,7 @@
                     <pic:cNvPicPr/>
                   </pic:nvPicPr>
                   <pic:blipFill>
-                    <a:blip r:embed="rId37"/>
+                    <a:blip r:embed="rId36"/>
                     <a:stretch>
                       <a:fillRect/>
                     </a:stretch>
@@ -6481,6 +6530,1431 @@
             <wp:extent cx="2705100" cy="2190073"/>
             <wp:effectExtent l="0" t="0" r="0" b="1270"/>
             <wp:docPr id="33" name="Imagen 33"/>
+            <wp:cNvGraphicFramePr>
+              <a:graphicFrameLocks xmlns:a="http://schemas.openxmlformats.org/drawingml/2006/main" noChangeAspect="1"/>
+            </wp:cNvGraphicFramePr>
+            <a:graphic xmlns:a="http://schemas.openxmlformats.org/drawingml/2006/main">
+              <a:graphicData uri="http://schemas.openxmlformats.org/drawingml/2006/picture">
+                <pic:pic xmlns:pic="http://schemas.openxmlformats.org/drawingml/2006/picture">
+                  <pic:nvPicPr>
+                    <pic:cNvPr id="1" name=""/>
+                    <pic:cNvPicPr/>
+                  </pic:nvPicPr>
+                  <pic:blipFill>
+                    <a:blip r:embed="rId37"/>
+                    <a:stretch>
+                      <a:fillRect/>
+                    </a:stretch>
+                  </pic:blipFill>
+                  <pic:spPr>
+                    <a:xfrm>
+                      <a:off x="0" y="0"/>
+                      <a:ext cx="2716727" cy="2199487"/>
+                    </a:xfrm>
+                    <a:prstGeom prst="rect">
+                      <a:avLst/>
+                    </a:prstGeom>
+                  </pic:spPr>
+                </pic:pic>
+              </a:graphicData>
+            </a:graphic>
+          </wp:inline>
+        </w:drawing>
+      </w:r>
+    </w:p>
+    <w:p>
+      <w:pPr>
+        <w:rPr>
+          <w:color w:val="F79646" w:themeColor="accent6"/>
+          <w:sz w:val="24"/>
+          <w:szCs w:val="24"/>
+        </w:rPr>
+      </w:pPr>
+    </w:p>
+    <w:p>
+      <w:pPr>
+        <w:rPr>
+          <w:sz w:val="24"/>
+          <w:szCs w:val="24"/>
+        </w:rPr>
+      </w:pPr>
+      <w:r>
+        <w:rPr>
+          <w:sz w:val="24"/>
+          <w:szCs w:val="24"/>
+        </w:rPr>
+        <w:t xml:space="preserve">A través del grafico en escala log-log, podemos ver como la predicción se ajusta a una </w:t>
+      </w:r>
+      <w:r>
+        <w:rPr>
+          <w:sz w:val="24"/>
+          <w:szCs w:val="24"/>
+        </w:rPr>
+        <w:t>línea</w:t>
+      </w:r>
+      <w:r>
+        <w:rPr>
+          <w:sz w:val="24"/>
+          <w:szCs w:val="24"/>
+        </w:rPr>
+        <w:t xml:space="preserve"> recta en lo que son el centro de los datos, que coinciden con las palabras que no son ni muy frecuente ni poco comunes. </w:t>
+      </w:r>
+    </w:p>
+    <w:p>
+      <w:pPr>
+        <w:rPr>
+          <w:sz w:val="24"/>
+          <w:szCs w:val="24"/>
+        </w:rPr>
+      </w:pPr>
+    </w:p>
+    <w:p>
+      <w:pPr>
+        <w:rPr>
+          <w:sz w:val="24"/>
+          <w:szCs w:val="24"/>
+        </w:rPr>
+      </w:pPr>
+      <w:r>
+        <w:rPr>
+          <w:sz w:val="24"/>
+          <w:szCs w:val="24"/>
+        </w:rPr>
+        <w:lastRenderedPageBreak/>
+        <w:t xml:space="preserve">En este caso, no realizamos la eliminación de stopwords, y eso puede verse en el </w:t>
+      </w:r>
+      <w:r>
+        <w:rPr>
+          <w:sz w:val="24"/>
+          <w:szCs w:val="24"/>
+        </w:rPr>
+        <w:t>gráfico</w:t>
+      </w:r>
+      <w:r>
+        <w:rPr>
+          <w:sz w:val="24"/>
+          <w:szCs w:val="24"/>
+        </w:rPr>
+        <w:t xml:space="preserve"> de la escala lineal, donde la gran cantidad de frecuencia de palabras se encuentra al principio. Obteniendo los 10 términos más frecuente, tenemos esto:</w:t>
+      </w:r>
+    </w:p>
+    <w:p>
+      <w:pPr>
+        <w:rPr>
+          <w:sz w:val="24"/>
+          <w:szCs w:val="24"/>
+        </w:rPr>
+      </w:pPr>
+    </w:p>
+    <w:p>
+      <w:pPr>
+        <w:pStyle w:val="Prrafodelista"/>
+        <w:numPr>
+          <w:ilvl w:val="0"/>
+          <w:numId w:val="17"/>
+        </w:numPr>
+        <w:jc w:val="both"/>
+        <w:rPr>
+          <w:sz w:val="24"/>
+          <w:szCs w:val="24"/>
+        </w:rPr>
+      </w:pPr>
+      <w:r>
+        <w:rPr>
+          <w:sz w:val="24"/>
+          <w:szCs w:val="24"/>
+        </w:rPr>
+        <w:t>que: 20769</w:t>
+      </w:r>
+    </w:p>
+    <w:p>
+      <w:pPr>
+        <w:pStyle w:val="Prrafodelista"/>
+        <w:numPr>
+          <w:ilvl w:val="0"/>
+          <w:numId w:val="17"/>
+        </w:numPr>
+        <w:jc w:val="both"/>
+        <w:rPr>
+          <w:sz w:val="24"/>
+          <w:szCs w:val="24"/>
+        </w:rPr>
+      </w:pPr>
+      <w:r>
+        <w:rPr>
+          <w:sz w:val="24"/>
+          <w:szCs w:val="24"/>
+        </w:rPr>
+        <w:t>de: 18411</w:t>
+      </w:r>
+    </w:p>
+    <w:p>
+      <w:pPr>
+        <w:pStyle w:val="Prrafodelista"/>
+        <w:numPr>
+          <w:ilvl w:val="0"/>
+          <w:numId w:val="17"/>
+        </w:numPr>
+        <w:jc w:val="both"/>
+        <w:rPr>
+          <w:sz w:val="24"/>
+          <w:szCs w:val="24"/>
+        </w:rPr>
+      </w:pPr>
+      <w:r>
+        <w:rPr>
+          <w:sz w:val="24"/>
+          <w:szCs w:val="24"/>
+        </w:rPr>
+        <w:t>y: 18272</w:t>
+      </w:r>
+    </w:p>
+    <w:p>
+      <w:pPr>
+        <w:pStyle w:val="Prrafodelista"/>
+        <w:numPr>
+          <w:ilvl w:val="0"/>
+          <w:numId w:val="17"/>
+        </w:numPr>
+        <w:jc w:val="both"/>
+        <w:rPr>
+          <w:sz w:val="24"/>
+          <w:szCs w:val="24"/>
+        </w:rPr>
+      </w:pPr>
+      <w:r>
+        <w:rPr>
+          <w:sz w:val="24"/>
+          <w:szCs w:val="24"/>
+        </w:rPr>
+        <w:t>la: 10492</w:t>
+      </w:r>
+    </w:p>
+    <w:p>
+      <w:pPr>
+        <w:pStyle w:val="Prrafodelista"/>
+        <w:numPr>
+          <w:ilvl w:val="0"/>
+          <w:numId w:val="17"/>
+        </w:numPr>
+        <w:jc w:val="both"/>
+        <w:rPr>
+          <w:sz w:val="24"/>
+          <w:szCs w:val="24"/>
+        </w:rPr>
+      </w:pPr>
+      <w:r>
+        <w:rPr>
+          <w:sz w:val="24"/>
+          <w:szCs w:val="24"/>
+        </w:rPr>
+        <w:t>a: 9934</w:t>
+      </w:r>
+    </w:p>
+    <w:p>
+      <w:pPr>
+        <w:pStyle w:val="Prrafodelista"/>
+        <w:numPr>
+          <w:ilvl w:val="0"/>
+          <w:numId w:val="17"/>
+        </w:numPr>
+        <w:jc w:val="both"/>
+        <w:rPr>
+          <w:sz w:val="24"/>
+          <w:szCs w:val="24"/>
+        </w:rPr>
+      </w:pPr>
+      <w:r>
+        <w:rPr>
+          <w:sz w:val="24"/>
+          <w:szCs w:val="24"/>
+        </w:rPr>
+        <w:t>en: 8285</w:t>
+      </w:r>
+    </w:p>
+    <w:p>
+      <w:pPr>
+        <w:pStyle w:val="Prrafodelista"/>
+        <w:numPr>
+          <w:ilvl w:val="0"/>
+          <w:numId w:val="17"/>
+        </w:numPr>
+        <w:jc w:val="both"/>
+        <w:rPr>
+          <w:sz w:val="24"/>
+          <w:szCs w:val="24"/>
+        </w:rPr>
+      </w:pPr>
+      <w:r>
+        <w:rPr>
+          <w:sz w:val="24"/>
+          <w:szCs w:val="24"/>
+        </w:rPr>
+        <w:t>el: 8267</w:t>
+      </w:r>
+    </w:p>
+    <w:p>
+      <w:pPr>
+        <w:pStyle w:val="Prrafodelista"/>
+        <w:numPr>
+          <w:ilvl w:val="0"/>
+          <w:numId w:val="17"/>
+        </w:numPr>
+        <w:jc w:val="both"/>
+        <w:rPr>
+          <w:sz w:val="24"/>
+          <w:szCs w:val="24"/>
+        </w:rPr>
+      </w:pPr>
+      <w:r>
+        <w:rPr>
+          <w:sz w:val="24"/>
+          <w:szCs w:val="24"/>
+        </w:rPr>
+        <w:t>no: 6356</w:t>
+      </w:r>
+    </w:p>
+    <w:p>
+      <w:pPr>
+        <w:pStyle w:val="Prrafodelista"/>
+        <w:numPr>
+          <w:ilvl w:val="0"/>
+          <w:numId w:val="17"/>
+        </w:numPr>
+        <w:jc w:val="both"/>
+        <w:rPr>
+          <w:sz w:val="24"/>
+          <w:szCs w:val="24"/>
+        </w:rPr>
+      </w:pPr>
+      <w:r>
+        <w:rPr>
+          <w:sz w:val="24"/>
+          <w:szCs w:val="24"/>
+        </w:rPr>
+        <w:t>los: 4769</w:t>
+      </w:r>
+    </w:p>
+    <w:p>
+      <w:pPr>
+        <w:pStyle w:val="Prrafodelista"/>
+        <w:numPr>
+          <w:ilvl w:val="0"/>
+          <w:numId w:val="17"/>
+        </w:numPr>
+        <w:jc w:val="both"/>
+        <w:rPr>
+          <w:sz w:val="24"/>
+          <w:szCs w:val="24"/>
+        </w:rPr>
+      </w:pPr>
+      <w:r>
+        <w:rPr>
+          <w:sz w:val="24"/>
+          <w:szCs w:val="24"/>
+        </w:rPr>
+        <w:t>se: 4752</w:t>
+      </w:r>
+    </w:p>
+    <w:p>
+      <w:pPr>
+        <w:jc w:val="both"/>
+        <w:rPr>
+          <w:color w:val="F79646" w:themeColor="accent6"/>
+          <w:sz w:val="24"/>
+          <w:szCs w:val="24"/>
+        </w:rPr>
+      </w:pPr>
+    </w:p>
+    <w:p>
+      <w:pPr>
+        <w:jc w:val="both"/>
+        <w:rPr>
+          <w:sz w:val="24"/>
+          <w:szCs w:val="24"/>
+        </w:rPr>
+      </w:pPr>
+      <w:r>
+        <w:rPr>
+          <w:sz w:val="24"/>
+          <w:szCs w:val="24"/>
+        </w:rPr>
+        <w:t xml:space="preserve">Todas estas son palabras vacías, que </w:t>
+      </w:r>
+      <w:r>
+        <w:rPr>
+          <w:sz w:val="24"/>
+          <w:szCs w:val="24"/>
+        </w:rPr>
+        <w:t>sería</w:t>
+      </w:r>
+      <w:r>
+        <w:rPr>
+          <w:sz w:val="24"/>
+          <w:szCs w:val="24"/>
+        </w:rPr>
+        <w:t xml:space="preserve"> necesario eliminar para hacer un correcto análisis.</w:t>
+      </w:r>
+    </w:p>
+    <w:p>
+      <w:pPr>
+        <w:jc w:val="both"/>
+        <w:rPr>
+          <w:sz w:val="24"/>
+          <w:szCs w:val="24"/>
+        </w:rPr>
+      </w:pPr>
+    </w:p>
+    <w:p>
+      <w:pPr>
+        <w:jc w:val="both"/>
+        <w:rPr>
+          <w:sz w:val="24"/>
+          <w:szCs w:val="24"/>
+        </w:rPr>
+      </w:pPr>
+      <w:r>
+        <w:rPr>
+          <w:sz w:val="24"/>
+          <w:szCs w:val="24"/>
+        </w:rPr>
+        <w:t xml:space="preserve">De esta forma, a través del texto del Quijote de Cervantes, obra más destacada de la literatura española, demostramos que la ley de Zypf se cumple en todos los textos literarios. </w:t>
+      </w:r>
+      <w:r>
+        <w:rPr>
+          <w:color w:val="F79646" w:themeColor="accent6"/>
+          <w:sz w:val="24"/>
+          <w:szCs w:val="24"/>
+        </w:rPr>
+        <w:br w:type="page"/>
+      </w:r>
+    </w:p>
+    <w:p>
+      <w:pPr>
+        <w:numPr>
+          <w:ilvl w:val="0"/>
+          <w:numId w:val="1"/>
+        </w:numPr>
+        <w:jc w:val="both"/>
+        <w:rPr>
+          <w:color w:val="F79646" w:themeColor="accent6"/>
+          <w:sz w:val="24"/>
+          <w:szCs w:val="24"/>
+        </w:rPr>
+      </w:pPr>
+      <w:r>
+        <w:rPr>
+          <w:color w:val="F79646" w:themeColor="accent6"/>
+          <w:sz w:val="24"/>
+          <w:szCs w:val="24"/>
+        </w:rPr>
+        <w:lastRenderedPageBreak/>
+        <w:t xml:space="preserve">Usando los datos del ejercicio anterior y de acuerdo a la ley de Zipf, calcule la cantidad de palabras que debería haber en el 10%, 20% y 30% del vocabulario. Verifique respecto de los valores reales. Utilice esta aproximación para podar el vocabulario en los mismos porcentajes e indique qué porcentaje de la poda coincide con palabras vacías. Extraiga las palabras podadas que no son </w:t>
+      </w:r>
+      <w:r>
+        <w:rPr>
+          <w:i/>
+          <w:iCs/>
+          <w:color w:val="F79646" w:themeColor="accent6"/>
+          <w:sz w:val="24"/>
+          <w:szCs w:val="24"/>
+        </w:rPr>
+        <w:t>stopwords</w:t>
+      </w:r>
+      <w:r>
+        <w:rPr>
+          <w:color w:val="F79646" w:themeColor="accent6"/>
+          <w:sz w:val="24"/>
+          <w:szCs w:val="24"/>
+        </w:rPr>
+        <w:t xml:space="preserve"> y verifique si, a su criterio, pueden ser importantes para la recuperación.</w:t>
+      </w:r>
+    </w:p>
+    <w:p>
+      <w:pPr>
+        <w:jc w:val="both"/>
+        <w:rPr>
+          <w:color w:val="F79646" w:themeColor="accent6"/>
+          <w:sz w:val="24"/>
+          <w:szCs w:val="24"/>
+        </w:rPr>
+      </w:pPr>
+      <w:r>
+        <w:rPr>
+          <w:color w:val="F79646" w:themeColor="accent6"/>
+          <w:sz w:val="24"/>
+          <w:szCs w:val="24"/>
+        </w:rPr>
+        <w:tab/>
+      </w:r>
+      <w:r>
+        <w:rPr>
+          <w:color w:val="F79646" w:themeColor="accent6"/>
+          <w:sz w:val="24"/>
+          <w:szCs w:val="24"/>
+        </w:rPr>
+        <w:tab/>
+      </w:r>
+    </w:p>
+    <w:p>
+      <w:pPr>
+        <w:rPr>
+          <w:b/>
+          <w:bCs/>
+          <w:sz w:val="24"/>
+          <w:szCs w:val="24"/>
+        </w:rPr>
+      </w:pPr>
+      <w:r>
+        <w:rPr>
+          <w:b/>
+          <w:bCs/>
+          <w:sz w:val="24"/>
+          <w:szCs w:val="24"/>
+        </w:rPr>
+        <w:t>Cantidad de palabras por cada porcentaje (%)</w:t>
+      </w:r>
+    </w:p>
+    <w:p>
+      <w:pPr>
+        <w:rPr>
+          <w:b/>
+          <w:bCs/>
+          <w:sz w:val="24"/>
+          <w:szCs w:val="24"/>
+        </w:rPr>
+      </w:pPr>
+    </w:p>
+    <w:p>
+      <w:pPr>
+        <w:rPr>
+          <w:sz w:val="24"/>
+          <w:szCs w:val="24"/>
+        </w:rPr>
+      </w:pPr>
+      <w:r>
+        <w:rPr>
+          <w:sz w:val="24"/>
+          <w:szCs w:val="24"/>
+        </w:rPr>
+        <w:t>Realizamos el cálculo de los tokens que representa el 10%, 20% y 30% del vocabulario, y se obtuvo lo siguiente:</w:t>
+      </w:r>
+    </w:p>
+    <w:p>
+      <w:pPr>
+        <w:rPr>
+          <w:sz w:val="24"/>
+          <w:szCs w:val="24"/>
+        </w:rPr>
+      </w:pPr>
+    </w:p>
+    <w:p>
+      <w:pPr>
+        <w:pStyle w:val="Prrafodelista"/>
+        <w:numPr>
+          <w:ilvl w:val="0"/>
+          <w:numId w:val="16"/>
+        </w:numPr>
+        <w:rPr>
+          <w:sz w:val="24"/>
+          <w:szCs w:val="24"/>
+        </w:rPr>
+      </w:pPr>
+      <w:r>
+        <w:rPr>
+          <w:sz w:val="24"/>
+          <w:szCs w:val="24"/>
+        </w:rPr>
+        <w:t>10% vocabulario (2357 palabras):</w:t>
+      </w:r>
+    </w:p>
+    <w:p>
+      <w:pPr>
+        <w:pStyle w:val="Prrafodelista"/>
+        <w:ind w:firstLine="720"/>
+        <w:rPr>
+          <w:sz w:val="24"/>
+          <w:szCs w:val="24"/>
+        </w:rPr>
+      </w:pPr>
+      <w:r>
+        <w:rPr>
+          <w:sz w:val="24"/>
+          <w:szCs w:val="24"/>
+        </w:rPr>
+        <w:t>Cobertura: 86.50%</w:t>
+      </w:r>
+    </w:p>
+    <w:p>
+      <w:pPr>
+        <w:pStyle w:val="Prrafodelista"/>
+        <w:numPr>
+          <w:ilvl w:val="0"/>
+          <w:numId w:val="16"/>
+        </w:numPr>
+        <w:rPr>
+          <w:sz w:val="24"/>
+          <w:szCs w:val="24"/>
+        </w:rPr>
+      </w:pPr>
+      <w:r>
+        <w:rPr>
+          <w:sz w:val="24"/>
+          <w:szCs w:val="24"/>
+        </w:rPr>
+        <w:t>20% vocabulario (4715 palabras):</w:t>
+      </w:r>
+    </w:p>
+    <w:p>
+      <w:pPr>
+        <w:pStyle w:val="Prrafodelista"/>
+        <w:ind w:firstLine="720"/>
+        <w:rPr>
+          <w:sz w:val="24"/>
+          <w:szCs w:val="24"/>
+        </w:rPr>
+      </w:pPr>
+      <w:r>
+        <w:rPr>
+          <w:sz w:val="24"/>
+          <w:szCs w:val="24"/>
+        </w:rPr>
+        <w:t>Cobertura: 91.59%</w:t>
+      </w:r>
+    </w:p>
+    <w:p>
+      <w:pPr>
+        <w:pStyle w:val="Prrafodelista"/>
+        <w:numPr>
+          <w:ilvl w:val="0"/>
+          <w:numId w:val="16"/>
+        </w:numPr>
+        <w:rPr>
+          <w:sz w:val="24"/>
+          <w:szCs w:val="24"/>
+        </w:rPr>
+      </w:pPr>
+      <w:r>
+        <w:rPr>
+          <w:sz w:val="24"/>
+          <w:szCs w:val="24"/>
+        </w:rPr>
+        <w:t>30% vocabulario (7072 palabras):</w:t>
+      </w:r>
+    </w:p>
+    <w:p>
+      <w:pPr>
+        <w:pStyle w:val="Prrafodelista"/>
+        <w:numPr>
+          <w:ilvl w:val="1"/>
+          <w:numId w:val="16"/>
+        </w:numPr>
+        <w:rPr>
+          <w:b/>
+          <w:bCs/>
+          <w:sz w:val="24"/>
+          <w:szCs w:val="24"/>
+        </w:rPr>
+      </w:pPr>
+      <w:r>
+        <w:rPr>
+          <w:sz w:val="24"/>
+          <w:szCs w:val="24"/>
+        </w:rPr>
+        <w:t>Cobertura: 94.09%</w:t>
+      </w:r>
+    </w:p>
+    <w:p>
+      <w:pPr>
+        <w:rPr>
+          <w:b/>
+          <w:bCs/>
+          <w:sz w:val="24"/>
+          <w:szCs w:val="24"/>
+        </w:rPr>
+      </w:pPr>
+    </w:p>
+    <w:p>
+      <w:pPr>
+        <w:rPr>
+          <w:sz w:val="24"/>
+          <w:szCs w:val="24"/>
+        </w:rPr>
+      </w:pPr>
+      <w:r>
+        <w:rPr>
+          <w:sz w:val="24"/>
+          <w:szCs w:val="24"/>
+        </w:rPr>
+        <w:t>Esto nos confirma el comportamiento de la ley de Zipf, donde el 10% del vocabulario representa una gran porción de los tokens, en este caso, el 86% de los mismos.</w:t>
+      </w:r>
+    </w:p>
+    <w:p>
+      <w:pPr>
+        <w:rPr>
+          <w:sz w:val="24"/>
+          <w:szCs w:val="24"/>
+        </w:rPr>
+      </w:pPr>
+      <w:r>
+        <w:rPr>
+          <w:sz w:val="24"/>
+          <w:szCs w:val="24"/>
+        </w:rPr>
+        <w:t>A medida que subimos el porcentaje del vocabulario, la ganancia en la cobertura será menor al igual que la cantidad de palabras.</w:t>
+      </w:r>
+    </w:p>
+    <w:p>
+      <w:pPr>
+        <w:rPr>
+          <w:b/>
+          <w:bCs/>
+          <w:sz w:val="24"/>
+          <w:szCs w:val="24"/>
+        </w:rPr>
+      </w:pPr>
+    </w:p>
+    <w:p>
+      <w:pPr>
+        <w:rPr>
+          <w:b/>
+          <w:bCs/>
+          <w:sz w:val="24"/>
+          <w:szCs w:val="24"/>
+        </w:rPr>
+      </w:pPr>
+      <w:r>
+        <w:rPr>
+          <w:b/>
+          <w:bCs/>
+          <w:sz w:val="24"/>
+          <w:szCs w:val="24"/>
+        </w:rPr>
+        <w:t>Poda del vocabulario</w:t>
+      </w:r>
+    </w:p>
+    <w:p>
+      <w:pPr>
+        <w:rPr>
+          <w:b/>
+          <w:bCs/>
+          <w:sz w:val="24"/>
+          <w:szCs w:val="24"/>
+        </w:rPr>
+      </w:pPr>
+    </w:p>
+    <w:p>
+      <w:pPr>
+        <w:rPr>
+          <w:sz w:val="24"/>
+          <w:szCs w:val="24"/>
+        </w:rPr>
+      </w:pPr>
+      <w:r>
+        <w:rPr>
+          <w:sz w:val="24"/>
+          <w:szCs w:val="24"/>
+        </w:rPr>
+        <w:t>Eliminamos las palabras menos frecuentes del vocabulario, teniendo como resultado:</w:t>
+      </w:r>
+    </w:p>
+    <w:p>
+      <w:pPr>
+        <w:rPr>
+          <w:sz w:val="24"/>
+          <w:szCs w:val="24"/>
+        </w:rPr>
+      </w:pPr>
+    </w:p>
+    <w:p>
+      <w:pPr>
+        <w:pStyle w:val="Prrafodelista"/>
+        <w:numPr>
+          <w:ilvl w:val="0"/>
+          <w:numId w:val="16"/>
+        </w:numPr>
+        <w:rPr>
+          <w:sz w:val="24"/>
+          <w:szCs w:val="24"/>
+        </w:rPr>
+      </w:pPr>
+      <w:r>
+        <w:rPr>
+          <w:sz w:val="24"/>
+          <w:szCs w:val="24"/>
+        </w:rPr>
+        <w:t>Poda 90% del vocabulario:</w:t>
+      </w:r>
+    </w:p>
+    <w:p>
+      <w:pPr>
+        <w:pStyle w:val="Prrafodelista"/>
+        <w:ind w:firstLine="720"/>
+        <w:rPr>
+          <w:sz w:val="24"/>
+          <w:szCs w:val="24"/>
+        </w:rPr>
+      </w:pPr>
+      <w:r>
+        <w:rPr>
+          <w:sz w:val="24"/>
+          <w:szCs w:val="24"/>
+        </w:rPr>
+        <w:t>Palabras eliminadas: 21218</w:t>
+      </w:r>
+    </w:p>
+    <w:p>
+      <w:pPr>
+        <w:pStyle w:val="Prrafodelista"/>
+        <w:numPr>
+          <w:ilvl w:val="0"/>
+          <w:numId w:val="16"/>
+        </w:numPr>
+        <w:rPr>
+          <w:sz w:val="24"/>
+          <w:szCs w:val="24"/>
+        </w:rPr>
+      </w:pPr>
+      <w:r>
+        <w:rPr>
+          <w:sz w:val="24"/>
+          <w:szCs w:val="24"/>
+        </w:rPr>
+        <w:t>Poda 80% del vocabulario:</w:t>
+      </w:r>
+    </w:p>
+    <w:p>
+      <w:pPr>
+        <w:pStyle w:val="Prrafodelista"/>
+        <w:ind w:firstLine="720"/>
+        <w:rPr>
+          <w:sz w:val="24"/>
+          <w:szCs w:val="24"/>
+        </w:rPr>
+      </w:pPr>
+      <w:r>
+        <w:rPr>
+          <w:sz w:val="24"/>
+          <w:szCs w:val="24"/>
+        </w:rPr>
+        <w:t>Palabras eliminadas: 18860</w:t>
+      </w:r>
+    </w:p>
+    <w:p>
+      <w:pPr>
+        <w:pStyle w:val="Prrafodelista"/>
+        <w:numPr>
+          <w:ilvl w:val="0"/>
+          <w:numId w:val="16"/>
+        </w:numPr>
+        <w:rPr>
+          <w:sz w:val="24"/>
+          <w:szCs w:val="24"/>
+        </w:rPr>
+      </w:pPr>
+      <w:r>
+        <w:rPr>
+          <w:sz w:val="24"/>
+          <w:szCs w:val="24"/>
+        </w:rPr>
+        <w:t>Poda 70% del vocabulario:</w:t>
+      </w:r>
+    </w:p>
+    <w:p>
+      <w:pPr>
+        <w:pStyle w:val="Prrafodelista"/>
+        <w:ind w:firstLine="720"/>
+        <w:rPr>
+          <w:sz w:val="24"/>
+          <w:szCs w:val="24"/>
+        </w:rPr>
+      </w:pPr>
+      <w:r>
+        <w:rPr>
+          <w:sz w:val="24"/>
+          <w:szCs w:val="24"/>
+        </w:rPr>
+        <w:t>Palabras eliminadas: 16503</w:t>
+      </w:r>
+    </w:p>
+    <w:p>
+      <w:pPr>
+        <w:rPr>
+          <w:sz w:val="24"/>
+          <w:szCs w:val="24"/>
+        </w:rPr>
+      </w:pPr>
+    </w:p>
+    <w:p>
+      <w:pPr>
+        <w:rPr>
+          <w:sz w:val="24"/>
+          <w:szCs w:val="24"/>
+        </w:rPr>
+      </w:pPr>
+      <w:r>
+        <w:rPr>
+          <w:sz w:val="24"/>
+          <w:szCs w:val="24"/>
+        </w:rPr>
+        <w:t>Comparado con las stopwords, que el resultado fue el siguiente:</w:t>
+      </w:r>
+    </w:p>
+    <w:p>
+      <w:pPr>
+        <w:rPr>
+          <w:sz w:val="24"/>
+          <w:szCs w:val="24"/>
+        </w:rPr>
+      </w:pPr>
+    </w:p>
+    <w:p>
+      <w:pPr>
+        <w:pStyle w:val="Prrafodelista"/>
+        <w:numPr>
+          <w:ilvl w:val="0"/>
+          <w:numId w:val="16"/>
+        </w:numPr>
+        <w:rPr>
+          <w:sz w:val="24"/>
+          <w:szCs w:val="24"/>
+        </w:rPr>
+      </w:pPr>
+      <w:r>
+        <w:rPr>
+          <w:sz w:val="24"/>
+          <w:szCs w:val="24"/>
+        </w:rPr>
+        <w:t>Poda 90%:</w:t>
+      </w:r>
+    </w:p>
+    <w:p>
+      <w:pPr>
+        <w:pStyle w:val="Prrafodelista"/>
+        <w:ind w:firstLine="720"/>
+        <w:rPr>
+          <w:sz w:val="24"/>
+          <w:szCs w:val="24"/>
+        </w:rPr>
+      </w:pPr>
+      <w:r>
+        <w:rPr>
+          <w:sz w:val="24"/>
+          <w:szCs w:val="24"/>
+        </w:rPr>
+        <w:t>% stopwords eliminadas: 0.0000</w:t>
+      </w:r>
+    </w:p>
+    <w:p>
+      <w:pPr>
+        <w:pStyle w:val="Prrafodelista"/>
+        <w:numPr>
+          <w:ilvl w:val="0"/>
+          <w:numId w:val="16"/>
+        </w:numPr>
+        <w:rPr>
+          <w:sz w:val="24"/>
+          <w:szCs w:val="24"/>
+        </w:rPr>
+      </w:pPr>
+      <w:r>
+        <w:rPr>
+          <w:sz w:val="24"/>
+          <w:szCs w:val="24"/>
+        </w:rPr>
+        <w:t>Poda 80%:</w:t>
+      </w:r>
+    </w:p>
+    <w:p>
+      <w:pPr>
+        <w:pStyle w:val="Prrafodelista"/>
+        <w:ind w:firstLine="720"/>
+        <w:rPr>
+          <w:sz w:val="24"/>
+          <w:szCs w:val="24"/>
+        </w:rPr>
+      </w:pPr>
+      <w:r>
+        <w:rPr>
+          <w:sz w:val="24"/>
+          <w:szCs w:val="24"/>
+        </w:rPr>
+        <w:t>% stopwords eliminadas: 0.0000</w:t>
+      </w:r>
+    </w:p>
+    <w:p>
+      <w:pPr>
+        <w:rPr>
+          <w:sz w:val="24"/>
+          <w:szCs w:val="24"/>
+        </w:rPr>
+      </w:pPr>
+    </w:p>
+    <w:p>
+      <w:pPr>
+        <w:pStyle w:val="Prrafodelista"/>
+        <w:numPr>
+          <w:ilvl w:val="0"/>
+          <w:numId w:val="16"/>
+        </w:numPr>
+        <w:rPr>
+          <w:sz w:val="24"/>
+          <w:szCs w:val="24"/>
+        </w:rPr>
+      </w:pPr>
+      <w:r>
+        <w:rPr>
+          <w:sz w:val="24"/>
+          <w:szCs w:val="24"/>
+        </w:rPr>
+        <w:lastRenderedPageBreak/>
+        <w:t>Poda 70%:</w:t>
+      </w:r>
+    </w:p>
+    <w:p>
+      <w:pPr>
+        <w:pStyle w:val="Prrafodelista"/>
+        <w:ind w:firstLine="720"/>
+        <w:rPr>
+          <w:sz w:val="24"/>
+          <w:szCs w:val="24"/>
+        </w:rPr>
+      </w:pPr>
+      <w:r>
+        <w:rPr>
+          <w:sz w:val="24"/>
+          <w:szCs w:val="24"/>
+        </w:rPr>
+        <w:t>% stopwords eliminadas: 0.0000</w:t>
+      </w:r>
+    </w:p>
+    <w:p>
+      <w:pPr>
+        <w:rPr>
+          <w:b/>
+          <w:bCs/>
+          <w:sz w:val="24"/>
+          <w:szCs w:val="24"/>
+        </w:rPr>
+      </w:pPr>
+    </w:p>
+    <w:p>
+      <w:pPr>
+        <w:rPr>
+          <w:sz w:val="24"/>
+          <w:szCs w:val="24"/>
+        </w:rPr>
+      </w:pPr>
+      <w:r>
+        <w:rPr>
+          <w:sz w:val="24"/>
+          <w:szCs w:val="24"/>
+        </w:rPr>
+        <w:t xml:space="preserve">En todos los casos, la poda de stopwords dio cero. Esto quiere decir que las stopwords se encuentra entre las palabras </w:t>
+      </w:r>
+      <w:r>
+        <w:rPr>
+          <w:sz w:val="24"/>
+          <w:szCs w:val="24"/>
+        </w:rPr>
+        <w:t>más</w:t>
+      </w:r>
+      <w:r>
+        <w:rPr>
+          <w:sz w:val="24"/>
+          <w:szCs w:val="24"/>
+        </w:rPr>
+        <w:t xml:space="preserve"> frecuentes, haciendo que no sean afectadas por la poda.</w:t>
+      </w:r>
+    </w:p>
+    <w:p>
+      <w:pPr>
+        <w:rPr>
+          <w:b/>
+          <w:bCs/>
+          <w:sz w:val="24"/>
+          <w:szCs w:val="24"/>
+        </w:rPr>
+      </w:pPr>
+    </w:p>
+    <w:p>
+      <w:pPr>
+        <w:rPr>
+          <w:b/>
+          <w:bCs/>
+          <w:sz w:val="24"/>
+          <w:szCs w:val="24"/>
+        </w:rPr>
+      </w:pPr>
+      <w:r>
+        <w:rPr>
+          <w:b/>
+          <w:bCs/>
+          <w:sz w:val="24"/>
+          <w:szCs w:val="24"/>
+        </w:rPr>
+        <w:t>Palabras podadas que no son stopwords</w:t>
+      </w:r>
+    </w:p>
+    <w:p>
+      <w:pPr>
+        <w:rPr>
+          <w:b/>
+          <w:bCs/>
+          <w:sz w:val="24"/>
+          <w:szCs w:val="24"/>
+        </w:rPr>
+      </w:pPr>
+    </w:p>
+    <w:p>
+      <w:pPr>
+        <w:rPr>
+          <w:sz w:val="24"/>
+          <w:szCs w:val="24"/>
+        </w:rPr>
+      </w:pPr>
+      <w:r>
+        <w:rPr>
+          <w:sz w:val="24"/>
+          <w:szCs w:val="24"/>
+        </w:rPr>
+        <w:t>Detallo algunas palabras podadas que no son stopwords:</w:t>
+      </w:r>
+    </w:p>
+    <w:p>
+      <w:pPr>
+        <w:pStyle w:val="Prrafodelista"/>
+        <w:numPr>
+          <w:ilvl w:val="0"/>
+          <w:numId w:val="16"/>
+        </w:numPr>
+        <w:rPr>
+          <w:sz w:val="24"/>
+          <w:szCs w:val="24"/>
+        </w:rPr>
+      </w:pPr>
+      <w:r>
+        <w:rPr>
+          <w:sz w:val="24"/>
+          <w:szCs w:val="24"/>
+        </w:rPr>
+        <w:t>Conversación</w:t>
+      </w:r>
+    </w:p>
+    <w:p>
+      <w:pPr>
+        <w:pStyle w:val="Prrafodelista"/>
+        <w:numPr>
+          <w:ilvl w:val="0"/>
+          <w:numId w:val="16"/>
+        </w:numPr>
+        <w:rPr>
+          <w:sz w:val="24"/>
+          <w:szCs w:val="24"/>
+        </w:rPr>
+      </w:pPr>
+      <w:r>
+        <w:rPr>
+          <w:sz w:val="24"/>
+          <w:szCs w:val="24"/>
+        </w:rPr>
+        <w:t>Santas</w:t>
+      </w:r>
+    </w:p>
+    <w:p>
+      <w:pPr>
+        <w:pStyle w:val="Prrafodelista"/>
+        <w:numPr>
+          <w:ilvl w:val="0"/>
+          <w:numId w:val="16"/>
+        </w:numPr>
+        <w:rPr>
+          <w:sz w:val="24"/>
+          <w:szCs w:val="24"/>
+        </w:rPr>
+      </w:pPr>
+      <w:r>
+        <w:rPr>
+          <w:sz w:val="24"/>
+          <w:szCs w:val="24"/>
+        </w:rPr>
+        <w:t>Resurrección</w:t>
+      </w:r>
+    </w:p>
+    <w:p>
+      <w:pPr>
+        <w:pStyle w:val="Prrafodelista"/>
+        <w:numPr>
+          <w:ilvl w:val="0"/>
+          <w:numId w:val="16"/>
+        </w:numPr>
+        <w:rPr>
+          <w:sz w:val="24"/>
+          <w:szCs w:val="24"/>
+        </w:rPr>
+      </w:pPr>
+      <w:r>
+        <w:rPr>
+          <w:sz w:val="24"/>
+          <w:szCs w:val="24"/>
+        </w:rPr>
+        <w:t>Embajadas</w:t>
+      </w:r>
+    </w:p>
+    <w:p>
+      <w:pPr>
+        <w:pStyle w:val="Prrafodelista"/>
+        <w:numPr>
+          <w:ilvl w:val="0"/>
+          <w:numId w:val="16"/>
+        </w:numPr>
+        <w:rPr>
+          <w:sz w:val="24"/>
+          <w:szCs w:val="24"/>
+        </w:rPr>
+      </w:pPr>
+      <w:r>
+        <w:rPr>
+          <w:sz w:val="24"/>
+          <w:szCs w:val="24"/>
+        </w:rPr>
+        <w:t>Dulces</w:t>
+      </w:r>
+    </w:p>
+    <w:p>
+      <w:pPr>
+        <w:pStyle w:val="Prrafodelista"/>
+        <w:numPr>
+          <w:ilvl w:val="0"/>
+          <w:numId w:val="16"/>
+        </w:numPr>
+        <w:rPr>
+          <w:sz w:val="24"/>
+          <w:szCs w:val="24"/>
+        </w:rPr>
+      </w:pPr>
+      <w:r>
+        <w:rPr>
+          <w:sz w:val="24"/>
+          <w:szCs w:val="24"/>
+        </w:rPr>
+        <w:t>Leyéndolos</w:t>
+      </w:r>
+    </w:p>
+    <w:p>
+      <w:pPr>
+        <w:pStyle w:val="Prrafodelista"/>
+        <w:numPr>
+          <w:ilvl w:val="0"/>
+          <w:numId w:val="16"/>
+        </w:numPr>
+        <w:rPr>
+          <w:sz w:val="24"/>
+          <w:szCs w:val="24"/>
+        </w:rPr>
+      </w:pPr>
+      <w:r>
+        <w:rPr>
+          <w:sz w:val="24"/>
+          <w:szCs w:val="24"/>
+        </w:rPr>
+        <w:t>Chinche</w:t>
+      </w:r>
+    </w:p>
+    <w:p>
+      <w:pPr>
+        <w:pStyle w:val="Prrafodelista"/>
+        <w:numPr>
+          <w:ilvl w:val="0"/>
+          <w:numId w:val="16"/>
+        </w:numPr>
+        <w:rPr>
+          <w:sz w:val="24"/>
+          <w:szCs w:val="24"/>
+        </w:rPr>
+      </w:pPr>
+      <w:r>
+        <w:rPr>
+          <w:sz w:val="24"/>
+          <w:szCs w:val="24"/>
+        </w:rPr>
+        <w:t>Causadora</w:t>
+      </w:r>
+    </w:p>
+    <w:p>
+      <w:pPr>
+        <w:rPr>
+          <w:sz w:val="24"/>
+          <w:szCs w:val="24"/>
+        </w:rPr>
+      </w:pPr>
+    </w:p>
+    <w:p>
+      <w:pPr>
+        <w:rPr>
+          <w:sz w:val="24"/>
+          <w:szCs w:val="24"/>
+        </w:rPr>
+      </w:pPr>
+      <w:r>
+        <w:rPr>
+          <w:sz w:val="24"/>
+          <w:szCs w:val="24"/>
+        </w:rPr>
+        <w:t>Pueden ser casos que las palabras no sean tan utilizadas por Cervantes en el Quijote, pero esto puede causar un impacto en la recuperación si son términos que solo pertenecen a esta obra literaria, que son relevantes para la búsqueda.</w:t>
+      </w:r>
+    </w:p>
+    <w:p>
+      <w:pPr>
+        <w:rPr>
+          <w:sz w:val="24"/>
+          <w:szCs w:val="24"/>
+        </w:rPr>
+      </w:pPr>
+    </w:p>
+    <w:p>
+      <w:pPr>
+        <w:rPr>
+          <w:sz w:val="24"/>
+          <w:szCs w:val="24"/>
+        </w:rPr>
+      </w:pPr>
+      <w:r>
+        <w:rPr>
+          <w:sz w:val="24"/>
+          <w:szCs w:val="24"/>
+        </w:rPr>
+        <w:t>En base a esto último, es necesario analizar el trade-off entre la poda del vocabulario por frecuencia, ya que esta puede mejorar la eficiencia y reducir el ruido, pero afectar la recuperación de la información eliminando términos relevantes en la obra.</w:t>
+      </w:r>
+    </w:p>
+    <w:p>
+      <w:pPr>
+        <w:rPr>
+          <w:sz w:val="24"/>
+          <w:szCs w:val="24"/>
+        </w:rPr>
+      </w:pPr>
+    </w:p>
+    <w:p>
+      <w:pPr>
+        <w:pStyle w:val="Prrafodelista"/>
+        <w:numPr>
+          <w:ilvl w:val="0"/>
+          <w:numId w:val="16"/>
+        </w:numPr>
+        <w:rPr>
+          <w:color w:val="F79646" w:themeColor="accent6"/>
+          <w:sz w:val="24"/>
+          <w:szCs w:val="24"/>
+        </w:rPr>
+      </w:pPr>
+      <w:r>
+        <w:rPr>
+          <w:color w:val="F79646" w:themeColor="accent6"/>
+          <w:sz w:val="24"/>
+          <w:szCs w:val="24"/>
+        </w:rPr>
+        <w:br w:type="page"/>
+      </w:r>
+    </w:p>
+    <w:p>
+      <w:pPr>
+        <w:numPr>
+          <w:ilvl w:val="0"/>
+          <w:numId w:val="1"/>
+        </w:numPr>
+        <w:jc w:val="both"/>
+        <w:rPr>
+          <w:color w:val="F79646" w:themeColor="accent6"/>
+          <w:sz w:val="24"/>
+          <w:szCs w:val="24"/>
+        </w:rPr>
+      </w:pPr>
+      <w:r>
+        <w:rPr>
+          <w:color w:val="F79646" w:themeColor="accent6"/>
+          <w:sz w:val="24"/>
+          <w:szCs w:val="24"/>
+        </w:rPr>
+        <w:lastRenderedPageBreak/>
+        <w:t>Codifique un script que reciba como parámetro el nombre de un archivo de texto, tokenize y calcule y escriba a un archivo los pares (</w:t>
+      </w:r>
+      <w:r>
+        <w:rPr>
+          <w:rFonts w:ascii="Courier New" w:eastAsia="Courier New" w:hAnsi="Courier New" w:cs="Courier New"/>
+          <w:color w:val="F79646" w:themeColor="accent6"/>
+          <w:sz w:val="24"/>
+          <w:szCs w:val="24"/>
+        </w:rPr>
+        <w:t>#términos totales procesados, #términos únicos</w:t>
+      </w:r>
+      <w:r>
+        <w:rPr>
+          <w:color w:val="F79646" w:themeColor="accent6"/>
+          <w:sz w:val="24"/>
+          <w:szCs w:val="24"/>
+        </w:rPr>
+        <w:t>). Verifique en qué medida satisface la ley de Heaps. Grafique en la notebook los ajustes variando los parámetros de la expresión. Puede inicialmente probar con los archivos de los puntos anteriores.</w:t>
+      </w:r>
+    </w:p>
+    <w:p>
+      <w:pPr>
+        <w:jc w:val="both"/>
+        <w:rPr>
+          <w:sz w:val="24"/>
+          <w:szCs w:val="24"/>
+        </w:rPr>
+      </w:pPr>
+    </w:p>
+    <w:p>
+      <w:r>
+        <w:t>Utilizando como archivo de texto nuevamente el Quijote de Cervantes, pero realizo la construcción de los siguientes gráficos a través de los pares terminos totales – terminos unicos</w:t>
+      </w:r>
+    </w:p>
+    <w:p>
+      <w:pPr>
+        <w:rPr>
+          <w:b/>
+          <w:bCs/>
+        </w:rPr>
+      </w:pPr>
+    </w:p>
+    <w:p>
+      <w:pPr>
+        <w:rPr>
+          <w:b/>
+          <w:bCs/>
+        </w:rPr>
+      </w:pPr>
+      <w:r>
+        <w:rPr>
+          <w:b/>
+          <w:bCs/>
+        </w:rPr>
+        <w:t>Gráficos lineales y log-log para la ley de Heaps</w:t>
+      </w:r>
+    </w:p>
+    <w:p>
+      <w:pPr>
+        <w:rPr>
+          <w:b/>
+          <w:bCs/>
+        </w:rPr>
+      </w:pPr>
+    </w:p>
+    <w:p>
+      <w:pPr>
+        <w:jc w:val="center"/>
+      </w:pPr>
+      <w:r>
+        <w:rPr>
+          <w:noProof/>
+        </w:rPr>
+        <w:drawing>
+          <wp:inline distT="0" distB="0" distL="0" distR="0" wp14:anchorId="67A2939B" wp14:editId="4B716E28">
+            <wp:extent cx="2590800" cy="1938839"/>
+            <wp:effectExtent l="0" t="0" r="0" b="4445"/>
+            <wp:docPr id="34" name="Imagen 34"/>
             <wp:cNvGraphicFramePr>
               <a:graphicFrameLocks xmlns:a="http://schemas.openxmlformats.org/drawingml/2006/main" noChangeAspect="1"/>
             </wp:cNvGraphicFramePr>
@@ -6500,7 +7974,7 @@
                   <pic:spPr>
                     <a:xfrm>
                       <a:off x="0" y="0"/>
-                      <a:ext cx="2716727" cy="2199487"/>
+                      <a:ext cx="2602366" cy="1947495"/>
                     </a:xfrm>
                     <a:prstGeom prst="rect">
                       <a:avLst/>
@@ -6512,1400 +7986,15 @@
           </wp:inline>
         </w:drawing>
       </w:r>
-    </w:p>
-    <w:p>
-      <w:pPr>
-        <w:rPr>
-          <w:color w:val="F79646" w:themeColor="accent6"/>
-          <w:sz w:val="24"/>
-          <w:szCs w:val="24"/>
-        </w:rPr>
-      </w:pPr>
-    </w:p>
-    <w:p>
-      <w:pPr>
-        <w:rPr>
-          <w:sz w:val="24"/>
-          <w:szCs w:val="24"/>
-        </w:rPr>
-      </w:pPr>
-      <w:r>
-        <w:rPr>
-          <w:sz w:val="24"/>
-          <w:szCs w:val="24"/>
-        </w:rPr>
-        <w:t xml:space="preserve">A través del grafico en escala log-log, podemos ver como la predicción se ajusta a una </w:t>
-      </w:r>
-      <w:r>
-        <w:rPr>
-          <w:sz w:val="24"/>
-          <w:szCs w:val="24"/>
-        </w:rPr>
-        <w:t>línea</w:t>
-      </w:r>
-      <w:r>
-        <w:rPr>
-          <w:sz w:val="24"/>
-          <w:szCs w:val="24"/>
-        </w:rPr>
-        <w:t xml:space="preserve"> recta en lo que son el centro de los datos, que coinciden con las palabras que no son ni muy frecuente ni poco comunes. </w:t>
-      </w:r>
-    </w:p>
-    <w:p>
-      <w:pPr>
-        <w:rPr>
-          <w:sz w:val="24"/>
-          <w:szCs w:val="24"/>
-        </w:rPr>
-      </w:pPr>
-    </w:p>
-    <w:p>
-      <w:pPr>
-        <w:rPr>
-          <w:sz w:val="24"/>
-          <w:szCs w:val="24"/>
-        </w:rPr>
-      </w:pPr>
-      <w:r>
-        <w:rPr>
-          <w:sz w:val="24"/>
-          <w:szCs w:val="24"/>
-        </w:rPr>
-        <w:lastRenderedPageBreak/>
-        <w:t xml:space="preserve">En este caso, no realizamos la eliminación de stopwords, y eso puede verse en el </w:t>
-      </w:r>
-      <w:r>
-        <w:rPr>
-          <w:sz w:val="24"/>
-          <w:szCs w:val="24"/>
-        </w:rPr>
-        <w:t>gráfico</w:t>
-      </w:r>
-      <w:r>
-        <w:rPr>
-          <w:sz w:val="24"/>
-          <w:szCs w:val="24"/>
-        </w:rPr>
-        <w:t xml:space="preserve"> de la escala lineal, donde la gran cantidad de frecuencia de palabras se encuentra al principio. Obteniendo los 10 términos más frecuente, tenemos esto:</w:t>
-      </w:r>
-    </w:p>
-    <w:p>
-      <w:pPr>
-        <w:rPr>
-          <w:sz w:val="24"/>
-          <w:szCs w:val="24"/>
-        </w:rPr>
-      </w:pPr>
-    </w:p>
-    <w:p>
-      <w:pPr>
-        <w:pStyle w:val="Prrafodelista"/>
-        <w:numPr>
-          <w:ilvl w:val="0"/>
-          <w:numId w:val="17"/>
-        </w:numPr>
-        <w:jc w:val="both"/>
-        <w:rPr>
-          <w:sz w:val="24"/>
-          <w:szCs w:val="24"/>
-        </w:rPr>
-      </w:pPr>
-      <w:r>
-        <w:rPr>
-          <w:sz w:val="24"/>
-          <w:szCs w:val="24"/>
-        </w:rPr>
-        <w:t>que: 20769</w:t>
-      </w:r>
-    </w:p>
-    <w:p>
-      <w:pPr>
-        <w:pStyle w:val="Prrafodelista"/>
-        <w:numPr>
-          <w:ilvl w:val="0"/>
-          <w:numId w:val="17"/>
-        </w:numPr>
-        <w:jc w:val="both"/>
-        <w:rPr>
-          <w:sz w:val="24"/>
-          <w:szCs w:val="24"/>
-        </w:rPr>
-      </w:pPr>
-      <w:r>
-        <w:rPr>
-          <w:sz w:val="24"/>
-          <w:szCs w:val="24"/>
-        </w:rPr>
-        <w:t>de: 18411</w:t>
-      </w:r>
-    </w:p>
-    <w:p>
-      <w:pPr>
-        <w:pStyle w:val="Prrafodelista"/>
-        <w:numPr>
-          <w:ilvl w:val="0"/>
-          <w:numId w:val="17"/>
-        </w:numPr>
-        <w:jc w:val="both"/>
-        <w:rPr>
-          <w:sz w:val="24"/>
-          <w:szCs w:val="24"/>
-        </w:rPr>
-      </w:pPr>
-      <w:r>
-        <w:rPr>
-          <w:sz w:val="24"/>
-          <w:szCs w:val="24"/>
-        </w:rPr>
-        <w:t>y: 18272</w:t>
-      </w:r>
-    </w:p>
-    <w:p>
-      <w:pPr>
-        <w:pStyle w:val="Prrafodelista"/>
-        <w:numPr>
-          <w:ilvl w:val="0"/>
-          <w:numId w:val="17"/>
-        </w:numPr>
-        <w:jc w:val="both"/>
-        <w:rPr>
-          <w:sz w:val="24"/>
-          <w:szCs w:val="24"/>
-        </w:rPr>
-      </w:pPr>
-      <w:r>
-        <w:rPr>
-          <w:sz w:val="24"/>
-          <w:szCs w:val="24"/>
-        </w:rPr>
-        <w:t>la: 10492</w:t>
-      </w:r>
-    </w:p>
-    <w:p>
-      <w:pPr>
-        <w:pStyle w:val="Prrafodelista"/>
-        <w:numPr>
-          <w:ilvl w:val="0"/>
-          <w:numId w:val="17"/>
-        </w:numPr>
-        <w:jc w:val="both"/>
-        <w:rPr>
-          <w:sz w:val="24"/>
-          <w:szCs w:val="24"/>
-        </w:rPr>
-      </w:pPr>
-      <w:r>
-        <w:rPr>
-          <w:sz w:val="24"/>
-          <w:szCs w:val="24"/>
-        </w:rPr>
-        <w:t>a: 9934</w:t>
-      </w:r>
-    </w:p>
-    <w:p>
-      <w:pPr>
-        <w:pStyle w:val="Prrafodelista"/>
-        <w:numPr>
-          <w:ilvl w:val="0"/>
-          <w:numId w:val="17"/>
-        </w:numPr>
-        <w:jc w:val="both"/>
-        <w:rPr>
-          <w:sz w:val="24"/>
-          <w:szCs w:val="24"/>
-        </w:rPr>
-      </w:pPr>
-      <w:r>
-        <w:rPr>
-          <w:sz w:val="24"/>
-          <w:szCs w:val="24"/>
-        </w:rPr>
-        <w:t>en: 8285</w:t>
-      </w:r>
-    </w:p>
-    <w:p>
-      <w:pPr>
-        <w:pStyle w:val="Prrafodelista"/>
-        <w:numPr>
-          <w:ilvl w:val="0"/>
-          <w:numId w:val="17"/>
-        </w:numPr>
-        <w:jc w:val="both"/>
-        <w:rPr>
-          <w:sz w:val="24"/>
-          <w:szCs w:val="24"/>
-        </w:rPr>
-      </w:pPr>
-      <w:r>
-        <w:rPr>
-          <w:sz w:val="24"/>
-          <w:szCs w:val="24"/>
-        </w:rPr>
-        <w:t>el: 8267</w:t>
-      </w:r>
-    </w:p>
-    <w:p>
-      <w:pPr>
-        <w:pStyle w:val="Prrafodelista"/>
-        <w:numPr>
-          <w:ilvl w:val="0"/>
-          <w:numId w:val="17"/>
-        </w:numPr>
-        <w:jc w:val="both"/>
-        <w:rPr>
-          <w:sz w:val="24"/>
-          <w:szCs w:val="24"/>
-        </w:rPr>
-      </w:pPr>
-      <w:r>
-        <w:rPr>
-          <w:sz w:val="24"/>
-          <w:szCs w:val="24"/>
-        </w:rPr>
-        <w:t>no: 6356</w:t>
-      </w:r>
-    </w:p>
-    <w:p>
-      <w:pPr>
-        <w:pStyle w:val="Prrafodelista"/>
-        <w:numPr>
-          <w:ilvl w:val="0"/>
-          <w:numId w:val="17"/>
-        </w:numPr>
-        <w:jc w:val="both"/>
-        <w:rPr>
-          <w:sz w:val="24"/>
-          <w:szCs w:val="24"/>
-        </w:rPr>
-      </w:pPr>
-      <w:r>
-        <w:rPr>
-          <w:sz w:val="24"/>
-          <w:szCs w:val="24"/>
-        </w:rPr>
-        <w:t>los: 4769</w:t>
-      </w:r>
-    </w:p>
-    <w:p>
-      <w:pPr>
-        <w:pStyle w:val="Prrafodelista"/>
-        <w:numPr>
-          <w:ilvl w:val="0"/>
-          <w:numId w:val="17"/>
-        </w:numPr>
-        <w:jc w:val="both"/>
-        <w:rPr>
-          <w:sz w:val="24"/>
-          <w:szCs w:val="24"/>
-        </w:rPr>
-      </w:pPr>
-      <w:r>
-        <w:rPr>
-          <w:sz w:val="24"/>
-          <w:szCs w:val="24"/>
-        </w:rPr>
-        <w:t>se: 4752</w:t>
-      </w:r>
-    </w:p>
-    <w:p>
-      <w:pPr>
-        <w:jc w:val="both"/>
-        <w:rPr>
-          <w:color w:val="F79646" w:themeColor="accent6"/>
-          <w:sz w:val="24"/>
-          <w:szCs w:val="24"/>
-        </w:rPr>
-      </w:pPr>
-    </w:p>
-    <w:p>
-      <w:pPr>
-        <w:jc w:val="both"/>
-        <w:rPr>
-          <w:sz w:val="24"/>
-          <w:szCs w:val="24"/>
-        </w:rPr>
-      </w:pPr>
-      <w:r>
-        <w:rPr>
-          <w:sz w:val="24"/>
-          <w:szCs w:val="24"/>
-        </w:rPr>
-        <w:t xml:space="preserve">Todas estas son palabras vacías, que </w:t>
-      </w:r>
-      <w:r>
-        <w:rPr>
-          <w:sz w:val="24"/>
-          <w:szCs w:val="24"/>
-        </w:rPr>
-        <w:t>sería</w:t>
-      </w:r>
-      <w:r>
-        <w:rPr>
-          <w:sz w:val="24"/>
-          <w:szCs w:val="24"/>
-        </w:rPr>
-        <w:t xml:space="preserve"> necesario eliminar para hacer un correcto análisis.</w:t>
-      </w:r>
-    </w:p>
-    <w:p>
-      <w:pPr>
-        <w:jc w:val="both"/>
-        <w:rPr>
-          <w:sz w:val="24"/>
-          <w:szCs w:val="24"/>
-        </w:rPr>
-      </w:pPr>
-    </w:p>
-    <w:p>
-      <w:pPr>
-        <w:jc w:val="both"/>
-        <w:rPr>
-          <w:sz w:val="24"/>
-          <w:szCs w:val="24"/>
-        </w:rPr>
-      </w:pPr>
-      <w:r>
-        <w:rPr>
-          <w:sz w:val="24"/>
-          <w:szCs w:val="24"/>
-        </w:rPr>
-        <w:t xml:space="preserve">De esta forma, a través del texto del Quijote de Cervantes, obra más destacada de la literatura española, demostramos que la ley de Zypf se cumple en todos los textos literarios. </w:t>
-      </w:r>
-      <w:r>
-        <w:rPr>
-          <w:color w:val="F79646" w:themeColor="accent6"/>
-          <w:sz w:val="24"/>
-          <w:szCs w:val="24"/>
-        </w:rPr>
-        <w:br w:type="page"/>
-      </w:r>
-    </w:p>
-    <w:p>
-      <w:pPr>
-        <w:numPr>
-          <w:ilvl w:val="0"/>
-          <w:numId w:val="1"/>
-        </w:numPr>
-        <w:jc w:val="both"/>
-        <w:rPr>
-          <w:color w:val="F79646" w:themeColor="accent6"/>
-          <w:sz w:val="24"/>
-          <w:szCs w:val="24"/>
-        </w:rPr>
-      </w:pPr>
-      <w:r>
-        <w:rPr>
-          <w:color w:val="F79646" w:themeColor="accent6"/>
-          <w:sz w:val="24"/>
-          <w:szCs w:val="24"/>
-        </w:rPr>
-        <w:lastRenderedPageBreak/>
-        <w:t xml:space="preserve">Usando los datos del ejercicio anterior y de acuerdo a la ley de Zipf, calcule la cantidad de palabras que debería haber en el 10%, 20% y 30% del vocabulario. Verifique respecto de los valores reales. Utilice esta aproximación para podar el vocabulario en los mismos porcentajes e indique qué porcentaje de la poda coincide con palabras vacías. Extraiga las palabras podadas que no son </w:t>
-      </w:r>
-      <w:r>
-        <w:rPr>
-          <w:i/>
-          <w:iCs/>
-          <w:color w:val="F79646" w:themeColor="accent6"/>
-          <w:sz w:val="24"/>
-          <w:szCs w:val="24"/>
-        </w:rPr>
-        <w:t>stopwords</w:t>
-      </w:r>
-      <w:r>
-        <w:rPr>
-          <w:color w:val="F79646" w:themeColor="accent6"/>
-          <w:sz w:val="24"/>
-          <w:szCs w:val="24"/>
-        </w:rPr>
-        <w:t xml:space="preserve"> y verifique si, a su criterio, pueden ser importantes para la recuperación.</w:t>
-      </w:r>
-    </w:p>
-    <w:p>
-      <w:pPr>
-        <w:jc w:val="both"/>
-        <w:rPr>
-          <w:color w:val="F79646" w:themeColor="accent6"/>
-          <w:sz w:val="24"/>
-          <w:szCs w:val="24"/>
-        </w:rPr>
-      </w:pPr>
-      <w:r>
-        <w:rPr>
-          <w:color w:val="F79646" w:themeColor="accent6"/>
-          <w:sz w:val="24"/>
-          <w:szCs w:val="24"/>
-        </w:rPr>
-        <w:tab/>
-      </w:r>
-      <w:r>
-        <w:rPr>
-          <w:color w:val="F79646" w:themeColor="accent6"/>
-          <w:sz w:val="24"/>
-          <w:szCs w:val="24"/>
-        </w:rPr>
-        <w:tab/>
-      </w:r>
-    </w:p>
-    <w:p>
-      <w:pPr>
-        <w:rPr>
-          <w:b/>
-          <w:bCs/>
-          <w:sz w:val="24"/>
-          <w:szCs w:val="24"/>
-        </w:rPr>
-      </w:pPr>
-      <w:r>
-        <w:rPr>
-          <w:b/>
-          <w:bCs/>
-          <w:sz w:val="24"/>
-          <w:szCs w:val="24"/>
-        </w:rPr>
-        <w:t>Cantidad de palabras por cada porcentaje (%)</w:t>
-      </w:r>
-    </w:p>
-    <w:p>
-      <w:pPr>
-        <w:rPr>
-          <w:b/>
-          <w:bCs/>
-          <w:sz w:val="24"/>
-          <w:szCs w:val="24"/>
-        </w:rPr>
-      </w:pPr>
-    </w:p>
-    <w:p>
-      <w:pPr>
-        <w:rPr>
-          <w:sz w:val="24"/>
-          <w:szCs w:val="24"/>
-        </w:rPr>
-      </w:pPr>
-      <w:r>
-        <w:rPr>
-          <w:sz w:val="24"/>
-          <w:szCs w:val="24"/>
-        </w:rPr>
-        <w:t>Realizamos el cálculo de los tokens que representa el 10%, 20% y 30% del vocabulario, y se obtuvo lo siguiente:</w:t>
-      </w:r>
-    </w:p>
-    <w:p>
-      <w:pPr>
-        <w:rPr>
-          <w:sz w:val="24"/>
-          <w:szCs w:val="24"/>
-        </w:rPr>
-      </w:pPr>
-    </w:p>
-    <w:p>
-      <w:pPr>
-        <w:pStyle w:val="Prrafodelista"/>
-        <w:numPr>
-          <w:ilvl w:val="0"/>
-          <w:numId w:val="16"/>
-        </w:numPr>
-        <w:rPr>
-          <w:sz w:val="24"/>
-          <w:szCs w:val="24"/>
-        </w:rPr>
-      </w:pPr>
-      <w:r>
-        <w:rPr>
-          <w:sz w:val="24"/>
-          <w:szCs w:val="24"/>
-        </w:rPr>
-        <w:t>10% vocabulario (2357 palabras):</w:t>
-      </w:r>
-    </w:p>
-    <w:p>
-      <w:pPr>
-        <w:pStyle w:val="Prrafodelista"/>
-        <w:ind w:firstLine="720"/>
-        <w:rPr>
-          <w:sz w:val="24"/>
-          <w:szCs w:val="24"/>
-        </w:rPr>
-      </w:pPr>
-      <w:r>
-        <w:rPr>
-          <w:sz w:val="24"/>
-          <w:szCs w:val="24"/>
-        </w:rPr>
-        <w:t>Cobertura: 86.50%</w:t>
-      </w:r>
-    </w:p>
-    <w:p>
-      <w:pPr>
-        <w:pStyle w:val="Prrafodelista"/>
-        <w:numPr>
-          <w:ilvl w:val="0"/>
-          <w:numId w:val="16"/>
-        </w:numPr>
-        <w:rPr>
-          <w:sz w:val="24"/>
-          <w:szCs w:val="24"/>
-        </w:rPr>
-      </w:pPr>
-      <w:r>
-        <w:rPr>
-          <w:sz w:val="24"/>
-          <w:szCs w:val="24"/>
-        </w:rPr>
-        <w:t>20% vocabulario (4715 palabras):</w:t>
-      </w:r>
-    </w:p>
-    <w:p>
-      <w:pPr>
-        <w:pStyle w:val="Prrafodelista"/>
-        <w:ind w:firstLine="720"/>
-        <w:rPr>
-          <w:sz w:val="24"/>
-          <w:szCs w:val="24"/>
-        </w:rPr>
-      </w:pPr>
-      <w:r>
-        <w:rPr>
-          <w:sz w:val="24"/>
-          <w:szCs w:val="24"/>
-        </w:rPr>
-        <w:t>Cobertura: 91.59%</w:t>
-      </w:r>
-    </w:p>
-    <w:p>
-      <w:pPr>
-        <w:pStyle w:val="Prrafodelista"/>
-        <w:numPr>
-          <w:ilvl w:val="0"/>
-          <w:numId w:val="16"/>
-        </w:numPr>
-        <w:rPr>
-          <w:sz w:val="24"/>
-          <w:szCs w:val="24"/>
-        </w:rPr>
-      </w:pPr>
-      <w:r>
-        <w:rPr>
-          <w:sz w:val="24"/>
-          <w:szCs w:val="24"/>
-        </w:rPr>
-        <w:t>30% vocabulario (7072 palabras):</w:t>
-      </w:r>
-    </w:p>
-    <w:p>
-      <w:pPr>
-        <w:pStyle w:val="Prrafodelista"/>
-        <w:numPr>
-          <w:ilvl w:val="1"/>
-          <w:numId w:val="16"/>
-        </w:numPr>
-        <w:rPr>
-          <w:b/>
-          <w:bCs/>
-          <w:sz w:val="24"/>
-          <w:szCs w:val="24"/>
-        </w:rPr>
-      </w:pPr>
-      <w:r>
-        <w:rPr>
-          <w:sz w:val="24"/>
-          <w:szCs w:val="24"/>
-        </w:rPr>
-        <w:t>Cobertura: 94.09%</w:t>
-      </w:r>
-    </w:p>
-    <w:p>
-      <w:pPr>
-        <w:rPr>
-          <w:b/>
-          <w:bCs/>
-          <w:sz w:val="24"/>
-          <w:szCs w:val="24"/>
-        </w:rPr>
-      </w:pPr>
-    </w:p>
-    <w:p>
-      <w:pPr>
-        <w:rPr>
-          <w:sz w:val="24"/>
-          <w:szCs w:val="24"/>
-        </w:rPr>
-      </w:pPr>
-      <w:r>
-        <w:rPr>
-          <w:sz w:val="24"/>
-          <w:szCs w:val="24"/>
-        </w:rPr>
-        <w:t>Esto nos confirma el comportamiento de la ley de Zipf, donde el 10% del vocabulario representa una gran porción de los tokens, en este caso, el 86% de los mismos.</w:t>
-      </w:r>
-    </w:p>
-    <w:p>
-      <w:pPr>
-        <w:rPr>
-          <w:sz w:val="24"/>
-          <w:szCs w:val="24"/>
-        </w:rPr>
-      </w:pPr>
-      <w:r>
-        <w:rPr>
-          <w:sz w:val="24"/>
-          <w:szCs w:val="24"/>
-        </w:rPr>
-        <w:t>A medida que subimos el porcentaje del vocabulario, la ganancia en la cobertura será menor al igual que la cantidad de palabras.</w:t>
-      </w:r>
-    </w:p>
-    <w:p>
-      <w:pPr>
-        <w:rPr>
-          <w:b/>
-          <w:bCs/>
-          <w:sz w:val="24"/>
-          <w:szCs w:val="24"/>
-        </w:rPr>
-      </w:pPr>
-    </w:p>
-    <w:p>
-      <w:pPr>
-        <w:rPr>
-          <w:b/>
-          <w:bCs/>
-          <w:sz w:val="24"/>
-          <w:szCs w:val="24"/>
-        </w:rPr>
-      </w:pPr>
-      <w:r>
-        <w:rPr>
-          <w:b/>
-          <w:bCs/>
-          <w:sz w:val="24"/>
-          <w:szCs w:val="24"/>
-        </w:rPr>
-        <w:t>Poda del vocabulario</w:t>
-      </w:r>
-    </w:p>
-    <w:p>
-      <w:pPr>
-        <w:rPr>
-          <w:b/>
-          <w:bCs/>
-          <w:sz w:val="24"/>
-          <w:szCs w:val="24"/>
-        </w:rPr>
-      </w:pPr>
-    </w:p>
-    <w:p>
-      <w:pPr>
-        <w:rPr>
-          <w:sz w:val="24"/>
-          <w:szCs w:val="24"/>
-        </w:rPr>
-      </w:pPr>
-      <w:r>
-        <w:rPr>
-          <w:sz w:val="24"/>
-          <w:szCs w:val="24"/>
-        </w:rPr>
-        <w:t>Eliminamos las palabras menos frecuentes del vocabulario, teniendo como resultado:</w:t>
-      </w:r>
-    </w:p>
-    <w:p>
-      <w:pPr>
-        <w:rPr>
-          <w:sz w:val="24"/>
-          <w:szCs w:val="24"/>
-        </w:rPr>
-      </w:pPr>
-    </w:p>
-    <w:p>
-      <w:pPr>
-        <w:pStyle w:val="Prrafodelista"/>
-        <w:numPr>
-          <w:ilvl w:val="0"/>
-          <w:numId w:val="16"/>
-        </w:numPr>
-        <w:rPr>
-          <w:sz w:val="24"/>
-          <w:szCs w:val="24"/>
-        </w:rPr>
-      </w:pPr>
-      <w:r>
-        <w:rPr>
-          <w:sz w:val="24"/>
-          <w:szCs w:val="24"/>
-        </w:rPr>
-        <w:t>Poda 90% del vocabulario:</w:t>
-      </w:r>
-    </w:p>
-    <w:p>
-      <w:pPr>
-        <w:pStyle w:val="Prrafodelista"/>
-        <w:ind w:firstLine="720"/>
-        <w:rPr>
-          <w:sz w:val="24"/>
-          <w:szCs w:val="24"/>
-        </w:rPr>
-      </w:pPr>
-      <w:r>
-        <w:rPr>
-          <w:sz w:val="24"/>
-          <w:szCs w:val="24"/>
-        </w:rPr>
-        <w:t>Palabras eliminadas: 21218</w:t>
-      </w:r>
-    </w:p>
-    <w:p>
-      <w:pPr>
-        <w:pStyle w:val="Prrafodelista"/>
-        <w:numPr>
-          <w:ilvl w:val="0"/>
-          <w:numId w:val="16"/>
-        </w:numPr>
-        <w:rPr>
-          <w:sz w:val="24"/>
-          <w:szCs w:val="24"/>
-        </w:rPr>
-      </w:pPr>
-      <w:r>
-        <w:rPr>
-          <w:sz w:val="24"/>
-          <w:szCs w:val="24"/>
-        </w:rPr>
-        <w:t>Poda 80% del vocabulario:</w:t>
-      </w:r>
-    </w:p>
-    <w:p>
-      <w:pPr>
-        <w:pStyle w:val="Prrafodelista"/>
-        <w:ind w:firstLine="720"/>
-        <w:rPr>
-          <w:sz w:val="24"/>
-          <w:szCs w:val="24"/>
-        </w:rPr>
-      </w:pPr>
-      <w:r>
-        <w:rPr>
-          <w:sz w:val="24"/>
-          <w:szCs w:val="24"/>
-        </w:rPr>
-        <w:t>Palabras eliminadas: 18860</w:t>
-      </w:r>
-    </w:p>
-    <w:p>
-      <w:pPr>
-        <w:pStyle w:val="Prrafodelista"/>
-        <w:numPr>
-          <w:ilvl w:val="0"/>
-          <w:numId w:val="16"/>
-        </w:numPr>
-        <w:rPr>
-          <w:sz w:val="24"/>
-          <w:szCs w:val="24"/>
-        </w:rPr>
-      </w:pPr>
-      <w:r>
-        <w:rPr>
-          <w:sz w:val="24"/>
-          <w:szCs w:val="24"/>
-        </w:rPr>
-        <w:t>Poda 70% del vocabulario:</w:t>
-      </w:r>
-    </w:p>
-    <w:p>
-      <w:pPr>
-        <w:pStyle w:val="Prrafodelista"/>
-        <w:ind w:firstLine="720"/>
-        <w:rPr>
-          <w:sz w:val="24"/>
-          <w:szCs w:val="24"/>
-        </w:rPr>
-      </w:pPr>
-      <w:r>
-        <w:rPr>
-          <w:sz w:val="24"/>
-          <w:szCs w:val="24"/>
-        </w:rPr>
-        <w:t>Palabras eliminadas: 16503</w:t>
-      </w:r>
-    </w:p>
-    <w:p>
-      <w:pPr>
-        <w:rPr>
-          <w:sz w:val="24"/>
-          <w:szCs w:val="24"/>
-        </w:rPr>
-      </w:pPr>
-    </w:p>
-    <w:p>
-      <w:pPr>
-        <w:rPr>
-          <w:sz w:val="24"/>
-          <w:szCs w:val="24"/>
-        </w:rPr>
-      </w:pPr>
-      <w:r>
-        <w:rPr>
-          <w:sz w:val="24"/>
-          <w:szCs w:val="24"/>
-        </w:rPr>
-        <w:t>Comparado con las stopwords, que el resultado fue el siguiente:</w:t>
-      </w:r>
-    </w:p>
-    <w:p>
-      <w:pPr>
-        <w:rPr>
-          <w:sz w:val="24"/>
-          <w:szCs w:val="24"/>
-        </w:rPr>
-      </w:pPr>
-    </w:p>
-    <w:p>
-      <w:pPr>
-        <w:pStyle w:val="Prrafodelista"/>
-        <w:numPr>
-          <w:ilvl w:val="0"/>
-          <w:numId w:val="16"/>
-        </w:numPr>
-        <w:rPr>
-          <w:sz w:val="24"/>
-          <w:szCs w:val="24"/>
-        </w:rPr>
-      </w:pPr>
-      <w:r>
-        <w:rPr>
-          <w:sz w:val="24"/>
-          <w:szCs w:val="24"/>
-        </w:rPr>
-        <w:t>Poda 90%:</w:t>
-      </w:r>
-    </w:p>
-    <w:p>
-      <w:pPr>
-        <w:pStyle w:val="Prrafodelista"/>
-        <w:ind w:firstLine="720"/>
-        <w:rPr>
-          <w:sz w:val="24"/>
-          <w:szCs w:val="24"/>
-        </w:rPr>
-      </w:pPr>
-      <w:r>
-        <w:rPr>
-          <w:sz w:val="24"/>
-          <w:szCs w:val="24"/>
-        </w:rPr>
-        <w:t>% stopwords eliminadas: 0.0000</w:t>
-      </w:r>
-    </w:p>
-    <w:p>
-      <w:pPr>
-        <w:pStyle w:val="Prrafodelista"/>
-        <w:numPr>
-          <w:ilvl w:val="0"/>
-          <w:numId w:val="16"/>
-        </w:numPr>
-        <w:rPr>
-          <w:sz w:val="24"/>
-          <w:szCs w:val="24"/>
-        </w:rPr>
-      </w:pPr>
-      <w:r>
-        <w:rPr>
-          <w:sz w:val="24"/>
-          <w:szCs w:val="24"/>
-        </w:rPr>
-        <w:t>Poda 80%:</w:t>
-      </w:r>
-    </w:p>
-    <w:p>
-      <w:pPr>
-        <w:pStyle w:val="Prrafodelista"/>
-        <w:ind w:firstLine="720"/>
-        <w:rPr>
-          <w:sz w:val="24"/>
-          <w:szCs w:val="24"/>
-        </w:rPr>
-      </w:pPr>
-      <w:r>
-        <w:rPr>
-          <w:sz w:val="24"/>
-          <w:szCs w:val="24"/>
-        </w:rPr>
-        <w:t>% stopwords eliminadas: 0.0000</w:t>
-      </w:r>
-    </w:p>
-    <w:p>
-      <w:pPr>
-        <w:rPr>
-          <w:sz w:val="24"/>
-          <w:szCs w:val="24"/>
-        </w:rPr>
-      </w:pPr>
-    </w:p>
-    <w:p>
-      <w:pPr>
-        <w:pStyle w:val="Prrafodelista"/>
-        <w:numPr>
-          <w:ilvl w:val="0"/>
-          <w:numId w:val="16"/>
-        </w:numPr>
-        <w:rPr>
-          <w:sz w:val="24"/>
-          <w:szCs w:val="24"/>
-        </w:rPr>
-      </w:pPr>
-      <w:r>
-        <w:rPr>
-          <w:sz w:val="24"/>
-          <w:szCs w:val="24"/>
-        </w:rPr>
-        <w:lastRenderedPageBreak/>
-        <w:t>Poda 70%:</w:t>
-      </w:r>
-    </w:p>
-    <w:p>
-      <w:pPr>
-        <w:pStyle w:val="Prrafodelista"/>
-        <w:ind w:firstLine="720"/>
-        <w:rPr>
-          <w:sz w:val="24"/>
-          <w:szCs w:val="24"/>
-        </w:rPr>
-      </w:pPr>
-      <w:r>
-        <w:rPr>
-          <w:sz w:val="24"/>
-          <w:szCs w:val="24"/>
-        </w:rPr>
-        <w:t>% stopwords eliminadas: 0.0000</w:t>
-      </w:r>
-    </w:p>
-    <w:p>
-      <w:pPr>
-        <w:rPr>
-          <w:b/>
-          <w:bCs/>
-          <w:sz w:val="24"/>
-          <w:szCs w:val="24"/>
-        </w:rPr>
-      </w:pPr>
-    </w:p>
-    <w:p>
-      <w:pPr>
-        <w:rPr>
-          <w:sz w:val="24"/>
-          <w:szCs w:val="24"/>
-        </w:rPr>
-      </w:pPr>
-      <w:r>
-        <w:rPr>
-          <w:sz w:val="24"/>
-          <w:szCs w:val="24"/>
-        </w:rPr>
-        <w:t xml:space="preserve">En todos los casos, la poda de stopwords dio cero. Esto quiere decir que las stopwords se encuentra entre las palabras </w:t>
-      </w:r>
-      <w:r>
-        <w:rPr>
-          <w:sz w:val="24"/>
-          <w:szCs w:val="24"/>
-        </w:rPr>
-        <w:t>más</w:t>
-      </w:r>
-      <w:r>
-        <w:rPr>
-          <w:sz w:val="24"/>
-          <w:szCs w:val="24"/>
-        </w:rPr>
-        <w:t xml:space="preserve"> frecuentes, haciendo que no sean afectadas por la poda.</w:t>
-      </w:r>
-    </w:p>
-    <w:p>
-      <w:pPr>
-        <w:rPr>
-          <w:b/>
-          <w:bCs/>
-          <w:sz w:val="24"/>
-          <w:szCs w:val="24"/>
-        </w:rPr>
-      </w:pPr>
-    </w:p>
-    <w:p>
-      <w:pPr>
-        <w:rPr>
-          <w:b/>
-          <w:bCs/>
-          <w:sz w:val="24"/>
-          <w:szCs w:val="24"/>
-        </w:rPr>
-      </w:pPr>
-      <w:r>
-        <w:rPr>
-          <w:b/>
-          <w:bCs/>
-          <w:sz w:val="24"/>
-          <w:szCs w:val="24"/>
-        </w:rPr>
-        <w:t>Palabras podadas que no son stopwords</w:t>
-      </w:r>
-    </w:p>
-    <w:p>
-      <w:pPr>
-        <w:rPr>
-          <w:b/>
-          <w:bCs/>
-          <w:sz w:val="24"/>
-          <w:szCs w:val="24"/>
-        </w:rPr>
-      </w:pPr>
-    </w:p>
-    <w:p>
-      <w:pPr>
-        <w:rPr>
-          <w:sz w:val="24"/>
-          <w:szCs w:val="24"/>
-        </w:rPr>
-      </w:pPr>
-      <w:r>
-        <w:rPr>
-          <w:sz w:val="24"/>
-          <w:szCs w:val="24"/>
-        </w:rPr>
-        <w:t>Detallo algunas palabras podadas que no son stopwords:</w:t>
-      </w:r>
-    </w:p>
-    <w:p>
-      <w:pPr>
-        <w:pStyle w:val="Prrafodelista"/>
-        <w:numPr>
-          <w:ilvl w:val="0"/>
-          <w:numId w:val="16"/>
-        </w:numPr>
-        <w:rPr>
-          <w:sz w:val="24"/>
-          <w:szCs w:val="24"/>
-        </w:rPr>
-      </w:pPr>
-      <w:r>
-        <w:rPr>
-          <w:sz w:val="24"/>
-          <w:szCs w:val="24"/>
-        </w:rPr>
-        <w:t>Conversación</w:t>
-      </w:r>
-    </w:p>
-    <w:p>
-      <w:pPr>
-        <w:pStyle w:val="Prrafodelista"/>
-        <w:numPr>
-          <w:ilvl w:val="0"/>
-          <w:numId w:val="16"/>
-        </w:numPr>
-        <w:rPr>
-          <w:sz w:val="24"/>
-          <w:szCs w:val="24"/>
-        </w:rPr>
-      </w:pPr>
-      <w:r>
-        <w:rPr>
-          <w:sz w:val="24"/>
-          <w:szCs w:val="24"/>
-        </w:rPr>
-        <w:t>Santas</w:t>
-      </w:r>
-    </w:p>
-    <w:p>
-      <w:pPr>
-        <w:pStyle w:val="Prrafodelista"/>
-        <w:numPr>
-          <w:ilvl w:val="0"/>
-          <w:numId w:val="16"/>
-        </w:numPr>
-        <w:rPr>
-          <w:sz w:val="24"/>
-          <w:szCs w:val="24"/>
-        </w:rPr>
-      </w:pPr>
-      <w:r>
-        <w:rPr>
-          <w:sz w:val="24"/>
-          <w:szCs w:val="24"/>
-        </w:rPr>
-        <w:t>Resurrección</w:t>
-      </w:r>
-    </w:p>
-    <w:p>
-      <w:pPr>
-        <w:pStyle w:val="Prrafodelista"/>
-        <w:numPr>
-          <w:ilvl w:val="0"/>
-          <w:numId w:val="16"/>
-        </w:numPr>
-        <w:rPr>
-          <w:sz w:val="24"/>
-          <w:szCs w:val="24"/>
-        </w:rPr>
-      </w:pPr>
-      <w:r>
-        <w:rPr>
-          <w:sz w:val="24"/>
-          <w:szCs w:val="24"/>
-        </w:rPr>
-        <w:t>Embajadas</w:t>
-      </w:r>
-    </w:p>
-    <w:p>
-      <w:pPr>
-        <w:pStyle w:val="Prrafodelista"/>
-        <w:numPr>
-          <w:ilvl w:val="0"/>
-          <w:numId w:val="16"/>
-        </w:numPr>
-        <w:rPr>
-          <w:sz w:val="24"/>
-          <w:szCs w:val="24"/>
-        </w:rPr>
-      </w:pPr>
-      <w:r>
-        <w:rPr>
-          <w:sz w:val="24"/>
-          <w:szCs w:val="24"/>
-        </w:rPr>
-        <w:t>Dulces</w:t>
-      </w:r>
-    </w:p>
-    <w:p>
-      <w:pPr>
-        <w:pStyle w:val="Prrafodelista"/>
-        <w:numPr>
-          <w:ilvl w:val="0"/>
-          <w:numId w:val="16"/>
-        </w:numPr>
-        <w:rPr>
-          <w:sz w:val="24"/>
-          <w:szCs w:val="24"/>
-        </w:rPr>
-      </w:pPr>
-      <w:r>
-        <w:rPr>
-          <w:sz w:val="24"/>
-          <w:szCs w:val="24"/>
-        </w:rPr>
-        <w:t>Leyéndolos</w:t>
-      </w:r>
-    </w:p>
-    <w:p>
-      <w:pPr>
-        <w:pStyle w:val="Prrafodelista"/>
-        <w:numPr>
-          <w:ilvl w:val="0"/>
-          <w:numId w:val="16"/>
-        </w:numPr>
-        <w:rPr>
-          <w:sz w:val="24"/>
-          <w:szCs w:val="24"/>
-        </w:rPr>
-      </w:pPr>
-      <w:r>
-        <w:rPr>
-          <w:sz w:val="24"/>
-          <w:szCs w:val="24"/>
-        </w:rPr>
-        <w:t>Chinche</w:t>
-      </w:r>
-    </w:p>
-    <w:p>
-      <w:pPr>
-        <w:pStyle w:val="Prrafodelista"/>
-        <w:numPr>
-          <w:ilvl w:val="0"/>
-          <w:numId w:val="16"/>
-        </w:numPr>
-        <w:rPr>
-          <w:sz w:val="24"/>
-          <w:szCs w:val="24"/>
-        </w:rPr>
-      </w:pPr>
-      <w:r>
-        <w:rPr>
-          <w:sz w:val="24"/>
-          <w:szCs w:val="24"/>
-        </w:rPr>
-        <w:t>Causadora</w:t>
-      </w:r>
-    </w:p>
-    <w:p>
-      <w:pPr>
-        <w:rPr>
-          <w:sz w:val="24"/>
-          <w:szCs w:val="24"/>
-        </w:rPr>
-      </w:pPr>
-    </w:p>
-    <w:p>
-      <w:pPr>
-        <w:rPr>
-          <w:sz w:val="24"/>
-          <w:szCs w:val="24"/>
-        </w:rPr>
-      </w:pPr>
-      <w:r>
-        <w:rPr>
-          <w:sz w:val="24"/>
-          <w:szCs w:val="24"/>
-        </w:rPr>
-        <w:t>Pueden ser casos que las palabras no sean tan utilizadas por Cervantes en el Quijote, pero esto puede causar un impacto en la recuperación si son términos que solo pertenecen a esta obra literaria, que son relevantes para la búsqueda.</w:t>
-      </w:r>
-    </w:p>
-    <w:p>
-      <w:pPr>
-        <w:rPr>
-          <w:sz w:val="24"/>
-          <w:szCs w:val="24"/>
-        </w:rPr>
-      </w:pPr>
-    </w:p>
-    <w:p>
-      <w:pPr>
-        <w:rPr>
-          <w:sz w:val="24"/>
-          <w:szCs w:val="24"/>
-        </w:rPr>
-      </w:pPr>
-      <w:r>
-        <w:rPr>
-          <w:sz w:val="24"/>
-          <w:szCs w:val="24"/>
-        </w:rPr>
-        <w:t>En base a esto último, es necesario analizar el trade-off entre la poda del vocabulario por frecuencia, ya que esta puede mejorar la eficiencia y reducir el ruido, pero afectar la recuperación de la información eliminando términos relevantes en la obra.</w:t>
-      </w:r>
-    </w:p>
-    <w:p>
-      <w:pPr>
-        <w:rPr>
-          <w:sz w:val="24"/>
-          <w:szCs w:val="24"/>
-        </w:rPr>
-      </w:pPr>
-    </w:p>
-    <w:p>
-      <w:pPr>
-        <w:pStyle w:val="Prrafodelista"/>
-        <w:numPr>
-          <w:ilvl w:val="0"/>
-          <w:numId w:val="16"/>
-        </w:numPr>
-        <w:rPr>
-          <w:color w:val="F79646" w:themeColor="accent6"/>
-          <w:sz w:val="24"/>
-          <w:szCs w:val="24"/>
-        </w:rPr>
-      </w:pPr>
-      <w:r>
-        <w:rPr>
-          <w:color w:val="F79646" w:themeColor="accent6"/>
-          <w:sz w:val="24"/>
-          <w:szCs w:val="24"/>
-        </w:rPr>
-        <w:br w:type="page"/>
-      </w:r>
-    </w:p>
-    <w:p>
-      <w:pPr>
-        <w:numPr>
-          <w:ilvl w:val="0"/>
-          <w:numId w:val="1"/>
-        </w:numPr>
-        <w:jc w:val="both"/>
-        <w:rPr>
-          <w:color w:val="F79646" w:themeColor="accent6"/>
-          <w:sz w:val="24"/>
-          <w:szCs w:val="24"/>
-        </w:rPr>
-      </w:pPr>
-      <w:r>
-        <w:rPr>
-          <w:color w:val="F79646" w:themeColor="accent6"/>
-          <w:sz w:val="24"/>
-          <w:szCs w:val="24"/>
-        </w:rPr>
-        <w:lastRenderedPageBreak/>
-        <w:t>Codifique un script que reciba como parámetro el nombre de un archivo de texto, tokenize y calcule y escriba a un archivo los pares (</w:t>
-      </w:r>
-      <w:r>
-        <w:rPr>
-          <w:rFonts w:ascii="Courier New" w:eastAsia="Courier New" w:hAnsi="Courier New" w:cs="Courier New"/>
-          <w:color w:val="F79646" w:themeColor="accent6"/>
-          <w:sz w:val="24"/>
-          <w:szCs w:val="24"/>
-        </w:rPr>
-        <w:t>#términos totales procesados, #términos únicos</w:t>
-      </w:r>
-      <w:r>
-        <w:rPr>
-          <w:color w:val="F79646" w:themeColor="accent6"/>
-          <w:sz w:val="24"/>
-          <w:szCs w:val="24"/>
-        </w:rPr>
-        <w:t>). Verifique en qué medida satisface la ley de Heaps. Grafique en la notebook los ajustes variando los parámetros de la expresión. Puede inicialmente probar con los archivos de los puntos anteriores.</w:t>
-      </w:r>
-    </w:p>
-    <w:p>
-      <w:pPr>
-        <w:jc w:val="both"/>
-        <w:rPr>
-          <w:sz w:val="24"/>
-          <w:szCs w:val="24"/>
-        </w:rPr>
-      </w:pPr>
-    </w:p>
-    <w:p>
-      <w:r>
-        <w:t>Utilizando como archivo de texto nuevamente el Quijote de Cervantes, pero realizo la construcción de los siguientes gráficos a través de los pares terminos totales – terminos unicos</w:t>
-      </w:r>
-    </w:p>
-    <w:p>
-      <w:pPr>
-        <w:rPr>
-          <w:b/>
-          <w:bCs/>
-        </w:rPr>
-      </w:pPr>
-    </w:p>
-    <w:p>
-      <w:pPr>
-        <w:rPr>
-          <w:b/>
-          <w:bCs/>
-        </w:rPr>
-      </w:pPr>
-      <w:r>
-        <w:rPr>
-          <w:b/>
-          <w:bCs/>
-        </w:rPr>
-        <w:t>Gráficos lineales y log-log para la ley de Heaps</w:t>
-      </w:r>
-    </w:p>
-    <w:p>
-      <w:pPr>
-        <w:rPr>
-          <w:b/>
-          <w:bCs/>
-        </w:rPr>
-      </w:pPr>
-    </w:p>
-    <w:p>
-      <w:pPr>
-        <w:jc w:val="center"/>
-      </w:pPr>
       <w:r>
         <w:rPr>
           <w:noProof/>
         </w:rPr>
         <w:drawing>
-          <wp:inline distT="0" distB="0" distL="0" distR="0" wp14:anchorId="67A2939B" wp14:editId="4B716E28">
-            <wp:extent cx="2590800" cy="1938839"/>
-            <wp:effectExtent l="0" t="0" r="0" b="4445"/>
-            <wp:docPr id="34" name="Imagen 34"/>
+          <wp:inline distT="0" distB="0" distL="0" distR="0" wp14:anchorId="4F6BD24C" wp14:editId="51D27E96">
+            <wp:extent cx="2381250" cy="1917532"/>
+            <wp:effectExtent l="0" t="0" r="0" b="6985"/>
+            <wp:docPr id="35" name="Imagen 35"/>
             <wp:cNvGraphicFramePr>
               <a:graphicFrameLocks xmlns:a="http://schemas.openxmlformats.org/drawingml/2006/main" noChangeAspect="1"/>
             </wp:cNvGraphicFramePr>
@@ -7925,7 +8014,7 @@
                   <pic:spPr>
                     <a:xfrm>
                       <a:off x="0" y="0"/>
-                      <a:ext cx="2602366" cy="1947495"/>
+                      <a:ext cx="2401322" cy="1933695"/>
                     </a:xfrm>
                     <a:prstGeom prst="rect">
                       <a:avLst/>
@@ -7937,15 +8026,38 @@
           </wp:inline>
         </w:drawing>
       </w:r>
+    </w:p>
+    <w:p>
+      <w:r>
+        <w:t xml:space="preserve">Como puede verse en la escala lineal, a medida que crece el corpus, se incrementa el </w:t>
+      </w:r>
+      <w:r>
+        <w:t>número</w:t>
+      </w:r>
+      <w:r>
+        <w:t xml:space="preserve"> de términos al principio, pero luego se hace </w:t>
+      </w:r>
+      <w:r>
+        <w:t>más</w:t>
+      </w:r>
+      <w:r>
+        <w:t xml:space="preserve"> lento. Esto nos indica a la velocidad que crece el vocabulario, donde la aparición de términos nuevos se vuelve logarítmico en cierto punto, hasta llegar a un punto casi asintótico. </w:t>
+      </w:r>
+    </w:p>
+    <w:p/>
+    <w:p>
+      <w:pPr>
+        <w:jc w:val="center"/>
+      </w:pPr>
       <w:r>
         <w:rPr>
           <w:noProof/>
         </w:rPr>
         <w:drawing>
-          <wp:inline distT="0" distB="0" distL="0" distR="0" wp14:anchorId="4F6BD24C" wp14:editId="51D27E96">
-            <wp:extent cx="2381250" cy="1917532"/>
-            <wp:effectExtent l="0" t="0" r="0" b="6985"/>
-            <wp:docPr id="35" name="Imagen 35"/>
+          <wp:inline distT="0" distB="0" distL="0" distR="0" wp14:anchorId="5C2C0DA1" wp14:editId="3A40AD03">
+            <wp:extent cx="2749229" cy="2057400"/>
+            <wp:effectExtent l="0" t="0" r="0" b="0"/>
+            <wp:docPr id="36" name="Imagen 36"/>
             <wp:cNvGraphicFramePr>
               <a:graphicFrameLocks xmlns:a="http://schemas.openxmlformats.org/drawingml/2006/main" noChangeAspect="1"/>
             </wp:cNvGraphicFramePr>
@@ -7965,69 +8077,6 @@
                   <pic:spPr>
                     <a:xfrm>
                       <a:off x="0" y="0"/>
-                      <a:ext cx="2401322" cy="1933695"/>
-                    </a:xfrm>
-                    <a:prstGeom prst="rect">
-                      <a:avLst/>
-                    </a:prstGeom>
-                  </pic:spPr>
-                </pic:pic>
-              </a:graphicData>
-            </a:graphic>
-          </wp:inline>
-        </w:drawing>
-      </w:r>
-    </w:p>
-    <w:p>
-      <w:r>
-        <w:t xml:space="preserve">Como puede verse en la escala lineal, a medida que crece el corpus, se incrementa el </w:t>
-      </w:r>
-      <w:r>
-        <w:t>número</w:t>
-      </w:r>
-      <w:r>
-        <w:t xml:space="preserve"> de términos al principio, pero luego se hace </w:t>
-      </w:r>
-      <w:r>
-        <w:t>más</w:t>
-      </w:r>
-      <w:r>
-        <w:t xml:space="preserve"> lento. Esto nos indica a la velocidad que crece el vocabulario, donde la aparición de términos nuevos se vuelve logarítmico en cierto punto, hasta llegar a un punto casi asintótico. </w:t>
-      </w:r>
-    </w:p>
-    <w:p/>
-    <w:p>
-      <w:pPr>
-        <w:jc w:val="center"/>
-      </w:pPr>
-      <w:r>
-        <w:rPr>
-          <w:noProof/>
-        </w:rPr>
-        <w:drawing>
-          <wp:inline distT="0" distB="0" distL="0" distR="0" wp14:anchorId="5C2C0DA1" wp14:editId="3A40AD03">
-            <wp:extent cx="2749229" cy="2057400"/>
-            <wp:effectExtent l="0" t="0" r="0" b="0"/>
-            <wp:docPr id="36" name="Imagen 36"/>
-            <wp:cNvGraphicFramePr>
-              <a:graphicFrameLocks xmlns:a="http://schemas.openxmlformats.org/drawingml/2006/main" noChangeAspect="1"/>
-            </wp:cNvGraphicFramePr>
-            <a:graphic xmlns:a="http://schemas.openxmlformats.org/drawingml/2006/main">
-              <a:graphicData uri="http://schemas.openxmlformats.org/drawingml/2006/picture">
-                <pic:pic xmlns:pic="http://schemas.openxmlformats.org/drawingml/2006/picture">
-                  <pic:nvPicPr>
-                    <pic:cNvPr id="1" name=""/>
-                    <pic:cNvPicPr/>
-                  </pic:nvPicPr>
-                  <pic:blipFill>
-                    <a:blip r:embed="rId41"/>
-                    <a:stretch>
-                      <a:fillRect/>
-                    </a:stretch>
-                  </pic:blipFill>
-                  <pic:spPr>
-                    <a:xfrm>
-                      <a:off x="0" y="0"/>
                       <a:ext cx="2752547" cy="2059883"/>
                     </a:xfrm>
                     <a:prstGeom prst="rect">
@@ -8239,7 +8288,7 @@
       </w:r>
     </w:p>
     <w:sectPr>
-      <w:headerReference w:type="default" r:id="rId42"/>
+      <w:headerReference w:type="default" r:id="rId41"/>
       <w:pgSz w:w="11906" w:h="16838"/>
       <w:pgMar w:top="1133" w:right="1133" w:bottom="1133" w:left="1133" w:header="850" w:footer="850" w:gutter="0"/>
       <w:pgNumType w:start="1"/>

--- a/TP1/2026_RI_TP1_Análisis de Texto.docx
+++ b/TP1/2026_RI_TP1_Análisis de Texto.docx
@@ -2006,15 +2006,14 @@
       </w:pPr>
       <w:r>
         <w:rPr>
-          <w:noProof/>
           <w:sz w:val="24"/>
           <w:szCs w:val="24"/>
         </w:rPr>
         <w:drawing>
-          <wp:inline distT="0" distB="0" distL="0" distR="0" wp14:anchorId="7461A2E3" wp14:editId="288BBD4A">
-            <wp:extent cx="6121400" cy="828675"/>
+          <wp:inline distT="0" distB="0" distL="0" distR="0" wp14:anchorId="382317FD" wp14:editId="65545174">
+            <wp:extent cx="6121400" cy="685800"/>
             <wp:effectExtent l="0" t="0" r="0" b="0"/>
-            <wp:docPr id="17" name="Imagen 17"/>
+            <wp:docPr id="37" name="Imagen 37"/>
             <wp:cNvGraphicFramePr>
               <a:graphicFrameLocks xmlns:a="http://schemas.openxmlformats.org/drawingml/2006/main" noChangeAspect="1"/>
             </wp:cNvGraphicFramePr>
@@ -2027,13 +2026,13 @@
                   </pic:nvPicPr>
                   <pic:blipFill rotWithShape="1">
                     <a:blip r:embed="rId17"/>
-                    <a:srcRect t="21079" b="19764"/>
+                    <a:srcRect t="24217" b="22945"/>
                     <a:stretch/>
                   </pic:blipFill>
                   <pic:spPr bwMode="auto">
                     <a:xfrm>
                       <a:off x="0" y="0"/>
-                      <a:ext cx="6121400" cy="828675"/>
+                      <a:ext cx="6121400" cy="685800"/>
                     </a:xfrm>
                     <a:prstGeom prst="rect">
                       <a:avLst/>
@@ -2187,6 +2186,16 @@
     </w:p>
     <w:p>
       <w:pPr>
+        <w:pStyle w:val="Prrafodelista"/>
+        <w:jc w:val="both"/>
+        <w:rPr>
+          <w:sz w:val="24"/>
+          <w:szCs w:val="24"/>
+        </w:rPr>
+      </w:pPr>
+    </w:p>
+    <w:p>
+      <w:pPr>
         <w:jc w:val="both"/>
         <w:rPr>
           <w:b/>
@@ -2279,15 +2288,6 @@
     </w:p>
     <w:p>
       <w:pPr>
-        <w:jc w:val="both"/>
-        <w:rPr>
-          <w:sz w:val="24"/>
-          <w:szCs w:val="24"/>
-        </w:rPr>
-      </w:pPr>
-    </w:p>
-    <w:p>
-      <w:pPr>
         <w:jc w:val="center"/>
         <w:rPr>
           <w:sz w:val="24"/>
@@ -2296,15 +2296,14 @@
       </w:pPr>
       <w:r>
         <w:rPr>
-          <w:noProof/>
           <w:sz w:val="24"/>
           <w:szCs w:val="24"/>
         </w:rPr>
         <w:drawing>
-          <wp:inline distT="0" distB="0" distL="0" distR="0" wp14:anchorId="65DC5D3E" wp14:editId="1654861E">
-            <wp:extent cx="6121400" cy="2562225"/>
+          <wp:inline distT="0" distB="0" distL="0" distR="0" wp14:anchorId="5BC1DF57" wp14:editId="3155C0EB">
+            <wp:extent cx="6121400" cy="2000250"/>
             <wp:effectExtent l="0" t="0" r="0" b="0"/>
-            <wp:docPr id="22" name="Imagen 22"/>
+            <wp:docPr id="38" name="Imagen 38"/>
             <wp:cNvGraphicFramePr>
               <a:graphicFrameLocks xmlns:a="http://schemas.openxmlformats.org/drawingml/2006/main" noChangeAspect="1"/>
             </wp:cNvGraphicFramePr>
@@ -2317,13 +2316,13 @@
                   </pic:nvPicPr>
                   <pic:blipFill rotWithShape="1">
                     <a:blip r:embed="rId18"/>
-                    <a:srcRect t="8674" b="7992"/>
+                    <a:srcRect t="11495" b="10631"/>
                     <a:stretch/>
                   </pic:blipFill>
                   <pic:spPr bwMode="auto">
                     <a:xfrm>
                       <a:off x="0" y="0"/>
-                      <a:ext cx="6121400" cy="2562225"/>
+                      <a:ext cx="6121400" cy="2000250"/>
                     </a:xfrm>
                     <a:prstGeom prst="rect">
                       <a:avLst/>
@@ -2343,98 +2342,6 @@
           </wp:inline>
         </w:drawing>
       </w:r>
-    </w:p>
-    <w:p>
-      <w:pPr>
-        <w:jc w:val="both"/>
-        <w:rPr>
-          <w:sz w:val="24"/>
-          <w:szCs w:val="24"/>
-        </w:rPr>
-      </w:pPr>
-    </w:p>
-    <w:p>
-      <w:pPr>
-        <w:jc w:val="both"/>
-        <w:rPr>
-          <w:sz w:val="24"/>
-          <w:szCs w:val="24"/>
-        </w:rPr>
-      </w:pPr>
-      <w:r>
-        <w:rPr>
-          <w:sz w:val="24"/>
-          <w:szCs w:val="24"/>
-        </w:rPr>
-        <w:t xml:space="preserve">Al estar ordenado los términos por su frecuencia, podemos identificar la presencia de stopwords o palabras vacías como </w:t>
-      </w:r>
-      <w:r>
-        <w:rPr>
-          <w:sz w:val="24"/>
-          <w:szCs w:val="24"/>
-        </w:rPr>
-        <w:t>más</w:t>
-      </w:r>
-      <w:r>
-        <w:rPr>
-          <w:sz w:val="24"/>
-          <w:szCs w:val="24"/>
-        </w:rPr>
-        <w:t xml:space="preserve"> frecuentes dentro de todos los documentos.</w:t>
-      </w:r>
-    </w:p>
-    <w:p>
-      <w:pPr>
-        <w:jc w:val="both"/>
-        <w:rPr>
-          <w:sz w:val="24"/>
-          <w:szCs w:val="24"/>
-        </w:rPr>
-      </w:pPr>
-      <w:r>
-        <w:rPr>
-          <w:sz w:val="24"/>
-          <w:szCs w:val="24"/>
-        </w:rPr>
-        <w:t xml:space="preserve">De un total de </w:t>
-      </w:r>
-      <w:r>
-        <w:rPr>
-          <w:sz w:val="24"/>
-          <w:szCs w:val="24"/>
-        </w:rPr>
-        <w:t>498</w:t>
-      </w:r>
-      <w:r>
-        <w:rPr>
-          <w:sz w:val="24"/>
-          <w:szCs w:val="24"/>
-        </w:rPr>
-        <w:t xml:space="preserve"> documentos, el stopword “de” aparece en </w:t>
-      </w:r>
-      <w:r>
-        <w:rPr>
-          <w:sz w:val="24"/>
-          <w:szCs w:val="24"/>
-        </w:rPr>
-        <w:t>456</w:t>
-      </w:r>
-      <w:r>
-        <w:rPr>
-          <w:sz w:val="24"/>
-          <w:szCs w:val="24"/>
-        </w:rPr>
-        <w:t xml:space="preserve"> de ellos.</w:t>
-      </w:r>
-    </w:p>
-    <w:p>
-      <w:pPr>
-        <w:jc w:val="both"/>
-        <w:rPr>
-          <w:sz w:val="24"/>
-          <w:szCs w:val="24"/>
-        </w:rPr>
-      </w:pPr>
     </w:p>
     <w:p>
       <w:pPr>
@@ -2613,7 +2520,21 @@
           <w:sz w:val="24"/>
           <w:szCs w:val="24"/>
         </w:rPr>
-        <w:t>La distinción notoria entre termino y token hablada en clase,</w:t>
+        <w:t xml:space="preserve">La distinción notoria entre </w:t>
+      </w:r>
+      <w:r>
+        <w:rPr>
+          <w:sz w:val="24"/>
+          <w:szCs w:val="24"/>
+        </w:rPr>
+        <w:t>token y termino</w:t>
+      </w:r>
+      <w:r>
+        <w:rPr>
+          <w:sz w:val="24"/>
+          <w:szCs w:val="24"/>
+        </w:rPr>
+        <w:t xml:space="preserve"> hablada en clase,</w:t>
       </w:r>
     </w:p>
     <w:p>
@@ -2671,12 +2592,21 @@
         </w:rPr>
         <w:t>El archivo mas corto contiene solamente “</w:t>
       </w:r>
-      <w:r>
-        <w:rPr>
-          <w:sz w:val="24"/>
-          <w:szCs w:val="24"/>
-        </w:rPr>
-        <w:t>r.i.n.c.e.</w:t>
+      <w:proofErr w:type="spellStart"/>
+      <w:r>
+        <w:rPr>
+          <w:sz w:val="24"/>
+          <w:szCs w:val="24"/>
+        </w:rPr>
+        <w:t>r.i.n.c.e</w:t>
+      </w:r>
+      <w:proofErr w:type="spellEnd"/>
+      <w:r>
+        <w:rPr>
+          <w:sz w:val="24"/>
+          <w:szCs w:val="24"/>
+        </w:rPr>
+        <w:t>.</w:t>
       </w:r>
       <w:r>
         <w:rPr>
@@ -2685,18 +2615,17 @@
         </w:rPr>
         <w:t>” que, en base a nuestro tokenizer, no es considerado ni token ni termino.</w:t>
       </w:r>
-    </w:p>
-    <w:p>
-      <w:pPr>
-        <w:jc w:val="both"/>
-        <w:rPr>
-          <w:sz w:val="24"/>
-          <w:szCs w:val="24"/>
-        </w:rPr>
-      </w:pPr>
-    </w:p>
-    <w:p>
-      <w:pPr>
+      <w:r>
+        <w:rPr>
+          <w:sz w:val="24"/>
+          <w:szCs w:val="24"/>
+        </w:rPr>
+        <w:t xml:space="preserve"> Esto se solucionara en el ejercicio 3</w:t>
+      </w:r>
+    </w:p>
+    <w:p>
+      <w:pPr>
+        <w:pStyle w:val="Prrafodelista"/>
         <w:jc w:val="both"/>
         <w:rPr>
           <w:sz w:val="24"/>
@@ -2762,6 +2691,7 @@
           <w:sz w:val="24"/>
           <w:szCs w:val="24"/>
         </w:rPr>
+        <w:lastRenderedPageBreak/>
         <w:drawing>
           <wp:inline distT="0" distB="0" distL="0" distR="0" wp14:anchorId="5758A32C" wp14:editId="4811370E">
             <wp:extent cx="6121400" cy="3571875"/>
@@ -2939,7 +2869,23 @@
           <w:sz w:val="24"/>
           <w:szCs w:val="24"/>
         </w:rPr>
-        <w:t xml:space="preserve"> (el termino target puede haber sido incluido por error, ya que todo el contenido de los documentos esta en español).</w:t>
+        <w:t xml:space="preserve"> (el termino target puede haber sido incluido por error, ya que todo el contenido de los documentos </w:t>
+      </w:r>
+      <w:proofErr w:type="spellStart"/>
+      <w:r>
+        <w:rPr>
+          <w:sz w:val="24"/>
+          <w:szCs w:val="24"/>
+        </w:rPr>
+        <w:t>esta</w:t>
+      </w:r>
+      <w:proofErr w:type="spellEnd"/>
+      <w:r>
+        <w:rPr>
+          <w:sz w:val="24"/>
+          <w:szCs w:val="24"/>
+        </w:rPr>
+        <w:t xml:space="preserve"> en español).</w:t>
       </w:r>
     </w:p>
     <w:p>
@@ -3389,35 +3335,42 @@
           <w:sz w:val="24"/>
           <w:szCs w:val="24"/>
         </w:rPr>
-        <w:t>Se verifico con el collection_data.json que los términos sean tomados de una forma correcta, siguiendo con el análisis sobre la colección RI-tknz-data</w:t>
-      </w:r>
-    </w:p>
-    <w:p>
-      <w:pPr>
-        <w:rPr>
-          <w:sz w:val="24"/>
-          <w:szCs w:val="24"/>
-        </w:rPr>
-      </w:pPr>
-    </w:p>
-    <w:p>
-      <w:pPr>
-        <w:rPr>
-          <w:sz w:val="24"/>
-          <w:szCs w:val="24"/>
-        </w:rPr>
-      </w:pPr>
-      <w:r>
-        <w:rPr>
-          <w:noProof/>
+        <w:t>Se verifico con el collection_data.json que los términos sean tomados de una forma correcta, siguiendo con el análisis sobre la colección RI-</w:t>
+      </w:r>
+      <w:proofErr w:type="spellStart"/>
+      <w:r>
+        <w:rPr>
+          <w:sz w:val="24"/>
+          <w:szCs w:val="24"/>
+        </w:rPr>
+        <w:t>tknz</w:t>
+      </w:r>
+      <w:proofErr w:type="spellEnd"/>
+      <w:r>
+        <w:rPr>
+          <w:sz w:val="24"/>
+          <w:szCs w:val="24"/>
+        </w:rPr>
+        <w:t>-data</w:t>
+      </w:r>
+    </w:p>
+    <w:p>
+      <w:pPr>
+        <w:rPr>
+          <w:sz w:val="24"/>
+          <w:szCs w:val="24"/>
+        </w:rPr>
+      </w:pPr>
+      <w:r>
+        <w:rPr>
           <w:sz w:val="24"/>
           <w:szCs w:val="24"/>
         </w:rPr>
         <w:drawing>
-          <wp:inline distT="0" distB="0" distL="0" distR="0" wp14:anchorId="71182DC8" wp14:editId="04BD0B13">
-            <wp:extent cx="6121400" cy="762000"/>
+          <wp:inline distT="0" distB="0" distL="0" distR="0" wp14:anchorId="32BDC395" wp14:editId="4A0BC0D3">
+            <wp:extent cx="6121400" cy="647700"/>
             <wp:effectExtent l="0" t="0" r="0" b="0"/>
-            <wp:docPr id="11" name="Imagen 11"/>
+            <wp:docPr id="30" name="Imagen 30"/>
             <wp:cNvGraphicFramePr>
               <a:graphicFrameLocks xmlns:a="http://schemas.openxmlformats.org/drawingml/2006/main" noChangeAspect="1"/>
             </wp:cNvGraphicFramePr>
@@ -3430,13 +3383,13 @@
                   </pic:nvPicPr>
                   <pic:blipFill rotWithShape="1">
                     <a:blip r:embed="rId22"/>
-                    <a:srcRect t="24478" b="21124"/>
+                    <a:srcRect t="24951" b="25147"/>
                     <a:stretch/>
                   </pic:blipFill>
                   <pic:spPr bwMode="auto">
                     <a:xfrm>
                       <a:off x="0" y="0"/>
-                      <a:ext cx="6121400" cy="762000"/>
+                      <a:ext cx="6121400" cy="647700"/>
                     </a:xfrm>
                     <a:prstGeom prst="rect">
                       <a:avLst/>
@@ -3468,25 +3421,48 @@
     <w:p>
       <w:pPr>
         <w:rPr>
+          <w:sz w:val="24"/>
+          <w:szCs w:val="24"/>
+        </w:rPr>
+      </w:pPr>
+      <w:r>
+        <w:rPr>
           <w:b/>
           <w:bCs/>
           <w:sz w:val="24"/>
           <w:szCs w:val="24"/>
         </w:rPr>
-      </w:pPr>
+        <w:t>1</w:t>
+      </w:r>
       <w:r>
         <w:rPr>
           <w:b/>
           <w:bCs/>
-          <w:noProof/>
+          <w:sz w:val="24"/>
+          <w:szCs w:val="24"/>
+        </w:rPr>
+        <w:t>) Obtención del archivo estadisticas.txt</w:t>
+      </w:r>
+    </w:p>
+    <w:p>
+      <w:pPr>
+        <w:rPr>
+          <w:sz w:val="24"/>
+          <w:szCs w:val="24"/>
+        </w:rPr>
+      </w:pPr>
+      <w:r>
+        <w:rPr>
+          <w:b/>
+          <w:bCs/>
           <w:sz w:val="24"/>
           <w:szCs w:val="24"/>
         </w:rPr>
         <w:drawing>
-          <wp:inline distT="0" distB="0" distL="0" distR="0" wp14:anchorId="19A43B59" wp14:editId="14F3779F">
-            <wp:extent cx="6121400" cy="1857375"/>
-            <wp:effectExtent l="0" t="0" r="0" b="9525"/>
-            <wp:docPr id="12" name="Imagen 12"/>
+          <wp:inline distT="0" distB="0" distL="0" distR="0" wp14:anchorId="1A02E12B" wp14:editId="0AC6191F">
+            <wp:extent cx="6121400" cy="1543050"/>
+            <wp:effectExtent l="0" t="0" r="0" b="0"/>
+            <wp:docPr id="39" name="Imagen 39"/>
             <wp:cNvGraphicFramePr>
               <a:graphicFrameLocks xmlns:a="http://schemas.openxmlformats.org/drawingml/2006/main" noChangeAspect="1"/>
             </wp:cNvGraphicFramePr>
@@ -3499,13 +3475,13 @@
                   </pic:nvPicPr>
                   <pic:blipFill rotWithShape="1">
                     <a:blip r:embed="rId23"/>
-                    <a:srcRect t="10544" b="13304"/>
+                    <a:srcRect t="12508" b="12446"/>
                     <a:stretch/>
                   </pic:blipFill>
                   <pic:spPr bwMode="auto">
                     <a:xfrm>
                       <a:off x="0" y="0"/>
-                      <a:ext cx="6121400" cy="1857375"/>
+                      <a:ext cx="6121400" cy="1543050"/>
                     </a:xfrm>
                     <a:prstGeom prst="rect">
                       <a:avLst/>
@@ -3529,33 +3505,237 @@
     <w:p>
       <w:pPr>
         <w:rPr>
+          <w:sz w:val="24"/>
+          <w:szCs w:val="24"/>
+        </w:rPr>
+      </w:pPr>
+      <w:r>
+        <w:rPr>
+          <w:sz w:val="24"/>
+          <w:szCs w:val="24"/>
+        </w:rPr>
+        <w:t>Comparando estas estadísticas con las del ejercicio 2, llegamos a lo siguiente:</w:t>
+      </w:r>
+    </w:p>
+    <w:p>
+      <w:pPr>
+        <w:pStyle w:val="Prrafodelista"/>
+        <w:numPr>
+          <w:ilvl w:val="0"/>
+          <w:numId w:val="18"/>
+        </w:numPr>
+        <w:rPr>
+          <w:sz w:val="24"/>
+          <w:szCs w:val="24"/>
+        </w:rPr>
+      </w:pPr>
+      <w:r>
+        <w:rPr>
+          <w:sz w:val="24"/>
+          <w:szCs w:val="24"/>
+        </w:rPr>
+        <w:t xml:space="preserve">El nuevo tokenizer me posibilita tener más términos y tokens, ya que tomamos en cuenta expresiones regulares particulares para ciertos tokens (emails, </w:t>
+      </w:r>
+      <w:proofErr w:type="spellStart"/>
+      <w:r>
+        <w:rPr>
+          <w:sz w:val="24"/>
+          <w:szCs w:val="24"/>
+        </w:rPr>
+        <w:t>urls</w:t>
+      </w:r>
+      <w:proofErr w:type="spellEnd"/>
+      <w:r>
+        <w:rPr>
+          <w:sz w:val="24"/>
+          <w:szCs w:val="24"/>
+        </w:rPr>
+        <w:t xml:space="preserve">, números, etc.). </w:t>
+      </w:r>
+    </w:p>
+    <w:p>
+      <w:pPr>
+        <w:pStyle w:val="Prrafodelista"/>
+        <w:numPr>
+          <w:ilvl w:val="0"/>
+          <w:numId w:val="18"/>
+        </w:numPr>
+        <w:rPr>
+          <w:sz w:val="24"/>
+          <w:szCs w:val="24"/>
+        </w:rPr>
+      </w:pPr>
+      <w:r>
+        <w:rPr>
+          <w:sz w:val="24"/>
+          <w:szCs w:val="24"/>
+        </w:rPr>
+        <w:t>El único termino/token que estaba presente en el documento mas corto ahora si es contador por el nuevo tokenizer.</w:t>
+      </w:r>
+    </w:p>
+    <w:p>
+      <w:pPr>
+        <w:pStyle w:val="Prrafodelista"/>
+        <w:numPr>
+          <w:ilvl w:val="0"/>
+          <w:numId w:val="18"/>
+        </w:numPr>
+        <w:rPr>
+          <w:sz w:val="24"/>
+          <w:szCs w:val="24"/>
+        </w:rPr>
+      </w:pPr>
+      <w:r>
+        <w:rPr>
+          <w:sz w:val="24"/>
+          <w:szCs w:val="24"/>
+        </w:rPr>
+        <w:t>Existe mas de 7000 nuevos términos que aparecen una vez en la colección (antes eran 17000)</w:t>
+      </w:r>
+    </w:p>
+    <w:p>
+      <w:pPr>
+        <w:rPr>
+          <w:sz w:val="24"/>
+          <w:szCs w:val="24"/>
+        </w:rPr>
+      </w:pPr>
+    </w:p>
+    <w:p>
+      <w:pPr>
+        <w:rPr>
+          <w:sz w:val="24"/>
+          <w:szCs w:val="24"/>
+        </w:rPr>
+      </w:pPr>
+      <w:r>
+        <w:rPr>
           <w:b/>
           <w:bCs/>
           <w:sz w:val="24"/>
           <w:szCs w:val="24"/>
         </w:rPr>
-      </w:pPr>
-    </w:p>
-    <w:p>
-      <w:pPr>
-        <w:rPr>
-          <w:sz w:val="24"/>
-          <w:szCs w:val="24"/>
-        </w:rPr>
-      </w:pPr>
-      <w:r>
-        <w:rPr>
-          <w:sz w:val="24"/>
-          <w:szCs w:val="24"/>
-        </w:rPr>
-        <w:t>El resultado para los tres archivos..txt fue el mismo que el ejercicio 1</w:t>
-      </w:r>
-      <w:r>
-        <w:rPr>
-          <w:sz w:val="24"/>
-          <w:szCs w:val="24"/>
-        </w:rPr>
-        <w:t>.</w:t>
+        <w:t>2</w:t>
+      </w:r>
+      <w:r>
+        <w:rPr>
+          <w:b/>
+          <w:bCs/>
+          <w:sz w:val="24"/>
+          <w:szCs w:val="24"/>
+        </w:rPr>
+        <w:t>) Obtención del archivo frecuencias.txt</w:t>
+      </w:r>
+    </w:p>
+    <w:p>
+      <w:pPr>
+        <w:rPr>
+          <w:sz w:val="24"/>
+          <w:szCs w:val="24"/>
+        </w:rPr>
+      </w:pPr>
+    </w:p>
+    <w:p>
+      <w:pPr>
+        <w:rPr>
+          <w:sz w:val="24"/>
+          <w:szCs w:val="24"/>
+        </w:rPr>
+      </w:pPr>
+      <w:r>
+        <w:rPr>
+          <w:sz w:val="24"/>
+          <w:szCs w:val="24"/>
+        </w:rPr>
+        <w:lastRenderedPageBreak/>
+        <w:drawing>
+          <wp:inline distT="0" distB="0" distL="0" distR="0" wp14:anchorId="17BC6385" wp14:editId="0D9338AF">
+            <wp:extent cx="6121400" cy="3457575"/>
+            <wp:effectExtent l="0" t="0" r="0" b="9525"/>
+            <wp:docPr id="40" name="Imagen 40"/>
+            <wp:cNvGraphicFramePr>
+              <a:graphicFrameLocks xmlns:a="http://schemas.openxmlformats.org/drawingml/2006/main" noChangeAspect="1"/>
+            </wp:cNvGraphicFramePr>
+            <a:graphic xmlns:a="http://schemas.openxmlformats.org/drawingml/2006/main">
+              <a:graphicData uri="http://schemas.openxmlformats.org/drawingml/2006/picture">
+                <pic:pic xmlns:pic="http://schemas.openxmlformats.org/drawingml/2006/picture">
+                  <pic:nvPicPr>
+                    <pic:cNvPr id="1" name=""/>
+                    <pic:cNvPicPr/>
+                  </pic:nvPicPr>
+                  <pic:blipFill rotWithShape="1">
+                    <a:blip r:embed="rId24"/>
+                    <a:srcRect t="7681" b="7835"/>
+                    <a:stretch/>
+                  </pic:blipFill>
+                  <pic:spPr bwMode="auto">
+                    <a:xfrm>
+                      <a:off x="0" y="0"/>
+                      <a:ext cx="6121400" cy="3457575"/>
+                    </a:xfrm>
+                    <a:prstGeom prst="rect">
+                      <a:avLst/>
+                    </a:prstGeom>
+                    <a:ln>
+                      <a:noFill/>
+                    </a:ln>
+                    <a:extLst>
+                      <a:ext uri="{53640926-AAD7-44D8-BBD7-CCE9431645EC}">
+                        <a14:shadowObscured xmlns:a14="http://schemas.microsoft.com/office/drawing/2010/main"/>
+                      </a:ext>
+                    </a:extLst>
+                  </pic:spPr>
+                </pic:pic>
+              </a:graphicData>
+            </a:graphic>
+          </wp:inline>
+        </w:drawing>
+      </w:r>
+    </w:p>
+    <w:p>
+      <w:pPr>
+        <w:rPr>
+          <w:sz w:val="24"/>
+          <w:szCs w:val="24"/>
+        </w:rPr>
+      </w:pPr>
+    </w:p>
+    <w:p>
+      <w:pPr>
+        <w:rPr>
+          <w:sz w:val="24"/>
+          <w:szCs w:val="24"/>
+        </w:rPr>
+      </w:pPr>
+      <w:r>
+        <w:rPr>
+          <w:sz w:val="24"/>
+          <w:szCs w:val="24"/>
+        </w:rPr>
+        <w:t>De los 10 términos mas frecuentes, podemos descartar la aparición del numero 2012, que no estaba presente en el análisis anterior, debido a que el tokenizer no lo consideraba valido. Esto nos ayuda mucho mas a la tarea de recuperación, ya que identificamos que gran parte de los documentos mencionan ese año.</w:t>
+      </w:r>
+    </w:p>
+    <w:p>
+      <w:pPr>
+        <w:rPr>
+          <w:sz w:val="24"/>
+          <w:szCs w:val="24"/>
+        </w:rPr>
+      </w:pPr>
+    </w:p>
+    <w:p>
+      <w:pPr>
+        <w:rPr>
+          <w:sz w:val="24"/>
+          <w:szCs w:val="24"/>
+        </w:rPr>
+      </w:pPr>
+      <w:r>
+        <w:rPr>
+          <w:sz w:val="24"/>
+          <w:szCs w:val="24"/>
+        </w:rPr>
+        <w:t>En lo que involucra a los 10 términos menos frecuentes, en comparativa con el ejercicio anterior, aparecen números, que con nuestro nuevo tokenizer son considerados términos.</w:t>
       </w:r>
     </w:p>
     <w:p>
@@ -3761,7 +3941,7 @@
                     <pic:cNvPicPr/>
                   </pic:nvPicPr>
                   <pic:blipFill rotWithShape="1">
-                    <a:blip r:embed="rId24"/>
+                    <a:blip r:embed="rId25"/>
                     <a:srcRect t="18133" b="16131"/>
                     <a:stretch/>
                   </pic:blipFill>
@@ -4094,7 +4274,7 @@
                     <pic:cNvPicPr/>
                   </pic:nvPicPr>
                   <pic:blipFill rotWithShape="1">
-                    <a:blip r:embed="rId25"/>
+                    <a:blip r:embed="rId26"/>
                     <a:srcRect t="18359" b="15005"/>
                     <a:stretch/>
                   </pic:blipFill>
@@ -4184,7 +4364,7 @@
                     <pic:cNvPicPr/>
                   </pic:nvPicPr>
                   <pic:blipFill rotWithShape="1">
-                    <a:blip r:embed="rId26"/>
+                    <a:blip r:embed="rId27"/>
                     <a:srcRect t="6505" b="7373"/>
                     <a:stretch/>
                   </pic:blipFill>
@@ -4330,7 +4510,7 @@
                     <pic:cNvPicPr/>
                   </pic:nvPicPr>
                   <pic:blipFill rotWithShape="1">
-                    <a:blip r:embed="rId27"/>
+                    <a:blip r:embed="rId28"/>
                     <a:srcRect t="11715" b="14085"/>
                     <a:stretch/>
                   </pic:blipFill>
@@ -4558,7 +4738,7 @@
                     <pic:cNvPicPr/>
                   </pic:nvPicPr>
                   <pic:blipFill rotWithShape="1">
-                    <a:blip r:embed="rId28"/>
+                    <a:blip r:embed="rId29"/>
                     <a:srcRect t="5910" b="5880"/>
                     <a:stretch/>
                   </pic:blipFill>
@@ -4671,7 +4851,7 @@
                     <pic:cNvPicPr/>
                   </pic:nvPicPr>
                   <pic:blipFill rotWithShape="1">
-                    <a:blip r:embed="rId29"/>
+                    <a:blip r:embed="rId30"/>
                     <a:srcRect t="14091" b="13598"/>
                     <a:stretch/>
                   </pic:blipFill>
@@ -4743,7 +4923,7 @@
                     <pic:cNvPicPr/>
                   </pic:nvPicPr>
                   <pic:blipFill rotWithShape="1">
-                    <a:blip r:embed="rId30"/>
+                    <a:blip r:embed="rId31"/>
                     <a:srcRect t="12497" b="13304"/>
                     <a:stretch/>
                   </pic:blipFill>
@@ -4804,7 +4984,7 @@
                     <pic:cNvPicPr/>
                   </pic:nvPicPr>
                   <pic:blipFill rotWithShape="1">
-                    <a:blip r:embed="rId31"/>
+                    <a:blip r:embed="rId32"/>
                     <a:srcRect t="7219" b="7505"/>
                     <a:stretch/>
                   </pic:blipFill>
@@ -4856,7 +5036,7 @@
         </w:rPr>
         <w:t xml:space="preserve">Aplicando un archivo de </w:t>
       </w:r>
-      <w:hyperlink r:id="rId32" w:history="1">
+      <w:hyperlink r:id="rId33" w:history="1">
         <w:r>
           <w:rPr>
             <w:rStyle w:val="Hipervnculo"/>
@@ -5504,7 +5684,7 @@
                     <pic:cNvPicPr/>
                   </pic:nvPicPr>
                   <pic:blipFill rotWithShape="1">
-                    <a:blip r:embed="rId33"/>
+                    <a:blip r:embed="rId34"/>
                     <a:srcRect t="24145" b="15325"/>
                     <a:stretch/>
                   </pic:blipFill>
@@ -6074,7 +6254,7 @@
                     <pic:cNvPicPr/>
                   </pic:nvPicPr>
                   <pic:blipFill rotWithShape="1">
-                    <a:blip r:embed="rId34"/>
+                    <a:blip r:embed="rId35"/>
                     <a:srcRect t="25597" b="19270"/>
                     <a:stretch/>
                   </pic:blipFill>
@@ -6199,7 +6379,7 @@
                     <pic:cNvPicPr/>
                   </pic:nvPicPr>
                   <pic:blipFill rotWithShape="1">
-                    <a:blip r:embed="rId35"/>
+                    <a:blip r:embed="rId36"/>
                     <a:srcRect t="27960" b="18483"/>
                     <a:stretch/>
                   </pic:blipFill>
@@ -6448,7 +6628,7 @@
                     <pic:cNvPicPr/>
                   </pic:nvPicPr>
                   <pic:blipFill>
-                    <a:blip r:embed="rId36"/>
+                    <a:blip r:embed="rId37"/>
                     <a:stretch>
                       <a:fillRect/>
                     </a:stretch>
@@ -6530,1431 +6710,6 @@
             <wp:extent cx="2705100" cy="2190073"/>
             <wp:effectExtent l="0" t="0" r="0" b="1270"/>
             <wp:docPr id="33" name="Imagen 33"/>
-            <wp:cNvGraphicFramePr>
-              <a:graphicFrameLocks xmlns:a="http://schemas.openxmlformats.org/drawingml/2006/main" noChangeAspect="1"/>
-            </wp:cNvGraphicFramePr>
-            <a:graphic xmlns:a="http://schemas.openxmlformats.org/drawingml/2006/main">
-              <a:graphicData uri="http://schemas.openxmlformats.org/drawingml/2006/picture">
-                <pic:pic xmlns:pic="http://schemas.openxmlformats.org/drawingml/2006/picture">
-                  <pic:nvPicPr>
-                    <pic:cNvPr id="1" name=""/>
-                    <pic:cNvPicPr/>
-                  </pic:nvPicPr>
-                  <pic:blipFill>
-                    <a:blip r:embed="rId37"/>
-                    <a:stretch>
-                      <a:fillRect/>
-                    </a:stretch>
-                  </pic:blipFill>
-                  <pic:spPr>
-                    <a:xfrm>
-                      <a:off x="0" y="0"/>
-                      <a:ext cx="2716727" cy="2199487"/>
-                    </a:xfrm>
-                    <a:prstGeom prst="rect">
-                      <a:avLst/>
-                    </a:prstGeom>
-                  </pic:spPr>
-                </pic:pic>
-              </a:graphicData>
-            </a:graphic>
-          </wp:inline>
-        </w:drawing>
-      </w:r>
-    </w:p>
-    <w:p>
-      <w:pPr>
-        <w:rPr>
-          <w:color w:val="F79646" w:themeColor="accent6"/>
-          <w:sz w:val="24"/>
-          <w:szCs w:val="24"/>
-        </w:rPr>
-      </w:pPr>
-    </w:p>
-    <w:p>
-      <w:pPr>
-        <w:rPr>
-          <w:sz w:val="24"/>
-          <w:szCs w:val="24"/>
-        </w:rPr>
-      </w:pPr>
-      <w:r>
-        <w:rPr>
-          <w:sz w:val="24"/>
-          <w:szCs w:val="24"/>
-        </w:rPr>
-        <w:t xml:space="preserve">A través del grafico en escala log-log, podemos ver como la predicción se ajusta a una </w:t>
-      </w:r>
-      <w:r>
-        <w:rPr>
-          <w:sz w:val="24"/>
-          <w:szCs w:val="24"/>
-        </w:rPr>
-        <w:t>línea</w:t>
-      </w:r>
-      <w:r>
-        <w:rPr>
-          <w:sz w:val="24"/>
-          <w:szCs w:val="24"/>
-        </w:rPr>
-        <w:t xml:space="preserve"> recta en lo que son el centro de los datos, que coinciden con las palabras que no son ni muy frecuente ni poco comunes. </w:t>
-      </w:r>
-    </w:p>
-    <w:p>
-      <w:pPr>
-        <w:rPr>
-          <w:sz w:val="24"/>
-          <w:szCs w:val="24"/>
-        </w:rPr>
-      </w:pPr>
-    </w:p>
-    <w:p>
-      <w:pPr>
-        <w:rPr>
-          <w:sz w:val="24"/>
-          <w:szCs w:val="24"/>
-        </w:rPr>
-      </w:pPr>
-      <w:r>
-        <w:rPr>
-          <w:sz w:val="24"/>
-          <w:szCs w:val="24"/>
-        </w:rPr>
-        <w:lastRenderedPageBreak/>
-        <w:t xml:space="preserve">En este caso, no realizamos la eliminación de stopwords, y eso puede verse en el </w:t>
-      </w:r>
-      <w:r>
-        <w:rPr>
-          <w:sz w:val="24"/>
-          <w:szCs w:val="24"/>
-        </w:rPr>
-        <w:t>gráfico</w:t>
-      </w:r>
-      <w:r>
-        <w:rPr>
-          <w:sz w:val="24"/>
-          <w:szCs w:val="24"/>
-        </w:rPr>
-        <w:t xml:space="preserve"> de la escala lineal, donde la gran cantidad de frecuencia de palabras se encuentra al principio. Obteniendo los 10 términos más frecuente, tenemos esto:</w:t>
-      </w:r>
-    </w:p>
-    <w:p>
-      <w:pPr>
-        <w:rPr>
-          <w:sz w:val="24"/>
-          <w:szCs w:val="24"/>
-        </w:rPr>
-      </w:pPr>
-    </w:p>
-    <w:p>
-      <w:pPr>
-        <w:pStyle w:val="Prrafodelista"/>
-        <w:numPr>
-          <w:ilvl w:val="0"/>
-          <w:numId w:val="17"/>
-        </w:numPr>
-        <w:jc w:val="both"/>
-        <w:rPr>
-          <w:sz w:val="24"/>
-          <w:szCs w:val="24"/>
-        </w:rPr>
-      </w:pPr>
-      <w:r>
-        <w:rPr>
-          <w:sz w:val="24"/>
-          <w:szCs w:val="24"/>
-        </w:rPr>
-        <w:t>que: 20769</w:t>
-      </w:r>
-    </w:p>
-    <w:p>
-      <w:pPr>
-        <w:pStyle w:val="Prrafodelista"/>
-        <w:numPr>
-          <w:ilvl w:val="0"/>
-          <w:numId w:val="17"/>
-        </w:numPr>
-        <w:jc w:val="both"/>
-        <w:rPr>
-          <w:sz w:val="24"/>
-          <w:szCs w:val="24"/>
-        </w:rPr>
-      </w:pPr>
-      <w:r>
-        <w:rPr>
-          <w:sz w:val="24"/>
-          <w:szCs w:val="24"/>
-        </w:rPr>
-        <w:t>de: 18411</w:t>
-      </w:r>
-    </w:p>
-    <w:p>
-      <w:pPr>
-        <w:pStyle w:val="Prrafodelista"/>
-        <w:numPr>
-          <w:ilvl w:val="0"/>
-          <w:numId w:val="17"/>
-        </w:numPr>
-        <w:jc w:val="both"/>
-        <w:rPr>
-          <w:sz w:val="24"/>
-          <w:szCs w:val="24"/>
-        </w:rPr>
-      </w:pPr>
-      <w:r>
-        <w:rPr>
-          <w:sz w:val="24"/>
-          <w:szCs w:val="24"/>
-        </w:rPr>
-        <w:t>y: 18272</w:t>
-      </w:r>
-    </w:p>
-    <w:p>
-      <w:pPr>
-        <w:pStyle w:val="Prrafodelista"/>
-        <w:numPr>
-          <w:ilvl w:val="0"/>
-          <w:numId w:val="17"/>
-        </w:numPr>
-        <w:jc w:val="both"/>
-        <w:rPr>
-          <w:sz w:val="24"/>
-          <w:szCs w:val="24"/>
-        </w:rPr>
-      </w:pPr>
-      <w:r>
-        <w:rPr>
-          <w:sz w:val="24"/>
-          <w:szCs w:val="24"/>
-        </w:rPr>
-        <w:t>la: 10492</w:t>
-      </w:r>
-    </w:p>
-    <w:p>
-      <w:pPr>
-        <w:pStyle w:val="Prrafodelista"/>
-        <w:numPr>
-          <w:ilvl w:val="0"/>
-          <w:numId w:val="17"/>
-        </w:numPr>
-        <w:jc w:val="both"/>
-        <w:rPr>
-          <w:sz w:val="24"/>
-          <w:szCs w:val="24"/>
-        </w:rPr>
-      </w:pPr>
-      <w:r>
-        <w:rPr>
-          <w:sz w:val="24"/>
-          <w:szCs w:val="24"/>
-        </w:rPr>
-        <w:t>a: 9934</w:t>
-      </w:r>
-    </w:p>
-    <w:p>
-      <w:pPr>
-        <w:pStyle w:val="Prrafodelista"/>
-        <w:numPr>
-          <w:ilvl w:val="0"/>
-          <w:numId w:val="17"/>
-        </w:numPr>
-        <w:jc w:val="both"/>
-        <w:rPr>
-          <w:sz w:val="24"/>
-          <w:szCs w:val="24"/>
-        </w:rPr>
-      </w:pPr>
-      <w:r>
-        <w:rPr>
-          <w:sz w:val="24"/>
-          <w:szCs w:val="24"/>
-        </w:rPr>
-        <w:t>en: 8285</w:t>
-      </w:r>
-    </w:p>
-    <w:p>
-      <w:pPr>
-        <w:pStyle w:val="Prrafodelista"/>
-        <w:numPr>
-          <w:ilvl w:val="0"/>
-          <w:numId w:val="17"/>
-        </w:numPr>
-        <w:jc w:val="both"/>
-        <w:rPr>
-          <w:sz w:val="24"/>
-          <w:szCs w:val="24"/>
-        </w:rPr>
-      </w:pPr>
-      <w:r>
-        <w:rPr>
-          <w:sz w:val="24"/>
-          <w:szCs w:val="24"/>
-        </w:rPr>
-        <w:t>el: 8267</w:t>
-      </w:r>
-    </w:p>
-    <w:p>
-      <w:pPr>
-        <w:pStyle w:val="Prrafodelista"/>
-        <w:numPr>
-          <w:ilvl w:val="0"/>
-          <w:numId w:val="17"/>
-        </w:numPr>
-        <w:jc w:val="both"/>
-        <w:rPr>
-          <w:sz w:val="24"/>
-          <w:szCs w:val="24"/>
-        </w:rPr>
-      </w:pPr>
-      <w:r>
-        <w:rPr>
-          <w:sz w:val="24"/>
-          <w:szCs w:val="24"/>
-        </w:rPr>
-        <w:t>no: 6356</w:t>
-      </w:r>
-    </w:p>
-    <w:p>
-      <w:pPr>
-        <w:pStyle w:val="Prrafodelista"/>
-        <w:numPr>
-          <w:ilvl w:val="0"/>
-          <w:numId w:val="17"/>
-        </w:numPr>
-        <w:jc w:val="both"/>
-        <w:rPr>
-          <w:sz w:val="24"/>
-          <w:szCs w:val="24"/>
-        </w:rPr>
-      </w:pPr>
-      <w:r>
-        <w:rPr>
-          <w:sz w:val="24"/>
-          <w:szCs w:val="24"/>
-        </w:rPr>
-        <w:t>los: 4769</w:t>
-      </w:r>
-    </w:p>
-    <w:p>
-      <w:pPr>
-        <w:pStyle w:val="Prrafodelista"/>
-        <w:numPr>
-          <w:ilvl w:val="0"/>
-          <w:numId w:val="17"/>
-        </w:numPr>
-        <w:jc w:val="both"/>
-        <w:rPr>
-          <w:sz w:val="24"/>
-          <w:szCs w:val="24"/>
-        </w:rPr>
-      </w:pPr>
-      <w:r>
-        <w:rPr>
-          <w:sz w:val="24"/>
-          <w:szCs w:val="24"/>
-        </w:rPr>
-        <w:t>se: 4752</w:t>
-      </w:r>
-    </w:p>
-    <w:p>
-      <w:pPr>
-        <w:jc w:val="both"/>
-        <w:rPr>
-          <w:color w:val="F79646" w:themeColor="accent6"/>
-          <w:sz w:val="24"/>
-          <w:szCs w:val="24"/>
-        </w:rPr>
-      </w:pPr>
-    </w:p>
-    <w:p>
-      <w:pPr>
-        <w:jc w:val="both"/>
-        <w:rPr>
-          <w:sz w:val="24"/>
-          <w:szCs w:val="24"/>
-        </w:rPr>
-      </w:pPr>
-      <w:r>
-        <w:rPr>
-          <w:sz w:val="24"/>
-          <w:szCs w:val="24"/>
-        </w:rPr>
-        <w:t xml:space="preserve">Todas estas son palabras vacías, que </w:t>
-      </w:r>
-      <w:r>
-        <w:rPr>
-          <w:sz w:val="24"/>
-          <w:szCs w:val="24"/>
-        </w:rPr>
-        <w:t>sería</w:t>
-      </w:r>
-      <w:r>
-        <w:rPr>
-          <w:sz w:val="24"/>
-          <w:szCs w:val="24"/>
-        </w:rPr>
-        <w:t xml:space="preserve"> necesario eliminar para hacer un correcto análisis.</w:t>
-      </w:r>
-    </w:p>
-    <w:p>
-      <w:pPr>
-        <w:jc w:val="both"/>
-        <w:rPr>
-          <w:sz w:val="24"/>
-          <w:szCs w:val="24"/>
-        </w:rPr>
-      </w:pPr>
-    </w:p>
-    <w:p>
-      <w:pPr>
-        <w:jc w:val="both"/>
-        <w:rPr>
-          <w:sz w:val="24"/>
-          <w:szCs w:val="24"/>
-        </w:rPr>
-      </w:pPr>
-      <w:r>
-        <w:rPr>
-          <w:sz w:val="24"/>
-          <w:szCs w:val="24"/>
-        </w:rPr>
-        <w:t xml:space="preserve">De esta forma, a través del texto del Quijote de Cervantes, obra más destacada de la literatura española, demostramos que la ley de Zypf se cumple en todos los textos literarios. </w:t>
-      </w:r>
-      <w:r>
-        <w:rPr>
-          <w:color w:val="F79646" w:themeColor="accent6"/>
-          <w:sz w:val="24"/>
-          <w:szCs w:val="24"/>
-        </w:rPr>
-        <w:br w:type="page"/>
-      </w:r>
-    </w:p>
-    <w:p>
-      <w:pPr>
-        <w:numPr>
-          <w:ilvl w:val="0"/>
-          <w:numId w:val="1"/>
-        </w:numPr>
-        <w:jc w:val="both"/>
-        <w:rPr>
-          <w:color w:val="F79646" w:themeColor="accent6"/>
-          <w:sz w:val="24"/>
-          <w:szCs w:val="24"/>
-        </w:rPr>
-      </w:pPr>
-      <w:r>
-        <w:rPr>
-          <w:color w:val="F79646" w:themeColor="accent6"/>
-          <w:sz w:val="24"/>
-          <w:szCs w:val="24"/>
-        </w:rPr>
-        <w:lastRenderedPageBreak/>
-        <w:t xml:space="preserve">Usando los datos del ejercicio anterior y de acuerdo a la ley de Zipf, calcule la cantidad de palabras que debería haber en el 10%, 20% y 30% del vocabulario. Verifique respecto de los valores reales. Utilice esta aproximación para podar el vocabulario en los mismos porcentajes e indique qué porcentaje de la poda coincide con palabras vacías. Extraiga las palabras podadas que no son </w:t>
-      </w:r>
-      <w:r>
-        <w:rPr>
-          <w:i/>
-          <w:iCs/>
-          <w:color w:val="F79646" w:themeColor="accent6"/>
-          <w:sz w:val="24"/>
-          <w:szCs w:val="24"/>
-        </w:rPr>
-        <w:t>stopwords</w:t>
-      </w:r>
-      <w:r>
-        <w:rPr>
-          <w:color w:val="F79646" w:themeColor="accent6"/>
-          <w:sz w:val="24"/>
-          <w:szCs w:val="24"/>
-        </w:rPr>
-        <w:t xml:space="preserve"> y verifique si, a su criterio, pueden ser importantes para la recuperación.</w:t>
-      </w:r>
-    </w:p>
-    <w:p>
-      <w:pPr>
-        <w:jc w:val="both"/>
-        <w:rPr>
-          <w:color w:val="F79646" w:themeColor="accent6"/>
-          <w:sz w:val="24"/>
-          <w:szCs w:val="24"/>
-        </w:rPr>
-      </w:pPr>
-      <w:r>
-        <w:rPr>
-          <w:color w:val="F79646" w:themeColor="accent6"/>
-          <w:sz w:val="24"/>
-          <w:szCs w:val="24"/>
-        </w:rPr>
-        <w:tab/>
-      </w:r>
-      <w:r>
-        <w:rPr>
-          <w:color w:val="F79646" w:themeColor="accent6"/>
-          <w:sz w:val="24"/>
-          <w:szCs w:val="24"/>
-        </w:rPr>
-        <w:tab/>
-      </w:r>
-    </w:p>
-    <w:p>
-      <w:pPr>
-        <w:rPr>
-          <w:b/>
-          <w:bCs/>
-          <w:sz w:val="24"/>
-          <w:szCs w:val="24"/>
-        </w:rPr>
-      </w:pPr>
-      <w:r>
-        <w:rPr>
-          <w:b/>
-          <w:bCs/>
-          <w:sz w:val="24"/>
-          <w:szCs w:val="24"/>
-        </w:rPr>
-        <w:t>Cantidad de palabras por cada porcentaje (%)</w:t>
-      </w:r>
-    </w:p>
-    <w:p>
-      <w:pPr>
-        <w:rPr>
-          <w:b/>
-          <w:bCs/>
-          <w:sz w:val="24"/>
-          <w:szCs w:val="24"/>
-        </w:rPr>
-      </w:pPr>
-    </w:p>
-    <w:p>
-      <w:pPr>
-        <w:rPr>
-          <w:sz w:val="24"/>
-          <w:szCs w:val="24"/>
-        </w:rPr>
-      </w:pPr>
-      <w:r>
-        <w:rPr>
-          <w:sz w:val="24"/>
-          <w:szCs w:val="24"/>
-        </w:rPr>
-        <w:t>Realizamos el cálculo de los tokens que representa el 10%, 20% y 30% del vocabulario, y se obtuvo lo siguiente:</w:t>
-      </w:r>
-    </w:p>
-    <w:p>
-      <w:pPr>
-        <w:rPr>
-          <w:sz w:val="24"/>
-          <w:szCs w:val="24"/>
-        </w:rPr>
-      </w:pPr>
-    </w:p>
-    <w:p>
-      <w:pPr>
-        <w:pStyle w:val="Prrafodelista"/>
-        <w:numPr>
-          <w:ilvl w:val="0"/>
-          <w:numId w:val="16"/>
-        </w:numPr>
-        <w:rPr>
-          <w:sz w:val="24"/>
-          <w:szCs w:val="24"/>
-        </w:rPr>
-      </w:pPr>
-      <w:r>
-        <w:rPr>
-          <w:sz w:val="24"/>
-          <w:szCs w:val="24"/>
-        </w:rPr>
-        <w:t>10% vocabulario (2357 palabras):</w:t>
-      </w:r>
-    </w:p>
-    <w:p>
-      <w:pPr>
-        <w:pStyle w:val="Prrafodelista"/>
-        <w:ind w:firstLine="720"/>
-        <w:rPr>
-          <w:sz w:val="24"/>
-          <w:szCs w:val="24"/>
-        </w:rPr>
-      </w:pPr>
-      <w:r>
-        <w:rPr>
-          <w:sz w:val="24"/>
-          <w:szCs w:val="24"/>
-        </w:rPr>
-        <w:t>Cobertura: 86.50%</w:t>
-      </w:r>
-    </w:p>
-    <w:p>
-      <w:pPr>
-        <w:pStyle w:val="Prrafodelista"/>
-        <w:numPr>
-          <w:ilvl w:val="0"/>
-          <w:numId w:val="16"/>
-        </w:numPr>
-        <w:rPr>
-          <w:sz w:val="24"/>
-          <w:szCs w:val="24"/>
-        </w:rPr>
-      </w:pPr>
-      <w:r>
-        <w:rPr>
-          <w:sz w:val="24"/>
-          <w:szCs w:val="24"/>
-        </w:rPr>
-        <w:t>20% vocabulario (4715 palabras):</w:t>
-      </w:r>
-    </w:p>
-    <w:p>
-      <w:pPr>
-        <w:pStyle w:val="Prrafodelista"/>
-        <w:ind w:firstLine="720"/>
-        <w:rPr>
-          <w:sz w:val="24"/>
-          <w:szCs w:val="24"/>
-        </w:rPr>
-      </w:pPr>
-      <w:r>
-        <w:rPr>
-          <w:sz w:val="24"/>
-          <w:szCs w:val="24"/>
-        </w:rPr>
-        <w:t>Cobertura: 91.59%</w:t>
-      </w:r>
-    </w:p>
-    <w:p>
-      <w:pPr>
-        <w:pStyle w:val="Prrafodelista"/>
-        <w:numPr>
-          <w:ilvl w:val="0"/>
-          <w:numId w:val="16"/>
-        </w:numPr>
-        <w:rPr>
-          <w:sz w:val="24"/>
-          <w:szCs w:val="24"/>
-        </w:rPr>
-      </w:pPr>
-      <w:r>
-        <w:rPr>
-          <w:sz w:val="24"/>
-          <w:szCs w:val="24"/>
-        </w:rPr>
-        <w:t>30% vocabulario (7072 palabras):</w:t>
-      </w:r>
-    </w:p>
-    <w:p>
-      <w:pPr>
-        <w:pStyle w:val="Prrafodelista"/>
-        <w:numPr>
-          <w:ilvl w:val="1"/>
-          <w:numId w:val="16"/>
-        </w:numPr>
-        <w:rPr>
-          <w:b/>
-          <w:bCs/>
-          <w:sz w:val="24"/>
-          <w:szCs w:val="24"/>
-        </w:rPr>
-      </w:pPr>
-      <w:r>
-        <w:rPr>
-          <w:sz w:val="24"/>
-          <w:szCs w:val="24"/>
-        </w:rPr>
-        <w:t>Cobertura: 94.09%</w:t>
-      </w:r>
-    </w:p>
-    <w:p>
-      <w:pPr>
-        <w:rPr>
-          <w:b/>
-          <w:bCs/>
-          <w:sz w:val="24"/>
-          <w:szCs w:val="24"/>
-        </w:rPr>
-      </w:pPr>
-    </w:p>
-    <w:p>
-      <w:pPr>
-        <w:rPr>
-          <w:sz w:val="24"/>
-          <w:szCs w:val="24"/>
-        </w:rPr>
-      </w:pPr>
-      <w:r>
-        <w:rPr>
-          <w:sz w:val="24"/>
-          <w:szCs w:val="24"/>
-        </w:rPr>
-        <w:t>Esto nos confirma el comportamiento de la ley de Zipf, donde el 10% del vocabulario representa una gran porción de los tokens, en este caso, el 86% de los mismos.</w:t>
-      </w:r>
-    </w:p>
-    <w:p>
-      <w:pPr>
-        <w:rPr>
-          <w:sz w:val="24"/>
-          <w:szCs w:val="24"/>
-        </w:rPr>
-      </w:pPr>
-      <w:r>
-        <w:rPr>
-          <w:sz w:val="24"/>
-          <w:szCs w:val="24"/>
-        </w:rPr>
-        <w:t>A medida que subimos el porcentaje del vocabulario, la ganancia en la cobertura será menor al igual que la cantidad de palabras.</w:t>
-      </w:r>
-    </w:p>
-    <w:p>
-      <w:pPr>
-        <w:rPr>
-          <w:b/>
-          <w:bCs/>
-          <w:sz w:val="24"/>
-          <w:szCs w:val="24"/>
-        </w:rPr>
-      </w:pPr>
-    </w:p>
-    <w:p>
-      <w:pPr>
-        <w:rPr>
-          <w:b/>
-          <w:bCs/>
-          <w:sz w:val="24"/>
-          <w:szCs w:val="24"/>
-        </w:rPr>
-      </w:pPr>
-      <w:r>
-        <w:rPr>
-          <w:b/>
-          <w:bCs/>
-          <w:sz w:val="24"/>
-          <w:szCs w:val="24"/>
-        </w:rPr>
-        <w:t>Poda del vocabulario</w:t>
-      </w:r>
-    </w:p>
-    <w:p>
-      <w:pPr>
-        <w:rPr>
-          <w:b/>
-          <w:bCs/>
-          <w:sz w:val="24"/>
-          <w:szCs w:val="24"/>
-        </w:rPr>
-      </w:pPr>
-    </w:p>
-    <w:p>
-      <w:pPr>
-        <w:rPr>
-          <w:sz w:val="24"/>
-          <w:szCs w:val="24"/>
-        </w:rPr>
-      </w:pPr>
-      <w:r>
-        <w:rPr>
-          <w:sz w:val="24"/>
-          <w:szCs w:val="24"/>
-        </w:rPr>
-        <w:t>Eliminamos las palabras menos frecuentes del vocabulario, teniendo como resultado:</w:t>
-      </w:r>
-    </w:p>
-    <w:p>
-      <w:pPr>
-        <w:rPr>
-          <w:sz w:val="24"/>
-          <w:szCs w:val="24"/>
-        </w:rPr>
-      </w:pPr>
-    </w:p>
-    <w:p>
-      <w:pPr>
-        <w:pStyle w:val="Prrafodelista"/>
-        <w:numPr>
-          <w:ilvl w:val="0"/>
-          <w:numId w:val="16"/>
-        </w:numPr>
-        <w:rPr>
-          <w:sz w:val="24"/>
-          <w:szCs w:val="24"/>
-        </w:rPr>
-      </w:pPr>
-      <w:r>
-        <w:rPr>
-          <w:sz w:val="24"/>
-          <w:szCs w:val="24"/>
-        </w:rPr>
-        <w:t>Poda 90% del vocabulario:</w:t>
-      </w:r>
-    </w:p>
-    <w:p>
-      <w:pPr>
-        <w:pStyle w:val="Prrafodelista"/>
-        <w:ind w:firstLine="720"/>
-        <w:rPr>
-          <w:sz w:val="24"/>
-          <w:szCs w:val="24"/>
-        </w:rPr>
-      </w:pPr>
-      <w:r>
-        <w:rPr>
-          <w:sz w:val="24"/>
-          <w:szCs w:val="24"/>
-        </w:rPr>
-        <w:t>Palabras eliminadas: 21218</w:t>
-      </w:r>
-    </w:p>
-    <w:p>
-      <w:pPr>
-        <w:pStyle w:val="Prrafodelista"/>
-        <w:numPr>
-          <w:ilvl w:val="0"/>
-          <w:numId w:val="16"/>
-        </w:numPr>
-        <w:rPr>
-          <w:sz w:val="24"/>
-          <w:szCs w:val="24"/>
-        </w:rPr>
-      </w:pPr>
-      <w:r>
-        <w:rPr>
-          <w:sz w:val="24"/>
-          <w:szCs w:val="24"/>
-        </w:rPr>
-        <w:t>Poda 80% del vocabulario:</w:t>
-      </w:r>
-    </w:p>
-    <w:p>
-      <w:pPr>
-        <w:pStyle w:val="Prrafodelista"/>
-        <w:ind w:firstLine="720"/>
-        <w:rPr>
-          <w:sz w:val="24"/>
-          <w:szCs w:val="24"/>
-        </w:rPr>
-      </w:pPr>
-      <w:r>
-        <w:rPr>
-          <w:sz w:val="24"/>
-          <w:szCs w:val="24"/>
-        </w:rPr>
-        <w:t>Palabras eliminadas: 18860</w:t>
-      </w:r>
-    </w:p>
-    <w:p>
-      <w:pPr>
-        <w:pStyle w:val="Prrafodelista"/>
-        <w:numPr>
-          <w:ilvl w:val="0"/>
-          <w:numId w:val="16"/>
-        </w:numPr>
-        <w:rPr>
-          <w:sz w:val="24"/>
-          <w:szCs w:val="24"/>
-        </w:rPr>
-      </w:pPr>
-      <w:r>
-        <w:rPr>
-          <w:sz w:val="24"/>
-          <w:szCs w:val="24"/>
-        </w:rPr>
-        <w:t>Poda 70% del vocabulario:</w:t>
-      </w:r>
-    </w:p>
-    <w:p>
-      <w:pPr>
-        <w:pStyle w:val="Prrafodelista"/>
-        <w:ind w:firstLine="720"/>
-        <w:rPr>
-          <w:sz w:val="24"/>
-          <w:szCs w:val="24"/>
-        </w:rPr>
-      </w:pPr>
-      <w:r>
-        <w:rPr>
-          <w:sz w:val="24"/>
-          <w:szCs w:val="24"/>
-        </w:rPr>
-        <w:t>Palabras eliminadas: 16503</w:t>
-      </w:r>
-    </w:p>
-    <w:p>
-      <w:pPr>
-        <w:rPr>
-          <w:sz w:val="24"/>
-          <w:szCs w:val="24"/>
-        </w:rPr>
-      </w:pPr>
-    </w:p>
-    <w:p>
-      <w:pPr>
-        <w:rPr>
-          <w:sz w:val="24"/>
-          <w:szCs w:val="24"/>
-        </w:rPr>
-      </w:pPr>
-      <w:r>
-        <w:rPr>
-          <w:sz w:val="24"/>
-          <w:szCs w:val="24"/>
-        </w:rPr>
-        <w:t>Comparado con las stopwords, que el resultado fue el siguiente:</w:t>
-      </w:r>
-    </w:p>
-    <w:p>
-      <w:pPr>
-        <w:rPr>
-          <w:sz w:val="24"/>
-          <w:szCs w:val="24"/>
-        </w:rPr>
-      </w:pPr>
-    </w:p>
-    <w:p>
-      <w:pPr>
-        <w:pStyle w:val="Prrafodelista"/>
-        <w:numPr>
-          <w:ilvl w:val="0"/>
-          <w:numId w:val="16"/>
-        </w:numPr>
-        <w:rPr>
-          <w:sz w:val="24"/>
-          <w:szCs w:val="24"/>
-        </w:rPr>
-      </w:pPr>
-      <w:r>
-        <w:rPr>
-          <w:sz w:val="24"/>
-          <w:szCs w:val="24"/>
-        </w:rPr>
-        <w:t>Poda 90%:</w:t>
-      </w:r>
-    </w:p>
-    <w:p>
-      <w:pPr>
-        <w:pStyle w:val="Prrafodelista"/>
-        <w:ind w:firstLine="720"/>
-        <w:rPr>
-          <w:sz w:val="24"/>
-          <w:szCs w:val="24"/>
-        </w:rPr>
-      </w:pPr>
-      <w:r>
-        <w:rPr>
-          <w:sz w:val="24"/>
-          <w:szCs w:val="24"/>
-        </w:rPr>
-        <w:t>% stopwords eliminadas: 0.0000</w:t>
-      </w:r>
-    </w:p>
-    <w:p>
-      <w:pPr>
-        <w:pStyle w:val="Prrafodelista"/>
-        <w:numPr>
-          <w:ilvl w:val="0"/>
-          <w:numId w:val="16"/>
-        </w:numPr>
-        <w:rPr>
-          <w:sz w:val="24"/>
-          <w:szCs w:val="24"/>
-        </w:rPr>
-      </w:pPr>
-      <w:r>
-        <w:rPr>
-          <w:sz w:val="24"/>
-          <w:szCs w:val="24"/>
-        </w:rPr>
-        <w:t>Poda 80%:</w:t>
-      </w:r>
-    </w:p>
-    <w:p>
-      <w:pPr>
-        <w:pStyle w:val="Prrafodelista"/>
-        <w:ind w:firstLine="720"/>
-        <w:rPr>
-          <w:sz w:val="24"/>
-          <w:szCs w:val="24"/>
-        </w:rPr>
-      </w:pPr>
-      <w:r>
-        <w:rPr>
-          <w:sz w:val="24"/>
-          <w:szCs w:val="24"/>
-        </w:rPr>
-        <w:t>% stopwords eliminadas: 0.0000</w:t>
-      </w:r>
-    </w:p>
-    <w:p>
-      <w:pPr>
-        <w:rPr>
-          <w:sz w:val="24"/>
-          <w:szCs w:val="24"/>
-        </w:rPr>
-      </w:pPr>
-    </w:p>
-    <w:p>
-      <w:pPr>
-        <w:pStyle w:val="Prrafodelista"/>
-        <w:numPr>
-          <w:ilvl w:val="0"/>
-          <w:numId w:val="16"/>
-        </w:numPr>
-        <w:rPr>
-          <w:sz w:val="24"/>
-          <w:szCs w:val="24"/>
-        </w:rPr>
-      </w:pPr>
-      <w:r>
-        <w:rPr>
-          <w:sz w:val="24"/>
-          <w:szCs w:val="24"/>
-        </w:rPr>
-        <w:lastRenderedPageBreak/>
-        <w:t>Poda 70%:</w:t>
-      </w:r>
-    </w:p>
-    <w:p>
-      <w:pPr>
-        <w:pStyle w:val="Prrafodelista"/>
-        <w:ind w:firstLine="720"/>
-        <w:rPr>
-          <w:sz w:val="24"/>
-          <w:szCs w:val="24"/>
-        </w:rPr>
-      </w:pPr>
-      <w:r>
-        <w:rPr>
-          <w:sz w:val="24"/>
-          <w:szCs w:val="24"/>
-        </w:rPr>
-        <w:t>% stopwords eliminadas: 0.0000</w:t>
-      </w:r>
-    </w:p>
-    <w:p>
-      <w:pPr>
-        <w:rPr>
-          <w:b/>
-          <w:bCs/>
-          <w:sz w:val="24"/>
-          <w:szCs w:val="24"/>
-        </w:rPr>
-      </w:pPr>
-    </w:p>
-    <w:p>
-      <w:pPr>
-        <w:rPr>
-          <w:sz w:val="24"/>
-          <w:szCs w:val="24"/>
-        </w:rPr>
-      </w:pPr>
-      <w:r>
-        <w:rPr>
-          <w:sz w:val="24"/>
-          <w:szCs w:val="24"/>
-        </w:rPr>
-        <w:t xml:space="preserve">En todos los casos, la poda de stopwords dio cero. Esto quiere decir que las stopwords se encuentra entre las palabras </w:t>
-      </w:r>
-      <w:r>
-        <w:rPr>
-          <w:sz w:val="24"/>
-          <w:szCs w:val="24"/>
-        </w:rPr>
-        <w:t>más</w:t>
-      </w:r>
-      <w:r>
-        <w:rPr>
-          <w:sz w:val="24"/>
-          <w:szCs w:val="24"/>
-        </w:rPr>
-        <w:t xml:space="preserve"> frecuentes, haciendo que no sean afectadas por la poda.</w:t>
-      </w:r>
-    </w:p>
-    <w:p>
-      <w:pPr>
-        <w:rPr>
-          <w:b/>
-          <w:bCs/>
-          <w:sz w:val="24"/>
-          <w:szCs w:val="24"/>
-        </w:rPr>
-      </w:pPr>
-    </w:p>
-    <w:p>
-      <w:pPr>
-        <w:rPr>
-          <w:b/>
-          <w:bCs/>
-          <w:sz w:val="24"/>
-          <w:szCs w:val="24"/>
-        </w:rPr>
-      </w:pPr>
-      <w:r>
-        <w:rPr>
-          <w:b/>
-          <w:bCs/>
-          <w:sz w:val="24"/>
-          <w:szCs w:val="24"/>
-        </w:rPr>
-        <w:t>Palabras podadas que no son stopwords</w:t>
-      </w:r>
-    </w:p>
-    <w:p>
-      <w:pPr>
-        <w:rPr>
-          <w:b/>
-          <w:bCs/>
-          <w:sz w:val="24"/>
-          <w:szCs w:val="24"/>
-        </w:rPr>
-      </w:pPr>
-    </w:p>
-    <w:p>
-      <w:pPr>
-        <w:rPr>
-          <w:sz w:val="24"/>
-          <w:szCs w:val="24"/>
-        </w:rPr>
-      </w:pPr>
-      <w:r>
-        <w:rPr>
-          <w:sz w:val="24"/>
-          <w:szCs w:val="24"/>
-        </w:rPr>
-        <w:t>Detallo algunas palabras podadas que no son stopwords:</w:t>
-      </w:r>
-    </w:p>
-    <w:p>
-      <w:pPr>
-        <w:pStyle w:val="Prrafodelista"/>
-        <w:numPr>
-          <w:ilvl w:val="0"/>
-          <w:numId w:val="16"/>
-        </w:numPr>
-        <w:rPr>
-          <w:sz w:val="24"/>
-          <w:szCs w:val="24"/>
-        </w:rPr>
-      </w:pPr>
-      <w:r>
-        <w:rPr>
-          <w:sz w:val="24"/>
-          <w:szCs w:val="24"/>
-        </w:rPr>
-        <w:t>Conversación</w:t>
-      </w:r>
-    </w:p>
-    <w:p>
-      <w:pPr>
-        <w:pStyle w:val="Prrafodelista"/>
-        <w:numPr>
-          <w:ilvl w:val="0"/>
-          <w:numId w:val="16"/>
-        </w:numPr>
-        <w:rPr>
-          <w:sz w:val="24"/>
-          <w:szCs w:val="24"/>
-        </w:rPr>
-      </w:pPr>
-      <w:r>
-        <w:rPr>
-          <w:sz w:val="24"/>
-          <w:szCs w:val="24"/>
-        </w:rPr>
-        <w:t>Santas</w:t>
-      </w:r>
-    </w:p>
-    <w:p>
-      <w:pPr>
-        <w:pStyle w:val="Prrafodelista"/>
-        <w:numPr>
-          <w:ilvl w:val="0"/>
-          <w:numId w:val="16"/>
-        </w:numPr>
-        <w:rPr>
-          <w:sz w:val="24"/>
-          <w:szCs w:val="24"/>
-        </w:rPr>
-      </w:pPr>
-      <w:r>
-        <w:rPr>
-          <w:sz w:val="24"/>
-          <w:szCs w:val="24"/>
-        </w:rPr>
-        <w:t>Resurrección</w:t>
-      </w:r>
-    </w:p>
-    <w:p>
-      <w:pPr>
-        <w:pStyle w:val="Prrafodelista"/>
-        <w:numPr>
-          <w:ilvl w:val="0"/>
-          <w:numId w:val="16"/>
-        </w:numPr>
-        <w:rPr>
-          <w:sz w:val="24"/>
-          <w:szCs w:val="24"/>
-        </w:rPr>
-      </w:pPr>
-      <w:r>
-        <w:rPr>
-          <w:sz w:val="24"/>
-          <w:szCs w:val="24"/>
-        </w:rPr>
-        <w:t>Embajadas</w:t>
-      </w:r>
-    </w:p>
-    <w:p>
-      <w:pPr>
-        <w:pStyle w:val="Prrafodelista"/>
-        <w:numPr>
-          <w:ilvl w:val="0"/>
-          <w:numId w:val="16"/>
-        </w:numPr>
-        <w:rPr>
-          <w:sz w:val="24"/>
-          <w:szCs w:val="24"/>
-        </w:rPr>
-      </w:pPr>
-      <w:r>
-        <w:rPr>
-          <w:sz w:val="24"/>
-          <w:szCs w:val="24"/>
-        </w:rPr>
-        <w:t>Dulces</w:t>
-      </w:r>
-    </w:p>
-    <w:p>
-      <w:pPr>
-        <w:pStyle w:val="Prrafodelista"/>
-        <w:numPr>
-          <w:ilvl w:val="0"/>
-          <w:numId w:val="16"/>
-        </w:numPr>
-        <w:rPr>
-          <w:sz w:val="24"/>
-          <w:szCs w:val="24"/>
-        </w:rPr>
-      </w:pPr>
-      <w:r>
-        <w:rPr>
-          <w:sz w:val="24"/>
-          <w:szCs w:val="24"/>
-        </w:rPr>
-        <w:t>Leyéndolos</w:t>
-      </w:r>
-    </w:p>
-    <w:p>
-      <w:pPr>
-        <w:pStyle w:val="Prrafodelista"/>
-        <w:numPr>
-          <w:ilvl w:val="0"/>
-          <w:numId w:val="16"/>
-        </w:numPr>
-        <w:rPr>
-          <w:sz w:val="24"/>
-          <w:szCs w:val="24"/>
-        </w:rPr>
-      </w:pPr>
-      <w:r>
-        <w:rPr>
-          <w:sz w:val="24"/>
-          <w:szCs w:val="24"/>
-        </w:rPr>
-        <w:t>Chinche</w:t>
-      </w:r>
-    </w:p>
-    <w:p>
-      <w:pPr>
-        <w:pStyle w:val="Prrafodelista"/>
-        <w:numPr>
-          <w:ilvl w:val="0"/>
-          <w:numId w:val="16"/>
-        </w:numPr>
-        <w:rPr>
-          <w:sz w:val="24"/>
-          <w:szCs w:val="24"/>
-        </w:rPr>
-      </w:pPr>
-      <w:r>
-        <w:rPr>
-          <w:sz w:val="24"/>
-          <w:szCs w:val="24"/>
-        </w:rPr>
-        <w:t>Causadora</w:t>
-      </w:r>
-    </w:p>
-    <w:p>
-      <w:pPr>
-        <w:rPr>
-          <w:sz w:val="24"/>
-          <w:szCs w:val="24"/>
-        </w:rPr>
-      </w:pPr>
-    </w:p>
-    <w:p>
-      <w:pPr>
-        <w:rPr>
-          <w:sz w:val="24"/>
-          <w:szCs w:val="24"/>
-        </w:rPr>
-      </w:pPr>
-      <w:r>
-        <w:rPr>
-          <w:sz w:val="24"/>
-          <w:szCs w:val="24"/>
-        </w:rPr>
-        <w:t>Pueden ser casos que las palabras no sean tan utilizadas por Cervantes en el Quijote, pero esto puede causar un impacto en la recuperación si son términos que solo pertenecen a esta obra literaria, que son relevantes para la búsqueda.</w:t>
-      </w:r>
-    </w:p>
-    <w:p>
-      <w:pPr>
-        <w:rPr>
-          <w:sz w:val="24"/>
-          <w:szCs w:val="24"/>
-        </w:rPr>
-      </w:pPr>
-    </w:p>
-    <w:p>
-      <w:pPr>
-        <w:rPr>
-          <w:sz w:val="24"/>
-          <w:szCs w:val="24"/>
-        </w:rPr>
-      </w:pPr>
-      <w:r>
-        <w:rPr>
-          <w:sz w:val="24"/>
-          <w:szCs w:val="24"/>
-        </w:rPr>
-        <w:t>En base a esto último, es necesario analizar el trade-off entre la poda del vocabulario por frecuencia, ya que esta puede mejorar la eficiencia y reducir el ruido, pero afectar la recuperación de la información eliminando términos relevantes en la obra.</w:t>
-      </w:r>
-    </w:p>
-    <w:p>
-      <w:pPr>
-        <w:rPr>
-          <w:sz w:val="24"/>
-          <w:szCs w:val="24"/>
-        </w:rPr>
-      </w:pPr>
-    </w:p>
-    <w:p>
-      <w:pPr>
-        <w:pStyle w:val="Prrafodelista"/>
-        <w:numPr>
-          <w:ilvl w:val="0"/>
-          <w:numId w:val="16"/>
-        </w:numPr>
-        <w:rPr>
-          <w:color w:val="F79646" w:themeColor="accent6"/>
-          <w:sz w:val="24"/>
-          <w:szCs w:val="24"/>
-        </w:rPr>
-      </w:pPr>
-      <w:r>
-        <w:rPr>
-          <w:color w:val="F79646" w:themeColor="accent6"/>
-          <w:sz w:val="24"/>
-          <w:szCs w:val="24"/>
-        </w:rPr>
-        <w:br w:type="page"/>
-      </w:r>
-    </w:p>
-    <w:p>
-      <w:pPr>
-        <w:numPr>
-          <w:ilvl w:val="0"/>
-          <w:numId w:val="1"/>
-        </w:numPr>
-        <w:jc w:val="both"/>
-        <w:rPr>
-          <w:color w:val="F79646" w:themeColor="accent6"/>
-          <w:sz w:val="24"/>
-          <w:szCs w:val="24"/>
-        </w:rPr>
-      </w:pPr>
-      <w:r>
-        <w:rPr>
-          <w:color w:val="F79646" w:themeColor="accent6"/>
-          <w:sz w:val="24"/>
-          <w:szCs w:val="24"/>
-        </w:rPr>
-        <w:lastRenderedPageBreak/>
-        <w:t>Codifique un script que reciba como parámetro el nombre de un archivo de texto, tokenize y calcule y escriba a un archivo los pares (</w:t>
-      </w:r>
-      <w:r>
-        <w:rPr>
-          <w:rFonts w:ascii="Courier New" w:eastAsia="Courier New" w:hAnsi="Courier New" w:cs="Courier New"/>
-          <w:color w:val="F79646" w:themeColor="accent6"/>
-          <w:sz w:val="24"/>
-          <w:szCs w:val="24"/>
-        </w:rPr>
-        <w:t>#términos totales procesados, #términos únicos</w:t>
-      </w:r>
-      <w:r>
-        <w:rPr>
-          <w:color w:val="F79646" w:themeColor="accent6"/>
-          <w:sz w:val="24"/>
-          <w:szCs w:val="24"/>
-        </w:rPr>
-        <w:t>). Verifique en qué medida satisface la ley de Heaps. Grafique en la notebook los ajustes variando los parámetros de la expresión. Puede inicialmente probar con los archivos de los puntos anteriores.</w:t>
-      </w:r>
-    </w:p>
-    <w:p>
-      <w:pPr>
-        <w:jc w:val="both"/>
-        <w:rPr>
-          <w:sz w:val="24"/>
-          <w:szCs w:val="24"/>
-        </w:rPr>
-      </w:pPr>
-    </w:p>
-    <w:p>
-      <w:r>
-        <w:t>Utilizando como archivo de texto nuevamente el Quijote de Cervantes, pero realizo la construcción de los siguientes gráficos a través de los pares terminos totales – terminos unicos</w:t>
-      </w:r>
-    </w:p>
-    <w:p>
-      <w:pPr>
-        <w:rPr>
-          <w:b/>
-          <w:bCs/>
-        </w:rPr>
-      </w:pPr>
-    </w:p>
-    <w:p>
-      <w:pPr>
-        <w:rPr>
-          <w:b/>
-          <w:bCs/>
-        </w:rPr>
-      </w:pPr>
-      <w:r>
-        <w:rPr>
-          <w:b/>
-          <w:bCs/>
-        </w:rPr>
-        <w:t>Gráficos lineales y log-log para la ley de Heaps</w:t>
-      </w:r>
-    </w:p>
-    <w:p>
-      <w:pPr>
-        <w:rPr>
-          <w:b/>
-          <w:bCs/>
-        </w:rPr>
-      </w:pPr>
-    </w:p>
-    <w:p>
-      <w:pPr>
-        <w:jc w:val="center"/>
-      </w:pPr>
-      <w:r>
-        <w:rPr>
-          <w:noProof/>
-        </w:rPr>
-        <w:drawing>
-          <wp:inline distT="0" distB="0" distL="0" distR="0" wp14:anchorId="67A2939B" wp14:editId="4B716E28">
-            <wp:extent cx="2590800" cy="1938839"/>
-            <wp:effectExtent l="0" t="0" r="0" b="4445"/>
-            <wp:docPr id="34" name="Imagen 34"/>
             <wp:cNvGraphicFramePr>
               <a:graphicFrameLocks xmlns:a="http://schemas.openxmlformats.org/drawingml/2006/main" noChangeAspect="1"/>
             </wp:cNvGraphicFramePr>
@@ -7974,7 +6729,7 @@
                   <pic:spPr>
                     <a:xfrm>
                       <a:off x="0" y="0"/>
-                      <a:ext cx="2602366" cy="1947495"/>
+                      <a:ext cx="2716727" cy="2199487"/>
                     </a:xfrm>
                     <a:prstGeom prst="rect">
                       <a:avLst/>
@@ -7986,15 +6741,1400 @@
           </wp:inline>
         </w:drawing>
       </w:r>
+    </w:p>
+    <w:p>
+      <w:pPr>
+        <w:rPr>
+          <w:color w:val="F79646" w:themeColor="accent6"/>
+          <w:sz w:val="24"/>
+          <w:szCs w:val="24"/>
+        </w:rPr>
+      </w:pPr>
+    </w:p>
+    <w:p>
+      <w:pPr>
+        <w:rPr>
+          <w:sz w:val="24"/>
+          <w:szCs w:val="24"/>
+        </w:rPr>
+      </w:pPr>
+      <w:r>
+        <w:rPr>
+          <w:sz w:val="24"/>
+          <w:szCs w:val="24"/>
+        </w:rPr>
+        <w:t xml:space="preserve">A través del grafico en escala log-log, podemos ver como la predicción se ajusta a una </w:t>
+      </w:r>
+      <w:r>
+        <w:rPr>
+          <w:sz w:val="24"/>
+          <w:szCs w:val="24"/>
+        </w:rPr>
+        <w:t>línea</w:t>
+      </w:r>
+      <w:r>
+        <w:rPr>
+          <w:sz w:val="24"/>
+          <w:szCs w:val="24"/>
+        </w:rPr>
+        <w:t xml:space="preserve"> recta en lo que son el centro de los datos, que coinciden con las palabras que no son ni muy frecuente ni poco comunes. </w:t>
+      </w:r>
+    </w:p>
+    <w:p>
+      <w:pPr>
+        <w:rPr>
+          <w:sz w:val="24"/>
+          <w:szCs w:val="24"/>
+        </w:rPr>
+      </w:pPr>
+    </w:p>
+    <w:p>
+      <w:pPr>
+        <w:rPr>
+          <w:sz w:val="24"/>
+          <w:szCs w:val="24"/>
+        </w:rPr>
+      </w:pPr>
+      <w:r>
+        <w:rPr>
+          <w:sz w:val="24"/>
+          <w:szCs w:val="24"/>
+        </w:rPr>
+        <w:lastRenderedPageBreak/>
+        <w:t xml:space="preserve">En este caso, no realizamos la eliminación de stopwords, y eso puede verse en el </w:t>
+      </w:r>
+      <w:r>
+        <w:rPr>
+          <w:sz w:val="24"/>
+          <w:szCs w:val="24"/>
+        </w:rPr>
+        <w:t>gráfico</w:t>
+      </w:r>
+      <w:r>
+        <w:rPr>
+          <w:sz w:val="24"/>
+          <w:szCs w:val="24"/>
+        </w:rPr>
+        <w:t xml:space="preserve"> de la escala lineal, donde la gran cantidad de frecuencia de palabras se encuentra al principio. Obteniendo los 10 términos más frecuente, tenemos esto:</w:t>
+      </w:r>
+    </w:p>
+    <w:p>
+      <w:pPr>
+        <w:rPr>
+          <w:sz w:val="24"/>
+          <w:szCs w:val="24"/>
+        </w:rPr>
+      </w:pPr>
+    </w:p>
+    <w:p>
+      <w:pPr>
+        <w:pStyle w:val="Prrafodelista"/>
+        <w:numPr>
+          <w:ilvl w:val="0"/>
+          <w:numId w:val="17"/>
+        </w:numPr>
+        <w:jc w:val="both"/>
+        <w:rPr>
+          <w:sz w:val="24"/>
+          <w:szCs w:val="24"/>
+        </w:rPr>
+      </w:pPr>
+      <w:r>
+        <w:rPr>
+          <w:sz w:val="24"/>
+          <w:szCs w:val="24"/>
+        </w:rPr>
+        <w:t>que: 20769</w:t>
+      </w:r>
+    </w:p>
+    <w:p>
+      <w:pPr>
+        <w:pStyle w:val="Prrafodelista"/>
+        <w:numPr>
+          <w:ilvl w:val="0"/>
+          <w:numId w:val="17"/>
+        </w:numPr>
+        <w:jc w:val="both"/>
+        <w:rPr>
+          <w:sz w:val="24"/>
+          <w:szCs w:val="24"/>
+        </w:rPr>
+      </w:pPr>
+      <w:r>
+        <w:rPr>
+          <w:sz w:val="24"/>
+          <w:szCs w:val="24"/>
+        </w:rPr>
+        <w:t>de: 18411</w:t>
+      </w:r>
+    </w:p>
+    <w:p>
+      <w:pPr>
+        <w:pStyle w:val="Prrafodelista"/>
+        <w:numPr>
+          <w:ilvl w:val="0"/>
+          <w:numId w:val="17"/>
+        </w:numPr>
+        <w:jc w:val="both"/>
+        <w:rPr>
+          <w:sz w:val="24"/>
+          <w:szCs w:val="24"/>
+        </w:rPr>
+      </w:pPr>
+      <w:r>
+        <w:rPr>
+          <w:sz w:val="24"/>
+          <w:szCs w:val="24"/>
+        </w:rPr>
+        <w:t>y: 18272</w:t>
+      </w:r>
+    </w:p>
+    <w:p>
+      <w:pPr>
+        <w:pStyle w:val="Prrafodelista"/>
+        <w:numPr>
+          <w:ilvl w:val="0"/>
+          <w:numId w:val="17"/>
+        </w:numPr>
+        <w:jc w:val="both"/>
+        <w:rPr>
+          <w:sz w:val="24"/>
+          <w:szCs w:val="24"/>
+        </w:rPr>
+      </w:pPr>
+      <w:r>
+        <w:rPr>
+          <w:sz w:val="24"/>
+          <w:szCs w:val="24"/>
+        </w:rPr>
+        <w:t>la: 10492</w:t>
+      </w:r>
+    </w:p>
+    <w:p>
+      <w:pPr>
+        <w:pStyle w:val="Prrafodelista"/>
+        <w:numPr>
+          <w:ilvl w:val="0"/>
+          <w:numId w:val="17"/>
+        </w:numPr>
+        <w:jc w:val="both"/>
+        <w:rPr>
+          <w:sz w:val="24"/>
+          <w:szCs w:val="24"/>
+        </w:rPr>
+      </w:pPr>
+      <w:r>
+        <w:rPr>
+          <w:sz w:val="24"/>
+          <w:szCs w:val="24"/>
+        </w:rPr>
+        <w:t>a: 9934</w:t>
+      </w:r>
+    </w:p>
+    <w:p>
+      <w:pPr>
+        <w:pStyle w:val="Prrafodelista"/>
+        <w:numPr>
+          <w:ilvl w:val="0"/>
+          <w:numId w:val="17"/>
+        </w:numPr>
+        <w:jc w:val="both"/>
+        <w:rPr>
+          <w:sz w:val="24"/>
+          <w:szCs w:val="24"/>
+        </w:rPr>
+      </w:pPr>
+      <w:r>
+        <w:rPr>
+          <w:sz w:val="24"/>
+          <w:szCs w:val="24"/>
+        </w:rPr>
+        <w:t>en: 8285</w:t>
+      </w:r>
+    </w:p>
+    <w:p>
+      <w:pPr>
+        <w:pStyle w:val="Prrafodelista"/>
+        <w:numPr>
+          <w:ilvl w:val="0"/>
+          <w:numId w:val="17"/>
+        </w:numPr>
+        <w:jc w:val="both"/>
+        <w:rPr>
+          <w:sz w:val="24"/>
+          <w:szCs w:val="24"/>
+        </w:rPr>
+      </w:pPr>
+      <w:r>
+        <w:rPr>
+          <w:sz w:val="24"/>
+          <w:szCs w:val="24"/>
+        </w:rPr>
+        <w:t>el: 8267</w:t>
+      </w:r>
+    </w:p>
+    <w:p>
+      <w:pPr>
+        <w:pStyle w:val="Prrafodelista"/>
+        <w:numPr>
+          <w:ilvl w:val="0"/>
+          <w:numId w:val="17"/>
+        </w:numPr>
+        <w:jc w:val="both"/>
+        <w:rPr>
+          <w:sz w:val="24"/>
+          <w:szCs w:val="24"/>
+        </w:rPr>
+      </w:pPr>
+      <w:r>
+        <w:rPr>
+          <w:sz w:val="24"/>
+          <w:szCs w:val="24"/>
+        </w:rPr>
+        <w:t>no: 6356</w:t>
+      </w:r>
+    </w:p>
+    <w:p>
+      <w:pPr>
+        <w:pStyle w:val="Prrafodelista"/>
+        <w:numPr>
+          <w:ilvl w:val="0"/>
+          <w:numId w:val="17"/>
+        </w:numPr>
+        <w:jc w:val="both"/>
+        <w:rPr>
+          <w:sz w:val="24"/>
+          <w:szCs w:val="24"/>
+        </w:rPr>
+      </w:pPr>
+      <w:r>
+        <w:rPr>
+          <w:sz w:val="24"/>
+          <w:szCs w:val="24"/>
+        </w:rPr>
+        <w:t>los: 4769</w:t>
+      </w:r>
+    </w:p>
+    <w:p>
+      <w:pPr>
+        <w:pStyle w:val="Prrafodelista"/>
+        <w:numPr>
+          <w:ilvl w:val="0"/>
+          <w:numId w:val="17"/>
+        </w:numPr>
+        <w:jc w:val="both"/>
+        <w:rPr>
+          <w:sz w:val="24"/>
+          <w:szCs w:val="24"/>
+        </w:rPr>
+      </w:pPr>
+      <w:r>
+        <w:rPr>
+          <w:sz w:val="24"/>
+          <w:szCs w:val="24"/>
+        </w:rPr>
+        <w:t>se: 4752</w:t>
+      </w:r>
+    </w:p>
+    <w:p>
+      <w:pPr>
+        <w:jc w:val="both"/>
+        <w:rPr>
+          <w:color w:val="F79646" w:themeColor="accent6"/>
+          <w:sz w:val="24"/>
+          <w:szCs w:val="24"/>
+        </w:rPr>
+      </w:pPr>
+    </w:p>
+    <w:p>
+      <w:pPr>
+        <w:jc w:val="both"/>
+        <w:rPr>
+          <w:sz w:val="24"/>
+          <w:szCs w:val="24"/>
+        </w:rPr>
+      </w:pPr>
+      <w:r>
+        <w:rPr>
+          <w:sz w:val="24"/>
+          <w:szCs w:val="24"/>
+        </w:rPr>
+        <w:t xml:space="preserve">Todas estas son palabras vacías, que </w:t>
+      </w:r>
+      <w:r>
+        <w:rPr>
+          <w:sz w:val="24"/>
+          <w:szCs w:val="24"/>
+        </w:rPr>
+        <w:t>sería</w:t>
+      </w:r>
+      <w:r>
+        <w:rPr>
+          <w:sz w:val="24"/>
+          <w:szCs w:val="24"/>
+        </w:rPr>
+        <w:t xml:space="preserve"> necesario eliminar para hacer un correcto análisis.</w:t>
+      </w:r>
+    </w:p>
+    <w:p>
+      <w:pPr>
+        <w:jc w:val="both"/>
+        <w:rPr>
+          <w:sz w:val="24"/>
+          <w:szCs w:val="24"/>
+        </w:rPr>
+      </w:pPr>
+    </w:p>
+    <w:p>
+      <w:pPr>
+        <w:jc w:val="both"/>
+        <w:rPr>
+          <w:sz w:val="24"/>
+          <w:szCs w:val="24"/>
+        </w:rPr>
+      </w:pPr>
+      <w:r>
+        <w:rPr>
+          <w:sz w:val="24"/>
+          <w:szCs w:val="24"/>
+        </w:rPr>
+        <w:t xml:space="preserve">De esta forma, a través del texto del Quijote de Cervantes, obra más destacada de la literatura española, demostramos que la ley de Zypf se cumple en todos los textos literarios. </w:t>
+      </w:r>
+      <w:r>
+        <w:rPr>
+          <w:color w:val="F79646" w:themeColor="accent6"/>
+          <w:sz w:val="24"/>
+          <w:szCs w:val="24"/>
+        </w:rPr>
+        <w:br w:type="page"/>
+      </w:r>
+    </w:p>
+    <w:p>
+      <w:pPr>
+        <w:numPr>
+          <w:ilvl w:val="0"/>
+          <w:numId w:val="1"/>
+        </w:numPr>
+        <w:jc w:val="both"/>
+        <w:rPr>
+          <w:color w:val="F79646" w:themeColor="accent6"/>
+          <w:sz w:val="24"/>
+          <w:szCs w:val="24"/>
+        </w:rPr>
+      </w:pPr>
+      <w:r>
+        <w:rPr>
+          <w:color w:val="F79646" w:themeColor="accent6"/>
+          <w:sz w:val="24"/>
+          <w:szCs w:val="24"/>
+        </w:rPr>
+        <w:lastRenderedPageBreak/>
+        <w:t xml:space="preserve">Usando los datos del ejercicio anterior y de acuerdo a la ley de Zipf, calcule la cantidad de palabras que debería haber en el 10%, 20% y 30% del vocabulario. Verifique respecto de los valores reales. Utilice esta aproximación para podar el vocabulario en los mismos porcentajes e indique qué porcentaje de la poda coincide con palabras vacías. Extraiga las palabras podadas que no son </w:t>
+      </w:r>
+      <w:r>
+        <w:rPr>
+          <w:i/>
+          <w:iCs/>
+          <w:color w:val="F79646" w:themeColor="accent6"/>
+          <w:sz w:val="24"/>
+          <w:szCs w:val="24"/>
+        </w:rPr>
+        <w:t>stopwords</w:t>
+      </w:r>
+      <w:r>
+        <w:rPr>
+          <w:color w:val="F79646" w:themeColor="accent6"/>
+          <w:sz w:val="24"/>
+          <w:szCs w:val="24"/>
+        </w:rPr>
+        <w:t xml:space="preserve"> y verifique si, a su criterio, pueden ser importantes para la recuperación.</w:t>
+      </w:r>
+    </w:p>
+    <w:p>
+      <w:pPr>
+        <w:jc w:val="both"/>
+        <w:rPr>
+          <w:color w:val="F79646" w:themeColor="accent6"/>
+          <w:sz w:val="24"/>
+          <w:szCs w:val="24"/>
+        </w:rPr>
+      </w:pPr>
+      <w:r>
+        <w:rPr>
+          <w:color w:val="F79646" w:themeColor="accent6"/>
+          <w:sz w:val="24"/>
+          <w:szCs w:val="24"/>
+        </w:rPr>
+        <w:tab/>
+      </w:r>
+      <w:r>
+        <w:rPr>
+          <w:color w:val="F79646" w:themeColor="accent6"/>
+          <w:sz w:val="24"/>
+          <w:szCs w:val="24"/>
+        </w:rPr>
+        <w:tab/>
+      </w:r>
+    </w:p>
+    <w:p>
+      <w:pPr>
+        <w:rPr>
+          <w:b/>
+          <w:bCs/>
+          <w:sz w:val="24"/>
+          <w:szCs w:val="24"/>
+        </w:rPr>
+      </w:pPr>
+      <w:r>
+        <w:rPr>
+          <w:b/>
+          <w:bCs/>
+          <w:sz w:val="24"/>
+          <w:szCs w:val="24"/>
+        </w:rPr>
+        <w:t>Cantidad de palabras por cada porcentaje (%)</w:t>
+      </w:r>
+    </w:p>
+    <w:p>
+      <w:pPr>
+        <w:rPr>
+          <w:b/>
+          <w:bCs/>
+          <w:sz w:val="24"/>
+          <w:szCs w:val="24"/>
+        </w:rPr>
+      </w:pPr>
+    </w:p>
+    <w:p>
+      <w:pPr>
+        <w:rPr>
+          <w:sz w:val="24"/>
+          <w:szCs w:val="24"/>
+        </w:rPr>
+      </w:pPr>
+      <w:r>
+        <w:rPr>
+          <w:sz w:val="24"/>
+          <w:szCs w:val="24"/>
+        </w:rPr>
+        <w:t>Realizamos el cálculo de los tokens que representa el 10%, 20% y 30% del vocabulario, y se obtuvo lo siguiente:</w:t>
+      </w:r>
+    </w:p>
+    <w:p>
+      <w:pPr>
+        <w:rPr>
+          <w:sz w:val="24"/>
+          <w:szCs w:val="24"/>
+        </w:rPr>
+      </w:pPr>
+    </w:p>
+    <w:p>
+      <w:pPr>
+        <w:pStyle w:val="Prrafodelista"/>
+        <w:numPr>
+          <w:ilvl w:val="0"/>
+          <w:numId w:val="16"/>
+        </w:numPr>
+        <w:rPr>
+          <w:sz w:val="24"/>
+          <w:szCs w:val="24"/>
+        </w:rPr>
+      </w:pPr>
+      <w:r>
+        <w:rPr>
+          <w:sz w:val="24"/>
+          <w:szCs w:val="24"/>
+        </w:rPr>
+        <w:t>10% vocabulario (2357 palabras):</w:t>
+      </w:r>
+    </w:p>
+    <w:p>
+      <w:pPr>
+        <w:pStyle w:val="Prrafodelista"/>
+        <w:ind w:firstLine="720"/>
+        <w:rPr>
+          <w:sz w:val="24"/>
+          <w:szCs w:val="24"/>
+        </w:rPr>
+      </w:pPr>
+      <w:r>
+        <w:rPr>
+          <w:sz w:val="24"/>
+          <w:szCs w:val="24"/>
+        </w:rPr>
+        <w:t>Cobertura: 86.50%</w:t>
+      </w:r>
+    </w:p>
+    <w:p>
+      <w:pPr>
+        <w:pStyle w:val="Prrafodelista"/>
+        <w:numPr>
+          <w:ilvl w:val="0"/>
+          <w:numId w:val="16"/>
+        </w:numPr>
+        <w:rPr>
+          <w:sz w:val="24"/>
+          <w:szCs w:val="24"/>
+        </w:rPr>
+      </w:pPr>
+      <w:r>
+        <w:rPr>
+          <w:sz w:val="24"/>
+          <w:szCs w:val="24"/>
+        </w:rPr>
+        <w:t>20% vocabulario (4715 palabras):</w:t>
+      </w:r>
+    </w:p>
+    <w:p>
+      <w:pPr>
+        <w:pStyle w:val="Prrafodelista"/>
+        <w:ind w:firstLine="720"/>
+        <w:rPr>
+          <w:sz w:val="24"/>
+          <w:szCs w:val="24"/>
+        </w:rPr>
+      </w:pPr>
+      <w:r>
+        <w:rPr>
+          <w:sz w:val="24"/>
+          <w:szCs w:val="24"/>
+        </w:rPr>
+        <w:t>Cobertura: 91.59%</w:t>
+      </w:r>
+    </w:p>
+    <w:p>
+      <w:pPr>
+        <w:pStyle w:val="Prrafodelista"/>
+        <w:numPr>
+          <w:ilvl w:val="0"/>
+          <w:numId w:val="16"/>
+        </w:numPr>
+        <w:rPr>
+          <w:sz w:val="24"/>
+          <w:szCs w:val="24"/>
+        </w:rPr>
+      </w:pPr>
+      <w:r>
+        <w:rPr>
+          <w:sz w:val="24"/>
+          <w:szCs w:val="24"/>
+        </w:rPr>
+        <w:t>30% vocabulario (7072 palabras):</w:t>
+      </w:r>
+    </w:p>
+    <w:p>
+      <w:pPr>
+        <w:pStyle w:val="Prrafodelista"/>
+        <w:numPr>
+          <w:ilvl w:val="1"/>
+          <w:numId w:val="16"/>
+        </w:numPr>
+        <w:rPr>
+          <w:b/>
+          <w:bCs/>
+          <w:sz w:val="24"/>
+          <w:szCs w:val="24"/>
+        </w:rPr>
+      </w:pPr>
+      <w:r>
+        <w:rPr>
+          <w:sz w:val="24"/>
+          <w:szCs w:val="24"/>
+        </w:rPr>
+        <w:t>Cobertura: 94.09%</w:t>
+      </w:r>
+    </w:p>
+    <w:p>
+      <w:pPr>
+        <w:rPr>
+          <w:b/>
+          <w:bCs/>
+          <w:sz w:val="24"/>
+          <w:szCs w:val="24"/>
+        </w:rPr>
+      </w:pPr>
+    </w:p>
+    <w:p>
+      <w:pPr>
+        <w:rPr>
+          <w:sz w:val="24"/>
+          <w:szCs w:val="24"/>
+        </w:rPr>
+      </w:pPr>
+      <w:r>
+        <w:rPr>
+          <w:sz w:val="24"/>
+          <w:szCs w:val="24"/>
+        </w:rPr>
+        <w:t>Esto nos confirma el comportamiento de la ley de Zipf, donde el 10% del vocabulario representa una gran porción de los tokens, en este caso, el 86% de los mismos.</w:t>
+      </w:r>
+    </w:p>
+    <w:p>
+      <w:pPr>
+        <w:rPr>
+          <w:sz w:val="24"/>
+          <w:szCs w:val="24"/>
+        </w:rPr>
+      </w:pPr>
+      <w:r>
+        <w:rPr>
+          <w:sz w:val="24"/>
+          <w:szCs w:val="24"/>
+        </w:rPr>
+        <w:t>A medida que subimos el porcentaje del vocabulario, la ganancia en la cobertura será menor al igual que la cantidad de palabras.</w:t>
+      </w:r>
+    </w:p>
+    <w:p>
+      <w:pPr>
+        <w:rPr>
+          <w:b/>
+          <w:bCs/>
+          <w:sz w:val="24"/>
+          <w:szCs w:val="24"/>
+        </w:rPr>
+      </w:pPr>
+    </w:p>
+    <w:p>
+      <w:pPr>
+        <w:rPr>
+          <w:b/>
+          <w:bCs/>
+          <w:sz w:val="24"/>
+          <w:szCs w:val="24"/>
+        </w:rPr>
+      </w:pPr>
+      <w:r>
+        <w:rPr>
+          <w:b/>
+          <w:bCs/>
+          <w:sz w:val="24"/>
+          <w:szCs w:val="24"/>
+        </w:rPr>
+        <w:t>Poda del vocabulario</w:t>
+      </w:r>
+    </w:p>
+    <w:p>
+      <w:pPr>
+        <w:rPr>
+          <w:b/>
+          <w:bCs/>
+          <w:sz w:val="24"/>
+          <w:szCs w:val="24"/>
+        </w:rPr>
+      </w:pPr>
+    </w:p>
+    <w:p>
+      <w:pPr>
+        <w:rPr>
+          <w:sz w:val="24"/>
+          <w:szCs w:val="24"/>
+        </w:rPr>
+      </w:pPr>
+      <w:r>
+        <w:rPr>
+          <w:sz w:val="24"/>
+          <w:szCs w:val="24"/>
+        </w:rPr>
+        <w:t>Eliminamos las palabras menos frecuentes del vocabulario, teniendo como resultado:</w:t>
+      </w:r>
+    </w:p>
+    <w:p>
+      <w:pPr>
+        <w:rPr>
+          <w:sz w:val="24"/>
+          <w:szCs w:val="24"/>
+        </w:rPr>
+      </w:pPr>
+    </w:p>
+    <w:p>
+      <w:pPr>
+        <w:pStyle w:val="Prrafodelista"/>
+        <w:numPr>
+          <w:ilvl w:val="0"/>
+          <w:numId w:val="16"/>
+        </w:numPr>
+        <w:rPr>
+          <w:sz w:val="24"/>
+          <w:szCs w:val="24"/>
+        </w:rPr>
+      </w:pPr>
+      <w:r>
+        <w:rPr>
+          <w:sz w:val="24"/>
+          <w:szCs w:val="24"/>
+        </w:rPr>
+        <w:t>Poda 90% del vocabulario:</w:t>
+      </w:r>
+    </w:p>
+    <w:p>
+      <w:pPr>
+        <w:pStyle w:val="Prrafodelista"/>
+        <w:ind w:firstLine="720"/>
+        <w:rPr>
+          <w:sz w:val="24"/>
+          <w:szCs w:val="24"/>
+        </w:rPr>
+      </w:pPr>
+      <w:r>
+        <w:rPr>
+          <w:sz w:val="24"/>
+          <w:szCs w:val="24"/>
+        </w:rPr>
+        <w:t>Palabras eliminadas: 21218</w:t>
+      </w:r>
+    </w:p>
+    <w:p>
+      <w:pPr>
+        <w:pStyle w:val="Prrafodelista"/>
+        <w:numPr>
+          <w:ilvl w:val="0"/>
+          <w:numId w:val="16"/>
+        </w:numPr>
+        <w:rPr>
+          <w:sz w:val="24"/>
+          <w:szCs w:val="24"/>
+        </w:rPr>
+      </w:pPr>
+      <w:r>
+        <w:rPr>
+          <w:sz w:val="24"/>
+          <w:szCs w:val="24"/>
+        </w:rPr>
+        <w:t>Poda 80% del vocabulario:</w:t>
+      </w:r>
+    </w:p>
+    <w:p>
+      <w:pPr>
+        <w:pStyle w:val="Prrafodelista"/>
+        <w:ind w:firstLine="720"/>
+        <w:rPr>
+          <w:sz w:val="24"/>
+          <w:szCs w:val="24"/>
+        </w:rPr>
+      </w:pPr>
+      <w:r>
+        <w:rPr>
+          <w:sz w:val="24"/>
+          <w:szCs w:val="24"/>
+        </w:rPr>
+        <w:t>Palabras eliminadas: 18860</w:t>
+      </w:r>
+    </w:p>
+    <w:p>
+      <w:pPr>
+        <w:pStyle w:val="Prrafodelista"/>
+        <w:numPr>
+          <w:ilvl w:val="0"/>
+          <w:numId w:val="16"/>
+        </w:numPr>
+        <w:rPr>
+          <w:sz w:val="24"/>
+          <w:szCs w:val="24"/>
+        </w:rPr>
+      </w:pPr>
+      <w:r>
+        <w:rPr>
+          <w:sz w:val="24"/>
+          <w:szCs w:val="24"/>
+        </w:rPr>
+        <w:t>Poda 70% del vocabulario:</w:t>
+      </w:r>
+    </w:p>
+    <w:p>
+      <w:pPr>
+        <w:pStyle w:val="Prrafodelista"/>
+        <w:ind w:firstLine="720"/>
+        <w:rPr>
+          <w:sz w:val="24"/>
+          <w:szCs w:val="24"/>
+        </w:rPr>
+      </w:pPr>
+      <w:r>
+        <w:rPr>
+          <w:sz w:val="24"/>
+          <w:szCs w:val="24"/>
+        </w:rPr>
+        <w:t>Palabras eliminadas: 16503</w:t>
+      </w:r>
+    </w:p>
+    <w:p>
+      <w:pPr>
+        <w:rPr>
+          <w:sz w:val="24"/>
+          <w:szCs w:val="24"/>
+        </w:rPr>
+      </w:pPr>
+    </w:p>
+    <w:p>
+      <w:pPr>
+        <w:rPr>
+          <w:sz w:val="24"/>
+          <w:szCs w:val="24"/>
+        </w:rPr>
+      </w:pPr>
+      <w:r>
+        <w:rPr>
+          <w:sz w:val="24"/>
+          <w:szCs w:val="24"/>
+        </w:rPr>
+        <w:t>Comparado con las stopwords, que el resultado fue el siguiente:</w:t>
+      </w:r>
+    </w:p>
+    <w:p>
+      <w:pPr>
+        <w:rPr>
+          <w:sz w:val="24"/>
+          <w:szCs w:val="24"/>
+        </w:rPr>
+      </w:pPr>
+    </w:p>
+    <w:p>
+      <w:pPr>
+        <w:pStyle w:val="Prrafodelista"/>
+        <w:numPr>
+          <w:ilvl w:val="0"/>
+          <w:numId w:val="16"/>
+        </w:numPr>
+        <w:rPr>
+          <w:sz w:val="24"/>
+          <w:szCs w:val="24"/>
+        </w:rPr>
+      </w:pPr>
+      <w:r>
+        <w:rPr>
+          <w:sz w:val="24"/>
+          <w:szCs w:val="24"/>
+        </w:rPr>
+        <w:t>Poda 90%:</w:t>
+      </w:r>
+    </w:p>
+    <w:p>
+      <w:pPr>
+        <w:pStyle w:val="Prrafodelista"/>
+        <w:ind w:firstLine="720"/>
+        <w:rPr>
+          <w:sz w:val="24"/>
+          <w:szCs w:val="24"/>
+        </w:rPr>
+      </w:pPr>
+      <w:r>
+        <w:rPr>
+          <w:sz w:val="24"/>
+          <w:szCs w:val="24"/>
+        </w:rPr>
+        <w:t>% stopwords eliminadas: 0.0000</w:t>
+      </w:r>
+    </w:p>
+    <w:p>
+      <w:pPr>
+        <w:pStyle w:val="Prrafodelista"/>
+        <w:numPr>
+          <w:ilvl w:val="0"/>
+          <w:numId w:val="16"/>
+        </w:numPr>
+        <w:rPr>
+          <w:sz w:val="24"/>
+          <w:szCs w:val="24"/>
+        </w:rPr>
+      </w:pPr>
+      <w:r>
+        <w:rPr>
+          <w:sz w:val="24"/>
+          <w:szCs w:val="24"/>
+        </w:rPr>
+        <w:t>Poda 80%:</w:t>
+      </w:r>
+    </w:p>
+    <w:p>
+      <w:pPr>
+        <w:pStyle w:val="Prrafodelista"/>
+        <w:ind w:firstLine="720"/>
+        <w:rPr>
+          <w:sz w:val="24"/>
+          <w:szCs w:val="24"/>
+        </w:rPr>
+      </w:pPr>
+      <w:r>
+        <w:rPr>
+          <w:sz w:val="24"/>
+          <w:szCs w:val="24"/>
+        </w:rPr>
+        <w:t>% stopwords eliminadas: 0.0000</w:t>
+      </w:r>
+    </w:p>
+    <w:p>
+      <w:pPr>
+        <w:rPr>
+          <w:sz w:val="24"/>
+          <w:szCs w:val="24"/>
+        </w:rPr>
+      </w:pPr>
+    </w:p>
+    <w:p>
+      <w:pPr>
+        <w:pStyle w:val="Prrafodelista"/>
+        <w:numPr>
+          <w:ilvl w:val="0"/>
+          <w:numId w:val="16"/>
+        </w:numPr>
+        <w:rPr>
+          <w:sz w:val="24"/>
+          <w:szCs w:val="24"/>
+        </w:rPr>
+      </w:pPr>
+      <w:r>
+        <w:rPr>
+          <w:sz w:val="24"/>
+          <w:szCs w:val="24"/>
+        </w:rPr>
+        <w:lastRenderedPageBreak/>
+        <w:t>Poda 70%:</w:t>
+      </w:r>
+    </w:p>
+    <w:p>
+      <w:pPr>
+        <w:pStyle w:val="Prrafodelista"/>
+        <w:ind w:firstLine="720"/>
+        <w:rPr>
+          <w:sz w:val="24"/>
+          <w:szCs w:val="24"/>
+        </w:rPr>
+      </w:pPr>
+      <w:r>
+        <w:rPr>
+          <w:sz w:val="24"/>
+          <w:szCs w:val="24"/>
+        </w:rPr>
+        <w:t>% stopwords eliminadas: 0.0000</w:t>
+      </w:r>
+    </w:p>
+    <w:p>
+      <w:pPr>
+        <w:rPr>
+          <w:b/>
+          <w:bCs/>
+          <w:sz w:val="24"/>
+          <w:szCs w:val="24"/>
+        </w:rPr>
+      </w:pPr>
+    </w:p>
+    <w:p>
+      <w:pPr>
+        <w:rPr>
+          <w:sz w:val="24"/>
+          <w:szCs w:val="24"/>
+        </w:rPr>
+      </w:pPr>
+      <w:r>
+        <w:rPr>
+          <w:sz w:val="24"/>
+          <w:szCs w:val="24"/>
+        </w:rPr>
+        <w:t xml:space="preserve">En todos los casos, la poda de stopwords dio cero. Esto quiere decir que las stopwords se encuentra entre las palabras </w:t>
+      </w:r>
+      <w:r>
+        <w:rPr>
+          <w:sz w:val="24"/>
+          <w:szCs w:val="24"/>
+        </w:rPr>
+        <w:t>más</w:t>
+      </w:r>
+      <w:r>
+        <w:rPr>
+          <w:sz w:val="24"/>
+          <w:szCs w:val="24"/>
+        </w:rPr>
+        <w:t xml:space="preserve"> frecuentes, haciendo que no sean afectadas por la poda.</w:t>
+      </w:r>
+    </w:p>
+    <w:p>
+      <w:pPr>
+        <w:rPr>
+          <w:b/>
+          <w:bCs/>
+          <w:sz w:val="24"/>
+          <w:szCs w:val="24"/>
+        </w:rPr>
+      </w:pPr>
+    </w:p>
+    <w:p>
+      <w:pPr>
+        <w:rPr>
+          <w:b/>
+          <w:bCs/>
+          <w:sz w:val="24"/>
+          <w:szCs w:val="24"/>
+        </w:rPr>
+      </w:pPr>
+      <w:r>
+        <w:rPr>
+          <w:b/>
+          <w:bCs/>
+          <w:sz w:val="24"/>
+          <w:szCs w:val="24"/>
+        </w:rPr>
+        <w:t>Palabras podadas que no son stopwords</w:t>
+      </w:r>
+    </w:p>
+    <w:p>
+      <w:pPr>
+        <w:rPr>
+          <w:b/>
+          <w:bCs/>
+          <w:sz w:val="24"/>
+          <w:szCs w:val="24"/>
+        </w:rPr>
+      </w:pPr>
+    </w:p>
+    <w:p>
+      <w:pPr>
+        <w:rPr>
+          <w:sz w:val="24"/>
+          <w:szCs w:val="24"/>
+        </w:rPr>
+      </w:pPr>
+      <w:r>
+        <w:rPr>
+          <w:sz w:val="24"/>
+          <w:szCs w:val="24"/>
+        </w:rPr>
+        <w:t>Detallo algunas palabras podadas que no son stopwords:</w:t>
+      </w:r>
+    </w:p>
+    <w:p>
+      <w:pPr>
+        <w:pStyle w:val="Prrafodelista"/>
+        <w:numPr>
+          <w:ilvl w:val="0"/>
+          <w:numId w:val="16"/>
+        </w:numPr>
+        <w:rPr>
+          <w:sz w:val="24"/>
+          <w:szCs w:val="24"/>
+        </w:rPr>
+      </w:pPr>
+      <w:r>
+        <w:rPr>
+          <w:sz w:val="24"/>
+          <w:szCs w:val="24"/>
+        </w:rPr>
+        <w:t>Conversación</w:t>
+      </w:r>
+    </w:p>
+    <w:p>
+      <w:pPr>
+        <w:pStyle w:val="Prrafodelista"/>
+        <w:numPr>
+          <w:ilvl w:val="0"/>
+          <w:numId w:val="16"/>
+        </w:numPr>
+        <w:rPr>
+          <w:sz w:val="24"/>
+          <w:szCs w:val="24"/>
+        </w:rPr>
+      </w:pPr>
+      <w:r>
+        <w:rPr>
+          <w:sz w:val="24"/>
+          <w:szCs w:val="24"/>
+        </w:rPr>
+        <w:t>Santas</w:t>
+      </w:r>
+    </w:p>
+    <w:p>
+      <w:pPr>
+        <w:pStyle w:val="Prrafodelista"/>
+        <w:numPr>
+          <w:ilvl w:val="0"/>
+          <w:numId w:val="16"/>
+        </w:numPr>
+        <w:rPr>
+          <w:sz w:val="24"/>
+          <w:szCs w:val="24"/>
+        </w:rPr>
+      </w:pPr>
+      <w:r>
+        <w:rPr>
+          <w:sz w:val="24"/>
+          <w:szCs w:val="24"/>
+        </w:rPr>
+        <w:t>Resurrección</w:t>
+      </w:r>
+    </w:p>
+    <w:p>
+      <w:pPr>
+        <w:pStyle w:val="Prrafodelista"/>
+        <w:numPr>
+          <w:ilvl w:val="0"/>
+          <w:numId w:val="16"/>
+        </w:numPr>
+        <w:rPr>
+          <w:sz w:val="24"/>
+          <w:szCs w:val="24"/>
+        </w:rPr>
+      </w:pPr>
+      <w:r>
+        <w:rPr>
+          <w:sz w:val="24"/>
+          <w:szCs w:val="24"/>
+        </w:rPr>
+        <w:t>Embajadas</w:t>
+      </w:r>
+    </w:p>
+    <w:p>
+      <w:pPr>
+        <w:pStyle w:val="Prrafodelista"/>
+        <w:numPr>
+          <w:ilvl w:val="0"/>
+          <w:numId w:val="16"/>
+        </w:numPr>
+        <w:rPr>
+          <w:sz w:val="24"/>
+          <w:szCs w:val="24"/>
+        </w:rPr>
+      </w:pPr>
+      <w:r>
+        <w:rPr>
+          <w:sz w:val="24"/>
+          <w:szCs w:val="24"/>
+        </w:rPr>
+        <w:t>Dulces</w:t>
+      </w:r>
+    </w:p>
+    <w:p>
+      <w:pPr>
+        <w:pStyle w:val="Prrafodelista"/>
+        <w:numPr>
+          <w:ilvl w:val="0"/>
+          <w:numId w:val="16"/>
+        </w:numPr>
+        <w:rPr>
+          <w:sz w:val="24"/>
+          <w:szCs w:val="24"/>
+        </w:rPr>
+      </w:pPr>
+      <w:r>
+        <w:rPr>
+          <w:sz w:val="24"/>
+          <w:szCs w:val="24"/>
+        </w:rPr>
+        <w:t>Leyéndolos</w:t>
+      </w:r>
+    </w:p>
+    <w:p>
+      <w:pPr>
+        <w:pStyle w:val="Prrafodelista"/>
+        <w:numPr>
+          <w:ilvl w:val="0"/>
+          <w:numId w:val="16"/>
+        </w:numPr>
+        <w:rPr>
+          <w:sz w:val="24"/>
+          <w:szCs w:val="24"/>
+        </w:rPr>
+      </w:pPr>
+      <w:r>
+        <w:rPr>
+          <w:sz w:val="24"/>
+          <w:szCs w:val="24"/>
+        </w:rPr>
+        <w:t>Chinche</w:t>
+      </w:r>
+    </w:p>
+    <w:p>
+      <w:pPr>
+        <w:pStyle w:val="Prrafodelista"/>
+        <w:numPr>
+          <w:ilvl w:val="0"/>
+          <w:numId w:val="16"/>
+        </w:numPr>
+        <w:rPr>
+          <w:sz w:val="24"/>
+          <w:szCs w:val="24"/>
+        </w:rPr>
+      </w:pPr>
+      <w:r>
+        <w:rPr>
+          <w:sz w:val="24"/>
+          <w:szCs w:val="24"/>
+        </w:rPr>
+        <w:t>Causadora</w:t>
+      </w:r>
+    </w:p>
+    <w:p>
+      <w:pPr>
+        <w:rPr>
+          <w:sz w:val="24"/>
+          <w:szCs w:val="24"/>
+        </w:rPr>
+      </w:pPr>
+    </w:p>
+    <w:p>
+      <w:pPr>
+        <w:rPr>
+          <w:sz w:val="24"/>
+          <w:szCs w:val="24"/>
+        </w:rPr>
+      </w:pPr>
+      <w:r>
+        <w:rPr>
+          <w:sz w:val="24"/>
+          <w:szCs w:val="24"/>
+        </w:rPr>
+        <w:t>Pueden ser casos que las palabras no sean tan utilizadas por Cervantes en el Quijote, pero esto puede causar un impacto en la recuperación si son términos que solo pertenecen a esta obra literaria, que son relevantes para la búsqueda.</w:t>
+      </w:r>
+    </w:p>
+    <w:p>
+      <w:pPr>
+        <w:rPr>
+          <w:sz w:val="24"/>
+          <w:szCs w:val="24"/>
+        </w:rPr>
+      </w:pPr>
+    </w:p>
+    <w:p>
+      <w:pPr>
+        <w:rPr>
+          <w:sz w:val="24"/>
+          <w:szCs w:val="24"/>
+        </w:rPr>
+      </w:pPr>
+      <w:r>
+        <w:rPr>
+          <w:sz w:val="24"/>
+          <w:szCs w:val="24"/>
+        </w:rPr>
+        <w:t>En base a esto último, es necesario analizar el trade-off entre la poda del vocabulario por frecuencia, ya que esta puede mejorar la eficiencia y reducir el ruido, pero afectar la recuperación de la información eliminando términos relevantes en la obra.</w:t>
+      </w:r>
+    </w:p>
+    <w:p>
+      <w:pPr>
+        <w:rPr>
+          <w:sz w:val="24"/>
+          <w:szCs w:val="24"/>
+        </w:rPr>
+      </w:pPr>
+    </w:p>
+    <w:p>
+      <w:pPr>
+        <w:pStyle w:val="Prrafodelista"/>
+        <w:numPr>
+          <w:ilvl w:val="0"/>
+          <w:numId w:val="16"/>
+        </w:numPr>
+        <w:rPr>
+          <w:color w:val="F79646" w:themeColor="accent6"/>
+          <w:sz w:val="24"/>
+          <w:szCs w:val="24"/>
+        </w:rPr>
+      </w:pPr>
+      <w:r>
+        <w:rPr>
+          <w:color w:val="F79646" w:themeColor="accent6"/>
+          <w:sz w:val="24"/>
+          <w:szCs w:val="24"/>
+        </w:rPr>
+        <w:br w:type="page"/>
+      </w:r>
+    </w:p>
+    <w:p>
+      <w:pPr>
+        <w:numPr>
+          <w:ilvl w:val="0"/>
+          <w:numId w:val="1"/>
+        </w:numPr>
+        <w:jc w:val="both"/>
+        <w:rPr>
+          <w:color w:val="F79646" w:themeColor="accent6"/>
+          <w:sz w:val="24"/>
+          <w:szCs w:val="24"/>
+        </w:rPr>
+      </w:pPr>
+      <w:r>
+        <w:rPr>
+          <w:color w:val="F79646" w:themeColor="accent6"/>
+          <w:sz w:val="24"/>
+          <w:szCs w:val="24"/>
+        </w:rPr>
+        <w:lastRenderedPageBreak/>
+        <w:t>Codifique un script que reciba como parámetro el nombre de un archivo de texto, tokenize y calcule y escriba a un archivo los pares (</w:t>
+      </w:r>
+      <w:r>
+        <w:rPr>
+          <w:rFonts w:ascii="Courier New" w:eastAsia="Courier New" w:hAnsi="Courier New" w:cs="Courier New"/>
+          <w:color w:val="F79646" w:themeColor="accent6"/>
+          <w:sz w:val="24"/>
+          <w:szCs w:val="24"/>
+        </w:rPr>
+        <w:t>#términos totales procesados, #términos únicos</w:t>
+      </w:r>
+      <w:r>
+        <w:rPr>
+          <w:color w:val="F79646" w:themeColor="accent6"/>
+          <w:sz w:val="24"/>
+          <w:szCs w:val="24"/>
+        </w:rPr>
+        <w:t>). Verifique en qué medida satisface la ley de Heaps. Grafique en la notebook los ajustes variando los parámetros de la expresión. Puede inicialmente probar con los archivos de los puntos anteriores.</w:t>
+      </w:r>
+    </w:p>
+    <w:p>
+      <w:pPr>
+        <w:jc w:val="both"/>
+        <w:rPr>
+          <w:sz w:val="24"/>
+          <w:szCs w:val="24"/>
+        </w:rPr>
+      </w:pPr>
+    </w:p>
+    <w:p>
+      <w:r>
+        <w:t>Utilizando como archivo de texto nuevamente el Quijote de Cervantes, pero realizo la construcción de los siguientes gráficos a través de los pares terminos totales – terminos unicos</w:t>
+      </w:r>
+    </w:p>
+    <w:p>
+      <w:pPr>
+        <w:rPr>
+          <w:b/>
+          <w:bCs/>
+        </w:rPr>
+      </w:pPr>
+    </w:p>
+    <w:p>
+      <w:pPr>
+        <w:rPr>
+          <w:b/>
+          <w:bCs/>
+        </w:rPr>
+      </w:pPr>
+      <w:r>
+        <w:rPr>
+          <w:b/>
+          <w:bCs/>
+        </w:rPr>
+        <w:t>Gráficos lineales y log-log para la ley de Heaps</w:t>
+      </w:r>
+    </w:p>
+    <w:p>
+      <w:pPr>
+        <w:rPr>
+          <w:b/>
+          <w:bCs/>
+        </w:rPr>
+      </w:pPr>
+    </w:p>
+    <w:p>
+      <w:pPr>
+        <w:jc w:val="center"/>
+      </w:pPr>
       <w:r>
         <w:rPr>
           <w:noProof/>
         </w:rPr>
         <w:drawing>
-          <wp:inline distT="0" distB="0" distL="0" distR="0" wp14:anchorId="4F6BD24C" wp14:editId="51D27E96">
-            <wp:extent cx="2381250" cy="1917532"/>
-            <wp:effectExtent l="0" t="0" r="0" b="6985"/>
-            <wp:docPr id="35" name="Imagen 35"/>
+          <wp:inline distT="0" distB="0" distL="0" distR="0" wp14:anchorId="67A2939B" wp14:editId="4B716E28">
+            <wp:extent cx="2590800" cy="1938839"/>
+            <wp:effectExtent l="0" t="0" r="0" b="4445"/>
+            <wp:docPr id="34" name="Imagen 34"/>
             <wp:cNvGraphicFramePr>
               <a:graphicFrameLocks xmlns:a="http://schemas.openxmlformats.org/drawingml/2006/main" noChangeAspect="1"/>
             </wp:cNvGraphicFramePr>
@@ -8014,7 +8154,7 @@
                   <pic:spPr>
                     <a:xfrm>
                       <a:off x="0" y="0"/>
-                      <a:ext cx="2401322" cy="1933695"/>
+                      <a:ext cx="2602366" cy="1947495"/>
                     </a:xfrm>
                     <a:prstGeom prst="rect">
                       <a:avLst/>
@@ -8026,38 +8166,15 @@
           </wp:inline>
         </w:drawing>
       </w:r>
-    </w:p>
-    <w:p>
-      <w:r>
-        <w:t xml:space="preserve">Como puede verse en la escala lineal, a medida que crece el corpus, se incrementa el </w:t>
-      </w:r>
-      <w:r>
-        <w:t>número</w:t>
-      </w:r>
-      <w:r>
-        <w:t xml:space="preserve"> de términos al principio, pero luego se hace </w:t>
-      </w:r>
-      <w:r>
-        <w:t>más</w:t>
-      </w:r>
-      <w:r>
-        <w:t xml:space="preserve"> lento. Esto nos indica a la velocidad que crece el vocabulario, donde la aparición de términos nuevos se vuelve logarítmico en cierto punto, hasta llegar a un punto casi asintótico. </w:t>
-      </w:r>
-    </w:p>
-    <w:p/>
-    <w:p>
-      <w:pPr>
-        <w:jc w:val="center"/>
-      </w:pPr>
       <w:r>
         <w:rPr>
           <w:noProof/>
         </w:rPr>
         <w:drawing>
-          <wp:inline distT="0" distB="0" distL="0" distR="0" wp14:anchorId="5C2C0DA1" wp14:editId="3A40AD03">
-            <wp:extent cx="2749229" cy="2057400"/>
-            <wp:effectExtent l="0" t="0" r="0" b="0"/>
-            <wp:docPr id="36" name="Imagen 36"/>
+          <wp:inline distT="0" distB="0" distL="0" distR="0" wp14:anchorId="4F6BD24C" wp14:editId="51D27E96">
+            <wp:extent cx="2381250" cy="1917532"/>
+            <wp:effectExtent l="0" t="0" r="0" b="6985"/>
+            <wp:docPr id="35" name="Imagen 35"/>
             <wp:cNvGraphicFramePr>
               <a:graphicFrameLocks xmlns:a="http://schemas.openxmlformats.org/drawingml/2006/main" noChangeAspect="1"/>
             </wp:cNvGraphicFramePr>
@@ -8077,6 +8194,69 @@
                   <pic:spPr>
                     <a:xfrm>
                       <a:off x="0" y="0"/>
+                      <a:ext cx="2401322" cy="1933695"/>
+                    </a:xfrm>
+                    <a:prstGeom prst="rect">
+                      <a:avLst/>
+                    </a:prstGeom>
+                  </pic:spPr>
+                </pic:pic>
+              </a:graphicData>
+            </a:graphic>
+          </wp:inline>
+        </w:drawing>
+      </w:r>
+    </w:p>
+    <w:p>
+      <w:r>
+        <w:t xml:space="preserve">Como puede verse en la escala lineal, a medida que crece el corpus, se incrementa el </w:t>
+      </w:r>
+      <w:r>
+        <w:t>número</w:t>
+      </w:r>
+      <w:r>
+        <w:t xml:space="preserve"> de términos al principio, pero luego se hace </w:t>
+      </w:r>
+      <w:r>
+        <w:t>más</w:t>
+      </w:r>
+      <w:r>
+        <w:t xml:space="preserve"> lento. Esto nos indica a la velocidad que crece el vocabulario, donde la aparición de términos nuevos se vuelve logarítmico en cierto punto, hasta llegar a un punto casi asintótico. </w:t>
+      </w:r>
+    </w:p>
+    <w:p/>
+    <w:p>
+      <w:pPr>
+        <w:jc w:val="center"/>
+      </w:pPr>
+      <w:r>
+        <w:rPr>
+          <w:noProof/>
+        </w:rPr>
+        <w:drawing>
+          <wp:inline distT="0" distB="0" distL="0" distR="0" wp14:anchorId="5C2C0DA1" wp14:editId="3A40AD03">
+            <wp:extent cx="2749229" cy="2057400"/>
+            <wp:effectExtent l="0" t="0" r="0" b="0"/>
+            <wp:docPr id="36" name="Imagen 36"/>
+            <wp:cNvGraphicFramePr>
+              <a:graphicFrameLocks xmlns:a="http://schemas.openxmlformats.org/drawingml/2006/main" noChangeAspect="1"/>
+            </wp:cNvGraphicFramePr>
+            <a:graphic xmlns:a="http://schemas.openxmlformats.org/drawingml/2006/main">
+              <a:graphicData uri="http://schemas.openxmlformats.org/drawingml/2006/picture">
+                <pic:pic xmlns:pic="http://schemas.openxmlformats.org/drawingml/2006/picture">
+                  <pic:nvPicPr>
+                    <pic:cNvPr id="1" name=""/>
+                    <pic:cNvPicPr/>
+                  </pic:nvPicPr>
+                  <pic:blipFill>
+                    <a:blip r:embed="rId41"/>
+                    <a:stretch>
+                      <a:fillRect/>
+                    </a:stretch>
+                  </pic:blipFill>
+                  <pic:spPr>
+                    <a:xfrm>
+                      <a:off x="0" y="0"/>
                       <a:ext cx="2752547" cy="2059883"/>
                     </a:xfrm>
                     <a:prstGeom prst="rect">
@@ -8288,7 +8468,7 @@
       </w:r>
     </w:p>
     <w:sectPr>
-      <w:headerReference w:type="default" r:id="rId41"/>
+      <w:headerReference w:type="default" r:id="rId42"/>
       <w:pgSz w:w="11906" w:h="16838"/>
       <w:pgMar w:top="1133" w:right="1133" w:bottom="1133" w:left="1133" w:header="850" w:footer="850" w:gutter="0"/>
       <w:pgNumType w:start="1"/>
@@ -8907,6 +9087,119 @@
     </w:lvl>
   </w:abstractNum>
   <w:abstractNum w:abstractNumId="4" w15:restartNumberingAfterBreak="0">
+    <w:nsid w:val="24EC2DC2"/>
+    <w:multiLevelType w:val="hybridMultilevel"/>
+    <w:tmpl w:val="2E9A41C4"/>
+    <w:lvl w:ilvl="0" w:tplc="2C0A0001">
+      <w:start w:val="1"/>
+      <w:numFmt w:val="bullet"/>
+      <w:lvlText w:val=""/>
+      <w:lvlJc w:val="left"/>
+      <w:pPr>
+        <w:ind w:left="720" w:hanging="360"/>
+      </w:pPr>
+      <w:rPr>
+        <w:rFonts w:ascii="Symbol" w:hAnsi="Symbol" w:hint="default"/>
+      </w:rPr>
+    </w:lvl>
+    <w:lvl w:ilvl="1" w:tplc="2C0A0003" w:tentative="1">
+      <w:start w:val="1"/>
+      <w:numFmt w:val="bullet"/>
+      <w:lvlText w:val="o"/>
+      <w:lvlJc w:val="left"/>
+      <w:pPr>
+        <w:ind w:left="1440" w:hanging="360"/>
+      </w:pPr>
+      <w:rPr>
+        <w:rFonts w:ascii="Courier New" w:hAnsi="Courier New" w:cs="Courier New" w:hint="default"/>
+      </w:rPr>
+    </w:lvl>
+    <w:lvl w:ilvl="2" w:tplc="2C0A0005" w:tentative="1">
+      <w:start w:val="1"/>
+      <w:numFmt w:val="bullet"/>
+      <w:lvlText w:val=""/>
+      <w:lvlJc w:val="left"/>
+      <w:pPr>
+        <w:ind w:left="2160" w:hanging="360"/>
+      </w:pPr>
+      <w:rPr>
+        <w:rFonts w:ascii="Wingdings" w:hAnsi="Wingdings" w:hint="default"/>
+      </w:rPr>
+    </w:lvl>
+    <w:lvl w:ilvl="3" w:tplc="2C0A0001" w:tentative="1">
+      <w:start w:val="1"/>
+      <w:numFmt w:val="bullet"/>
+      <w:lvlText w:val=""/>
+      <w:lvlJc w:val="left"/>
+      <w:pPr>
+        <w:ind w:left="2880" w:hanging="360"/>
+      </w:pPr>
+      <w:rPr>
+        <w:rFonts w:ascii="Symbol" w:hAnsi="Symbol" w:hint="default"/>
+      </w:rPr>
+    </w:lvl>
+    <w:lvl w:ilvl="4" w:tplc="2C0A0003" w:tentative="1">
+      <w:start w:val="1"/>
+      <w:numFmt w:val="bullet"/>
+      <w:lvlText w:val="o"/>
+      <w:lvlJc w:val="left"/>
+      <w:pPr>
+        <w:ind w:left="3600" w:hanging="360"/>
+      </w:pPr>
+      <w:rPr>
+        <w:rFonts w:ascii="Courier New" w:hAnsi="Courier New" w:cs="Courier New" w:hint="default"/>
+      </w:rPr>
+    </w:lvl>
+    <w:lvl w:ilvl="5" w:tplc="2C0A0005" w:tentative="1">
+      <w:start w:val="1"/>
+      <w:numFmt w:val="bullet"/>
+      <w:lvlText w:val=""/>
+      <w:lvlJc w:val="left"/>
+      <w:pPr>
+        <w:ind w:left="4320" w:hanging="360"/>
+      </w:pPr>
+      <w:rPr>
+        <w:rFonts w:ascii="Wingdings" w:hAnsi="Wingdings" w:hint="default"/>
+      </w:rPr>
+    </w:lvl>
+    <w:lvl w:ilvl="6" w:tplc="2C0A0001" w:tentative="1">
+      <w:start w:val="1"/>
+      <w:numFmt w:val="bullet"/>
+      <w:lvlText w:val=""/>
+      <w:lvlJc w:val="left"/>
+      <w:pPr>
+        <w:ind w:left="5040" w:hanging="360"/>
+      </w:pPr>
+      <w:rPr>
+        <w:rFonts w:ascii="Symbol" w:hAnsi="Symbol" w:hint="default"/>
+      </w:rPr>
+    </w:lvl>
+    <w:lvl w:ilvl="7" w:tplc="2C0A0003" w:tentative="1">
+      <w:start w:val="1"/>
+      <w:numFmt w:val="bullet"/>
+      <w:lvlText w:val="o"/>
+      <w:lvlJc w:val="left"/>
+      <w:pPr>
+        <w:ind w:left="5760" w:hanging="360"/>
+      </w:pPr>
+      <w:rPr>
+        <w:rFonts w:ascii="Courier New" w:hAnsi="Courier New" w:cs="Courier New" w:hint="default"/>
+      </w:rPr>
+    </w:lvl>
+    <w:lvl w:ilvl="8" w:tplc="2C0A0005" w:tentative="1">
+      <w:start w:val="1"/>
+      <w:numFmt w:val="bullet"/>
+      <w:lvlText w:val=""/>
+      <w:lvlJc w:val="left"/>
+      <w:pPr>
+        <w:ind w:left="6480" w:hanging="360"/>
+      </w:pPr>
+      <w:rPr>
+        <w:rFonts w:ascii="Wingdings" w:hAnsi="Wingdings" w:hint="default"/>
+      </w:rPr>
+    </w:lvl>
+  </w:abstractNum>
+  <w:abstractNum w:abstractNumId="5" w15:restartNumberingAfterBreak="0">
     <w:nsid w:val="27745785"/>
     <w:multiLevelType w:val="multilevel"/>
     <w:tmpl w:val="921CDFD0"/>
@@ -9019,7 +9312,7 @@
       </w:rPr>
     </w:lvl>
   </w:abstractNum>
-  <w:abstractNum w:abstractNumId="5" w15:restartNumberingAfterBreak="0">
+  <w:abstractNum w:abstractNumId="6" w15:restartNumberingAfterBreak="0">
     <w:nsid w:val="2BC903D4"/>
     <w:multiLevelType w:val="hybridMultilevel"/>
     <w:tmpl w:val="021AE280"/>
@@ -9132,7 +9425,7 @@
       </w:rPr>
     </w:lvl>
   </w:abstractNum>
-  <w:abstractNum w:abstractNumId="6" w15:restartNumberingAfterBreak="0">
+  <w:abstractNum w:abstractNumId="7" w15:restartNumberingAfterBreak="0">
     <w:nsid w:val="2E2C0181"/>
     <w:multiLevelType w:val="hybridMultilevel"/>
     <w:tmpl w:val="D3724D32"/>
@@ -9218,7 +9511,7 @@
       </w:pPr>
     </w:lvl>
   </w:abstractNum>
-  <w:abstractNum w:abstractNumId="7" w15:restartNumberingAfterBreak="0">
+  <w:abstractNum w:abstractNumId="8" w15:restartNumberingAfterBreak="0">
     <w:nsid w:val="39FE754D"/>
     <w:multiLevelType w:val="hybridMultilevel"/>
     <w:tmpl w:val="BF98D6BC"/>
@@ -9331,7 +9624,7 @@
       </w:rPr>
     </w:lvl>
   </w:abstractNum>
-  <w:abstractNum w:abstractNumId="8" w15:restartNumberingAfterBreak="0">
+  <w:abstractNum w:abstractNumId="9" w15:restartNumberingAfterBreak="0">
     <w:nsid w:val="41A10A95"/>
     <w:multiLevelType w:val="hybridMultilevel"/>
     <w:tmpl w:val="30ACAB18"/>
@@ -9444,7 +9737,7 @@
       </w:rPr>
     </w:lvl>
   </w:abstractNum>
-  <w:abstractNum w:abstractNumId="9" w15:restartNumberingAfterBreak="0">
+  <w:abstractNum w:abstractNumId="10" w15:restartNumberingAfterBreak="0">
     <w:nsid w:val="448F5E62"/>
     <w:multiLevelType w:val="multilevel"/>
     <w:tmpl w:val="4DDC525A"/>
@@ -9557,7 +9850,7 @@
       </w:rPr>
     </w:lvl>
   </w:abstractNum>
-  <w:abstractNum w:abstractNumId="10" w15:restartNumberingAfterBreak="0">
+  <w:abstractNum w:abstractNumId="11" w15:restartNumberingAfterBreak="0">
     <w:nsid w:val="45A217F8"/>
     <w:multiLevelType w:val="hybridMultilevel"/>
     <w:tmpl w:val="7F684326"/>
@@ -9670,7 +9963,7 @@
       </w:rPr>
     </w:lvl>
   </w:abstractNum>
-  <w:abstractNum w:abstractNumId="11" w15:restartNumberingAfterBreak="0">
+  <w:abstractNum w:abstractNumId="12" w15:restartNumberingAfterBreak="0">
     <w:nsid w:val="5C4D3363"/>
     <w:multiLevelType w:val="hybridMultilevel"/>
     <w:tmpl w:val="0FC44712"/>
@@ -9783,7 +10076,7 @@
       </w:rPr>
     </w:lvl>
   </w:abstractNum>
-  <w:abstractNum w:abstractNumId="12" w15:restartNumberingAfterBreak="0">
+  <w:abstractNum w:abstractNumId="13" w15:restartNumberingAfterBreak="0">
     <w:nsid w:val="63812ABE"/>
     <w:multiLevelType w:val="multilevel"/>
     <w:tmpl w:val="EBC44A88"/>
@@ -9896,7 +10189,7 @@
       </w:rPr>
     </w:lvl>
   </w:abstractNum>
-  <w:abstractNum w:abstractNumId="13" w15:restartNumberingAfterBreak="0">
+  <w:abstractNum w:abstractNumId="14" w15:restartNumberingAfterBreak="0">
     <w:nsid w:val="66232069"/>
     <w:multiLevelType w:val="multilevel"/>
     <w:tmpl w:val="0E36760C"/>
@@ -10009,7 +10302,7 @@
       </w:rPr>
     </w:lvl>
   </w:abstractNum>
-  <w:abstractNum w:abstractNumId="14" w15:restartNumberingAfterBreak="0">
+  <w:abstractNum w:abstractNumId="15" w15:restartNumberingAfterBreak="0">
     <w:nsid w:val="689A3862"/>
     <w:multiLevelType w:val="multilevel"/>
     <w:tmpl w:val="AEACA06E"/>
@@ -10122,7 +10415,7 @@
       </w:rPr>
     </w:lvl>
   </w:abstractNum>
-  <w:abstractNum w:abstractNumId="15" w15:restartNumberingAfterBreak="0">
+  <w:abstractNum w:abstractNumId="16" w15:restartNumberingAfterBreak="0">
     <w:nsid w:val="70930B6D"/>
     <w:multiLevelType w:val="multilevel"/>
     <w:tmpl w:val="19F66DA4"/>
@@ -10235,7 +10528,7 @@
       </w:rPr>
     </w:lvl>
   </w:abstractNum>
-  <w:abstractNum w:abstractNumId="16" w15:restartNumberingAfterBreak="0">
+  <w:abstractNum w:abstractNumId="17" w15:restartNumberingAfterBreak="0">
     <w:nsid w:val="763349DC"/>
     <w:multiLevelType w:val="hybridMultilevel"/>
     <w:tmpl w:val="81B47734"/>
@@ -10349,46 +10642,46 @@
     </w:lvl>
   </w:abstractNum>
   <w:num w:numId="1">
-    <w:abstractNumId w:val="4"/>
+    <w:abstractNumId w:val="5"/>
   </w:num>
   <w:num w:numId="2">
-    <w:abstractNumId w:val="13"/>
+    <w:abstractNumId w:val="14"/>
   </w:num>
   <w:num w:numId="3">
     <w:abstractNumId w:val="2"/>
   </w:num>
   <w:num w:numId="4">
-    <w:abstractNumId w:val="9"/>
+    <w:abstractNumId w:val="10"/>
   </w:num>
   <w:num w:numId="5">
+    <w:abstractNumId w:val="16"/>
+  </w:num>
+  <w:num w:numId="6">
+    <w:abstractNumId w:val="13"/>
+  </w:num>
+  <w:num w:numId="7">
     <w:abstractNumId w:val="15"/>
   </w:num>
-  <w:num w:numId="6">
-    <w:abstractNumId w:val="12"/>
-  </w:num>
-  <w:num w:numId="7">
-    <w:abstractNumId w:val="14"/>
-  </w:num>
   <w:num w:numId="8">
-    <w:abstractNumId w:val="7"/>
+    <w:abstractNumId w:val="8"/>
   </w:num>
   <w:num w:numId="9">
-    <w:abstractNumId w:val="16"/>
+    <w:abstractNumId w:val="17"/>
   </w:num>
   <w:num w:numId="10">
     <w:abstractNumId w:val="0"/>
   </w:num>
   <w:num w:numId="11">
-    <w:abstractNumId w:val="6"/>
+    <w:abstractNumId w:val="7"/>
   </w:num>
   <w:num w:numId="12">
-    <w:abstractNumId w:val="8"/>
+    <w:abstractNumId w:val="9"/>
   </w:num>
   <w:num w:numId="13">
-    <w:abstractNumId w:val="11"/>
+    <w:abstractNumId w:val="12"/>
   </w:num>
   <w:num w:numId="14">
-    <w:abstractNumId w:val="10"/>
+    <w:abstractNumId w:val="11"/>
   </w:num>
   <w:num w:numId="15">
     <w:abstractNumId w:val="1"/>
@@ -10397,7 +10690,10 @@
     <w:abstractNumId w:val="3"/>
   </w:num>
   <w:num w:numId="17">
-    <w:abstractNumId w:val="5"/>
+    <w:abstractNumId w:val="6"/>
+  </w:num>
+  <w:num w:numId="18">
+    <w:abstractNumId w:val="4"/>
   </w:num>
 </w:numbering>
 </file>
@@ -10800,7 +11096,7 @@
   <w:style w:type="paragraph" w:default="1" w:styleId="Normal">
     <w:name w:val="Normal"/>
     <w:qFormat/>
-    <w:rsid w:val="006D554A"/>
+    <w:rsid w:val="00347C4B"/>
   </w:style>
   <w:style w:type="paragraph" w:styleId="Ttulo1">
     <w:name w:val="heading 1"/>

--- a/TP1/2026_RI_TP1_Análisis de Texto.docx
+++ b/TP1/2026_RI_TP1_Análisis de Texto.docx
@@ -4253,16 +4253,16 @@
       </w:pPr>
       <w:r>
         <w:rPr>
-          <w:noProof/>
-          <w:color w:val="F79646" w:themeColor="accent6"/>
+          <w:b/>
+          <w:bCs/>
           <w:sz w:val="24"/>
           <w:szCs w:val="24"/>
         </w:rPr>
         <w:drawing>
-          <wp:inline distT="0" distB="0" distL="0" distR="0" wp14:anchorId="7920A584" wp14:editId="29500F37">
-            <wp:extent cx="6121400" cy="933450"/>
+          <wp:inline distT="0" distB="0" distL="0" distR="0" wp14:anchorId="03939211" wp14:editId="78689F41">
+            <wp:extent cx="6121400" cy="800100"/>
             <wp:effectExtent l="0" t="0" r="0" b="0"/>
-            <wp:docPr id="26" name="Imagen 26"/>
+            <wp:docPr id="42" name="Imagen 42"/>
             <wp:cNvGraphicFramePr>
               <a:graphicFrameLocks xmlns:a="http://schemas.openxmlformats.org/drawingml/2006/main" noChangeAspect="1"/>
             </wp:cNvGraphicFramePr>
@@ -4275,13 +4275,13 @@
                   </pic:nvPicPr>
                   <pic:blipFill rotWithShape="1">
                     <a:blip r:embed="rId26"/>
-                    <a:srcRect t="18359" b="15005"/>
+                    <a:srcRect t="19080" b="19276"/>
                     <a:stretch/>
                   </pic:blipFill>
                   <pic:spPr bwMode="auto">
                     <a:xfrm>
                       <a:off x="0" y="0"/>
-                      <a:ext cx="6121400" cy="933450"/>
+                      <a:ext cx="6121400" cy="800100"/>
                     </a:xfrm>
                     <a:prstGeom prst="rect">
                       <a:avLst/>
@@ -4325,34 +4325,20 @@
     <w:p>
       <w:pPr>
         <w:rPr>
-          <w:b/>
-          <w:bCs/>
-          <w:sz w:val="24"/>
-          <w:szCs w:val="24"/>
-        </w:rPr>
-      </w:pPr>
-    </w:p>
-    <w:p>
-      <w:pPr>
-        <w:rPr>
-          <w:sz w:val="24"/>
-          <w:szCs w:val="24"/>
-        </w:rPr>
-      </w:pPr>
-      <w:r>
-        <w:rPr>
-          <w:b/>
-          <w:bCs/>
-          <w:noProof/>
-          <w:sz w:val="24"/>
-          <w:szCs w:val="24"/>
-        </w:rPr>
-        <w:lastRenderedPageBreak/>
+          <w:sz w:val="24"/>
+          <w:szCs w:val="24"/>
+        </w:rPr>
+      </w:pPr>
+      <w:r>
+        <w:rPr>
+          <w:sz w:val="24"/>
+          <w:szCs w:val="24"/>
+        </w:rPr>
         <w:drawing>
-          <wp:inline distT="0" distB="0" distL="0" distR="0" wp14:anchorId="6DD4945B" wp14:editId="5805618C">
-            <wp:extent cx="6121400" cy="2647950"/>
-            <wp:effectExtent l="0" t="0" r="0" b="0"/>
-            <wp:docPr id="27" name="Imagen 27"/>
+          <wp:inline distT="0" distB="0" distL="0" distR="0" wp14:anchorId="3BA0EA60" wp14:editId="7DA8F006">
+            <wp:extent cx="6121400" cy="1343025"/>
+            <wp:effectExtent l="0" t="0" r="0" b="9525"/>
+            <wp:docPr id="43" name="Imagen 43"/>
             <wp:cNvGraphicFramePr>
               <a:graphicFrameLocks xmlns:a="http://schemas.openxmlformats.org/drawingml/2006/main" noChangeAspect="1"/>
             </wp:cNvGraphicFramePr>
@@ -4365,13 +4351,13 @@
                   </pic:nvPicPr>
                   <pic:blipFill rotWithShape="1">
                     <a:blip r:embed="rId27"/>
-                    <a:srcRect t="6505" b="7373"/>
+                    <a:srcRect t="17140" b="17541"/>
                     <a:stretch/>
                   </pic:blipFill>
                   <pic:spPr bwMode="auto">
                     <a:xfrm>
                       <a:off x="0" y="0"/>
-                      <a:ext cx="6121400" cy="2647950"/>
+                      <a:ext cx="6121400" cy="1343025"/>
                     </a:xfrm>
                     <a:prstGeom prst="rect">
                       <a:avLst/>
@@ -4399,6 +4385,14 @@
           <w:szCs w:val="24"/>
         </w:rPr>
       </w:pPr>
+    </w:p>
+    <w:p>
+      <w:pPr>
+        <w:rPr>
+          <w:sz w:val="24"/>
+          <w:szCs w:val="24"/>
+        </w:rPr>
+      </w:pPr>
       <w:r>
         <w:rPr>
           <w:sz w:val="24"/>
@@ -4488,17 +4482,14 @@
       </w:pPr>
       <w:r>
         <w:rPr>
-          <w:b/>
-          <w:bCs/>
-          <w:noProof/>
           <w:sz w:val="24"/>
           <w:szCs w:val="24"/>
         </w:rPr>
         <w:drawing>
-          <wp:inline distT="0" distB="0" distL="0" distR="0" wp14:anchorId="0414F953" wp14:editId="4125A19E">
-            <wp:extent cx="6121400" cy="1809750"/>
+          <wp:inline distT="0" distB="0" distL="0" distR="0" wp14:anchorId="23DE0596" wp14:editId="634CD199">
+            <wp:extent cx="6121400" cy="1533525"/>
             <wp:effectExtent l="0" t="0" r="0" b="0"/>
-            <wp:docPr id="28" name="Imagen 28"/>
+            <wp:docPr id="41" name="Imagen 41"/>
             <wp:cNvGraphicFramePr>
               <a:graphicFrameLocks xmlns:a="http://schemas.openxmlformats.org/drawingml/2006/main" noChangeAspect="1"/>
             </wp:cNvGraphicFramePr>
@@ -4511,13 +4502,13 @@
                   </pic:nvPicPr>
                   <pic:blipFill rotWithShape="1">
                     <a:blip r:embed="rId28"/>
-                    <a:srcRect t="11715" b="14085"/>
+                    <a:srcRect t="12971" b="12446"/>
                     <a:stretch/>
                   </pic:blipFill>
                   <pic:spPr bwMode="auto">
                     <a:xfrm>
                       <a:off x="0" y="0"/>
-                      <a:ext cx="6121400" cy="1809750"/>
+                      <a:ext cx="6121400" cy="1533525"/>
                     </a:xfrm>
                     <a:prstGeom prst="rect">
                       <a:avLst/>
@@ -4542,17 +4533,6 @@
       <w:pPr>
         <w:jc w:val="both"/>
         <w:rPr>
-          <w:b/>
-          <w:bCs/>
-          <w:sz w:val="24"/>
-          <w:szCs w:val="24"/>
-        </w:rPr>
-      </w:pPr>
-    </w:p>
-    <w:p>
-      <w:pPr>
-        <w:jc w:val="both"/>
-        <w:rPr>
           <w:sz w:val="24"/>
           <w:szCs w:val="24"/>
         </w:rPr>
@@ -4583,7 +4563,70 @@
           <w:sz w:val="24"/>
           <w:szCs w:val="24"/>
         </w:rPr>
-        <w:t>La cantidad de tokens sigue igual, pero la cantidad de términos bajo de 30000 a 2000 aproxidamente, un tercio de los términos fueron pasados a su raíz morfológica.</w:t>
+        <w:t xml:space="preserve">La cantidad de tokens sigue igual, pero la cantidad de términos bajo de </w:t>
+      </w:r>
+      <w:r>
+        <w:rPr>
+          <w:sz w:val="24"/>
+          <w:szCs w:val="24"/>
+        </w:rPr>
+        <w:t>27</w:t>
+      </w:r>
+      <w:r>
+        <w:rPr>
+          <w:sz w:val="24"/>
+          <w:szCs w:val="24"/>
+        </w:rPr>
+        <w:t xml:space="preserve">000 a </w:t>
+      </w:r>
+      <w:r>
+        <w:rPr>
+          <w:sz w:val="24"/>
+          <w:szCs w:val="24"/>
+        </w:rPr>
+        <w:t>160</w:t>
+      </w:r>
+      <w:r>
+        <w:rPr>
+          <w:sz w:val="24"/>
+          <w:szCs w:val="24"/>
+        </w:rPr>
+        <w:t>00 aproxi</w:t>
+      </w:r>
+      <w:r>
+        <w:rPr>
+          <w:sz w:val="24"/>
+          <w:szCs w:val="24"/>
+        </w:rPr>
+        <w:t>madame</w:t>
+      </w:r>
+      <w:r>
+        <w:rPr>
+          <w:sz w:val="24"/>
+          <w:szCs w:val="24"/>
+        </w:rPr>
+        <w:t>nte,</w:t>
+      </w:r>
+      <w:r>
+        <w:rPr>
+          <w:sz w:val="24"/>
+          <w:szCs w:val="24"/>
+        </w:rPr>
+        <w:t xml:space="preserve"> </w:t>
+      </w:r>
+      <w:r>
+        <w:rPr>
+          <w:sz w:val="24"/>
+          <w:szCs w:val="24"/>
+        </w:rPr>
+        <w:t xml:space="preserve">alrededor de </w:t>
+      </w:r>
+      <w:r>
+        <w:rPr>
+          <w:sz w:val="24"/>
+          <w:szCs w:val="24"/>
+        </w:rPr>
+        <w:t>un tercio de los términos fueron pasados a su raíz morfológica.</w:t>
       </w:r>
     </w:p>
     <w:p>
@@ -4618,7 +4661,35 @@
           <w:sz w:val="24"/>
           <w:szCs w:val="24"/>
         </w:rPr>
-        <w:t xml:space="preserve"> hizo que baje el largo promedio de estos, de 8.43 a 7.24 (una letra menos)</w:t>
+        <w:t xml:space="preserve"> hizo que baje el largo promedio de estos, de 8.</w:t>
+      </w:r>
+      <w:r>
+        <w:rPr>
+          <w:sz w:val="24"/>
+          <w:szCs w:val="24"/>
+        </w:rPr>
+        <w:t>5</w:t>
+      </w:r>
+      <w:r>
+        <w:rPr>
+          <w:sz w:val="24"/>
+          <w:szCs w:val="24"/>
+        </w:rPr>
+        <w:t>3 a 7.</w:t>
+      </w:r>
+      <w:r>
+        <w:rPr>
+          <w:sz w:val="24"/>
+          <w:szCs w:val="24"/>
+        </w:rPr>
+        <w:t>13</w:t>
+      </w:r>
+      <w:r>
+        <w:rPr>
+          <w:sz w:val="24"/>
+          <w:szCs w:val="24"/>
+        </w:rPr>
+        <w:t xml:space="preserve"> (una letra menos)</w:t>
       </w:r>
     </w:p>
     <w:p>
@@ -4717,16 +4788,14 @@
       </w:pPr>
       <w:r>
         <w:rPr>
-          <w:noProof/>
-          <w:sz w:val="24"/>
-          <w:szCs w:val="24"/>
-        </w:rPr>
-        <w:lastRenderedPageBreak/>
+          <w:sz w:val="24"/>
+          <w:szCs w:val="24"/>
+        </w:rPr>
         <w:drawing>
-          <wp:inline distT="0" distB="0" distL="0" distR="0" wp14:anchorId="11C333C6" wp14:editId="6E29B7FD">
-            <wp:extent cx="6121400" cy="3838575"/>
+          <wp:inline distT="0" distB="0" distL="0" distR="0" wp14:anchorId="3D081C1D" wp14:editId="0AF2365D">
+            <wp:extent cx="6121400" cy="3467100"/>
             <wp:effectExtent l="0" t="0" r="0" b="0"/>
-            <wp:docPr id="29" name="Imagen 29"/>
+            <wp:docPr id="44" name="Imagen 44"/>
             <wp:cNvGraphicFramePr>
               <a:graphicFrameLocks xmlns:a="http://schemas.openxmlformats.org/drawingml/2006/main" noChangeAspect="1"/>
             </wp:cNvGraphicFramePr>
@@ -4739,13 +4808,13 @@
                   </pic:nvPicPr>
                   <pic:blipFill rotWithShape="1">
                     <a:blip r:embed="rId29"/>
-                    <a:srcRect t="5910" b="5880"/>
+                    <a:srcRect t="7681" b="7603"/>
                     <a:stretch/>
                   </pic:blipFill>
                   <pic:spPr bwMode="auto">
                     <a:xfrm>
                       <a:off x="0" y="0"/>
-                      <a:ext cx="6121400" cy="3838575"/>
+                      <a:ext cx="6121400" cy="3467100"/>
                     </a:xfrm>
                     <a:prstGeom prst="rect">
                       <a:avLst/>
@@ -4805,307 +4874,7 @@
           <w:sz w:val="24"/>
           <w:szCs w:val="24"/>
         </w:rPr>
-        <w:t>Aplicando banco de palabras stopwords:</w:t>
-      </w:r>
-    </w:p>
-    <w:p>
-      <w:pPr>
-        <w:rPr>
-          <w:b/>
-          <w:bCs/>
-          <w:sz w:val="24"/>
-          <w:szCs w:val="24"/>
-        </w:rPr>
-      </w:pPr>
-    </w:p>
-    <w:p>
-      <w:pPr>
-        <w:rPr>
-          <w:b/>
-          <w:bCs/>
-          <w:sz w:val="24"/>
-          <w:szCs w:val="24"/>
-        </w:rPr>
-      </w:pPr>
-      <w:r>
-        <w:rPr>
-          <w:b/>
-          <w:bCs/>
-          <w:noProof/>
-          <w:sz w:val="24"/>
-          <w:szCs w:val="24"/>
-        </w:rPr>
-        <w:drawing>
-          <wp:inline distT="0" distB="0" distL="0" distR="0" wp14:anchorId="55A9B912" wp14:editId="04B689A4">
-            <wp:extent cx="6121400" cy="1857375"/>
-            <wp:effectExtent l="0" t="0" r="0" b="9525"/>
-            <wp:docPr id="13" name="Imagen 13"/>
-            <wp:cNvGraphicFramePr>
-              <a:graphicFrameLocks xmlns:a="http://schemas.openxmlformats.org/drawingml/2006/main" noChangeAspect="1"/>
-            </wp:cNvGraphicFramePr>
-            <a:graphic xmlns:a="http://schemas.openxmlformats.org/drawingml/2006/main">
-              <a:graphicData uri="http://schemas.openxmlformats.org/drawingml/2006/picture">
-                <pic:pic xmlns:pic="http://schemas.openxmlformats.org/drawingml/2006/picture">
-                  <pic:nvPicPr>
-                    <pic:cNvPr id="1" name=""/>
-                    <pic:cNvPicPr/>
-                  </pic:nvPicPr>
-                  <pic:blipFill rotWithShape="1">
-                    <a:blip r:embed="rId30"/>
-                    <a:srcRect t="14091" b="13598"/>
-                    <a:stretch/>
-                  </pic:blipFill>
-                  <pic:spPr bwMode="auto">
-                    <a:xfrm>
-                      <a:off x="0" y="0"/>
-                      <a:ext cx="6121400" cy="1857375"/>
-                    </a:xfrm>
-                    <a:prstGeom prst="rect">
-                      <a:avLst/>
-                    </a:prstGeom>
-                    <a:ln>
-                      <a:noFill/>
-                    </a:ln>
-                    <a:extLst>
-                      <a:ext uri="{53640926-AAD7-44D8-BBD7-CCE9431645EC}">
-                        <a14:shadowObscured xmlns:a14="http://schemas.microsoft.com/office/drawing/2010/main"/>
-                      </a:ext>
-                    </a:extLst>
-                  </pic:spPr>
-                </pic:pic>
-              </a:graphicData>
-            </a:graphic>
-          </wp:inline>
-        </w:drawing>
-      </w:r>
-    </w:p>
-    <w:p>
-      <w:pPr>
-        <w:rPr>
-          <w:b/>
-          <w:bCs/>
-          <w:sz w:val="24"/>
-          <w:szCs w:val="24"/>
-        </w:rPr>
-      </w:pPr>
-    </w:p>
-    <w:p>
-      <w:pPr>
-        <w:rPr>
-          <w:b/>
-          <w:bCs/>
-          <w:sz w:val="24"/>
-          <w:szCs w:val="24"/>
-        </w:rPr>
-      </w:pPr>
-      <w:r>
-        <w:rPr>
-          <w:b/>
-          <w:bCs/>
-          <w:noProof/>
-          <w:sz w:val="24"/>
-          <w:szCs w:val="24"/>
-        </w:rPr>
         <w:lastRenderedPageBreak/>
-        <w:drawing>
-          <wp:inline distT="0" distB="0" distL="0" distR="0" wp14:anchorId="6CD073B2" wp14:editId="254E63F8">
-            <wp:extent cx="6121400" cy="1809750"/>
-            <wp:effectExtent l="0" t="0" r="0" b="0"/>
-            <wp:docPr id="16" name="Imagen 16"/>
-            <wp:cNvGraphicFramePr>
-              <a:graphicFrameLocks xmlns:a="http://schemas.openxmlformats.org/drawingml/2006/main" noChangeAspect="1"/>
-            </wp:cNvGraphicFramePr>
-            <a:graphic xmlns:a="http://schemas.openxmlformats.org/drawingml/2006/main">
-              <a:graphicData uri="http://schemas.openxmlformats.org/drawingml/2006/picture">
-                <pic:pic xmlns:pic="http://schemas.openxmlformats.org/drawingml/2006/picture">
-                  <pic:nvPicPr>
-                    <pic:cNvPr id="1" name=""/>
-                    <pic:cNvPicPr/>
-                  </pic:nvPicPr>
-                  <pic:blipFill rotWithShape="1">
-                    <a:blip r:embed="rId31"/>
-                    <a:srcRect t="12497" b="13304"/>
-                    <a:stretch/>
-                  </pic:blipFill>
-                  <pic:spPr bwMode="auto">
-                    <a:xfrm>
-                      <a:off x="0" y="0"/>
-                      <a:ext cx="6121400" cy="1809750"/>
-                    </a:xfrm>
-                    <a:prstGeom prst="rect">
-                      <a:avLst/>
-                    </a:prstGeom>
-                    <a:ln>
-                      <a:noFill/>
-                    </a:ln>
-                    <a:extLst>
-                      <a:ext uri="{53640926-AAD7-44D8-BBD7-CCE9431645EC}">
-                        <a14:shadowObscured xmlns:a14="http://schemas.microsoft.com/office/drawing/2010/main"/>
-                      </a:ext>
-                    </a:extLst>
-                  </pic:spPr>
-                </pic:pic>
-              </a:graphicData>
-            </a:graphic>
-          </wp:inline>
-        </w:drawing>
-      </w:r>
-    </w:p>
-    <w:p>
-      <w:pPr>
-        <w:rPr>
-          <w:b/>
-          <w:bCs/>
-          <w:sz w:val="24"/>
-          <w:szCs w:val="24"/>
-        </w:rPr>
-      </w:pPr>
-      <w:r>
-        <w:rPr>
-          <w:b/>
-          <w:bCs/>
-          <w:noProof/>
-          <w:sz w:val="24"/>
-          <w:szCs w:val="24"/>
-        </w:rPr>
-        <w:drawing>
-          <wp:inline distT="0" distB="0" distL="0" distR="0" wp14:anchorId="7F3A10AF" wp14:editId="0299AF97">
-            <wp:extent cx="6121400" cy="3600450"/>
-            <wp:effectExtent l="0" t="0" r="0" b="0"/>
-            <wp:docPr id="15" name="Imagen 15"/>
-            <wp:cNvGraphicFramePr>
-              <a:graphicFrameLocks xmlns:a="http://schemas.openxmlformats.org/drawingml/2006/main" noChangeAspect="1"/>
-            </wp:cNvGraphicFramePr>
-            <a:graphic xmlns:a="http://schemas.openxmlformats.org/drawingml/2006/main">
-              <a:graphicData uri="http://schemas.openxmlformats.org/drawingml/2006/picture">
-                <pic:pic xmlns:pic="http://schemas.openxmlformats.org/drawingml/2006/picture">
-                  <pic:nvPicPr>
-                    <pic:cNvPr id="1" name=""/>
-                    <pic:cNvPicPr/>
-                  </pic:nvPicPr>
-                  <pic:blipFill rotWithShape="1">
-                    <a:blip r:embed="rId32"/>
-                    <a:srcRect t="7219" b="7505"/>
-                    <a:stretch/>
-                  </pic:blipFill>
-                  <pic:spPr bwMode="auto">
-                    <a:xfrm>
-                      <a:off x="0" y="0"/>
-                      <a:ext cx="6121400" cy="3600450"/>
-                    </a:xfrm>
-                    <a:prstGeom prst="rect">
-                      <a:avLst/>
-                    </a:prstGeom>
-                    <a:ln>
-                      <a:noFill/>
-                    </a:ln>
-                    <a:extLst>
-                      <a:ext uri="{53640926-AAD7-44D8-BBD7-CCE9431645EC}">
-                        <a14:shadowObscured xmlns:a14="http://schemas.microsoft.com/office/drawing/2010/main"/>
-                      </a:ext>
-                    </a:extLst>
-                  </pic:spPr>
-                </pic:pic>
-              </a:graphicData>
-            </a:graphic>
-          </wp:inline>
-        </w:drawing>
-      </w:r>
-    </w:p>
-    <w:p>
-      <w:pPr>
-        <w:rPr>
-          <w:b/>
-          <w:bCs/>
-          <w:sz w:val="24"/>
-          <w:szCs w:val="24"/>
-        </w:rPr>
-      </w:pPr>
-    </w:p>
-    <w:p>
-      <w:pPr>
-        <w:rPr>
-          <w:sz w:val="24"/>
-          <w:szCs w:val="24"/>
-        </w:rPr>
-      </w:pPr>
-      <w:r>
-        <w:rPr>
-          <w:sz w:val="24"/>
-          <w:szCs w:val="24"/>
-        </w:rPr>
-        <w:t xml:space="preserve">Aplicando un archivo de </w:t>
-      </w:r>
-      <w:hyperlink r:id="rId33" w:history="1">
-        <w:r>
-          <w:rPr>
-            <w:rStyle w:val="Hipervnculo"/>
-            <w:sz w:val="24"/>
-            <w:szCs w:val="24"/>
-          </w:rPr>
-          <w:t>stopwords</w:t>
-        </w:r>
-      </w:hyperlink>
-      <w:r>
-        <w:rPr>
-          <w:sz w:val="24"/>
-          <w:szCs w:val="24"/>
-        </w:rPr>
-        <w:t xml:space="preserve"> al script, puede verse como el termino </w:t>
-      </w:r>
-      <w:r>
-        <w:rPr>
-          <w:sz w:val="24"/>
-          <w:szCs w:val="24"/>
-        </w:rPr>
-        <w:t>más</w:t>
-      </w:r>
-      <w:r>
-        <w:rPr>
-          <w:sz w:val="24"/>
-          <w:szCs w:val="24"/>
-        </w:rPr>
-        <w:t xml:space="preserve"> frecuente pasa de 33000 a 2400,  además de que el documento </w:t>
-      </w:r>
-      <w:r>
-        <w:rPr>
-          <w:sz w:val="24"/>
-          <w:szCs w:val="24"/>
-        </w:rPr>
-        <w:t>más</w:t>
-      </w:r>
-      <w:r>
-        <w:rPr>
-          <w:sz w:val="24"/>
-          <w:szCs w:val="24"/>
-        </w:rPr>
-        <w:t xml:space="preserve"> largo tiene 24000 tokens y no 51000.</w:t>
-      </w:r>
-    </w:p>
-    <w:p>
-      <w:pPr>
-        <w:rPr>
-          <w:sz w:val="24"/>
-          <w:szCs w:val="24"/>
-        </w:rPr>
-      </w:pPr>
-    </w:p>
-    <w:p>
-      <w:pPr>
-        <w:rPr>
-          <w:b/>
-          <w:bCs/>
-          <w:sz w:val="24"/>
-          <w:szCs w:val="24"/>
-        </w:rPr>
-      </w:pPr>
-      <w:r>
-        <w:rPr>
-          <w:b/>
-          <w:bCs/>
-          <w:sz w:val="24"/>
-          <w:szCs w:val="24"/>
-        </w:rPr>
         <w:t>Ejemplo misma raíz pero el stemmer los trata diferente</w:t>
       </w:r>
     </w:p>
@@ -5684,7 +5453,7 @@
                     <pic:cNvPicPr/>
                   </pic:nvPicPr>
                   <pic:blipFill rotWithShape="1">
-                    <a:blip r:embed="rId34"/>
+                    <a:blip r:embed="rId30"/>
                     <a:srcRect t="24145" b="15325"/>
                     <a:stretch/>
                   </pic:blipFill>
@@ -6254,7 +6023,7 @@
                     <pic:cNvPicPr/>
                   </pic:nvPicPr>
                   <pic:blipFill rotWithShape="1">
-                    <a:blip r:embed="rId35"/>
+                    <a:blip r:embed="rId31"/>
                     <a:srcRect t="25597" b="19270"/>
                     <a:stretch/>
                   </pic:blipFill>
@@ -6379,7 +6148,7 @@
                     <pic:cNvPicPr/>
                   </pic:nvPicPr>
                   <pic:blipFill rotWithShape="1">
-                    <a:blip r:embed="rId36"/>
+                    <a:blip r:embed="rId32"/>
                     <a:srcRect t="27960" b="18483"/>
                     <a:stretch/>
                   </pic:blipFill>
@@ -6628,7 +6397,7 @@
                     <pic:cNvPicPr/>
                   </pic:nvPicPr>
                   <pic:blipFill>
-                    <a:blip r:embed="rId37"/>
+                    <a:blip r:embed="rId33"/>
                     <a:stretch>
                       <a:fillRect/>
                     </a:stretch>
@@ -6721,7 +6490,7 @@
                     <pic:cNvPicPr/>
                   </pic:nvPicPr>
                   <pic:blipFill>
-                    <a:blip r:embed="rId38"/>
+                    <a:blip r:embed="rId34"/>
                     <a:stretch>
                       <a:fillRect/>
                     </a:stretch>
@@ -8146,7 +7915,7 @@
                     <pic:cNvPicPr/>
                   </pic:nvPicPr>
                   <pic:blipFill>
-                    <a:blip r:embed="rId39"/>
+                    <a:blip r:embed="rId35"/>
                     <a:stretch>
                       <a:fillRect/>
                     </a:stretch>
@@ -8186,7 +7955,7 @@
                     <pic:cNvPicPr/>
                   </pic:nvPicPr>
                   <pic:blipFill>
-                    <a:blip r:embed="rId40"/>
+                    <a:blip r:embed="rId36"/>
                     <a:stretch>
                       <a:fillRect/>
                     </a:stretch>
@@ -8249,7 +8018,7 @@
                     <pic:cNvPicPr/>
                   </pic:nvPicPr>
                   <pic:blipFill>
-                    <a:blip r:embed="rId41"/>
+                    <a:blip r:embed="rId37"/>
                     <a:stretch>
                       <a:fillRect/>
                     </a:stretch>
@@ -8468,7 +8237,7 @@
       </w:r>
     </w:p>
     <w:sectPr>
-      <w:headerReference w:type="default" r:id="rId42"/>
+      <w:headerReference w:type="default" r:id="rId38"/>
       <w:pgSz w:w="11906" w:h="16838"/>
       <w:pgMar w:top="1133" w:right="1133" w:bottom="1133" w:left="1133" w:header="850" w:footer="850" w:gutter="0"/>
       <w:pgNumType w:start="1"/>

--- a/TP1/2026_RI_TP1_Análisis de Texto.docx
+++ b/TP1/2026_RI_TP1_Análisis de Texto.docx
@@ -5414,34 +5414,23 @@
     </w:p>
     <w:p>
       <w:pPr>
-        <w:ind w:left="360"/>
-        <w:jc w:val="both"/>
-        <w:rPr>
-          <w:sz w:val="24"/>
-          <w:szCs w:val="24"/>
-        </w:rPr>
-      </w:pPr>
-    </w:p>
-    <w:p>
-      <w:pPr>
-        <w:rPr>
-          <w:color w:val="F79646" w:themeColor="accent6"/>
-          <w:sz w:val="24"/>
-          <w:szCs w:val="24"/>
-        </w:rPr>
-      </w:pPr>
-      <w:r>
-        <w:rPr>
-          <w:noProof/>
+        <w:rPr>
+          <w:color w:val="F79646" w:themeColor="accent6"/>
+          <w:sz w:val="24"/>
+          <w:szCs w:val="24"/>
+        </w:rPr>
+      </w:pPr>
+      <w:r>
+        <w:rPr>
           <w:color w:val="F79646" w:themeColor="accent6"/>
           <w:sz w:val="24"/>
           <w:szCs w:val="24"/>
         </w:rPr>
         <w:drawing>
-          <wp:inline distT="0" distB="0" distL="0" distR="0" wp14:anchorId="1C630DA0" wp14:editId="478AF0AD">
-            <wp:extent cx="6121400" cy="1695450"/>
+          <wp:inline distT="0" distB="0" distL="0" distR="0" wp14:anchorId="0B79AE2A" wp14:editId="48535DA0">
+            <wp:extent cx="6121400" cy="2114550"/>
             <wp:effectExtent l="0" t="0" r="0" b="0"/>
-            <wp:docPr id="31" name="Imagen 31"/>
+            <wp:docPr id="45" name="Imagen 45"/>
             <wp:cNvGraphicFramePr>
               <a:graphicFrameLocks xmlns:a="http://schemas.openxmlformats.org/drawingml/2006/main" noChangeAspect="1"/>
             </wp:cNvGraphicFramePr>
@@ -5454,13 +5443,13 @@
                   </pic:nvPicPr>
                   <pic:blipFill rotWithShape="1">
                     <a:blip r:embed="rId30"/>
-                    <a:srcRect t="24145" b="15325"/>
+                    <a:srcRect t="11295" b="10353"/>
                     <a:stretch/>
                   </pic:blipFill>
                   <pic:spPr bwMode="auto">
                     <a:xfrm>
                       <a:off x="0" y="0"/>
-                      <a:ext cx="6121400" cy="1695450"/>
+                      <a:ext cx="6121400" cy="2114550"/>
                     </a:xfrm>
                     <a:prstGeom prst="rect">
                       <a:avLst/>
@@ -5490,6 +5479,243 @@
         </w:rPr>
       </w:pPr>
     </w:p>
+    <w:tbl>
+      <w:tblPr>
+        <w:tblStyle w:val="Tablaconcuadrcula1clara"/>
+        <w:tblW w:w="0" w:type="auto"/>
+        <w:tblLook w:val="04A0" w:firstRow="1" w:lastRow="0" w:firstColumn="1" w:lastColumn="0" w:noHBand="0" w:noVBand="1"/>
+      </w:tblPr>
+      <w:tblGrid>
+        <w:gridCol w:w="3210"/>
+        <w:gridCol w:w="3210"/>
+        <w:gridCol w:w="3210"/>
+      </w:tblGrid>
+      <w:tr>
+        <w:trPr>
+          <w:cnfStyle w:val="100000000000" w:firstRow="1" w:lastRow="0" w:firstColumn="0" w:lastColumn="0" w:oddVBand="0" w:evenVBand="0" w:oddHBand="0" w:evenHBand="0" w:firstRowFirstColumn="0" w:firstRowLastColumn="0" w:lastRowFirstColumn="0" w:lastRowLastColumn="0"/>
+        </w:trPr>
+        <w:tc>
+          <w:tcPr>
+            <w:cnfStyle w:val="001000000000" w:firstRow="0" w:lastRow="0" w:firstColumn="1" w:lastColumn="0" w:oddVBand="0" w:evenVBand="0" w:oddHBand="0" w:evenHBand="0" w:firstRowFirstColumn="0" w:firstRowLastColumn="0" w:lastRowFirstColumn="0" w:lastRowLastColumn="0"/>
+            <w:tcW w:w="3210" w:type="dxa"/>
+          </w:tcPr>
+          <w:p>
+            <w:pPr>
+              <w:jc w:val="center"/>
+              <w:rPr>
+                <w:sz w:val="24"/>
+                <w:szCs w:val="24"/>
+              </w:rPr>
+            </w:pPr>
+          </w:p>
+        </w:tc>
+        <w:tc>
+          <w:tcPr>
+            <w:tcW w:w="3210" w:type="dxa"/>
+          </w:tcPr>
+          <w:p>
+            <w:pPr>
+              <w:jc w:val="center"/>
+              <w:cnfStyle w:val="100000000000" w:firstRow="1" w:lastRow="0" w:firstColumn="0" w:lastColumn="0" w:oddVBand="0" w:evenVBand="0" w:oddHBand="0" w:evenHBand="0" w:firstRowFirstColumn="0" w:firstRowLastColumn="0" w:lastRowFirstColumn="0" w:lastRowLastColumn="0"/>
+              <w:rPr>
+                <w:sz w:val="24"/>
+                <w:szCs w:val="24"/>
+              </w:rPr>
+            </w:pPr>
+            <w:r>
+              <w:rPr>
+                <w:sz w:val="24"/>
+                <w:szCs w:val="24"/>
+              </w:rPr>
+              <w:t>Porter</w:t>
+            </w:r>
+          </w:p>
+        </w:tc>
+        <w:tc>
+          <w:tcPr>
+            <w:tcW w:w="3210" w:type="dxa"/>
+          </w:tcPr>
+          <w:p>
+            <w:pPr>
+              <w:jc w:val="center"/>
+              <w:cnfStyle w:val="100000000000" w:firstRow="1" w:lastRow="0" w:firstColumn="0" w:lastColumn="0" w:oddVBand="0" w:evenVBand="0" w:oddHBand="0" w:evenHBand="0" w:firstRowFirstColumn="0" w:firstRowLastColumn="0" w:lastRowFirstColumn="0" w:lastRowLastColumn="0"/>
+              <w:rPr>
+                <w:sz w:val="24"/>
+                <w:szCs w:val="24"/>
+              </w:rPr>
+            </w:pPr>
+            <w:r>
+              <w:rPr>
+                <w:sz w:val="24"/>
+                <w:szCs w:val="24"/>
+              </w:rPr>
+              <w:t>Lancaster</w:t>
+            </w:r>
+          </w:p>
+        </w:tc>
+      </w:tr>
+      <w:tr>
+        <w:tc>
+          <w:tcPr>
+            <w:cnfStyle w:val="001000000000" w:firstRow="0" w:lastRow="0" w:firstColumn="1" w:lastColumn="0" w:oddVBand="0" w:evenVBand="0" w:oddHBand="0" w:evenHBand="0" w:firstRowFirstColumn="0" w:firstRowLastColumn="0" w:lastRowFirstColumn="0" w:lastRowLastColumn="0"/>
+            <w:tcW w:w="3210" w:type="dxa"/>
+          </w:tcPr>
+          <w:p>
+            <w:pPr>
+              <w:jc w:val="center"/>
+              <w:rPr>
+                <w:sz w:val="24"/>
+                <w:szCs w:val="24"/>
+              </w:rPr>
+            </w:pPr>
+            <w:r>
+              <w:rPr>
+                <w:sz w:val="24"/>
+                <w:szCs w:val="24"/>
+              </w:rPr>
+              <w:t>Tokens Únicos</w:t>
+            </w:r>
+          </w:p>
+        </w:tc>
+        <w:tc>
+          <w:tcPr>
+            <w:tcW w:w="3210" w:type="dxa"/>
+          </w:tcPr>
+          <w:p>
+            <w:pPr>
+              <w:jc w:val="center"/>
+              <w:cnfStyle w:val="000000000000" w:firstRow="0" w:lastRow="0" w:firstColumn="0" w:lastColumn="0" w:oddVBand="0" w:evenVBand="0" w:oddHBand="0" w:evenHBand="0" w:firstRowFirstColumn="0" w:firstRowLastColumn="0" w:lastRowFirstColumn="0" w:lastRowLastColumn="0"/>
+              <w:rPr>
+                <w:sz w:val="24"/>
+                <w:szCs w:val="24"/>
+              </w:rPr>
+            </w:pPr>
+            <w:r>
+              <w:rPr>
+                <w:sz w:val="24"/>
+                <w:szCs w:val="24"/>
+              </w:rPr>
+              <w:t>7993</w:t>
+            </w:r>
+          </w:p>
+        </w:tc>
+        <w:tc>
+          <w:tcPr>
+            <w:tcW w:w="3210" w:type="dxa"/>
+          </w:tcPr>
+          <w:p>
+            <w:pPr>
+              <w:jc w:val="center"/>
+              <w:cnfStyle w:val="000000000000" w:firstRow="0" w:lastRow="0" w:firstColumn="0" w:lastColumn="0" w:oddVBand="0" w:evenVBand="0" w:oddHBand="0" w:evenHBand="0" w:firstRowFirstColumn="0" w:firstRowLastColumn="0" w:lastRowFirstColumn="0" w:lastRowLastColumn="0"/>
+              <w:rPr>
+                <w:sz w:val="24"/>
+                <w:szCs w:val="24"/>
+              </w:rPr>
+            </w:pPr>
+            <w:r>
+              <w:rPr>
+                <w:sz w:val="24"/>
+                <w:szCs w:val="24"/>
+              </w:rPr>
+              <w:t>6877</w:t>
+            </w:r>
+          </w:p>
+        </w:tc>
+      </w:tr>
+      <w:tr>
+        <w:tc>
+          <w:tcPr>
+            <w:cnfStyle w:val="001000000000" w:firstRow="0" w:lastRow="0" w:firstColumn="1" w:lastColumn="0" w:oddVBand="0" w:evenVBand="0" w:oddHBand="0" w:evenHBand="0" w:firstRowFirstColumn="0" w:firstRowLastColumn="0" w:lastRowFirstColumn="0" w:lastRowLastColumn="0"/>
+            <w:tcW w:w="3210" w:type="dxa"/>
+          </w:tcPr>
+          <w:p>
+            <w:pPr>
+              <w:jc w:val="center"/>
+              <w:rPr>
+                <w:sz w:val="24"/>
+                <w:szCs w:val="24"/>
+              </w:rPr>
+            </w:pPr>
+            <w:r>
+              <w:rPr>
+                <w:sz w:val="24"/>
+                <w:szCs w:val="24"/>
+              </w:rPr>
+              <w:t>Tiempo de ejecución</w:t>
+            </w:r>
+          </w:p>
+        </w:tc>
+        <w:tc>
+          <w:tcPr>
+            <w:tcW w:w="3210" w:type="dxa"/>
+          </w:tcPr>
+          <w:p>
+            <w:pPr>
+              <w:jc w:val="center"/>
+              <w:cnfStyle w:val="000000000000" w:firstRow="0" w:lastRow="0" w:firstColumn="0" w:lastColumn="0" w:oddVBand="0" w:evenVBand="0" w:oddHBand="0" w:evenHBand="0" w:firstRowFirstColumn="0" w:firstRowLastColumn="0" w:lastRowFirstColumn="0" w:lastRowLastColumn="0"/>
+              <w:rPr>
+                <w:sz w:val="24"/>
+                <w:szCs w:val="24"/>
+              </w:rPr>
+            </w:pPr>
+            <w:r>
+              <w:rPr>
+                <w:sz w:val="24"/>
+                <w:szCs w:val="24"/>
+              </w:rPr>
+              <w:t>5.43s</w:t>
+            </w:r>
+          </w:p>
+        </w:tc>
+        <w:tc>
+          <w:tcPr>
+            <w:tcW w:w="3210" w:type="dxa"/>
+          </w:tcPr>
+          <w:p>
+            <w:pPr>
+              <w:jc w:val="center"/>
+              <w:cnfStyle w:val="000000000000" w:firstRow="0" w:lastRow="0" w:firstColumn="0" w:lastColumn="0" w:oddVBand="0" w:evenVBand="0" w:oddHBand="0" w:evenHBand="0" w:firstRowFirstColumn="0" w:firstRowLastColumn="0" w:lastRowFirstColumn="0" w:lastRowLastColumn="0"/>
+              <w:rPr>
+                <w:sz w:val="24"/>
+                <w:szCs w:val="24"/>
+              </w:rPr>
+            </w:pPr>
+            <w:r>
+              <w:rPr>
+                <w:sz w:val="24"/>
+                <w:szCs w:val="24"/>
+              </w:rPr>
+              <w:t>4.29</w:t>
+            </w:r>
+            <w:r>
+              <w:rPr>
+                <w:sz w:val="24"/>
+                <w:szCs w:val="24"/>
+              </w:rPr>
+              <w:t>s</w:t>
+            </w:r>
+          </w:p>
+        </w:tc>
+      </w:tr>
+    </w:tbl>
+    <w:p>
+      <w:pPr>
+        <w:rPr>
+          <w:color w:val="F79646" w:themeColor="accent6"/>
+          <w:sz w:val="24"/>
+          <w:szCs w:val="24"/>
+        </w:rPr>
+      </w:pPr>
+    </w:p>
+    <w:p>
+      <w:pPr>
+        <w:rPr>
+          <w:color w:val="F79646" w:themeColor="accent6"/>
+          <w:sz w:val="24"/>
+          <w:szCs w:val="24"/>
+        </w:rPr>
+      </w:pPr>
+    </w:p>
     <w:p>
       <w:pPr>
         <w:rPr>
@@ -5516,7 +5742,21 @@
           <w:sz w:val="24"/>
           <w:szCs w:val="24"/>
         </w:rPr>
-        <w:t xml:space="preserve"> de 1000 tokens adicionales que Lancaster, esto que debe que prevalece un enfoque conservador en este stemmer, tratando de no recortar tan bruscamente las palabras y garantizar que las raíces se puedan interpretar mejor. En cambio, Lancaster tiene reglas </w:t>
+        <w:t xml:space="preserve"> de 1000 tokens adicionales que Lancaster</w:t>
+      </w:r>
+      <w:r>
+        <w:rPr>
+          <w:sz w:val="24"/>
+          <w:szCs w:val="24"/>
+        </w:rPr>
+        <w:t xml:space="preserve">, esto se debe a que </w:t>
+      </w:r>
+      <w:r>
+        <w:rPr>
+          <w:sz w:val="24"/>
+          <w:szCs w:val="24"/>
+        </w:rPr>
+        <w:t xml:space="preserve">prevalece un enfoque conservador en este stemmer, tratando de no recortar tan bruscamente las palabras y garantizar que las raíces se puedan interpretar mejor. En cambio, Lancaster tiene reglas </w:t>
       </w:r>
       <w:r>
         <w:rPr>
@@ -11142,6 +11382,82 @@
       <w:u w:val="single"/>
     </w:rPr>
   </w:style>
+  <w:style w:type="table" w:styleId="Tablaconcuadrcula">
+    <w:name w:val="Table Grid"/>
+    <w:basedOn w:val="Tablanormal"/>
+    <w:uiPriority w:val="39"/>
+    <w:rsid w:val="00A8282E"/>
+    <w:pPr>
+      <w:spacing w:line="240" w:lineRule="auto"/>
+    </w:pPr>
+    <w:tblPr>
+      <w:tblBorders>
+        <w:top w:val="single" w:sz="4" w:space="0" w:color="auto"/>
+        <w:left w:val="single" w:sz="4" w:space="0" w:color="auto"/>
+        <w:bottom w:val="single" w:sz="4" w:space="0" w:color="auto"/>
+        <w:right w:val="single" w:sz="4" w:space="0" w:color="auto"/>
+        <w:insideH w:val="single" w:sz="4" w:space="0" w:color="auto"/>
+        <w:insideV w:val="single" w:sz="4" w:space="0" w:color="auto"/>
+      </w:tblBorders>
+    </w:tblPr>
+  </w:style>
+  <w:style w:type="table" w:styleId="Tablaconcuadrcula1clara">
+    <w:name w:val="Grid Table 1 Light"/>
+    <w:basedOn w:val="Tablanormal"/>
+    <w:uiPriority w:val="46"/>
+    <w:rsid w:val="00A8282E"/>
+    <w:pPr>
+      <w:spacing w:line="240" w:lineRule="auto"/>
+    </w:pPr>
+    <w:tblPr>
+      <w:tblStyleRowBandSize w:val="1"/>
+      <w:tblStyleColBandSize w:val="1"/>
+      <w:tblBorders>
+        <w:top w:val="single" w:sz="4" w:space="0" w:color="999999" w:themeColor="text1" w:themeTint="66"/>
+        <w:left w:val="single" w:sz="4" w:space="0" w:color="999999" w:themeColor="text1" w:themeTint="66"/>
+        <w:bottom w:val="single" w:sz="4" w:space="0" w:color="999999" w:themeColor="text1" w:themeTint="66"/>
+        <w:right w:val="single" w:sz="4" w:space="0" w:color="999999" w:themeColor="text1" w:themeTint="66"/>
+        <w:insideH w:val="single" w:sz="4" w:space="0" w:color="999999" w:themeColor="text1" w:themeTint="66"/>
+        <w:insideV w:val="single" w:sz="4" w:space="0" w:color="999999" w:themeColor="text1" w:themeTint="66"/>
+      </w:tblBorders>
+    </w:tblPr>
+    <w:tblStylePr w:type="firstRow">
+      <w:rPr>
+        <w:b/>
+        <w:bCs/>
+      </w:rPr>
+      <w:tblPr/>
+      <w:tcPr>
+        <w:tcBorders>
+          <w:bottom w:val="single" w:sz="12" w:space="0" w:color="666666" w:themeColor="text1" w:themeTint="99"/>
+        </w:tcBorders>
+      </w:tcPr>
+    </w:tblStylePr>
+    <w:tblStylePr w:type="lastRow">
+      <w:rPr>
+        <w:b/>
+        <w:bCs/>
+      </w:rPr>
+      <w:tblPr/>
+      <w:tcPr>
+        <w:tcBorders>
+          <w:top w:val="double" w:sz="2" w:space="0" w:color="666666" w:themeColor="text1" w:themeTint="99"/>
+        </w:tcBorders>
+      </w:tcPr>
+    </w:tblStylePr>
+    <w:tblStylePr w:type="firstCol">
+      <w:rPr>
+        <w:b/>
+        <w:bCs/>
+      </w:rPr>
+    </w:tblStylePr>
+    <w:tblStylePr w:type="lastCol">
+      <w:rPr>
+        <w:b/>
+        <w:bCs/>
+      </w:rPr>
+    </w:tblStylePr>
+  </w:style>
 </w:styles>
 </file>
 

--- a/TP1/2026_RI_TP1_Análisis de Texto.docx
+++ b/TP1/2026_RI_TP1_Análisis de Texto.docx
@@ -5842,7 +5842,7 @@
           <w:ilvl w:val="0"/>
           <w:numId w:val="1"/>
         </w:numPr>
-        <w:ind w:left="1080"/>
+        <w:ind w:left="360"/>
         <w:jc w:val="both"/>
         <w:rPr>
           <w:color w:val="F79646" w:themeColor="accent6"/>
@@ -5866,6 +5866,7 @@
           <w:ilvl w:val="0"/>
           <w:numId w:val="3"/>
         </w:numPr>
+        <w:ind w:left="720"/>
         <w:jc w:val="both"/>
         <w:rPr>
           <w:color w:val="F79646" w:themeColor="accent6"/>
@@ -5888,6 +5889,7 @@
           <w:ilvl w:val="0"/>
           <w:numId w:val="3"/>
         </w:numPr>
+        <w:ind w:left="720"/>
         <w:jc w:val="both"/>
         <w:rPr>
           <w:color w:val="F79646" w:themeColor="accent6"/>
@@ -5976,7 +5978,6 @@
     </w:p>
     <w:p>
       <w:pPr>
-        <w:ind w:left="720"/>
         <w:jc w:val="both"/>
         <w:rPr>
           <w:color w:val="F79646" w:themeColor="accent6"/>
@@ -6181,6 +6182,121 @@
           <w:szCs w:val="24"/>
         </w:rPr>
         <w:t>Ambos métodos se compararon con la solución provista y el resultado en langdetect</w:t>
+      </w:r>
+    </w:p>
+    <w:p>
+      <w:pPr>
+        <w:rPr>
+          <w:sz w:val="24"/>
+          <w:szCs w:val="24"/>
+        </w:rPr>
+      </w:pPr>
+    </w:p>
+    <w:p>
+      <w:pPr>
+        <w:rPr>
+          <w:b/>
+          <w:bCs/>
+          <w:sz w:val="24"/>
+          <w:szCs w:val="24"/>
+        </w:rPr>
+      </w:pPr>
+      <w:r>
+        <w:rPr>
+          <w:b/>
+          <w:bCs/>
+          <w:sz w:val="24"/>
+          <w:szCs w:val="24"/>
+        </w:rPr>
+        <w:t>Langdetect</w:t>
+      </w:r>
+    </w:p>
+    <w:p>
+      <w:pPr>
+        <w:rPr>
+          <w:b/>
+          <w:bCs/>
+          <w:sz w:val="24"/>
+          <w:szCs w:val="24"/>
+        </w:rPr>
+      </w:pPr>
+    </w:p>
+    <w:p>
+      <w:pPr>
+        <w:rPr>
+          <w:sz w:val="24"/>
+          <w:szCs w:val="24"/>
+        </w:rPr>
+      </w:pPr>
+      <w:r>
+        <w:rPr>
+          <w:sz w:val="24"/>
+          <w:szCs w:val="24"/>
+        </w:rPr>
+        <w:drawing>
+          <wp:inline distT="0" distB="0" distL="0" distR="0" wp14:anchorId="26DFA648" wp14:editId="4E103C3C">
+            <wp:extent cx="6121400" cy="1371600"/>
+            <wp:effectExtent l="0" t="0" r="0" b="0"/>
+            <wp:docPr id="46" name="Imagen 46"/>
+            <wp:cNvGraphicFramePr>
+              <a:graphicFrameLocks xmlns:a="http://schemas.openxmlformats.org/drawingml/2006/main" noChangeAspect="1"/>
+            </wp:cNvGraphicFramePr>
+            <a:graphic xmlns:a="http://schemas.openxmlformats.org/drawingml/2006/main">
+              <a:graphicData uri="http://schemas.openxmlformats.org/drawingml/2006/picture">
+                <pic:pic xmlns:pic="http://schemas.openxmlformats.org/drawingml/2006/picture">
+                  <pic:nvPicPr>
+                    <pic:cNvPr id="1" name=""/>
+                    <pic:cNvPicPr/>
+                  </pic:nvPicPr>
+                  <pic:blipFill rotWithShape="1">
+                    <a:blip r:embed="rId31"/>
+                    <a:srcRect t="13490" b="14558"/>
+                    <a:stretch/>
+                  </pic:blipFill>
+                  <pic:spPr bwMode="auto">
+                    <a:xfrm>
+                      <a:off x="0" y="0"/>
+                      <a:ext cx="6121400" cy="1371600"/>
+                    </a:xfrm>
+                    <a:prstGeom prst="rect">
+                      <a:avLst/>
+                    </a:prstGeom>
+                    <a:ln>
+                      <a:noFill/>
+                    </a:ln>
+                    <a:extLst>
+                      <a:ext uri="{53640926-AAD7-44D8-BBD7-CCE9431645EC}">
+                        <a14:shadowObscured xmlns:a14="http://schemas.microsoft.com/office/drawing/2010/main"/>
+                      </a:ext>
+                    </a:extLst>
+                  </pic:spPr>
+                </pic:pic>
+              </a:graphicData>
+            </a:graphic>
+          </wp:inline>
+        </w:drawing>
+      </w:r>
+    </w:p>
+    <w:p>
+      <w:pPr>
+        <w:rPr>
+          <w:sz w:val="24"/>
+          <w:szCs w:val="24"/>
+        </w:rPr>
+      </w:pPr>
+      <w:r>
+        <w:rPr>
+          <w:sz w:val="24"/>
+          <w:szCs w:val="24"/>
+        </w:rPr>
+        <w:t xml:space="preserve">La librería propuesta por Python tiene un acierto del 99% de los casos, fallando solamente en 3 </w:t>
+      </w:r>
+      <w:r>
+        <w:rPr>
+          <w:sz w:val="24"/>
+          <w:szCs w:val="24"/>
+        </w:rPr>
+        <w:t>líneas. Este será utilizado como segundo estándar de control para los dos métodos a probar.</w:t>
       </w:r>
     </w:p>
     <w:p>
@@ -6263,7 +6379,7 @@
                     <pic:cNvPicPr/>
                   </pic:nvPicPr>
                   <pic:blipFill rotWithShape="1">
-                    <a:blip r:embed="rId31"/>
+                    <a:blip r:embed="rId32"/>
                     <a:srcRect t="25597" b="19270"/>
                     <a:stretch/>
                   </pic:blipFill>
@@ -6317,6 +6433,7 @@
           <w:sz w:val="24"/>
           <w:szCs w:val="24"/>
         </w:rPr>
+        <w:lastRenderedPageBreak/>
         <w:t xml:space="preserve">Método </w:t>
       </w:r>
       <w:r>
@@ -6388,7 +6505,7 @@
                     <pic:cNvPicPr/>
                   </pic:nvPicPr>
                   <pic:blipFill rotWithShape="1">
-                    <a:blip r:embed="rId32"/>
+                    <a:blip r:embed="rId33"/>
                     <a:srcRect t="27960" b="18483"/>
                     <a:stretch/>
                   </pic:blipFill>
@@ -6437,31 +6554,37 @@
           <w:sz w:val="24"/>
           <w:szCs w:val="24"/>
         </w:rPr>
-        <w:lastRenderedPageBreak/>
-        <w:t>Como puede verse, el segundo método es mejor que el primero para identificar idiomas por 40 líneas más, acercándose el segundo a un porcentaje de acierto del 94%, un numero bastante elevado.</w:t>
-      </w:r>
-    </w:p>
-    <w:p>
-      <w:pPr>
-        <w:rPr>
-          <w:sz w:val="24"/>
-          <w:szCs w:val="24"/>
-        </w:rPr>
-      </w:pPr>
-    </w:p>
-    <w:p>
-      <w:pPr>
-        <w:rPr>
-          <w:sz w:val="24"/>
-          <w:szCs w:val="24"/>
-        </w:rPr>
-      </w:pPr>
-      <w:r>
-        <w:rPr>
-          <w:sz w:val="24"/>
-          <w:szCs w:val="24"/>
-        </w:rPr>
-        <w:t>Además, la comparación entre Langdetect y la solución difiere en porcentajes mínimos, donde la librería provista por Python puede equivocarse en 1 línea de las 300 que se probaron.</w:t>
+        <w:t>Como puede verse, el segundo método es mejor que el primero para identificar idiomas por 40 líneas más, acercándose el segundo a un porcentaje de acierto del 94%,</w:t>
+      </w:r>
+      <w:r>
+        <w:rPr>
+          <w:sz w:val="24"/>
+          <w:szCs w:val="24"/>
+        </w:rPr>
+        <w:t xml:space="preserve"> aumentando la precisión en un 13% respecto a el método 1.</w:t>
+      </w:r>
+    </w:p>
+    <w:p>
+      <w:pPr>
+        <w:rPr>
+          <w:sz w:val="24"/>
+          <w:szCs w:val="24"/>
+        </w:rPr>
+      </w:pPr>
+    </w:p>
+    <w:p>
+      <w:pPr>
+        <w:rPr>
+          <w:sz w:val="24"/>
+          <w:szCs w:val="24"/>
+        </w:rPr>
+      </w:pPr>
+      <w:r>
+        <w:rPr>
+          <w:sz w:val="24"/>
+          <w:szCs w:val="24"/>
+        </w:rPr>
+        <w:t>El método 2 es tan solido que logra un 93.67% de similitud de comportamiento frente a la herramienta que provee Python</w:t>
       </w:r>
     </w:p>
     <w:p>
@@ -6626,99 +6749,6 @@
             <wp:extent cx="2857500" cy="2207407"/>
             <wp:effectExtent l="0" t="0" r="0" b="2540"/>
             <wp:docPr id="32" name="Imagen 32"/>
-            <wp:cNvGraphicFramePr>
-              <a:graphicFrameLocks xmlns:a="http://schemas.openxmlformats.org/drawingml/2006/main" noChangeAspect="1"/>
-            </wp:cNvGraphicFramePr>
-            <a:graphic xmlns:a="http://schemas.openxmlformats.org/drawingml/2006/main">
-              <a:graphicData uri="http://schemas.openxmlformats.org/drawingml/2006/picture">
-                <pic:pic xmlns:pic="http://schemas.openxmlformats.org/drawingml/2006/picture">
-                  <pic:nvPicPr>
-                    <pic:cNvPr id="1" name=""/>
-                    <pic:cNvPicPr/>
-                  </pic:nvPicPr>
-                  <pic:blipFill>
-                    <a:blip r:embed="rId33"/>
-                    <a:stretch>
-                      <a:fillRect/>
-                    </a:stretch>
-                  </pic:blipFill>
-                  <pic:spPr>
-                    <a:xfrm>
-                      <a:off x="0" y="0"/>
-                      <a:ext cx="2860276" cy="2209551"/>
-                    </a:xfrm>
-                    <a:prstGeom prst="rect">
-                      <a:avLst/>
-                    </a:prstGeom>
-                  </pic:spPr>
-                </pic:pic>
-              </a:graphicData>
-            </a:graphic>
-          </wp:inline>
-        </w:drawing>
-      </w:r>
-    </w:p>
-    <w:p>
-      <w:pPr>
-        <w:jc w:val="center"/>
-        <w:rPr>
-          <w:b/>
-          <w:bCs/>
-          <w:sz w:val="24"/>
-          <w:szCs w:val="24"/>
-        </w:rPr>
-      </w:pPr>
-    </w:p>
-    <w:p>
-      <w:pPr>
-        <w:rPr>
-          <w:b/>
-          <w:bCs/>
-          <w:sz w:val="24"/>
-          <w:szCs w:val="24"/>
-        </w:rPr>
-      </w:pPr>
-      <w:r>
-        <w:rPr>
-          <w:b/>
-          <w:bCs/>
-          <w:sz w:val="24"/>
-          <w:szCs w:val="24"/>
-        </w:rPr>
-        <w:t>Distribución en escala log-log</w:t>
-      </w:r>
-    </w:p>
-    <w:p>
-      <w:pPr>
-        <w:rPr>
-          <w:b/>
-          <w:bCs/>
-          <w:sz w:val="24"/>
-          <w:szCs w:val="24"/>
-        </w:rPr>
-      </w:pPr>
-    </w:p>
-    <w:p>
-      <w:pPr>
-        <w:jc w:val="center"/>
-        <w:rPr>
-          <w:color w:val="F79646" w:themeColor="accent6"/>
-          <w:sz w:val="24"/>
-          <w:szCs w:val="24"/>
-        </w:rPr>
-      </w:pPr>
-      <w:r>
-        <w:rPr>
-          <w:noProof/>
-          <w:color w:val="F79646" w:themeColor="accent6"/>
-          <w:sz w:val="24"/>
-          <w:szCs w:val="24"/>
-        </w:rPr>
-        <w:drawing>
-          <wp:inline distT="0" distB="0" distL="0" distR="0" wp14:anchorId="110BD65A" wp14:editId="4AF7D6AA">
-            <wp:extent cx="2705100" cy="2190073"/>
-            <wp:effectExtent l="0" t="0" r="0" b="1270"/>
-            <wp:docPr id="33" name="Imagen 33"/>
             <wp:cNvGraphicFramePr>
               <a:graphicFrameLocks xmlns:a="http://schemas.openxmlformats.org/drawingml/2006/main" noChangeAspect="1"/>
             </wp:cNvGraphicFramePr>
@@ -6738,7 +6768,7 @@
                   <pic:spPr>
                     <a:xfrm>
                       <a:off x="0" y="0"/>
-                      <a:ext cx="2716727" cy="2199487"/>
+                      <a:ext cx="2860276" cy="2209551"/>
                     </a:xfrm>
                     <a:prstGeom prst="rect">
                       <a:avLst/>
@@ -6753,440 +6783,7 @@
     </w:p>
     <w:p>
       <w:pPr>
-        <w:rPr>
-          <w:color w:val="F79646" w:themeColor="accent6"/>
-          <w:sz w:val="24"/>
-          <w:szCs w:val="24"/>
-        </w:rPr>
-      </w:pPr>
-    </w:p>
-    <w:p>
-      <w:pPr>
-        <w:rPr>
-          <w:sz w:val="24"/>
-          <w:szCs w:val="24"/>
-        </w:rPr>
-      </w:pPr>
-      <w:r>
-        <w:rPr>
-          <w:sz w:val="24"/>
-          <w:szCs w:val="24"/>
-        </w:rPr>
-        <w:t xml:space="preserve">A través del grafico en escala log-log, podemos ver como la predicción se ajusta a una </w:t>
-      </w:r>
-      <w:r>
-        <w:rPr>
-          <w:sz w:val="24"/>
-          <w:szCs w:val="24"/>
-        </w:rPr>
-        <w:t>línea</w:t>
-      </w:r>
-      <w:r>
-        <w:rPr>
-          <w:sz w:val="24"/>
-          <w:szCs w:val="24"/>
-        </w:rPr>
-        <w:t xml:space="preserve"> recta en lo que son el centro de los datos, que coinciden con las palabras que no son ni muy frecuente ni poco comunes. </w:t>
-      </w:r>
-    </w:p>
-    <w:p>
-      <w:pPr>
-        <w:rPr>
-          <w:sz w:val="24"/>
-          <w:szCs w:val="24"/>
-        </w:rPr>
-      </w:pPr>
-    </w:p>
-    <w:p>
-      <w:pPr>
-        <w:rPr>
-          <w:sz w:val="24"/>
-          <w:szCs w:val="24"/>
-        </w:rPr>
-      </w:pPr>
-      <w:r>
-        <w:rPr>
-          <w:sz w:val="24"/>
-          <w:szCs w:val="24"/>
-        </w:rPr>
-        <w:lastRenderedPageBreak/>
-        <w:t xml:space="preserve">En este caso, no realizamos la eliminación de stopwords, y eso puede verse en el </w:t>
-      </w:r>
-      <w:r>
-        <w:rPr>
-          <w:sz w:val="24"/>
-          <w:szCs w:val="24"/>
-        </w:rPr>
-        <w:t>gráfico</w:t>
-      </w:r>
-      <w:r>
-        <w:rPr>
-          <w:sz w:val="24"/>
-          <w:szCs w:val="24"/>
-        </w:rPr>
-        <w:t xml:space="preserve"> de la escala lineal, donde la gran cantidad de frecuencia de palabras se encuentra al principio. Obteniendo los 10 términos más frecuente, tenemos esto:</w:t>
-      </w:r>
-    </w:p>
-    <w:p>
-      <w:pPr>
-        <w:rPr>
-          <w:sz w:val="24"/>
-          <w:szCs w:val="24"/>
-        </w:rPr>
-      </w:pPr>
-    </w:p>
-    <w:p>
-      <w:pPr>
-        <w:pStyle w:val="Prrafodelista"/>
-        <w:numPr>
-          <w:ilvl w:val="0"/>
-          <w:numId w:val="17"/>
-        </w:numPr>
-        <w:jc w:val="both"/>
-        <w:rPr>
-          <w:sz w:val="24"/>
-          <w:szCs w:val="24"/>
-        </w:rPr>
-      </w:pPr>
-      <w:r>
-        <w:rPr>
-          <w:sz w:val="24"/>
-          <w:szCs w:val="24"/>
-        </w:rPr>
-        <w:t>que: 20769</w:t>
-      </w:r>
-    </w:p>
-    <w:p>
-      <w:pPr>
-        <w:pStyle w:val="Prrafodelista"/>
-        <w:numPr>
-          <w:ilvl w:val="0"/>
-          <w:numId w:val="17"/>
-        </w:numPr>
-        <w:jc w:val="both"/>
-        <w:rPr>
-          <w:sz w:val="24"/>
-          <w:szCs w:val="24"/>
-        </w:rPr>
-      </w:pPr>
-      <w:r>
-        <w:rPr>
-          <w:sz w:val="24"/>
-          <w:szCs w:val="24"/>
-        </w:rPr>
-        <w:t>de: 18411</w:t>
-      </w:r>
-    </w:p>
-    <w:p>
-      <w:pPr>
-        <w:pStyle w:val="Prrafodelista"/>
-        <w:numPr>
-          <w:ilvl w:val="0"/>
-          <w:numId w:val="17"/>
-        </w:numPr>
-        <w:jc w:val="both"/>
-        <w:rPr>
-          <w:sz w:val="24"/>
-          <w:szCs w:val="24"/>
-        </w:rPr>
-      </w:pPr>
-      <w:r>
-        <w:rPr>
-          <w:sz w:val="24"/>
-          <w:szCs w:val="24"/>
-        </w:rPr>
-        <w:t>y: 18272</w:t>
-      </w:r>
-    </w:p>
-    <w:p>
-      <w:pPr>
-        <w:pStyle w:val="Prrafodelista"/>
-        <w:numPr>
-          <w:ilvl w:val="0"/>
-          <w:numId w:val="17"/>
-        </w:numPr>
-        <w:jc w:val="both"/>
-        <w:rPr>
-          <w:sz w:val="24"/>
-          <w:szCs w:val="24"/>
-        </w:rPr>
-      </w:pPr>
-      <w:r>
-        <w:rPr>
-          <w:sz w:val="24"/>
-          <w:szCs w:val="24"/>
-        </w:rPr>
-        <w:t>la: 10492</w:t>
-      </w:r>
-    </w:p>
-    <w:p>
-      <w:pPr>
-        <w:pStyle w:val="Prrafodelista"/>
-        <w:numPr>
-          <w:ilvl w:val="0"/>
-          <w:numId w:val="17"/>
-        </w:numPr>
-        <w:jc w:val="both"/>
-        <w:rPr>
-          <w:sz w:val="24"/>
-          <w:szCs w:val="24"/>
-        </w:rPr>
-      </w:pPr>
-      <w:r>
-        <w:rPr>
-          <w:sz w:val="24"/>
-          <w:szCs w:val="24"/>
-        </w:rPr>
-        <w:t>a: 9934</w:t>
-      </w:r>
-    </w:p>
-    <w:p>
-      <w:pPr>
-        <w:pStyle w:val="Prrafodelista"/>
-        <w:numPr>
-          <w:ilvl w:val="0"/>
-          <w:numId w:val="17"/>
-        </w:numPr>
-        <w:jc w:val="both"/>
-        <w:rPr>
-          <w:sz w:val="24"/>
-          <w:szCs w:val="24"/>
-        </w:rPr>
-      </w:pPr>
-      <w:r>
-        <w:rPr>
-          <w:sz w:val="24"/>
-          <w:szCs w:val="24"/>
-        </w:rPr>
-        <w:t>en: 8285</w:t>
-      </w:r>
-    </w:p>
-    <w:p>
-      <w:pPr>
-        <w:pStyle w:val="Prrafodelista"/>
-        <w:numPr>
-          <w:ilvl w:val="0"/>
-          <w:numId w:val="17"/>
-        </w:numPr>
-        <w:jc w:val="both"/>
-        <w:rPr>
-          <w:sz w:val="24"/>
-          <w:szCs w:val="24"/>
-        </w:rPr>
-      </w:pPr>
-      <w:r>
-        <w:rPr>
-          <w:sz w:val="24"/>
-          <w:szCs w:val="24"/>
-        </w:rPr>
-        <w:t>el: 8267</w:t>
-      </w:r>
-    </w:p>
-    <w:p>
-      <w:pPr>
-        <w:pStyle w:val="Prrafodelista"/>
-        <w:numPr>
-          <w:ilvl w:val="0"/>
-          <w:numId w:val="17"/>
-        </w:numPr>
-        <w:jc w:val="both"/>
-        <w:rPr>
-          <w:sz w:val="24"/>
-          <w:szCs w:val="24"/>
-        </w:rPr>
-      </w:pPr>
-      <w:r>
-        <w:rPr>
-          <w:sz w:val="24"/>
-          <w:szCs w:val="24"/>
-        </w:rPr>
-        <w:t>no: 6356</w:t>
-      </w:r>
-    </w:p>
-    <w:p>
-      <w:pPr>
-        <w:pStyle w:val="Prrafodelista"/>
-        <w:numPr>
-          <w:ilvl w:val="0"/>
-          <w:numId w:val="17"/>
-        </w:numPr>
-        <w:jc w:val="both"/>
-        <w:rPr>
-          <w:sz w:val="24"/>
-          <w:szCs w:val="24"/>
-        </w:rPr>
-      </w:pPr>
-      <w:r>
-        <w:rPr>
-          <w:sz w:val="24"/>
-          <w:szCs w:val="24"/>
-        </w:rPr>
-        <w:t>los: 4769</w:t>
-      </w:r>
-    </w:p>
-    <w:p>
-      <w:pPr>
-        <w:pStyle w:val="Prrafodelista"/>
-        <w:numPr>
-          <w:ilvl w:val="0"/>
-          <w:numId w:val="17"/>
-        </w:numPr>
-        <w:jc w:val="both"/>
-        <w:rPr>
-          <w:sz w:val="24"/>
-          <w:szCs w:val="24"/>
-        </w:rPr>
-      </w:pPr>
-      <w:r>
-        <w:rPr>
-          <w:sz w:val="24"/>
-          <w:szCs w:val="24"/>
-        </w:rPr>
-        <w:t>se: 4752</w:t>
-      </w:r>
-    </w:p>
-    <w:p>
-      <w:pPr>
-        <w:jc w:val="both"/>
-        <w:rPr>
-          <w:color w:val="F79646" w:themeColor="accent6"/>
-          <w:sz w:val="24"/>
-          <w:szCs w:val="24"/>
-        </w:rPr>
-      </w:pPr>
-    </w:p>
-    <w:p>
-      <w:pPr>
-        <w:jc w:val="both"/>
-        <w:rPr>
-          <w:sz w:val="24"/>
-          <w:szCs w:val="24"/>
-        </w:rPr>
-      </w:pPr>
-      <w:r>
-        <w:rPr>
-          <w:sz w:val="24"/>
-          <w:szCs w:val="24"/>
-        </w:rPr>
-        <w:t xml:space="preserve">Todas estas son palabras vacías, que </w:t>
-      </w:r>
-      <w:r>
-        <w:rPr>
-          <w:sz w:val="24"/>
-          <w:szCs w:val="24"/>
-        </w:rPr>
-        <w:t>sería</w:t>
-      </w:r>
-      <w:r>
-        <w:rPr>
-          <w:sz w:val="24"/>
-          <w:szCs w:val="24"/>
-        </w:rPr>
-        <w:t xml:space="preserve"> necesario eliminar para hacer un correcto análisis.</w:t>
-      </w:r>
-    </w:p>
-    <w:p>
-      <w:pPr>
-        <w:jc w:val="both"/>
-        <w:rPr>
-          <w:sz w:val="24"/>
-          <w:szCs w:val="24"/>
-        </w:rPr>
-      </w:pPr>
-    </w:p>
-    <w:p>
-      <w:pPr>
-        <w:jc w:val="both"/>
-        <w:rPr>
-          <w:sz w:val="24"/>
-          <w:szCs w:val="24"/>
-        </w:rPr>
-      </w:pPr>
-      <w:r>
-        <w:rPr>
-          <w:sz w:val="24"/>
-          <w:szCs w:val="24"/>
-        </w:rPr>
-        <w:t xml:space="preserve">De esta forma, a través del texto del Quijote de Cervantes, obra más destacada de la literatura española, demostramos que la ley de Zypf se cumple en todos los textos literarios. </w:t>
-      </w:r>
-      <w:r>
-        <w:rPr>
-          <w:color w:val="F79646" w:themeColor="accent6"/>
-          <w:sz w:val="24"/>
-          <w:szCs w:val="24"/>
-        </w:rPr>
-        <w:br w:type="page"/>
-      </w:r>
-    </w:p>
-    <w:p>
-      <w:pPr>
-        <w:numPr>
-          <w:ilvl w:val="0"/>
-          <w:numId w:val="1"/>
-        </w:numPr>
-        <w:jc w:val="both"/>
-        <w:rPr>
-          <w:color w:val="F79646" w:themeColor="accent6"/>
-          <w:sz w:val="24"/>
-          <w:szCs w:val="24"/>
-        </w:rPr>
-      </w:pPr>
-      <w:r>
-        <w:rPr>
-          <w:color w:val="F79646" w:themeColor="accent6"/>
-          <w:sz w:val="24"/>
-          <w:szCs w:val="24"/>
-        </w:rPr>
-        <w:lastRenderedPageBreak/>
-        <w:t xml:space="preserve">Usando los datos del ejercicio anterior y de acuerdo a la ley de Zipf, calcule la cantidad de palabras que debería haber en el 10%, 20% y 30% del vocabulario. Verifique respecto de los valores reales. Utilice esta aproximación para podar el vocabulario en los mismos porcentajes e indique qué porcentaje de la poda coincide con palabras vacías. Extraiga las palabras podadas que no son </w:t>
-      </w:r>
-      <w:r>
-        <w:rPr>
-          <w:i/>
-          <w:iCs/>
-          <w:color w:val="F79646" w:themeColor="accent6"/>
-          <w:sz w:val="24"/>
-          <w:szCs w:val="24"/>
-        </w:rPr>
-        <w:t>stopwords</w:t>
-      </w:r>
-      <w:r>
-        <w:rPr>
-          <w:color w:val="F79646" w:themeColor="accent6"/>
-          <w:sz w:val="24"/>
-          <w:szCs w:val="24"/>
-        </w:rPr>
-        <w:t xml:space="preserve"> y verifique si, a su criterio, pueden ser importantes para la recuperación.</w:t>
-      </w:r>
-    </w:p>
-    <w:p>
-      <w:pPr>
-        <w:jc w:val="both"/>
-        <w:rPr>
-          <w:color w:val="F79646" w:themeColor="accent6"/>
-          <w:sz w:val="24"/>
-          <w:szCs w:val="24"/>
-        </w:rPr>
-      </w:pPr>
-      <w:r>
-        <w:rPr>
-          <w:color w:val="F79646" w:themeColor="accent6"/>
-          <w:sz w:val="24"/>
-          <w:szCs w:val="24"/>
-        </w:rPr>
-        <w:tab/>
-      </w:r>
-      <w:r>
-        <w:rPr>
-          <w:color w:val="F79646" w:themeColor="accent6"/>
-          <w:sz w:val="24"/>
-          <w:szCs w:val="24"/>
-        </w:rPr>
-        <w:tab/>
-      </w:r>
-    </w:p>
-    <w:p>
-      <w:pPr>
+        <w:jc w:val="center"/>
         <w:rPr>
           <w:b/>
           <w:bCs/>
@@ -7194,150 +6791,28 @@
           <w:szCs w:val="24"/>
         </w:rPr>
       </w:pPr>
-      <w:r>
+    </w:p>
+    <w:p>
+      <w:pPr>
         <w:rPr>
           <w:b/>
           <w:bCs/>
           <w:sz w:val="24"/>
           <w:szCs w:val="24"/>
         </w:rPr>
-        <w:t>Cantidad de palabras por cada porcentaje (%)</w:t>
-      </w:r>
-    </w:p>
-    <w:p>
-      <w:pPr>
+      </w:pPr>
+      <w:r>
         <w:rPr>
           <w:b/>
           <w:bCs/>
           <w:sz w:val="24"/>
           <w:szCs w:val="24"/>
         </w:rPr>
-      </w:pPr>
-    </w:p>
-    <w:p>
-      <w:pPr>
-        <w:rPr>
-          <w:sz w:val="24"/>
-          <w:szCs w:val="24"/>
-        </w:rPr>
-      </w:pPr>
-      <w:r>
-        <w:rPr>
-          <w:sz w:val="24"/>
-          <w:szCs w:val="24"/>
-        </w:rPr>
-        <w:t>Realizamos el cálculo de los tokens que representa el 10%, 20% y 30% del vocabulario, y se obtuvo lo siguiente:</w:t>
-      </w:r>
-    </w:p>
-    <w:p>
-      <w:pPr>
-        <w:rPr>
-          <w:sz w:val="24"/>
-          <w:szCs w:val="24"/>
-        </w:rPr>
-      </w:pPr>
-    </w:p>
-    <w:p>
-      <w:pPr>
-        <w:pStyle w:val="Prrafodelista"/>
-        <w:numPr>
-          <w:ilvl w:val="0"/>
-          <w:numId w:val="16"/>
-        </w:numPr>
-        <w:rPr>
-          <w:sz w:val="24"/>
-          <w:szCs w:val="24"/>
-        </w:rPr>
-      </w:pPr>
-      <w:r>
-        <w:rPr>
-          <w:sz w:val="24"/>
-          <w:szCs w:val="24"/>
-        </w:rPr>
-        <w:t>10% vocabulario (2357 palabras):</w:t>
-      </w:r>
-    </w:p>
-    <w:p>
-      <w:pPr>
-        <w:pStyle w:val="Prrafodelista"/>
-        <w:ind w:firstLine="720"/>
-        <w:rPr>
-          <w:sz w:val="24"/>
-          <w:szCs w:val="24"/>
-        </w:rPr>
-      </w:pPr>
-      <w:r>
-        <w:rPr>
-          <w:sz w:val="24"/>
-          <w:szCs w:val="24"/>
-        </w:rPr>
-        <w:t>Cobertura: 86.50%</w:t>
-      </w:r>
-    </w:p>
-    <w:p>
-      <w:pPr>
-        <w:pStyle w:val="Prrafodelista"/>
-        <w:numPr>
-          <w:ilvl w:val="0"/>
-          <w:numId w:val="16"/>
-        </w:numPr>
-        <w:rPr>
-          <w:sz w:val="24"/>
-          <w:szCs w:val="24"/>
-        </w:rPr>
-      </w:pPr>
-      <w:r>
-        <w:rPr>
-          <w:sz w:val="24"/>
-          <w:szCs w:val="24"/>
-        </w:rPr>
-        <w:t>20% vocabulario (4715 palabras):</w:t>
-      </w:r>
-    </w:p>
-    <w:p>
-      <w:pPr>
-        <w:pStyle w:val="Prrafodelista"/>
-        <w:ind w:firstLine="720"/>
-        <w:rPr>
-          <w:sz w:val="24"/>
-          <w:szCs w:val="24"/>
-        </w:rPr>
-      </w:pPr>
-      <w:r>
-        <w:rPr>
-          <w:sz w:val="24"/>
-          <w:szCs w:val="24"/>
-        </w:rPr>
-        <w:t>Cobertura: 91.59%</w:t>
-      </w:r>
-    </w:p>
-    <w:p>
-      <w:pPr>
-        <w:pStyle w:val="Prrafodelista"/>
-        <w:numPr>
-          <w:ilvl w:val="0"/>
-          <w:numId w:val="16"/>
-        </w:numPr>
-        <w:rPr>
-          <w:sz w:val="24"/>
-          <w:szCs w:val="24"/>
-        </w:rPr>
-      </w:pPr>
-      <w:r>
-        <w:rPr>
-          <w:sz w:val="24"/>
-          <w:szCs w:val="24"/>
-        </w:rPr>
-        <w:t>30% vocabulario (7072 palabras):</w:t>
-      </w:r>
-    </w:p>
-    <w:p>
-      <w:pPr>
-        <w:pStyle w:val="Prrafodelista"/>
-        <w:numPr>
-          <w:ilvl w:val="1"/>
-          <w:numId w:val="16"/>
-        </w:numPr>
+        <w:t>Distribución en escala log-log</w:t>
+      </w:r>
+    </w:p>
+    <w:p>
+      <w:pPr>
         <w:rPr>
           <w:b/>
           <w:bCs/>
@@ -7345,805 +6820,28 @@
           <w:szCs w:val="24"/>
         </w:rPr>
       </w:pPr>
-      <w:r>
-        <w:rPr>
-          <w:sz w:val="24"/>
-          <w:szCs w:val="24"/>
-        </w:rPr>
-        <w:t>Cobertura: 94.09%</w:t>
-      </w:r>
-    </w:p>
-    <w:p>
-      <w:pPr>
-        <w:rPr>
-          <w:b/>
-          <w:bCs/>
-          <w:sz w:val="24"/>
-          <w:szCs w:val="24"/>
-        </w:rPr>
-      </w:pPr>
-    </w:p>
-    <w:p>
-      <w:pPr>
-        <w:rPr>
-          <w:sz w:val="24"/>
-          <w:szCs w:val="24"/>
-        </w:rPr>
-      </w:pPr>
-      <w:r>
-        <w:rPr>
-          <w:sz w:val="24"/>
-          <w:szCs w:val="24"/>
-        </w:rPr>
-        <w:t>Esto nos confirma el comportamiento de la ley de Zipf, donde el 10% del vocabulario representa una gran porción de los tokens, en este caso, el 86% de los mismos.</w:t>
-      </w:r>
-    </w:p>
-    <w:p>
-      <w:pPr>
-        <w:rPr>
-          <w:sz w:val="24"/>
-          <w:szCs w:val="24"/>
-        </w:rPr>
-      </w:pPr>
-      <w:r>
-        <w:rPr>
-          <w:sz w:val="24"/>
-          <w:szCs w:val="24"/>
-        </w:rPr>
-        <w:t>A medida que subimos el porcentaje del vocabulario, la ganancia en la cobertura será menor al igual que la cantidad de palabras.</w:t>
-      </w:r>
-    </w:p>
-    <w:p>
-      <w:pPr>
-        <w:rPr>
-          <w:b/>
-          <w:bCs/>
-          <w:sz w:val="24"/>
-          <w:szCs w:val="24"/>
-        </w:rPr>
-      </w:pPr>
-    </w:p>
-    <w:p>
-      <w:pPr>
-        <w:rPr>
-          <w:b/>
-          <w:bCs/>
-          <w:sz w:val="24"/>
-          <w:szCs w:val="24"/>
-        </w:rPr>
-      </w:pPr>
-      <w:r>
-        <w:rPr>
-          <w:b/>
-          <w:bCs/>
-          <w:sz w:val="24"/>
-          <w:szCs w:val="24"/>
-        </w:rPr>
-        <w:t>Poda del vocabulario</w:t>
-      </w:r>
-    </w:p>
-    <w:p>
-      <w:pPr>
-        <w:rPr>
-          <w:b/>
-          <w:bCs/>
-          <w:sz w:val="24"/>
-          <w:szCs w:val="24"/>
-        </w:rPr>
-      </w:pPr>
-    </w:p>
-    <w:p>
-      <w:pPr>
-        <w:rPr>
-          <w:sz w:val="24"/>
-          <w:szCs w:val="24"/>
-        </w:rPr>
-      </w:pPr>
-      <w:r>
-        <w:rPr>
-          <w:sz w:val="24"/>
-          <w:szCs w:val="24"/>
-        </w:rPr>
-        <w:t>Eliminamos las palabras menos frecuentes del vocabulario, teniendo como resultado:</w:t>
-      </w:r>
-    </w:p>
-    <w:p>
-      <w:pPr>
-        <w:rPr>
-          <w:sz w:val="24"/>
-          <w:szCs w:val="24"/>
-        </w:rPr>
-      </w:pPr>
-    </w:p>
-    <w:p>
-      <w:pPr>
-        <w:pStyle w:val="Prrafodelista"/>
-        <w:numPr>
-          <w:ilvl w:val="0"/>
-          <w:numId w:val="16"/>
-        </w:numPr>
-        <w:rPr>
-          <w:sz w:val="24"/>
-          <w:szCs w:val="24"/>
-        </w:rPr>
-      </w:pPr>
-      <w:r>
-        <w:rPr>
-          <w:sz w:val="24"/>
-          <w:szCs w:val="24"/>
-        </w:rPr>
-        <w:t>Poda 90% del vocabulario:</w:t>
-      </w:r>
-    </w:p>
-    <w:p>
-      <w:pPr>
-        <w:pStyle w:val="Prrafodelista"/>
-        <w:ind w:firstLine="720"/>
-        <w:rPr>
-          <w:sz w:val="24"/>
-          <w:szCs w:val="24"/>
-        </w:rPr>
-      </w:pPr>
-      <w:r>
-        <w:rPr>
-          <w:sz w:val="24"/>
-          <w:szCs w:val="24"/>
-        </w:rPr>
-        <w:t>Palabras eliminadas: 21218</w:t>
-      </w:r>
-    </w:p>
-    <w:p>
-      <w:pPr>
-        <w:pStyle w:val="Prrafodelista"/>
-        <w:numPr>
-          <w:ilvl w:val="0"/>
-          <w:numId w:val="16"/>
-        </w:numPr>
-        <w:rPr>
-          <w:sz w:val="24"/>
-          <w:szCs w:val="24"/>
-        </w:rPr>
-      </w:pPr>
-      <w:r>
-        <w:rPr>
-          <w:sz w:val="24"/>
-          <w:szCs w:val="24"/>
-        </w:rPr>
-        <w:t>Poda 80% del vocabulario:</w:t>
-      </w:r>
-    </w:p>
-    <w:p>
-      <w:pPr>
-        <w:pStyle w:val="Prrafodelista"/>
-        <w:ind w:firstLine="720"/>
-        <w:rPr>
-          <w:sz w:val="24"/>
-          <w:szCs w:val="24"/>
-        </w:rPr>
-      </w:pPr>
-      <w:r>
-        <w:rPr>
-          <w:sz w:val="24"/>
-          <w:szCs w:val="24"/>
-        </w:rPr>
-        <w:t>Palabras eliminadas: 18860</w:t>
-      </w:r>
-    </w:p>
-    <w:p>
-      <w:pPr>
-        <w:pStyle w:val="Prrafodelista"/>
-        <w:numPr>
-          <w:ilvl w:val="0"/>
-          <w:numId w:val="16"/>
-        </w:numPr>
-        <w:rPr>
-          <w:sz w:val="24"/>
-          <w:szCs w:val="24"/>
-        </w:rPr>
-      </w:pPr>
-      <w:r>
-        <w:rPr>
-          <w:sz w:val="24"/>
-          <w:szCs w:val="24"/>
-        </w:rPr>
-        <w:t>Poda 70% del vocabulario:</w:t>
-      </w:r>
-    </w:p>
-    <w:p>
-      <w:pPr>
-        <w:pStyle w:val="Prrafodelista"/>
-        <w:ind w:firstLine="720"/>
-        <w:rPr>
-          <w:sz w:val="24"/>
-          <w:szCs w:val="24"/>
-        </w:rPr>
-      </w:pPr>
-      <w:r>
-        <w:rPr>
-          <w:sz w:val="24"/>
-          <w:szCs w:val="24"/>
-        </w:rPr>
-        <w:t>Palabras eliminadas: 16503</w:t>
-      </w:r>
-    </w:p>
-    <w:p>
-      <w:pPr>
-        <w:rPr>
-          <w:sz w:val="24"/>
-          <w:szCs w:val="24"/>
-        </w:rPr>
-      </w:pPr>
-    </w:p>
-    <w:p>
-      <w:pPr>
-        <w:rPr>
-          <w:sz w:val="24"/>
-          <w:szCs w:val="24"/>
-        </w:rPr>
-      </w:pPr>
-      <w:r>
-        <w:rPr>
-          <w:sz w:val="24"/>
-          <w:szCs w:val="24"/>
-        </w:rPr>
-        <w:t>Comparado con las stopwords, que el resultado fue el siguiente:</w:t>
-      </w:r>
-    </w:p>
-    <w:p>
-      <w:pPr>
-        <w:rPr>
-          <w:sz w:val="24"/>
-          <w:szCs w:val="24"/>
-        </w:rPr>
-      </w:pPr>
-    </w:p>
-    <w:p>
-      <w:pPr>
-        <w:pStyle w:val="Prrafodelista"/>
-        <w:numPr>
-          <w:ilvl w:val="0"/>
-          <w:numId w:val="16"/>
-        </w:numPr>
-        <w:rPr>
-          <w:sz w:val="24"/>
-          <w:szCs w:val="24"/>
-        </w:rPr>
-      </w:pPr>
-      <w:r>
-        <w:rPr>
-          <w:sz w:val="24"/>
-          <w:szCs w:val="24"/>
-        </w:rPr>
-        <w:t>Poda 90%:</w:t>
-      </w:r>
-    </w:p>
-    <w:p>
-      <w:pPr>
-        <w:pStyle w:val="Prrafodelista"/>
-        <w:ind w:firstLine="720"/>
-        <w:rPr>
-          <w:sz w:val="24"/>
-          <w:szCs w:val="24"/>
-        </w:rPr>
-      </w:pPr>
-      <w:r>
-        <w:rPr>
-          <w:sz w:val="24"/>
-          <w:szCs w:val="24"/>
-        </w:rPr>
-        <w:t>% stopwords eliminadas: 0.0000</w:t>
-      </w:r>
-    </w:p>
-    <w:p>
-      <w:pPr>
-        <w:pStyle w:val="Prrafodelista"/>
-        <w:numPr>
-          <w:ilvl w:val="0"/>
-          <w:numId w:val="16"/>
-        </w:numPr>
-        <w:rPr>
-          <w:sz w:val="24"/>
-          <w:szCs w:val="24"/>
-        </w:rPr>
-      </w:pPr>
-      <w:r>
-        <w:rPr>
-          <w:sz w:val="24"/>
-          <w:szCs w:val="24"/>
-        </w:rPr>
-        <w:t>Poda 80%:</w:t>
-      </w:r>
-    </w:p>
-    <w:p>
-      <w:pPr>
-        <w:pStyle w:val="Prrafodelista"/>
-        <w:ind w:firstLine="720"/>
-        <w:rPr>
-          <w:sz w:val="24"/>
-          <w:szCs w:val="24"/>
-        </w:rPr>
-      </w:pPr>
-      <w:r>
-        <w:rPr>
-          <w:sz w:val="24"/>
-          <w:szCs w:val="24"/>
-        </w:rPr>
-        <w:t>% stopwords eliminadas: 0.0000</w:t>
-      </w:r>
-    </w:p>
-    <w:p>
-      <w:pPr>
-        <w:rPr>
-          <w:sz w:val="24"/>
-          <w:szCs w:val="24"/>
-        </w:rPr>
-      </w:pPr>
-    </w:p>
-    <w:p>
-      <w:pPr>
-        <w:pStyle w:val="Prrafodelista"/>
-        <w:numPr>
-          <w:ilvl w:val="0"/>
-          <w:numId w:val="16"/>
-        </w:numPr>
-        <w:rPr>
-          <w:sz w:val="24"/>
-          <w:szCs w:val="24"/>
-        </w:rPr>
-      </w:pPr>
-      <w:r>
-        <w:rPr>
-          <w:sz w:val="24"/>
-          <w:szCs w:val="24"/>
-        </w:rPr>
-        <w:lastRenderedPageBreak/>
-        <w:t>Poda 70%:</w:t>
-      </w:r>
-    </w:p>
-    <w:p>
-      <w:pPr>
-        <w:pStyle w:val="Prrafodelista"/>
-        <w:ind w:firstLine="720"/>
-        <w:rPr>
-          <w:sz w:val="24"/>
-          <w:szCs w:val="24"/>
-        </w:rPr>
-      </w:pPr>
-      <w:r>
-        <w:rPr>
-          <w:sz w:val="24"/>
-          <w:szCs w:val="24"/>
-        </w:rPr>
-        <w:t>% stopwords eliminadas: 0.0000</w:t>
-      </w:r>
-    </w:p>
-    <w:p>
-      <w:pPr>
-        <w:rPr>
-          <w:b/>
-          <w:bCs/>
-          <w:sz w:val="24"/>
-          <w:szCs w:val="24"/>
-        </w:rPr>
-      </w:pPr>
-    </w:p>
-    <w:p>
-      <w:pPr>
-        <w:rPr>
-          <w:sz w:val="24"/>
-          <w:szCs w:val="24"/>
-        </w:rPr>
-      </w:pPr>
-      <w:r>
-        <w:rPr>
-          <w:sz w:val="24"/>
-          <w:szCs w:val="24"/>
-        </w:rPr>
-        <w:t xml:space="preserve">En todos los casos, la poda de stopwords dio cero. Esto quiere decir que las stopwords se encuentra entre las palabras </w:t>
-      </w:r>
-      <w:r>
-        <w:rPr>
-          <w:sz w:val="24"/>
-          <w:szCs w:val="24"/>
-        </w:rPr>
-        <w:t>más</w:t>
-      </w:r>
-      <w:r>
-        <w:rPr>
-          <w:sz w:val="24"/>
-          <w:szCs w:val="24"/>
-        </w:rPr>
-        <w:t xml:space="preserve"> frecuentes, haciendo que no sean afectadas por la poda.</w:t>
-      </w:r>
-    </w:p>
-    <w:p>
-      <w:pPr>
-        <w:rPr>
-          <w:b/>
-          <w:bCs/>
-          <w:sz w:val="24"/>
-          <w:szCs w:val="24"/>
-        </w:rPr>
-      </w:pPr>
-    </w:p>
-    <w:p>
-      <w:pPr>
-        <w:rPr>
-          <w:b/>
-          <w:bCs/>
-          <w:sz w:val="24"/>
-          <w:szCs w:val="24"/>
-        </w:rPr>
-      </w:pPr>
-      <w:r>
-        <w:rPr>
-          <w:b/>
-          <w:bCs/>
-          <w:sz w:val="24"/>
-          <w:szCs w:val="24"/>
-        </w:rPr>
-        <w:t>Palabras podadas que no son stopwords</w:t>
-      </w:r>
-    </w:p>
-    <w:p>
-      <w:pPr>
-        <w:rPr>
-          <w:b/>
-          <w:bCs/>
-          <w:sz w:val="24"/>
-          <w:szCs w:val="24"/>
-        </w:rPr>
-      </w:pPr>
-    </w:p>
-    <w:p>
-      <w:pPr>
-        <w:rPr>
-          <w:sz w:val="24"/>
-          <w:szCs w:val="24"/>
-        </w:rPr>
-      </w:pPr>
-      <w:r>
-        <w:rPr>
-          <w:sz w:val="24"/>
-          <w:szCs w:val="24"/>
-        </w:rPr>
-        <w:t>Detallo algunas palabras podadas que no son stopwords:</w:t>
-      </w:r>
-    </w:p>
-    <w:p>
-      <w:pPr>
-        <w:pStyle w:val="Prrafodelista"/>
-        <w:numPr>
-          <w:ilvl w:val="0"/>
-          <w:numId w:val="16"/>
-        </w:numPr>
-        <w:rPr>
-          <w:sz w:val="24"/>
-          <w:szCs w:val="24"/>
-        </w:rPr>
-      </w:pPr>
-      <w:r>
-        <w:rPr>
-          <w:sz w:val="24"/>
-          <w:szCs w:val="24"/>
-        </w:rPr>
-        <w:t>Conversación</w:t>
-      </w:r>
-    </w:p>
-    <w:p>
-      <w:pPr>
-        <w:pStyle w:val="Prrafodelista"/>
-        <w:numPr>
-          <w:ilvl w:val="0"/>
-          <w:numId w:val="16"/>
-        </w:numPr>
-        <w:rPr>
-          <w:sz w:val="24"/>
-          <w:szCs w:val="24"/>
-        </w:rPr>
-      </w:pPr>
-      <w:r>
-        <w:rPr>
-          <w:sz w:val="24"/>
-          <w:szCs w:val="24"/>
-        </w:rPr>
-        <w:t>Santas</w:t>
-      </w:r>
-    </w:p>
-    <w:p>
-      <w:pPr>
-        <w:pStyle w:val="Prrafodelista"/>
-        <w:numPr>
-          <w:ilvl w:val="0"/>
-          <w:numId w:val="16"/>
-        </w:numPr>
-        <w:rPr>
-          <w:sz w:val="24"/>
-          <w:szCs w:val="24"/>
-        </w:rPr>
-      </w:pPr>
-      <w:r>
-        <w:rPr>
-          <w:sz w:val="24"/>
-          <w:szCs w:val="24"/>
-        </w:rPr>
-        <w:t>Resurrección</w:t>
-      </w:r>
-    </w:p>
-    <w:p>
-      <w:pPr>
-        <w:pStyle w:val="Prrafodelista"/>
-        <w:numPr>
-          <w:ilvl w:val="0"/>
-          <w:numId w:val="16"/>
-        </w:numPr>
-        <w:rPr>
-          <w:sz w:val="24"/>
-          <w:szCs w:val="24"/>
-        </w:rPr>
-      </w:pPr>
-      <w:r>
-        <w:rPr>
-          <w:sz w:val="24"/>
-          <w:szCs w:val="24"/>
-        </w:rPr>
-        <w:t>Embajadas</w:t>
-      </w:r>
-    </w:p>
-    <w:p>
-      <w:pPr>
-        <w:pStyle w:val="Prrafodelista"/>
-        <w:numPr>
-          <w:ilvl w:val="0"/>
-          <w:numId w:val="16"/>
-        </w:numPr>
-        <w:rPr>
-          <w:sz w:val="24"/>
-          <w:szCs w:val="24"/>
-        </w:rPr>
-      </w:pPr>
-      <w:r>
-        <w:rPr>
-          <w:sz w:val="24"/>
-          <w:szCs w:val="24"/>
-        </w:rPr>
-        <w:t>Dulces</w:t>
-      </w:r>
-    </w:p>
-    <w:p>
-      <w:pPr>
-        <w:pStyle w:val="Prrafodelista"/>
-        <w:numPr>
-          <w:ilvl w:val="0"/>
-          <w:numId w:val="16"/>
-        </w:numPr>
-        <w:rPr>
-          <w:sz w:val="24"/>
-          <w:szCs w:val="24"/>
-        </w:rPr>
-      </w:pPr>
-      <w:r>
-        <w:rPr>
-          <w:sz w:val="24"/>
-          <w:szCs w:val="24"/>
-        </w:rPr>
-        <w:t>Leyéndolos</w:t>
-      </w:r>
-    </w:p>
-    <w:p>
-      <w:pPr>
-        <w:pStyle w:val="Prrafodelista"/>
-        <w:numPr>
-          <w:ilvl w:val="0"/>
-          <w:numId w:val="16"/>
-        </w:numPr>
-        <w:rPr>
-          <w:sz w:val="24"/>
-          <w:szCs w:val="24"/>
-        </w:rPr>
-      </w:pPr>
-      <w:r>
-        <w:rPr>
-          <w:sz w:val="24"/>
-          <w:szCs w:val="24"/>
-        </w:rPr>
-        <w:t>Chinche</w:t>
-      </w:r>
-    </w:p>
-    <w:p>
-      <w:pPr>
-        <w:pStyle w:val="Prrafodelista"/>
-        <w:numPr>
-          <w:ilvl w:val="0"/>
-          <w:numId w:val="16"/>
-        </w:numPr>
-        <w:rPr>
-          <w:sz w:val="24"/>
-          <w:szCs w:val="24"/>
-        </w:rPr>
-      </w:pPr>
-      <w:r>
-        <w:rPr>
-          <w:sz w:val="24"/>
-          <w:szCs w:val="24"/>
-        </w:rPr>
-        <w:t>Causadora</w:t>
-      </w:r>
-    </w:p>
-    <w:p>
-      <w:pPr>
-        <w:rPr>
-          <w:sz w:val="24"/>
-          <w:szCs w:val="24"/>
-        </w:rPr>
-      </w:pPr>
-    </w:p>
-    <w:p>
-      <w:pPr>
-        <w:rPr>
-          <w:sz w:val="24"/>
-          <w:szCs w:val="24"/>
-        </w:rPr>
-      </w:pPr>
-      <w:r>
-        <w:rPr>
-          <w:sz w:val="24"/>
-          <w:szCs w:val="24"/>
-        </w:rPr>
-        <w:t>Pueden ser casos que las palabras no sean tan utilizadas por Cervantes en el Quijote, pero esto puede causar un impacto en la recuperación si son términos que solo pertenecen a esta obra literaria, que son relevantes para la búsqueda.</w:t>
-      </w:r>
-    </w:p>
-    <w:p>
-      <w:pPr>
-        <w:rPr>
-          <w:sz w:val="24"/>
-          <w:szCs w:val="24"/>
-        </w:rPr>
-      </w:pPr>
-    </w:p>
-    <w:p>
-      <w:pPr>
-        <w:rPr>
-          <w:sz w:val="24"/>
-          <w:szCs w:val="24"/>
-        </w:rPr>
-      </w:pPr>
-      <w:r>
-        <w:rPr>
-          <w:sz w:val="24"/>
-          <w:szCs w:val="24"/>
-        </w:rPr>
-        <w:t>En base a esto último, es necesario analizar el trade-off entre la poda del vocabulario por frecuencia, ya que esta puede mejorar la eficiencia y reducir el ruido, pero afectar la recuperación de la información eliminando términos relevantes en la obra.</w:t>
-      </w:r>
-    </w:p>
-    <w:p>
-      <w:pPr>
-        <w:rPr>
-          <w:sz w:val="24"/>
-          <w:szCs w:val="24"/>
-        </w:rPr>
-      </w:pPr>
-    </w:p>
-    <w:p>
-      <w:pPr>
-        <w:pStyle w:val="Prrafodelista"/>
-        <w:numPr>
-          <w:ilvl w:val="0"/>
-          <w:numId w:val="16"/>
-        </w:numPr>
-        <w:rPr>
-          <w:color w:val="F79646" w:themeColor="accent6"/>
-          <w:sz w:val="24"/>
-          <w:szCs w:val="24"/>
-        </w:rPr>
-      </w:pPr>
-      <w:r>
-        <w:rPr>
-          <w:color w:val="F79646" w:themeColor="accent6"/>
-          <w:sz w:val="24"/>
-          <w:szCs w:val="24"/>
-        </w:rPr>
-        <w:br w:type="page"/>
-      </w:r>
-    </w:p>
-    <w:p>
-      <w:pPr>
-        <w:numPr>
-          <w:ilvl w:val="0"/>
-          <w:numId w:val="1"/>
-        </w:numPr>
-        <w:jc w:val="both"/>
-        <w:rPr>
-          <w:color w:val="F79646" w:themeColor="accent6"/>
-          <w:sz w:val="24"/>
-          <w:szCs w:val="24"/>
-        </w:rPr>
-      </w:pPr>
-      <w:r>
-        <w:rPr>
-          <w:color w:val="F79646" w:themeColor="accent6"/>
-          <w:sz w:val="24"/>
-          <w:szCs w:val="24"/>
-        </w:rPr>
-        <w:lastRenderedPageBreak/>
-        <w:t>Codifique un script que reciba como parámetro el nombre de un archivo de texto, tokenize y calcule y escriba a un archivo los pares (</w:t>
-      </w:r>
-      <w:r>
-        <w:rPr>
-          <w:rFonts w:ascii="Courier New" w:eastAsia="Courier New" w:hAnsi="Courier New" w:cs="Courier New"/>
-          <w:color w:val="F79646" w:themeColor="accent6"/>
-          <w:sz w:val="24"/>
-          <w:szCs w:val="24"/>
-        </w:rPr>
-        <w:t>#términos totales procesados, #términos únicos</w:t>
-      </w:r>
-      <w:r>
-        <w:rPr>
-          <w:color w:val="F79646" w:themeColor="accent6"/>
-          <w:sz w:val="24"/>
-          <w:szCs w:val="24"/>
-        </w:rPr>
-        <w:t>). Verifique en qué medida satisface la ley de Heaps. Grafique en la notebook los ajustes variando los parámetros de la expresión. Puede inicialmente probar con los archivos de los puntos anteriores.</w:t>
-      </w:r>
-    </w:p>
-    <w:p>
-      <w:pPr>
-        <w:jc w:val="both"/>
-        <w:rPr>
-          <w:sz w:val="24"/>
-          <w:szCs w:val="24"/>
-        </w:rPr>
-      </w:pPr>
-    </w:p>
-    <w:p>
-      <w:r>
-        <w:t>Utilizando como archivo de texto nuevamente el Quijote de Cervantes, pero realizo la construcción de los siguientes gráficos a través de los pares terminos totales – terminos unicos</w:t>
-      </w:r>
-    </w:p>
-    <w:p>
-      <w:pPr>
-        <w:rPr>
-          <w:b/>
-          <w:bCs/>
-        </w:rPr>
-      </w:pPr>
-    </w:p>
-    <w:p>
-      <w:pPr>
-        <w:rPr>
-          <w:b/>
-          <w:bCs/>
-        </w:rPr>
-      </w:pPr>
-      <w:r>
-        <w:rPr>
-          <w:b/>
-          <w:bCs/>
-        </w:rPr>
-        <w:t>Gráficos lineales y log-log para la ley de Heaps</w:t>
-      </w:r>
-    </w:p>
-    <w:p>
-      <w:pPr>
-        <w:rPr>
-          <w:b/>
-          <w:bCs/>
-        </w:rPr>
-      </w:pPr>
     </w:p>
     <w:p>
       <w:pPr>
         <w:jc w:val="center"/>
+        <w:rPr>
+          <w:color w:val="F79646" w:themeColor="accent6"/>
+          <w:sz w:val="24"/>
+          <w:szCs w:val="24"/>
+        </w:rPr>
       </w:pPr>
       <w:r>
         <w:rPr>
           <w:noProof/>
+          <w:color w:val="F79646" w:themeColor="accent6"/>
+          <w:sz w:val="24"/>
+          <w:szCs w:val="24"/>
         </w:rPr>
         <w:drawing>
-          <wp:inline distT="0" distB="0" distL="0" distR="0" wp14:anchorId="67A2939B" wp14:editId="4B716E28">
-            <wp:extent cx="2590800" cy="1938839"/>
-            <wp:effectExtent l="0" t="0" r="0" b="4445"/>
-            <wp:docPr id="34" name="Imagen 34"/>
+          <wp:inline distT="0" distB="0" distL="0" distR="0" wp14:anchorId="110BD65A" wp14:editId="4AF7D6AA">
+            <wp:extent cx="2705100" cy="2190073"/>
+            <wp:effectExtent l="0" t="0" r="0" b="1270"/>
+            <wp:docPr id="33" name="Imagen 33"/>
             <wp:cNvGraphicFramePr>
               <a:graphicFrameLocks xmlns:a="http://schemas.openxmlformats.org/drawingml/2006/main" noChangeAspect="1"/>
             </wp:cNvGraphicFramePr>
@@ -8163,7 +6861,7 @@
                   <pic:spPr>
                     <a:xfrm>
                       <a:off x="0" y="0"/>
-                      <a:ext cx="2602366" cy="1947495"/>
+                      <a:ext cx="2716727" cy="2199487"/>
                     </a:xfrm>
                     <a:prstGeom prst="rect">
                       <a:avLst/>
@@ -8175,15 +6873,1412 @@
           </wp:inline>
         </w:drawing>
       </w:r>
+    </w:p>
+    <w:p>
+      <w:pPr>
+        <w:rPr>
+          <w:color w:val="F79646" w:themeColor="accent6"/>
+          <w:sz w:val="24"/>
+          <w:szCs w:val="24"/>
+        </w:rPr>
+      </w:pPr>
+    </w:p>
+    <w:p>
+      <w:pPr>
+        <w:rPr>
+          <w:sz w:val="24"/>
+          <w:szCs w:val="24"/>
+        </w:rPr>
+      </w:pPr>
+      <w:r>
+        <w:rPr>
+          <w:sz w:val="24"/>
+          <w:szCs w:val="24"/>
+        </w:rPr>
+        <w:t xml:space="preserve">A través del grafico en escala log-log, podemos ver como la predicción se ajusta a una </w:t>
+      </w:r>
+      <w:r>
+        <w:rPr>
+          <w:sz w:val="24"/>
+          <w:szCs w:val="24"/>
+        </w:rPr>
+        <w:t>línea</w:t>
+      </w:r>
+      <w:r>
+        <w:rPr>
+          <w:sz w:val="24"/>
+          <w:szCs w:val="24"/>
+        </w:rPr>
+        <w:t xml:space="preserve"> recta en lo que son el centro de los datos, que coinciden con las palabras que no son ni muy frecuente ni poco comunes. </w:t>
+      </w:r>
+    </w:p>
+    <w:p>
+      <w:pPr>
+        <w:rPr>
+          <w:sz w:val="24"/>
+          <w:szCs w:val="24"/>
+        </w:rPr>
+      </w:pPr>
+    </w:p>
+    <w:p>
+      <w:pPr>
+        <w:rPr>
+          <w:sz w:val="24"/>
+          <w:szCs w:val="24"/>
+        </w:rPr>
+      </w:pPr>
+      <w:r>
+        <w:rPr>
+          <w:sz w:val="24"/>
+          <w:szCs w:val="24"/>
+        </w:rPr>
+        <w:lastRenderedPageBreak/>
+        <w:t xml:space="preserve">En este caso, no realizamos la eliminación de stopwords, y eso puede verse en el </w:t>
+      </w:r>
+      <w:r>
+        <w:rPr>
+          <w:sz w:val="24"/>
+          <w:szCs w:val="24"/>
+        </w:rPr>
+        <w:t>gráfico</w:t>
+      </w:r>
+      <w:r>
+        <w:rPr>
+          <w:sz w:val="24"/>
+          <w:szCs w:val="24"/>
+        </w:rPr>
+        <w:t xml:space="preserve"> de la escala lineal, donde la gran cantidad de frecuencia de palabras se encuentra al principio. Obteniendo los 10 términos más frecuente, tenemos esto:</w:t>
+      </w:r>
+    </w:p>
+    <w:p>
+      <w:pPr>
+        <w:rPr>
+          <w:sz w:val="24"/>
+          <w:szCs w:val="24"/>
+        </w:rPr>
+      </w:pPr>
+    </w:p>
+    <w:p>
+      <w:pPr>
+        <w:pStyle w:val="Prrafodelista"/>
+        <w:numPr>
+          <w:ilvl w:val="0"/>
+          <w:numId w:val="17"/>
+        </w:numPr>
+        <w:jc w:val="both"/>
+        <w:rPr>
+          <w:sz w:val="24"/>
+          <w:szCs w:val="24"/>
+        </w:rPr>
+      </w:pPr>
+      <w:r>
+        <w:rPr>
+          <w:sz w:val="24"/>
+          <w:szCs w:val="24"/>
+        </w:rPr>
+        <w:t>que: 20769</w:t>
+      </w:r>
+    </w:p>
+    <w:p>
+      <w:pPr>
+        <w:pStyle w:val="Prrafodelista"/>
+        <w:numPr>
+          <w:ilvl w:val="0"/>
+          <w:numId w:val="17"/>
+        </w:numPr>
+        <w:jc w:val="both"/>
+        <w:rPr>
+          <w:sz w:val="24"/>
+          <w:szCs w:val="24"/>
+        </w:rPr>
+      </w:pPr>
+      <w:r>
+        <w:rPr>
+          <w:sz w:val="24"/>
+          <w:szCs w:val="24"/>
+        </w:rPr>
+        <w:t>de: 18411</w:t>
+      </w:r>
+    </w:p>
+    <w:p>
+      <w:pPr>
+        <w:pStyle w:val="Prrafodelista"/>
+        <w:numPr>
+          <w:ilvl w:val="0"/>
+          <w:numId w:val="17"/>
+        </w:numPr>
+        <w:jc w:val="both"/>
+        <w:rPr>
+          <w:sz w:val="24"/>
+          <w:szCs w:val="24"/>
+        </w:rPr>
+      </w:pPr>
+      <w:r>
+        <w:rPr>
+          <w:sz w:val="24"/>
+          <w:szCs w:val="24"/>
+        </w:rPr>
+        <w:t>y: 18272</w:t>
+      </w:r>
+    </w:p>
+    <w:p>
+      <w:pPr>
+        <w:pStyle w:val="Prrafodelista"/>
+        <w:numPr>
+          <w:ilvl w:val="0"/>
+          <w:numId w:val="17"/>
+        </w:numPr>
+        <w:jc w:val="both"/>
+        <w:rPr>
+          <w:sz w:val="24"/>
+          <w:szCs w:val="24"/>
+        </w:rPr>
+      </w:pPr>
+      <w:r>
+        <w:rPr>
+          <w:sz w:val="24"/>
+          <w:szCs w:val="24"/>
+        </w:rPr>
+        <w:t>la: 10492</w:t>
+      </w:r>
+    </w:p>
+    <w:p>
+      <w:pPr>
+        <w:pStyle w:val="Prrafodelista"/>
+        <w:numPr>
+          <w:ilvl w:val="0"/>
+          <w:numId w:val="17"/>
+        </w:numPr>
+        <w:jc w:val="both"/>
+        <w:rPr>
+          <w:sz w:val="24"/>
+          <w:szCs w:val="24"/>
+        </w:rPr>
+      </w:pPr>
+      <w:r>
+        <w:rPr>
+          <w:sz w:val="24"/>
+          <w:szCs w:val="24"/>
+        </w:rPr>
+        <w:t>a: 9934</w:t>
+      </w:r>
+    </w:p>
+    <w:p>
+      <w:pPr>
+        <w:pStyle w:val="Prrafodelista"/>
+        <w:numPr>
+          <w:ilvl w:val="0"/>
+          <w:numId w:val="17"/>
+        </w:numPr>
+        <w:jc w:val="both"/>
+        <w:rPr>
+          <w:sz w:val="24"/>
+          <w:szCs w:val="24"/>
+        </w:rPr>
+      </w:pPr>
+      <w:r>
+        <w:rPr>
+          <w:sz w:val="24"/>
+          <w:szCs w:val="24"/>
+        </w:rPr>
+        <w:t>en: 8285</w:t>
+      </w:r>
+    </w:p>
+    <w:p>
+      <w:pPr>
+        <w:pStyle w:val="Prrafodelista"/>
+        <w:numPr>
+          <w:ilvl w:val="0"/>
+          <w:numId w:val="17"/>
+        </w:numPr>
+        <w:jc w:val="both"/>
+        <w:rPr>
+          <w:sz w:val="24"/>
+          <w:szCs w:val="24"/>
+        </w:rPr>
+      </w:pPr>
+      <w:r>
+        <w:rPr>
+          <w:sz w:val="24"/>
+          <w:szCs w:val="24"/>
+        </w:rPr>
+        <w:t>el: 8267</w:t>
+      </w:r>
+    </w:p>
+    <w:p>
+      <w:pPr>
+        <w:pStyle w:val="Prrafodelista"/>
+        <w:numPr>
+          <w:ilvl w:val="0"/>
+          <w:numId w:val="17"/>
+        </w:numPr>
+        <w:jc w:val="both"/>
+        <w:rPr>
+          <w:sz w:val="24"/>
+          <w:szCs w:val="24"/>
+        </w:rPr>
+      </w:pPr>
+      <w:r>
+        <w:rPr>
+          <w:sz w:val="24"/>
+          <w:szCs w:val="24"/>
+        </w:rPr>
+        <w:t>no: 6356</w:t>
+      </w:r>
+    </w:p>
+    <w:p>
+      <w:pPr>
+        <w:pStyle w:val="Prrafodelista"/>
+        <w:numPr>
+          <w:ilvl w:val="0"/>
+          <w:numId w:val="17"/>
+        </w:numPr>
+        <w:jc w:val="both"/>
+        <w:rPr>
+          <w:sz w:val="24"/>
+          <w:szCs w:val="24"/>
+        </w:rPr>
+      </w:pPr>
+      <w:r>
+        <w:rPr>
+          <w:sz w:val="24"/>
+          <w:szCs w:val="24"/>
+        </w:rPr>
+        <w:t>los: 4769</w:t>
+      </w:r>
+    </w:p>
+    <w:p>
+      <w:pPr>
+        <w:pStyle w:val="Prrafodelista"/>
+        <w:numPr>
+          <w:ilvl w:val="0"/>
+          <w:numId w:val="17"/>
+        </w:numPr>
+        <w:jc w:val="both"/>
+        <w:rPr>
+          <w:sz w:val="24"/>
+          <w:szCs w:val="24"/>
+        </w:rPr>
+      </w:pPr>
+      <w:r>
+        <w:rPr>
+          <w:sz w:val="24"/>
+          <w:szCs w:val="24"/>
+        </w:rPr>
+        <w:t>se: 4752</w:t>
+      </w:r>
+    </w:p>
+    <w:p>
+      <w:pPr>
+        <w:jc w:val="both"/>
+        <w:rPr>
+          <w:color w:val="F79646" w:themeColor="accent6"/>
+          <w:sz w:val="24"/>
+          <w:szCs w:val="24"/>
+        </w:rPr>
+      </w:pPr>
+    </w:p>
+    <w:p>
+      <w:pPr>
+        <w:jc w:val="both"/>
+        <w:rPr>
+          <w:sz w:val="24"/>
+          <w:szCs w:val="24"/>
+        </w:rPr>
+      </w:pPr>
+      <w:r>
+        <w:rPr>
+          <w:sz w:val="24"/>
+          <w:szCs w:val="24"/>
+        </w:rPr>
+        <w:t xml:space="preserve">Todas estas son palabras vacías, que </w:t>
+      </w:r>
+      <w:r>
+        <w:rPr>
+          <w:sz w:val="24"/>
+          <w:szCs w:val="24"/>
+        </w:rPr>
+        <w:t>sería</w:t>
+      </w:r>
+      <w:r>
+        <w:rPr>
+          <w:sz w:val="24"/>
+          <w:szCs w:val="24"/>
+        </w:rPr>
+        <w:t xml:space="preserve"> necesario eliminar para hacer un correcto análisis.</w:t>
+      </w:r>
+    </w:p>
+    <w:p>
+      <w:pPr>
+        <w:jc w:val="both"/>
+        <w:rPr>
+          <w:sz w:val="24"/>
+          <w:szCs w:val="24"/>
+        </w:rPr>
+      </w:pPr>
+    </w:p>
+    <w:p>
+      <w:pPr>
+        <w:jc w:val="both"/>
+        <w:rPr>
+          <w:sz w:val="24"/>
+          <w:szCs w:val="24"/>
+        </w:rPr>
+      </w:pPr>
+      <w:r>
+        <w:rPr>
+          <w:sz w:val="24"/>
+          <w:szCs w:val="24"/>
+        </w:rPr>
+        <w:t xml:space="preserve">De esta forma, a través del texto del Quijote de Cervantes, obra más destacada de la literatura española, demostramos que la ley de Zypf se cumple en todos los textos literarios. </w:t>
+      </w:r>
+      <w:r>
+        <w:rPr>
+          <w:color w:val="F79646" w:themeColor="accent6"/>
+          <w:sz w:val="24"/>
+          <w:szCs w:val="24"/>
+        </w:rPr>
+        <w:br w:type="page"/>
+      </w:r>
+    </w:p>
+    <w:p>
+      <w:pPr>
+        <w:numPr>
+          <w:ilvl w:val="0"/>
+          <w:numId w:val="1"/>
+        </w:numPr>
+        <w:jc w:val="both"/>
+        <w:rPr>
+          <w:color w:val="F79646" w:themeColor="accent6"/>
+          <w:sz w:val="24"/>
+          <w:szCs w:val="24"/>
+        </w:rPr>
+      </w:pPr>
+      <w:r>
+        <w:rPr>
+          <w:color w:val="F79646" w:themeColor="accent6"/>
+          <w:sz w:val="24"/>
+          <w:szCs w:val="24"/>
+        </w:rPr>
+        <w:lastRenderedPageBreak/>
+        <w:t xml:space="preserve">Usando los datos del ejercicio anterior y de acuerdo a la ley de Zipf, calcule la cantidad de palabras que debería haber en el 10%, 20% y 30% del vocabulario. Verifique respecto de los valores reales. Utilice esta aproximación para podar el vocabulario en los mismos porcentajes e indique qué porcentaje de la poda coincide con palabras vacías. Extraiga las palabras podadas que no son </w:t>
+      </w:r>
+      <w:r>
+        <w:rPr>
+          <w:i/>
+          <w:iCs/>
+          <w:color w:val="F79646" w:themeColor="accent6"/>
+          <w:sz w:val="24"/>
+          <w:szCs w:val="24"/>
+        </w:rPr>
+        <w:t>stopwords</w:t>
+      </w:r>
+      <w:r>
+        <w:rPr>
+          <w:color w:val="F79646" w:themeColor="accent6"/>
+          <w:sz w:val="24"/>
+          <w:szCs w:val="24"/>
+        </w:rPr>
+        <w:t xml:space="preserve"> y verifique si, a su criterio, pueden ser importantes para la recuperación.</w:t>
+      </w:r>
+    </w:p>
+    <w:p>
+      <w:pPr>
+        <w:jc w:val="both"/>
+        <w:rPr>
+          <w:color w:val="F79646" w:themeColor="accent6"/>
+          <w:sz w:val="24"/>
+          <w:szCs w:val="24"/>
+        </w:rPr>
+      </w:pPr>
+      <w:r>
+        <w:rPr>
+          <w:color w:val="F79646" w:themeColor="accent6"/>
+          <w:sz w:val="24"/>
+          <w:szCs w:val="24"/>
+        </w:rPr>
+        <w:tab/>
+      </w:r>
+      <w:r>
+        <w:rPr>
+          <w:color w:val="F79646" w:themeColor="accent6"/>
+          <w:sz w:val="24"/>
+          <w:szCs w:val="24"/>
+        </w:rPr>
+        <w:tab/>
+      </w:r>
+    </w:p>
+    <w:p>
+      <w:pPr>
+        <w:rPr>
+          <w:b/>
+          <w:bCs/>
+          <w:sz w:val="24"/>
+          <w:szCs w:val="24"/>
+        </w:rPr>
+      </w:pPr>
+      <w:r>
+        <w:rPr>
+          <w:b/>
+          <w:bCs/>
+          <w:sz w:val="24"/>
+          <w:szCs w:val="24"/>
+        </w:rPr>
+        <w:t>Cantidad de palabras por cada porcentaje (%)</w:t>
+      </w:r>
+    </w:p>
+    <w:p>
+      <w:pPr>
+        <w:rPr>
+          <w:b/>
+          <w:bCs/>
+          <w:sz w:val="24"/>
+          <w:szCs w:val="24"/>
+        </w:rPr>
+      </w:pPr>
+    </w:p>
+    <w:p>
+      <w:pPr>
+        <w:rPr>
+          <w:sz w:val="24"/>
+          <w:szCs w:val="24"/>
+        </w:rPr>
+      </w:pPr>
+      <w:r>
+        <w:rPr>
+          <w:sz w:val="24"/>
+          <w:szCs w:val="24"/>
+        </w:rPr>
+        <w:t>Realizamos el cálculo de los tokens que representa el 10%, 20% y 30% del vocabulario, y se obtuvo lo siguiente:</w:t>
+      </w:r>
+    </w:p>
+    <w:p>
+      <w:pPr>
+        <w:rPr>
+          <w:sz w:val="24"/>
+          <w:szCs w:val="24"/>
+        </w:rPr>
+      </w:pPr>
+    </w:p>
+    <w:p>
+      <w:pPr>
+        <w:pStyle w:val="Prrafodelista"/>
+        <w:numPr>
+          <w:ilvl w:val="0"/>
+          <w:numId w:val="16"/>
+        </w:numPr>
+        <w:rPr>
+          <w:sz w:val="24"/>
+          <w:szCs w:val="24"/>
+        </w:rPr>
+      </w:pPr>
+      <w:r>
+        <w:rPr>
+          <w:sz w:val="24"/>
+          <w:szCs w:val="24"/>
+        </w:rPr>
+        <w:t>10% vocabulario (2357 palabras):</w:t>
+      </w:r>
+    </w:p>
+    <w:p>
+      <w:pPr>
+        <w:pStyle w:val="Prrafodelista"/>
+        <w:ind w:firstLine="720"/>
+        <w:rPr>
+          <w:sz w:val="24"/>
+          <w:szCs w:val="24"/>
+        </w:rPr>
+      </w:pPr>
+      <w:r>
+        <w:rPr>
+          <w:sz w:val="24"/>
+          <w:szCs w:val="24"/>
+        </w:rPr>
+        <w:t>Cobertura: 86.50%</w:t>
+      </w:r>
+    </w:p>
+    <w:p>
+      <w:pPr>
+        <w:pStyle w:val="Prrafodelista"/>
+        <w:numPr>
+          <w:ilvl w:val="0"/>
+          <w:numId w:val="16"/>
+        </w:numPr>
+        <w:rPr>
+          <w:sz w:val="24"/>
+          <w:szCs w:val="24"/>
+        </w:rPr>
+      </w:pPr>
+      <w:r>
+        <w:rPr>
+          <w:sz w:val="24"/>
+          <w:szCs w:val="24"/>
+        </w:rPr>
+        <w:t>20% vocabulario (4715 palabras):</w:t>
+      </w:r>
+    </w:p>
+    <w:p>
+      <w:pPr>
+        <w:pStyle w:val="Prrafodelista"/>
+        <w:ind w:firstLine="720"/>
+        <w:rPr>
+          <w:sz w:val="24"/>
+          <w:szCs w:val="24"/>
+        </w:rPr>
+      </w:pPr>
+      <w:r>
+        <w:rPr>
+          <w:sz w:val="24"/>
+          <w:szCs w:val="24"/>
+        </w:rPr>
+        <w:t>Cobertura: 91.59%</w:t>
+      </w:r>
+    </w:p>
+    <w:p>
+      <w:pPr>
+        <w:pStyle w:val="Prrafodelista"/>
+        <w:numPr>
+          <w:ilvl w:val="0"/>
+          <w:numId w:val="16"/>
+        </w:numPr>
+        <w:rPr>
+          <w:sz w:val="24"/>
+          <w:szCs w:val="24"/>
+        </w:rPr>
+      </w:pPr>
+      <w:r>
+        <w:rPr>
+          <w:sz w:val="24"/>
+          <w:szCs w:val="24"/>
+        </w:rPr>
+        <w:t>30% vocabulario (7072 palabras):</w:t>
+      </w:r>
+    </w:p>
+    <w:p>
+      <w:pPr>
+        <w:pStyle w:val="Prrafodelista"/>
+        <w:numPr>
+          <w:ilvl w:val="1"/>
+          <w:numId w:val="16"/>
+        </w:numPr>
+        <w:rPr>
+          <w:b/>
+          <w:bCs/>
+          <w:sz w:val="24"/>
+          <w:szCs w:val="24"/>
+        </w:rPr>
+      </w:pPr>
+      <w:r>
+        <w:rPr>
+          <w:sz w:val="24"/>
+          <w:szCs w:val="24"/>
+        </w:rPr>
+        <w:t>Cobertura: 94.09%</w:t>
+      </w:r>
+    </w:p>
+    <w:p>
+      <w:pPr>
+        <w:rPr>
+          <w:b/>
+          <w:bCs/>
+          <w:sz w:val="24"/>
+          <w:szCs w:val="24"/>
+        </w:rPr>
+      </w:pPr>
+    </w:p>
+    <w:p>
+      <w:pPr>
+        <w:rPr>
+          <w:sz w:val="24"/>
+          <w:szCs w:val="24"/>
+        </w:rPr>
+      </w:pPr>
+      <w:r>
+        <w:rPr>
+          <w:sz w:val="24"/>
+          <w:szCs w:val="24"/>
+        </w:rPr>
+        <w:t>Esto nos confirma el comportamiento de la ley de Zipf, donde el 10% del vocabulario representa una gran porción de los tokens, en este caso, el 86% de los mismos.</w:t>
+      </w:r>
+    </w:p>
+    <w:p>
+      <w:pPr>
+        <w:rPr>
+          <w:sz w:val="24"/>
+          <w:szCs w:val="24"/>
+        </w:rPr>
+      </w:pPr>
+      <w:r>
+        <w:rPr>
+          <w:sz w:val="24"/>
+          <w:szCs w:val="24"/>
+        </w:rPr>
+        <w:t>A medida que subimos el porcentaje del vocabulario, la ganancia en la cobertura será menor al igual que la cantidad de palabras.</w:t>
+      </w:r>
+    </w:p>
+    <w:p>
+      <w:pPr>
+        <w:rPr>
+          <w:b/>
+          <w:bCs/>
+          <w:sz w:val="24"/>
+          <w:szCs w:val="24"/>
+        </w:rPr>
+      </w:pPr>
+    </w:p>
+    <w:p>
+      <w:pPr>
+        <w:rPr>
+          <w:b/>
+          <w:bCs/>
+          <w:sz w:val="24"/>
+          <w:szCs w:val="24"/>
+        </w:rPr>
+      </w:pPr>
+      <w:r>
+        <w:rPr>
+          <w:b/>
+          <w:bCs/>
+          <w:sz w:val="24"/>
+          <w:szCs w:val="24"/>
+        </w:rPr>
+        <w:t>Poda del vocabulario</w:t>
+      </w:r>
+    </w:p>
+    <w:p>
+      <w:pPr>
+        <w:rPr>
+          <w:b/>
+          <w:bCs/>
+          <w:sz w:val="24"/>
+          <w:szCs w:val="24"/>
+        </w:rPr>
+      </w:pPr>
+    </w:p>
+    <w:p>
+      <w:pPr>
+        <w:rPr>
+          <w:sz w:val="24"/>
+          <w:szCs w:val="24"/>
+        </w:rPr>
+      </w:pPr>
+      <w:r>
+        <w:rPr>
+          <w:sz w:val="24"/>
+          <w:szCs w:val="24"/>
+        </w:rPr>
+        <w:t>Eliminamos las palabras menos frecuentes del vocabulario, teniendo como resultado:</w:t>
+      </w:r>
+    </w:p>
+    <w:p>
+      <w:pPr>
+        <w:rPr>
+          <w:sz w:val="24"/>
+          <w:szCs w:val="24"/>
+        </w:rPr>
+      </w:pPr>
+    </w:p>
+    <w:p>
+      <w:pPr>
+        <w:pStyle w:val="Prrafodelista"/>
+        <w:numPr>
+          <w:ilvl w:val="0"/>
+          <w:numId w:val="16"/>
+        </w:numPr>
+        <w:rPr>
+          <w:sz w:val="24"/>
+          <w:szCs w:val="24"/>
+        </w:rPr>
+      </w:pPr>
+      <w:r>
+        <w:rPr>
+          <w:sz w:val="24"/>
+          <w:szCs w:val="24"/>
+        </w:rPr>
+        <w:t>Poda 90% del vocabulario:</w:t>
+      </w:r>
+    </w:p>
+    <w:p>
+      <w:pPr>
+        <w:pStyle w:val="Prrafodelista"/>
+        <w:ind w:firstLine="720"/>
+        <w:rPr>
+          <w:sz w:val="24"/>
+          <w:szCs w:val="24"/>
+        </w:rPr>
+      </w:pPr>
+      <w:r>
+        <w:rPr>
+          <w:sz w:val="24"/>
+          <w:szCs w:val="24"/>
+        </w:rPr>
+        <w:t>Palabras eliminadas: 21218</w:t>
+      </w:r>
+    </w:p>
+    <w:p>
+      <w:pPr>
+        <w:pStyle w:val="Prrafodelista"/>
+        <w:numPr>
+          <w:ilvl w:val="0"/>
+          <w:numId w:val="16"/>
+        </w:numPr>
+        <w:rPr>
+          <w:sz w:val="24"/>
+          <w:szCs w:val="24"/>
+        </w:rPr>
+      </w:pPr>
+      <w:r>
+        <w:rPr>
+          <w:sz w:val="24"/>
+          <w:szCs w:val="24"/>
+        </w:rPr>
+        <w:t>Poda 80% del vocabulario:</w:t>
+      </w:r>
+    </w:p>
+    <w:p>
+      <w:pPr>
+        <w:pStyle w:val="Prrafodelista"/>
+        <w:ind w:firstLine="720"/>
+        <w:rPr>
+          <w:sz w:val="24"/>
+          <w:szCs w:val="24"/>
+        </w:rPr>
+      </w:pPr>
+      <w:r>
+        <w:rPr>
+          <w:sz w:val="24"/>
+          <w:szCs w:val="24"/>
+        </w:rPr>
+        <w:t>Palabras eliminadas: 18860</w:t>
+      </w:r>
+    </w:p>
+    <w:p>
+      <w:pPr>
+        <w:pStyle w:val="Prrafodelista"/>
+        <w:numPr>
+          <w:ilvl w:val="0"/>
+          <w:numId w:val="16"/>
+        </w:numPr>
+        <w:rPr>
+          <w:sz w:val="24"/>
+          <w:szCs w:val="24"/>
+        </w:rPr>
+      </w:pPr>
+      <w:r>
+        <w:rPr>
+          <w:sz w:val="24"/>
+          <w:szCs w:val="24"/>
+        </w:rPr>
+        <w:t>Poda 70% del vocabulario:</w:t>
+      </w:r>
+    </w:p>
+    <w:p>
+      <w:pPr>
+        <w:pStyle w:val="Prrafodelista"/>
+        <w:ind w:firstLine="720"/>
+        <w:rPr>
+          <w:sz w:val="24"/>
+          <w:szCs w:val="24"/>
+        </w:rPr>
+      </w:pPr>
+      <w:r>
+        <w:rPr>
+          <w:sz w:val="24"/>
+          <w:szCs w:val="24"/>
+        </w:rPr>
+        <w:t>Palabras eliminadas: 16503</w:t>
+      </w:r>
+    </w:p>
+    <w:p>
+      <w:pPr>
+        <w:rPr>
+          <w:sz w:val="24"/>
+          <w:szCs w:val="24"/>
+        </w:rPr>
+      </w:pPr>
+    </w:p>
+    <w:p>
+      <w:pPr>
+        <w:rPr>
+          <w:sz w:val="24"/>
+          <w:szCs w:val="24"/>
+        </w:rPr>
+      </w:pPr>
+      <w:r>
+        <w:rPr>
+          <w:sz w:val="24"/>
+          <w:szCs w:val="24"/>
+        </w:rPr>
+        <w:t>Comparado con las stopwords, que el resultado fue el siguiente:</w:t>
+      </w:r>
+    </w:p>
+    <w:p>
+      <w:pPr>
+        <w:rPr>
+          <w:sz w:val="24"/>
+          <w:szCs w:val="24"/>
+        </w:rPr>
+      </w:pPr>
+    </w:p>
+    <w:p>
+      <w:pPr>
+        <w:pStyle w:val="Prrafodelista"/>
+        <w:numPr>
+          <w:ilvl w:val="0"/>
+          <w:numId w:val="16"/>
+        </w:numPr>
+        <w:rPr>
+          <w:sz w:val="24"/>
+          <w:szCs w:val="24"/>
+        </w:rPr>
+      </w:pPr>
+      <w:r>
+        <w:rPr>
+          <w:sz w:val="24"/>
+          <w:szCs w:val="24"/>
+        </w:rPr>
+        <w:t>Poda 90%:</w:t>
+      </w:r>
+    </w:p>
+    <w:p>
+      <w:pPr>
+        <w:pStyle w:val="Prrafodelista"/>
+        <w:ind w:firstLine="720"/>
+        <w:rPr>
+          <w:sz w:val="24"/>
+          <w:szCs w:val="24"/>
+        </w:rPr>
+      </w:pPr>
+      <w:r>
+        <w:rPr>
+          <w:sz w:val="24"/>
+          <w:szCs w:val="24"/>
+        </w:rPr>
+        <w:t>% stopwords eliminadas: 0.0000</w:t>
+      </w:r>
+    </w:p>
+    <w:p>
+      <w:pPr>
+        <w:pStyle w:val="Prrafodelista"/>
+        <w:numPr>
+          <w:ilvl w:val="0"/>
+          <w:numId w:val="16"/>
+        </w:numPr>
+        <w:rPr>
+          <w:sz w:val="24"/>
+          <w:szCs w:val="24"/>
+        </w:rPr>
+      </w:pPr>
+      <w:r>
+        <w:rPr>
+          <w:sz w:val="24"/>
+          <w:szCs w:val="24"/>
+        </w:rPr>
+        <w:t>Poda 80%:</w:t>
+      </w:r>
+    </w:p>
+    <w:p>
+      <w:pPr>
+        <w:pStyle w:val="Prrafodelista"/>
+        <w:ind w:firstLine="720"/>
+        <w:rPr>
+          <w:sz w:val="24"/>
+          <w:szCs w:val="24"/>
+        </w:rPr>
+      </w:pPr>
+      <w:r>
+        <w:rPr>
+          <w:sz w:val="24"/>
+          <w:szCs w:val="24"/>
+        </w:rPr>
+        <w:t>% stopwords eliminadas: 0.0000</w:t>
+      </w:r>
+    </w:p>
+    <w:p>
+      <w:pPr>
+        <w:rPr>
+          <w:sz w:val="24"/>
+          <w:szCs w:val="24"/>
+        </w:rPr>
+      </w:pPr>
+    </w:p>
+    <w:p>
+      <w:pPr>
+        <w:pStyle w:val="Prrafodelista"/>
+        <w:numPr>
+          <w:ilvl w:val="0"/>
+          <w:numId w:val="16"/>
+        </w:numPr>
+        <w:rPr>
+          <w:sz w:val="24"/>
+          <w:szCs w:val="24"/>
+        </w:rPr>
+      </w:pPr>
+      <w:r>
+        <w:rPr>
+          <w:sz w:val="24"/>
+          <w:szCs w:val="24"/>
+        </w:rPr>
+        <w:lastRenderedPageBreak/>
+        <w:t>Poda 70%:</w:t>
+      </w:r>
+    </w:p>
+    <w:p>
+      <w:pPr>
+        <w:pStyle w:val="Prrafodelista"/>
+        <w:ind w:firstLine="720"/>
+        <w:rPr>
+          <w:sz w:val="24"/>
+          <w:szCs w:val="24"/>
+        </w:rPr>
+      </w:pPr>
+      <w:r>
+        <w:rPr>
+          <w:sz w:val="24"/>
+          <w:szCs w:val="24"/>
+        </w:rPr>
+        <w:t>% stopwords eliminadas: 0.0000</w:t>
+      </w:r>
+    </w:p>
+    <w:p>
+      <w:pPr>
+        <w:rPr>
+          <w:b/>
+          <w:bCs/>
+          <w:sz w:val="24"/>
+          <w:szCs w:val="24"/>
+        </w:rPr>
+      </w:pPr>
+    </w:p>
+    <w:p>
+      <w:pPr>
+        <w:rPr>
+          <w:sz w:val="24"/>
+          <w:szCs w:val="24"/>
+        </w:rPr>
+      </w:pPr>
+      <w:r>
+        <w:rPr>
+          <w:sz w:val="24"/>
+          <w:szCs w:val="24"/>
+        </w:rPr>
+        <w:t xml:space="preserve">En todos los casos, la poda de stopwords dio cero. Esto quiere decir que las stopwords se encuentra entre las palabras </w:t>
+      </w:r>
+      <w:r>
+        <w:rPr>
+          <w:sz w:val="24"/>
+          <w:szCs w:val="24"/>
+        </w:rPr>
+        <w:t>más</w:t>
+      </w:r>
+      <w:r>
+        <w:rPr>
+          <w:sz w:val="24"/>
+          <w:szCs w:val="24"/>
+        </w:rPr>
+        <w:t xml:space="preserve"> frecuentes, haciendo que no sean afectadas por la poda.</w:t>
+      </w:r>
+    </w:p>
+    <w:p>
+      <w:pPr>
+        <w:rPr>
+          <w:b/>
+          <w:bCs/>
+          <w:sz w:val="24"/>
+          <w:szCs w:val="24"/>
+        </w:rPr>
+      </w:pPr>
+    </w:p>
+    <w:p>
+      <w:pPr>
+        <w:rPr>
+          <w:b/>
+          <w:bCs/>
+          <w:sz w:val="24"/>
+          <w:szCs w:val="24"/>
+        </w:rPr>
+      </w:pPr>
+      <w:r>
+        <w:rPr>
+          <w:b/>
+          <w:bCs/>
+          <w:sz w:val="24"/>
+          <w:szCs w:val="24"/>
+        </w:rPr>
+        <w:t>Palabras podadas que no son stopwords</w:t>
+      </w:r>
+    </w:p>
+    <w:p>
+      <w:pPr>
+        <w:rPr>
+          <w:b/>
+          <w:bCs/>
+          <w:sz w:val="24"/>
+          <w:szCs w:val="24"/>
+        </w:rPr>
+      </w:pPr>
+    </w:p>
+    <w:p>
+      <w:pPr>
+        <w:rPr>
+          <w:sz w:val="24"/>
+          <w:szCs w:val="24"/>
+        </w:rPr>
+      </w:pPr>
+      <w:r>
+        <w:rPr>
+          <w:sz w:val="24"/>
+          <w:szCs w:val="24"/>
+        </w:rPr>
+        <w:t>Detallo algunas palabras podadas que no son stopwords:</w:t>
+      </w:r>
+    </w:p>
+    <w:p>
+      <w:pPr>
+        <w:pStyle w:val="Prrafodelista"/>
+        <w:numPr>
+          <w:ilvl w:val="0"/>
+          <w:numId w:val="16"/>
+        </w:numPr>
+        <w:rPr>
+          <w:sz w:val="24"/>
+          <w:szCs w:val="24"/>
+        </w:rPr>
+      </w:pPr>
+      <w:r>
+        <w:rPr>
+          <w:sz w:val="24"/>
+          <w:szCs w:val="24"/>
+        </w:rPr>
+        <w:t>Conversación</w:t>
+      </w:r>
+    </w:p>
+    <w:p>
+      <w:pPr>
+        <w:pStyle w:val="Prrafodelista"/>
+        <w:numPr>
+          <w:ilvl w:val="0"/>
+          <w:numId w:val="16"/>
+        </w:numPr>
+        <w:rPr>
+          <w:sz w:val="24"/>
+          <w:szCs w:val="24"/>
+        </w:rPr>
+      </w:pPr>
+      <w:r>
+        <w:rPr>
+          <w:sz w:val="24"/>
+          <w:szCs w:val="24"/>
+        </w:rPr>
+        <w:t>Santas</w:t>
+      </w:r>
+    </w:p>
+    <w:p>
+      <w:pPr>
+        <w:pStyle w:val="Prrafodelista"/>
+        <w:numPr>
+          <w:ilvl w:val="0"/>
+          <w:numId w:val="16"/>
+        </w:numPr>
+        <w:rPr>
+          <w:sz w:val="24"/>
+          <w:szCs w:val="24"/>
+        </w:rPr>
+      </w:pPr>
+      <w:r>
+        <w:rPr>
+          <w:sz w:val="24"/>
+          <w:szCs w:val="24"/>
+        </w:rPr>
+        <w:t>Resurrección</w:t>
+      </w:r>
+    </w:p>
+    <w:p>
+      <w:pPr>
+        <w:pStyle w:val="Prrafodelista"/>
+        <w:numPr>
+          <w:ilvl w:val="0"/>
+          <w:numId w:val="16"/>
+        </w:numPr>
+        <w:rPr>
+          <w:sz w:val="24"/>
+          <w:szCs w:val="24"/>
+        </w:rPr>
+      </w:pPr>
+      <w:r>
+        <w:rPr>
+          <w:sz w:val="24"/>
+          <w:szCs w:val="24"/>
+        </w:rPr>
+        <w:t>Embajadas</w:t>
+      </w:r>
+    </w:p>
+    <w:p>
+      <w:pPr>
+        <w:pStyle w:val="Prrafodelista"/>
+        <w:numPr>
+          <w:ilvl w:val="0"/>
+          <w:numId w:val="16"/>
+        </w:numPr>
+        <w:rPr>
+          <w:sz w:val="24"/>
+          <w:szCs w:val="24"/>
+        </w:rPr>
+      </w:pPr>
+      <w:r>
+        <w:rPr>
+          <w:sz w:val="24"/>
+          <w:szCs w:val="24"/>
+        </w:rPr>
+        <w:t>Dulces</w:t>
+      </w:r>
+    </w:p>
+    <w:p>
+      <w:pPr>
+        <w:pStyle w:val="Prrafodelista"/>
+        <w:numPr>
+          <w:ilvl w:val="0"/>
+          <w:numId w:val="16"/>
+        </w:numPr>
+        <w:rPr>
+          <w:sz w:val="24"/>
+          <w:szCs w:val="24"/>
+        </w:rPr>
+      </w:pPr>
+      <w:r>
+        <w:rPr>
+          <w:sz w:val="24"/>
+          <w:szCs w:val="24"/>
+        </w:rPr>
+        <w:t>Leyéndolos</w:t>
+      </w:r>
+    </w:p>
+    <w:p>
+      <w:pPr>
+        <w:pStyle w:val="Prrafodelista"/>
+        <w:numPr>
+          <w:ilvl w:val="0"/>
+          <w:numId w:val="16"/>
+        </w:numPr>
+        <w:rPr>
+          <w:sz w:val="24"/>
+          <w:szCs w:val="24"/>
+        </w:rPr>
+      </w:pPr>
+      <w:r>
+        <w:rPr>
+          <w:sz w:val="24"/>
+          <w:szCs w:val="24"/>
+        </w:rPr>
+        <w:t>Chinche</w:t>
+      </w:r>
+    </w:p>
+    <w:p>
+      <w:pPr>
+        <w:pStyle w:val="Prrafodelista"/>
+        <w:numPr>
+          <w:ilvl w:val="0"/>
+          <w:numId w:val="16"/>
+        </w:numPr>
+        <w:rPr>
+          <w:sz w:val="24"/>
+          <w:szCs w:val="24"/>
+        </w:rPr>
+      </w:pPr>
+      <w:r>
+        <w:rPr>
+          <w:sz w:val="24"/>
+          <w:szCs w:val="24"/>
+        </w:rPr>
+        <w:t>Causadora</w:t>
+      </w:r>
+    </w:p>
+    <w:p>
+      <w:pPr>
+        <w:rPr>
+          <w:sz w:val="24"/>
+          <w:szCs w:val="24"/>
+        </w:rPr>
+      </w:pPr>
+    </w:p>
+    <w:p>
+      <w:pPr>
+        <w:rPr>
+          <w:sz w:val="24"/>
+          <w:szCs w:val="24"/>
+        </w:rPr>
+      </w:pPr>
+      <w:r>
+        <w:rPr>
+          <w:sz w:val="24"/>
+          <w:szCs w:val="24"/>
+        </w:rPr>
+        <w:t>Pueden ser casos que las palabras no sean tan utilizadas por Cervantes en el Quijote, pero esto puede causar un impacto en la recuperación si son términos que solo pertenecen a esta obra literaria, que son relevantes para la búsqueda.</w:t>
+      </w:r>
+    </w:p>
+    <w:p>
+      <w:pPr>
+        <w:rPr>
+          <w:sz w:val="24"/>
+          <w:szCs w:val="24"/>
+        </w:rPr>
+      </w:pPr>
+    </w:p>
+    <w:p>
+      <w:pPr>
+        <w:rPr>
+          <w:sz w:val="24"/>
+          <w:szCs w:val="24"/>
+        </w:rPr>
+      </w:pPr>
+      <w:r>
+        <w:rPr>
+          <w:sz w:val="24"/>
+          <w:szCs w:val="24"/>
+        </w:rPr>
+        <w:t>En base a esto último, es necesario analizar el trade-off entre la poda del vocabulario por frecuencia, ya que esta puede mejorar la eficiencia y reducir el ruido, pero afectar la recuperación de la información eliminando términos relevantes en la obra.</w:t>
+      </w:r>
+    </w:p>
+    <w:p>
+      <w:pPr>
+        <w:rPr>
+          <w:sz w:val="24"/>
+          <w:szCs w:val="24"/>
+        </w:rPr>
+      </w:pPr>
+    </w:p>
+    <w:p>
+      <w:pPr>
+        <w:pStyle w:val="Prrafodelista"/>
+        <w:numPr>
+          <w:ilvl w:val="0"/>
+          <w:numId w:val="16"/>
+        </w:numPr>
+        <w:rPr>
+          <w:color w:val="F79646" w:themeColor="accent6"/>
+          <w:sz w:val="24"/>
+          <w:szCs w:val="24"/>
+        </w:rPr>
+      </w:pPr>
+      <w:r>
+        <w:rPr>
+          <w:color w:val="F79646" w:themeColor="accent6"/>
+          <w:sz w:val="24"/>
+          <w:szCs w:val="24"/>
+        </w:rPr>
+        <w:br w:type="page"/>
+      </w:r>
+    </w:p>
+    <w:p>
+      <w:pPr>
+        <w:numPr>
+          <w:ilvl w:val="0"/>
+          <w:numId w:val="1"/>
+        </w:numPr>
+        <w:jc w:val="both"/>
+        <w:rPr>
+          <w:color w:val="F79646" w:themeColor="accent6"/>
+          <w:sz w:val="24"/>
+          <w:szCs w:val="24"/>
+        </w:rPr>
+      </w:pPr>
+      <w:r>
+        <w:rPr>
+          <w:color w:val="F79646" w:themeColor="accent6"/>
+          <w:sz w:val="24"/>
+          <w:szCs w:val="24"/>
+        </w:rPr>
+        <w:lastRenderedPageBreak/>
+        <w:t>Codifique un script que reciba como parámetro el nombre de un archivo de texto, tokenize y calcule y escriba a un archivo los pares (</w:t>
+      </w:r>
+      <w:r>
+        <w:rPr>
+          <w:rFonts w:ascii="Courier New" w:eastAsia="Courier New" w:hAnsi="Courier New" w:cs="Courier New"/>
+          <w:color w:val="F79646" w:themeColor="accent6"/>
+          <w:sz w:val="24"/>
+          <w:szCs w:val="24"/>
+        </w:rPr>
+        <w:t>#términos totales procesados, #términos únicos</w:t>
+      </w:r>
+      <w:r>
+        <w:rPr>
+          <w:color w:val="F79646" w:themeColor="accent6"/>
+          <w:sz w:val="24"/>
+          <w:szCs w:val="24"/>
+        </w:rPr>
+        <w:t>). Verifique en qué medida satisface la ley de Heaps. Grafique en la notebook los ajustes variando los parámetros de la expresión. Puede inicialmente probar con los archivos de los puntos anteriores.</w:t>
+      </w:r>
+    </w:p>
+    <w:p>
+      <w:pPr>
+        <w:jc w:val="both"/>
+        <w:rPr>
+          <w:sz w:val="24"/>
+          <w:szCs w:val="24"/>
+        </w:rPr>
+      </w:pPr>
+    </w:p>
+    <w:p>
+      <w:r>
+        <w:t xml:space="preserve">Utilizando como archivo de texto nuevamente el Quijote de Cervantes, </w:t>
+      </w:r>
+      <w:r>
+        <w:t>se</w:t>
+      </w:r>
+      <w:r>
+        <w:t xml:space="preserve"> </w:t>
+      </w:r>
+      <w:r>
+        <w:t>realizó</w:t>
+      </w:r>
+      <w:r>
+        <w:t xml:space="preserve"> la construcción de los siguientes gráficos a través de los pares terminos totales – terminos unicos</w:t>
+      </w:r>
+    </w:p>
+    <w:p>
+      <w:pPr>
+        <w:rPr>
+          <w:b/>
+          <w:bCs/>
+        </w:rPr>
+      </w:pPr>
+    </w:p>
+    <w:p>
+      <w:pPr>
+        <w:rPr>
+          <w:b/>
+          <w:bCs/>
+        </w:rPr>
+      </w:pPr>
+      <w:r>
+        <w:rPr>
+          <w:b/>
+          <w:bCs/>
+        </w:rPr>
+        <w:t>Gráficos lineales y log-log para la ley de Heaps</w:t>
+      </w:r>
+    </w:p>
+    <w:p>
+      <w:pPr>
+        <w:rPr>
+          <w:b/>
+          <w:bCs/>
+        </w:rPr>
+      </w:pPr>
+    </w:p>
+    <w:p>
+      <w:pPr>
+        <w:jc w:val="center"/>
+      </w:pPr>
       <w:r>
         <w:rPr>
           <w:noProof/>
         </w:rPr>
         <w:drawing>
-          <wp:inline distT="0" distB="0" distL="0" distR="0" wp14:anchorId="4F6BD24C" wp14:editId="51D27E96">
-            <wp:extent cx="2381250" cy="1917532"/>
-            <wp:effectExtent l="0" t="0" r="0" b="6985"/>
-            <wp:docPr id="35" name="Imagen 35"/>
+          <wp:inline distT="0" distB="0" distL="0" distR="0" wp14:anchorId="67A2939B" wp14:editId="4B716E28">
+            <wp:extent cx="2590800" cy="1938839"/>
+            <wp:effectExtent l="0" t="0" r="0" b="4445"/>
+            <wp:docPr id="34" name="Imagen 34"/>
             <wp:cNvGraphicFramePr>
               <a:graphicFrameLocks xmlns:a="http://schemas.openxmlformats.org/drawingml/2006/main" noChangeAspect="1"/>
             </wp:cNvGraphicFramePr>
@@ -8203,7 +8298,7 @@
                   <pic:spPr>
                     <a:xfrm>
                       <a:off x="0" y="0"/>
-                      <a:ext cx="2401322" cy="1933695"/>
+                      <a:ext cx="2602366" cy="1947495"/>
                     </a:xfrm>
                     <a:prstGeom prst="rect">
                       <a:avLst/>
@@ -8215,38 +8310,15 @@
           </wp:inline>
         </w:drawing>
       </w:r>
-    </w:p>
-    <w:p>
-      <w:r>
-        <w:t xml:space="preserve">Como puede verse en la escala lineal, a medida que crece el corpus, se incrementa el </w:t>
-      </w:r>
-      <w:r>
-        <w:t>número</w:t>
-      </w:r>
-      <w:r>
-        <w:t xml:space="preserve"> de términos al principio, pero luego se hace </w:t>
-      </w:r>
-      <w:r>
-        <w:t>más</w:t>
-      </w:r>
-      <w:r>
-        <w:t xml:space="preserve"> lento. Esto nos indica a la velocidad que crece el vocabulario, donde la aparición de términos nuevos se vuelve logarítmico en cierto punto, hasta llegar a un punto casi asintótico. </w:t>
-      </w:r>
-    </w:p>
-    <w:p/>
-    <w:p>
-      <w:pPr>
-        <w:jc w:val="center"/>
-      </w:pPr>
       <w:r>
         <w:rPr>
           <w:noProof/>
         </w:rPr>
         <w:drawing>
-          <wp:inline distT="0" distB="0" distL="0" distR="0" wp14:anchorId="5C2C0DA1" wp14:editId="3A40AD03">
-            <wp:extent cx="2749229" cy="2057400"/>
-            <wp:effectExtent l="0" t="0" r="0" b="0"/>
-            <wp:docPr id="36" name="Imagen 36"/>
+          <wp:inline distT="0" distB="0" distL="0" distR="0" wp14:anchorId="4F6BD24C" wp14:editId="51D27E96">
+            <wp:extent cx="2381250" cy="1917532"/>
+            <wp:effectExtent l="0" t="0" r="0" b="6985"/>
+            <wp:docPr id="35" name="Imagen 35"/>
             <wp:cNvGraphicFramePr>
               <a:graphicFrameLocks xmlns:a="http://schemas.openxmlformats.org/drawingml/2006/main" noChangeAspect="1"/>
             </wp:cNvGraphicFramePr>
@@ -8266,6 +8338,69 @@
                   <pic:spPr>
                     <a:xfrm>
                       <a:off x="0" y="0"/>
+                      <a:ext cx="2401322" cy="1933695"/>
+                    </a:xfrm>
+                    <a:prstGeom prst="rect">
+                      <a:avLst/>
+                    </a:prstGeom>
+                  </pic:spPr>
+                </pic:pic>
+              </a:graphicData>
+            </a:graphic>
+          </wp:inline>
+        </w:drawing>
+      </w:r>
+    </w:p>
+    <w:p>
+      <w:r>
+        <w:t xml:space="preserve">Como puede verse en la escala lineal, a medida que crece el corpus, se incrementa el </w:t>
+      </w:r>
+      <w:r>
+        <w:t>número</w:t>
+      </w:r>
+      <w:r>
+        <w:t xml:space="preserve"> de términos al principio, pero luego se hace </w:t>
+      </w:r>
+      <w:r>
+        <w:t>más</w:t>
+      </w:r>
+      <w:r>
+        <w:t xml:space="preserve"> lento. Esto nos indica a la velocidad que crece el vocabulario, donde la aparición de términos nuevos se vuelve logarítmico en cierto punto, hasta llegar a un punto casi asintótico. </w:t>
+      </w:r>
+    </w:p>
+    <w:p/>
+    <w:p>
+      <w:pPr>
+        <w:jc w:val="center"/>
+      </w:pPr>
+      <w:r>
+        <w:rPr>
+          <w:noProof/>
+        </w:rPr>
+        <w:drawing>
+          <wp:inline distT="0" distB="0" distL="0" distR="0" wp14:anchorId="5C2C0DA1" wp14:editId="3A40AD03">
+            <wp:extent cx="2749229" cy="2057400"/>
+            <wp:effectExtent l="0" t="0" r="0" b="0"/>
+            <wp:docPr id="36" name="Imagen 36"/>
+            <wp:cNvGraphicFramePr>
+              <a:graphicFrameLocks xmlns:a="http://schemas.openxmlformats.org/drawingml/2006/main" noChangeAspect="1"/>
+            </wp:cNvGraphicFramePr>
+            <a:graphic xmlns:a="http://schemas.openxmlformats.org/drawingml/2006/main">
+              <a:graphicData uri="http://schemas.openxmlformats.org/drawingml/2006/picture">
+                <pic:pic xmlns:pic="http://schemas.openxmlformats.org/drawingml/2006/picture">
+                  <pic:nvPicPr>
+                    <pic:cNvPr id="1" name=""/>
+                    <pic:cNvPicPr/>
+                  </pic:nvPicPr>
+                  <pic:blipFill>
+                    <a:blip r:embed="rId38"/>
+                    <a:stretch>
+                      <a:fillRect/>
+                    </a:stretch>
+                  </pic:blipFill>
+                  <pic:spPr>
+                    <a:xfrm>
+                      <a:off x="0" y="0"/>
                       <a:ext cx="2752547" cy="2059883"/>
                     </a:xfrm>
                     <a:prstGeom prst="rect">
@@ -8285,7 +8420,15 @@
         <w:t xml:space="preserve">En este caso, el valor de B es 0,63 </w:t>
       </w:r>
       <w:r>
-        <w:t xml:space="preserve">(rango 0.4 a 0.6 valido para verificar la ley de hops) </w:t>
+        <w:t xml:space="preserve">(rango 0.4 a 0.6 valido para verificar la ley de </w:t>
+      </w:r>
+      <w:proofErr w:type="spellStart"/>
+      <w:r>
+        <w:t>Heaps</w:t>
+      </w:r>
+      <w:proofErr w:type="spellEnd"/>
+      <w:r>
+        <w:t xml:space="preserve">) </w:t>
       </w:r>
       <w:r>
         <w:t xml:space="preserve">aproximadamente, indicando que el texto es </w:t>
@@ -8297,16 +8440,22 @@
         <w:t xml:space="preserve"> diverso en cuanto a vocabulario, provocando que la curva no se vuelva asintótica con tanta rapidez.</w:t>
       </w:r>
       <w:r>
-        <w:t xml:space="preserve"> La elección del archivo del texto fue condicionante en este caso, ya que la obra es </w:t>
+        <w:t xml:space="preserve"> </w:t>
+      </w:r>
+      <w:r>
+        <w:t xml:space="preserve">La elección del archivo del texto fue condicionante en este caso, ya que la obra es </w:t>
       </w:r>
       <w:r>
         <w:t>rica</w:t>
       </w:r>
       <w:r>
-        <w:t xml:space="preserve"> en vocabulario.</w:t>
-      </w:r>
-      <w:r>
-        <w:t xml:space="preserve"> Comparado con Bs más chicos, donde se vuelve asintótica rápidamente, ya que es </w:t>
+        <w:t xml:space="preserve"> en vocabulario</w:t>
+      </w:r>
+      <w:r>
+        <w:t>, c</w:t>
+      </w:r>
+      <w:r>
+        <w:t xml:space="preserve">omparado con Bs más chicos, donde se vuelve asintótica rápidamente, ya que es </w:t>
       </w:r>
       <w:r>
         <w:t>más</w:t>
@@ -8477,7 +8626,7 @@
       </w:r>
     </w:p>
     <w:sectPr>
-      <w:headerReference w:type="default" r:id="rId38"/>
+      <w:headerReference w:type="default" r:id="rId39"/>
       <w:pgSz w:w="11906" w:h="16838"/>
       <w:pgMar w:top="1133" w:right="1133" w:bottom="1133" w:left="1133" w:header="850" w:footer="850" w:gutter="0"/>
       <w:pgNumType w:start="1"/>

--- a/TP1/2026_RI_TP1_Análisis de Texto.docx
+++ b/TP1/2026_RI_TP1_Análisis de Texto.docx
@@ -166,7 +166,25 @@
           <w:sz w:val="24"/>
           <w:szCs w:val="24"/>
         </w:rPr>
-        <w:t>Josue Leonel Gatica Odato 178921</w:t>
+        <w:t xml:space="preserve">Josue Leonel Gatica </w:t>
+      </w:r>
+      <w:proofErr w:type="spellStart"/>
+      <w:r>
+        <w:rPr>
+          <w:color w:val="000000"/>
+          <w:sz w:val="24"/>
+          <w:szCs w:val="24"/>
+        </w:rPr>
+        <w:t>Odato</w:t>
+      </w:r>
+      <w:proofErr w:type="spellEnd"/>
+      <w:r>
+        <w:rPr>
+          <w:color w:val="000000"/>
+          <w:sz w:val="24"/>
+          <w:szCs w:val="24"/>
+        </w:rPr>
+        <w:t xml:space="preserve"> 178921</w:t>
       </w:r>
     </w:p>
     <w:p>
@@ -356,7 +374,23 @@
           <w:sz w:val="24"/>
           <w:szCs w:val="24"/>
         </w:rPr>
-        <w:t>Para un correcto manejo de las colecciones en cada ejercicio, los archivos .py tomando las colecciones por defecto en una carpeta llamada “Colecciones”, ubicada a la par con todas las carpetas de los ejercicios.</w:t>
+        <w:t>Para un correcto manejo de las colecciones en cada ejercicio, los archivos .</w:t>
+      </w:r>
+      <w:proofErr w:type="spellStart"/>
+      <w:r>
+        <w:rPr>
+          <w:sz w:val="24"/>
+          <w:szCs w:val="24"/>
+        </w:rPr>
+        <w:t>py</w:t>
+      </w:r>
+      <w:proofErr w:type="spellEnd"/>
+      <w:r>
+        <w:rPr>
+          <w:sz w:val="24"/>
+          <w:szCs w:val="24"/>
+        </w:rPr>
+        <w:t xml:space="preserve"> tomando las colecciones por defecto en una carpeta llamada “Colecciones”, ubicada a la par con todas las carpetas de los ejercicios.</w:t>
       </w:r>
     </w:p>
     <w:p>
@@ -510,7 +544,23 @@
           <w:sz w:val="24"/>
           <w:szCs w:val="24"/>
         </w:rPr>
-        <w:t xml:space="preserve">El modelo de lenguaje de inteligencia artificial utilizado para el trabajo fue ChatGPT </w:t>
+        <w:t xml:space="preserve">El modelo de lenguaje de inteligencia artificial utilizado para el trabajo fue </w:t>
+      </w:r>
+      <w:proofErr w:type="spellStart"/>
+      <w:r>
+        <w:rPr>
+          <w:sz w:val="24"/>
+          <w:szCs w:val="24"/>
+        </w:rPr>
+        <w:t>ChatGPT</w:t>
+      </w:r>
+      <w:proofErr w:type="spellEnd"/>
+      <w:r>
+        <w:rPr>
+          <w:sz w:val="24"/>
+          <w:szCs w:val="24"/>
+        </w:rPr>
+        <w:t xml:space="preserve"> </w:t>
       </w:r>
     </w:p>
     <w:p>
@@ -551,7 +601,25 @@
           <w:szCs w:val="24"/>
         </w:rPr>
         <w:lastRenderedPageBreak/>
-        <w:t>Utilizando la colección para debugging provista por el equipo docente escriba un programa que realice el análisis léxico sobre la misma y extraiga la siguiente información:</w:t>
+        <w:t xml:space="preserve">Utilizando la colección para </w:t>
+      </w:r>
+      <w:proofErr w:type="spellStart"/>
+      <w:r>
+        <w:rPr>
+          <w:color w:val="F79646" w:themeColor="accent6"/>
+          <w:sz w:val="24"/>
+          <w:szCs w:val="24"/>
+        </w:rPr>
+        <w:t>debugging</w:t>
+      </w:r>
+      <w:proofErr w:type="spellEnd"/>
+      <w:r>
+        <w:rPr>
+          <w:color w:val="F79646" w:themeColor="accent6"/>
+          <w:sz w:val="24"/>
+          <w:szCs w:val="24"/>
+        </w:rPr>
+        <w:t xml:space="preserve"> provista por el equipo docente escriba un programa que realice el análisis léxico sobre la misma y extraiga la siguiente información:</w:t>
       </w:r>
     </w:p>
     <w:p>
@@ -695,6 +763,7 @@
         </w:rPr>
         <w:t xml:space="preserve">Compare los resultados obtenidos por su programa con los que figuran en el  archivo </w:t>
       </w:r>
+      <w:proofErr w:type="spellStart"/>
       <w:r>
         <w:rPr>
           <w:i/>
@@ -705,6 +774,7 @@
         </w:rPr>
         <w:t>collection_data.json</w:t>
       </w:r>
+      <w:proofErr w:type="spellEnd"/>
       <w:r>
         <w:rPr>
           <w:color w:val="F79646" w:themeColor="accent6"/>
@@ -925,7 +995,23 @@
           <w:sz w:val="24"/>
           <w:szCs w:val="24"/>
         </w:rPr>
-        <w:t>Por último, generamos los arreglos correspondientes para docids y frecuencias.</w:t>
+        <w:t xml:space="preserve">Por último, generamos los arreglos correspondientes para </w:t>
+      </w:r>
+      <w:proofErr w:type="spellStart"/>
+      <w:r>
+        <w:rPr>
+          <w:sz w:val="24"/>
+          <w:szCs w:val="24"/>
+        </w:rPr>
+        <w:t>docids</w:t>
+      </w:r>
+      <w:proofErr w:type="spellEnd"/>
+      <w:r>
+        <w:rPr>
+          <w:sz w:val="24"/>
+          <w:szCs w:val="24"/>
+        </w:rPr>
+        <w:t xml:space="preserve"> y frecuencias.</w:t>
       </w:r>
     </w:p>
     <w:p>
@@ -1156,7 +1242,25 @@
           <w:szCs w:val="24"/>
           <w:lang w:val="es-AR"/>
         </w:rPr>
-        <w:t xml:space="preserve">Analizándolo en detalle con el collection_data.json provisto por el equipo docente, solamente se difiere en orden en el que se muestran los términos, ya que no siguen un </w:t>
+        <w:t xml:space="preserve">Analizándolo en detalle con el </w:t>
+      </w:r>
+      <w:proofErr w:type="spellStart"/>
+      <w:r>
+        <w:rPr>
+          <w:sz w:val="24"/>
+          <w:szCs w:val="24"/>
+          <w:lang w:val="es-AR"/>
+        </w:rPr>
+        <w:t>collection_data.json</w:t>
+      </w:r>
+      <w:proofErr w:type="spellEnd"/>
+      <w:r>
+        <w:rPr>
+          <w:sz w:val="24"/>
+          <w:szCs w:val="24"/>
+          <w:lang w:val="es-AR"/>
+        </w:rPr>
+        <w:t xml:space="preserve"> provisto por el equipo docente, solamente se difiere en orden en el que se muestran los términos, ya que no siguen un </w:t>
       </w:r>
       <w:r>
         <w:rPr>
@@ -1267,7 +1371,25 @@
           <w:szCs w:val="24"/>
           <w:lang w:val="es-AR"/>
         </w:rPr>
-        <w:t>Utilizando la herramienta de inteligencia artificial ChatGPT, se realizó lo siguiente:</w:t>
+        <w:t xml:space="preserve">Utilizando la herramienta de inteligencia artificial </w:t>
+      </w:r>
+      <w:proofErr w:type="spellStart"/>
+      <w:r>
+        <w:rPr>
+          <w:sz w:val="24"/>
+          <w:szCs w:val="24"/>
+          <w:lang w:val="es-AR"/>
+        </w:rPr>
+        <w:t>ChatGPT</w:t>
+      </w:r>
+      <w:proofErr w:type="spellEnd"/>
+      <w:r>
+        <w:rPr>
+          <w:sz w:val="24"/>
+          <w:szCs w:val="24"/>
+          <w:lang w:val="es-AR"/>
+        </w:rPr>
+        <w:t>, se realizó lo siguiente:</w:t>
       </w:r>
     </w:p>
     <w:p>
@@ -1430,7 +1552,29 @@
           <w:sz w:val="24"/>
           <w:szCs w:val="24"/>
         </w:rPr>
-        <w:t>RI-tknz-data</w:t>
+        <w:t>RI-</w:t>
+      </w:r>
+      <w:proofErr w:type="spellStart"/>
+      <w:r>
+        <w:rPr>
+          <w:b/>
+          <w:bCs/>
+          <w:color w:val="F79646" w:themeColor="accent6"/>
+          <w:sz w:val="24"/>
+          <w:szCs w:val="24"/>
+        </w:rPr>
+        <w:t>tknz</w:t>
+      </w:r>
+      <w:proofErr w:type="spellEnd"/>
+      <w:r>
+        <w:rPr>
+          <w:b/>
+          <w:bCs/>
+          <w:color w:val="F79646" w:themeColor="accent6"/>
+          <w:sz w:val="24"/>
+          <w:szCs w:val="24"/>
+        </w:rPr>
+        <w:t>-data</w:t>
       </w:r>
       <w:r>
         <w:rPr>
@@ -1490,6 +1634,7 @@
         </w:rPr>
         <w:t>) con la lista de términos a indexar (ordenado), su frecuencia en la colección y su DF (</w:t>
       </w:r>
+      <w:proofErr w:type="spellStart"/>
       <w:r>
         <w:rPr>
           <w:i/>
@@ -1498,8 +1643,31 @@
           <w:sz w:val="24"/>
           <w:szCs w:val="24"/>
         </w:rPr>
-        <w:t>Document Frequency</w:t>
-      </w:r>
+        <w:t>Document</w:t>
+      </w:r>
+      <w:proofErr w:type="spellEnd"/>
+      <w:r>
+        <w:rPr>
+          <w:i/>
+          <w:iCs/>
+          <w:color w:val="F79646" w:themeColor="accent6"/>
+          <w:sz w:val="24"/>
+          <w:szCs w:val="24"/>
+        </w:rPr>
+        <w:t xml:space="preserve"> </w:t>
+      </w:r>
+      <w:proofErr w:type="spellStart"/>
+      <w:r>
+        <w:rPr>
+          <w:i/>
+          <w:iCs/>
+          <w:color w:val="F79646" w:themeColor="accent6"/>
+          <w:sz w:val="24"/>
+          <w:szCs w:val="24"/>
+        </w:rPr>
+        <w:t>Frequency</w:t>
+      </w:r>
+      <w:proofErr w:type="spellEnd"/>
       <w:r>
         <w:rPr>
           <w:color w:val="F79646" w:themeColor="accent6"/>
@@ -1951,7 +2119,43 @@
           <w:sz w:val="24"/>
           <w:szCs w:val="24"/>
         </w:rPr>
-        <w:t>La lista de los 10 términos más frecuentes y su CF (Collection Frequency). Un término por línea.</w:t>
+        <w:t>La lista de los 10 términos más frecuentes y su CF (</w:t>
+      </w:r>
+      <w:proofErr w:type="spellStart"/>
+      <w:r>
+        <w:rPr>
+          <w:color w:val="F79646" w:themeColor="accent6"/>
+          <w:sz w:val="24"/>
+          <w:szCs w:val="24"/>
+        </w:rPr>
+        <w:t>Collection</w:t>
+      </w:r>
+      <w:proofErr w:type="spellEnd"/>
+      <w:r>
+        <w:rPr>
+          <w:color w:val="F79646" w:themeColor="accent6"/>
+          <w:sz w:val="24"/>
+          <w:szCs w:val="24"/>
+        </w:rPr>
+        <w:t xml:space="preserve"> </w:t>
+      </w:r>
+      <w:proofErr w:type="spellStart"/>
+      <w:r>
+        <w:rPr>
+          <w:color w:val="F79646" w:themeColor="accent6"/>
+          <w:sz w:val="24"/>
+          <w:szCs w:val="24"/>
+        </w:rPr>
+        <w:t>Frequency</w:t>
+      </w:r>
+      <w:proofErr w:type="spellEnd"/>
+      <w:r>
+        <w:rPr>
+          <w:color w:val="F79646" w:themeColor="accent6"/>
+          <w:sz w:val="24"/>
+          <w:szCs w:val="24"/>
+        </w:rPr>
+        <w:t>). Un término por línea.</w:t>
       </w:r>
     </w:p>
     <w:p>
@@ -2006,6 +2210,7 @@
       </w:pPr>
       <w:r>
         <w:rPr>
+          <w:noProof/>
           <w:sz w:val="24"/>
           <w:szCs w:val="24"/>
         </w:rPr>
@@ -2097,7 +2302,23 @@
           <w:sz w:val="24"/>
           <w:szCs w:val="24"/>
         </w:rPr>
-        <w:t>El tokenizer utilizado para realiza lo siguiente:</w:t>
+        <w:t xml:space="preserve">El </w:t>
+      </w:r>
+      <w:proofErr w:type="spellStart"/>
+      <w:r>
+        <w:rPr>
+          <w:sz w:val="24"/>
+          <w:szCs w:val="24"/>
+        </w:rPr>
+        <w:t>tokenizer</w:t>
+      </w:r>
+      <w:proofErr w:type="spellEnd"/>
+      <w:r>
+        <w:rPr>
+          <w:sz w:val="24"/>
+          <w:szCs w:val="24"/>
+        </w:rPr>
+        <w:t xml:space="preserve"> utilizado para realiza lo siguiente:</w:t>
       </w:r>
     </w:p>
     <w:p>
@@ -2296,6 +2517,7 @@
       </w:pPr>
       <w:r>
         <w:rPr>
+          <w:noProof/>
           <w:sz w:val="24"/>
           <w:szCs w:val="24"/>
         </w:rPr>
@@ -2356,7 +2578,23 @@
           <w:sz w:val="24"/>
           <w:szCs w:val="24"/>
         </w:rPr>
-        <w:t>Con stopwords, el termino mas frecuente es “universidad”</w:t>
+        <w:t xml:space="preserve">Con stopwords, el termino </w:t>
+      </w:r>
+      <w:proofErr w:type="spellStart"/>
+      <w:r>
+        <w:rPr>
+          <w:sz w:val="24"/>
+          <w:szCs w:val="24"/>
+        </w:rPr>
+        <w:t>mas</w:t>
+      </w:r>
+      <w:proofErr w:type="spellEnd"/>
+      <w:r>
+        <w:rPr>
+          <w:sz w:val="24"/>
+          <w:szCs w:val="24"/>
+        </w:rPr>
+        <w:t xml:space="preserve"> frecuente es “universidad”</w:t>
       </w:r>
       <w:r>
         <w:rPr>
@@ -2430,6 +2668,7 @@
       </w:pPr>
       <w:r>
         <w:rPr>
+          <w:noProof/>
           <w:sz w:val="24"/>
           <w:szCs w:val="24"/>
         </w:rPr>
@@ -2590,7 +2829,7 @@
           <w:sz w:val="24"/>
           <w:szCs w:val="24"/>
         </w:rPr>
-        <w:t>El archivo mas corto contiene solamente “</w:t>
+        <w:t xml:space="preserve">El archivo </w:t>
       </w:r>
       <w:proofErr w:type="spellStart"/>
       <w:r>
@@ -2598,6 +2837,22 @@
           <w:sz w:val="24"/>
           <w:szCs w:val="24"/>
         </w:rPr>
+        <w:t>mas</w:t>
+      </w:r>
+      <w:proofErr w:type="spellEnd"/>
+      <w:r>
+        <w:rPr>
+          <w:sz w:val="24"/>
+          <w:szCs w:val="24"/>
+        </w:rPr>
+        <w:t xml:space="preserve"> corto contiene solamente “</w:t>
+      </w:r>
+      <w:proofErr w:type="spellStart"/>
+      <w:r>
+        <w:rPr>
+          <w:sz w:val="24"/>
+          <w:szCs w:val="24"/>
+        </w:rPr>
         <w:t>r.i.n.c.e</w:t>
       </w:r>
       <w:proofErr w:type="spellEnd"/>
@@ -2613,7 +2868,23 @@
           <w:sz w:val="24"/>
           <w:szCs w:val="24"/>
         </w:rPr>
-        <w:t>” que, en base a nuestro tokenizer, no es considerado ni token ni termino.</w:t>
+        <w:t xml:space="preserve">” que, en base a nuestro </w:t>
+      </w:r>
+      <w:proofErr w:type="spellStart"/>
+      <w:r>
+        <w:rPr>
+          <w:sz w:val="24"/>
+          <w:szCs w:val="24"/>
+        </w:rPr>
+        <w:t>tokenizer</w:t>
+      </w:r>
+      <w:proofErr w:type="spellEnd"/>
+      <w:r>
+        <w:rPr>
+          <w:sz w:val="24"/>
+          <w:szCs w:val="24"/>
+        </w:rPr>
+        <w:t>, no es considerado ni token ni termino.</w:t>
       </w:r>
       <w:r>
         <w:rPr>
@@ -2688,6 +2959,7 @@
       </w:pPr>
       <w:r>
         <w:rPr>
+          <w:noProof/>
           <w:sz w:val="24"/>
           <w:szCs w:val="24"/>
         </w:rPr>
@@ -2855,8 +3127,17 @@
           <w:sz w:val="24"/>
           <w:szCs w:val="24"/>
         </w:rPr>
-        <w:t>educativas y tramite, educativastraimte</w:t>
-      </w:r>
+        <w:t xml:space="preserve">educativas y tramite, </w:t>
+      </w:r>
+      <w:proofErr w:type="spellStart"/>
+      <w:r>
+        <w:rPr>
+          <w:sz w:val="24"/>
+          <w:szCs w:val="24"/>
+        </w:rPr>
+        <w:t>educativastraimte</w:t>
+      </w:r>
+      <w:proofErr w:type="spellEnd"/>
       <w:r>
         <w:rPr>
           <w:sz w:val="24"/>
@@ -2935,6 +3216,7 @@
         <w:lastRenderedPageBreak/>
         <w:t xml:space="preserve">Escriba un segundo </w:t>
       </w:r>
+      <w:proofErr w:type="spellStart"/>
       <w:r>
         <w:rPr>
           <w:i/>
@@ -2945,13 +3227,68 @@
         </w:rPr>
         <w:t>tokenizer</w:t>
       </w:r>
-      <w:r>
-        <w:rPr>
-          <w:color w:val="F79646" w:themeColor="accent6"/>
-          <w:sz w:val="24"/>
-          <w:szCs w:val="24"/>
-        </w:rPr>
-        <w:t xml:space="preserve"> que implemente los criterios del artículo de Grefenstette y Tapanainen para definir qué es una “palabra” (o término) y cómo tratar números y signos de puntuación. En este  caso  su  tokenizer deberá extraer y tratar como un único término: </w:t>
+      <w:proofErr w:type="spellEnd"/>
+      <w:r>
+        <w:rPr>
+          <w:color w:val="F79646" w:themeColor="accent6"/>
+          <w:sz w:val="24"/>
+          <w:szCs w:val="24"/>
+        </w:rPr>
+        <w:t xml:space="preserve"> que implemente los criterios del artículo de </w:t>
+      </w:r>
+      <w:proofErr w:type="spellStart"/>
+      <w:r>
+        <w:rPr>
+          <w:color w:val="F79646" w:themeColor="accent6"/>
+          <w:sz w:val="24"/>
+          <w:szCs w:val="24"/>
+        </w:rPr>
+        <w:t>Grefenstette</w:t>
+      </w:r>
+      <w:proofErr w:type="spellEnd"/>
+      <w:r>
+        <w:rPr>
+          <w:color w:val="F79646" w:themeColor="accent6"/>
+          <w:sz w:val="24"/>
+          <w:szCs w:val="24"/>
+        </w:rPr>
+        <w:t xml:space="preserve"> y </w:t>
+      </w:r>
+      <w:proofErr w:type="spellStart"/>
+      <w:r>
+        <w:rPr>
+          <w:color w:val="F79646" w:themeColor="accent6"/>
+          <w:sz w:val="24"/>
+          <w:szCs w:val="24"/>
+        </w:rPr>
+        <w:t>Tapanainen</w:t>
+      </w:r>
+      <w:proofErr w:type="spellEnd"/>
+      <w:r>
+        <w:rPr>
+          <w:color w:val="F79646" w:themeColor="accent6"/>
+          <w:sz w:val="24"/>
+          <w:szCs w:val="24"/>
+        </w:rPr>
+        <w:t xml:space="preserve"> para definir qué es una “palabra” (o término) y cómo tratar números y signos de puntuación. En este  caso  su  </w:t>
+      </w:r>
+      <w:proofErr w:type="spellStart"/>
+      <w:r>
+        <w:rPr>
+          <w:color w:val="F79646" w:themeColor="accent6"/>
+          <w:sz w:val="24"/>
+          <w:szCs w:val="24"/>
+        </w:rPr>
+        <w:t>tokenizer</w:t>
+      </w:r>
+      <w:proofErr w:type="spellEnd"/>
+      <w:r>
+        <w:rPr>
+          <w:color w:val="F79646" w:themeColor="accent6"/>
+          <w:sz w:val="24"/>
+          <w:szCs w:val="24"/>
+        </w:rPr>
+        <w:t xml:space="preserve"> deberá extraer y tratar como un único término: </w:t>
       </w:r>
     </w:p>
     <w:p>
@@ -3005,7 +3342,25 @@
           <w:sz w:val="24"/>
           <w:szCs w:val="24"/>
         </w:rPr>
-        <w:t>Direcciones de correo electrónico y URLs.</w:t>
+        <w:t xml:space="preserve">Direcciones de correo electrónico y </w:t>
+      </w:r>
+      <w:proofErr w:type="spellStart"/>
+      <w:r>
+        <w:rPr>
+          <w:color w:val="F79646" w:themeColor="accent6"/>
+          <w:sz w:val="24"/>
+          <w:szCs w:val="24"/>
+        </w:rPr>
+        <w:t>URLs</w:t>
+      </w:r>
+      <w:proofErr w:type="spellEnd"/>
+      <w:r>
+        <w:rPr>
+          <w:color w:val="F79646" w:themeColor="accent6"/>
+          <w:sz w:val="24"/>
+          <w:szCs w:val="24"/>
+        </w:rPr>
+        <w:t>.</w:t>
       </w:r>
     </w:p>
     <w:p>
@@ -3088,6 +3443,7 @@
         </w:rPr>
         <w:t xml:space="preserve">Utilice la colección para </w:t>
       </w:r>
+      <w:proofErr w:type="spellStart"/>
       <w:r>
         <w:rPr>
           <w:i/>
@@ -3098,6 +3454,7 @@
         </w:rPr>
         <w:t>debugging</w:t>
       </w:r>
+      <w:proofErr w:type="spellEnd"/>
       <w:r>
         <w:rPr>
           <w:color w:val="F79646" w:themeColor="accent6"/>
@@ -3144,7 +3501,29 @@
           <w:sz w:val="24"/>
           <w:szCs w:val="24"/>
         </w:rPr>
-        <w:t xml:space="preserve">RI-tknz-data </w:t>
+        <w:t>RI-</w:t>
+      </w:r>
+      <w:proofErr w:type="spellStart"/>
+      <w:r>
+        <w:rPr>
+          <w:b/>
+          <w:bCs/>
+          <w:color w:val="F79646" w:themeColor="accent6"/>
+          <w:sz w:val="24"/>
+          <w:szCs w:val="24"/>
+        </w:rPr>
+        <w:t>tknz</w:t>
+      </w:r>
+      <w:proofErr w:type="spellEnd"/>
+      <w:r>
+        <w:rPr>
+          <w:b/>
+          <w:bCs/>
+          <w:color w:val="F79646" w:themeColor="accent6"/>
+          <w:sz w:val="24"/>
+          <w:szCs w:val="24"/>
+        </w:rPr>
+        <w:t xml:space="preserve">-data </w:t>
       </w:r>
       <w:r>
         <w:rPr>
@@ -3154,6 +3533,7 @@
         </w:rPr>
         <w:t xml:space="preserve">utilizando su nuevo </w:t>
       </w:r>
+      <w:proofErr w:type="spellStart"/>
       <w:r>
         <w:rPr>
           <w:i/>
@@ -3164,6 +3544,7 @@
         </w:rPr>
         <w:t>tokenizer</w:t>
       </w:r>
+      <w:proofErr w:type="spellEnd"/>
       <w:r>
         <w:rPr>
           <w:color w:val="F79646" w:themeColor="accent6"/>
@@ -3209,7 +3590,39 @@
           <w:sz w:val="24"/>
           <w:szCs w:val="24"/>
         </w:rPr>
-        <w:t xml:space="preserve"> de Grefenstette y Tapanainen, se </w:t>
+        <w:t xml:space="preserve"> de </w:t>
+      </w:r>
+      <w:proofErr w:type="spellStart"/>
+      <w:r>
+        <w:rPr>
+          <w:sz w:val="24"/>
+          <w:szCs w:val="24"/>
+        </w:rPr>
+        <w:t>Grefenstette</w:t>
+      </w:r>
+      <w:proofErr w:type="spellEnd"/>
+      <w:r>
+        <w:rPr>
+          <w:sz w:val="24"/>
+          <w:szCs w:val="24"/>
+        </w:rPr>
+        <w:t xml:space="preserve"> y </w:t>
+      </w:r>
+      <w:proofErr w:type="spellStart"/>
+      <w:r>
+        <w:rPr>
+          <w:sz w:val="24"/>
+          <w:szCs w:val="24"/>
+        </w:rPr>
+        <w:t>Tapanainen</w:t>
+      </w:r>
+      <w:proofErr w:type="spellEnd"/>
+      <w:r>
+        <w:rPr>
+          <w:sz w:val="24"/>
+          <w:szCs w:val="24"/>
+        </w:rPr>
+        <w:t xml:space="preserve">, se </w:t>
       </w:r>
       <w:r>
         <w:rPr>
@@ -3223,7 +3636,23 @@
           <w:sz w:val="24"/>
           <w:szCs w:val="24"/>
         </w:rPr>
-        <w:t xml:space="preserve"> el siguiente Tokenizer:</w:t>
+        <w:t xml:space="preserve"> el siguiente </w:t>
+      </w:r>
+      <w:proofErr w:type="spellStart"/>
+      <w:r>
+        <w:rPr>
+          <w:sz w:val="24"/>
+          <w:szCs w:val="24"/>
+        </w:rPr>
+        <w:t>Tokenizer</w:t>
+      </w:r>
+      <w:proofErr w:type="spellEnd"/>
+      <w:r>
+        <w:rPr>
+          <w:sz w:val="24"/>
+          <w:szCs w:val="24"/>
+        </w:rPr>
+        <w:t>:</w:t>
       </w:r>
     </w:p>
     <w:p>
@@ -3298,7 +3727,39 @@
           <w:sz w:val="24"/>
           <w:szCs w:val="24"/>
         </w:rPr>
-        <w:t xml:space="preserve">El nuevo tokenizer ahora permite emails, abreviaturas, urls, números y nombres propios. Fue necesaria la construcción de una lista de tuplas para cada token especifico, vinculándole la expresión regular que </w:t>
+        <w:t xml:space="preserve">El nuevo </w:t>
+      </w:r>
+      <w:proofErr w:type="spellStart"/>
+      <w:r>
+        <w:rPr>
+          <w:sz w:val="24"/>
+          <w:szCs w:val="24"/>
+        </w:rPr>
+        <w:t>tokenizer</w:t>
+      </w:r>
+      <w:proofErr w:type="spellEnd"/>
+      <w:r>
+        <w:rPr>
+          <w:sz w:val="24"/>
+          <w:szCs w:val="24"/>
+        </w:rPr>
+        <w:t xml:space="preserve"> ahora permite emails, abreviaturas, </w:t>
+      </w:r>
+      <w:proofErr w:type="spellStart"/>
+      <w:r>
+        <w:rPr>
+          <w:sz w:val="24"/>
+          <w:szCs w:val="24"/>
+        </w:rPr>
+        <w:t>urls</w:t>
+      </w:r>
+      <w:proofErr w:type="spellEnd"/>
+      <w:r>
+        <w:rPr>
+          <w:sz w:val="24"/>
+          <w:szCs w:val="24"/>
+        </w:rPr>
+        <w:t xml:space="preserve">, números y nombres propios. Fue necesaria la construcción de una lista de tuplas para cada token especifico, vinculándole la expresión regular que </w:t>
       </w:r>
       <w:r>
         <w:rPr>
@@ -3335,7 +3796,7 @@
           <w:sz w:val="24"/>
           <w:szCs w:val="24"/>
         </w:rPr>
-        <w:t>Se verifico con el collection_data.json que los términos sean tomados de una forma correcta, siguiendo con el análisis sobre la colección RI-</w:t>
+        <w:t xml:space="preserve">Se verifico con el </w:t>
       </w:r>
       <w:proofErr w:type="spellStart"/>
       <w:r>
@@ -3343,6 +3804,22 @@
           <w:sz w:val="24"/>
           <w:szCs w:val="24"/>
         </w:rPr>
+        <w:t>collection_data.json</w:t>
+      </w:r>
+      <w:proofErr w:type="spellEnd"/>
+      <w:r>
+        <w:rPr>
+          <w:sz w:val="24"/>
+          <w:szCs w:val="24"/>
+        </w:rPr>
+        <w:t xml:space="preserve"> que los términos sean tomados de una forma correcta, siguiendo con el análisis sobre la colección RI-</w:t>
+      </w:r>
+      <w:proofErr w:type="spellStart"/>
+      <w:r>
+        <w:rPr>
+          <w:sz w:val="24"/>
+          <w:szCs w:val="24"/>
+        </w:rPr>
         <w:t>tknz</w:t>
       </w:r>
       <w:proofErr w:type="spellEnd"/>
@@ -3363,6 +3840,7 @@
       </w:pPr>
       <w:r>
         <w:rPr>
+          <w:noProof/>
           <w:sz w:val="24"/>
           <w:szCs w:val="24"/>
         </w:rPr>
@@ -3455,6 +3933,7 @@
         <w:rPr>
           <w:b/>
           <w:bCs/>
+          <w:noProof/>
           <w:sz w:val="24"/>
           <w:szCs w:val="24"/>
         </w:rPr>
@@ -3534,7 +4013,23 @@
           <w:sz w:val="24"/>
           <w:szCs w:val="24"/>
         </w:rPr>
-        <w:t xml:space="preserve">El nuevo tokenizer me posibilita tener más términos y tokens, ya que tomamos en cuenta expresiones regulares particulares para ciertos tokens (emails, </w:t>
+        <w:t xml:space="preserve">El nuevo </w:t>
+      </w:r>
+      <w:proofErr w:type="spellStart"/>
+      <w:r>
+        <w:rPr>
+          <w:sz w:val="24"/>
+          <w:szCs w:val="24"/>
+        </w:rPr>
+        <w:t>tokenizer</w:t>
+      </w:r>
+      <w:proofErr w:type="spellEnd"/>
+      <w:r>
+        <w:rPr>
+          <w:sz w:val="24"/>
+          <w:szCs w:val="24"/>
+        </w:rPr>
+        <w:t xml:space="preserve"> me posibilita tener más términos y tokens, ya que tomamos en cuenta expresiones regulares particulares para ciertos tokens (emails, </w:t>
       </w:r>
       <w:proofErr w:type="spellStart"/>
       <w:r>
@@ -3570,7 +4065,39 @@
           <w:sz w:val="24"/>
           <w:szCs w:val="24"/>
         </w:rPr>
-        <w:t>El único termino/token que estaba presente en el documento mas corto ahora si es contador por el nuevo tokenizer.</w:t>
+        <w:t xml:space="preserve">El único termino/token que estaba presente en el documento </w:t>
+      </w:r>
+      <w:proofErr w:type="spellStart"/>
+      <w:r>
+        <w:rPr>
+          <w:sz w:val="24"/>
+          <w:szCs w:val="24"/>
+        </w:rPr>
+        <w:t>mas</w:t>
+      </w:r>
+      <w:proofErr w:type="spellEnd"/>
+      <w:r>
+        <w:rPr>
+          <w:sz w:val="24"/>
+          <w:szCs w:val="24"/>
+        </w:rPr>
+        <w:t xml:space="preserve"> corto ahora si es contador por el nuevo </w:t>
+      </w:r>
+      <w:proofErr w:type="spellStart"/>
+      <w:r>
+        <w:rPr>
+          <w:sz w:val="24"/>
+          <w:szCs w:val="24"/>
+        </w:rPr>
+        <w:t>tokenizer</w:t>
+      </w:r>
+      <w:proofErr w:type="spellEnd"/>
+      <w:r>
+        <w:rPr>
+          <w:sz w:val="24"/>
+          <w:szCs w:val="24"/>
+        </w:rPr>
+        <w:t>.</w:t>
       </w:r>
     </w:p>
     <w:p>
@@ -3590,7 +4117,23 @@
           <w:sz w:val="24"/>
           <w:szCs w:val="24"/>
         </w:rPr>
-        <w:t>Existe mas de 7000 nuevos términos que aparecen una vez en la colección (antes eran 17000)</w:t>
+        <w:t xml:space="preserve">Existe </w:t>
+      </w:r>
+      <w:proofErr w:type="spellStart"/>
+      <w:r>
+        <w:rPr>
+          <w:sz w:val="24"/>
+          <w:szCs w:val="24"/>
+        </w:rPr>
+        <w:t>mas</w:t>
+      </w:r>
+      <w:proofErr w:type="spellEnd"/>
+      <w:r>
+        <w:rPr>
+          <w:sz w:val="24"/>
+          <w:szCs w:val="24"/>
+        </w:rPr>
+        <w:t xml:space="preserve"> de 7000 nuevos términos que aparecen una vez en la colección (antes eran 17000)</w:t>
       </w:r>
     </w:p>
     <w:p>
@@ -3644,6 +4187,7 @@
       </w:pPr>
       <w:r>
         <w:rPr>
+          <w:noProof/>
           <w:sz w:val="24"/>
           <w:szCs w:val="24"/>
         </w:rPr>
@@ -3712,30 +4256,110 @@
           <w:sz w:val="24"/>
           <w:szCs w:val="24"/>
         </w:rPr>
-        <w:t>De los 10 términos mas frecuentes, podemos descartar la aparición del numero 2012, que no estaba presente en el análisis anterior, debido a que el tokenizer no lo consideraba valido. Esto nos ayuda mucho mas a la tarea de recuperación, ya que identificamos que gran parte de los documentos mencionan ese año.</w:t>
-      </w:r>
-    </w:p>
-    <w:p>
-      <w:pPr>
-        <w:rPr>
-          <w:sz w:val="24"/>
-          <w:szCs w:val="24"/>
-        </w:rPr>
-      </w:pPr>
-    </w:p>
-    <w:p>
-      <w:pPr>
-        <w:rPr>
-          <w:sz w:val="24"/>
-          <w:szCs w:val="24"/>
-        </w:rPr>
-      </w:pPr>
-      <w:r>
-        <w:rPr>
-          <w:sz w:val="24"/>
-          <w:szCs w:val="24"/>
-        </w:rPr>
-        <w:t>En lo que involucra a los 10 términos menos frecuentes, en comparativa con el ejercicio anterior, aparecen números, que con nuestro nuevo tokenizer son considerados términos.</w:t>
+        <w:t xml:space="preserve">De los 10 términos </w:t>
+      </w:r>
+      <w:proofErr w:type="spellStart"/>
+      <w:r>
+        <w:rPr>
+          <w:sz w:val="24"/>
+          <w:szCs w:val="24"/>
+        </w:rPr>
+        <w:t>mas</w:t>
+      </w:r>
+      <w:proofErr w:type="spellEnd"/>
+      <w:r>
+        <w:rPr>
+          <w:sz w:val="24"/>
+          <w:szCs w:val="24"/>
+        </w:rPr>
+        <w:t xml:space="preserve"> frecuentes, podemos descartar la aparición del </w:t>
+      </w:r>
+      <w:proofErr w:type="spellStart"/>
+      <w:r>
+        <w:rPr>
+          <w:sz w:val="24"/>
+          <w:szCs w:val="24"/>
+        </w:rPr>
+        <w:t>numero</w:t>
+      </w:r>
+      <w:proofErr w:type="spellEnd"/>
+      <w:r>
+        <w:rPr>
+          <w:sz w:val="24"/>
+          <w:szCs w:val="24"/>
+        </w:rPr>
+        <w:t xml:space="preserve"> 2012, que no estaba presente en el análisis anterior, debido a que el </w:t>
+      </w:r>
+      <w:proofErr w:type="spellStart"/>
+      <w:r>
+        <w:rPr>
+          <w:sz w:val="24"/>
+          <w:szCs w:val="24"/>
+        </w:rPr>
+        <w:t>tokenizer</w:t>
+      </w:r>
+      <w:proofErr w:type="spellEnd"/>
+      <w:r>
+        <w:rPr>
+          <w:sz w:val="24"/>
+          <w:szCs w:val="24"/>
+        </w:rPr>
+        <w:t xml:space="preserve"> no lo consideraba valido. Esto nos ayuda mucho </w:t>
+      </w:r>
+      <w:proofErr w:type="spellStart"/>
+      <w:r>
+        <w:rPr>
+          <w:sz w:val="24"/>
+          <w:szCs w:val="24"/>
+        </w:rPr>
+        <w:t>mas</w:t>
+      </w:r>
+      <w:proofErr w:type="spellEnd"/>
+      <w:r>
+        <w:rPr>
+          <w:sz w:val="24"/>
+          <w:szCs w:val="24"/>
+        </w:rPr>
+        <w:t xml:space="preserve"> a la tarea de recuperación, ya que identificamos que gran parte de los documentos mencionan ese año.</w:t>
+      </w:r>
+    </w:p>
+    <w:p>
+      <w:pPr>
+        <w:rPr>
+          <w:sz w:val="24"/>
+          <w:szCs w:val="24"/>
+        </w:rPr>
+      </w:pPr>
+    </w:p>
+    <w:p>
+      <w:pPr>
+        <w:rPr>
+          <w:sz w:val="24"/>
+          <w:szCs w:val="24"/>
+        </w:rPr>
+      </w:pPr>
+      <w:r>
+        <w:rPr>
+          <w:sz w:val="24"/>
+          <w:szCs w:val="24"/>
+        </w:rPr>
+        <w:t xml:space="preserve">En lo que involucra a los 10 términos menos frecuentes, en comparativa con el ejercicio anterior, aparecen números, que con nuestro nuevo </w:t>
+      </w:r>
+      <w:proofErr w:type="spellStart"/>
+      <w:r>
+        <w:rPr>
+          <w:sz w:val="24"/>
+          <w:szCs w:val="24"/>
+        </w:rPr>
+        <w:t>tokenizer</w:t>
+      </w:r>
+      <w:proofErr w:type="spellEnd"/>
+      <w:r>
+        <w:rPr>
+          <w:sz w:val="24"/>
+          <w:szCs w:val="24"/>
+        </w:rPr>
+        <w:t xml:space="preserve"> son considerados términos.</w:t>
       </w:r>
     </w:p>
     <w:p>
@@ -3792,7 +4416,39 @@
           <w:sz w:val="24"/>
           <w:szCs w:val="24"/>
         </w:rPr>
-        <w:t>Fue necesaria la intervención de la herramienta de IA para poder construir las expresiones regulares correctas basadas en el artículo, con la finalidad de que se realice una correcta tokenizacion sobre los documentos. La comprobación para ello fue el archivo collections_data.json provisto por el equipo docente.</w:t>
+        <w:t xml:space="preserve">Fue necesaria la intervención de la herramienta de IA para poder construir las expresiones regulares correctas basadas en el artículo, con la finalidad de que se realice una correcta </w:t>
+      </w:r>
+      <w:proofErr w:type="spellStart"/>
+      <w:r>
+        <w:rPr>
+          <w:sz w:val="24"/>
+          <w:szCs w:val="24"/>
+        </w:rPr>
+        <w:t>tokenizacion</w:t>
+      </w:r>
+      <w:proofErr w:type="spellEnd"/>
+      <w:r>
+        <w:rPr>
+          <w:sz w:val="24"/>
+          <w:szCs w:val="24"/>
+        </w:rPr>
+        <w:t xml:space="preserve"> sobre los documentos. La comprobación para ello fue el archivo </w:t>
+      </w:r>
+      <w:proofErr w:type="spellStart"/>
+      <w:r>
+        <w:rPr>
+          <w:sz w:val="24"/>
+          <w:szCs w:val="24"/>
+        </w:rPr>
+        <w:t>collections_data.json</w:t>
+      </w:r>
+      <w:proofErr w:type="spellEnd"/>
+      <w:r>
+        <w:rPr>
+          <w:sz w:val="24"/>
+          <w:szCs w:val="24"/>
+        </w:rPr>
+        <w:t xml:space="preserve"> provisto por el equipo docente.</w:t>
       </w:r>
     </w:p>
     <w:p>
@@ -3849,6 +4505,7 @@
         <w:lastRenderedPageBreak/>
         <w:t xml:space="preserve">A partir del programa del ejercicio 1, incluya un proceso de </w:t>
       </w:r>
+      <w:proofErr w:type="spellStart"/>
       <w:r>
         <w:rPr>
           <w:i/>
@@ -3859,6 +4516,7 @@
         </w:rPr>
         <w:t>stemming</w:t>
       </w:r>
+      <w:proofErr w:type="spellEnd"/>
       <w:r>
         <w:rPr>
           <w:color w:val="F79646" w:themeColor="accent6"/>
@@ -3867,6 +4525,7 @@
         </w:rPr>
         <w:t xml:space="preserve">. Luego de modificar su programa, corra nuevamente el proceso del ejercicio 2 y analice los cambios en la colección. ¿Qué implica este resultado? Busque ejemplos de pares de términos que tienen la misma raíz pero que el </w:t>
       </w:r>
+      <w:proofErr w:type="spellStart"/>
       <w:r>
         <w:rPr>
           <w:i/>
@@ -3877,6 +4536,7 @@
         </w:rPr>
         <w:t>stemmer</w:t>
       </w:r>
+      <w:proofErr w:type="spellEnd"/>
       <w:r>
         <w:rPr>
           <w:color w:val="F79646" w:themeColor="accent6"/>
@@ -3908,7 +4568,39 @@
           <w:sz w:val="24"/>
           <w:szCs w:val="24"/>
         </w:rPr>
-        <w:t>Utilizando la librería de NLTK, utilizamos SnowBallStemmer para hacer el stemming:</w:t>
+        <w:t xml:space="preserve">Utilizando la librería de NLTK, utilizamos </w:t>
+      </w:r>
+      <w:proofErr w:type="spellStart"/>
+      <w:r>
+        <w:rPr>
+          <w:sz w:val="24"/>
+          <w:szCs w:val="24"/>
+        </w:rPr>
+        <w:t>SnowBallStemmer</w:t>
+      </w:r>
+      <w:proofErr w:type="spellEnd"/>
+      <w:r>
+        <w:rPr>
+          <w:sz w:val="24"/>
+          <w:szCs w:val="24"/>
+        </w:rPr>
+        <w:t xml:space="preserve"> para hacer el </w:t>
+      </w:r>
+      <w:proofErr w:type="spellStart"/>
+      <w:r>
+        <w:rPr>
+          <w:sz w:val="24"/>
+          <w:szCs w:val="24"/>
+        </w:rPr>
+        <w:t>stemming</w:t>
+      </w:r>
+      <w:proofErr w:type="spellEnd"/>
+      <w:r>
+        <w:rPr>
+          <w:sz w:val="24"/>
+          <w:szCs w:val="24"/>
+        </w:rPr>
+        <w:t>:</w:t>
       </w:r>
     </w:p>
     <w:p>
@@ -3991,30 +4683,57 @@
           <w:szCs w:val="24"/>
           <w:u w:val="single"/>
         </w:rPr>
-        <w:t>Consulta a la IA sobre cómo funciona SnowBallStemmer:</w:t>
-      </w:r>
-    </w:p>
-    <w:p>
-      <w:pPr>
-        <w:rPr>
-          <w:sz w:val="24"/>
-          <w:szCs w:val="24"/>
-        </w:rPr>
-      </w:pPr>
-    </w:p>
-    <w:p>
-      <w:pPr>
-        <w:rPr>
-          <w:sz w:val="24"/>
-          <w:szCs w:val="24"/>
-        </w:rPr>
-      </w:pPr>
-      <w:r>
-        <w:rPr>
-          <w:sz w:val="24"/>
-          <w:szCs w:val="24"/>
-        </w:rPr>
-        <w:t xml:space="preserve">SnowBallStemmer reduce palabras a su raíz aplicando reglas sobre sufijos, </w:t>
+        <w:t xml:space="preserve">Consulta a la IA sobre cómo funciona </w:t>
+      </w:r>
+      <w:proofErr w:type="spellStart"/>
+      <w:r>
+        <w:rPr>
+          <w:sz w:val="24"/>
+          <w:szCs w:val="24"/>
+          <w:u w:val="single"/>
+        </w:rPr>
+        <w:t>SnowBallStemmer</w:t>
+      </w:r>
+      <w:proofErr w:type="spellEnd"/>
+      <w:r>
+        <w:rPr>
+          <w:sz w:val="24"/>
+          <w:szCs w:val="24"/>
+          <w:u w:val="single"/>
+        </w:rPr>
+        <w:t>:</w:t>
+      </w:r>
+    </w:p>
+    <w:p>
+      <w:pPr>
+        <w:rPr>
+          <w:sz w:val="24"/>
+          <w:szCs w:val="24"/>
+        </w:rPr>
+      </w:pPr>
+    </w:p>
+    <w:p>
+      <w:pPr>
+        <w:rPr>
+          <w:sz w:val="24"/>
+          <w:szCs w:val="24"/>
+        </w:rPr>
+      </w:pPr>
+      <w:proofErr w:type="spellStart"/>
+      <w:r>
+        <w:rPr>
+          <w:sz w:val="24"/>
+          <w:szCs w:val="24"/>
+        </w:rPr>
+        <w:t>SnowBallStemmer</w:t>
+      </w:r>
+      <w:proofErr w:type="spellEnd"/>
+      <w:r>
+        <w:rPr>
+          <w:sz w:val="24"/>
+          <w:szCs w:val="24"/>
+        </w:rPr>
+        <w:t xml:space="preserve"> reduce palabras a su raíz aplicando reglas sobre sufijos, </w:t>
       </w:r>
       <w:r>
         <w:rPr>
@@ -4255,6 +4974,7 @@
         <w:rPr>
           <w:b/>
           <w:bCs/>
+          <w:noProof/>
           <w:sz w:val="24"/>
           <w:szCs w:val="24"/>
         </w:rPr>
@@ -4331,6 +5051,7 @@
       </w:pPr>
       <w:r>
         <w:rPr>
+          <w:noProof/>
           <w:sz w:val="24"/>
           <w:szCs w:val="24"/>
         </w:rPr>
@@ -4398,7 +5119,39 @@
           <w:sz w:val="24"/>
           <w:szCs w:val="24"/>
         </w:rPr>
-        <w:t xml:space="preserve">Puede verse como la palabra “Universidad” fue pasada a “Univers”, aplicando las reglas de Stemming de la </w:t>
+        <w:t>Puede verse como la palabra “Universidad” fue pasada a “</w:t>
+      </w:r>
+      <w:proofErr w:type="spellStart"/>
+      <w:r>
+        <w:rPr>
+          <w:sz w:val="24"/>
+          <w:szCs w:val="24"/>
+        </w:rPr>
+        <w:t>Univers</w:t>
+      </w:r>
+      <w:proofErr w:type="spellEnd"/>
+      <w:r>
+        <w:rPr>
+          <w:sz w:val="24"/>
+          <w:szCs w:val="24"/>
+        </w:rPr>
+        <w:t xml:space="preserve">”, aplicando las reglas de </w:t>
+      </w:r>
+      <w:proofErr w:type="spellStart"/>
+      <w:r>
+        <w:rPr>
+          <w:sz w:val="24"/>
+          <w:szCs w:val="24"/>
+        </w:rPr>
+        <w:t>Stemming</w:t>
+      </w:r>
+      <w:proofErr w:type="spellEnd"/>
+      <w:r>
+        <w:rPr>
+          <w:sz w:val="24"/>
+          <w:szCs w:val="24"/>
+        </w:rPr>
+        <w:t xml:space="preserve"> de la </w:t>
       </w:r>
       <w:r>
         <w:rPr>
@@ -4482,6 +5235,7 @@
       </w:pPr>
       <w:r>
         <w:rPr>
+          <w:noProof/>
           <w:sz w:val="24"/>
           <w:szCs w:val="24"/>
         </w:rPr>
@@ -4788,6 +5542,7 @@
       </w:pPr>
       <w:r>
         <w:rPr>
+          <w:noProof/>
           <w:sz w:val="24"/>
           <w:szCs w:val="24"/>
         </w:rPr>
@@ -4847,7 +5602,39 @@
           <w:sz w:val="24"/>
           <w:szCs w:val="24"/>
         </w:rPr>
-        <w:t>Los términos más frecuentes no cambiaron, y los términos menos frecuentes fueron afectados por el stemming, aunque las reglas aplicaras no hicieron que se reduzca drásticamente la palabra. Esto último puede deberse a que estamos tratando con palabras combinas (españolversion por ejemplo, debería de ser tratada por separado, pero aparece junta en uno de los documentos)</w:t>
+        <w:t xml:space="preserve">Los términos más frecuentes no cambiaron, y los términos menos frecuentes fueron afectados por el </w:t>
+      </w:r>
+      <w:proofErr w:type="spellStart"/>
+      <w:r>
+        <w:rPr>
+          <w:sz w:val="24"/>
+          <w:szCs w:val="24"/>
+        </w:rPr>
+        <w:t>stemming</w:t>
+      </w:r>
+      <w:proofErr w:type="spellEnd"/>
+      <w:r>
+        <w:rPr>
+          <w:sz w:val="24"/>
+          <w:szCs w:val="24"/>
+        </w:rPr>
+        <w:t>, aunque las reglas aplicaras no hicieron que se reduzca drásticamente la palabra. Esto último puede deberse a que estamos tratando con palabras combinas (</w:t>
+      </w:r>
+      <w:proofErr w:type="spellStart"/>
+      <w:r>
+        <w:rPr>
+          <w:sz w:val="24"/>
+          <w:szCs w:val="24"/>
+        </w:rPr>
+        <w:t>españolversion</w:t>
+      </w:r>
+      <w:proofErr w:type="spellEnd"/>
+      <w:r>
+        <w:rPr>
+          <w:sz w:val="24"/>
+          <w:szCs w:val="24"/>
+        </w:rPr>
+        <w:t xml:space="preserve"> por ejemplo, debería de ser tratada por separado, pero aparece junta en uno de los documentos)</w:t>
       </w:r>
     </w:p>
     <w:p>
@@ -4875,7 +5662,27 @@
           <w:szCs w:val="24"/>
         </w:rPr>
         <w:lastRenderedPageBreak/>
-        <w:t>Ejemplo misma raíz pero el stemmer los trata diferente</w:t>
+        <w:t xml:space="preserve">Ejemplo misma raíz pero el </w:t>
+      </w:r>
+      <w:proofErr w:type="spellStart"/>
+      <w:r>
+        <w:rPr>
+          <w:b/>
+          <w:bCs/>
+          <w:sz w:val="24"/>
+          <w:szCs w:val="24"/>
+        </w:rPr>
+        <w:t>stemmer</w:t>
+      </w:r>
+      <w:proofErr w:type="spellEnd"/>
+      <w:r>
+        <w:rPr>
+          <w:b/>
+          <w:bCs/>
+          <w:sz w:val="24"/>
+          <w:szCs w:val="24"/>
+        </w:rPr>
+        <w:t xml:space="preserve"> los trata diferente</w:t>
       </w:r>
     </w:p>
     <w:p>
@@ -4969,7 +5776,23 @@
           <w:sz w:val="24"/>
           <w:szCs w:val="24"/>
         </w:rPr>
-        <w:t>El stemmer los transformo en:</w:t>
+        <w:t xml:space="preserve">El </w:t>
+      </w:r>
+      <w:proofErr w:type="spellStart"/>
+      <w:r>
+        <w:rPr>
+          <w:sz w:val="24"/>
+          <w:szCs w:val="24"/>
+        </w:rPr>
+        <w:t>stemmer</w:t>
+      </w:r>
+      <w:proofErr w:type="spellEnd"/>
+      <w:r>
+        <w:rPr>
+          <w:sz w:val="24"/>
+          <w:szCs w:val="24"/>
+        </w:rPr>
+        <w:t xml:space="preserve"> los transformo en:</w:t>
       </w:r>
     </w:p>
     <w:p>
@@ -5066,7 +5889,27 @@
           <w:sz w:val="24"/>
           <w:szCs w:val="24"/>
         </w:rPr>
-        <w:t>Ejemplo términos diferentes pero el stemmer los trato igual</w:t>
+        <w:t xml:space="preserve">Ejemplo términos diferentes pero el </w:t>
+      </w:r>
+      <w:proofErr w:type="spellStart"/>
+      <w:r>
+        <w:rPr>
+          <w:b/>
+          <w:bCs/>
+          <w:sz w:val="24"/>
+          <w:szCs w:val="24"/>
+        </w:rPr>
+        <w:t>stemmer</w:t>
+      </w:r>
+      <w:proofErr w:type="spellEnd"/>
+      <w:r>
+        <w:rPr>
+          <w:b/>
+          <w:bCs/>
+          <w:sz w:val="24"/>
+          <w:szCs w:val="24"/>
+        </w:rPr>
+        <w:t xml:space="preserve"> los trato igual</w:t>
       </w:r>
     </w:p>
     <w:p>
@@ -5144,7 +5987,23 @@
           <w:sz w:val="24"/>
           <w:szCs w:val="24"/>
         </w:rPr>
-        <w:t xml:space="preserve">Fueron pasados a Univers. Ambos </w:t>
+        <w:t xml:space="preserve">Fueron pasados a </w:t>
+      </w:r>
+      <w:proofErr w:type="spellStart"/>
+      <w:r>
+        <w:rPr>
+          <w:sz w:val="24"/>
+          <w:szCs w:val="24"/>
+        </w:rPr>
+        <w:t>Univers</w:t>
+      </w:r>
+      <w:proofErr w:type="spellEnd"/>
+      <w:r>
+        <w:rPr>
+          <w:sz w:val="24"/>
+          <w:szCs w:val="24"/>
+        </w:rPr>
+        <w:t xml:space="preserve">. Ambos </w:t>
       </w:r>
       <w:r>
         <w:rPr>
@@ -5158,7 +6017,23 @@
           <w:sz w:val="24"/>
           <w:szCs w:val="24"/>
         </w:rPr>
-        <w:t xml:space="preserve"> no son lo mismo, pero el stemmer lo toma como iguales</w:t>
+        <w:t xml:space="preserve"> no son lo mismo, pero el </w:t>
+      </w:r>
+      <w:proofErr w:type="spellStart"/>
+      <w:r>
+        <w:rPr>
+          <w:sz w:val="24"/>
+          <w:szCs w:val="24"/>
+        </w:rPr>
+        <w:t>stemmer</w:t>
+      </w:r>
+      <w:proofErr w:type="spellEnd"/>
+      <w:r>
+        <w:rPr>
+          <w:sz w:val="24"/>
+          <w:szCs w:val="24"/>
+        </w:rPr>
+        <w:t xml:space="preserve"> lo toma como iguales</w:t>
       </w:r>
     </w:p>
     <w:p>
@@ -5220,7 +6095,25 @@
           <w:szCs w:val="24"/>
           <w:lang w:val="es-AR"/>
         </w:rPr>
-        <w:t>Explicación del funcionamiento SnowBallStemmer, junto con ejemplos</w:t>
+        <w:t xml:space="preserve">Explicación del funcionamiento </w:t>
+      </w:r>
+      <w:proofErr w:type="spellStart"/>
+      <w:r>
+        <w:rPr>
+          <w:sz w:val="24"/>
+          <w:szCs w:val="24"/>
+          <w:lang w:val="es-AR"/>
+        </w:rPr>
+        <w:t>SnowBallStemmer</w:t>
+      </w:r>
+      <w:proofErr w:type="spellEnd"/>
+      <w:r>
+        <w:rPr>
+          <w:sz w:val="24"/>
+          <w:szCs w:val="24"/>
+          <w:lang w:val="es-AR"/>
+        </w:rPr>
+        <w:t>, junto con ejemplos</w:t>
       </w:r>
     </w:p>
     <w:p>
@@ -5259,8 +6152,18 @@
           <w:szCs w:val="24"/>
           <w:lang w:val="es-AR"/>
         </w:rPr>
-        <w:t xml:space="preserve"> a cabo el análisis, para poder explicar correctamente los problemas del stemmer</w:t>
-      </w:r>
+        <w:t xml:space="preserve"> a cabo el análisis, para poder explicar correctamente los problemas del </w:t>
+      </w:r>
+      <w:proofErr w:type="spellStart"/>
+      <w:r>
+        <w:rPr>
+          <w:sz w:val="24"/>
+          <w:szCs w:val="24"/>
+          <w:lang w:val="es-AR"/>
+        </w:rPr>
+        <w:t>stemmer</w:t>
+      </w:r>
+      <w:proofErr w:type="spellEnd"/>
     </w:p>
     <w:p>
       <w:pPr>
@@ -5315,8 +6218,27 @@
           <w:szCs w:val="24"/>
         </w:rPr>
         <w:lastRenderedPageBreak/>
-        <w:t xml:space="preserve">Sobre la colección Vaswani, ejecute los </w:t>
-      </w:r>
+        <w:t xml:space="preserve">Sobre la colección </w:t>
+      </w:r>
+      <w:proofErr w:type="spellStart"/>
+      <w:r>
+        <w:rPr>
+          <w:color w:val="F79646" w:themeColor="accent6"/>
+          <w:sz w:val="24"/>
+          <w:szCs w:val="24"/>
+        </w:rPr>
+        <w:t>Vaswani</w:t>
+      </w:r>
+      <w:proofErr w:type="spellEnd"/>
+      <w:r>
+        <w:rPr>
+          <w:color w:val="F79646" w:themeColor="accent6"/>
+          <w:sz w:val="24"/>
+          <w:szCs w:val="24"/>
+        </w:rPr>
+        <w:t xml:space="preserve">, ejecute los </w:t>
+      </w:r>
+      <w:proofErr w:type="spellStart"/>
       <w:r>
         <w:rPr>
           <w:i/>
@@ -5327,6 +6249,7 @@
         </w:rPr>
         <w:t>stemmers</w:t>
       </w:r>
+      <w:proofErr w:type="spellEnd"/>
       <w:r>
         <w:rPr>
           <w:color w:val="F79646" w:themeColor="accent6"/>
@@ -5335,6 +6258,7 @@
         </w:rPr>
         <w:t xml:space="preserve"> Porter y Lancaster provistos en el módulo </w:t>
       </w:r>
+      <w:proofErr w:type="spellStart"/>
       <w:r>
         <w:rPr>
           <w:rFonts w:ascii="Courier New" w:eastAsia="Courier New" w:hAnsi="Courier New" w:cs="Courier New"/>
@@ -5344,6 +6268,7 @@
         </w:rPr>
         <w:t>nltk.stem</w:t>
       </w:r>
+      <w:proofErr w:type="spellEnd"/>
       <w:r>
         <w:rPr>
           <w:color w:val="F79646" w:themeColor="accent6"/>
@@ -5409,19 +6334,52 @@
           <w:sz w:val="24"/>
           <w:szCs w:val="24"/>
         </w:rPr>
-        <w:t>Corriendo ambos stemmers sobre la colección Vaswani, se obtuvieron los siguientes resultados.</w:t>
-      </w:r>
-    </w:p>
-    <w:p>
-      <w:pPr>
-        <w:rPr>
-          <w:color w:val="F79646" w:themeColor="accent6"/>
-          <w:sz w:val="24"/>
-          <w:szCs w:val="24"/>
-        </w:rPr>
-      </w:pPr>
-      <w:r>
-        <w:rPr>
+        <w:t xml:space="preserve">Corriendo ambos </w:t>
+      </w:r>
+      <w:proofErr w:type="spellStart"/>
+      <w:r>
+        <w:rPr>
+          <w:sz w:val="24"/>
+          <w:szCs w:val="24"/>
+        </w:rPr>
+        <w:t>stemmers</w:t>
+      </w:r>
+      <w:proofErr w:type="spellEnd"/>
+      <w:r>
+        <w:rPr>
+          <w:sz w:val="24"/>
+          <w:szCs w:val="24"/>
+        </w:rPr>
+        <w:t xml:space="preserve"> sobre la colección </w:t>
+      </w:r>
+      <w:proofErr w:type="spellStart"/>
+      <w:r>
+        <w:rPr>
+          <w:sz w:val="24"/>
+          <w:szCs w:val="24"/>
+        </w:rPr>
+        <w:t>Vaswani</w:t>
+      </w:r>
+      <w:proofErr w:type="spellEnd"/>
+      <w:r>
+        <w:rPr>
+          <w:sz w:val="24"/>
+          <w:szCs w:val="24"/>
+        </w:rPr>
+        <w:t>, se obtuvieron los siguientes resultados.</w:t>
+      </w:r>
+    </w:p>
+    <w:p>
+      <w:pPr>
+        <w:rPr>
+          <w:color w:val="F79646" w:themeColor="accent6"/>
+          <w:sz w:val="24"/>
+          <w:szCs w:val="24"/>
+        </w:rPr>
+      </w:pPr>
+      <w:r>
+        <w:rPr>
+          <w:noProof/>
           <w:color w:val="F79646" w:themeColor="accent6"/>
           <w:sz w:val="24"/>
           <w:szCs w:val="24"/>
@@ -5756,7 +6714,23 @@
           <w:sz w:val="24"/>
           <w:szCs w:val="24"/>
         </w:rPr>
-        <w:t xml:space="preserve">prevalece un enfoque conservador en este stemmer, tratando de no recortar tan bruscamente las palabras y garantizar que las raíces se puedan interpretar mejor. En cambio, Lancaster tiene reglas </w:t>
+        <w:t xml:space="preserve">prevalece un enfoque conservador en este </w:t>
+      </w:r>
+      <w:proofErr w:type="spellStart"/>
+      <w:r>
+        <w:rPr>
+          <w:sz w:val="24"/>
+          <w:szCs w:val="24"/>
+        </w:rPr>
+        <w:t>stemmer</w:t>
+      </w:r>
+      <w:proofErr w:type="spellEnd"/>
+      <w:r>
+        <w:rPr>
+          <w:sz w:val="24"/>
+          <w:szCs w:val="24"/>
+        </w:rPr>
+        <w:t xml:space="preserve">, tratando de no recortar tan bruscamente las palabras y garantizar que las raíces se puedan interpretar mejor. En cambio, Lancaster tiene reglas </w:t>
       </w:r>
       <w:r>
         <w:rPr>
@@ -5793,7 +6767,23 @@
           <w:sz w:val="24"/>
           <w:szCs w:val="24"/>
         </w:rPr>
-        <w:t xml:space="preserve">En velocidad, es evidente que el enfoque brusco de Lancaster garantiza que el algoritmo realice más rápidamente el stemming, mientras que Porter le toma un tiempo </w:t>
+        <w:t xml:space="preserve">En velocidad, es evidente que el enfoque brusco de Lancaster garantiza que el algoritmo realice más rápidamente el </w:t>
+      </w:r>
+      <w:proofErr w:type="spellStart"/>
+      <w:r>
+        <w:rPr>
+          <w:sz w:val="24"/>
+          <w:szCs w:val="24"/>
+        </w:rPr>
+        <w:t>stemming</w:t>
+      </w:r>
+      <w:proofErr w:type="spellEnd"/>
+      <w:r>
+        <w:rPr>
+          <w:sz w:val="24"/>
+          <w:szCs w:val="24"/>
+        </w:rPr>
+        <w:t xml:space="preserve">, mientras que Porter le toma un tiempo </w:t>
       </w:r>
       <w:r>
         <w:rPr>
@@ -5993,6 +6983,7 @@
         </w:rPr>
         <w:t xml:space="preserve">Compare los resultados contra el módulo Python </w:t>
       </w:r>
+      <w:proofErr w:type="spellStart"/>
       <w:r>
         <w:rPr>
           <w:rFonts w:ascii="Courier New" w:eastAsia="Courier New" w:hAnsi="Courier New" w:cs="Courier New"/>
@@ -6002,6 +6993,7 @@
         </w:rPr>
         <w:t>langdetect</w:t>
       </w:r>
+      <w:proofErr w:type="spellEnd"/>
       <w:r>
         <w:rPr>
           <w:color w:val="F79646" w:themeColor="accent6"/>
@@ -6069,7 +7061,23 @@
           <w:sz w:val="24"/>
           <w:szCs w:val="24"/>
         </w:rPr>
-        <w:t>Utilizando la librería langdetect, realiza la identificación de idiomas</w:t>
+        <w:t xml:space="preserve">Utilizando la librería </w:t>
+      </w:r>
+      <w:proofErr w:type="spellStart"/>
+      <w:r>
+        <w:rPr>
+          <w:sz w:val="24"/>
+          <w:szCs w:val="24"/>
+        </w:rPr>
+        <w:t>langdetect</w:t>
+      </w:r>
+      <w:proofErr w:type="spellEnd"/>
+      <w:r>
+        <w:rPr>
+          <w:sz w:val="24"/>
+          <w:szCs w:val="24"/>
+        </w:rPr>
+        <w:t>, realiza la identificación de idiomas</w:t>
       </w:r>
     </w:p>
     <w:p>
@@ -6181,8 +7189,17 @@
           <w:sz w:val="24"/>
           <w:szCs w:val="24"/>
         </w:rPr>
-        <w:t>Ambos métodos se compararon con la solución provista y el resultado en langdetect</w:t>
-      </w:r>
+        <w:t xml:space="preserve">Ambos métodos se compararon con la solución provista y el resultado en </w:t>
+      </w:r>
+      <w:proofErr w:type="spellStart"/>
+      <w:r>
+        <w:rPr>
+          <w:sz w:val="24"/>
+          <w:szCs w:val="24"/>
+        </w:rPr>
+        <w:t>langdetect</w:t>
+      </w:r>
+      <w:proofErr w:type="spellEnd"/>
     </w:p>
     <w:p>
       <w:pPr>
@@ -6201,6 +7218,7 @@
           <w:szCs w:val="24"/>
         </w:rPr>
       </w:pPr>
+      <w:proofErr w:type="spellStart"/>
       <w:r>
         <w:rPr>
           <w:b/>
@@ -6210,6 +7228,7 @@
         </w:rPr>
         <w:t>Langdetect</w:t>
       </w:r>
+      <w:proofErr w:type="spellEnd"/>
     </w:p>
     <w:p>
       <w:pPr>
@@ -6230,6 +7249,7 @@
       </w:pPr>
       <w:r>
         <w:rPr>
+          <w:noProof/>
           <w:sz w:val="24"/>
           <w:szCs w:val="24"/>
         </w:rPr>
@@ -6561,30 +7581,60 @@
           <w:sz w:val="24"/>
           <w:szCs w:val="24"/>
         </w:rPr>
-        <w:t xml:space="preserve"> aumentando la precisión en un 13% respecto a el método 1.</w:t>
-      </w:r>
-    </w:p>
-    <w:p>
-      <w:pPr>
-        <w:rPr>
-          <w:sz w:val="24"/>
-          <w:szCs w:val="24"/>
-        </w:rPr>
-      </w:pPr>
-    </w:p>
-    <w:p>
-      <w:pPr>
-        <w:rPr>
-          <w:sz w:val="24"/>
-          <w:szCs w:val="24"/>
-        </w:rPr>
-      </w:pPr>
-      <w:r>
-        <w:rPr>
-          <w:sz w:val="24"/>
-          <w:szCs w:val="24"/>
-        </w:rPr>
-        <w:t>El método 2 es tan solido que logra un 93.67% de similitud de comportamiento frente a la herramienta que provee Python</w:t>
+        <w:t xml:space="preserve"> aumentando la precisión en un 13% respecto a</w:t>
+      </w:r>
+      <w:r>
+        <w:rPr>
+          <w:sz w:val="24"/>
+          <w:szCs w:val="24"/>
+        </w:rPr>
+        <w:t>l</w:t>
+      </w:r>
+      <w:r>
+        <w:rPr>
+          <w:sz w:val="24"/>
+          <w:szCs w:val="24"/>
+        </w:rPr>
+        <w:t xml:space="preserve"> método 1.</w:t>
+      </w:r>
+    </w:p>
+    <w:p>
+      <w:pPr>
+        <w:rPr>
+          <w:sz w:val="24"/>
+          <w:szCs w:val="24"/>
+        </w:rPr>
+      </w:pPr>
+    </w:p>
+    <w:p>
+      <w:pPr>
+        <w:rPr>
+          <w:sz w:val="24"/>
+          <w:szCs w:val="24"/>
+        </w:rPr>
+      </w:pPr>
+      <w:r>
+        <w:rPr>
+          <w:sz w:val="24"/>
+          <w:szCs w:val="24"/>
+        </w:rPr>
+        <w:t xml:space="preserve">El método 2 es tan </w:t>
+      </w:r>
+      <w:proofErr w:type="spellStart"/>
+      <w:r>
+        <w:rPr>
+          <w:sz w:val="24"/>
+          <w:szCs w:val="24"/>
+        </w:rPr>
+        <w:t>solido</w:t>
+      </w:r>
+      <w:proofErr w:type="spellEnd"/>
+      <w:r>
+        <w:rPr>
+          <w:sz w:val="24"/>
+          <w:szCs w:val="24"/>
+        </w:rPr>
+        <w:t xml:space="preserve"> que logra un 93.67% de similitud de comportamiento frente a la herramienta que provee Python</w:t>
       </w:r>
     </w:p>
     <w:p>
@@ -6667,6 +7717,7 @@
         <w:lastRenderedPageBreak/>
         <w:t xml:space="preserve">En este ejercicio se propone verificar la predicción de ley de Zipf. Para ello, descargue desde Project Gutenberg el texto del Quijote de Cervantes y escriba un programa que extraiga los términos y calcule sus frecuencias (el programa debe generar la lista ordenada por frecuencia descendente). Calcule la curva de ajuste utilizando la función </w:t>
       </w:r>
+      <w:proofErr w:type="spellStart"/>
       <w:r>
         <w:rPr>
           <w:i/>
@@ -6677,13 +7728,32 @@
         </w:rPr>
         <w:t>Polyfit</w:t>
       </w:r>
-      <w:r>
-        <w:rPr>
-          <w:color w:val="F79646" w:themeColor="accent6"/>
-          <w:sz w:val="24"/>
-          <w:szCs w:val="24"/>
-        </w:rPr>
-        <w:t xml:space="preserve"> del módulo NumPy. Con los datos crudos y los estimados grafique en la notebook ambas distribuciones (haga 2 gráficos, uno en escala lineal y otro en log-log). ¿Cómo se comporta la predicción? ¿Qué conclusiones puede obtener? </w:t>
+      <w:proofErr w:type="spellEnd"/>
+      <w:r>
+        <w:rPr>
+          <w:color w:val="F79646" w:themeColor="accent6"/>
+          <w:sz w:val="24"/>
+          <w:szCs w:val="24"/>
+        </w:rPr>
+        <w:t xml:space="preserve"> del módulo </w:t>
+      </w:r>
+      <w:proofErr w:type="spellStart"/>
+      <w:r>
+        <w:rPr>
+          <w:color w:val="F79646" w:themeColor="accent6"/>
+          <w:sz w:val="24"/>
+          <w:szCs w:val="24"/>
+        </w:rPr>
+        <w:t>NumPy</w:t>
+      </w:r>
+      <w:proofErr w:type="spellEnd"/>
+      <w:r>
+        <w:rPr>
+          <w:color w:val="F79646" w:themeColor="accent6"/>
+          <w:sz w:val="24"/>
+          <w:szCs w:val="24"/>
+        </w:rPr>
+        <w:t xml:space="preserve">. Con los datos crudos y los estimados grafique en la notebook ambas distribuciones (haga 2 gráficos, uno en escala lineal y otro en log-log). ¿Cómo se comporta la predicción? ¿Qué conclusiones puede obtener? </w:t>
       </w:r>
     </w:p>
     <w:p>
@@ -7230,7 +8300,23 @@
           <w:sz w:val="24"/>
           <w:szCs w:val="24"/>
         </w:rPr>
-        <w:t xml:space="preserve">De esta forma, a través del texto del Quijote de Cervantes, obra más destacada de la literatura española, demostramos que la ley de Zypf se cumple en todos los textos literarios. </w:t>
+        <w:t xml:space="preserve">De esta forma, a través del texto del Quijote de Cervantes, obra más destacada de la literatura española, demostramos que la ley de </w:t>
+      </w:r>
+      <w:proofErr w:type="spellStart"/>
+      <w:r>
+        <w:rPr>
+          <w:sz w:val="24"/>
+          <w:szCs w:val="24"/>
+        </w:rPr>
+        <w:t>Zypf</w:t>
+      </w:r>
+      <w:proofErr w:type="spellEnd"/>
+      <w:r>
+        <w:rPr>
+          <w:sz w:val="24"/>
+          <w:szCs w:val="24"/>
+        </w:rPr>
+        <w:t xml:space="preserve"> se cumple en todos los textos literarios. </w:t>
       </w:r>
       <w:r>
         <w:rPr>
@@ -7324,143 +8410,20 @@
           <w:sz w:val="24"/>
           <w:szCs w:val="24"/>
         </w:rPr>
-        <w:t>Cantidad de palabras por cada porcentaje (%)</w:t>
-      </w:r>
-    </w:p>
-    <w:p>
-      <w:pPr>
+        <w:t xml:space="preserve">Cobertura Real vs. </w:t>
+      </w:r>
+      <w:r>
         <w:rPr>
           <w:b/>
           <w:bCs/>
           <w:sz w:val="24"/>
           <w:szCs w:val="24"/>
         </w:rPr>
-      </w:pPr>
-    </w:p>
-    <w:p>
-      <w:pPr>
-        <w:rPr>
-          <w:sz w:val="24"/>
-          <w:szCs w:val="24"/>
-        </w:rPr>
-      </w:pPr>
-      <w:r>
-        <w:rPr>
-          <w:sz w:val="24"/>
-          <w:szCs w:val="24"/>
-        </w:rPr>
-        <w:t>Realizamos el cálculo de los tokens que representa el 10%, 20% y 30% del vocabulario, y se obtuvo lo siguiente:</w:t>
-      </w:r>
-    </w:p>
-    <w:p>
-      <w:pPr>
-        <w:rPr>
-          <w:sz w:val="24"/>
-          <w:szCs w:val="24"/>
-        </w:rPr>
-      </w:pPr>
-    </w:p>
-    <w:p>
-      <w:pPr>
-        <w:pStyle w:val="Prrafodelista"/>
-        <w:numPr>
-          <w:ilvl w:val="0"/>
-          <w:numId w:val="16"/>
-        </w:numPr>
-        <w:rPr>
-          <w:sz w:val="24"/>
-          <w:szCs w:val="24"/>
-        </w:rPr>
-      </w:pPr>
-      <w:r>
-        <w:rPr>
-          <w:sz w:val="24"/>
-          <w:szCs w:val="24"/>
-        </w:rPr>
-        <w:t>10% vocabulario (2357 palabras):</w:t>
-      </w:r>
-    </w:p>
-    <w:p>
-      <w:pPr>
-        <w:pStyle w:val="Prrafodelista"/>
-        <w:ind w:firstLine="720"/>
-        <w:rPr>
-          <w:sz w:val="24"/>
-          <w:szCs w:val="24"/>
-        </w:rPr>
-      </w:pPr>
-      <w:r>
-        <w:rPr>
-          <w:sz w:val="24"/>
-          <w:szCs w:val="24"/>
-        </w:rPr>
-        <w:t>Cobertura: 86.50%</w:t>
-      </w:r>
-    </w:p>
-    <w:p>
-      <w:pPr>
-        <w:pStyle w:val="Prrafodelista"/>
-        <w:numPr>
-          <w:ilvl w:val="0"/>
-          <w:numId w:val="16"/>
-        </w:numPr>
-        <w:rPr>
-          <w:sz w:val="24"/>
-          <w:szCs w:val="24"/>
-        </w:rPr>
-      </w:pPr>
-      <w:r>
-        <w:rPr>
-          <w:sz w:val="24"/>
-          <w:szCs w:val="24"/>
-        </w:rPr>
-        <w:t>20% vocabulario (4715 palabras):</w:t>
-      </w:r>
-    </w:p>
-    <w:p>
-      <w:pPr>
-        <w:pStyle w:val="Prrafodelista"/>
-        <w:ind w:firstLine="720"/>
-        <w:rPr>
-          <w:sz w:val="24"/>
-          <w:szCs w:val="24"/>
-        </w:rPr>
-      </w:pPr>
-      <w:r>
-        <w:rPr>
-          <w:sz w:val="24"/>
-          <w:szCs w:val="24"/>
-        </w:rPr>
-        <w:t>Cobertura: 91.59%</w:t>
-      </w:r>
-    </w:p>
-    <w:p>
-      <w:pPr>
-        <w:pStyle w:val="Prrafodelista"/>
-        <w:numPr>
-          <w:ilvl w:val="0"/>
-          <w:numId w:val="16"/>
-        </w:numPr>
-        <w:rPr>
-          <w:sz w:val="24"/>
-          <w:szCs w:val="24"/>
-        </w:rPr>
-      </w:pPr>
-      <w:r>
-        <w:rPr>
-          <w:sz w:val="24"/>
-          <w:szCs w:val="24"/>
-        </w:rPr>
-        <w:t>30% vocabulario (7072 palabras):</w:t>
-      </w:r>
-    </w:p>
-    <w:p>
-      <w:pPr>
-        <w:pStyle w:val="Prrafodelista"/>
-        <w:numPr>
-          <w:ilvl w:val="1"/>
-          <w:numId w:val="16"/>
-        </w:numPr>
+        <w:t>Teórica</w:t>
+      </w:r>
+    </w:p>
+    <w:p>
+      <w:pPr>
         <w:rPr>
           <w:b/>
           <w:bCs/>
@@ -7468,401 +8431,470 @@
           <w:szCs w:val="24"/>
         </w:rPr>
       </w:pPr>
-      <w:r>
-        <w:rPr>
-          <w:sz w:val="24"/>
-          <w:szCs w:val="24"/>
-        </w:rPr>
-        <w:t>Cobertura: 94.09%</w:t>
-      </w:r>
-    </w:p>
-    <w:p>
-      <w:pPr>
-        <w:rPr>
-          <w:b/>
-          <w:bCs/>
-          <w:sz w:val="24"/>
-          <w:szCs w:val="24"/>
-        </w:rPr>
-      </w:pPr>
-    </w:p>
-    <w:p>
-      <w:pPr>
-        <w:rPr>
-          <w:sz w:val="24"/>
-          <w:szCs w:val="24"/>
-        </w:rPr>
-      </w:pPr>
-      <w:r>
-        <w:rPr>
-          <w:sz w:val="24"/>
-          <w:szCs w:val="24"/>
-        </w:rPr>
-        <w:t>Esto nos confirma el comportamiento de la ley de Zipf, donde el 10% del vocabulario representa una gran porción de los tokens, en este caso, el 86% de los mismos.</w:t>
-      </w:r>
-    </w:p>
-    <w:p>
-      <w:pPr>
-        <w:rPr>
-          <w:sz w:val="24"/>
-          <w:szCs w:val="24"/>
-        </w:rPr>
-      </w:pPr>
-      <w:r>
-        <w:rPr>
-          <w:sz w:val="24"/>
-          <w:szCs w:val="24"/>
-        </w:rPr>
-        <w:t>A medida que subimos el porcentaje del vocabulario, la ganancia en la cobertura será menor al igual que la cantidad de palabras.</w:t>
-      </w:r>
-    </w:p>
-    <w:p>
-      <w:pPr>
-        <w:rPr>
-          <w:b/>
-          <w:bCs/>
-          <w:sz w:val="24"/>
-          <w:szCs w:val="24"/>
-        </w:rPr>
-      </w:pPr>
-    </w:p>
-    <w:p>
-      <w:pPr>
-        <w:rPr>
-          <w:b/>
-          <w:bCs/>
-          <w:sz w:val="24"/>
-          <w:szCs w:val="24"/>
-        </w:rPr>
-      </w:pPr>
-      <w:r>
-        <w:rPr>
-          <w:b/>
-          <w:bCs/>
-          <w:sz w:val="24"/>
-          <w:szCs w:val="24"/>
-        </w:rPr>
-        <w:t>Poda del vocabulario</w:t>
-      </w:r>
-    </w:p>
-    <w:p>
-      <w:pPr>
-        <w:rPr>
-          <w:b/>
-          <w:bCs/>
-          <w:sz w:val="24"/>
-          <w:szCs w:val="24"/>
-        </w:rPr>
-      </w:pPr>
-    </w:p>
-    <w:p>
-      <w:pPr>
-        <w:rPr>
-          <w:sz w:val="24"/>
-          <w:szCs w:val="24"/>
-        </w:rPr>
-      </w:pPr>
-      <w:r>
-        <w:rPr>
-          <w:sz w:val="24"/>
-          <w:szCs w:val="24"/>
-        </w:rPr>
-        <w:t>Eliminamos las palabras menos frecuentes del vocabulario, teniendo como resultado:</w:t>
-      </w:r>
-    </w:p>
-    <w:p>
-      <w:pPr>
-        <w:rPr>
-          <w:sz w:val="24"/>
-          <w:szCs w:val="24"/>
-        </w:rPr>
-      </w:pPr>
-    </w:p>
-    <w:p>
-      <w:pPr>
-        <w:pStyle w:val="Prrafodelista"/>
-        <w:numPr>
-          <w:ilvl w:val="0"/>
-          <w:numId w:val="16"/>
-        </w:numPr>
-        <w:rPr>
-          <w:sz w:val="24"/>
-          <w:szCs w:val="24"/>
-        </w:rPr>
-      </w:pPr>
-      <w:r>
-        <w:rPr>
-          <w:sz w:val="24"/>
-          <w:szCs w:val="24"/>
-        </w:rPr>
-        <w:t>Poda 90% del vocabulario:</w:t>
-      </w:r>
-    </w:p>
-    <w:p>
-      <w:pPr>
-        <w:pStyle w:val="Prrafodelista"/>
-        <w:ind w:firstLine="720"/>
-        <w:rPr>
-          <w:sz w:val="24"/>
-          <w:szCs w:val="24"/>
-        </w:rPr>
-      </w:pPr>
-      <w:r>
-        <w:rPr>
-          <w:sz w:val="24"/>
-          <w:szCs w:val="24"/>
-        </w:rPr>
-        <w:t>Palabras eliminadas: 21218</w:t>
-      </w:r>
-    </w:p>
-    <w:p>
-      <w:pPr>
-        <w:pStyle w:val="Prrafodelista"/>
-        <w:numPr>
-          <w:ilvl w:val="0"/>
-          <w:numId w:val="16"/>
-        </w:numPr>
-        <w:rPr>
-          <w:sz w:val="24"/>
-          <w:szCs w:val="24"/>
-        </w:rPr>
-      </w:pPr>
-      <w:r>
-        <w:rPr>
-          <w:sz w:val="24"/>
-          <w:szCs w:val="24"/>
-        </w:rPr>
-        <w:t>Poda 80% del vocabulario:</w:t>
-      </w:r>
-    </w:p>
-    <w:p>
-      <w:pPr>
-        <w:pStyle w:val="Prrafodelista"/>
-        <w:ind w:firstLine="720"/>
-        <w:rPr>
-          <w:sz w:val="24"/>
-          <w:szCs w:val="24"/>
-        </w:rPr>
-      </w:pPr>
-      <w:r>
-        <w:rPr>
-          <w:sz w:val="24"/>
-          <w:szCs w:val="24"/>
-        </w:rPr>
-        <w:t>Palabras eliminadas: 18860</w:t>
-      </w:r>
-    </w:p>
-    <w:p>
-      <w:pPr>
-        <w:pStyle w:val="Prrafodelista"/>
-        <w:numPr>
-          <w:ilvl w:val="0"/>
-          <w:numId w:val="16"/>
-        </w:numPr>
-        <w:rPr>
-          <w:sz w:val="24"/>
-          <w:szCs w:val="24"/>
-        </w:rPr>
-      </w:pPr>
-      <w:r>
-        <w:rPr>
-          <w:sz w:val="24"/>
-          <w:szCs w:val="24"/>
-        </w:rPr>
-        <w:t>Poda 70% del vocabulario:</w:t>
-      </w:r>
-    </w:p>
-    <w:p>
-      <w:pPr>
-        <w:pStyle w:val="Prrafodelista"/>
-        <w:ind w:firstLine="720"/>
-        <w:rPr>
-          <w:sz w:val="24"/>
-          <w:szCs w:val="24"/>
-        </w:rPr>
-      </w:pPr>
-      <w:r>
-        <w:rPr>
-          <w:sz w:val="24"/>
-          <w:szCs w:val="24"/>
-        </w:rPr>
-        <w:t>Palabras eliminadas: 16503</w:t>
-      </w:r>
-    </w:p>
-    <w:p>
-      <w:pPr>
-        <w:rPr>
-          <w:sz w:val="24"/>
-          <w:szCs w:val="24"/>
-        </w:rPr>
-      </w:pPr>
-    </w:p>
-    <w:p>
-      <w:pPr>
-        <w:rPr>
-          <w:sz w:val="24"/>
-          <w:szCs w:val="24"/>
-        </w:rPr>
-      </w:pPr>
-      <w:r>
-        <w:rPr>
-          <w:sz w:val="24"/>
-          <w:szCs w:val="24"/>
-        </w:rPr>
-        <w:t>Comparado con las stopwords, que el resultado fue el siguiente:</w:t>
-      </w:r>
-    </w:p>
-    <w:p>
-      <w:pPr>
-        <w:rPr>
-          <w:sz w:val="24"/>
-          <w:szCs w:val="24"/>
-        </w:rPr>
-      </w:pPr>
-    </w:p>
-    <w:p>
-      <w:pPr>
-        <w:pStyle w:val="Prrafodelista"/>
-        <w:numPr>
-          <w:ilvl w:val="0"/>
-          <w:numId w:val="16"/>
-        </w:numPr>
-        <w:rPr>
-          <w:sz w:val="24"/>
-          <w:szCs w:val="24"/>
-        </w:rPr>
-      </w:pPr>
-      <w:r>
-        <w:rPr>
-          <w:sz w:val="24"/>
-          <w:szCs w:val="24"/>
-        </w:rPr>
-        <w:t>Poda 90%:</w:t>
-      </w:r>
-    </w:p>
-    <w:p>
-      <w:pPr>
-        <w:pStyle w:val="Prrafodelista"/>
-        <w:ind w:firstLine="720"/>
-        <w:rPr>
-          <w:sz w:val="24"/>
-          <w:szCs w:val="24"/>
-        </w:rPr>
-      </w:pPr>
-      <w:r>
-        <w:rPr>
-          <w:sz w:val="24"/>
-          <w:szCs w:val="24"/>
-        </w:rPr>
-        <w:t>% stopwords eliminadas: 0.0000</w:t>
-      </w:r>
-    </w:p>
-    <w:p>
-      <w:pPr>
-        <w:pStyle w:val="Prrafodelista"/>
-        <w:numPr>
-          <w:ilvl w:val="0"/>
-          <w:numId w:val="16"/>
-        </w:numPr>
-        <w:rPr>
-          <w:sz w:val="24"/>
-          <w:szCs w:val="24"/>
-        </w:rPr>
-      </w:pPr>
-      <w:r>
-        <w:rPr>
-          <w:sz w:val="24"/>
-          <w:szCs w:val="24"/>
-        </w:rPr>
-        <w:t>Poda 80%:</w:t>
-      </w:r>
-    </w:p>
-    <w:p>
-      <w:pPr>
-        <w:pStyle w:val="Prrafodelista"/>
-        <w:ind w:firstLine="720"/>
-        <w:rPr>
-          <w:sz w:val="24"/>
-          <w:szCs w:val="24"/>
-        </w:rPr>
-      </w:pPr>
-      <w:r>
-        <w:rPr>
-          <w:sz w:val="24"/>
-          <w:szCs w:val="24"/>
-        </w:rPr>
-        <w:t>% stopwords eliminadas: 0.0000</w:t>
-      </w:r>
-    </w:p>
-    <w:p>
-      <w:pPr>
-        <w:rPr>
-          <w:sz w:val="24"/>
-          <w:szCs w:val="24"/>
-        </w:rPr>
-      </w:pPr>
-    </w:p>
-    <w:p>
-      <w:pPr>
-        <w:pStyle w:val="Prrafodelista"/>
-        <w:numPr>
-          <w:ilvl w:val="0"/>
-          <w:numId w:val="16"/>
-        </w:numPr>
-        <w:rPr>
-          <w:sz w:val="24"/>
-          <w:szCs w:val="24"/>
-        </w:rPr>
-      </w:pPr>
-      <w:r>
-        <w:rPr>
-          <w:sz w:val="24"/>
-          <w:szCs w:val="24"/>
-        </w:rPr>
-        <w:lastRenderedPageBreak/>
-        <w:t>Poda 70%:</w:t>
-      </w:r>
-    </w:p>
-    <w:p>
-      <w:pPr>
-        <w:pStyle w:val="Prrafodelista"/>
-        <w:ind w:firstLine="720"/>
-        <w:rPr>
-          <w:sz w:val="24"/>
-          <w:szCs w:val="24"/>
-        </w:rPr>
-      </w:pPr>
-      <w:r>
-        <w:rPr>
-          <w:sz w:val="24"/>
-          <w:szCs w:val="24"/>
-        </w:rPr>
-        <w:t>% stopwords eliminadas: 0.0000</w:t>
-      </w:r>
-    </w:p>
-    <w:p>
-      <w:pPr>
-        <w:rPr>
-          <w:b/>
-          <w:bCs/>
-          <w:sz w:val="24"/>
-          <w:szCs w:val="24"/>
-        </w:rPr>
-      </w:pPr>
-    </w:p>
-    <w:p>
-      <w:pPr>
-        <w:rPr>
-          <w:sz w:val="24"/>
-          <w:szCs w:val="24"/>
-        </w:rPr>
-      </w:pPr>
-      <w:r>
-        <w:rPr>
-          <w:sz w:val="24"/>
-          <w:szCs w:val="24"/>
-        </w:rPr>
-        <w:t xml:space="preserve">En todos los casos, la poda de stopwords dio cero. Esto quiere decir que las stopwords se encuentra entre las palabras </w:t>
+    </w:p>
+    <w:p>
+      <w:pPr>
+        <w:rPr>
+          <w:sz w:val="24"/>
+          <w:szCs w:val="24"/>
+        </w:rPr>
+      </w:pPr>
+      <w:r>
+        <w:rPr>
+          <w:sz w:val="24"/>
+          <w:szCs w:val="24"/>
+        </w:rPr>
+        <w:t xml:space="preserve">Calculamos la frecuencia acumulada real y la teórica de Zipf, </w:t>
+      </w:r>
+      <w:r>
+        <w:rPr>
+          <w:sz w:val="24"/>
+          <w:szCs w:val="24"/>
+        </w:rPr>
+        <w:t>obteniendo lo siguiente:</w:t>
+      </w:r>
+    </w:p>
+    <w:p>
+      <w:pPr>
+        <w:rPr>
+          <w:sz w:val="24"/>
+          <w:szCs w:val="24"/>
+        </w:rPr>
+      </w:pPr>
+    </w:p>
+    <w:tbl>
+      <w:tblPr>
+        <w:tblStyle w:val="Tablaconcuadrcula"/>
+        <w:tblW w:w="0" w:type="auto"/>
+        <w:jc w:val="center"/>
+        <w:tblLook w:val="04A0" w:firstRow="1" w:lastRow="0" w:firstColumn="1" w:lastColumn="0" w:noHBand="0" w:noVBand="1"/>
+      </w:tblPr>
+      <w:tblGrid>
+        <w:gridCol w:w="2547"/>
+        <w:gridCol w:w="2267"/>
+        <w:gridCol w:w="2408"/>
+        <w:gridCol w:w="2408"/>
+      </w:tblGrid>
+      <w:tr>
+        <w:trPr>
+          <w:jc w:val="center"/>
+        </w:trPr>
+        <w:tc>
+          <w:tcPr>
+            <w:tcW w:w="2547" w:type="dxa"/>
+          </w:tcPr>
+          <w:p>
+            <w:pPr>
+              <w:jc w:val="center"/>
+              <w:rPr>
+                <w:b/>
+                <w:bCs/>
+                <w:sz w:val="24"/>
+                <w:szCs w:val="24"/>
+              </w:rPr>
+            </w:pPr>
+            <w:r>
+              <w:rPr>
+                <w:b/>
+                <w:bCs/>
+                <w:sz w:val="24"/>
+                <w:szCs w:val="24"/>
+              </w:rPr>
+              <w:t>Umbral</w:t>
+            </w:r>
+          </w:p>
+        </w:tc>
+        <w:tc>
+          <w:tcPr>
+            <w:tcW w:w="2267" w:type="dxa"/>
+          </w:tcPr>
+          <w:p>
+            <w:pPr>
+              <w:jc w:val="center"/>
+              <w:rPr>
+                <w:b/>
+                <w:bCs/>
+                <w:sz w:val="24"/>
+                <w:szCs w:val="24"/>
+              </w:rPr>
+            </w:pPr>
+            <w:r>
+              <w:rPr>
+                <w:b/>
+                <w:bCs/>
+                <w:sz w:val="24"/>
+                <w:szCs w:val="24"/>
+              </w:rPr>
+              <w:t>Real</w:t>
+            </w:r>
+          </w:p>
+        </w:tc>
+        <w:tc>
+          <w:tcPr>
+            <w:tcW w:w="2408" w:type="dxa"/>
+          </w:tcPr>
+          <w:p>
+            <w:pPr>
+              <w:jc w:val="center"/>
+              <w:rPr>
+                <w:b/>
+                <w:bCs/>
+                <w:sz w:val="24"/>
+                <w:szCs w:val="24"/>
+              </w:rPr>
+            </w:pPr>
+            <w:r>
+              <w:rPr>
+                <w:b/>
+                <w:bCs/>
+                <w:sz w:val="24"/>
+                <w:szCs w:val="24"/>
+              </w:rPr>
+              <w:t>Teórica (Zipf)</w:t>
+            </w:r>
+          </w:p>
+        </w:tc>
+        <w:tc>
+          <w:tcPr>
+            <w:tcW w:w="2408" w:type="dxa"/>
+          </w:tcPr>
+          <w:p>
+            <w:pPr>
+              <w:jc w:val="center"/>
+              <w:rPr>
+                <w:b/>
+                <w:bCs/>
+                <w:sz w:val="24"/>
+                <w:szCs w:val="24"/>
+              </w:rPr>
+            </w:pPr>
+            <w:r>
+              <w:rPr>
+                <w:b/>
+                <w:bCs/>
+                <w:sz w:val="24"/>
+                <w:szCs w:val="24"/>
+              </w:rPr>
+              <w:t>Diferencia</w:t>
+            </w:r>
+          </w:p>
+        </w:tc>
+      </w:tr>
+      <w:tr>
+        <w:trPr>
+          <w:jc w:val="center"/>
+        </w:trPr>
+        <w:tc>
+          <w:tcPr>
+            <w:tcW w:w="2547" w:type="dxa"/>
+          </w:tcPr>
+          <w:p>
+            <w:pPr>
+              <w:jc w:val="center"/>
+              <w:rPr>
+                <w:b/>
+                <w:bCs/>
+                <w:sz w:val="24"/>
+                <w:szCs w:val="24"/>
+              </w:rPr>
+            </w:pPr>
+            <w:r>
+              <w:rPr>
+                <w:b/>
+                <w:bCs/>
+                <w:sz w:val="24"/>
+                <w:szCs w:val="24"/>
+              </w:rPr>
+              <w:t>10%</w:t>
+            </w:r>
+          </w:p>
+        </w:tc>
+        <w:tc>
+          <w:tcPr>
+            <w:tcW w:w="2267" w:type="dxa"/>
+          </w:tcPr>
+          <w:p>
+            <w:pPr>
+              <w:jc w:val="center"/>
+              <w:rPr>
+                <w:sz w:val="24"/>
+                <w:szCs w:val="24"/>
+              </w:rPr>
+            </w:pPr>
+            <w:r>
+              <w:rPr>
+                <w:sz w:val="24"/>
+                <w:szCs w:val="24"/>
+              </w:rPr>
+              <w:t>2</w:t>
+            </w:r>
+          </w:p>
+        </w:tc>
+        <w:tc>
+          <w:tcPr>
+            <w:tcW w:w="2408" w:type="dxa"/>
+          </w:tcPr>
+          <w:p>
+            <w:pPr>
+              <w:jc w:val="center"/>
+              <w:rPr>
+                <w:sz w:val="24"/>
+                <w:szCs w:val="24"/>
+              </w:rPr>
+            </w:pPr>
+            <w:r>
+              <w:rPr>
+                <w:sz w:val="24"/>
+                <w:szCs w:val="24"/>
+              </w:rPr>
+              <w:t>1</w:t>
+            </w:r>
+          </w:p>
+        </w:tc>
+        <w:tc>
+          <w:tcPr>
+            <w:tcW w:w="2408" w:type="dxa"/>
+          </w:tcPr>
+          <w:p>
+            <w:pPr>
+              <w:jc w:val="center"/>
+              <w:rPr>
+                <w:sz w:val="24"/>
+                <w:szCs w:val="24"/>
+              </w:rPr>
+            </w:pPr>
+            <w:r>
+              <w:rPr>
+                <w:sz w:val="24"/>
+                <w:szCs w:val="24"/>
+              </w:rPr>
+              <w:t>+1</w:t>
+            </w:r>
+          </w:p>
+        </w:tc>
+      </w:tr>
+      <w:tr>
+        <w:trPr>
+          <w:jc w:val="center"/>
+        </w:trPr>
+        <w:tc>
+          <w:tcPr>
+            <w:tcW w:w="2547" w:type="dxa"/>
+          </w:tcPr>
+          <w:p>
+            <w:pPr>
+              <w:jc w:val="center"/>
+              <w:rPr>
+                <w:b/>
+                <w:bCs/>
+                <w:sz w:val="24"/>
+                <w:szCs w:val="24"/>
+              </w:rPr>
+            </w:pPr>
+            <w:r>
+              <w:rPr>
+                <w:b/>
+                <w:bCs/>
+                <w:sz w:val="24"/>
+                <w:szCs w:val="24"/>
+              </w:rPr>
+              <w:t>20%</w:t>
+            </w:r>
+          </w:p>
+        </w:tc>
+        <w:tc>
+          <w:tcPr>
+            <w:tcW w:w="2267" w:type="dxa"/>
+          </w:tcPr>
+          <w:p>
+            <w:pPr>
+              <w:jc w:val="center"/>
+              <w:rPr>
+                <w:sz w:val="24"/>
+                <w:szCs w:val="24"/>
+              </w:rPr>
+            </w:pPr>
+            <w:r>
+              <w:rPr>
+                <w:sz w:val="24"/>
+                <w:szCs w:val="24"/>
+              </w:rPr>
+              <w:t>5</w:t>
+            </w:r>
+          </w:p>
+        </w:tc>
+        <w:tc>
+          <w:tcPr>
+            <w:tcW w:w="2408" w:type="dxa"/>
+          </w:tcPr>
+          <w:p>
+            <w:pPr>
+              <w:jc w:val="center"/>
+              <w:rPr>
+                <w:sz w:val="24"/>
+                <w:szCs w:val="24"/>
+              </w:rPr>
+            </w:pPr>
+            <w:r>
+              <w:rPr>
+                <w:sz w:val="24"/>
+                <w:szCs w:val="24"/>
+              </w:rPr>
+              <w:t>1</w:t>
+            </w:r>
+          </w:p>
+        </w:tc>
+        <w:tc>
+          <w:tcPr>
+            <w:tcW w:w="2408" w:type="dxa"/>
+          </w:tcPr>
+          <w:p>
+            <w:pPr>
+              <w:jc w:val="center"/>
+              <w:rPr>
+                <w:sz w:val="24"/>
+                <w:szCs w:val="24"/>
+              </w:rPr>
+            </w:pPr>
+            <w:r>
+              <w:rPr>
+                <w:sz w:val="24"/>
+                <w:szCs w:val="24"/>
+              </w:rPr>
+              <w:t>+4</w:t>
+            </w:r>
+          </w:p>
+        </w:tc>
+      </w:tr>
+      <w:tr>
+        <w:trPr>
+          <w:jc w:val="center"/>
+        </w:trPr>
+        <w:tc>
+          <w:tcPr>
+            <w:tcW w:w="2547" w:type="dxa"/>
+          </w:tcPr>
+          <w:p>
+            <w:pPr>
+              <w:jc w:val="center"/>
+              <w:rPr>
+                <w:b/>
+                <w:bCs/>
+                <w:sz w:val="24"/>
+                <w:szCs w:val="24"/>
+              </w:rPr>
+            </w:pPr>
+            <w:r>
+              <w:rPr>
+                <w:b/>
+                <w:bCs/>
+                <w:sz w:val="24"/>
+                <w:szCs w:val="24"/>
+              </w:rPr>
+              <w:t>30%</w:t>
+            </w:r>
+          </w:p>
+        </w:tc>
+        <w:tc>
+          <w:tcPr>
+            <w:tcW w:w="2267" w:type="dxa"/>
+          </w:tcPr>
+          <w:p>
+            <w:pPr>
+              <w:jc w:val="center"/>
+              <w:rPr>
+                <w:sz w:val="24"/>
+                <w:szCs w:val="24"/>
+              </w:rPr>
+            </w:pPr>
+            <w:r>
+              <w:rPr>
+                <w:sz w:val="24"/>
+                <w:szCs w:val="24"/>
+              </w:rPr>
+              <w:t>12</w:t>
+            </w:r>
+          </w:p>
+        </w:tc>
+        <w:tc>
+          <w:tcPr>
+            <w:tcW w:w="2408" w:type="dxa"/>
+          </w:tcPr>
+          <w:p>
+            <w:pPr>
+              <w:jc w:val="center"/>
+              <w:rPr>
+                <w:sz w:val="24"/>
+                <w:szCs w:val="24"/>
+              </w:rPr>
+            </w:pPr>
+            <w:r>
+              <w:rPr>
+                <w:sz w:val="24"/>
+                <w:szCs w:val="24"/>
+              </w:rPr>
+              <w:t>3</w:t>
+            </w:r>
+          </w:p>
+        </w:tc>
+        <w:tc>
+          <w:tcPr>
+            <w:tcW w:w="2408" w:type="dxa"/>
+          </w:tcPr>
+          <w:p>
+            <w:pPr>
+              <w:jc w:val="center"/>
+              <w:rPr>
+                <w:sz w:val="24"/>
+                <w:szCs w:val="24"/>
+              </w:rPr>
+            </w:pPr>
+            <w:r>
+              <w:rPr>
+                <w:sz w:val="24"/>
+                <w:szCs w:val="24"/>
+              </w:rPr>
+              <w:t>+9</w:t>
+            </w:r>
+          </w:p>
+        </w:tc>
+      </w:tr>
+    </w:tbl>
+    <w:p>
+      <w:pPr>
+        <w:rPr>
+          <w:sz w:val="24"/>
+          <w:szCs w:val="24"/>
+        </w:rPr>
+      </w:pPr>
+    </w:p>
+    <w:p>
+      <w:pPr>
+        <w:rPr>
+          <w:sz w:val="24"/>
+          <w:szCs w:val="24"/>
+        </w:rPr>
+      </w:pPr>
+      <w:r>
+        <w:rPr>
+          <w:sz w:val="24"/>
+          <w:szCs w:val="24"/>
+        </w:rPr>
+        <w:t xml:space="preserve">Con dos palabras es posible cubrir el 10% del </w:t>
+      </w:r>
+      <w:r>
+        <w:rPr>
+          <w:sz w:val="24"/>
+          <w:szCs w:val="24"/>
+        </w:rPr>
+        <w:t>documento</w:t>
+      </w:r>
+      <w:r>
+        <w:rPr>
+          <w:sz w:val="24"/>
+          <w:szCs w:val="24"/>
+        </w:rPr>
+        <w:t xml:space="preserve">. Analizando las más frecuentes, están dos palabra son “que” y “de”, con </w:t>
       </w:r>
       <w:r>
         <w:rPr>
@@ -7876,409 +8908,58 @@
           <w:sz w:val="24"/>
           <w:szCs w:val="24"/>
         </w:rPr>
-        <w:t xml:space="preserve"> frecuentes, haciendo que no sean afectadas por la poda.</w:t>
-      </w:r>
-    </w:p>
-    <w:p>
-      <w:pPr>
-        <w:rPr>
-          <w:b/>
-          <w:bCs/>
-          <w:sz w:val="24"/>
-          <w:szCs w:val="24"/>
-        </w:rPr>
-      </w:pPr>
-    </w:p>
-    <w:p>
-      <w:pPr>
-        <w:rPr>
-          <w:b/>
-          <w:bCs/>
-          <w:sz w:val="24"/>
-          <w:szCs w:val="24"/>
-        </w:rPr>
-      </w:pPr>
-      <w:r>
-        <w:rPr>
-          <w:b/>
-          <w:bCs/>
-          <w:sz w:val="24"/>
-          <w:szCs w:val="24"/>
-        </w:rPr>
-        <w:t>Palabras podadas que no son stopwords</w:t>
-      </w:r>
-    </w:p>
-    <w:p>
-      <w:pPr>
-        <w:rPr>
-          <w:b/>
-          <w:bCs/>
-          <w:sz w:val="24"/>
-          <w:szCs w:val="24"/>
-        </w:rPr>
-      </w:pPr>
-    </w:p>
-    <w:p>
-      <w:pPr>
-        <w:rPr>
-          <w:sz w:val="24"/>
-          <w:szCs w:val="24"/>
-        </w:rPr>
-      </w:pPr>
-      <w:r>
-        <w:rPr>
-          <w:sz w:val="24"/>
-          <w:szCs w:val="24"/>
-        </w:rPr>
-        <w:t>Detallo algunas palabras podadas que no son stopwords:</w:t>
-      </w:r>
-    </w:p>
-    <w:p>
-      <w:pPr>
-        <w:pStyle w:val="Prrafodelista"/>
-        <w:numPr>
-          <w:ilvl w:val="0"/>
-          <w:numId w:val="16"/>
-        </w:numPr>
-        <w:rPr>
-          <w:sz w:val="24"/>
-          <w:szCs w:val="24"/>
-        </w:rPr>
-      </w:pPr>
-      <w:r>
-        <w:rPr>
-          <w:sz w:val="24"/>
-          <w:szCs w:val="24"/>
-        </w:rPr>
-        <w:t>Conversación</w:t>
-      </w:r>
-    </w:p>
-    <w:p>
-      <w:pPr>
-        <w:pStyle w:val="Prrafodelista"/>
-        <w:numPr>
-          <w:ilvl w:val="0"/>
-          <w:numId w:val="16"/>
-        </w:numPr>
-        <w:rPr>
-          <w:sz w:val="24"/>
-          <w:szCs w:val="24"/>
-        </w:rPr>
-      </w:pPr>
-      <w:r>
-        <w:rPr>
-          <w:sz w:val="24"/>
-          <w:szCs w:val="24"/>
-        </w:rPr>
-        <w:t>Santas</w:t>
-      </w:r>
-    </w:p>
-    <w:p>
-      <w:pPr>
-        <w:pStyle w:val="Prrafodelista"/>
-        <w:numPr>
-          <w:ilvl w:val="0"/>
-          <w:numId w:val="16"/>
-        </w:numPr>
-        <w:rPr>
-          <w:sz w:val="24"/>
-          <w:szCs w:val="24"/>
-        </w:rPr>
-      </w:pPr>
-      <w:r>
-        <w:rPr>
-          <w:sz w:val="24"/>
-          <w:szCs w:val="24"/>
-        </w:rPr>
-        <w:t>Resurrección</w:t>
-      </w:r>
-    </w:p>
-    <w:p>
-      <w:pPr>
-        <w:pStyle w:val="Prrafodelista"/>
-        <w:numPr>
-          <w:ilvl w:val="0"/>
-          <w:numId w:val="16"/>
-        </w:numPr>
-        <w:rPr>
-          <w:sz w:val="24"/>
-          <w:szCs w:val="24"/>
-        </w:rPr>
-      </w:pPr>
-      <w:r>
-        <w:rPr>
-          <w:sz w:val="24"/>
-          <w:szCs w:val="24"/>
-        </w:rPr>
-        <w:t>Embajadas</w:t>
-      </w:r>
-    </w:p>
-    <w:p>
-      <w:pPr>
-        <w:pStyle w:val="Prrafodelista"/>
-        <w:numPr>
-          <w:ilvl w:val="0"/>
-          <w:numId w:val="16"/>
-        </w:numPr>
-        <w:rPr>
-          <w:sz w:val="24"/>
-          <w:szCs w:val="24"/>
-        </w:rPr>
-      </w:pPr>
-      <w:r>
-        <w:rPr>
-          <w:sz w:val="24"/>
-          <w:szCs w:val="24"/>
-        </w:rPr>
-        <w:t>Dulces</w:t>
-      </w:r>
-    </w:p>
-    <w:p>
-      <w:pPr>
-        <w:pStyle w:val="Prrafodelista"/>
-        <w:numPr>
-          <w:ilvl w:val="0"/>
-          <w:numId w:val="16"/>
-        </w:numPr>
-        <w:rPr>
-          <w:sz w:val="24"/>
-          <w:szCs w:val="24"/>
-        </w:rPr>
-      </w:pPr>
-      <w:r>
-        <w:rPr>
-          <w:sz w:val="24"/>
-          <w:szCs w:val="24"/>
-        </w:rPr>
-        <w:t>Leyéndolos</w:t>
-      </w:r>
-    </w:p>
-    <w:p>
-      <w:pPr>
-        <w:pStyle w:val="Prrafodelista"/>
-        <w:numPr>
-          <w:ilvl w:val="0"/>
-          <w:numId w:val="16"/>
-        </w:numPr>
-        <w:rPr>
-          <w:sz w:val="24"/>
-          <w:szCs w:val="24"/>
-        </w:rPr>
-      </w:pPr>
-      <w:r>
-        <w:rPr>
-          <w:sz w:val="24"/>
-          <w:szCs w:val="24"/>
-        </w:rPr>
-        <w:t>Chinche</w:t>
-      </w:r>
-    </w:p>
-    <w:p>
-      <w:pPr>
-        <w:pStyle w:val="Prrafodelista"/>
-        <w:numPr>
-          <w:ilvl w:val="0"/>
-          <w:numId w:val="16"/>
-        </w:numPr>
-        <w:rPr>
-          <w:sz w:val="24"/>
-          <w:szCs w:val="24"/>
-        </w:rPr>
-      </w:pPr>
-      <w:r>
-        <w:rPr>
-          <w:sz w:val="24"/>
-          <w:szCs w:val="24"/>
-        </w:rPr>
-        <w:t>Causadora</w:t>
-      </w:r>
-    </w:p>
-    <w:p>
-      <w:pPr>
-        <w:rPr>
-          <w:sz w:val="24"/>
-          <w:szCs w:val="24"/>
-        </w:rPr>
-      </w:pPr>
-    </w:p>
-    <w:p>
-      <w:pPr>
-        <w:rPr>
-          <w:sz w:val="24"/>
-          <w:szCs w:val="24"/>
-        </w:rPr>
-      </w:pPr>
-      <w:r>
-        <w:rPr>
-          <w:sz w:val="24"/>
-          <w:szCs w:val="24"/>
-        </w:rPr>
-        <w:t>Pueden ser casos que las palabras no sean tan utilizadas por Cervantes en el Quijote, pero esto puede causar un impacto en la recuperación si son términos que solo pertenecen a esta obra literaria, que son relevantes para la búsqueda.</w:t>
-      </w:r>
-    </w:p>
-    <w:p>
-      <w:pPr>
-        <w:rPr>
-          <w:sz w:val="24"/>
-          <w:szCs w:val="24"/>
-        </w:rPr>
-      </w:pPr>
-    </w:p>
-    <w:p>
-      <w:pPr>
-        <w:rPr>
-          <w:sz w:val="24"/>
-          <w:szCs w:val="24"/>
-        </w:rPr>
-      </w:pPr>
-      <w:r>
-        <w:rPr>
-          <w:sz w:val="24"/>
-          <w:szCs w:val="24"/>
-        </w:rPr>
-        <w:t>En base a esto último, es necesario analizar el trade-off entre la poda del vocabulario por frecuencia, ya que esta puede mejorar la eficiencia y reducir el ruido, pero afectar la recuperación de la información eliminando términos relevantes en la obra.</w:t>
-      </w:r>
-    </w:p>
-    <w:p>
-      <w:pPr>
-        <w:rPr>
-          <w:sz w:val="24"/>
-          <w:szCs w:val="24"/>
-        </w:rPr>
-      </w:pPr>
-    </w:p>
-    <w:p>
-      <w:pPr>
-        <w:pStyle w:val="Prrafodelista"/>
-        <w:numPr>
-          <w:ilvl w:val="0"/>
-          <w:numId w:val="16"/>
-        </w:numPr>
-        <w:rPr>
-          <w:color w:val="F79646" w:themeColor="accent6"/>
-          <w:sz w:val="24"/>
-          <w:szCs w:val="24"/>
-        </w:rPr>
-      </w:pPr>
-      <w:r>
-        <w:rPr>
-          <w:color w:val="F79646" w:themeColor="accent6"/>
-          <w:sz w:val="24"/>
-          <w:szCs w:val="24"/>
-        </w:rPr>
-        <w:br w:type="page"/>
-      </w:r>
-    </w:p>
-    <w:p>
-      <w:pPr>
-        <w:numPr>
-          <w:ilvl w:val="0"/>
-          <w:numId w:val="1"/>
-        </w:numPr>
-        <w:jc w:val="both"/>
-        <w:rPr>
-          <w:color w:val="F79646" w:themeColor="accent6"/>
-          <w:sz w:val="24"/>
-          <w:szCs w:val="24"/>
-        </w:rPr>
-      </w:pPr>
-      <w:r>
-        <w:rPr>
-          <w:color w:val="F79646" w:themeColor="accent6"/>
-          <w:sz w:val="24"/>
-          <w:szCs w:val="24"/>
-        </w:rPr>
-        <w:lastRenderedPageBreak/>
-        <w:t>Codifique un script que reciba como parámetro el nombre de un archivo de texto, tokenize y calcule y escriba a un archivo los pares (</w:t>
-      </w:r>
-      <w:r>
-        <w:rPr>
-          <w:rFonts w:ascii="Courier New" w:eastAsia="Courier New" w:hAnsi="Courier New" w:cs="Courier New"/>
-          <w:color w:val="F79646" w:themeColor="accent6"/>
-          <w:sz w:val="24"/>
-          <w:szCs w:val="24"/>
-        </w:rPr>
-        <w:t>#términos totales procesados, #términos únicos</w:t>
-      </w:r>
-      <w:r>
-        <w:rPr>
-          <w:color w:val="F79646" w:themeColor="accent6"/>
-          <w:sz w:val="24"/>
-          <w:szCs w:val="24"/>
-        </w:rPr>
-        <w:t>). Verifique en qué medida satisface la ley de Heaps. Grafique en la notebook los ajustes variando los parámetros de la expresión. Puede inicialmente probar con los archivos de los puntos anteriores.</w:t>
-      </w:r>
-    </w:p>
-    <w:p>
-      <w:pPr>
-        <w:jc w:val="both"/>
-        <w:rPr>
-          <w:sz w:val="24"/>
-          <w:szCs w:val="24"/>
-        </w:rPr>
-      </w:pPr>
-    </w:p>
-    <w:p>
-      <w:r>
-        <w:t xml:space="preserve">Utilizando como archivo de texto nuevamente el Quijote de Cervantes, </w:t>
-      </w:r>
-      <w:r>
-        <w:t>se</w:t>
-      </w:r>
-      <w:r>
-        <w:t xml:space="preserve"> </w:t>
-      </w:r>
-      <w:r>
-        <w:t>realizó</w:t>
-      </w:r>
-      <w:r>
-        <w:t xml:space="preserve"> la construcción de los siguientes gráficos a través de los pares terminos totales – terminos unicos</w:t>
-      </w:r>
-    </w:p>
-    <w:p>
-      <w:pPr>
-        <w:rPr>
-          <w:b/>
-          <w:bCs/>
-        </w:rPr>
-      </w:pPr>
-    </w:p>
-    <w:p>
-      <w:pPr>
-        <w:rPr>
-          <w:b/>
-          <w:bCs/>
-        </w:rPr>
-      </w:pPr>
-      <w:r>
-        <w:rPr>
-          <w:b/>
-          <w:bCs/>
-        </w:rPr>
-        <w:t>Gráficos lineales y log-log para la ley de Heaps</w:t>
-      </w:r>
-    </w:p>
-    <w:p>
-      <w:pPr>
-        <w:rPr>
-          <w:b/>
-          <w:bCs/>
+        <w:t xml:space="preserve"> de 38000 ocurrencias.</w:t>
+      </w:r>
+    </w:p>
+    <w:p>
+      <w:pPr>
+        <w:rPr>
+          <w:sz w:val="24"/>
+          <w:szCs w:val="24"/>
+        </w:rPr>
+      </w:pPr>
+    </w:p>
+    <w:p>
+      <w:pPr>
+        <w:rPr>
+          <w:sz w:val="24"/>
+          <w:szCs w:val="24"/>
+        </w:rPr>
+      </w:pPr>
+      <w:r>
+        <w:rPr>
+          <w:sz w:val="24"/>
+          <w:szCs w:val="24"/>
+        </w:rPr>
+        <w:t>El modelo teórico dice que es necesaria una menor cantidad de palabras para representar esos % del vocabulario, subestimando al real.</w:t>
+      </w:r>
+    </w:p>
+    <w:p>
+      <w:pPr>
+        <w:rPr>
+          <w:sz w:val="24"/>
+          <w:szCs w:val="24"/>
         </w:rPr>
       </w:pPr>
     </w:p>
     <w:p>
       <w:pPr>
         <w:jc w:val="center"/>
-      </w:pPr>
-      <w:r>
-        <w:rPr>
-          <w:noProof/>
+        <w:rPr>
+          <w:sz w:val="24"/>
+          <w:szCs w:val="24"/>
+        </w:rPr>
+      </w:pPr>
+      <w:r>
+        <w:rPr>
+          <w:sz w:val="24"/>
+          <w:szCs w:val="24"/>
         </w:rPr>
         <w:drawing>
-          <wp:inline distT="0" distB="0" distL="0" distR="0" wp14:anchorId="67A2939B" wp14:editId="4B716E28">
-            <wp:extent cx="2590800" cy="1938839"/>
-            <wp:effectExtent l="0" t="0" r="0" b="4445"/>
-            <wp:docPr id="34" name="Imagen 34"/>
+          <wp:inline distT="0" distB="0" distL="0" distR="0" wp14:anchorId="058CB732" wp14:editId="68B9246C">
+            <wp:extent cx="4231015" cy="2524125"/>
+            <wp:effectExtent l="0" t="0" r="0" b="0"/>
+            <wp:docPr id="4" name="Imagen 4"/>
             <wp:cNvGraphicFramePr>
               <a:graphicFrameLocks xmlns:a="http://schemas.openxmlformats.org/drawingml/2006/main" noChangeAspect="1"/>
             </wp:cNvGraphicFramePr>
@@ -8298,7 +8979,7 @@
                   <pic:spPr>
                     <a:xfrm>
                       <a:off x="0" y="0"/>
-                      <a:ext cx="2602366" cy="1947495"/>
+                      <a:ext cx="4231541" cy="2524439"/>
                     </a:xfrm>
                     <a:prstGeom prst="rect">
                       <a:avLst/>
@@ -8310,15 +8991,1104 @@
           </wp:inline>
         </w:drawing>
       </w:r>
+    </w:p>
+    <w:p>
+      <w:pPr>
+        <w:jc w:val="center"/>
+        <w:rPr>
+          <w:sz w:val="24"/>
+          <w:szCs w:val="24"/>
+        </w:rPr>
+      </w:pPr>
+    </w:p>
+    <w:p>
+      <w:pPr>
+        <w:jc w:val="both"/>
+        <w:rPr>
+          <w:sz w:val="24"/>
+          <w:szCs w:val="24"/>
+        </w:rPr>
+      </w:pPr>
+      <w:r>
+        <w:rPr>
+          <w:sz w:val="24"/>
+          <w:szCs w:val="24"/>
+        </w:rPr>
+        <w:t>Puede verse en el grafico como la realidad se separa de la teoría en gran parte de los umbrales, llegando a converger casi sobre el final de este.</w:t>
+      </w:r>
+    </w:p>
+    <w:p>
+      <w:pPr>
+        <w:rPr>
+          <w:b/>
+          <w:bCs/>
+          <w:sz w:val="24"/>
+          <w:szCs w:val="24"/>
+        </w:rPr>
+      </w:pPr>
+    </w:p>
+    <w:p>
+      <w:pPr>
+        <w:rPr>
+          <w:b/>
+          <w:bCs/>
+          <w:sz w:val="24"/>
+          <w:szCs w:val="24"/>
+        </w:rPr>
+      </w:pPr>
+      <w:r>
+        <w:rPr>
+          <w:b/>
+          <w:bCs/>
+          <w:sz w:val="24"/>
+          <w:szCs w:val="24"/>
+        </w:rPr>
+        <w:t>Poda del vocabulario</w:t>
+      </w:r>
+    </w:p>
+    <w:p>
+      <w:pPr>
+        <w:rPr>
+          <w:b/>
+          <w:bCs/>
+          <w:sz w:val="24"/>
+          <w:szCs w:val="24"/>
+        </w:rPr>
+      </w:pPr>
+    </w:p>
+    <w:p>
+      <w:pPr>
+        <w:rPr>
+          <w:sz w:val="24"/>
+          <w:szCs w:val="24"/>
+        </w:rPr>
+      </w:pPr>
+      <w:r>
+        <w:rPr>
+          <w:sz w:val="24"/>
+          <w:szCs w:val="24"/>
+        </w:rPr>
+        <w:t>Realizamos la poda del vocabulario en los mismos umbrales utilizados anteriormente, obteniendo lo siguiente:</w:t>
+      </w:r>
+    </w:p>
+    <w:p>
+      <w:pPr>
+        <w:rPr>
+          <w:sz w:val="24"/>
+          <w:szCs w:val="24"/>
+        </w:rPr>
+      </w:pPr>
+    </w:p>
+    <w:tbl>
+      <w:tblPr>
+        <w:tblStyle w:val="Tablaconcuadrcula"/>
+        <w:tblW w:w="0" w:type="auto"/>
+        <w:jc w:val="center"/>
+        <w:tblLook w:val="04A0" w:firstRow="1" w:lastRow="0" w:firstColumn="1" w:lastColumn="0" w:noHBand="0" w:noVBand="1"/>
+      </w:tblPr>
+      <w:tblGrid>
+        <w:gridCol w:w="2547"/>
+        <w:gridCol w:w="2267"/>
+        <w:gridCol w:w="2408"/>
+        <w:gridCol w:w="2408"/>
+      </w:tblGrid>
+      <w:tr>
+        <w:trPr>
+          <w:jc w:val="center"/>
+        </w:trPr>
+        <w:tc>
+          <w:tcPr>
+            <w:tcW w:w="2547" w:type="dxa"/>
+          </w:tcPr>
+          <w:p>
+            <w:pPr>
+              <w:jc w:val="center"/>
+              <w:rPr>
+                <w:b/>
+                <w:bCs/>
+                <w:sz w:val="24"/>
+                <w:szCs w:val="24"/>
+              </w:rPr>
+            </w:pPr>
+            <w:r>
+              <w:rPr>
+                <w:b/>
+                <w:bCs/>
+                <w:sz w:val="24"/>
+                <w:szCs w:val="24"/>
+              </w:rPr>
+              <w:t>Umbral</w:t>
+            </w:r>
+          </w:p>
+        </w:tc>
+        <w:tc>
+          <w:tcPr>
+            <w:tcW w:w="2267" w:type="dxa"/>
+          </w:tcPr>
+          <w:p>
+            <w:pPr>
+              <w:jc w:val="center"/>
+              <w:rPr>
+                <w:b/>
+                <w:bCs/>
+                <w:sz w:val="24"/>
+                <w:szCs w:val="24"/>
+              </w:rPr>
+            </w:pPr>
+            <w:r>
+              <w:rPr>
+                <w:b/>
+                <w:bCs/>
+                <w:sz w:val="24"/>
+                <w:szCs w:val="24"/>
+              </w:rPr>
+              <w:t>Total</w:t>
+            </w:r>
+          </w:p>
+        </w:tc>
+        <w:tc>
+          <w:tcPr>
+            <w:tcW w:w="2408" w:type="dxa"/>
+          </w:tcPr>
+          <w:p>
+            <w:pPr>
+              <w:jc w:val="center"/>
+              <w:rPr>
+                <w:b/>
+                <w:bCs/>
+                <w:sz w:val="24"/>
+                <w:szCs w:val="24"/>
+              </w:rPr>
+            </w:pPr>
+            <w:r>
+              <w:rPr>
+                <w:b/>
+                <w:bCs/>
+                <w:sz w:val="24"/>
+                <w:szCs w:val="24"/>
+              </w:rPr>
+              <w:t>Stopwords</w:t>
+            </w:r>
+          </w:p>
+        </w:tc>
+        <w:tc>
+          <w:tcPr>
+            <w:tcW w:w="2408" w:type="dxa"/>
+          </w:tcPr>
+          <w:p>
+            <w:pPr>
+              <w:jc w:val="center"/>
+              <w:rPr>
+                <w:b/>
+                <w:bCs/>
+                <w:sz w:val="24"/>
+                <w:szCs w:val="24"/>
+              </w:rPr>
+            </w:pPr>
+            <w:r>
+              <w:rPr>
+                <w:b/>
+                <w:bCs/>
+                <w:sz w:val="24"/>
+                <w:szCs w:val="24"/>
+              </w:rPr>
+              <w:t>No-Stopwords</w:t>
+            </w:r>
+          </w:p>
+        </w:tc>
+      </w:tr>
+      <w:tr>
+        <w:trPr>
+          <w:jc w:val="center"/>
+        </w:trPr>
+        <w:tc>
+          <w:tcPr>
+            <w:tcW w:w="2547" w:type="dxa"/>
+          </w:tcPr>
+          <w:p>
+            <w:pPr>
+              <w:jc w:val="center"/>
+              <w:rPr>
+                <w:b/>
+                <w:bCs/>
+                <w:sz w:val="24"/>
+                <w:szCs w:val="24"/>
+              </w:rPr>
+            </w:pPr>
+            <w:r>
+              <w:rPr>
+                <w:b/>
+                <w:bCs/>
+                <w:sz w:val="24"/>
+                <w:szCs w:val="24"/>
+              </w:rPr>
+              <w:t>10%</w:t>
+            </w:r>
+          </w:p>
+        </w:tc>
+        <w:tc>
+          <w:tcPr>
+            <w:tcW w:w="2267" w:type="dxa"/>
+          </w:tcPr>
+          <w:p>
+            <w:pPr>
+              <w:jc w:val="center"/>
+              <w:rPr>
+                <w:sz w:val="24"/>
+                <w:szCs w:val="24"/>
+              </w:rPr>
+            </w:pPr>
+            <w:r>
+              <w:rPr>
+                <w:sz w:val="24"/>
+                <w:szCs w:val="24"/>
+              </w:rPr>
+              <w:t>2</w:t>
+            </w:r>
+          </w:p>
+        </w:tc>
+        <w:tc>
+          <w:tcPr>
+            <w:tcW w:w="2408" w:type="dxa"/>
+          </w:tcPr>
+          <w:p>
+            <w:pPr>
+              <w:jc w:val="center"/>
+              <w:rPr>
+                <w:sz w:val="24"/>
+                <w:szCs w:val="24"/>
+              </w:rPr>
+            </w:pPr>
+            <w:r>
+              <w:rPr>
+                <w:sz w:val="24"/>
+                <w:szCs w:val="24"/>
+              </w:rPr>
+              <w:t>2</w:t>
+            </w:r>
+          </w:p>
+        </w:tc>
+        <w:tc>
+          <w:tcPr>
+            <w:tcW w:w="2408" w:type="dxa"/>
+          </w:tcPr>
+          <w:p>
+            <w:pPr>
+              <w:jc w:val="center"/>
+              <w:rPr>
+                <w:sz w:val="24"/>
+                <w:szCs w:val="24"/>
+              </w:rPr>
+            </w:pPr>
+            <w:r>
+              <w:rPr>
+                <w:sz w:val="24"/>
+                <w:szCs w:val="24"/>
+              </w:rPr>
+              <w:t>0</w:t>
+            </w:r>
+          </w:p>
+        </w:tc>
+      </w:tr>
+      <w:tr>
+        <w:trPr>
+          <w:jc w:val="center"/>
+        </w:trPr>
+        <w:tc>
+          <w:tcPr>
+            <w:tcW w:w="2547" w:type="dxa"/>
+          </w:tcPr>
+          <w:p>
+            <w:pPr>
+              <w:jc w:val="center"/>
+              <w:rPr>
+                <w:b/>
+                <w:bCs/>
+                <w:sz w:val="24"/>
+                <w:szCs w:val="24"/>
+              </w:rPr>
+            </w:pPr>
+            <w:r>
+              <w:rPr>
+                <w:b/>
+                <w:bCs/>
+                <w:sz w:val="24"/>
+                <w:szCs w:val="24"/>
+              </w:rPr>
+              <w:t>20%</w:t>
+            </w:r>
+          </w:p>
+        </w:tc>
+        <w:tc>
+          <w:tcPr>
+            <w:tcW w:w="2267" w:type="dxa"/>
+          </w:tcPr>
+          <w:p>
+            <w:pPr>
+              <w:jc w:val="center"/>
+              <w:rPr>
+                <w:sz w:val="24"/>
+                <w:szCs w:val="24"/>
+              </w:rPr>
+            </w:pPr>
+            <w:r>
+              <w:rPr>
+                <w:sz w:val="24"/>
+                <w:szCs w:val="24"/>
+              </w:rPr>
+              <w:t>5</w:t>
+            </w:r>
+          </w:p>
+        </w:tc>
+        <w:tc>
+          <w:tcPr>
+            <w:tcW w:w="2408" w:type="dxa"/>
+          </w:tcPr>
+          <w:p>
+            <w:pPr>
+              <w:jc w:val="center"/>
+              <w:rPr>
+                <w:sz w:val="24"/>
+                <w:szCs w:val="24"/>
+              </w:rPr>
+            </w:pPr>
+            <w:r>
+              <w:rPr>
+                <w:sz w:val="24"/>
+                <w:szCs w:val="24"/>
+              </w:rPr>
+              <w:t>5</w:t>
+            </w:r>
+          </w:p>
+        </w:tc>
+        <w:tc>
+          <w:tcPr>
+            <w:tcW w:w="2408" w:type="dxa"/>
+          </w:tcPr>
+          <w:p>
+            <w:pPr>
+              <w:jc w:val="center"/>
+              <w:rPr>
+                <w:sz w:val="24"/>
+                <w:szCs w:val="24"/>
+              </w:rPr>
+            </w:pPr>
+            <w:r>
+              <w:rPr>
+                <w:sz w:val="24"/>
+                <w:szCs w:val="24"/>
+              </w:rPr>
+              <w:t>0</w:t>
+            </w:r>
+          </w:p>
+        </w:tc>
+      </w:tr>
+      <w:tr>
+        <w:trPr>
+          <w:jc w:val="center"/>
+        </w:trPr>
+        <w:tc>
+          <w:tcPr>
+            <w:tcW w:w="2547" w:type="dxa"/>
+          </w:tcPr>
+          <w:p>
+            <w:pPr>
+              <w:jc w:val="center"/>
+              <w:rPr>
+                <w:b/>
+                <w:bCs/>
+                <w:sz w:val="24"/>
+                <w:szCs w:val="24"/>
+              </w:rPr>
+            </w:pPr>
+            <w:r>
+              <w:rPr>
+                <w:b/>
+                <w:bCs/>
+                <w:sz w:val="24"/>
+                <w:szCs w:val="24"/>
+              </w:rPr>
+              <w:t>30%</w:t>
+            </w:r>
+          </w:p>
+        </w:tc>
+        <w:tc>
+          <w:tcPr>
+            <w:tcW w:w="2267" w:type="dxa"/>
+          </w:tcPr>
+          <w:p>
+            <w:pPr>
+              <w:jc w:val="center"/>
+              <w:rPr>
+                <w:sz w:val="24"/>
+                <w:szCs w:val="24"/>
+              </w:rPr>
+            </w:pPr>
+            <w:r>
+              <w:rPr>
+                <w:sz w:val="24"/>
+                <w:szCs w:val="24"/>
+              </w:rPr>
+              <w:t>12</w:t>
+            </w:r>
+          </w:p>
+        </w:tc>
+        <w:tc>
+          <w:tcPr>
+            <w:tcW w:w="2408" w:type="dxa"/>
+          </w:tcPr>
+          <w:p>
+            <w:pPr>
+              <w:jc w:val="center"/>
+              <w:rPr>
+                <w:sz w:val="24"/>
+                <w:szCs w:val="24"/>
+              </w:rPr>
+            </w:pPr>
+            <w:r>
+              <w:rPr>
+                <w:sz w:val="24"/>
+                <w:szCs w:val="24"/>
+              </w:rPr>
+              <w:t>12</w:t>
+            </w:r>
+          </w:p>
+        </w:tc>
+        <w:tc>
+          <w:tcPr>
+            <w:tcW w:w="2408" w:type="dxa"/>
+          </w:tcPr>
+          <w:p>
+            <w:pPr>
+              <w:jc w:val="center"/>
+              <w:rPr>
+                <w:sz w:val="24"/>
+                <w:szCs w:val="24"/>
+              </w:rPr>
+            </w:pPr>
+            <w:r>
+              <w:rPr>
+                <w:sz w:val="24"/>
+                <w:szCs w:val="24"/>
+              </w:rPr>
+              <w:t>0</w:t>
+            </w:r>
+          </w:p>
+        </w:tc>
+      </w:tr>
+      <w:tr>
+        <w:trPr>
+          <w:jc w:val="center"/>
+        </w:trPr>
+        <w:tc>
+          <w:tcPr>
+            <w:tcW w:w="2547" w:type="dxa"/>
+          </w:tcPr>
+          <w:p>
+            <w:pPr>
+              <w:jc w:val="center"/>
+              <w:rPr>
+                <w:b/>
+                <w:bCs/>
+                <w:color w:val="C0504D" w:themeColor="accent2"/>
+                <w:sz w:val="24"/>
+                <w:szCs w:val="24"/>
+              </w:rPr>
+            </w:pPr>
+            <w:r>
+              <w:rPr>
+                <w:b/>
+                <w:bCs/>
+                <w:color w:val="C0504D" w:themeColor="accent2"/>
+                <w:sz w:val="24"/>
+                <w:szCs w:val="24"/>
+              </w:rPr>
+              <w:t>35%</w:t>
+            </w:r>
+          </w:p>
+        </w:tc>
+        <w:tc>
+          <w:tcPr>
+            <w:tcW w:w="2267" w:type="dxa"/>
+          </w:tcPr>
+          <w:p>
+            <w:pPr>
+              <w:jc w:val="center"/>
+              <w:rPr>
+                <w:color w:val="C0504D" w:themeColor="accent2"/>
+                <w:sz w:val="24"/>
+                <w:szCs w:val="24"/>
+              </w:rPr>
+            </w:pPr>
+            <w:r>
+              <w:rPr>
+                <w:color w:val="C0504D" w:themeColor="accent2"/>
+                <w:sz w:val="24"/>
+                <w:szCs w:val="24"/>
+              </w:rPr>
+              <w:t>18</w:t>
+            </w:r>
+          </w:p>
+        </w:tc>
+        <w:tc>
+          <w:tcPr>
+            <w:tcW w:w="2408" w:type="dxa"/>
+          </w:tcPr>
+          <w:p>
+            <w:pPr>
+              <w:jc w:val="center"/>
+              <w:rPr>
+                <w:color w:val="C0504D" w:themeColor="accent2"/>
+                <w:sz w:val="24"/>
+                <w:szCs w:val="24"/>
+              </w:rPr>
+            </w:pPr>
+            <w:r>
+              <w:rPr>
+                <w:color w:val="C0504D" w:themeColor="accent2"/>
+                <w:sz w:val="24"/>
+                <w:szCs w:val="24"/>
+              </w:rPr>
+              <w:t>17</w:t>
+            </w:r>
+          </w:p>
+        </w:tc>
+        <w:tc>
+          <w:tcPr>
+            <w:tcW w:w="2408" w:type="dxa"/>
+          </w:tcPr>
+          <w:p>
+            <w:pPr>
+              <w:jc w:val="center"/>
+              <w:rPr>
+                <w:color w:val="C0504D" w:themeColor="accent2"/>
+                <w:sz w:val="24"/>
+                <w:szCs w:val="24"/>
+              </w:rPr>
+            </w:pPr>
+            <w:r>
+              <w:rPr>
+                <w:color w:val="C0504D" w:themeColor="accent2"/>
+                <w:sz w:val="24"/>
+                <w:szCs w:val="24"/>
+              </w:rPr>
+              <w:t>1</w:t>
+            </w:r>
+          </w:p>
+        </w:tc>
+      </w:tr>
+    </w:tbl>
+    <w:p>
+      <w:pPr>
+        <w:rPr>
+          <w:sz w:val="24"/>
+          <w:szCs w:val="24"/>
+        </w:rPr>
+      </w:pPr>
+    </w:p>
+    <w:p>
+      <w:pPr>
+        <w:rPr>
+          <w:sz w:val="24"/>
+          <w:szCs w:val="24"/>
+        </w:rPr>
+      </w:pPr>
+      <w:r>
+        <w:rPr>
+          <w:sz w:val="24"/>
+          <w:szCs w:val="24"/>
+        </w:rPr>
+        <w:t xml:space="preserve">Del 30% del umbral, todas las palabras podadas fueron stopwords. </w:t>
+      </w:r>
+      <w:proofErr w:type="spellStart"/>
+      <w:r>
+        <w:rPr>
+          <w:sz w:val="24"/>
+          <w:szCs w:val="24"/>
+        </w:rPr>
+        <w:t>Estan</w:t>
+      </w:r>
+      <w:proofErr w:type="spellEnd"/>
+      <w:r>
+        <w:rPr>
+          <w:sz w:val="24"/>
+          <w:szCs w:val="24"/>
+        </w:rPr>
+        <w:t xml:space="preserve"> son las 12 primeras más frecuentes, que son: “que”, “de”, “y”, “la”, “a”, “en”, “el”, “no”, “los”, “se”, </w:t>
+      </w:r>
+      <w:r>
+        <w:rPr>
+          <w:sz w:val="24"/>
+          <w:szCs w:val="24"/>
+        </w:rPr>
+        <w:t>“con”, “por”</w:t>
+      </w:r>
+      <w:r>
+        <w:rPr>
+          <w:sz w:val="24"/>
+          <w:szCs w:val="24"/>
+        </w:rPr>
+        <w:t xml:space="preserve">. </w:t>
+      </w:r>
+      <w:r>
+        <w:rPr>
+          <w:sz w:val="24"/>
+          <w:szCs w:val="24"/>
+        </w:rPr>
+        <w:t>Un tercio del libro del Quijote son 100% stopwords.</w:t>
+      </w:r>
+    </w:p>
+    <w:p>
+      <w:pPr>
+        <w:rPr>
+          <w:sz w:val="24"/>
+          <w:szCs w:val="24"/>
+        </w:rPr>
+      </w:pPr>
+    </w:p>
+    <w:p>
+      <w:pPr>
+        <w:rPr>
+          <w:sz w:val="24"/>
+          <w:szCs w:val="24"/>
+        </w:rPr>
+      </w:pPr>
+      <w:r>
+        <w:rPr>
+          <w:sz w:val="24"/>
+          <w:szCs w:val="24"/>
+        </w:rPr>
+        <w:t>Entre las 100 palabras mas frecuentes, 33 no son stopwords. Algunas de están son:</w:t>
+      </w:r>
+    </w:p>
+    <w:p>
+      <w:pPr>
+        <w:pStyle w:val="Prrafodelista"/>
+        <w:numPr>
+          <w:ilvl w:val="0"/>
+          <w:numId w:val="16"/>
+        </w:numPr>
+        <w:rPr>
+          <w:sz w:val="24"/>
+          <w:szCs w:val="24"/>
+        </w:rPr>
+      </w:pPr>
+      <w:r>
+        <w:rPr>
+          <w:sz w:val="24"/>
+          <w:szCs w:val="24"/>
+        </w:rPr>
+        <w:t>Posición 17: Don</w:t>
+      </w:r>
+    </w:p>
+    <w:p>
+      <w:pPr>
+        <w:pStyle w:val="Prrafodelista"/>
+        <w:numPr>
+          <w:ilvl w:val="0"/>
+          <w:numId w:val="16"/>
+        </w:numPr>
+        <w:rPr>
+          <w:sz w:val="24"/>
+          <w:szCs w:val="24"/>
+        </w:rPr>
+      </w:pPr>
+      <w:r>
+        <w:rPr>
+          <w:sz w:val="24"/>
+          <w:szCs w:val="24"/>
+        </w:rPr>
+        <w:t>Posición 21: Quijote</w:t>
+      </w:r>
+    </w:p>
+    <w:p>
+      <w:pPr>
+        <w:pStyle w:val="Prrafodelista"/>
+        <w:numPr>
+          <w:ilvl w:val="0"/>
+          <w:numId w:val="16"/>
+        </w:numPr>
+        <w:rPr>
+          <w:sz w:val="24"/>
+          <w:szCs w:val="24"/>
+        </w:rPr>
+      </w:pPr>
+      <w:r>
+        <w:rPr>
+          <w:sz w:val="24"/>
+          <w:szCs w:val="24"/>
+        </w:rPr>
+        <w:t>Posición 22: Sancho</w:t>
+      </w:r>
+    </w:p>
+    <w:p>
+      <w:pPr>
+        <w:pStyle w:val="Prrafodelista"/>
+        <w:numPr>
+          <w:ilvl w:val="0"/>
+          <w:numId w:val="16"/>
+        </w:numPr>
+        <w:rPr>
+          <w:sz w:val="24"/>
+          <w:szCs w:val="24"/>
+        </w:rPr>
+      </w:pPr>
+      <w:r>
+        <w:rPr>
+          <w:sz w:val="24"/>
+          <w:szCs w:val="24"/>
+        </w:rPr>
+        <w:t>Posición 26: Si</w:t>
+      </w:r>
+    </w:p>
+    <w:p>
+      <w:pPr>
+        <w:rPr>
+          <w:sz w:val="24"/>
+          <w:szCs w:val="24"/>
+        </w:rPr>
+      </w:pPr>
+    </w:p>
+    <w:p>
+      <w:pPr>
+        <w:rPr>
+          <w:sz w:val="24"/>
+          <w:szCs w:val="24"/>
+        </w:rPr>
+      </w:pPr>
+      <w:r>
+        <w:rPr>
+          <w:sz w:val="24"/>
+          <w:szCs w:val="24"/>
+        </w:rPr>
+        <w:t xml:space="preserve">La primera no-stopword aparece en la posición 17, que </w:t>
+      </w:r>
+      <w:r>
+        <w:rPr>
+          <w:sz w:val="24"/>
+          <w:szCs w:val="24"/>
+        </w:rPr>
+        <w:t>sería</w:t>
+      </w:r>
+      <w:r>
+        <w:rPr>
+          <w:sz w:val="24"/>
+          <w:szCs w:val="24"/>
+        </w:rPr>
+        <w:t xml:space="preserve"> casi el </w:t>
+      </w:r>
+      <w:r>
+        <w:rPr>
+          <w:sz w:val="24"/>
+          <w:szCs w:val="24"/>
+        </w:rPr>
+        <w:t>35</w:t>
+      </w:r>
+      <w:r>
+        <w:rPr>
+          <w:sz w:val="24"/>
+          <w:szCs w:val="24"/>
+        </w:rPr>
+        <w:t>% del umbral.</w:t>
+      </w:r>
+    </w:p>
+    <w:p>
+      <w:pPr>
+        <w:rPr>
+          <w:b/>
+          <w:bCs/>
+          <w:color w:val="FF0000"/>
+          <w:sz w:val="24"/>
+          <w:szCs w:val="24"/>
+        </w:rPr>
+      </w:pPr>
+    </w:p>
+    <w:p>
+      <w:pPr>
+        <w:rPr>
+          <w:sz w:val="24"/>
+          <w:szCs w:val="24"/>
+        </w:rPr>
+      </w:pPr>
+      <w:r>
+        <w:rPr>
+          <w:sz w:val="24"/>
+          <w:szCs w:val="24"/>
+        </w:rPr>
+        <w:t xml:space="preserve">Como conclusión, podemos decir que esta poda resulta beneficiosa para un sistema de RI, ya que estamos eliminando palabras vacías, reduciendo un tercio del volumen del texto procesado sin perder ningún termino semántico de </w:t>
+      </w:r>
+      <w:r>
+        <w:rPr>
+          <w:sz w:val="24"/>
+          <w:szCs w:val="24"/>
+        </w:rPr>
+        <w:t>interés</w:t>
+      </w:r>
+      <w:r>
+        <w:rPr>
+          <w:sz w:val="24"/>
+          <w:szCs w:val="24"/>
+        </w:rPr>
+        <w:t>.</w:t>
+      </w:r>
+    </w:p>
+    <w:p>
+      <w:pPr>
+        <w:rPr>
+          <w:sz w:val="24"/>
+          <w:szCs w:val="24"/>
+        </w:rPr>
+      </w:pPr>
+    </w:p>
+    <w:p>
+      <w:pPr>
+        <w:rPr>
+          <w:sz w:val="24"/>
+          <w:szCs w:val="24"/>
+        </w:rPr>
+      </w:pPr>
+      <w:r>
+        <w:rPr>
+          <w:sz w:val="24"/>
+          <w:szCs w:val="24"/>
+        </w:rPr>
+        <w:t>Sin embargo, es necesario tener el cuenta el trade-off entre la poda del vocabulario por frecuencia, ya que esta puede mejorar la eficiencia y reducir el ruido, pero afectar la recuperación de la información eliminando términos relevantes en la obra.</w:t>
+      </w:r>
+    </w:p>
+    <w:p>
+      <w:pPr>
+        <w:rPr>
+          <w:b/>
+          <w:bCs/>
+          <w:color w:val="FF0000"/>
+          <w:sz w:val="24"/>
+          <w:szCs w:val="24"/>
+        </w:rPr>
+      </w:pPr>
+    </w:p>
+    <w:p>
+      <w:pPr>
+        <w:rPr>
+          <w:color w:val="FF0000"/>
+          <w:sz w:val="24"/>
+          <w:szCs w:val="24"/>
+        </w:rPr>
+      </w:pPr>
+      <w:r>
+        <w:rPr>
+          <w:color w:val="FF0000"/>
+          <w:sz w:val="24"/>
+          <w:szCs w:val="24"/>
+        </w:rPr>
+        <w:t>.</w:t>
+      </w:r>
+    </w:p>
+    <w:p>
+      <w:pPr>
+        <w:rPr>
+          <w:sz w:val="24"/>
+          <w:szCs w:val="24"/>
+        </w:rPr>
+      </w:pPr>
+    </w:p>
+    <w:p>
+      <w:pPr>
+        <w:pStyle w:val="Prrafodelista"/>
+        <w:numPr>
+          <w:ilvl w:val="0"/>
+          <w:numId w:val="16"/>
+        </w:numPr>
+        <w:rPr>
+          <w:color w:val="F79646" w:themeColor="accent6"/>
+          <w:sz w:val="24"/>
+          <w:szCs w:val="24"/>
+        </w:rPr>
+      </w:pPr>
+      <w:r>
+        <w:rPr>
+          <w:color w:val="F79646" w:themeColor="accent6"/>
+          <w:sz w:val="24"/>
+          <w:szCs w:val="24"/>
+        </w:rPr>
+        <w:br w:type="page"/>
+      </w:r>
+    </w:p>
+    <w:p>
+      <w:pPr>
+        <w:numPr>
+          <w:ilvl w:val="0"/>
+          <w:numId w:val="1"/>
+        </w:numPr>
+        <w:jc w:val="both"/>
+        <w:rPr>
+          <w:color w:val="F79646" w:themeColor="accent6"/>
+          <w:sz w:val="24"/>
+          <w:szCs w:val="24"/>
+        </w:rPr>
+      </w:pPr>
+      <w:r>
+        <w:rPr>
+          <w:color w:val="F79646" w:themeColor="accent6"/>
+          <w:sz w:val="24"/>
+          <w:szCs w:val="24"/>
+        </w:rPr>
+        <w:lastRenderedPageBreak/>
+        <w:t xml:space="preserve">Codifique un script que reciba como parámetro el nombre de un archivo de texto, </w:t>
+      </w:r>
+      <w:proofErr w:type="spellStart"/>
+      <w:r>
+        <w:rPr>
+          <w:color w:val="F79646" w:themeColor="accent6"/>
+          <w:sz w:val="24"/>
+          <w:szCs w:val="24"/>
+        </w:rPr>
+        <w:t>tokenize</w:t>
+      </w:r>
+      <w:proofErr w:type="spellEnd"/>
+      <w:r>
+        <w:rPr>
+          <w:color w:val="F79646" w:themeColor="accent6"/>
+          <w:sz w:val="24"/>
+          <w:szCs w:val="24"/>
+        </w:rPr>
+        <w:t xml:space="preserve"> y calcule y escriba a un archivo los pares (</w:t>
+      </w:r>
+      <w:r>
+        <w:rPr>
+          <w:rFonts w:ascii="Courier New" w:eastAsia="Courier New" w:hAnsi="Courier New" w:cs="Courier New"/>
+          <w:color w:val="F79646" w:themeColor="accent6"/>
+          <w:sz w:val="24"/>
+          <w:szCs w:val="24"/>
+        </w:rPr>
+        <w:t>#términos totales procesados, #términos únicos</w:t>
+      </w:r>
+      <w:r>
+        <w:rPr>
+          <w:color w:val="F79646" w:themeColor="accent6"/>
+          <w:sz w:val="24"/>
+          <w:szCs w:val="24"/>
+        </w:rPr>
+        <w:t xml:space="preserve">). Verifique en qué medida satisface la ley de </w:t>
+      </w:r>
+      <w:proofErr w:type="spellStart"/>
+      <w:r>
+        <w:rPr>
+          <w:color w:val="F79646" w:themeColor="accent6"/>
+          <w:sz w:val="24"/>
+          <w:szCs w:val="24"/>
+        </w:rPr>
+        <w:t>Heaps</w:t>
+      </w:r>
+      <w:proofErr w:type="spellEnd"/>
+      <w:r>
+        <w:rPr>
+          <w:color w:val="F79646" w:themeColor="accent6"/>
+          <w:sz w:val="24"/>
+          <w:szCs w:val="24"/>
+        </w:rPr>
+        <w:t>. Grafique en la notebook los ajustes variando los parámetros de la expresión. Puede inicialmente probar con los archivos de los puntos anteriores.</w:t>
+      </w:r>
+    </w:p>
+    <w:p>
+      <w:pPr>
+        <w:jc w:val="both"/>
+        <w:rPr>
+          <w:sz w:val="24"/>
+          <w:szCs w:val="24"/>
+        </w:rPr>
+      </w:pPr>
+    </w:p>
+    <w:p>
+      <w:r>
+        <w:t xml:space="preserve">Utilizando como archivo de texto nuevamente el Quijote de Cervantes, </w:t>
+      </w:r>
+      <w:r>
+        <w:t>se</w:t>
+      </w:r>
+      <w:r>
+        <w:t xml:space="preserve"> </w:t>
+      </w:r>
+      <w:r>
+        <w:t>realizó</w:t>
+      </w:r>
+      <w:r>
+        <w:t xml:space="preserve"> la construcción de los siguientes gráficos a través de los pares </w:t>
+      </w:r>
+      <w:proofErr w:type="spellStart"/>
+      <w:r>
+        <w:t>terminos</w:t>
+      </w:r>
+      <w:proofErr w:type="spellEnd"/>
+      <w:r>
+        <w:t xml:space="preserve"> totales – </w:t>
+      </w:r>
+      <w:proofErr w:type="spellStart"/>
+      <w:r>
+        <w:t>terminos</w:t>
+      </w:r>
+      <w:proofErr w:type="spellEnd"/>
+      <w:r>
+        <w:t xml:space="preserve"> </w:t>
+      </w:r>
+      <w:proofErr w:type="spellStart"/>
+      <w:r>
+        <w:t>unicos</w:t>
+      </w:r>
+      <w:proofErr w:type="spellEnd"/>
+    </w:p>
+    <w:p>
+      <w:pPr>
+        <w:rPr>
+          <w:b/>
+          <w:bCs/>
+        </w:rPr>
+      </w:pPr>
+    </w:p>
+    <w:p>
+      <w:pPr>
+        <w:rPr>
+          <w:b/>
+          <w:bCs/>
+        </w:rPr>
+      </w:pPr>
+      <w:r>
+        <w:rPr>
+          <w:b/>
+          <w:bCs/>
+        </w:rPr>
+        <w:t xml:space="preserve">Gráficos lineales y log-log para la ley de </w:t>
+      </w:r>
+      <w:proofErr w:type="spellStart"/>
+      <w:r>
+        <w:rPr>
+          <w:b/>
+          <w:bCs/>
+        </w:rPr>
+        <w:t>Heaps</w:t>
+      </w:r>
+      <w:proofErr w:type="spellEnd"/>
+    </w:p>
+    <w:p>
+      <w:pPr>
+        <w:rPr>
+          <w:b/>
+          <w:bCs/>
+        </w:rPr>
+      </w:pPr>
+    </w:p>
+    <w:p>
+      <w:pPr>
+        <w:jc w:val="center"/>
+      </w:pPr>
       <w:r>
         <w:rPr>
           <w:noProof/>
         </w:rPr>
         <w:drawing>
-          <wp:inline distT="0" distB="0" distL="0" distR="0" wp14:anchorId="4F6BD24C" wp14:editId="51D27E96">
-            <wp:extent cx="2381250" cy="1917532"/>
-            <wp:effectExtent l="0" t="0" r="0" b="6985"/>
-            <wp:docPr id="35" name="Imagen 35"/>
+          <wp:inline distT="0" distB="0" distL="0" distR="0" wp14:anchorId="67A2939B" wp14:editId="4B716E28">
+            <wp:extent cx="2590800" cy="1938839"/>
+            <wp:effectExtent l="0" t="0" r="0" b="4445"/>
+            <wp:docPr id="34" name="Imagen 34"/>
             <wp:cNvGraphicFramePr>
               <a:graphicFrameLocks xmlns:a="http://schemas.openxmlformats.org/drawingml/2006/main" noChangeAspect="1"/>
             </wp:cNvGraphicFramePr>
@@ -8338,7 +10108,7 @@
                   <pic:spPr>
                     <a:xfrm>
                       <a:off x="0" y="0"/>
-                      <a:ext cx="2401322" cy="1933695"/>
+                      <a:ext cx="2602366" cy="1947495"/>
                     </a:xfrm>
                     <a:prstGeom prst="rect">
                       <a:avLst/>
@@ -8350,38 +10120,15 @@
           </wp:inline>
         </w:drawing>
       </w:r>
-    </w:p>
-    <w:p>
-      <w:r>
-        <w:t xml:space="preserve">Como puede verse en la escala lineal, a medida que crece el corpus, se incrementa el </w:t>
-      </w:r>
-      <w:r>
-        <w:t>número</w:t>
-      </w:r>
-      <w:r>
-        <w:t xml:space="preserve"> de términos al principio, pero luego se hace </w:t>
-      </w:r>
-      <w:r>
-        <w:t>más</w:t>
-      </w:r>
-      <w:r>
-        <w:t xml:space="preserve"> lento. Esto nos indica a la velocidad que crece el vocabulario, donde la aparición de términos nuevos se vuelve logarítmico en cierto punto, hasta llegar a un punto casi asintótico. </w:t>
-      </w:r>
-    </w:p>
-    <w:p/>
-    <w:p>
-      <w:pPr>
-        <w:jc w:val="center"/>
-      </w:pPr>
       <w:r>
         <w:rPr>
           <w:noProof/>
         </w:rPr>
         <w:drawing>
-          <wp:inline distT="0" distB="0" distL="0" distR="0" wp14:anchorId="5C2C0DA1" wp14:editId="3A40AD03">
-            <wp:extent cx="2749229" cy="2057400"/>
-            <wp:effectExtent l="0" t="0" r="0" b="0"/>
-            <wp:docPr id="36" name="Imagen 36"/>
+          <wp:inline distT="0" distB="0" distL="0" distR="0" wp14:anchorId="4F6BD24C" wp14:editId="51D27E96">
+            <wp:extent cx="2381250" cy="1917532"/>
+            <wp:effectExtent l="0" t="0" r="0" b="6985"/>
+            <wp:docPr id="35" name="Imagen 35"/>
             <wp:cNvGraphicFramePr>
               <a:graphicFrameLocks xmlns:a="http://schemas.openxmlformats.org/drawingml/2006/main" noChangeAspect="1"/>
             </wp:cNvGraphicFramePr>
@@ -8401,6 +10148,69 @@
                   <pic:spPr>
                     <a:xfrm>
                       <a:off x="0" y="0"/>
+                      <a:ext cx="2401322" cy="1933695"/>
+                    </a:xfrm>
+                    <a:prstGeom prst="rect">
+                      <a:avLst/>
+                    </a:prstGeom>
+                  </pic:spPr>
+                </pic:pic>
+              </a:graphicData>
+            </a:graphic>
+          </wp:inline>
+        </w:drawing>
+      </w:r>
+    </w:p>
+    <w:p>
+      <w:r>
+        <w:t xml:space="preserve">Como puede verse en la escala lineal, a medida que crece el corpus, se incrementa el </w:t>
+      </w:r>
+      <w:r>
+        <w:t>número</w:t>
+      </w:r>
+      <w:r>
+        <w:t xml:space="preserve"> de términos al principio, pero luego se hace </w:t>
+      </w:r>
+      <w:r>
+        <w:t>más</w:t>
+      </w:r>
+      <w:r>
+        <w:t xml:space="preserve"> lento. Esto nos indica a la velocidad que crece el vocabulario, donde la aparición de términos nuevos se vuelve logarítmico en cierto punto, hasta llegar a un punto casi asintótico. </w:t>
+      </w:r>
+    </w:p>
+    <w:p/>
+    <w:p>
+      <w:pPr>
+        <w:jc w:val="center"/>
+      </w:pPr>
+      <w:r>
+        <w:rPr>
+          <w:noProof/>
+        </w:rPr>
+        <w:drawing>
+          <wp:inline distT="0" distB="0" distL="0" distR="0" wp14:anchorId="5C2C0DA1" wp14:editId="3A40AD03">
+            <wp:extent cx="2749229" cy="2057400"/>
+            <wp:effectExtent l="0" t="0" r="0" b="0"/>
+            <wp:docPr id="36" name="Imagen 36"/>
+            <wp:cNvGraphicFramePr>
+              <a:graphicFrameLocks xmlns:a="http://schemas.openxmlformats.org/drawingml/2006/main" noChangeAspect="1"/>
+            </wp:cNvGraphicFramePr>
+            <a:graphic xmlns:a="http://schemas.openxmlformats.org/drawingml/2006/main">
+              <a:graphicData uri="http://schemas.openxmlformats.org/drawingml/2006/picture">
+                <pic:pic xmlns:pic="http://schemas.openxmlformats.org/drawingml/2006/picture">
+                  <pic:nvPicPr>
+                    <pic:cNvPr id="1" name=""/>
+                    <pic:cNvPicPr/>
+                  </pic:nvPicPr>
+                  <pic:blipFill>
+                    <a:blip r:embed="rId39"/>
+                    <a:stretch>
+                      <a:fillRect/>
+                    </a:stretch>
+                  </pic:blipFill>
+                  <pic:spPr>
+                    <a:xfrm>
+                      <a:off x="0" y="0"/>
                       <a:ext cx="2752547" cy="2059883"/>
                     </a:xfrm>
                     <a:prstGeom prst="rect">
@@ -8505,7 +10315,15 @@
         </w:rPr>
       </w:pPr>
       <w:r>
-        <w:t xml:space="preserve">[1] Ricardo Baeza-Yates and Berthier Ribeiro-Neto. </w:t>
+        <w:t xml:space="preserve">[1] Ricardo Baeza-Yates and </w:t>
+      </w:r>
+      <w:proofErr w:type="spellStart"/>
+      <w:r>
+        <w:t>Berthier</w:t>
+      </w:r>
+      <w:proofErr w:type="spellEnd"/>
+      <w:r>
+        <w:t xml:space="preserve"> Ribeiro-Neto. </w:t>
       </w:r>
       <w:r>
         <w:rPr>
@@ -8534,48 +10352,174 @@
         <w:rPr>
           <w:lang w:val="en-US"/>
         </w:rPr>
-        <w:t>[2] Gregory Grefenstette and Pasi Tapanainen. What is a word, what is a sentence? problems of tokenization. In Rank Xerox Research Centre, pages 79–87, 1994.</w:t>
-      </w:r>
-    </w:p>
-    <w:p>
-      <w:pPr>
-        <w:jc w:val="both"/>
+        <w:t xml:space="preserve">[2] Gregory </w:t>
+      </w:r>
+      <w:proofErr w:type="spellStart"/>
+      <w:r>
         <w:rPr>
           <w:lang w:val="en-US"/>
         </w:rPr>
-      </w:pPr>
-    </w:p>
-    <w:p>
-      <w:pPr>
-        <w:jc w:val="both"/>
+        <w:t>Grefenstette</w:t>
+      </w:r>
+      <w:proofErr w:type="spellEnd"/>
+      <w:r>
         <w:rPr>
           <w:lang w:val="en-US"/>
         </w:rPr>
-      </w:pPr>
+        <w:t xml:space="preserve"> and </w:t>
+      </w:r>
+      <w:proofErr w:type="spellStart"/>
       <w:r>
         <w:rPr>
           <w:lang w:val="en-US"/>
         </w:rPr>
-        <w:t>[3] Le Quan Ha, Darryl Stewart, Philip Hanna, and F Smith. Zipf and type-token rules for the english, spanish, irish and latin languages. Web Journal of Formal, Computational and Cognitive Linguistics, 1 (8):1–12, 1 2006.</w:t>
-      </w:r>
-    </w:p>
-    <w:p>
-      <w:pPr>
-        <w:jc w:val="both"/>
+        <w:t>Pasi</w:t>
+      </w:r>
+      <w:proofErr w:type="spellEnd"/>
+      <w:r>
         <w:rPr>
           <w:lang w:val="en-US"/>
         </w:rPr>
-      </w:pPr>
-    </w:p>
-    <w:p>
-      <w:pPr>
-        <w:jc w:val="both"/>
-      </w:pPr>
+        <w:t xml:space="preserve"> </w:t>
+      </w:r>
+      <w:proofErr w:type="spellStart"/>
       <w:r>
         <w:rPr>
           <w:lang w:val="en-US"/>
         </w:rPr>
-        <w:t xml:space="preserve">[4] Christopher D. Manning, Prabhakar Raghavan, and Hinrich Sch ̈utze. Introduction to Information Retrieval. Cambridge University Press, New York, NY, USA, 2008. </w:t>
+        <w:t>Tapanainen</w:t>
+      </w:r>
+      <w:proofErr w:type="spellEnd"/>
+      <w:r>
+        <w:rPr>
+          <w:lang w:val="en-US"/>
+        </w:rPr>
+        <w:t>. What is a word, what is a sentence? problems of tokenization. In Rank Xerox Research Centre, pages 79–87, 1994.</w:t>
+      </w:r>
+    </w:p>
+    <w:p>
+      <w:pPr>
+        <w:jc w:val="both"/>
+        <w:rPr>
+          <w:lang w:val="en-US"/>
+        </w:rPr>
+      </w:pPr>
+    </w:p>
+    <w:p>
+      <w:pPr>
+        <w:jc w:val="both"/>
+        <w:rPr>
+          <w:lang w:val="en-US"/>
+        </w:rPr>
+      </w:pPr>
+      <w:r>
+        <w:rPr>
+          <w:lang w:val="en-US"/>
+        </w:rPr>
+        <w:t xml:space="preserve">[3] Le Quan Ha, Darryl Stewart, Philip Hanna, and F Smith. </w:t>
+      </w:r>
+      <w:proofErr w:type="spellStart"/>
+      <w:r>
+        <w:rPr>
+          <w:lang w:val="en-US"/>
+        </w:rPr>
+        <w:t>Zipf</w:t>
+      </w:r>
+      <w:proofErr w:type="spellEnd"/>
+      <w:r>
+        <w:rPr>
+          <w:lang w:val="en-US"/>
+        </w:rPr>
+        <w:t xml:space="preserve"> and type-token rules for the </w:t>
+      </w:r>
+      <w:proofErr w:type="spellStart"/>
+      <w:r>
+        <w:rPr>
+          <w:lang w:val="en-US"/>
+        </w:rPr>
+        <w:t>english</w:t>
+      </w:r>
+      <w:proofErr w:type="spellEnd"/>
+      <w:r>
+        <w:rPr>
+          <w:lang w:val="en-US"/>
+        </w:rPr>
+        <w:t xml:space="preserve">, </w:t>
+      </w:r>
+      <w:proofErr w:type="spellStart"/>
+      <w:r>
+        <w:rPr>
+          <w:lang w:val="en-US"/>
+        </w:rPr>
+        <w:t>spanish</w:t>
+      </w:r>
+      <w:proofErr w:type="spellEnd"/>
+      <w:r>
+        <w:rPr>
+          <w:lang w:val="en-US"/>
+        </w:rPr>
+        <w:t xml:space="preserve">, </w:t>
+      </w:r>
+      <w:proofErr w:type="spellStart"/>
+      <w:r>
+        <w:rPr>
+          <w:lang w:val="en-US"/>
+        </w:rPr>
+        <w:t>irish</w:t>
+      </w:r>
+      <w:proofErr w:type="spellEnd"/>
+      <w:r>
+        <w:rPr>
+          <w:lang w:val="en-US"/>
+        </w:rPr>
+        <w:t xml:space="preserve"> and </w:t>
+      </w:r>
+      <w:proofErr w:type="spellStart"/>
+      <w:r>
+        <w:rPr>
+          <w:lang w:val="en-US"/>
+        </w:rPr>
+        <w:t>latin</w:t>
+      </w:r>
+      <w:proofErr w:type="spellEnd"/>
+      <w:r>
+        <w:rPr>
+          <w:lang w:val="en-US"/>
+        </w:rPr>
+        <w:t xml:space="preserve"> languages. Web Journal of Formal, Computational and Cognitive Linguistics, 1 (8):1–12, 1 2006.</w:t>
+      </w:r>
+    </w:p>
+    <w:p>
+      <w:pPr>
+        <w:jc w:val="both"/>
+        <w:rPr>
+          <w:lang w:val="en-US"/>
+        </w:rPr>
+      </w:pPr>
+    </w:p>
+    <w:p>
+      <w:pPr>
+        <w:jc w:val="both"/>
+      </w:pPr>
+      <w:r>
+        <w:rPr>
+          <w:lang w:val="en-US"/>
+        </w:rPr>
+        <w:t>[4] Christopher D. Manning, Prabhakar Raghavan, and Hinrich Sch ̈</w:t>
+      </w:r>
+      <w:proofErr w:type="spellStart"/>
+      <w:r>
+        <w:rPr>
+          <w:lang w:val="en-US"/>
+        </w:rPr>
+        <w:t>utze</w:t>
+      </w:r>
+      <w:proofErr w:type="spellEnd"/>
+      <w:r>
+        <w:rPr>
+          <w:lang w:val="en-US"/>
+        </w:rPr>
+        <w:t xml:space="preserve">. Introduction to Information Retrieval. Cambridge University Press, New York, NY, USA, 2008. </w:t>
       </w:r>
       <w:r>
         <w:t xml:space="preserve">Cap.6. </w:t>
@@ -8594,39 +10538,74 @@
         </w:rPr>
       </w:pPr>
       <w:r>
-        <w:t xml:space="preserve">[5] Gabriel Tolosa, Fernando Bordignon. Introducción a la Recuperación de Información. Conceptos, modelos y algoritmos básicos. Laboratorio de Redes de Datos. </w:t>
-      </w:r>
+        <w:t xml:space="preserve">[5] Gabriel Tolosa, Fernando </w:t>
+      </w:r>
+      <w:proofErr w:type="spellStart"/>
+      <w:r>
+        <w:t>Bordignon</w:t>
+      </w:r>
+      <w:proofErr w:type="spellEnd"/>
+      <w:r>
+        <w:t xml:space="preserve">. Introducción a la Recuperación de Información. Conceptos, modelos y algoritmos básicos. Laboratorio de Redes de Datos. </w:t>
+      </w:r>
+      <w:proofErr w:type="spellStart"/>
       <w:r>
         <w:rPr>
           <w:lang w:val="en-US"/>
         </w:rPr>
-        <w:t>UNLu, 2005. Cap. 3.</w:t>
-      </w:r>
-    </w:p>
-    <w:p>
-      <w:pPr>
-        <w:jc w:val="both"/>
+        <w:t>UNLu</w:t>
+      </w:r>
+      <w:proofErr w:type="spellEnd"/>
+      <w:r>
         <w:rPr>
           <w:lang w:val="en-US"/>
         </w:rPr>
-      </w:pPr>
-    </w:p>
-    <w:p>
-      <w:pPr>
-        <w:jc w:val="both"/>
-      </w:pPr>
-      <w:r>
+        <w:t>, 2005. Cap. 3.</w:t>
+      </w:r>
+    </w:p>
+    <w:p>
+      <w:pPr>
+        <w:jc w:val="both"/>
         <w:rPr>
           <w:lang w:val="en-US"/>
         </w:rPr>
-        <w:t xml:space="preserve">[6] Daniel Jurafsky &amp; James H. Martin. Speech and Language Processing. </w:t>
-      </w:r>
-      <w:r>
-        <w:t>January 6, 2026. Cap. 2.</w:t>
+      </w:pPr>
+    </w:p>
+    <w:p>
+      <w:pPr>
+        <w:jc w:val="both"/>
+      </w:pPr>
+      <w:r>
+        <w:rPr>
+          <w:lang w:val="en-US"/>
+        </w:rPr>
+        <w:t xml:space="preserve">[6] Daniel </w:t>
+      </w:r>
+      <w:proofErr w:type="spellStart"/>
+      <w:r>
+        <w:rPr>
+          <w:lang w:val="en-US"/>
+        </w:rPr>
+        <w:t>Jurafsky</w:t>
+      </w:r>
+      <w:proofErr w:type="spellEnd"/>
+      <w:r>
+        <w:rPr>
+          <w:lang w:val="en-US"/>
+        </w:rPr>
+        <w:t xml:space="preserve"> &amp; James H. Martin. Speech and Language Processing. </w:t>
+      </w:r>
+      <w:proofErr w:type="spellStart"/>
+      <w:r>
+        <w:t>January</w:t>
+      </w:r>
+      <w:proofErr w:type="spellEnd"/>
+      <w:r>
+        <w:t xml:space="preserve"> 6, 2026. Cap. 2.</w:t>
       </w:r>
     </w:p>
     <w:sectPr>
-      <w:headerReference w:type="default" r:id="rId39"/>
+      <w:headerReference w:type="default" r:id="rId40"/>
       <w:pgSz w:w="11906" w:h="16838"/>
       <w:pgMar w:top="1133" w:right="1133" w:bottom="1133" w:left="1133" w:header="850" w:footer="850" w:gutter="0"/>
       <w:pgNumType w:start="1"/>
@@ -9134,7 +11113,7 @@
   <w:abstractNum w:abstractNumId="3" w15:restartNumberingAfterBreak="0">
     <w:nsid w:val="1DE16E2F"/>
     <w:multiLevelType w:val="hybridMultilevel"/>
-    <w:tmpl w:val="D9B244E4"/>
+    <w:tmpl w:val="228841AE"/>
     <w:lvl w:ilvl="0" w:tplc="2C0A0001">
       <w:start w:val="1"/>
       <w:numFmt w:val="bullet"/>
@@ -11254,7 +13233,7 @@
   <w:style w:type="paragraph" w:default="1" w:styleId="Normal">
     <w:name w:val="Normal"/>
     <w:qFormat/>
-    <w:rsid w:val="00347C4B"/>
+    <w:rsid w:val="00BE7A62"/>
   </w:style>
   <w:style w:type="paragraph" w:styleId="Ttulo1">
     <w:name w:val="heading 1"/>
